--- a/LLDD/word/LLDD-Database.docx
+++ b/LLDD/word/LLDD-Database.docx
@@ -300,7 +300,7 @@
         <w:keepLines/>
       </w:pPr>
       <w:r>
-        <w:t>ตัดขั้นบัญชี 04/05 ตาม SDD v7.5; workflow ใช้ section 06/08/01/02/03</w:t>
+        <w:t>ตัดขั้นบัญชี 04/05 (SDD v7.5 — รวมเข้าการออกแบบแล้ว ไฟล์ต้นฉบับถูกลบจาก repo 2026-08-06); workflow ใช้ section 06/08/01/02/03; SDD ที่ยึดเป็นหลักคือ SDD GI 24/02/2026</w:t>
       </w:r>
     </w:p>
     <w:p>
@@ -2599,7 +2599,7 @@
                 <w:b w:val="0"/>
                 <w:sz w:val="18"/>
               </w:rPr>
-              <w:t>new stores and compensate percent</w:t>
+              <w:t>new stores, compensate percent and amount</w:t>
             </w:r>
           </w:p>
         </w:tc>
@@ -2929,7 +2929,7 @@
                 <w:b w:val="0"/>
                 <w:sz w:val="18"/>
               </w:rPr>
-              <w:t>approval/action history</w:t>
+              <w:t>approval/action history (decision code, result category, attachments)</w:t>
             </w:r>
           </w:p>
         </w:tc>
@@ -3039,7 +3039,7 @@
                 <w:b w:val="0"/>
                 <w:sz w:val="18"/>
               </w:rPr>
-              <w:t>attachment metadata and storage pointer</w:t>
+              <w:t>attachment metadata; file storage uses existing SBP S3 service</w:t>
             </w:r>
           </w:p>
         </w:tc>
@@ -3196,7 +3196,7 @@
                 <w:b w:val="0"/>
                 <w:sz w:val="18"/>
               </w:rPr>
-              <w:t>workflow_instances</w:t>
+              <w:t>document_cost_details</w:t>
             </w:r>
           </w:p>
         </w:tc>
@@ -3217,7 +3217,7 @@
                 <w:b w:val="0"/>
                 <w:sz w:val="18"/>
               </w:rPr>
-              <w:t>instance_id</w:t>
+              <w:t>id</w:t>
             </w:r>
           </w:p>
         </w:tc>
@@ -3238,7 +3238,7 @@
                 <w:b w:val="0"/>
                 <w:sz w:val="18"/>
               </w:rPr>
-              <w:t>doc_no</w:t>
+              <w:t>doc_no, new_store_code</w:t>
             </w:r>
           </w:p>
         </w:tc>
@@ -3259,7 +3259,7 @@
                 <w:b w:val="0"/>
                 <w:sz w:val="18"/>
               </w:rPr>
-              <w:t>internal workflow instance</w:t>
+              <w:t>monthly cost detail per new store (ImpactCostDetail)</w:t>
             </w:r>
           </w:p>
         </w:tc>
@@ -3306,7 +3306,7 @@
                 <w:b w:val="0"/>
                 <w:sz w:val="18"/>
               </w:rPr>
-              <w:t>workflow_tasks</w:t>
+              <w:t>document_running_numbers</w:t>
             </w:r>
           </w:p>
         </w:tc>
@@ -3327,7 +3327,7 @@
                 <w:b w:val="0"/>
                 <w:sz w:val="18"/>
               </w:rPr>
-              <w:t>task_id</w:t>
+              <w:t>year</w:t>
             </w:r>
           </w:p>
         </w:tc>
@@ -3348,7 +3348,7 @@
                 <w:b w:val="0"/>
                 <w:sz w:val="18"/>
               </w:rPr>
-              <w:t>instance_id, section_code, assignee_employee_id</w:t>
+              <w:t>-</w:t>
             </w:r>
           </w:p>
         </w:tc>
@@ -3369,7 +3369,7 @@
                 <w:b w:val="0"/>
                 <w:sz w:val="18"/>
               </w:rPr>
-              <w:t>current/past tasks</w:t>
+              <w:t>atomic YYYY/xxxxx running number</w:t>
             </w:r>
           </w:p>
         </w:tc>
@@ -3416,7 +3416,7 @@
                 <w:b w:val="0"/>
                 <w:sz w:val="18"/>
               </w:rPr>
-              <w:t>stores</w:t>
+              <w:t>impacted_stores</w:t>
             </w:r>
           </w:p>
         </w:tc>
@@ -3458,7 +3458,7 @@
                 <w:b w:val="0"/>
                 <w:sz w:val="18"/>
               </w:rPr>
-              <w:t>-</w:t>
+              <w:t>store.store_code (SBP)</w:t>
             </w:r>
           </w:p>
         </w:tc>
@@ -3479,7 +3479,7 @@
                 <w:b w:val="0"/>
                 <w:sz w:val="18"/>
               </w:rPr>
-              <w:t>all 7-Eleven stores</w:t>
+              <w:t>SP impacted store subset</w:t>
             </w:r>
           </w:p>
         </w:tc>
@@ -3526,7 +3526,7 @@
                 <w:b w:val="0"/>
                 <w:sz w:val="18"/>
               </w:rPr>
-              <w:t>impacted_stores</w:t>
+              <w:t>decisions</w:t>
             </w:r>
           </w:p>
         </w:tc>
@@ -3547,7 +3547,7 @@
                 <w:b w:val="0"/>
                 <w:sz w:val="18"/>
               </w:rPr>
-              <w:t>store_code</w:t>
+              <w:t>decision_code</w:t>
             </w:r>
           </w:p>
         </w:tc>
@@ -3568,7 +3568,7 @@
                 <w:b w:val="0"/>
                 <w:sz w:val="18"/>
               </w:rPr>
-              <w:t>stores.store_code</w:t>
+              <w:t>-</w:t>
             </w:r>
           </w:p>
         </w:tc>
@@ -3589,7 +3589,7 @@
                 <w:b w:val="0"/>
                 <w:sz w:val="18"/>
               </w:rPr>
-              <w:t>SP impacted store subset</w:t>
+              <w:t>decision master (button/flow/result names)</w:t>
             </w:r>
           </w:p>
         </w:tc>
@@ -3636,7 +3636,7 @@
                 <w:b w:val="0"/>
                 <w:sz w:val="18"/>
               </w:rPr>
-              <w:t>workflow_sections</w:t>
+              <w:t>external_factors</w:t>
             </w:r>
           </w:p>
         </w:tc>
@@ -3657,7 +3657,7 @@
                 <w:b w:val="0"/>
                 <w:sz w:val="18"/>
               </w:rPr>
-              <w:t>section_code</w:t>
+              <w:t>factor_code</w:t>
             </w:r>
           </w:p>
         </w:tc>
@@ -3699,7 +3699,7 @@
                 <w:b w:val="0"/>
                 <w:sz w:val="18"/>
               </w:rPr>
-              <w:t>workflow sections 06/08/01/02/03</w:t>
+              <w:t>external factor master</w:t>
             </w:r>
           </w:p>
         </w:tc>
@@ -3746,7 +3746,7 @@
                 <w:b w:val="0"/>
                 <w:sz w:val="18"/>
               </w:rPr>
-              <w:t>document_statuses</w:t>
+              <w:t>competitors</w:t>
             </w:r>
           </w:p>
         </w:tc>
@@ -3767,7 +3767,7 @@
                 <w:b w:val="0"/>
                 <w:sz w:val="18"/>
               </w:rPr>
-              <w:t>status_code</w:t>
+              <w:t>competitor_code</w:t>
             </w:r>
           </w:p>
         </w:tc>
@@ -3809,7 +3809,7 @@
                 <w:b w:val="0"/>
                 <w:sz w:val="18"/>
               </w:rPr>
-              <w:t>document status dictionary</w:t>
+              <w:t>competitor master</w:t>
             </w:r>
           </w:p>
         </w:tc>
@@ -3856,7 +3856,7 @@
                 <w:b w:val="0"/>
                 <w:sz w:val="18"/>
               </w:rPr>
-              <w:t>roles</w:t>
+              <w:t>audit_logs</w:t>
             </w:r>
           </w:p>
         </w:tc>
@@ -3877,7 +3877,7 @@
                 <w:b w:val="0"/>
                 <w:sz w:val="18"/>
               </w:rPr>
-              <w:t>role_code</w:t>
+              <w:t>id</w:t>
             </w:r>
           </w:p>
         </w:tc>
@@ -3898,7 +3898,7 @@
                 <w:b w:val="0"/>
                 <w:sz w:val="18"/>
               </w:rPr>
-              <w:t>-</w:t>
+              <w:t>table_name + ref_key</w:t>
             </w:r>
           </w:p>
         </w:tc>
@@ -3919,7 +3919,7 @@
                 <w:b w:val="0"/>
                 <w:sz w:val="18"/>
               </w:rPr>
-              <w:t>RBAC roles 00-10</w:t>
+              <w:t>master/config/email audit</w:t>
             </w:r>
           </w:p>
         </w:tc>
@@ -3966,7 +3966,7 @@
                 <w:b w:val="0"/>
                 <w:sz w:val="18"/>
               </w:rPr>
-              <w:t>menus</w:t>
+              <w:t>status_email_rules</w:t>
             </w:r>
           </w:p>
         </w:tc>
@@ -3987,7 +3987,7 @@
                 <w:b w:val="0"/>
                 <w:sz w:val="18"/>
               </w:rPr>
-              <w:t>menu_code</w:t>
+              <w:t>status_code</w:t>
             </w:r>
           </w:p>
         </w:tc>
@@ -4008,7 +4008,7 @@
                 <w:b w:val="0"/>
                 <w:sz w:val="18"/>
               </w:rPr>
-              <w:t>-</w:t>
+              <w:t>workflow state (SBP)</w:t>
             </w:r>
           </w:p>
         </w:tc>
@@ -4029,7 +4029,7 @@
                 <w:b w:val="0"/>
                 <w:sz w:val="18"/>
               </w:rPr>
-              <w:t>menu registry</w:t>
+              <w:t>notification recipients</w:t>
             </w:r>
           </w:p>
         </w:tc>
@@ -4076,7 +4076,7 @@
                 <w:b w:val="0"/>
                 <w:sz w:val="18"/>
               </w:rPr>
-              <w:t>menu_permissions</w:t>
+              <w:t>job_configs</w:t>
             </w:r>
           </w:p>
         </w:tc>
@@ -4097,7 +4097,7 @@
                 <w:b w:val="0"/>
                 <w:sz w:val="18"/>
               </w:rPr>
-              <w:t>role_code + menu_code</w:t>
+              <w:t>job_no</w:t>
             </w:r>
           </w:p>
         </w:tc>
@@ -4118,7 +4118,7 @@
                 <w:b w:val="0"/>
                 <w:sz w:val="18"/>
               </w:rPr>
-              <w:t>roles, menus</w:t>
+              <w:t>-</w:t>
             </w:r>
           </w:p>
         </w:tc>
@@ -4139,7 +4139,7 @@
                 <w:b w:val="0"/>
                 <w:sz w:val="18"/>
               </w:rPr>
-              <w:t>RBAC matrix</w:t>
+              <w:t>schema reference for batch schedule/config; not FE Database tab scope</w:t>
             </w:r>
           </w:p>
         </w:tc>
@@ -4186,7 +4186,7 @@
                 <w:b w:val="0"/>
                 <w:sz w:val="18"/>
               </w:rPr>
-              <w:t>operator_assignments</w:t>
+              <w:t>job_run_histories</w:t>
             </w:r>
           </w:p>
         </w:tc>
@@ -4207,7 +4207,7 @@
                 <w:b w:val="0"/>
                 <w:sz w:val="18"/>
               </w:rPr>
-              <w:t>id</w:t>
+              <w:t>run_id</w:t>
             </w:r>
           </w:p>
         </w:tc>
@@ -4228,7 +4228,7 @@
                 <w:b w:val="0"/>
                 <w:sz w:val="18"/>
               </w:rPr>
-              <w:t>section_code, employee_id</w:t>
+              <w:t>job_no</w:t>
             </w:r>
           </w:p>
         </w:tc>
@@ -4249,7 +4249,7 @@
                 <w:b w:val="0"/>
                 <w:sz w:val="18"/>
               </w:rPr>
-              <w:t>operator by section/zone</w:t>
+              <w:t>job execution history</w:t>
             </w:r>
           </w:p>
         </w:tc>
@@ -4275,7 +4275,7 @@
                 <w:b w:val="0"/>
                 <w:sz w:val="18"/>
               </w:rPr>
-              <w:t>C</w:t>
+              <w:t>-</w:t>
             </w:r>
           </w:p>
         </w:tc>
@@ -4296,7 +4296,7 @@
                 <w:b w:val="0"/>
                 <w:sz w:val="18"/>
               </w:rPr>
-              <w:t>employees</w:t>
+              <w:t>USE EXISTING SBP TABLES</w:t>
             </w:r>
           </w:p>
         </w:tc>
@@ -4317,7 +4317,7 @@
                 <w:b w:val="0"/>
                 <w:sz w:val="18"/>
               </w:rPr>
-              <w:t>employee_id</w:t>
+              <w:t>-</w:t>
             </w:r>
           </w:p>
         </w:tc>
@@ -4359,997 +4359,7 @@
                 <w:b w:val="0"/>
                 <w:sz w:val="18"/>
               </w:rPr>
-              <w:t>HR employee master</w:t>
-            </w:r>
-          </w:p>
-        </w:tc>
-      </w:tr>
-      <w:tr>
-        <w:trPr>
-          <w:cantSplit/>
-        </w:trPr>
-        <w:tc>
-          <w:tcPr>
-            <w:tcW w:type="dxa" w:w="2016"/>
-            <w:vAlign w:val="center"/>
-          </w:tcPr>
-          <w:p>
-            <w:pPr>
-              <w:keepLines/>
-              <w:spacing w:after="0"/>
-            </w:pPr>
-            <w:r/>
-            <w:r>
-              <w:rPr>
-                <w:rFonts w:ascii="Arial" w:hAnsi="Arial" w:eastAsia="Arial"/>
-                <w:b w:val="0"/>
-                <w:sz w:val="18"/>
-              </w:rPr>
-              <w:t>C</w:t>
-            </w:r>
-          </w:p>
-        </w:tc>
-        <w:tc>
-          <w:tcPr>
-            <w:tcW w:type="dxa" w:w="2016"/>
-            <w:vAlign w:val="center"/>
-          </w:tcPr>
-          <w:p>
-            <w:pPr>
-              <w:keepLines/>
-              <w:spacing w:after="0"/>
-            </w:pPr>
-            <w:r/>
-            <w:r>
-              <w:rPr>
-                <w:rFonts w:ascii="Arial" w:hAnsi="Arial" w:eastAsia="Arial"/>
-                <w:b w:val="0"/>
-                <w:sz w:val="18"/>
-              </w:rPr>
-              <w:t>external_factors</w:t>
-            </w:r>
-          </w:p>
-        </w:tc>
-        <w:tc>
-          <w:tcPr>
-            <w:tcW w:type="dxa" w:w="2016"/>
-            <w:vAlign w:val="center"/>
-          </w:tcPr>
-          <w:p>
-            <w:pPr>
-              <w:keepLines/>
-              <w:spacing w:after="0"/>
-            </w:pPr>
-            <w:r/>
-            <w:r>
-              <w:rPr>
-                <w:rFonts w:ascii="Arial" w:hAnsi="Arial" w:eastAsia="Arial"/>
-                <w:b w:val="0"/>
-                <w:sz w:val="18"/>
-              </w:rPr>
-              <w:t>factor_code</w:t>
-            </w:r>
-          </w:p>
-        </w:tc>
-        <w:tc>
-          <w:tcPr>
-            <w:tcW w:type="dxa" w:w="2016"/>
-            <w:vAlign w:val="center"/>
-          </w:tcPr>
-          <w:p>
-            <w:pPr>
-              <w:keepLines/>
-              <w:spacing w:after="0"/>
-            </w:pPr>
-            <w:r/>
-            <w:r>
-              <w:rPr>
-                <w:rFonts w:ascii="Arial" w:hAnsi="Arial" w:eastAsia="Arial"/>
-                <w:b w:val="0"/>
-                <w:sz w:val="18"/>
-              </w:rPr>
-              <w:t>-</w:t>
-            </w:r>
-          </w:p>
-        </w:tc>
-        <w:tc>
-          <w:tcPr>
-            <w:tcW w:type="dxa" w:w="2016"/>
-            <w:vAlign w:val="center"/>
-          </w:tcPr>
-          <w:p>
-            <w:pPr>
-              <w:keepLines/>
-              <w:spacing w:after="0"/>
-            </w:pPr>
-            <w:r/>
-            <w:r>
-              <w:rPr>
-                <w:rFonts w:ascii="Arial" w:hAnsi="Arial" w:eastAsia="Arial"/>
-                <w:b w:val="0"/>
-                <w:sz w:val="18"/>
-              </w:rPr>
-              <w:t>external factor master</w:t>
-            </w:r>
-          </w:p>
-        </w:tc>
-      </w:tr>
-      <w:tr>
-        <w:trPr>
-          <w:cantSplit/>
-        </w:trPr>
-        <w:tc>
-          <w:tcPr>
-            <w:tcW w:type="dxa" w:w="2016"/>
-            <w:vAlign w:val="center"/>
-          </w:tcPr>
-          <w:p>
-            <w:pPr>
-              <w:keepLines/>
-              <w:spacing w:after="0"/>
-            </w:pPr>
-            <w:r/>
-            <w:r>
-              <w:rPr>
-                <w:rFonts w:ascii="Arial" w:hAnsi="Arial" w:eastAsia="Arial"/>
-                <w:b w:val="0"/>
-                <w:sz w:val="18"/>
-              </w:rPr>
-              <w:t>C</w:t>
-            </w:r>
-          </w:p>
-        </w:tc>
-        <w:tc>
-          <w:tcPr>
-            <w:tcW w:type="dxa" w:w="2016"/>
-            <w:vAlign w:val="center"/>
-          </w:tcPr>
-          <w:p>
-            <w:pPr>
-              <w:keepLines/>
-              <w:spacing w:after="0"/>
-            </w:pPr>
-            <w:r/>
-            <w:r>
-              <w:rPr>
-                <w:rFonts w:ascii="Arial" w:hAnsi="Arial" w:eastAsia="Arial"/>
-                <w:b w:val="0"/>
-                <w:sz w:val="18"/>
-              </w:rPr>
-              <w:t>competitors</w:t>
-            </w:r>
-          </w:p>
-        </w:tc>
-        <w:tc>
-          <w:tcPr>
-            <w:tcW w:type="dxa" w:w="2016"/>
-            <w:vAlign w:val="center"/>
-          </w:tcPr>
-          <w:p>
-            <w:pPr>
-              <w:keepLines/>
-              <w:spacing w:after="0"/>
-            </w:pPr>
-            <w:r/>
-            <w:r>
-              <w:rPr>
-                <w:rFonts w:ascii="Arial" w:hAnsi="Arial" w:eastAsia="Arial"/>
-                <w:b w:val="0"/>
-                <w:sz w:val="18"/>
-              </w:rPr>
-              <w:t>competitor_code</w:t>
-            </w:r>
-          </w:p>
-        </w:tc>
-        <w:tc>
-          <w:tcPr>
-            <w:tcW w:type="dxa" w:w="2016"/>
-            <w:vAlign w:val="center"/>
-          </w:tcPr>
-          <w:p>
-            <w:pPr>
-              <w:keepLines/>
-              <w:spacing w:after="0"/>
-            </w:pPr>
-            <w:r/>
-            <w:r>
-              <w:rPr>
-                <w:rFonts w:ascii="Arial" w:hAnsi="Arial" w:eastAsia="Arial"/>
-                <w:b w:val="0"/>
-                <w:sz w:val="18"/>
-              </w:rPr>
-              <w:t>-</w:t>
-            </w:r>
-          </w:p>
-        </w:tc>
-        <w:tc>
-          <w:tcPr>
-            <w:tcW w:type="dxa" w:w="2016"/>
-            <w:vAlign w:val="center"/>
-          </w:tcPr>
-          <w:p>
-            <w:pPr>
-              <w:keepLines/>
-              <w:spacing w:after="0"/>
-            </w:pPr>
-            <w:r/>
-            <w:r>
-              <w:rPr>
-                <w:rFonts w:ascii="Arial" w:hAnsi="Arial" w:eastAsia="Arial"/>
-                <w:b w:val="0"/>
-                <w:sz w:val="18"/>
-              </w:rPr>
-              <w:t>competitor master</w:t>
-            </w:r>
-          </w:p>
-        </w:tc>
-      </w:tr>
-      <w:tr>
-        <w:trPr>
-          <w:cantSplit/>
-        </w:trPr>
-        <w:tc>
-          <w:tcPr>
-            <w:tcW w:type="dxa" w:w="2016"/>
-            <w:vAlign w:val="center"/>
-          </w:tcPr>
-          <w:p>
-            <w:pPr>
-              <w:keepLines/>
-              <w:spacing w:after="0"/>
-            </w:pPr>
-            <w:r/>
-            <w:r>
-              <w:rPr>
-                <w:rFonts w:ascii="Arial" w:hAnsi="Arial" w:eastAsia="Arial"/>
-                <w:b w:val="0"/>
-                <w:sz w:val="18"/>
-              </w:rPr>
-              <w:t>C</w:t>
-            </w:r>
-          </w:p>
-        </w:tc>
-        <w:tc>
-          <w:tcPr>
-            <w:tcW w:type="dxa" w:w="2016"/>
-            <w:vAlign w:val="center"/>
-          </w:tcPr>
-          <w:p>
-            <w:pPr>
-              <w:keepLines/>
-              <w:spacing w:after="0"/>
-            </w:pPr>
-            <w:r/>
-            <w:r>
-              <w:rPr>
-                <w:rFonts w:ascii="Arial" w:hAnsi="Arial" w:eastAsia="Arial"/>
-                <w:b w:val="0"/>
-                <w:sz w:val="18"/>
-              </w:rPr>
-              <w:t>audit_logs</w:t>
-            </w:r>
-          </w:p>
-        </w:tc>
-        <w:tc>
-          <w:tcPr>
-            <w:tcW w:type="dxa" w:w="2016"/>
-            <w:vAlign w:val="center"/>
-          </w:tcPr>
-          <w:p>
-            <w:pPr>
-              <w:keepLines/>
-              <w:spacing w:after="0"/>
-            </w:pPr>
-            <w:r/>
-            <w:r>
-              <w:rPr>
-                <w:rFonts w:ascii="Arial" w:hAnsi="Arial" w:eastAsia="Arial"/>
-                <w:b w:val="0"/>
-                <w:sz w:val="18"/>
-              </w:rPr>
-              <w:t>id</w:t>
-            </w:r>
-          </w:p>
-        </w:tc>
-        <w:tc>
-          <w:tcPr>
-            <w:tcW w:type="dxa" w:w="2016"/>
-            <w:vAlign w:val="center"/>
-          </w:tcPr>
-          <w:p>
-            <w:pPr>
-              <w:keepLines/>
-              <w:spacing w:after="0"/>
-            </w:pPr>
-            <w:r/>
-            <w:r>
-              <w:rPr>
-                <w:rFonts w:ascii="Arial" w:hAnsi="Arial" w:eastAsia="Arial"/>
-                <w:b w:val="0"/>
-                <w:sz w:val="18"/>
-              </w:rPr>
-              <w:t>table_name + ref_key</w:t>
-            </w:r>
-          </w:p>
-        </w:tc>
-        <w:tc>
-          <w:tcPr>
-            <w:tcW w:type="dxa" w:w="2016"/>
-            <w:vAlign w:val="center"/>
-          </w:tcPr>
-          <w:p>
-            <w:pPr>
-              <w:keepLines/>
-              <w:spacing w:after="0"/>
-            </w:pPr>
-            <w:r/>
-            <w:r>
-              <w:rPr>
-                <w:rFonts w:ascii="Arial" w:hAnsi="Arial" w:eastAsia="Arial"/>
-                <w:b w:val="0"/>
-                <w:sz w:val="18"/>
-              </w:rPr>
-              <w:t>master/config/email audit</w:t>
-            </w:r>
-          </w:p>
-        </w:tc>
-      </w:tr>
-      <w:tr>
-        <w:trPr>
-          <w:cantSplit/>
-        </w:trPr>
-        <w:tc>
-          <w:tcPr>
-            <w:tcW w:type="dxa" w:w="2016"/>
-            <w:vAlign w:val="center"/>
-          </w:tcPr>
-          <w:p>
-            <w:pPr>
-              <w:keepLines/>
-              <w:spacing w:after="0"/>
-            </w:pPr>
-            <w:r/>
-            <w:r>
-              <w:rPr>
-                <w:rFonts w:ascii="Arial" w:hAnsi="Arial" w:eastAsia="Arial"/>
-                <w:b w:val="0"/>
-                <w:sz w:val="18"/>
-              </w:rPr>
-              <w:t>C</w:t>
-            </w:r>
-          </w:p>
-        </w:tc>
-        <w:tc>
-          <w:tcPr>
-            <w:tcW w:type="dxa" w:w="2016"/>
-            <w:vAlign w:val="center"/>
-          </w:tcPr>
-          <w:p>
-            <w:pPr>
-              <w:keepLines/>
-              <w:spacing w:after="0"/>
-            </w:pPr>
-            <w:r/>
-            <w:r>
-              <w:rPr>
-                <w:rFonts w:ascii="Arial" w:hAnsi="Arial" w:eastAsia="Arial"/>
-                <w:b w:val="0"/>
-                <w:sz w:val="18"/>
-              </w:rPr>
-              <w:t>status_email_rules</w:t>
-            </w:r>
-          </w:p>
-        </w:tc>
-        <w:tc>
-          <w:tcPr>
-            <w:tcW w:type="dxa" w:w="2016"/>
-            <w:vAlign w:val="center"/>
-          </w:tcPr>
-          <w:p>
-            <w:pPr>
-              <w:keepLines/>
-              <w:spacing w:after="0"/>
-            </w:pPr>
-            <w:r/>
-            <w:r>
-              <w:rPr>
-                <w:rFonts w:ascii="Arial" w:hAnsi="Arial" w:eastAsia="Arial"/>
-                <w:b w:val="0"/>
-                <w:sz w:val="18"/>
-              </w:rPr>
-              <w:t>status_code</w:t>
-            </w:r>
-          </w:p>
-        </w:tc>
-        <w:tc>
-          <w:tcPr>
-            <w:tcW w:type="dxa" w:w="2016"/>
-            <w:vAlign w:val="center"/>
-          </w:tcPr>
-          <w:p>
-            <w:pPr>
-              <w:keepLines/>
-              <w:spacing w:after="0"/>
-            </w:pPr>
-            <w:r/>
-            <w:r>
-              <w:rPr>
-                <w:rFonts w:ascii="Arial" w:hAnsi="Arial" w:eastAsia="Arial"/>
-                <w:b w:val="0"/>
-                <w:sz w:val="18"/>
-              </w:rPr>
-              <w:t>workflow_sections</w:t>
-            </w:r>
-          </w:p>
-        </w:tc>
-        <w:tc>
-          <w:tcPr>
-            <w:tcW w:type="dxa" w:w="2016"/>
-            <w:vAlign w:val="center"/>
-          </w:tcPr>
-          <w:p>
-            <w:pPr>
-              <w:keepLines/>
-              <w:spacing w:after="0"/>
-            </w:pPr>
-            <w:r/>
-            <w:r>
-              <w:rPr>
-                <w:rFonts w:ascii="Arial" w:hAnsi="Arial" w:eastAsia="Arial"/>
-                <w:b w:val="0"/>
-                <w:sz w:val="18"/>
-              </w:rPr>
-              <w:t>notification recipients</w:t>
-            </w:r>
-          </w:p>
-        </w:tc>
-      </w:tr>
-      <w:tr>
-        <w:trPr>
-          <w:cantSplit/>
-        </w:trPr>
-        <w:tc>
-          <w:tcPr>
-            <w:tcW w:type="dxa" w:w="2016"/>
-            <w:vAlign w:val="center"/>
-          </w:tcPr>
-          <w:p>
-            <w:pPr>
-              <w:keepLines/>
-              <w:spacing w:after="0"/>
-            </w:pPr>
-            <w:r/>
-            <w:r>
-              <w:rPr>
-                <w:rFonts w:ascii="Arial" w:hAnsi="Arial" w:eastAsia="Arial"/>
-                <w:b w:val="0"/>
-                <w:sz w:val="18"/>
-              </w:rPr>
-              <w:t>C</w:t>
-            </w:r>
-          </w:p>
-        </w:tc>
-        <w:tc>
-          <w:tcPr>
-            <w:tcW w:type="dxa" w:w="2016"/>
-            <w:vAlign w:val="center"/>
-          </w:tcPr>
-          <w:p>
-            <w:pPr>
-              <w:keepLines/>
-              <w:spacing w:after="0"/>
-            </w:pPr>
-            <w:r/>
-            <w:r>
-              <w:rPr>
-                <w:rFonts w:ascii="Arial" w:hAnsi="Arial" w:eastAsia="Arial"/>
-                <w:b w:val="0"/>
-                <w:sz w:val="18"/>
-              </w:rPr>
-              <w:t>email_templates</w:t>
-            </w:r>
-          </w:p>
-        </w:tc>
-        <w:tc>
-          <w:tcPr>
-            <w:tcW w:type="dxa" w:w="2016"/>
-            <w:vAlign w:val="center"/>
-          </w:tcPr>
-          <w:p>
-            <w:pPr>
-              <w:keepLines/>
-              <w:spacing w:after="0"/>
-            </w:pPr>
-            <w:r/>
-            <w:r>
-              <w:rPr>
-                <w:rFonts w:ascii="Arial" w:hAnsi="Arial" w:eastAsia="Arial"/>
-                <w:b w:val="0"/>
-                <w:sz w:val="18"/>
-              </w:rPr>
-              <w:t>template_code</w:t>
-            </w:r>
-          </w:p>
-        </w:tc>
-        <w:tc>
-          <w:tcPr>
-            <w:tcW w:type="dxa" w:w="2016"/>
-            <w:vAlign w:val="center"/>
-          </w:tcPr>
-          <w:p>
-            <w:pPr>
-              <w:keepLines/>
-              <w:spacing w:after="0"/>
-            </w:pPr>
-            <w:r/>
-            <w:r>
-              <w:rPr>
-                <w:rFonts w:ascii="Arial" w:hAnsi="Arial" w:eastAsia="Arial"/>
-                <w:b w:val="0"/>
-                <w:sz w:val="18"/>
-              </w:rPr>
-              <w:t>-</w:t>
-            </w:r>
-          </w:p>
-        </w:tc>
-        <w:tc>
-          <w:tcPr>
-            <w:tcW w:type="dxa" w:w="2016"/>
-            <w:vAlign w:val="center"/>
-          </w:tcPr>
-          <w:p>
-            <w:pPr>
-              <w:keepLines/>
-              <w:spacing w:after="0"/>
-            </w:pPr>
-            <w:r/>
-            <w:r>
-              <w:rPr>
-                <w:rFonts w:ascii="Arial" w:hAnsi="Arial" w:eastAsia="Arial"/>
-                <w:b w:val="0"/>
-                <w:sz w:val="18"/>
-              </w:rPr>
-              <w:t>notification templates</w:t>
-            </w:r>
-          </w:p>
-        </w:tc>
-      </w:tr>
-      <w:tr>
-        <w:trPr>
-          <w:cantSplit/>
-        </w:trPr>
-        <w:tc>
-          <w:tcPr>
-            <w:tcW w:type="dxa" w:w="2016"/>
-            <w:vAlign w:val="center"/>
-          </w:tcPr>
-          <w:p>
-            <w:pPr>
-              <w:keepLines/>
-              <w:spacing w:after="0"/>
-            </w:pPr>
-            <w:r/>
-            <w:r>
-              <w:rPr>
-                <w:rFonts w:ascii="Arial" w:hAnsi="Arial" w:eastAsia="Arial"/>
-                <w:b w:val="0"/>
-                <w:sz w:val="18"/>
-              </w:rPr>
-              <w:t>C</w:t>
-            </w:r>
-          </w:p>
-        </w:tc>
-        <w:tc>
-          <w:tcPr>
-            <w:tcW w:type="dxa" w:w="2016"/>
-            <w:vAlign w:val="center"/>
-          </w:tcPr>
-          <w:p>
-            <w:pPr>
-              <w:keepLines/>
-              <w:spacing w:after="0"/>
-            </w:pPr>
-            <w:r/>
-            <w:r>
-              <w:rPr>
-                <w:rFonts w:ascii="Arial" w:hAnsi="Arial" w:eastAsia="Arial"/>
-                <w:b w:val="0"/>
-                <w:sz w:val="18"/>
-              </w:rPr>
-              <w:t>user_accounts</w:t>
-            </w:r>
-          </w:p>
-        </w:tc>
-        <w:tc>
-          <w:tcPr>
-            <w:tcW w:type="dxa" w:w="2016"/>
-            <w:vAlign w:val="center"/>
-          </w:tcPr>
-          <w:p>
-            <w:pPr>
-              <w:keepLines/>
-              <w:spacing w:after="0"/>
-            </w:pPr>
-            <w:r/>
-            <w:r>
-              <w:rPr>
-                <w:rFonts w:ascii="Arial" w:hAnsi="Arial" w:eastAsia="Arial"/>
-                <w:b w:val="0"/>
-                <w:sz w:val="18"/>
-              </w:rPr>
-              <w:t>employee_id</w:t>
-            </w:r>
-          </w:p>
-        </w:tc>
-        <w:tc>
-          <w:tcPr>
-            <w:tcW w:type="dxa" w:w="2016"/>
-            <w:vAlign w:val="center"/>
-          </w:tcPr>
-          <w:p>
-            <w:pPr>
-              <w:keepLines/>
-              <w:spacing w:after="0"/>
-            </w:pPr>
-            <w:r/>
-            <w:r>
-              <w:rPr>
-                <w:rFonts w:ascii="Arial" w:hAnsi="Arial" w:eastAsia="Arial"/>
-                <w:b w:val="0"/>
-                <w:sz w:val="18"/>
-              </w:rPr>
-              <w:t>role_code</w:t>
-            </w:r>
-          </w:p>
-        </w:tc>
-        <w:tc>
-          <w:tcPr>
-            <w:tcW w:type="dxa" w:w="2016"/>
-            <w:vAlign w:val="center"/>
-          </w:tcPr>
-          <w:p>
-            <w:pPr>
-              <w:keepLines/>
-              <w:spacing w:after="0"/>
-            </w:pPr>
-            <w:r/>
-            <w:r>
-              <w:rPr>
-                <w:rFonts w:ascii="Arial" w:hAnsi="Arial" w:eastAsia="Arial"/>
-                <w:b w:val="0"/>
-                <w:sz w:val="18"/>
-              </w:rPr>
-              <w:t>user account/JWT role</w:t>
-            </w:r>
-          </w:p>
-        </w:tc>
-      </w:tr>
-      <w:tr>
-        <w:trPr>
-          <w:cantSplit/>
-        </w:trPr>
-        <w:tc>
-          <w:tcPr>
-            <w:tcW w:type="dxa" w:w="2016"/>
-            <w:vAlign w:val="center"/>
-          </w:tcPr>
-          <w:p>
-            <w:pPr>
-              <w:keepLines/>
-              <w:spacing w:after="0"/>
-            </w:pPr>
-            <w:r/>
-            <w:r>
-              <w:rPr>
-                <w:rFonts w:ascii="Arial" w:hAnsi="Arial" w:eastAsia="Arial"/>
-                <w:b w:val="0"/>
-                <w:sz w:val="18"/>
-              </w:rPr>
-              <w:t>C</w:t>
-            </w:r>
-          </w:p>
-        </w:tc>
-        <w:tc>
-          <w:tcPr>
-            <w:tcW w:type="dxa" w:w="2016"/>
-            <w:vAlign w:val="center"/>
-          </w:tcPr>
-          <w:p>
-            <w:pPr>
-              <w:keepLines/>
-              <w:spacing w:after="0"/>
-            </w:pPr>
-            <w:r/>
-            <w:r>
-              <w:rPr>
-                <w:rFonts w:ascii="Arial" w:hAnsi="Arial" w:eastAsia="Arial"/>
-                <w:b w:val="0"/>
-                <w:sz w:val="18"/>
-              </w:rPr>
-              <w:t>job_configs</w:t>
-            </w:r>
-          </w:p>
-        </w:tc>
-        <w:tc>
-          <w:tcPr>
-            <w:tcW w:type="dxa" w:w="2016"/>
-            <w:vAlign w:val="center"/>
-          </w:tcPr>
-          <w:p>
-            <w:pPr>
-              <w:keepLines/>
-              <w:spacing w:after="0"/>
-            </w:pPr>
-            <w:r/>
-            <w:r>
-              <w:rPr>
-                <w:rFonts w:ascii="Arial" w:hAnsi="Arial" w:eastAsia="Arial"/>
-                <w:b w:val="0"/>
-                <w:sz w:val="18"/>
-              </w:rPr>
-              <w:t>job_no</w:t>
-            </w:r>
-          </w:p>
-        </w:tc>
-        <w:tc>
-          <w:tcPr>
-            <w:tcW w:type="dxa" w:w="2016"/>
-            <w:vAlign w:val="center"/>
-          </w:tcPr>
-          <w:p>
-            <w:pPr>
-              <w:keepLines/>
-              <w:spacing w:after="0"/>
-            </w:pPr>
-            <w:r/>
-            <w:r>
-              <w:rPr>
-                <w:rFonts w:ascii="Arial" w:hAnsi="Arial" w:eastAsia="Arial"/>
-                <w:b w:val="0"/>
-                <w:sz w:val="18"/>
-              </w:rPr>
-              <w:t>-</w:t>
-            </w:r>
-          </w:p>
-        </w:tc>
-        <w:tc>
-          <w:tcPr>
-            <w:tcW w:type="dxa" w:w="2016"/>
-            <w:vAlign w:val="center"/>
-          </w:tcPr>
-          <w:p>
-            <w:pPr>
-              <w:keepLines/>
-              <w:spacing w:after="0"/>
-            </w:pPr>
-            <w:r/>
-            <w:r>
-              <w:rPr>
-                <w:rFonts w:ascii="Arial" w:hAnsi="Arial" w:eastAsia="Arial"/>
-                <w:b w:val="0"/>
-                <w:sz w:val="18"/>
-              </w:rPr>
-              <w:t>schema reference for batch schedule/config; not FE Database tab scope</w:t>
-            </w:r>
-          </w:p>
-        </w:tc>
-      </w:tr>
-      <w:tr>
-        <w:trPr>
-          <w:cantSplit/>
-        </w:trPr>
-        <w:tc>
-          <w:tcPr>
-            <w:tcW w:type="dxa" w:w="2016"/>
-            <w:vAlign w:val="center"/>
-          </w:tcPr>
-          <w:p>
-            <w:pPr>
-              <w:keepLines/>
-              <w:spacing w:after="0"/>
-            </w:pPr>
-            <w:r/>
-            <w:r>
-              <w:rPr>
-                <w:rFonts w:ascii="Arial" w:hAnsi="Arial" w:eastAsia="Arial"/>
-                <w:b w:val="0"/>
-                <w:sz w:val="18"/>
-              </w:rPr>
-              <w:t>C</w:t>
-            </w:r>
-          </w:p>
-        </w:tc>
-        <w:tc>
-          <w:tcPr>
-            <w:tcW w:type="dxa" w:w="2016"/>
-            <w:vAlign w:val="center"/>
-          </w:tcPr>
-          <w:p>
-            <w:pPr>
-              <w:keepLines/>
-              <w:spacing w:after="0"/>
-            </w:pPr>
-            <w:r/>
-            <w:r>
-              <w:rPr>
-                <w:rFonts w:ascii="Arial" w:hAnsi="Arial" w:eastAsia="Arial"/>
-                <w:b w:val="0"/>
-                <w:sz w:val="18"/>
-              </w:rPr>
-              <w:t>job_run_histories</w:t>
-            </w:r>
-          </w:p>
-        </w:tc>
-        <w:tc>
-          <w:tcPr>
-            <w:tcW w:type="dxa" w:w="2016"/>
-            <w:vAlign w:val="center"/>
-          </w:tcPr>
-          <w:p>
-            <w:pPr>
-              <w:keepLines/>
-              <w:spacing w:after="0"/>
-            </w:pPr>
-            <w:r/>
-            <w:r>
-              <w:rPr>
-                <w:rFonts w:ascii="Arial" w:hAnsi="Arial" w:eastAsia="Arial"/>
-                <w:b w:val="0"/>
-                <w:sz w:val="18"/>
-              </w:rPr>
-              <w:t>run_id</w:t>
-            </w:r>
-          </w:p>
-        </w:tc>
-        <w:tc>
-          <w:tcPr>
-            <w:tcW w:type="dxa" w:w="2016"/>
-            <w:vAlign w:val="center"/>
-          </w:tcPr>
-          <w:p>
-            <w:pPr>
-              <w:keepLines/>
-              <w:spacing w:after="0"/>
-            </w:pPr>
-            <w:r/>
-            <w:r>
-              <w:rPr>
-                <w:rFonts w:ascii="Arial" w:hAnsi="Arial" w:eastAsia="Arial"/>
-                <w:b w:val="0"/>
-                <w:sz w:val="18"/>
-              </w:rPr>
-              <w:t>job_no</w:t>
-            </w:r>
-          </w:p>
-        </w:tc>
-        <w:tc>
-          <w:tcPr>
-            <w:tcW w:type="dxa" w:w="2016"/>
-            <w:vAlign w:val="center"/>
-          </w:tcPr>
-          <w:p>
-            <w:pPr>
-              <w:keepLines/>
-              <w:spacing w:after="0"/>
-            </w:pPr>
-            <w:r/>
-            <w:r>
-              <w:rPr>
-                <w:rFonts w:ascii="Arial" w:hAnsi="Arial" w:eastAsia="Arial"/>
-                <w:b w:val="0"/>
-                <w:sz w:val="18"/>
-              </w:rPr>
-              <w:t>job execution history</w:t>
-            </w:r>
-          </w:p>
-        </w:tc>
-      </w:tr>
-      <w:tr>
-        <w:trPr>
-          <w:cantSplit/>
-        </w:trPr>
-        <w:tc>
-          <w:tcPr>
-            <w:tcW w:type="dxa" w:w="2016"/>
-            <w:vAlign w:val="center"/>
-          </w:tcPr>
-          <w:p>
-            <w:pPr>
-              <w:keepLines/>
-              <w:spacing w:after="0"/>
-            </w:pPr>
-            <w:r/>
-            <w:r>
-              <w:rPr>
-                <w:rFonts w:ascii="Arial" w:hAnsi="Arial" w:eastAsia="Arial"/>
-                <w:b w:val="0"/>
-                <w:sz w:val="18"/>
-              </w:rPr>
-              <w:t>C</w:t>
-            </w:r>
-          </w:p>
-        </w:tc>
-        <w:tc>
-          <w:tcPr>
-            <w:tcW w:type="dxa" w:w="2016"/>
-            <w:vAlign w:val="center"/>
-          </w:tcPr>
-          <w:p>
-            <w:pPr>
-              <w:keepLines/>
-              <w:spacing w:after="0"/>
-            </w:pPr>
-            <w:r/>
-            <w:r>
-              <w:rPr>
-                <w:rFonts w:ascii="Arial" w:hAnsi="Arial" w:eastAsia="Arial"/>
-                <w:b w:val="0"/>
-                <w:sz w:val="18"/>
-              </w:rPr>
-              <w:t>system_configs</w:t>
-            </w:r>
-          </w:p>
-        </w:tc>
-        <w:tc>
-          <w:tcPr>
-            <w:tcW w:type="dxa" w:w="2016"/>
-            <w:vAlign w:val="center"/>
-          </w:tcPr>
-          <w:p>
-            <w:pPr>
-              <w:keepLines/>
-              <w:spacing w:after="0"/>
-            </w:pPr>
-            <w:r/>
-            <w:r>
-              <w:rPr>
-                <w:rFonts w:ascii="Arial" w:hAnsi="Arial" w:eastAsia="Arial"/>
-                <w:b w:val="0"/>
-                <w:sz w:val="18"/>
-              </w:rPr>
-              <w:t>config_key</w:t>
-            </w:r>
-          </w:p>
-        </w:tc>
-        <w:tc>
-          <w:tcPr>
-            <w:tcW w:type="dxa" w:w="2016"/>
-            <w:vAlign w:val="center"/>
-          </w:tcPr>
-          <w:p>
-            <w:pPr>
-              <w:keepLines/>
-              <w:spacing w:after="0"/>
-            </w:pPr>
-            <w:r/>
-            <w:r>
-              <w:rPr>
-                <w:rFonts w:ascii="Arial" w:hAnsi="Arial" w:eastAsia="Arial"/>
-                <w:b w:val="0"/>
-                <w:sz w:val="18"/>
-              </w:rPr>
-              <w:t>-</w:t>
-            </w:r>
-          </w:p>
-        </w:tc>
-        <w:tc>
-          <w:tcPr>
-            <w:tcW w:type="dxa" w:w="2016"/>
-            <w:vAlign w:val="center"/>
-          </w:tcPr>
-          <w:p>
-            <w:pPr>
-              <w:keepLines/>
-              <w:spacing w:after="0"/>
-            </w:pPr>
-            <w:r/>
-            <w:r>
-              <w:rPr>
-                <w:rFonts w:ascii="Arial" w:hAnsi="Arial" w:eastAsia="Arial"/>
-                <w:b w:val="0"/>
-                <w:sz w:val="18"/>
-              </w:rPr>
-              <w:t>global config key-value</w:t>
+              <w:t>workflow_transaction/approver/history/state/route/status (@srm/glb-workflow) · store/mas_store/sevenshop · mas_zone · common_code · business_user · email_template + email_sent · mas_param — decided 2026-08-05/2026-08-06: do NOT recreate these in SBPGI</w:t>
             </w:r>
           </w:p>
         </w:tc>
@@ -6036,19 +5046,7 @@
           <w:rFonts w:ascii="Courier New" w:hAnsi="Courier New"/>
           <w:sz w:val="16"/>
         </w:rPr>
-        <w:t>CREATE TABLE stores (</w:t>
-        <w:br/>
-        <w:t xml:space="preserve">    store_code VARCHAR(5) PRIMARY KEY,</w:t>
-        <w:br/>
-        <w:t xml:space="preserve">    store_name VARCHAR(200) NOT NULL, juristic_name VARCHAR(200), store_type VARCHAR(30),</w:t>
-        <w:br/>
-        <w:t xml:space="preserve">    region_code VARCHAR(10), zone_code VARCHAR(10), branch_type VARCHAR(10),</w:t>
-        <w:br/>
-        <w:t xml:space="preserve">    opened_date DATE, closed_date DATE, is_active BOOLEAN NOT NULL DEFAULT TRUE,</w:t>
-        <w:br/>
-        <w:t xml:space="preserve">    updated_at TIMESTAMP NOT NULL DEFAULT CURRENT_TIMESTAMP</w:t>
-        <w:br/>
-        <w:t>);</w:t>
+        <w:t>-- ❌ ไม่สร้างตาราง stores ใน SBPGI — ใช้ store / mas_store / sevenshop ของระบบ SBP เดิม (API: GET /store/search · /store/list · /store/detail)</w:t>
         <w:br/>
         <w:br/>
         <w:t>CREATE TABLE impacted_stores (</w:t>
@@ -6064,90 +5062,22 @@
         <w:t>);</w:t>
         <w:br/>
         <w:br/>
-        <w:t>CREATE TABLE workflow_sections (</w:t>
-        <w:br/>
-        <w:t xml:space="preserve">    section_code VARCHAR(2) PRIMARY KEY,</w:t>
-        <w:br/>
-        <w:t xml:space="preserve">    section_name VARCHAR(200) NOT NULL,</w:t>
-        <w:br/>
-        <w:t xml:space="preserve">    sort_order INTEGER NOT NULL UNIQUE,</w:t>
-        <w:br/>
-        <w:t xml:space="preserve">    is_active BOOLEAN NOT NULL DEFAULT TRUE</w:t>
-        <w:br/>
-        <w:t>);</w:t>
+        <w:t>-- ❌ ไม่สร้างตาราง workflow_sections ใน SBPGI — ใช้ workflow_state / workflow_route ของ @srm/glb-workflow · วงเงินอนุมัติเก็บใน common_code (SBPGI_APPROVE_LIMIT)</w:t>
         <w:br/>
         <w:br/>
-        <w:t>CREATE TABLE document_statuses (</w:t>
-        <w:br/>
-        <w:t xml:space="preserve">    status_code VARCHAR(2) PRIMARY KEY,</w:t>
-        <w:br/>
-        <w:t xml:space="preserve">    status_name VARCHAR(200) NOT NULL,</w:t>
-        <w:br/>
-        <w:t xml:space="preserve">    section_code VARCHAR(2) REFERENCES workflow_sections(section_code),</w:t>
-        <w:br/>
-        <w:t xml:space="preserve">    sort_order INTEGER NOT NULL UNIQUE,</w:t>
-        <w:br/>
-        <w:t xml:space="preserve">    terminal_flag BOOLEAN NOT NULL DEFAULT FALSE,</w:t>
-        <w:br/>
-        <w:t xml:space="preserve">    is_active BOOLEAN NOT NULL DEFAULT TRUE</w:t>
-        <w:br/>
-        <w:t>);</w:t>
+        <w:t>-- ❌ ไม่สร้างตาราง document_statuses ใน SBPGI — ใช้ workflow_status ของ @srm/glb-workflow</w:t>
         <w:br/>
         <w:br/>
-        <w:t>CREATE TABLE roles (</w:t>
-        <w:br/>
-        <w:t xml:space="preserve">    role_code VARCHAR(10) PRIMARY KEY,</w:t>
-        <w:br/>
-        <w:t xml:space="preserve">    role_name VARCHAR(200) NOT NULL, role_desc VARCHAR(500),</w:t>
-        <w:br/>
-        <w:t xml:space="preserve">    is_system BOOLEAN NOT NULL DEFAULT FALSE,</w:t>
-        <w:br/>
-        <w:t xml:space="preserve">    is_active BOOLEAN NOT NULL DEFAULT TRUE</w:t>
-        <w:br/>
-        <w:t>);</w:t>
+        <w:t>-- ❌ ไม่สร้างตาราง roles ใน SBPGI — ใช้ auth-backend/ABS groups ของระบบ SBP เดิม (ตัดสินใจ 2026-08-05)</w:t>
         <w:br/>
         <w:br/>
-        <w:t>CREATE TABLE menus (</w:t>
-        <w:br/>
-        <w:t xml:space="preserve">    menu_code VARCHAR(50) PRIMARY KEY,</w:t>
-        <w:br/>
-        <w:t xml:space="preserve">    menu_name VARCHAR(200) NOT NULL, menu_group VARCHAR(100),</w:t>
-        <w:br/>
-        <w:t xml:space="preserve">    route_path VARCHAR(255), sort_order INTEGER NOT NULL,</w:t>
-        <w:br/>
-        <w:t xml:space="preserve">    is_system BOOLEAN NOT NULL DEFAULT FALSE,</w:t>
-        <w:br/>
-        <w:t xml:space="preserve">    is_active BOOLEAN NOT NULL DEFAULT TRUE</w:t>
-        <w:br/>
-        <w:t>);</w:t>
+        <w:t>-- ❌ ไม่สร้างตาราง menus ใน SBPGI — ใช้ menus/permissions ของ auth-backend (ตัดสินใจ 2026-08-05)</w:t>
         <w:br/>
         <w:br/>
-        <w:t>CREATE TABLE menu_permissions (</w:t>
-        <w:br/>
-        <w:t xml:space="preserve">    role_code VARCHAR(10) NOT NULL REFERENCES roles(role_code),</w:t>
-        <w:br/>
-        <w:t xml:space="preserve">    menu_code VARCHAR(50) NOT NULL REFERENCES menus(menu_code),</w:t>
-        <w:br/>
-        <w:t xml:space="preserve">    can_access BOOLEAN NOT NULL DEFAULT FALSE,</w:t>
-        <w:br/>
-        <w:t xml:space="preserve">    PRIMARY KEY (role_code, menu_code)</w:t>
-        <w:br/>
-        <w:t>);</w:t>
+        <w:t>-- ❌ ไม่สร้างตาราง menu_permissions ใน SBPGI — ใช้ permissions ต่อ URL ของ auth-backend (ตัดสินใจ 2026-08-05)</w:t>
         <w:br/>
         <w:br/>
-        <w:t>CREATE TABLE employees (</w:t>
-        <w:br/>
-        <w:t xml:space="preserve">    employee_id VARCHAR(30) PRIMARY KEY,</w:t>
-        <w:br/>
-        <w:t xml:space="preserve">    emp_name VARCHAR(200) NOT NULL,</w:t>
-        <w:br/>
-        <w:t xml:space="preserve">    emp_mail VARCHAR(255), department VARCHAR(150), zone_code VARCHAR(10), dv_code VARCHAR(20),</w:t>
-        <w:br/>
-        <w:t xml:space="preserve">    is_active BOOLEAN NOT NULL DEFAULT TRUE,</w:t>
-        <w:br/>
-        <w:t xml:space="preserve">    updated_at TIMESTAMP NOT NULL DEFAULT CURRENT_TIMESTAMP</w:t>
-        <w:br/>
-        <w:t>);</w:t>
+        <w:t>-- ❌ ไม่สร้างตาราง employees ใน SBPGI — ใช้ business_user / business_user_group ของระบบ SBP เดิม</w:t>
         <w:br/>
         <w:br/>
         <w:t>ALTER TABLE impacted_stores</w:t>
@@ -6155,23 +5085,7 @@
         <w:t xml:space="preserve">    ADD CONSTRAINT fk_impacted_store_opt_dv FOREIGN KEY (opt_dv_user_id) REFERENCES employees(employee_id);</w:t>
         <w:br/>
         <w:br/>
-        <w:t>CREATE TABLE operator_assignments (</w:t>
-        <w:br/>
-        <w:t xml:space="preserve">    id BIGSERIAL PRIMARY KEY,</w:t>
-        <w:br/>
-        <w:t xml:space="preserve">    section_code VARCHAR(2) NOT NULL REFERENCES workflow_sections(section_code),</w:t>
-        <w:br/>
-        <w:t xml:space="preserve">    employee_id VARCHAR(30) NOT NULL REFERENCES employees(employee_id),</w:t>
-        <w:br/>
-        <w:t xml:space="preserve">    emp_name VARCHAR(200) NOT NULL, emp_mail VARCHAR(255), zone_code VARCHAR(10),</w:t>
-        <w:br/>
-        <w:t xml:space="preserve">    is_active BOOLEAN NOT NULL DEFAULT TRUE,</w:t>
-        <w:br/>
-        <w:t xml:space="preserve">    updated_at TIMESTAMP NOT NULL DEFAULT CURRENT_TIMESTAMP,</w:t>
-        <w:br/>
-        <w:t xml:space="preserve">    CONSTRAINT uq_operator_scope UNIQUE (section_code, employee_id, zone_code)</w:t>
-        <w:br/>
-        <w:t>);</w:t>
+        <w:t>-- ❌ ไม่สร้างตาราง operator_assignments ใน SBPGI — ใช้ group + scope ของ auth-backend + prepared approvers ของ @srm/glb-workflow (ตัดสินใจ 2026-08-05)</w:t>
         <w:br/>
         <w:br/>
         <w:t>CREATE TABLE external_factors (</w:t>
@@ -6200,23 +5114,7 @@
         <w:t>);</w:t>
         <w:br/>
         <w:br/>
-        <w:t>CREATE TABLE email_templates (</w:t>
-        <w:br/>
-        <w:t xml:space="preserve">    template_code VARCHAR(30) PRIMARY KEY,</w:t>
-        <w:br/>
-        <w:t xml:space="preserve">    name VARCHAR(200) NOT NULL, subject VARCHAR(500) NOT NULL, body TEXT NOT NULL,</w:t>
-        <w:br/>
-        <w:t xml:space="preserve">    variables JSONB NOT NULL DEFAULT '[]'::jsonb,</w:t>
-        <w:br/>
-        <w:t xml:space="preserve">    default_subject VARCHAR(500), default_body TEXT,</w:t>
-        <w:br/>
-        <w:t xml:space="preserve">    is_customized BOOLEAN NOT NULL DEFAULT FALSE,</w:t>
-        <w:br/>
-        <w:t xml:space="preserve">    is_active BOOLEAN NOT NULL DEFAULT TRUE,</w:t>
-        <w:br/>
-        <w:t xml:space="preserve">    updated_at TIMESTAMP NOT NULL DEFAULT CURRENT_TIMESTAMP</w:t>
-        <w:br/>
-        <w:t>);</w:t>
+        <w:t>-- ❌ ไม่สร้างตาราง email_templates ใน SBPGI (ตัดสินใจ 2026-08-06) — ใช้ตาราง email_template ของระบบ SBP เดิม (email_template_id · subject_format · body_format) + email_sent</w:t>
         <w:br/>
         <w:br/>
         <w:t>CREATE TABLE status_email_rules (</w:t>
@@ -6236,21 +5134,7 @@
         <w:t>);</w:t>
         <w:br/>
         <w:br/>
-        <w:t>CREATE TABLE user_accounts (</w:t>
-        <w:br/>
-        <w:t xml:space="preserve">    employee_id VARCHAR(30) PRIMARY KEY REFERENCES employees(employee_id),</w:t>
-        <w:br/>
-        <w:t xml:space="preserve">    role_code VARCHAR(10) NOT NULL REFERENCES roles(role_code),</w:t>
-        <w:br/>
-        <w:t xml:space="preserve">    section_code VARCHAR(2) REFERENCES workflow_sections(section_code),</w:t>
-        <w:br/>
-        <w:t xml:space="preserve">    username VARCHAR(100) NOT NULL UNIQUE,</w:t>
-        <w:br/>
-        <w:t xml:space="preserve">    is_active BOOLEAN NOT NULL DEFAULT TRUE,</w:t>
-        <w:br/>
-        <w:t xml:space="preserve">    last_login_at TIMESTAMP, updated_at TIMESTAMP NOT NULL DEFAULT CURRENT_TIMESTAMP</w:t>
-        <w:br/>
-        <w:t>);</w:t>
+        <w:t>-- ❌ ไม่สร้างตาราง user_accounts ใน SBPGI — ใช้ AWS Cognito + auth-backend — SBPGI รับตัวตนจาก header ของ BFF (ตัดสินใจ 2026-08-05)</w:t>
         <w:br/>
         <w:br/>
         <w:t>CREATE TABLE job_configs (</w:t>
@@ -6308,19 +5192,7 @@
         <w:t>);</w:t>
         <w:br/>
         <w:br/>
-        <w:t>CREATE TABLE system_configs (</w:t>
-        <w:br/>
-        <w:t xml:space="preserve">    config_key VARCHAR(150) PRIMARY KEY,</w:t>
-        <w:br/>
-        <w:t xml:space="preserve">    category VARCHAR(80) NOT NULL, config_value TEXT NOT NULL, value_type VARCHAR(30) NOT NULL,</w:t>
-        <w:br/>
-        <w:t xml:space="preserve">    unit VARCHAR(30), description VARCHAR(500), is_editable BOOLEAN NOT NULL DEFAULT TRUE,</w:t>
-        <w:br/>
-        <w:t xml:space="preserve">    updated_by VARCHAR(30), updated_at TIMESTAMP NOT NULL DEFAULT CURRENT_TIMESTAMP,</w:t>
-        <w:br/>
-        <w:t xml:space="preserve">    CONSTRAINT ck_system_config_no_secret CHECK (config_key !~* '(password|private_key|client_secret|token)')</w:t>
-        <w:br/>
-        <w:t>);</w:t>
+        <w:t>-- ❌ ไม่สร้างตาราง system_configs ใน SBPGI (ตัดสินใจ 2026-08-06) — ใช้ตาราง mas_param ของระบบ SBP เดิม (param_name · param_value · ref_name · description · is_config · active_flag)</w:t>
       </w:r>
     </w:p>
     <w:p>
@@ -6522,7 +5394,7 @@
         <w:br/>
         <w:t xml:space="preserve">    doc_no VARCHAR(10) PRIMARY KEY,</w:t>
         <w:br/>
-        <w:t xml:space="preserve">    be_year INTEGER NOT NULL, running_no INTEGER NOT NULL,</w:t>
+        <w:t xml:space="preserve">    year INTEGER NOT NULL, running_no INTEGER NOT NULL,</w:t>
         <w:br/>
         <w:t xml:space="preserve">    impact_process_id BIGINT NOT NULL UNIQUE REFERENCES fgi_impact_processes(id),</w:t>
         <w:br/>
@@ -6544,7 +5416,7 @@
         <w:br/>
         <w:t xml:space="preserve">    updated_by VARCHAR(30), updated_at TIMESTAMP,</w:t>
         <w:br/>
-        <w:t xml:space="preserve">    CONSTRAINT uq_comp_be_year_running UNIQUE (be_year, running_no),</w:t>
+        <w:t xml:space="preserve">    CONSTRAINT uq_comp_year_running UNIQUE (year, running_no),</w:t>
         <w:br/>
         <w:t xml:space="preserve">    CONSTRAINT uq_comp_business UNIQUE (source, impacted_store_code, impact_month, new_store_code, round_no)</w:t>
         <w:br/>
@@ -6676,38 +5548,10 @@
         <w:t>);</w:t>
         <w:br/>
         <w:br/>
-        <w:t>CREATE TABLE workflow_instances (</w:t>
-        <w:br/>
-        <w:t xml:space="preserve">    instance_id VARCHAR(40) PRIMARY KEY,</w:t>
-        <w:br/>
-        <w:t xml:space="preserve">    doc_no VARCHAR(10) NOT NULL UNIQUE REFERENCES compensation_documents(doc_no),</w:t>
-        <w:br/>
-        <w:t xml:space="preserve">    instance_status VARCHAR(20) NOT NULL CHECK (instance_status IN ('ACTIVE','COMPLETED','CANCELLED')),</w:t>
-        <w:br/>
-        <w:t xml:space="preserve">    started_at TIMESTAMP NOT NULL DEFAULT CURRENT_TIMESTAMP, started_by VARCHAR(30) NOT NULL,</w:t>
-        <w:br/>
-        <w:t xml:space="preserve">    completed_at TIMESTAMP</w:t>
-        <w:br/>
-        <w:t>);</w:t>
+        <w:t>-- ❌ ไม่สร้างตาราง workflow_instances ใน SBPGI (ตัดสินใจ 2026-08-06) — ใช้ workflow_transaction ของ @srm/glb-workflow</w:t>
         <w:br/>
         <w:br/>
-        <w:t>CREATE TABLE workflow_tasks (</w:t>
-        <w:br/>
-        <w:t xml:space="preserve">    task_id BIGSERIAL PRIMARY KEY,</w:t>
-        <w:br/>
-        <w:t xml:space="preserve">    instance_id VARCHAR(40) NOT NULL REFERENCES workflow_instances(instance_id),</w:t>
-        <w:br/>
-        <w:t xml:space="preserve">    doc_no VARCHAR(10) NOT NULL REFERENCES compensation_documents(doc_no),</w:t>
-        <w:br/>
-        <w:t xml:space="preserve">    section_code VARCHAR(2) NOT NULL REFERENCES workflow_sections(section_code),</w:t>
-        <w:br/>
-        <w:t xml:space="preserve">    assignee_employee_id VARCHAR(30) REFERENCES employees(employee_id),</w:t>
-        <w:br/>
-        <w:t xml:space="preserve">    task_status VARCHAR(20) NOT NULL CHECK (task_status IN ('OPEN','DONE','CANCELLED')),</w:t>
-        <w:br/>
-        <w:t xml:space="preserve">    action_result TEXT, opened_at TIMESTAMP NOT NULL DEFAULT CURRENT_TIMESTAMP, closed_at TIMESTAMP</w:t>
-        <w:br/>
-        <w:t>);</w:t>
+        <w:t>-- ❌ ไม่สร้างตาราง workflow_tasks ใน SBPGI (ตัดสินใจ 2026-08-06) — ใช้ workflow_approver/workflow_transaction ของ @srm/glb-workflow</w:t>
       </w:r>
     </w:p>
     <w:p>
@@ -6921,7 +5765,7 @@
                 <w:b w:val="0"/>
                 <w:sz w:val="18"/>
               </w:rPr>
-              <w:t>UNIQUE (be_year, running_no), UNIQUE(source, impacted_store_code, impact_month, new_store_code, round_no), INDEX(status_code,current_section_code), INDEX(impact_process_id)</w:t>
+              <w:t>UNIQUE (year, running_no), UNIQUE(source, impacted_store_code, impact_month, new_store_code, round_no), INDEX(status_code,current_section_code), INDEX(impact_process_id)</w:t>
             </w:r>
           </w:p>
         </w:tc>
@@ -8559,7 +7403,7 @@
                 <w:b w:val="0"/>
                 <w:sz w:val="18"/>
               </w:rPr>
-              <w:t>be_year/running_no/doc_no generated in DB transaction; concurrency test 20 parallel requests</w:t>
+              <w:t>year/running_no/doc_no generated in DB transaction; concurrency test 20 parallel requests</w:t>
             </w:r>
           </w:p>
         </w:tc>
@@ -8961,7 +7805,7 @@
                 <w:b w:val="0"/>
                 <w:sz w:val="18"/>
               </w:rPr>
-              <w:t>workflow_tasks(R), compensation_documents(R), compensation_histories(R), fgi_impact_sales_summaries(R)</w:t>
+              <w:t>workflow_transaction / workflow_approver (@srm/glb-workflow)(R), compensation_documents(R), compensation_histories(R), fgi_impact_sales_summaries(R)</w:t>
             </w:r>
           </w:p>
         </w:tc>
@@ -9008,7 +7852,7 @@
                 <w:b w:val="0"/>
                 <w:sz w:val="18"/>
               </w:rPr>
-              <w:t>workflow_tasks(R), compensation_documents(R), impacted_stores(R), fgi_impact_sales_summaries(R)</w:t>
+              <w:t>workflow_transaction / workflow_approver (@srm/glb-workflow)(R), compensation_documents(R), impacted_stores(R), fgi_impact_sales_summaries(R)</w:t>
             </w:r>
           </w:p>
         </w:tc>
@@ -9055,7 +7899,7 @@
                 <w:b w:val="0"/>
                 <w:sz w:val="18"/>
               </w:rPr>
-              <w:t>compensation_documents(R/W), workflow_instances / workflow_tasks(W), document_new_stores(R/W), document_competitors(R/W)</w:t>
+              <w:t>compensation_documents(R/W), workflow_transaction / workflow_approver (@srm/glb-workflow)(W), document_new_stores(R/W), document_competitors(R/W)</w:t>
             </w:r>
           </w:p>
         </w:tc>
@@ -9149,7 +7993,7 @@
                 <w:b w:val="0"/>
                 <w:sz w:val="18"/>
               </w:rPr>
-              <w:t>workflow_tasks(R/W), compensation_documents(W), consideration_logs(W), status_email_rules(R)</w:t>
+              <w:t>workflow_transaction / workflow_history / workflow_approver (@srm/glb-workflow)(R/W), compensation_documents(W), consideration_logs(W), status_email_rules(R)</w:t>
             </w:r>
           </w:p>
         </w:tc>
@@ -9196,7 +8040,7 @@
                 <w:b w:val="0"/>
                 <w:sz w:val="18"/>
               </w:rPr>
-              <w:t>fgi_impact_processes / fgi_impact_stores(R/W), compensation_documents(R/W), workflow_instances(R/W), workflow_tasks(W)</w:t>
+              <w:t>fgi_impact_processes / fgi_impact_stores(R/W), compensation_documents(R/W), workflow_transaction (@srm/glb-workflow)(R/W), workflow_approver (@srm/glb-workflow)(W)</w:t>
             </w:r>
           </w:p>
         </w:tc>
@@ -9384,7 +8228,7 @@
                 <w:b w:val="0"/>
                 <w:sz w:val="18"/>
               </w:rPr>
-              <w:t>job_configs(R/W), job_run_histories(R/W), interface_transactions(R/W), email_templates(R/W)</w:t>
+              <w:t>job_configs(R/W), job_run_histories(R/W), interface_transactions(R/W), email_template (SBP)(R/W)</w:t>
             </w:r>
           </w:p>
         </w:tc>

--- a/LLDD/word/LLDD-Database.docx
+++ b/LLDD/word/LLDD-Database.docx
@@ -103,11 +103,15 @@
               <w:keepLines/>
               <w:spacing w:after="0"/>
             </w:pPr>
-            <w:r/>
-            <w:r>
-              <w:rPr>
-                <w:rFonts w:ascii="Arial" w:hAnsi="Arial" w:eastAsia="Arial"/>
-                <w:b w:val="0"/>
+            <w:r>
+              <w:rPr>
+                <w:rFonts w:ascii="Arial" w:hAnsi="Arial" w:eastAsia="Arial"/>
+                <w:sz w:val="18"/>
+              </w:rPr>
+            </w:r>
+            <w:r>
+              <w:rPr>
+                <w:rFonts w:ascii="Arial" w:hAnsi="Arial" w:eastAsia="Arial"/>
                 <w:sz w:val="18"/>
               </w:rPr>
               <w:t>วัตถุประสงค์</w:t>
@@ -124,11 +128,15 @@
               <w:keepLines/>
               <w:spacing w:after="0"/>
             </w:pPr>
-            <w:r/>
-            <w:r>
-              <w:rPr>
-                <w:rFonts w:ascii="Arial" w:hAnsi="Arial" w:eastAsia="Arial"/>
-                <w:b w:val="0"/>
+            <w:r>
+              <w:rPr>
+                <w:rFonts w:ascii="Arial" w:hAnsi="Arial" w:eastAsia="Arial"/>
+                <w:sz w:val="18"/>
+              </w:rPr>
+            </w:r>
+            <w:r>
+              <w:rPr>
+                <w:rFonts w:ascii="Arial" w:hAnsi="Arial" w:eastAsia="Arial"/>
                 <w:sz w:val="18"/>
               </w:rPr>
               <w:t>ใช้เป็นรายละเอียดระดับพัฒนาสำหรับออกแบบ ลงมือพัฒนา ตรวจทาน และทดสอบขอบเขตที่ระบุในฉบับนี้</w:t>
@@ -150,11 +158,15 @@
               <w:keepLines/>
               <w:spacing w:after="0"/>
             </w:pPr>
-            <w:r/>
-            <w:r>
-              <w:rPr>
-                <w:rFonts w:ascii="Arial" w:hAnsi="Arial" w:eastAsia="Arial"/>
-                <w:b w:val="0"/>
+            <w:r>
+              <w:rPr>
+                <w:rFonts w:ascii="Arial" w:hAnsi="Arial" w:eastAsia="Arial"/>
+                <w:sz w:val="18"/>
+              </w:rPr>
+            </w:r>
+            <w:r>
+              <w:rPr>
+                <w:rFonts w:ascii="Arial" w:hAnsi="Arial" w:eastAsia="Arial"/>
                 <w:sz w:val="18"/>
               </w:rPr>
               <w:t>ลำดับการอ่าน</w:t>
@@ -171,11 +183,15 @@
               <w:keepLines/>
               <w:spacing w:after="0"/>
             </w:pPr>
-            <w:r/>
-            <w:r>
-              <w:rPr>
-                <w:rFonts w:ascii="Arial" w:hAnsi="Arial" w:eastAsia="Arial"/>
-                <w:b w:val="0"/>
+            <w:r>
+              <w:rPr>
+                <w:rFonts w:ascii="Arial" w:hAnsi="Arial" w:eastAsia="Arial"/>
+                <w:sz w:val="18"/>
+              </w:rPr>
+            </w:r>
+            <w:r>
+              <w:rPr>
+                <w:rFonts w:ascii="Arial" w:hAnsi="Arial" w:eastAsia="Arial"/>
                 <w:sz w:val="18"/>
               </w:rPr>
               <w:t>เริ่มจาก Overview และ Scope จากนั้นตรวจ Field/Validation, Implementation, Contract, Processing Flow, Acceptance Criteria และ Test Checklist ตามลำดับ</w:t>
@@ -197,11 +213,15 @@
               <w:keepLines/>
               <w:spacing w:after="0"/>
             </w:pPr>
-            <w:r/>
-            <w:r>
-              <w:rPr>
-                <w:rFonts w:ascii="Arial" w:hAnsi="Arial" w:eastAsia="Arial"/>
-                <w:b w:val="0"/>
+            <w:r>
+              <w:rPr>
+                <w:rFonts w:ascii="Arial" w:hAnsi="Arial" w:eastAsia="Arial"/>
+                <w:sz w:val="18"/>
+              </w:rPr>
+            </w:r>
+            <w:r>
+              <w:rPr>
+                <w:rFonts w:ascii="Arial" w:hAnsi="Arial" w:eastAsia="Arial"/>
                 <w:sz w:val="18"/>
               </w:rPr>
               <w:t>ผลลัพธ์ที่คาดหวัง</w:t>
@@ -218,11 +238,15 @@
               <w:keepLines/>
               <w:spacing w:after="0"/>
             </w:pPr>
-            <w:r/>
-            <w:r>
-              <w:rPr>
-                <w:rFonts w:ascii="Arial" w:hAnsi="Arial" w:eastAsia="Arial"/>
-                <w:b w:val="0"/>
+            <w:r>
+              <w:rPr>
+                <w:rFonts w:ascii="Arial" w:hAnsi="Arial" w:eastAsia="Arial"/>
+                <w:sz w:val="18"/>
+              </w:rPr>
+            </w:r>
+            <w:r>
+              <w:rPr>
+                <w:rFonts w:ascii="Arial" w:hAnsi="Arial" w:eastAsia="Arial"/>
                 <w:sz w:val="18"/>
               </w:rPr>
               <w:t>ผู้อ่านสามารถระบุ input, ขั้นตอนประมวลผล, output, เงื่อนไขผิดพลาด และหลักฐานการทดสอบได้จากเนื้อหาในฉบับเดียว</w:t>
@@ -291,7 +315,25 @@
         <w:keepLines/>
       </w:pPr>
       <w:r>
-        <w:t>Workflow engine ภายในใช้ workflow_instances และ workflow_tasks แทน K2 engine ภายนอก</w:t>
+        <w:t xml:space="preserve">Workflow ใช้ engine กลาง </w:t>
+      </w:r>
+      <w:r>
+        <w:rPr>
+          <w:rFonts w:ascii="Courier New" w:hAnsi="Courier New"/>
+        </w:rPr>
+        <w:t>@srm/glb-workflow</w:t>
+      </w:r>
+      <w:r>
+        <w:t xml:space="preserve"> </w:t>
+      </w:r>
+      <w:r>
+        <w:rPr>
+          <w:b/>
+        </w:rPr>
+        <w:t>13 ตาราง ใน schema `sps_store`</w:t>
+      </w:r>
+      <w:r>
+        <w:t xml:space="preserve"> (workflow · workflow_version · workflow_state · workflow_status · workflow_event · workflow_route · workflow_group · workflow_group_map · workflow_transaction · workflow_history · workflow_approver · workflow_part · workflow_part_display) แทน K2 engine ภายนอก — SBPGI ไม่สร้างตาราง workflow ของตัวเอง (ตัดสินใจ 2026-08-06 · แก้จำนวนตารางจาก 10 เป็น 13 และแก้ schema จาก sps_auth เป็น sps_store เมื่อ 2026-08-07)</w:t>
       </w:r>
     </w:p>
     <w:p>
@@ -406,11 +448,15 @@
               <w:keepLines/>
               <w:spacing w:after="0"/>
             </w:pPr>
-            <w:r/>
-            <w:r>
-              <w:rPr>
-                <w:rFonts w:ascii="Arial" w:hAnsi="Arial" w:eastAsia="Arial"/>
-                <w:b w:val="0"/>
+            <w:r>
+              <w:rPr>
+                <w:rFonts w:ascii="Arial" w:hAnsi="Arial" w:eastAsia="Arial"/>
+                <w:sz w:val="18"/>
+              </w:rPr>
+            </w:r>
+            <w:r>
+              <w:rPr>
+                <w:rFonts w:ascii="Arial" w:hAnsi="Arial" w:eastAsia="Arial"/>
                 <w:sz w:val="18"/>
               </w:rPr>
               <w:t>Input</w:t>
@@ -427,11 +473,15 @@
               <w:keepLines/>
               <w:spacing w:after="0"/>
             </w:pPr>
-            <w:r/>
-            <w:r>
-              <w:rPr>
-                <w:rFonts w:ascii="Arial" w:hAnsi="Arial" w:eastAsia="Arial"/>
-                <w:b w:val="0"/>
+            <w:r>
+              <w:rPr>
+                <w:rFonts w:ascii="Arial" w:hAnsi="Arial" w:eastAsia="Arial"/>
+                <w:sz w:val="18"/>
+              </w:rPr>
+            </w:r>
+            <w:r>
+              <w:rPr>
+                <w:rFonts w:ascii="Arial" w:hAnsi="Arial" w:eastAsia="Arial"/>
                 <w:sz w:val="18"/>
               </w:rPr>
               <w:t>Target table catalog, data zones, primary keys, foreign-key relationships, migration assumptions, index needs, and transaction boundaries.</w:t>
@@ -453,11 +503,15 @@
               <w:keepLines/>
               <w:spacing w:after="0"/>
             </w:pPr>
-            <w:r/>
-            <w:r>
-              <w:rPr>
-                <w:rFonts w:ascii="Arial" w:hAnsi="Arial" w:eastAsia="Arial"/>
-                <w:b w:val="0"/>
+            <w:r>
+              <w:rPr>
+                <w:rFonts w:ascii="Arial" w:hAnsi="Arial" w:eastAsia="Arial"/>
+                <w:sz w:val="18"/>
+              </w:rPr>
+            </w:r>
+            <w:r>
+              <w:rPr>
+                <w:rFonts w:ascii="Arial" w:hAnsi="Arial" w:eastAsia="Arial"/>
                 <w:sz w:val="18"/>
               </w:rPr>
               <w:t>Progress</w:t>
@@ -474,14 +528,18 @@
               <w:keepLines/>
               <w:spacing w:after="0"/>
             </w:pPr>
-            <w:r/>
-            <w:r>
-              <w:rPr>
-                <w:rFonts w:ascii="Arial" w:hAnsi="Arial" w:eastAsia="Arial"/>
-                <w:b w:val="0"/>
-                <w:sz w:val="18"/>
-              </w:rPr>
-              <w:t>Use the data spine impact_process_id -&gt; doc_no -&gt; instance_id/task_id to implement APIs/jobs, then validate referential integrity, idempotency keys, and audit writes.</w:t>
+            <w:r>
+              <w:rPr>
+                <w:rFonts w:ascii="Arial" w:hAnsi="Arial" w:eastAsia="Arial"/>
+                <w:sz w:val="18"/>
+              </w:rPr>
+            </w:r>
+            <w:r>
+              <w:rPr>
+                <w:rFonts w:ascii="Arial" w:hAnsi="Arial" w:eastAsia="Arial"/>
+                <w:sz w:val="18"/>
+              </w:rPr>
+              <w:t>Use the data spine impact_process_id -&gt; doc_no -&gt; transaction_id -&gt; approver_id (the last two live in sps_store.workflow_transaction / workflow_approver of @srm/glb-workflow, not in SBPGI tables) to implement APIs/jobs, then validate referential integrity and idempotency keys.</w:t>
             </w:r>
           </w:p>
         </w:tc>
@@ -500,11 +558,15 @@
               <w:keepLines/>
               <w:spacing w:after="0"/>
             </w:pPr>
-            <w:r/>
-            <w:r>
-              <w:rPr>
-                <w:rFonts w:ascii="Arial" w:hAnsi="Arial" w:eastAsia="Arial"/>
-                <w:b w:val="0"/>
+            <w:r>
+              <w:rPr>
+                <w:rFonts w:ascii="Arial" w:hAnsi="Arial" w:eastAsia="Arial"/>
+                <w:sz w:val="18"/>
+              </w:rPr>
+            </w:r>
+            <w:r>
+              <w:rPr>
+                <w:rFonts w:ascii="Arial" w:hAnsi="Arial" w:eastAsia="Arial"/>
                 <w:sz w:val="18"/>
               </w:rPr>
               <w:t>Output</w:t>
@@ -521,11 +583,15 @@
               <w:keepLines/>
               <w:spacing w:after="0"/>
             </w:pPr>
-            <w:r/>
-            <w:r>
-              <w:rPr>
-                <w:rFonts w:ascii="Arial" w:hAnsi="Arial" w:eastAsia="Arial"/>
-                <w:b w:val="0"/>
+            <w:r>
+              <w:rPr>
+                <w:rFonts w:ascii="Arial" w:hAnsi="Arial" w:eastAsia="Arial"/>
+                <w:sz w:val="18"/>
+              </w:rPr>
+            </w:r>
+            <w:r>
+              <w:rPr>
+                <w:rFonts w:ascii="Arial" w:hAnsi="Arial" w:eastAsia="Arial"/>
                 <w:sz w:val="18"/>
               </w:rPr>
               <w:t>Data dictionary and implementation reference for schema creation, migration, indexing, transaction handling, and test data preparation.</w:t>
@@ -666,11 +732,15 @@
               <w:keepLines/>
               <w:spacing w:after="0"/>
             </w:pPr>
-            <w:r/>
-            <w:r>
-              <w:rPr>
-                <w:rFonts w:ascii="Arial" w:hAnsi="Arial" w:eastAsia="Arial"/>
-                <w:b w:val="0"/>
+            <w:r>
+              <w:rPr>
+                <w:rFonts w:ascii="Arial" w:hAnsi="Arial" w:eastAsia="Arial"/>
+                <w:sz w:val="18"/>
+              </w:rPr>
+            </w:r>
+            <w:r>
+              <w:rPr>
+                <w:rFonts w:ascii="Arial" w:hAnsi="Arial" w:eastAsia="Arial"/>
                 <w:sz w:val="18"/>
               </w:rPr>
               <w:t>A</w:t>
@@ -687,11 +757,15 @@
               <w:keepLines/>
               <w:spacing w:after="0"/>
             </w:pPr>
-            <w:r/>
-            <w:r>
-              <w:rPr>
-                <w:rFonts w:ascii="Arial" w:hAnsi="Arial" w:eastAsia="Arial"/>
-                <w:b w:val="0"/>
+            <w:r>
+              <w:rPr>
+                <w:rFonts w:ascii="Arial" w:hAnsi="Arial" w:eastAsia="Arial"/>
+                <w:sz w:val="18"/>
+              </w:rPr>
+            </w:r>
+            <w:r>
+              <w:rPr>
+                <w:rFonts w:ascii="Arial" w:hAnsi="Arial" w:eastAsia="Arial"/>
                 <w:sz w:val="18"/>
               </w:rPr>
               <w:t>FGI/FCS Impact Pipeline and external interfaces</w:t>
@@ -708,11 +782,15 @@
               <w:keepLines/>
               <w:spacing w:after="0"/>
             </w:pPr>
-            <w:r/>
-            <w:r>
-              <w:rPr>
-                <w:rFonts w:ascii="Arial" w:hAnsi="Arial" w:eastAsia="Arial"/>
-                <w:b w:val="0"/>
+            <w:r>
+              <w:rPr>
+                <w:rFonts w:ascii="Arial" w:hAnsi="Arial" w:eastAsia="Arial"/>
+                <w:sz w:val="18"/>
+              </w:rPr>
+            </w:r>
+            <w:r>
+              <w:rPr>
+                <w:rFonts w:ascii="Arial" w:hAnsi="Arial" w:eastAsia="Arial"/>
                 <w:sz w:val="18"/>
               </w:rPr>
               <w:t>fgi_impact_processes, fgi_impact_stores, sales, interface_transactions</w:t>
@@ -729,11 +807,15 @@
               <w:keepLines/>
               <w:spacing w:after="0"/>
             </w:pPr>
-            <w:r/>
-            <w:r>
-              <w:rPr>
-                <w:rFonts w:ascii="Arial" w:hAnsi="Arial" w:eastAsia="Arial"/>
-                <w:b w:val="0"/>
+            <w:r>
+              <w:rPr>
+                <w:rFonts w:ascii="Arial" w:hAnsi="Arial" w:eastAsia="Arial"/>
+                <w:sz w:val="18"/>
+              </w:rPr>
+            </w:r>
+            <w:r>
+              <w:rPr>
+                <w:rFonts w:ascii="Arial" w:hAnsi="Arial" w:eastAsia="Arial"/>
                 <w:sz w:val="18"/>
               </w:rPr>
               <w:t>Batch Jobs 1-7, IAS/ALLMAP/QSSI/STA tracking</w:t>
@@ -755,11 +837,15 @@
               <w:keepLines/>
               <w:spacing w:after="0"/>
             </w:pPr>
-            <w:r/>
-            <w:r>
-              <w:rPr>
-                <w:rFonts w:ascii="Arial" w:hAnsi="Arial" w:eastAsia="Arial"/>
-                <w:b w:val="0"/>
+            <w:r>
+              <w:rPr>
+                <w:rFonts w:ascii="Arial" w:hAnsi="Arial" w:eastAsia="Arial"/>
+                <w:sz w:val="18"/>
+              </w:rPr>
+            </w:r>
+            <w:r>
+              <w:rPr>
+                <w:rFonts w:ascii="Arial" w:hAnsi="Arial" w:eastAsia="Arial"/>
                 <w:sz w:val="18"/>
               </w:rPr>
               <w:t>B</w:t>
@@ -776,14 +862,18 @@
               <w:keepLines/>
               <w:spacing w:after="0"/>
             </w:pPr>
-            <w:r/>
-            <w:r>
-              <w:rPr>
-                <w:rFonts w:ascii="Arial" w:hAnsi="Arial" w:eastAsia="Arial"/>
-                <w:b w:val="0"/>
-                <w:sz w:val="18"/>
-              </w:rPr>
-              <w:t>K2 Document and internal workflow</w:t>
+            <w:r>
+              <w:rPr>
+                <w:rFonts w:ascii="Arial" w:hAnsi="Arial" w:eastAsia="Arial"/>
+                <w:sz w:val="18"/>
+              </w:rPr>
+            </w:r>
+            <w:r>
+              <w:rPr>
+                <w:rFonts w:ascii="Arial" w:hAnsi="Arial" w:eastAsia="Arial"/>
+                <w:sz w:val="18"/>
+              </w:rPr>
+              <w:t>K2 Document (workflow อยู่ที่ engine กลาง)</w:t>
             </w:r>
           </w:p>
         </w:tc>
@@ -797,14 +887,18 @@
               <w:keepLines/>
               <w:spacing w:after="0"/>
             </w:pPr>
-            <w:r/>
-            <w:r>
-              <w:rPr>
-                <w:rFonts w:ascii="Arial" w:hAnsi="Arial" w:eastAsia="Arial"/>
-                <w:b w:val="0"/>
-                <w:sz w:val="18"/>
-              </w:rPr>
-              <w:t>compensation_documents, document_* tables, workflow_instances, workflow_tasks</w:t>
+            <w:r>
+              <w:rPr>
+                <w:rFonts w:ascii="Arial" w:hAnsi="Arial" w:eastAsia="Arial"/>
+                <w:sz w:val="18"/>
+              </w:rPr>
+            </w:r>
+            <w:r>
+              <w:rPr>
+                <w:rFonts w:ascii="Arial" w:hAnsi="Arial" w:eastAsia="Arial"/>
+                <w:sz w:val="18"/>
+              </w:rPr>
+              <w:t>compensation_documents, document_* tables, consideration_logs, compensation_histories</w:t>
             </w:r>
           </w:p>
         </w:tc>
@@ -818,11 +912,15 @@
               <w:keepLines/>
               <w:spacing w:after="0"/>
             </w:pPr>
-            <w:r/>
-            <w:r>
-              <w:rPr>
-                <w:rFonts w:ascii="Arial" w:hAnsi="Arial" w:eastAsia="Arial"/>
-                <w:b w:val="0"/>
+            <w:r>
+              <w:rPr>
+                <w:rFonts w:ascii="Arial" w:hAnsi="Arial" w:eastAsia="Arial"/>
+                <w:sz w:val="18"/>
+              </w:rPr>
+            </w:r>
+            <w:r>
+              <w:rPr>
+                <w:rFonts w:ascii="Arial" w:hAnsi="Arial" w:eastAsia="Arial"/>
                 <w:sz w:val="18"/>
               </w:rPr>
               <w:t>Document APIs, workflow actions, FE detail/list/report</w:t>
@@ -844,11 +942,15 @@
               <w:keepLines/>
               <w:spacing w:after="0"/>
             </w:pPr>
-            <w:r/>
-            <w:r>
-              <w:rPr>
-                <w:rFonts w:ascii="Arial" w:hAnsi="Arial" w:eastAsia="Arial"/>
-                <w:b w:val="0"/>
+            <w:r>
+              <w:rPr>
+                <w:rFonts w:ascii="Arial" w:hAnsi="Arial" w:eastAsia="Arial"/>
+                <w:sz w:val="18"/>
+              </w:rPr>
+            </w:r>
+            <w:r>
+              <w:rPr>
+                <w:rFonts w:ascii="Arial" w:hAnsi="Arial" w:eastAsia="Arial"/>
                 <w:sz w:val="18"/>
               </w:rPr>
               <w:t>C</w:t>
@@ -865,14 +967,18 @@
               <w:keepLines/>
               <w:spacing w:after="0"/>
             </w:pPr>
-            <w:r/>
-            <w:r>
-              <w:rPr>
-                <w:rFonts w:ascii="Arial" w:hAnsi="Arial" w:eastAsia="Arial"/>
-                <w:b w:val="0"/>
-                <w:sz w:val="18"/>
-              </w:rPr>
-              <w:t>Shared master/config/RBAC/audit</w:t>
+            <w:r>
+              <w:rPr>
+                <w:rFonts w:ascii="Arial" w:hAnsi="Arial" w:eastAsia="Arial"/>
+                <w:sz w:val="18"/>
+              </w:rPr>
+            </w:r>
+            <w:r>
+              <w:rPr>
+                <w:rFonts w:ascii="Arial" w:hAnsi="Arial" w:eastAsia="Arial"/>
+                <w:sz w:val="18"/>
+              </w:rPr>
+              <w:t>Master ที่ SBPGI เป็นเจ้าของ (RBAC/config/master ร้าน ใช้ของระบบ SBP เดิม)</w:t>
             </w:r>
           </w:p>
         </w:tc>
@@ -886,14 +992,18 @@
               <w:keepLines/>
               <w:spacing w:after="0"/>
             </w:pPr>
-            <w:r/>
-            <w:r>
-              <w:rPr>
-                <w:rFonts w:ascii="Arial" w:hAnsi="Arial" w:eastAsia="Arial"/>
-                <w:b w:val="0"/>
-                <w:sz w:val="18"/>
-              </w:rPr>
-              <w:t>stores, roles, menus, configs, jobs, email templates, audit</w:t>
+            <w:r>
+              <w:rPr>
+                <w:rFonts w:ascii="Arial" w:hAnsi="Arial" w:eastAsia="Arial"/>
+                <w:sz w:val="18"/>
+              </w:rPr>
+            </w:r>
+            <w:r>
+              <w:rPr>
+                <w:rFonts w:ascii="Arial" w:hAnsi="Arial" w:eastAsia="Arial"/>
+                <w:sz w:val="18"/>
+              </w:rPr>
+              <w:t>impacted_stores, decisions, external_factors, competitors, status_email_rules</w:t>
             </w:r>
           </w:p>
         </w:tc>
@@ -907,14 +1017,18 @@
               <w:keepLines/>
               <w:spacing w:after="0"/>
             </w:pPr>
-            <w:r/>
-            <w:r>
-              <w:rPr>
-                <w:rFonts w:ascii="Arial" w:hAnsi="Arial" w:eastAsia="Arial"/>
-                <w:b w:val="0"/>
-                <w:sz w:val="18"/>
-              </w:rPr>
-              <w:t>Lookup, admin, job monitor, notification</w:t>
+            <w:r>
+              <w:rPr>
+                <w:rFonts w:ascii="Arial" w:hAnsi="Arial" w:eastAsia="Arial"/>
+                <w:sz w:val="18"/>
+              </w:rPr>
+            </w:r>
+            <w:r>
+              <w:rPr>
+                <w:rFonts w:ascii="Arial" w:hAnsi="Arial" w:eastAsia="Arial"/>
+                <w:sz w:val="18"/>
+              </w:rPr>
+              <w:t>Lookup, master maintenance, notification</w:t>
             </w:r>
           </w:p>
         </w:tc>
@@ -1041,11 +1155,15 @@
               <w:keepLines/>
               <w:spacing w:after="0"/>
             </w:pPr>
-            <w:r/>
-            <w:r>
-              <w:rPr>
-                <w:rFonts w:ascii="Arial" w:hAnsi="Arial" w:eastAsia="Arial"/>
-                <w:b w:val="0"/>
+            <w:r>
+              <w:rPr>
+                <w:rFonts w:ascii="Arial" w:hAnsi="Arial" w:eastAsia="Arial"/>
+                <w:sz w:val="18"/>
+              </w:rPr>
+            </w:r>
+            <w:r>
+              <w:rPr>
+                <w:rFonts w:ascii="Arial" w:hAnsi="Arial" w:eastAsia="Arial"/>
                 <w:sz w:val="18"/>
               </w:rPr>
               <w:t>1</w:t>
@@ -1062,11 +1180,15 @@
               <w:keepLines/>
               <w:spacing w:after="0"/>
             </w:pPr>
-            <w:r/>
-            <w:r>
-              <w:rPr>
-                <w:rFonts w:ascii="Arial" w:hAnsi="Arial" w:eastAsia="Arial"/>
-                <w:b w:val="0"/>
+            <w:r>
+              <w:rPr>
+                <w:rFonts w:ascii="Arial" w:hAnsi="Arial" w:eastAsia="Arial"/>
+                <w:sz w:val="18"/>
+              </w:rPr>
+            </w:r>
+            <w:r>
+              <w:rPr>
+                <w:rFonts w:ascii="Arial" w:hAnsi="Arial" w:eastAsia="Arial"/>
                 <w:sz w:val="18"/>
               </w:rPr>
               <w:t>impact_process_id</w:t>
@@ -1083,11 +1205,15 @@
               <w:keepLines/>
               <w:spacing w:after="0"/>
             </w:pPr>
-            <w:r/>
-            <w:r>
-              <w:rPr>
-                <w:rFonts w:ascii="Arial" w:hAnsi="Arial" w:eastAsia="Arial"/>
-                <w:b w:val="0"/>
+            <w:r>
+              <w:rPr>
+                <w:rFonts w:ascii="Arial" w:hAnsi="Arial" w:eastAsia="Arial"/>
+                <w:sz w:val="18"/>
+              </w:rPr>
+            </w:r>
+            <w:r>
+              <w:rPr>
+                <w:rFonts w:ascii="Arial" w:hAnsi="Arial" w:eastAsia="Arial"/>
                 <w:sz w:val="18"/>
               </w:rPr>
               <w:t>หนึ่งร้านถูกกระทบ + หนึ่งงวด</w:t>
@@ -1104,11 +1230,15 @@
               <w:keepLines/>
               <w:spacing w:after="0"/>
             </w:pPr>
-            <w:r/>
-            <w:r>
-              <w:rPr>
-                <w:rFonts w:ascii="Arial" w:hAnsi="Arial" w:eastAsia="Arial"/>
-                <w:b w:val="0"/>
+            <w:r>
+              <w:rPr>
+                <w:rFonts w:ascii="Arial" w:hAnsi="Arial" w:eastAsia="Arial"/>
+                <w:sz w:val="18"/>
+              </w:rPr>
+            </w:r>
+            <w:r>
+              <w:rPr>
+                <w:rFonts w:ascii="Arial" w:hAnsi="Arial" w:eastAsia="Arial"/>
                 <w:sz w:val="18"/>
               </w:rPr>
               <w:t>FGI/FCS pipeline, Job 8/8b</w:t>
@@ -1130,11 +1260,15 @@
               <w:keepLines/>
               <w:spacing w:after="0"/>
             </w:pPr>
-            <w:r/>
-            <w:r>
-              <w:rPr>
-                <w:rFonts w:ascii="Arial" w:hAnsi="Arial" w:eastAsia="Arial"/>
-                <w:b w:val="0"/>
+            <w:r>
+              <w:rPr>
+                <w:rFonts w:ascii="Arial" w:hAnsi="Arial" w:eastAsia="Arial"/>
+                <w:sz w:val="18"/>
+              </w:rPr>
+            </w:r>
+            <w:r>
+              <w:rPr>
+                <w:rFonts w:ascii="Arial" w:hAnsi="Arial" w:eastAsia="Arial"/>
                 <w:sz w:val="18"/>
               </w:rPr>
               <w:t>2</w:t>
@@ -1151,11 +1285,15 @@
               <w:keepLines/>
               <w:spacing w:after="0"/>
             </w:pPr>
-            <w:r/>
-            <w:r>
-              <w:rPr>
-                <w:rFonts w:ascii="Arial" w:hAnsi="Arial" w:eastAsia="Arial"/>
-                <w:b w:val="0"/>
+            <w:r>
+              <w:rPr>
+                <w:rFonts w:ascii="Arial" w:hAnsi="Arial" w:eastAsia="Arial"/>
+                <w:sz w:val="18"/>
+              </w:rPr>
+            </w:r>
+            <w:r>
+              <w:rPr>
+                <w:rFonts w:ascii="Arial" w:hAnsi="Arial" w:eastAsia="Arial"/>
                 <w:sz w:val="18"/>
               </w:rPr>
               <w:t>doc_no</w:t>
@@ -1172,11 +1310,15 @@
               <w:keepLines/>
               <w:spacing w:after="0"/>
             </w:pPr>
-            <w:r/>
-            <w:r>
-              <w:rPr>
-                <w:rFonts w:ascii="Arial" w:hAnsi="Arial" w:eastAsia="Arial"/>
-                <w:b w:val="0"/>
+            <w:r>
+              <w:rPr>
+                <w:rFonts w:ascii="Arial" w:hAnsi="Arial" w:eastAsia="Arial"/>
+                <w:sz w:val="18"/>
+              </w:rPr>
+            </w:r>
+            <w:r>
+              <w:rPr>
+                <w:rFonts w:ascii="Arial" w:hAnsi="Arial" w:eastAsia="Arial"/>
                 <w:sz w:val="18"/>
               </w:rPr>
               <w:t>เอกสาร YYYY/xxxxx ปี พ.ศ.</w:t>
@@ -1193,11 +1335,15 @@
               <w:keepLines/>
               <w:spacing w:after="0"/>
             </w:pPr>
-            <w:r/>
-            <w:r>
-              <w:rPr>
-                <w:rFonts w:ascii="Arial" w:hAnsi="Arial" w:eastAsia="Arial"/>
-                <w:b w:val="0"/>
+            <w:r>
+              <w:rPr>
+                <w:rFonts w:ascii="Arial" w:hAnsi="Arial" w:eastAsia="Arial"/>
+                <w:sz w:val="18"/>
+              </w:rPr>
+            </w:r>
+            <w:r>
+              <w:rPr>
+                <w:rFonts w:ascii="Arial" w:hAnsi="Arial" w:eastAsia="Arial"/>
                 <w:sz w:val="18"/>
               </w:rPr>
               <w:t>Document APIs, reports, attachments</w:t>
@@ -1219,11 +1365,15 @@
               <w:keepLines/>
               <w:spacing w:after="0"/>
             </w:pPr>
-            <w:r/>
-            <w:r>
-              <w:rPr>
-                <w:rFonts w:ascii="Arial" w:hAnsi="Arial" w:eastAsia="Arial"/>
-                <w:b w:val="0"/>
+            <w:r>
+              <w:rPr>
+                <w:rFonts w:ascii="Arial" w:hAnsi="Arial" w:eastAsia="Arial"/>
+                <w:sz w:val="18"/>
+              </w:rPr>
+            </w:r>
+            <w:r>
+              <w:rPr>
+                <w:rFonts w:ascii="Arial" w:hAnsi="Arial" w:eastAsia="Arial"/>
                 <w:sz w:val="18"/>
               </w:rPr>
               <w:t>3</w:t>
@@ -1240,14 +1390,18 @@
               <w:keepLines/>
               <w:spacing w:after="0"/>
             </w:pPr>
-            <w:r/>
-            <w:r>
-              <w:rPr>
-                <w:rFonts w:ascii="Arial" w:hAnsi="Arial" w:eastAsia="Arial"/>
-                <w:b w:val="0"/>
-                <w:sz w:val="18"/>
-              </w:rPr>
-              <w:t>instance_id</w:t>
+            <w:r>
+              <w:rPr>
+                <w:rFonts w:ascii="Arial" w:hAnsi="Arial" w:eastAsia="Arial"/>
+                <w:sz w:val="18"/>
+              </w:rPr>
+            </w:r>
+            <w:r>
+              <w:rPr>
+                <w:rFonts w:ascii="Arial" w:hAnsi="Arial" w:eastAsia="Arial"/>
+                <w:sz w:val="18"/>
+              </w:rPr>
+              <w:t>transaction_id (@srm/glb-workflow)</w:t>
             </w:r>
           </w:p>
         </w:tc>
@@ -1261,14 +1415,18 @@
               <w:keepLines/>
               <w:spacing w:after="0"/>
             </w:pPr>
-            <w:r/>
-            <w:r>
-              <w:rPr>
-                <w:rFonts w:ascii="Arial" w:hAnsi="Arial" w:eastAsia="Arial"/>
-                <w:b w:val="0"/>
-                <w:sz w:val="18"/>
-              </w:rPr>
-              <w:t>workflow instance ต่อเอกสาร</w:t>
+            <w:r>
+              <w:rPr>
+                <w:rFonts w:ascii="Arial" w:hAnsi="Arial" w:eastAsia="Arial"/>
+                <w:sz w:val="18"/>
+              </w:rPr>
+            </w:r>
+            <w:r>
+              <w:rPr>
+                <w:rFonts w:ascii="Arial" w:hAnsi="Arial" w:eastAsia="Arial"/>
+                <w:sz w:val="18"/>
+              </w:rPr>
+              <w:t>workflow transaction ต่อเอกสาร — reference_id ยังไม่ตัดสินว่าเป็น doc_no หรือ surrogate id (DP-1)</w:t>
             </w:r>
           </w:p>
         </w:tc>
@@ -1282,14 +1440,18 @@
               <w:keepLines/>
               <w:spacing w:after="0"/>
             </w:pPr>
-            <w:r/>
-            <w:r>
-              <w:rPr>
-                <w:rFonts w:ascii="Arial" w:hAnsi="Arial" w:eastAsia="Arial"/>
-                <w:b w:val="0"/>
-                <w:sz w:val="18"/>
-              </w:rPr>
-              <w:t>Workflow engine</w:t>
+            <w:r>
+              <w:rPr>
+                <w:rFonts w:ascii="Arial" w:hAnsi="Arial" w:eastAsia="Arial"/>
+                <w:sz w:val="18"/>
+              </w:rPr>
+            </w:r>
+            <w:r>
+              <w:rPr>
+                <w:rFonts w:ascii="Arial" w:hAnsi="Arial" w:eastAsia="Arial"/>
+                <w:sz w:val="18"/>
+              </w:rPr>
+              <w:t>Workflow engine ใน schema sps_store</w:t>
             </w:r>
           </w:p>
         </w:tc>
@@ -1308,11 +1470,15 @@
               <w:keepLines/>
               <w:spacing w:after="0"/>
             </w:pPr>
-            <w:r/>
-            <w:r>
-              <w:rPr>
-                <w:rFonts w:ascii="Arial" w:hAnsi="Arial" w:eastAsia="Arial"/>
-                <w:b w:val="0"/>
+            <w:r>
+              <w:rPr>
+                <w:rFonts w:ascii="Arial" w:hAnsi="Arial" w:eastAsia="Arial"/>
+                <w:sz w:val="18"/>
+              </w:rPr>
+            </w:r>
+            <w:r>
+              <w:rPr>
+                <w:rFonts w:ascii="Arial" w:hAnsi="Arial" w:eastAsia="Arial"/>
                 <w:sz w:val="18"/>
               </w:rPr>
               <w:t>4</w:t>
@@ -1329,14 +1495,18 @@
               <w:keepLines/>
               <w:spacing w:after="0"/>
             </w:pPr>
-            <w:r/>
-            <w:r>
-              <w:rPr>
-                <w:rFonts w:ascii="Arial" w:hAnsi="Arial" w:eastAsia="Arial"/>
-                <w:b w:val="0"/>
-                <w:sz w:val="18"/>
-              </w:rPr>
-              <w:t>task_id</w:t>
+            <w:r>
+              <w:rPr>
+                <w:rFonts w:ascii="Arial" w:hAnsi="Arial" w:eastAsia="Arial"/>
+                <w:sz w:val="18"/>
+              </w:rPr>
+            </w:r>
+            <w:r>
+              <w:rPr>
+                <w:rFonts w:ascii="Arial" w:hAnsi="Arial" w:eastAsia="Arial"/>
+                <w:sz w:val="18"/>
+              </w:rPr>
+              <w:t>approver_id (@srm/glb-workflow)</w:t>
             </w:r>
           </w:p>
         </w:tc>
@@ -1350,14 +1520,18 @@
               <w:keepLines/>
               <w:spacing w:after="0"/>
             </w:pPr>
-            <w:r/>
-            <w:r>
-              <w:rPr>
-                <w:rFonts w:ascii="Arial" w:hAnsi="Arial" w:eastAsia="Arial"/>
-                <w:b w:val="0"/>
-                <w:sz w:val="18"/>
-              </w:rPr>
-              <w:t>งานต่อ section/assignee</w:t>
+            <w:r>
+              <w:rPr>
+                <w:rFonts w:ascii="Arial" w:hAnsi="Arial" w:eastAsia="Arial"/>
+                <w:sz w:val="18"/>
+              </w:rPr>
+            </w:r>
+            <w:r>
+              <w:rPr>
+                <w:rFonts w:ascii="Arial" w:hAnsi="Arial" w:eastAsia="Arial"/>
+                <w:sz w:val="18"/>
+              </w:rPr>
+              <w:t>ผู้อนุมัติต่อ state — แทน task_id เดิม</w:t>
             </w:r>
           </w:p>
         </w:tc>
@@ -1371,14 +1545,18 @@
               <w:keepLines/>
               <w:spacing w:after="0"/>
             </w:pPr>
-            <w:r/>
-            <w:r>
-              <w:rPr>
-                <w:rFonts w:ascii="Arial" w:hAnsi="Arial" w:eastAsia="Arial"/>
-                <w:b w:val="0"/>
-                <w:sz w:val="18"/>
-              </w:rPr>
-              <w:t>Inbox/current task guard</w:t>
+            <w:r>
+              <w:rPr>
+                <w:rFonts w:ascii="Arial" w:hAnsi="Arial" w:eastAsia="Arial"/>
+                <w:sz w:val="18"/>
+              </w:rPr>
+            </w:r>
+            <w:r>
+              <w:rPr>
+                <w:rFonts w:ascii="Arial" w:hAnsi="Arial" w:eastAsia="Arial"/>
+                <w:sz w:val="18"/>
+              </w:rPr>
+              <w:t>Inbox/current approver guard</w:t>
             </w:r>
           </w:p>
         </w:tc>
@@ -1397,11 +1575,15 @@
               <w:keepLines/>
               <w:spacing w:after="0"/>
             </w:pPr>
-            <w:r/>
-            <w:r>
-              <w:rPr>
-                <w:rFonts w:ascii="Arial" w:hAnsi="Arial" w:eastAsia="Arial"/>
-                <w:b w:val="0"/>
+            <w:r>
+              <w:rPr>
+                <w:rFonts w:ascii="Arial" w:hAnsi="Arial" w:eastAsia="Arial"/>
+                <w:sz w:val="18"/>
+              </w:rPr>
+            </w:r>
+            <w:r>
+              <w:rPr>
+                <w:rFonts w:ascii="Arial" w:hAnsi="Arial" w:eastAsia="Arial"/>
                 <w:sz w:val="18"/>
               </w:rPr>
               <w:t>5</w:t>
@@ -1418,14 +1600,18 @@
               <w:keepLines/>
               <w:spacing w:after="0"/>
             </w:pPr>
-            <w:r/>
-            <w:r>
-              <w:rPr>
-                <w:rFonts w:ascii="Arial" w:hAnsi="Arial" w:eastAsia="Arial"/>
-                <w:b w:val="0"/>
-                <w:sz w:val="18"/>
-              </w:rPr>
-              <w:t>employee_id / role_code</w:t>
+            <w:r>
+              <w:rPr>
+                <w:rFonts w:ascii="Arial" w:hAnsi="Arial" w:eastAsia="Arial"/>
+                <w:sz w:val="18"/>
+              </w:rPr>
+            </w:r>
+            <w:r>
+              <w:rPr>
+                <w:rFonts w:ascii="Arial" w:hAnsi="Arial" w:eastAsia="Arial"/>
+                <w:sz w:val="18"/>
+              </w:rPr>
+              <w:t>employee_id / user_id</w:t>
             </w:r>
           </w:p>
         </w:tc>
@@ -1439,14 +1625,18 @@
               <w:keepLines/>
               <w:spacing w:after="0"/>
             </w:pPr>
-            <w:r/>
-            <w:r>
-              <w:rPr>
-                <w:rFonts w:ascii="Arial" w:hAnsi="Arial" w:eastAsia="Arial"/>
-                <w:b w:val="0"/>
-                <w:sz w:val="18"/>
-              </w:rPr>
-              <w:t>identity/RBAC</w:t>
+            <w:r>
+              <w:rPr>
+                <w:rFonts w:ascii="Arial" w:hAnsi="Arial" w:eastAsia="Arial"/>
+                <w:sz w:val="18"/>
+              </w:rPr>
+            </w:r>
+            <w:r>
+              <w:rPr>
+                <w:rFonts w:ascii="Arial" w:hAnsi="Arial" w:eastAsia="Arial"/>
+                <w:sz w:val="18"/>
+              </w:rPr>
+              <w:t>identity — มาจาก BFF header ไม่ใช่ตารางของ SBPGI</w:t>
             </w:r>
           </w:p>
         </w:tc>
@@ -1460,14 +1650,18 @@
               <w:keepLines/>
               <w:spacing w:after="0"/>
             </w:pPr>
-            <w:r/>
-            <w:r>
-              <w:rPr>
-                <w:rFonts w:ascii="Arial" w:hAnsi="Arial" w:eastAsia="Arial"/>
-                <w:b w:val="0"/>
-                <w:sz w:val="18"/>
-              </w:rPr>
-              <w:t>menu, audit, assignment</w:t>
+            <w:r>
+              <w:rPr>
+                <w:rFonts w:ascii="Arial" w:hAnsi="Arial" w:eastAsia="Arial"/>
+                <w:sz w:val="18"/>
+              </w:rPr>
+            </w:r>
+            <w:r>
+              <w:rPr>
+                <w:rFonts w:ascii="Arial" w:hAnsi="Arial" w:eastAsia="Arial"/>
+                <w:sz w:val="18"/>
+              </w:rPr>
+              <w:t>lookup, assignment</w:t>
             </w:r>
           </w:p>
         </w:tc>
@@ -1628,11 +1822,15 @@
               <w:keepLines/>
               <w:spacing w:after="0"/>
             </w:pPr>
-            <w:r/>
-            <w:r>
-              <w:rPr>
-                <w:rFonts w:ascii="Arial" w:hAnsi="Arial" w:eastAsia="Arial"/>
-                <w:b w:val="0"/>
+            <w:r>
+              <w:rPr>
+                <w:rFonts w:ascii="Arial" w:hAnsi="Arial" w:eastAsia="Arial"/>
+                <w:sz w:val="18"/>
+              </w:rPr>
+            </w:r>
+            <w:r>
+              <w:rPr>
+                <w:rFonts w:ascii="Arial" w:hAnsi="Arial" w:eastAsia="Arial"/>
                 <w:sz w:val="18"/>
               </w:rPr>
               <w:t>A</w:t>
@@ -1649,11 +1847,15 @@
               <w:keepLines/>
               <w:spacing w:after="0"/>
             </w:pPr>
-            <w:r/>
-            <w:r>
-              <w:rPr>
-                <w:rFonts w:ascii="Arial" w:hAnsi="Arial" w:eastAsia="Arial"/>
-                <w:b w:val="0"/>
+            <w:r>
+              <w:rPr>
+                <w:rFonts w:ascii="Arial" w:hAnsi="Arial" w:eastAsia="Arial"/>
+                <w:sz w:val="18"/>
+              </w:rPr>
+            </w:r>
+            <w:r>
+              <w:rPr>
+                <w:rFonts w:ascii="Arial" w:hAnsi="Arial" w:eastAsia="Arial"/>
                 <w:sz w:val="18"/>
               </w:rPr>
               <w:t>fgi_impact_stores</w:t>
@@ -1670,11 +1872,15 @@
               <w:keepLines/>
               <w:spacing w:after="0"/>
             </w:pPr>
-            <w:r/>
-            <w:r>
-              <w:rPr>
-                <w:rFonts w:ascii="Arial" w:hAnsi="Arial" w:eastAsia="Arial"/>
-                <w:b w:val="0"/>
+            <w:r>
+              <w:rPr>
+                <w:rFonts w:ascii="Arial" w:hAnsi="Arial" w:eastAsia="Arial"/>
+                <w:sz w:val="18"/>
+              </w:rPr>
+            </w:r>
+            <w:r>
+              <w:rPr>
+                <w:rFonts w:ascii="Arial" w:hAnsi="Arial" w:eastAsia="Arial"/>
                 <w:sz w:val="18"/>
               </w:rPr>
               <w:t>id</w:t>
@@ -1691,11 +1897,15 @@
               <w:keepLines/>
               <w:spacing w:after="0"/>
             </w:pPr>
-            <w:r/>
-            <w:r>
-              <w:rPr>
-                <w:rFonts w:ascii="Arial" w:hAnsi="Arial" w:eastAsia="Arial"/>
-                <w:b w:val="0"/>
+            <w:r>
+              <w:rPr>
+                <w:rFonts w:ascii="Arial" w:hAnsi="Arial" w:eastAsia="Arial"/>
+                <w:sz w:val="18"/>
+              </w:rPr>
+            </w:r>
+            <w:r>
+              <w:rPr>
+                <w:rFonts w:ascii="Arial" w:hAnsi="Arial" w:eastAsia="Arial"/>
                 <w:sz w:val="18"/>
               </w:rPr>
               <w:t>impact_process_id, impacted_store_code</w:t>
@@ -1712,11 +1922,15 @@
               <w:keepLines/>
               <w:spacing w:after="0"/>
             </w:pPr>
-            <w:r/>
-            <w:r>
-              <w:rPr>
-                <w:rFonts w:ascii="Arial" w:hAnsi="Arial" w:eastAsia="Arial"/>
-                <w:b w:val="0"/>
+            <w:r>
+              <w:rPr>
+                <w:rFonts w:ascii="Arial" w:hAnsi="Arial" w:eastAsia="Arial"/>
+                <w:sz w:val="18"/>
+              </w:rPr>
+            </w:r>
+            <w:r>
+              <w:rPr>
+                <w:rFonts w:ascii="Arial" w:hAnsi="Arial" w:eastAsia="Arial"/>
                 <w:sz w:val="18"/>
               </w:rPr>
               <w:t>impact pair; sales request and allocation data</w:t>
@@ -1738,11 +1952,15 @@
               <w:keepLines/>
               <w:spacing w:after="0"/>
             </w:pPr>
-            <w:r/>
-            <w:r>
-              <w:rPr>
-                <w:rFonts w:ascii="Arial" w:hAnsi="Arial" w:eastAsia="Arial"/>
-                <w:b w:val="0"/>
+            <w:r>
+              <w:rPr>
+                <w:rFonts w:ascii="Arial" w:hAnsi="Arial" w:eastAsia="Arial"/>
+                <w:sz w:val="18"/>
+              </w:rPr>
+            </w:r>
+            <w:r>
+              <w:rPr>
+                <w:rFonts w:ascii="Arial" w:hAnsi="Arial" w:eastAsia="Arial"/>
                 <w:sz w:val="18"/>
               </w:rPr>
               <w:t>A</w:t>
@@ -1759,11 +1977,15 @@
               <w:keepLines/>
               <w:spacing w:after="0"/>
             </w:pPr>
-            <w:r/>
-            <w:r>
-              <w:rPr>
-                <w:rFonts w:ascii="Arial" w:hAnsi="Arial" w:eastAsia="Arial"/>
-                <w:b w:val="0"/>
+            <w:r>
+              <w:rPr>
+                <w:rFonts w:ascii="Arial" w:hAnsi="Arial" w:eastAsia="Arial"/>
+                <w:sz w:val="18"/>
+              </w:rPr>
+            </w:r>
+            <w:r>
+              <w:rPr>
+                <w:rFonts w:ascii="Arial" w:hAnsi="Arial" w:eastAsia="Arial"/>
                 <w:sz w:val="18"/>
               </w:rPr>
               <w:t>fgi_impact_processes</w:t>
@@ -1780,11 +2002,15 @@
               <w:keepLines/>
               <w:spacing w:after="0"/>
             </w:pPr>
-            <w:r/>
-            <w:r>
-              <w:rPr>
-                <w:rFonts w:ascii="Arial" w:hAnsi="Arial" w:eastAsia="Arial"/>
-                <w:b w:val="0"/>
+            <w:r>
+              <w:rPr>
+                <w:rFonts w:ascii="Arial" w:hAnsi="Arial" w:eastAsia="Arial"/>
+                <w:sz w:val="18"/>
+              </w:rPr>
+            </w:r>
+            <w:r>
+              <w:rPr>
+                <w:rFonts w:ascii="Arial" w:hAnsi="Arial" w:eastAsia="Arial"/>
                 <w:sz w:val="18"/>
               </w:rPr>
               <w:t>id</w:t>
@@ -1801,11 +2027,15 @@
               <w:keepLines/>
               <w:spacing w:after="0"/>
             </w:pPr>
-            <w:r/>
-            <w:r>
-              <w:rPr>
-                <w:rFonts w:ascii="Arial" w:hAnsi="Arial" w:eastAsia="Arial"/>
-                <w:b w:val="0"/>
+            <w:r>
+              <w:rPr>
+                <w:rFonts w:ascii="Arial" w:hAnsi="Arial" w:eastAsia="Arial"/>
+                <w:sz w:val="18"/>
+              </w:rPr>
+            </w:r>
+            <w:r>
+              <w:rPr>
+                <w:rFonts w:ascii="Arial" w:hAnsi="Arial" w:eastAsia="Arial"/>
                 <w:sz w:val="18"/>
               </w:rPr>
               <w:t>impacted_store_code</w:t>
@@ -1822,11 +2052,15 @@
               <w:keepLines/>
               <w:spacing w:after="0"/>
             </w:pPr>
-            <w:r/>
-            <w:r>
-              <w:rPr>
-                <w:rFonts w:ascii="Arial" w:hAnsi="Arial" w:eastAsia="Arial"/>
-                <w:b w:val="0"/>
+            <w:r>
+              <w:rPr>
+                <w:rFonts w:ascii="Arial" w:hAnsi="Arial" w:eastAsia="Arial"/>
+                <w:sz w:val="18"/>
+              </w:rPr>
+            </w:r>
+            <w:r>
+              <w:rPr>
+                <w:rFonts w:ascii="Arial" w:hAnsi="Arial" w:eastAsia="Arial"/>
                 <w:sz w:val="18"/>
               </w:rPr>
               <w:t>impact process hub and canonical workflow_generation_status</w:t>
@@ -1848,11 +2082,15 @@
               <w:keepLines/>
               <w:spacing w:after="0"/>
             </w:pPr>
-            <w:r/>
-            <w:r>
-              <w:rPr>
-                <w:rFonts w:ascii="Arial" w:hAnsi="Arial" w:eastAsia="Arial"/>
-                <w:b w:val="0"/>
+            <w:r>
+              <w:rPr>
+                <w:rFonts w:ascii="Arial" w:hAnsi="Arial" w:eastAsia="Arial"/>
+                <w:sz w:val="18"/>
+              </w:rPr>
+            </w:r>
+            <w:r>
+              <w:rPr>
+                <w:rFonts w:ascii="Arial" w:hAnsi="Arial" w:eastAsia="Arial"/>
                 <w:sz w:val="18"/>
               </w:rPr>
               <w:t>A</w:t>
@@ -1869,11 +2107,15 @@
               <w:keepLines/>
               <w:spacing w:after="0"/>
             </w:pPr>
-            <w:r/>
-            <w:r>
-              <w:rPr>
-                <w:rFonts w:ascii="Arial" w:hAnsi="Arial" w:eastAsia="Arial"/>
-                <w:b w:val="0"/>
+            <w:r>
+              <w:rPr>
+                <w:rFonts w:ascii="Arial" w:hAnsi="Arial" w:eastAsia="Arial"/>
+                <w:sz w:val="18"/>
+              </w:rPr>
+            </w:r>
+            <w:r>
+              <w:rPr>
+                <w:rFonts w:ascii="Arial" w:hAnsi="Arial" w:eastAsia="Arial"/>
                 <w:sz w:val="18"/>
               </w:rPr>
               <w:t>fgi_impact_sales_summaries</w:t>
@@ -1890,11 +2132,15 @@
               <w:keepLines/>
               <w:spacing w:after="0"/>
             </w:pPr>
-            <w:r/>
-            <w:r>
-              <w:rPr>
-                <w:rFonts w:ascii="Arial" w:hAnsi="Arial" w:eastAsia="Arial"/>
-                <w:b w:val="0"/>
+            <w:r>
+              <w:rPr>
+                <w:rFonts w:ascii="Arial" w:hAnsi="Arial" w:eastAsia="Arial"/>
+                <w:sz w:val="18"/>
+              </w:rPr>
+            </w:r>
+            <w:r>
+              <w:rPr>
+                <w:rFonts w:ascii="Arial" w:hAnsi="Arial" w:eastAsia="Arial"/>
                 <w:sz w:val="18"/>
               </w:rPr>
               <w:t>id</w:t>
@@ -1911,11 +2157,15 @@
               <w:keepLines/>
               <w:spacing w:after="0"/>
             </w:pPr>
-            <w:r/>
-            <w:r>
-              <w:rPr>
-                <w:rFonts w:ascii="Arial" w:hAnsi="Arial" w:eastAsia="Arial"/>
-                <w:b w:val="0"/>
+            <w:r>
+              <w:rPr>
+                <w:rFonts w:ascii="Arial" w:hAnsi="Arial" w:eastAsia="Arial"/>
+                <w:sz w:val="18"/>
+              </w:rPr>
+            </w:r>
+            <w:r>
+              <w:rPr>
+                <w:rFonts w:ascii="Arial" w:hAnsi="Arial" w:eastAsia="Arial"/>
                 <w:sz w:val="18"/>
               </w:rPr>
               <w:t>impact_process_id</w:t>
@@ -1932,11 +2182,15 @@
               <w:keepLines/>
               <w:spacing w:after="0"/>
             </w:pPr>
-            <w:r/>
-            <w:r>
-              <w:rPr>
-                <w:rFonts w:ascii="Arial" w:hAnsi="Arial" w:eastAsia="Arial"/>
-                <w:b w:val="0"/>
+            <w:r>
+              <w:rPr>
+                <w:rFonts w:ascii="Arial" w:hAnsi="Arial" w:eastAsia="Arial"/>
+                <w:sz w:val="18"/>
+              </w:rPr>
+            </w:r>
+            <w:r>
+              <w:rPr>
+                <w:rFonts w:ascii="Arial" w:hAnsi="Arial" w:eastAsia="Arial"/>
                 <w:sz w:val="18"/>
               </w:rPr>
               <w:t>sales summary/growth rate</w:t>
@@ -1958,11 +2212,15 @@
               <w:keepLines/>
               <w:spacing w:after="0"/>
             </w:pPr>
-            <w:r/>
-            <w:r>
-              <w:rPr>
-                <w:rFonts w:ascii="Arial" w:hAnsi="Arial" w:eastAsia="Arial"/>
-                <w:b w:val="0"/>
+            <w:r>
+              <w:rPr>
+                <w:rFonts w:ascii="Arial" w:hAnsi="Arial" w:eastAsia="Arial"/>
+                <w:sz w:val="18"/>
+              </w:rPr>
+            </w:r>
+            <w:r>
+              <w:rPr>
+                <w:rFonts w:ascii="Arial" w:hAnsi="Arial" w:eastAsia="Arial"/>
                 <w:sz w:val="18"/>
               </w:rPr>
               <w:t>A</w:t>
@@ -1979,11 +2237,15 @@
               <w:keepLines/>
               <w:spacing w:after="0"/>
             </w:pPr>
-            <w:r/>
-            <w:r>
-              <w:rPr>
-                <w:rFonts w:ascii="Arial" w:hAnsi="Arial" w:eastAsia="Arial"/>
-                <w:b w:val="0"/>
+            <w:r>
+              <w:rPr>
+                <w:rFonts w:ascii="Arial" w:hAnsi="Arial" w:eastAsia="Arial"/>
+                <w:sz w:val="18"/>
+              </w:rPr>
+            </w:r>
+            <w:r>
+              <w:rPr>
+                <w:rFonts w:ascii="Arial" w:hAnsi="Arial" w:eastAsia="Arial"/>
                 <w:sz w:val="18"/>
               </w:rPr>
               <w:t>sales_transactions</w:t>
@@ -2000,11 +2262,15 @@
               <w:keepLines/>
               <w:spacing w:after="0"/>
             </w:pPr>
-            <w:r/>
-            <w:r>
-              <w:rPr>
-                <w:rFonts w:ascii="Arial" w:hAnsi="Arial" w:eastAsia="Arial"/>
-                <w:b w:val="0"/>
+            <w:r>
+              <w:rPr>
+                <w:rFonts w:ascii="Arial" w:hAnsi="Arial" w:eastAsia="Arial"/>
+                <w:sz w:val="18"/>
+              </w:rPr>
+            </w:r>
+            <w:r>
+              <w:rPr>
+                <w:rFonts w:ascii="Arial" w:hAnsi="Arial" w:eastAsia="Arial"/>
                 <w:sz w:val="18"/>
               </w:rPr>
               <w:t>id</w:t>
@@ -2021,11 +2287,15 @@
               <w:keepLines/>
               <w:spacing w:after="0"/>
             </w:pPr>
-            <w:r/>
-            <w:r>
-              <w:rPr>
-                <w:rFonts w:ascii="Arial" w:hAnsi="Arial" w:eastAsia="Arial"/>
-                <w:b w:val="0"/>
+            <w:r>
+              <w:rPr>
+                <w:rFonts w:ascii="Arial" w:hAnsi="Arial" w:eastAsia="Arial"/>
+                <w:sz w:val="18"/>
+              </w:rPr>
+            </w:r>
+            <w:r>
+              <w:rPr>
+                <w:rFonts w:ascii="Arial" w:hAnsi="Arial" w:eastAsia="Arial"/>
                 <w:sz w:val="18"/>
               </w:rPr>
               <w:t>sales_summary_id</w:t>
@@ -2042,11 +2312,15 @@
               <w:keepLines/>
               <w:spacing w:after="0"/>
             </w:pPr>
-            <w:r/>
-            <w:r>
-              <w:rPr>
-                <w:rFonts w:ascii="Arial" w:hAnsi="Arial" w:eastAsia="Arial"/>
-                <w:b w:val="0"/>
+            <w:r>
+              <w:rPr>
+                <w:rFonts w:ascii="Arial" w:hAnsi="Arial" w:eastAsia="Arial"/>
+                <w:sz w:val="18"/>
+              </w:rPr>
+            </w:r>
+            <w:r>
+              <w:rPr>
+                <w:rFonts w:ascii="Arial" w:hAnsi="Arial" w:eastAsia="Arial"/>
                 <w:sz w:val="18"/>
               </w:rPr>
               <w:t>daily sales 4 windows x 15 days</w:t>
@@ -2068,11 +2342,15 @@
               <w:keepLines/>
               <w:spacing w:after="0"/>
             </w:pPr>
-            <w:r/>
-            <w:r>
-              <w:rPr>
-                <w:rFonts w:ascii="Arial" w:hAnsi="Arial" w:eastAsia="Arial"/>
-                <w:b w:val="0"/>
+            <w:r>
+              <w:rPr>
+                <w:rFonts w:ascii="Arial" w:hAnsi="Arial" w:eastAsia="Arial"/>
+                <w:sz w:val="18"/>
+              </w:rPr>
+            </w:r>
+            <w:r>
+              <w:rPr>
+                <w:rFonts w:ascii="Arial" w:hAnsi="Arial" w:eastAsia="Arial"/>
                 <w:sz w:val="18"/>
               </w:rPr>
               <w:t>A</w:t>
@@ -2089,11 +2367,15 @@
               <w:keepLines/>
               <w:spacing w:after="0"/>
             </w:pPr>
-            <w:r/>
-            <w:r>
-              <w:rPr>
-                <w:rFonts w:ascii="Arial" w:hAnsi="Arial" w:eastAsia="Arial"/>
-                <w:b w:val="0"/>
+            <w:r>
+              <w:rPr>
+                <w:rFonts w:ascii="Arial" w:hAnsi="Arial" w:eastAsia="Arial"/>
+                <w:sz w:val="18"/>
+              </w:rPr>
+            </w:r>
+            <w:r>
+              <w:rPr>
+                <w:rFonts w:ascii="Arial" w:hAnsi="Arial" w:eastAsia="Arial"/>
                 <w:sz w:val="18"/>
               </w:rPr>
               <w:t>fgi_impact_competitors</w:t>
@@ -2110,11 +2392,15 @@
               <w:keepLines/>
               <w:spacing w:after="0"/>
             </w:pPr>
-            <w:r/>
-            <w:r>
-              <w:rPr>
-                <w:rFonts w:ascii="Arial" w:hAnsi="Arial" w:eastAsia="Arial"/>
-                <w:b w:val="0"/>
+            <w:r>
+              <w:rPr>
+                <w:rFonts w:ascii="Arial" w:hAnsi="Arial" w:eastAsia="Arial"/>
+                <w:sz w:val="18"/>
+              </w:rPr>
+            </w:r>
+            <w:r>
+              <w:rPr>
+                <w:rFonts w:ascii="Arial" w:hAnsi="Arial" w:eastAsia="Arial"/>
                 <w:sz w:val="18"/>
               </w:rPr>
               <w:t>id</w:t>
@@ -2131,11 +2417,15 @@
               <w:keepLines/>
               <w:spacing w:after="0"/>
             </w:pPr>
-            <w:r/>
-            <w:r>
-              <w:rPr>
-                <w:rFonts w:ascii="Arial" w:hAnsi="Arial" w:eastAsia="Arial"/>
-                <w:b w:val="0"/>
+            <w:r>
+              <w:rPr>
+                <w:rFonts w:ascii="Arial" w:hAnsi="Arial" w:eastAsia="Arial"/>
+                <w:sz w:val="18"/>
+              </w:rPr>
+            </w:r>
+            <w:r>
+              <w:rPr>
+                <w:rFonts w:ascii="Arial" w:hAnsi="Arial" w:eastAsia="Arial"/>
                 <w:sz w:val="18"/>
               </w:rPr>
               <w:t>impact_process_id</w:t>
@@ -2152,11 +2442,15 @@
               <w:keepLines/>
               <w:spacing w:after="0"/>
             </w:pPr>
-            <w:r/>
-            <w:r>
-              <w:rPr>
-                <w:rFonts w:ascii="Arial" w:hAnsi="Arial" w:eastAsia="Arial"/>
-                <w:b w:val="0"/>
+            <w:r>
+              <w:rPr>
+                <w:rFonts w:ascii="Arial" w:hAnsi="Arial" w:eastAsia="Arial"/>
+                <w:sz w:val="18"/>
+              </w:rPr>
+            </w:r>
+            <w:r>
+              <w:rPr>
+                <w:rFonts w:ascii="Arial" w:hAnsi="Arial" w:eastAsia="Arial"/>
                 <w:sz w:val="18"/>
               </w:rPr>
               <w:t>ALLMAP competitors</w:t>
@@ -2178,11 +2472,15 @@
               <w:keepLines/>
               <w:spacing w:after="0"/>
             </w:pPr>
-            <w:r/>
-            <w:r>
-              <w:rPr>
-                <w:rFonts w:ascii="Arial" w:hAnsi="Arial" w:eastAsia="Arial"/>
-                <w:b w:val="0"/>
+            <w:r>
+              <w:rPr>
+                <w:rFonts w:ascii="Arial" w:hAnsi="Arial" w:eastAsia="Arial"/>
+                <w:sz w:val="18"/>
+              </w:rPr>
+            </w:r>
+            <w:r>
+              <w:rPr>
+                <w:rFonts w:ascii="Arial" w:hAnsi="Arial" w:eastAsia="Arial"/>
                 <w:sz w:val="18"/>
               </w:rPr>
               <w:t>A</w:t>
@@ -2199,14 +2497,18 @@
               <w:keepLines/>
               <w:spacing w:after="0"/>
             </w:pPr>
-            <w:r/>
-            <w:r>
-              <w:rPr>
-                <w:rFonts w:ascii="Arial" w:hAnsi="Arial" w:eastAsia="Arial"/>
-                <w:b w:val="0"/>
-                <w:sz w:val="18"/>
-              </w:rPr>
-              <w:t>fcs_qssi_scores</w:t>
+            <w:r>
+              <w:rPr>
+                <w:rFonts w:ascii="Arial" w:hAnsi="Arial" w:eastAsia="Arial"/>
+                <w:sz w:val="18"/>
+              </w:rPr>
+            </w:r>
+            <w:r>
+              <w:rPr>
+                <w:rFonts w:ascii="Arial" w:hAnsi="Arial" w:eastAsia="Arial"/>
+                <w:sz w:val="18"/>
+              </w:rPr>
+              <w:t>fcs_qssi_score</w:t>
             </w:r>
           </w:p>
         </w:tc>
@@ -2220,11 +2522,15 @@
               <w:keepLines/>
               <w:spacing w:after="0"/>
             </w:pPr>
-            <w:r/>
-            <w:r>
-              <w:rPr>
-                <w:rFonts w:ascii="Arial" w:hAnsi="Arial" w:eastAsia="Arial"/>
-                <w:b w:val="0"/>
+            <w:r>
+              <w:rPr>
+                <w:rFonts w:ascii="Arial" w:hAnsi="Arial" w:eastAsia="Arial"/>
+                <w:sz w:val="18"/>
+              </w:rPr>
+            </w:r>
+            <w:r>
+              <w:rPr>
+                <w:rFonts w:ascii="Arial" w:hAnsi="Arial" w:eastAsia="Arial"/>
                 <w:sz w:val="18"/>
               </w:rPr>
               <w:t>id</w:t>
@@ -2241,11 +2547,15 @@
               <w:keepLines/>
               <w:spacing w:after="0"/>
             </w:pPr>
-            <w:r/>
-            <w:r>
-              <w:rPr>
-                <w:rFonts w:ascii="Arial" w:hAnsi="Arial" w:eastAsia="Arial"/>
-                <w:b w:val="0"/>
+            <w:r>
+              <w:rPr>
+                <w:rFonts w:ascii="Arial" w:hAnsi="Arial" w:eastAsia="Arial"/>
+                <w:sz w:val="18"/>
+              </w:rPr>
+            </w:r>
+            <w:r>
+              <w:rPr>
+                <w:rFonts w:ascii="Arial" w:hAnsi="Arial" w:eastAsia="Arial"/>
                 <w:sz w:val="18"/>
               </w:rPr>
               <w:t>store_id + category_code + period</w:t>
@@ -2262,14 +2572,18 @@
               <w:keepLines/>
               <w:spacing w:after="0"/>
             </w:pPr>
-            <w:r/>
-            <w:r>
-              <w:rPr>
-                <w:rFonts w:ascii="Arial" w:hAnsi="Arial" w:eastAsia="Arial"/>
-                <w:b w:val="0"/>
-                <w:sz w:val="18"/>
-              </w:rPr>
-              <w:t>QSSI scores</w:t>
+            <w:r>
+              <w:rPr>
+                <w:rFonts w:ascii="Arial" w:hAnsi="Arial" w:eastAsia="Arial"/>
+                <w:sz w:val="18"/>
+              </w:rPr>
+            </w:r>
+            <w:r>
+              <w:rPr>
+                <w:rFonts w:ascii="Arial" w:hAnsi="Arial" w:eastAsia="Arial"/>
+                <w:sz w:val="18"/>
+              </w:rPr>
+              <w:t>QSSI scores — ⚠️ REUSE ตารางเดิมของ sps_store (เอกพจน์ · 23,958,780 แถว · มี import pipeline POST /performance/import-qssi ใช้งานอยู่) ห้ามสร้างใหม่ และห้ามใช้ชื่อพหูพจน์ fcs_qssi_scores</w:t>
             </w:r>
           </w:p>
         </w:tc>
@@ -2288,11 +2602,15 @@
               <w:keepLines/>
               <w:spacing w:after="0"/>
             </w:pPr>
-            <w:r/>
-            <w:r>
-              <w:rPr>
-                <w:rFonts w:ascii="Arial" w:hAnsi="Arial" w:eastAsia="Arial"/>
-                <w:b w:val="0"/>
+            <w:r>
+              <w:rPr>
+                <w:rFonts w:ascii="Arial" w:hAnsi="Arial" w:eastAsia="Arial"/>
+                <w:sz w:val="18"/>
+              </w:rPr>
+            </w:r>
+            <w:r>
+              <w:rPr>
+                <w:rFonts w:ascii="Arial" w:hAnsi="Arial" w:eastAsia="Arial"/>
                 <w:sz w:val="18"/>
               </w:rPr>
               <w:t>A</w:t>
@@ -2309,11 +2627,15 @@
               <w:keepLines/>
               <w:spacing w:after="0"/>
             </w:pPr>
-            <w:r/>
-            <w:r>
-              <w:rPr>
-                <w:rFonts w:ascii="Arial" w:hAnsi="Arial" w:eastAsia="Arial"/>
-                <w:b w:val="0"/>
+            <w:r>
+              <w:rPr>
+                <w:rFonts w:ascii="Arial" w:hAnsi="Arial" w:eastAsia="Arial"/>
+                <w:sz w:val="18"/>
+              </w:rPr>
+            </w:r>
+            <w:r>
+              <w:rPr>
+                <w:rFonts w:ascii="Arial" w:hAnsi="Arial" w:eastAsia="Arial"/>
                 <w:sz w:val="18"/>
               </w:rPr>
               <w:t>interface_transactions</w:t>
@@ -2330,11 +2652,15 @@
               <w:keepLines/>
               <w:spacing w:after="0"/>
             </w:pPr>
-            <w:r/>
-            <w:r>
-              <w:rPr>
-                <w:rFonts w:ascii="Arial" w:hAnsi="Arial" w:eastAsia="Arial"/>
-                <w:b w:val="0"/>
+            <w:r>
+              <w:rPr>
+                <w:rFonts w:ascii="Arial" w:hAnsi="Arial" w:eastAsia="Arial"/>
+                <w:sz w:val="18"/>
+              </w:rPr>
+            </w:r>
+            <w:r>
+              <w:rPr>
+                <w:rFonts w:ascii="Arial" w:hAnsi="Arial" w:eastAsia="Arial"/>
                 <w:sz w:val="18"/>
               </w:rPr>
               <w:t>id</w:t>
@@ -2351,11 +2677,15 @@
               <w:keepLines/>
               <w:spacing w:after="0"/>
             </w:pPr>
-            <w:r/>
-            <w:r>
-              <w:rPr>
-                <w:rFonts w:ascii="Arial" w:hAnsi="Arial" w:eastAsia="Arial"/>
-                <w:b w:val="0"/>
+            <w:r>
+              <w:rPr>
+                <w:rFonts w:ascii="Arial" w:hAnsi="Arial" w:eastAsia="Arial"/>
+                <w:sz w:val="18"/>
+              </w:rPr>
+            </w:r>
+            <w:r>
+              <w:rPr>
+                <w:rFonts w:ascii="Arial" w:hAnsi="Arial" w:eastAsia="Arial"/>
                 <w:sz w:val="18"/>
               </w:rPr>
               <w:t>impact_process_id/sales_summary_id/doc_no</w:t>
@@ -2372,11 +2702,15 @@
               <w:keepLines/>
               <w:spacing w:after="0"/>
             </w:pPr>
-            <w:r/>
-            <w:r>
-              <w:rPr>
-                <w:rFonts w:ascii="Arial" w:hAnsi="Arial" w:eastAsia="Arial"/>
-                <w:b w:val="0"/>
+            <w:r>
+              <w:rPr>
+                <w:rFonts w:ascii="Arial" w:hAnsi="Arial" w:eastAsia="Arial"/>
+                <w:sz w:val="18"/>
+              </w:rPr>
+            </w:r>
+            <w:r>
+              <w:rPr>
+                <w:rFonts w:ascii="Arial" w:hAnsi="Arial" w:eastAsia="Arial"/>
                 <w:sz w:val="18"/>
               </w:rPr>
               <w:t>interface tracking replacement</w:t>
@@ -2398,11 +2732,15 @@
               <w:keepLines/>
               <w:spacing w:after="0"/>
             </w:pPr>
-            <w:r/>
-            <w:r>
-              <w:rPr>
-                <w:rFonts w:ascii="Arial" w:hAnsi="Arial" w:eastAsia="Arial"/>
-                <w:b w:val="0"/>
+            <w:r>
+              <w:rPr>
+                <w:rFonts w:ascii="Arial" w:hAnsi="Arial" w:eastAsia="Arial"/>
+                <w:sz w:val="18"/>
+              </w:rPr>
+            </w:r>
+            <w:r>
+              <w:rPr>
+                <w:rFonts w:ascii="Arial" w:hAnsi="Arial" w:eastAsia="Arial"/>
                 <w:sz w:val="18"/>
               </w:rPr>
               <w:t>B</w:t>
@@ -2419,11 +2757,15 @@
               <w:keepLines/>
               <w:spacing w:after="0"/>
             </w:pPr>
-            <w:r/>
-            <w:r>
-              <w:rPr>
-                <w:rFonts w:ascii="Arial" w:hAnsi="Arial" w:eastAsia="Arial"/>
-                <w:b w:val="0"/>
+            <w:r>
+              <w:rPr>
+                <w:rFonts w:ascii="Arial" w:hAnsi="Arial" w:eastAsia="Arial"/>
+                <w:sz w:val="18"/>
+              </w:rPr>
+            </w:r>
+            <w:r>
+              <w:rPr>
+                <w:rFonts w:ascii="Arial" w:hAnsi="Arial" w:eastAsia="Arial"/>
                 <w:sz w:val="18"/>
               </w:rPr>
               <w:t>compensation_documents</w:t>
@@ -2440,11 +2782,15 @@
               <w:keepLines/>
               <w:spacing w:after="0"/>
             </w:pPr>
-            <w:r/>
-            <w:r>
-              <w:rPr>
-                <w:rFonts w:ascii="Arial" w:hAnsi="Arial" w:eastAsia="Arial"/>
-                <w:b w:val="0"/>
+            <w:r>
+              <w:rPr>
+                <w:rFonts w:ascii="Arial" w:hAnsi="Arial" w:eastAsia="Arial"/>
+                <w:sz w:val="18"/>
+              </w:rPr>
+            </w:r>
+            <w:r>
+              <w:rPr>
+                <w:rFonts w:ascii="Arial" w:hAnsi="Arial" w:eastAsia="Arial"/>
                 <w:sz w:val="18"/>
               </w:rPr>
               <w:t>doc_no</w:t>
@@ -2461,11 +2807,15 @@
               <w:keepLines/>
               <w:spacing w:after="0"/>
             </w:pPr>
-            <w:r/>
-            <w:r>
-              <w:rPr>
-                <w:rFonts w:ascii="Arial" w:hAnsi="Arial" w:eastAsia="Arial"/>
-                <w:b w:val="0"/>
+            <w:r>
+              <w:rPr>
+                <w:rFonts w:ascii="Arial" w:hAnsi="Arial" w:eastAsia="Arial"/>
+                <w:sz w:val="18"/>
+              </w:rPr>
+            </w:r>
+            <w:r>
+              <w:rPr>
+                <w:rFonts w:ascii="Arial" w:hAnsi="Arial" w:eastAsia="Arial"/>
                 <w:sz w:val="18"/>
               </w:rPr>
               <w:t>impact_process_id, status_code, current_section_code</w:t>
@@ -2482,11 +2832,15 @@
               <w:keepLines/>
               <w:spacing w:after="0"/>
             </w:pPr>
-            <w:r/>
-            <w:r>
-              <w:rPr>
-                <w:rFonts w:ascii="Arial" w:hAnsi="Arial" w:eastAsia="Arial"/>
-                <w:b w:val="0"/>
+            <w:r>
+              <w:rPr>
+                <w:rFonts w:ascii="Arial" w:hAnsi="Arial" w:eastAsia="Arial"/>
+                <w:sz w:val="18"/>
+              </w:rPr>
+            </w:r>
+            <w:r>
+              <w:rPr>
+                <w:rFonts w:ascii="Arial" w:hAnsi="Arial" w:eastAsia="Arial"/>
                 <w:sz w:val="18"/>
               </w:rPr>
               <w:t>document header/core</w:t>
@@ -2508,11 +2862,15 @@
               <w:keepLines/>
               <w:spacing w:after="0"/>
             </w:pPr>
-            <w:r/>
-            <w:r>
-              <w:rPr>
-                <w:rFonts w:ascii="Arial" w:hAnsi="Arial" w:eastAsia="Arial"/>
-                <w:b w:val="0"/>
+            <w:r>
+              <w:rPr>
+                <w:rFonts w:ascii="Arial" w:hAnsi="Arial" w:eastAsia="Arial"/>
+                <w:sz w:val="18"/>
+              </w:rPr>
+            </w:r>
+            <w:r>
+              <w:rPr>
+                <w:rFonts w:ascii="Arial" w:hAnsi="Arial" w:eastAsia="Arial"/>
                 <w:sz w:val="18"/>
               </w:rPr>
               <w:t>B</w:t>
@@ -2529,11 +2887,15 @@
               <w:keepLines/>
               <w:spacing w:after="0"/>
             </w:pPr>
-            <w:r/>
-            <w:r>
-              <w:rPr>
-                <w:rFonts w:ascii="Arial" w:hAnsi="Arial" w:eastAsia="Arial"/>
-                <w:b w:val="0"/>
+            <w:r>
+              <w:rPr>
+                <w:rFonts w:ascii="Arial" w:hAnsi="Arial" w:eastAsia="Arial"/>
+                <w:sz w:val="18"/>
+              </w:rPr>
+            </w:r>
+            <w:r>
+              <w:rPr>
+                <w:rFonts w:ascii="Arial" w:hAnsi="Arial" w:eastAsia="Arial"/>
                 <w:sz w:val="18"/>
               </w:rPr>
               <w:t>document_new_stores</w:t>
@@ -2550,11 +2912,15 @@
               <w:keepLines/>
               <w:spacing w:after="0"/>
             </w:pPr>
-            <w:r/>
-            <w:r>
-              <w:rPr>
-                <w:rFonts w:ascii="Arial" w:hAnsi="Arial" w:eastAsia="Arial"/>
-                <w:b w:val="0"/>
+            <w:r>
+              <w:rPr>
+                <w:rFonts w:ascii="Arial" w:hAnsi="Arial" w:eastAsia="Arial"/>
+                <w:sz w:val="18"/>
+              </w:rPr>
+            </w:r>
+            <w:r>
+              <w:rPr>
+                <w:rFonts w:ascii="Arial" w:hAnsi="Arial" w:eastAsia="Arial"/>
                 <w:sz w:val="18"/>
               </w:rPr>
               <w:t>id</w:t>
@@ -2571,11 +2937,15 @@
               <w:keepLines/>
               <w:spacing w:after="0"/>
             </w:pPr>
-            <w:r/>
-            <w:r>
-              <w:rPr>
-                <w:rFonts w:ascii="Arial" w:hAnsi="Arial" w:eastAsia="Arial"/>
-                <w:b w:val="0"/>
+            <w:r>
+              <w:rPr>
+                <w:rFonts w:ascii="Arial" w:hAnsi="Arial" w:eastAsia="Arial"/>
+                <w:sz w:val="18"/>
+              </w:rPr>
+            </w:r>
+            <w:r>
+              <w:rPr>
+                <w:rFonts w:ascii="Arial" w:hAnsi="Arial" w:eastAsia="Arial"/>
                 <w:sz w:val="18"/>
               </w:rPr>
               <w:t>doc_no, new_store_code</w:t>
@@ -2592,11 +2962,15 @@
               <w:keepLines/>
               <w:spacing w:after="0"/>
             </w:pPr>
-            <w:r/>
-            <w:r>
-              <w:rPr>
-                <w:rFonts w:ascii="Arial" w:hAnsi="Arial" w:eastAsia="Arial"/>
-                <w:b w:val="0"/>
+            <w:r>
+              <w:rPr>
+                <w:rFonts w:ascii="Arial" w:hAnsi="Arial" w:eastAsia="Arial"/>
+                <w:sz w:val="18"/>
+              </w:rPr>
+            </w:r>
+            <w:r>
+              <w:rPr>
+                <w:rFonts w:ascii="Arial" w:hAnsi="Arial" w:eastAsia="Arial"/>
                 <w:sz w:val="18"/>
               </w:rPr>
               <w:t>new stores, compensate percent and amount</w:t>
@@ -2618,11 +2992,15 @@
               <w:keepLines/>
               <w:spacing w:after="0"/>
             </w:pPr>
-            <w:r/>
-            <w:r>
-              <w:rPr>
-                <w:rFonts w:ascii="Arial" w:hAnsi="Arial" w:eastAsia="Arial"/>
-                <w:b w:val="0"/>
+            <w:r>
+              <w:rPr>
+                <w:rFonts w:ascii="Arial" w:hAnsi="Arial" w:eastAsia="Arial"/>
+                <w:sz w:val="18"/>
+              </w:rPr>
+            </w:r>
+            <w:r>
+              <w:rPr>
+                <w:rFonts w:ascii="Arial" w:hAnsi="Arial" w:eastAsia="Arial"/>
                 <w:sz w:val="18"/>
               </w:rPr>
               <w:t>B</w:t>
@@ -2639,11 +3017,15 @@
               <w:keepLines/>
               <w:spacing w:after="0"/>
             </w:pPr>
-            <w:r/>
-            <w:r>
-              <w:rPr>
-                <w:rFonts w:ascii="Arial" w:hAnsi="Arial" w:eastAsia="Arial"/>
-                <w:b w:val="0"/>
+            <w:r>
+              <w:rPr>
+                <w:rFonts w:ascii="Arial" w:hAnsi="Arial" w:eastAsia="Arial"/>
+                <w:sz w:val="18"/>
+              </w:rPr>
+            </w:r>
+            <w:r>
+              <w:rPr>
+                <w:rFonts w:ascii="Arial" w:hAnsi="Arial" w:eastAsia="Arial"/>
                 <w:sz w:val="18"/>
               </w:rPr>
               <w:t>document_competitors</w:t>
@@ -2660,11 +3042,15 @@
               <w:keepLines/>
               <w:spacing w:after="0"/>
             </w:pPr>
-            <w:r/>
-            <w:r>
-              <w:rPr>
-                <w:rFonts w:ascii="Arial" w:hAnsi="Arial" w:eastAsia="Arial"/>
-                <w:b w:val="0"/>
+            <w:r>
+              <w:rPr>
+                <w:rFonts w:ascii="Arial" w:hAnsi="Arial" w:eastAsia="Arial"/>
+                <w:sz w:val="18"/>
+              </w:rPr>
+            </w:r>
+            <w:r>
+              <w:rPr>
+                <w:rFonts w:ascii="Arial" w:hAnsi="Arial" w:eastAsia="Arial"/>
                 <w:sz w:val="18"/>
               </w:rPr>
               <w:t>id</w:t>
@@ -2681,11 +3067,15 @@
               <w:keepLines/>
               <w:spacing w:after="0"/>
             </w:pPr>
-            <w:r/>
-            <w:r>
-              <w:rPr>
-                <w:rFonts w:ascii="Arial" w:hAnsi="Arial" w:eastAsia="Arial"/>
-                <w:b w:val="0"/>
+            <w:r>
+              <w:rPr>
+                <w:rFonts w:ascii="Arial" w:hAnsi="Arial" w:eastAsia="Arial"/>
+                <w:sz w:val="18"/>
+              </w:rPr>
+            </w:r>
+            <w:r>
+              <w:rPr>
+                <w:rFonts w:ascii="Arial" w:hAnsi="Arial" w:eastAsia="Arial"/>
                 <w:sz w:val="18"/>
               </w:rPr>
               <w:t>doc_no, competitor_code</w:t>
@@ -2702,11 +3092,15 @@
               <w:keepLines/>
               <w:spacing w:after="0"/>
             </w:pPr>
-            <w:r/>
-            <w:r>
-              <w:rPr>
-                <w:rFonts w:ascii="Arial" w:hAnsi="Arial" w:eastAsia="Arial"/>
-                <w:b w:val="0"/>
+            <w:r>
+              <w:rPr>
+                <w:rFonts w:ascii="Arial" w:hAnsi="Arial" w:eastAsia="Arial"/>
+                <w:sz w:val="18"/>
+              </w:rPr>
+            </w:r>
+            <w:r>
+              <w:rPr>
+                <w:rFonts w:ascii="Arial" w:hAnsi="Arial" w:eastAsia="Arial"/>
                 <w:sz w:val="18"/>
               </w:rPr>
               <w:t>document competitors</w:t>
@@ -2728,11 +3122,15 @@
               <w:keepLines/>
               <w:spacing w:after="0"/>
             </w:pPr>
-            <w:r/>
-            <w:r>
-              <w:rPr>
-                <w:rFonts w:ascii="Arial" w:hAnsi="Arial" w:eastAsia="Arial"/>
-                <w:b w:val="0"/>
+            <w:r>
+              <w:rPr>
+                <w:rFonts w:ascii="Arial" w:hAnsi="Arial" w:eastAsia="Arial"/>
+                <w:sz w:val="18"/>
+              </w:rPr>
+            </w:r>
+            <w:r>
+              <w:rPr>
+                <w:rFonts w:ascii="Arial" w:hAnsi="Arial" w:eastAsia="Arial"/>
                 <w:sz w:val="18"/>
               </w:rPr>
               <w:t>B</w:t>
@@ -2749,11 +3147,15 @@
               <w:keepLines/>
               <w:spacing w:after="0"/>
             </w:pPr>
-            <w:r/>
-            <w:r>
-              <w:rPr>
-                <w:rFonts w:ascii="Arial" w:hAnsi="Arial" w:eastAsia="Arial"/>
-                <w:b w:val="0"/>
+            <w:r>
+              <w:rPr>
+                <w:rFonts w:ascii="Arial" w:hAnsi="Arial" w:eastAsia="Arial"/>
+                <w:sz w:val="18"/>
+              </w:rPr>
+            </w:r>
+            <w:r>
+              <w:rPr>
+                <w:rFonts w:ascii="Arial" w:hAnsi="Arial" w:eastAsia="Arial"/>
                 <w:sz w:val="18"/>
               </w:rPr>
               <w:t>document_external_factors</w:t>
@@ -2770,11 +3172,15 @@
               <w:keepLines/>
               <w:spacing w:after="0"/>
             </w:pPr>
-            <w:r/>
-            <w:r>
-              <w:rPr>
-                <w:rFonts w:ascii="Arial" w:hAnsi="Arial" w:eastAsia="Arial"/>
-                <w:b w:val="0"/>
+            <w:r>
+              <w:rPr>
+                <w:rFonts w:ascii="Arial" w:hAnsi="Arial" w:eastAsia="Arial"/>
+                <w:sz w:val="18"/>
+              </w:rPr>
+            </w:r>
+            <w:r>
+              <w:rPr>
+                <w:rFonts w:ascii="Arial" w:hAnsi="Arial" w:eastAsia="Arial"/>
                 <w:sz w:val="18"/>
               </w:rPr>
               <w:t>id</w:t>
@@ -2791,11 +3197,15 @@
               <w:keepLines/>
               <w:spacing w:after="0"/>
             </w:pPr>
-            <w:r/>
-            <w:r>
-              <w:rPr>
-                <w:rFonts w:ascii="Arial" w:hAnsi="Arial" w:eastAsia="Arial"/>
-                <w:b w:val="0"/>
+            <w:r>
+              <w:rPr>
+                <w:rFonts w:ascii="Arial" w:hAnsi="Arial" w:eastAsia="Arial"/>
+                <w:sz w:val="18"/>
+              </w:rPr>
+            </w:r>
+            <w:r>
+              <w:rPr>
+                <w:rFonts w:ascii="Arial" w:hAnsi="Arial" w:eastAsia="Arial"/>
                 <w:sz w:val="18"/>
               </w:rPr>
               <w:t>doc_no, factor_code</w:t>
@@ -2812,11 +3222,15 @@
               <w:keepLines/>
               <w:spacing w:after="0"/>
             </w:pPr>
-            <w:r/>
-            <w:r>
-              <w:rPr>
-                <w:rFonts w:ascii="Arial" w:hAnsi="Arial" w:eastAsia="Arial"/>
-                <w:b w:val="0"/>
+            <w:r>
+              <w:rPr>
+                <w:rFonts w:ascii="Arial" w:hAnsi="Arial" w:eastAsia="Arial"/>
+                <w:sz w:val="18"/>
+              </w:rPr>
+            </w:r>
+            <w:r>
+              <w:rPr>
+                <w:rFonts w:ascii="Arial" w:hAnsi="Arial" w:eastAsia="Arial"/>
                 <w:sz w:val="18"/>
               </w:rPr>
               <w:t>document external factors</w:t>
@@ -2838,11 +3252,15 @@
               <w:keepLines/>
               <w:spacing w:after="0"/>
             </w:pPr>
-            <w:r/>
-            <w:r>
-              <w:rPr>
-                <w:rFonts w:ascii="Arial" w:hAnsi="Arial" w:eastAsia="Arial"/>
-                <w:b w:val="0"/>
+            <w:r>
+              <w:rPr>
+                <w:rFonts w:ascii="Arial" w:hAnsi="Arial" w:eastAsia="Arial"/>
+                <w:sz w:val="18"/>
+              </w:rPr>
+            </w:r>
+            <w:r>
+              <w:rPr>
+                <w:rFonts w:ascii="Arial" w:hAnsi="Arial" w:eastAsia="Arial"/>
                 <w:sz w:val="18"/>
               </w:rPr>
               <w:t>B</w:t>
@@ -2859,11 +3277,15 @@
               <w:keepLines/>
               <w:spacing w:after="0"/>
             </w:pPr>
-            <w:r/>
-            <w:r>
-              <w:rPr>
-                <w:rFonts w:ascii="Arial" w:hAnsi="Arial" w:eastAsia="Arial"/>
-                <w:b w:val="0"/>
+            <w:r>
+              <w:rPr>
+                <w:rFonts w:ascii="Arial" w:hAnsi="Arial" w:eastAsia="Arial"/>
+                <w:sz w:val="18"/>
+              </w:rPr>
+            </w:r>
+            <w:r>
+              <w:rPr>
+                <w:rFonts w:ascii="Arial" w:hAnsi="Arial" w:eastAsia="Arial"/>
                 <w:sz w:val="18"/>
               </w:rPr>
               <w:t>consideration_logs</w:t>
@@ -2880,11 +3302,15 @@
               <w:keepLines/>
               <w:spacing w:after="0"/>
             </w:pPr>
-            <w:r/>
-            <w:r>
-              <w:rPr>
-                <w:rFonts w:ascii="Arial" w:hAnsi="Arial" w:eastAsia="Arial"/>
-                <w:b w:val="0"/>
+            <w:r>
+              <w:rPr>
+                <w:rFonts w:ascii="Arial" w:hAnsi="Arial" w:eastAsia="Arial"/>
+                <w:sz w:val="18"/>
+              </w:rPr>
+            </w:r>
+            <w:r>
+              <w:rPr>
+                <w:rFonts w:ascii="Arial" w:hAnsi="Arial" w:eastAsia="Arial"/>
                 <w:sz w:val="18"/>
               </w:rPr>
               <w:t>id</w:t>
@@ -2901,11 +3327,15 @@
               <w:keepLines/>
               <w:spacing w:after="0"/>
             </w:pPr>
-            <w:r/>
-            <w:r>
-              <w:rPr>
-                <w:rFonts w:ascii="Arial" w:hAnsi="Arial" w:eastAsia="Arial"/>
-                <w:b w:val="0"/>
+            <w:r>
+              <w:rPr>
+                <w:rFonts w:ascii="Arial" w:hAnsi="Arial" w:eastAsia="Arial"/>
+                <w:sz w:val="18"/>
+              </w:rPr>
+            </w:r>
+            <w:r>
+              <w:rPr>
+                <w:rFonts w:ascii="Arial" w:hAnsi="Arial" w:eastAsia="Arial"/>
                 <w:sz w:val="18"/>
               </w:rPr>
               <w:t>doc_no</w:t>
@@ -2922,11 +3352,15 @@
               <w:keepLines/>
               <w:spacing w:after="0"/>
             </w:pPr>
-            <w:r/>
-            <w:r>
-              <w:rPr>
-                <w:rFonts w:ascii="Arial" w:hAnsi="Arial" w:eastAsia="Arial"/>
-                <w:b w:val="0"/>
+            <w:r>
+              <w:rPr>
+                <w:rFonts w:ascii="Arial" w:hAnsi="Arial" w:eastAsia="Arial"/>
+                <w:sz w:val="18"/>
+              </w:rPr>
+            </w:r>
+            <w:r>
+              <w:rPr>
+                <w:rFonts w:ascii="Arial" w:hAnsi="Arial" w:eastAsia="Arial"/>
                 <w:sz w:val="18"/>
               </w:rPr>
               <w:t>approval/action history (decision code, result category, attachments)</w:t>
@@ -2948,11 +3382,15 @@
               <w:keepLines/>
               <w:spacing w:after="0"/>
             </w:pPr>
-            <w:r/>
-            <w:r>
-              <w:rPr>
-                <w:rFonts w:ascii="Arial" w:hAnsi="Arial" w:eastAsia="Arial"/>
-                <w:b w:val="0"/>
+            <w:r>
+              <w:rPr>
+                <w:rFonts w:ascii="Arial" w:hAnsi="Arial" w:eastAsia="Arial"/>
+                <w:sz w:val="18"/>
+              </w:rPr>
+            </w:r>
+            <w:r>
+              <w:rPr>
+                <w:rFonts w:ascii="Arial" w:hAnsi="Arial" w:eastAsia="Arial"/>
                 <w:sz w:val="18"/>
               </w:rPr>
               <w:t>B</w:t>
@@ -2969,11 +3407,15 @@
               <w:keepLines/>
               <w:spacing w:after="0"/>
             </w:pPr>
-            <w:r/>
-            <w:r>
-              <w:rPr>
-                <w:rFonts w:ascii="Arial" w:hAnsi="Arial" w:eastAsia="Arial"/>
-                <w:b w:val="0"/>
+            <w:r>
+              <w:rPr>
+                <w:rFonts w:ascii="Arial" w:hAnsi="Arial" w:eastAsia="Arial"/>
+                <w:sz w:val="18"/>
+              </w:rPr>
+            </w:r>
+            <w:r>
+              <w:rPr>
+                <w:rFonts w:ascii="Arial" w:hAnsi="Arial" w:eastAsia="Arial"/>
                 <w:sz w:val="18"/>
               </w:rPr>
               <w:t>document_attachments</w:t>
@@ -2990,11 +3432,15 @@
               <w:keepLines/>
               <w:spacing w:after="0"/>
             </w:pPr>
-            <w:r/>
-            <w:r>
-              <w:rPr>
-                <w:rFonts w:ascii="Arial" w:hAnsi="Arial" w:eastAsia="Arial"/>
-                <w:b w:val="0"/>
+            <w:r>
+              <w:rPr>
+                <w:rFonts w:ascii="Arial" w:hAnsi="Arial" w:eastAsia="Arial"/>
+                <w:sz w:val="18"/>
+              </w:rPr>
+            </w:r>
+            <w:r>
+              <w:rPr>
+                <w:rFonts w:ascii="Arial" w:hAnsi="Arial" w:eastAsia="Arial"/>
                 <w:sz w:val="18"/>
               </w:rPr>
               <w:t>attach_id</w:t>
@@ -3011,11 +3457,15 @@
               <w:keepLines/>
               <w:spacing w:after="0"/>
             </w:pPr>
-            <w:r/>
-            <w:r>
-              <w:rPr>
-                <w:rFonts w:ascii="Arial" w:hAnsi="Arial" w:eastAsia="Arial"/>
-                <w:b w:val="0"/>
+            <w:r>
+              <w:rPr>
+                <w:rFonts w:ascii="Arial" w:hAnsi="Arial" w:eastAsia="Arial"/>
+                <w:sz w:val="18"/>
+              </w:rPr>
+            </w:r>
+            <w:r>
+              <w:rPr>
+                <w:rFonts w:ascii="Arial" w:hAnsi="Arial" w:eastAsia="Arial"/>
                 <w:sz w:val="18"/>
               </w:rPr>
               <w:t>doc_no</w:t>
@@ -3032,11 +3482,15 @@
               <w:keepLines/>
               <w:spacing w:after="0"/>
             </w:pPr>
-            <w:r/>
-            <w:r>
-              <w:rPr>
-                <w:rFonts w:ascii="Arial" w:hAnsi="Arial" w:eastAsia="Arial"/>
-                <w:b w:val="0"/>
+            <w:r>
+              <w:rPr>
+                <w:rFonts w:ascii="Arial" w:hAnsi="Arial" w:eastAsia="Arial"/>
+                <w:sz w:val="18"/>
+              </w:rPr>
+            </w:r>
+            <w:r>
+              <w:rPr>
+                <w:rFonts w:ascii="Arial" w:hAnsi="Arial" w:eastAsia="Arial"/>
                 <w:sz w:val="18"/>
               </w:rPr>
               <w:t>attachment metadata; file storage uses existing SBP S3 service</w:t>
@@ -3058,11 +3512,15 @@
               <w:keepLines/>
               <w:spacing w:after="0"/>
             </w:pPr>
-            <w:r/>
-            <w:r>
-              <w:rPr>
-                <w:rFonts w:ascii="Arial" w:hAnsi="Arial" w:eastAsia="Arial"/>
-                <w:b w:val="0"/>
+            <w:r>
+              <w:rPr>
+                <w:rFonts w:ascii="Arial" w:hAnsi="Arial" w:eastAsia="Arial"/>
+                <w:sz w:val="18"/>
+              </w:rPr>
+            </w:r>
+            <w:r>
+              <w:rPr>
+                <w:rFonts w:ascii="Arial" w:hAnsi="Arial" w:eastAsia="Arial"/>
                 <w:sz w:val="18"/>
               </w:rPr>
               <w:t>B</w:t>
@@ -3079,11 +3537,15 @@
               <w:keepLines/>
               <w:spacing w:after="0"/>
             </w:pPr>
-            <w:r/>
-            <w:r>
-              <w:rPr>
-                <w:rFonts w:ascii="Arial" w:hAnsi="Arial" w:eastAsia="Arial"/>
-                <w:b w:val="0"/>
+            <w:r>
+              <w:rPr>
+                <w:rFonts w:ascii="Arial" w:hAnsi="Arial" w:eastAsia="Arial"/>
+                <w:sz w:val="18"/>
+              </w:rPr>
+            </w:r>
+            <w:r>
+              <w:rPr>
+                <w:rFonts w:ascii="Arial" w:hAnsi="Arial" w:eastAsia="Arial"/>
                 <w:sz w:val="18"/>
               </w:rPr>
               <w:t>compensation_histories</w:t>
@@ -3100,11 +3562,15 @@
               <w:keepLines/>
               <w:spacing w:after="0"/>
             </w:pPr>
-            <w:r/>
-            <w:r>
-              <w:rPr>
-                <w:rFonts w:ascii="Arial" w:hAnsi="Arial" w:eastAsia="Arial"/>
-                <w:b w:val="0"/>
+            <w:r>
+              <w:rPr>
+                <w:rFonts w:ascii="Arial" w:hAnsi="Arial" w:eastAsia="Arial"/>
+                <w:sz w:val="18"/>
+              </w:rPr>
+            </w:r>
+            <w:r>
+              <w:rPr>
+                <w:rFonts w:ascii="Arial" w:hAnsi="Arial" w:eastAsia="Arial"/>
                 <w:sz w:val="18"/>
               </w:rPr>
               <w:t>id</w:t>
@@ -3121,11 +3587,15 @@
               <w:keepLines/>
               <w:spacing w:after="0"/>
             </w:pPr>
-            <w:r/>
-            <w:r>
-              <w:rPr>
-                <w:rFonts w:ascii="Arial" w:hAnsi="Arial" w:eastAsia="Arial"/>
-                <w:b w:val="0"/>
+            <w:r>
+              <w:rPr>
+                <w:rFonts w:ascii="Arial" w:hAnsi="Arial" w:eastAsia="Arial"/>
+                <w:sz w:val="18"/>
+              </w:rPr>
+            </w:r>
+            <w:r>
+              <w:rPr>
+                <w:rFonts w:ascii="Arial" w:hAnsi="Arial" w:eastAsia="Arial"/>
                 <w:sz w:val="18"/>
               </w:rPr>
               <w:t>store_code, ref_doc_no</w:t>
@@ -3142,11 +3612,15 @@
               <w:keepLines/>
               <w:spacing w:after="0"/>
             </w:pPr>
-            <w:r/>
-            <w:r>
-              <w:rPr>
-                <w:rFonts w:ascii="Arial" w:hAnsi="Arial" w:eastAsia="Arial"/>
-                <w:b w:val="0"/>
+            <w:r>
+              <w:rPr>
+                <w:rFonts w:ascii="Arial" w:hAnsi="Arial" w:eastAsia="Arial"/>
+                <w:sz w:val="18"/>
+              </w:rPr>
+            </w:r>
+            <w:r>
+              <w:rPr>
+                <w:rFonts w:ascii="Arial" w:hAnsi="Arial" w:eastAsia="Arial"/>
                 <w:sz w:val="18"/>
               </w:rPr>
               <w:t>compensation history/accounting export</w:t>
@@ -3168,11 +3642,15 @@
               <w:keepLines/>
               <w:spacing w:after="0"/>
             </w:pPr>
-            <w:r/>
-            <w:r>
-              <w:rPr>
-                <w:rFonts w:ascii="Arial" w:hAnsi="Arial" w:eastAsia="Arial"/>
-                <w:b w:val="0"/>
+            <w:r>
+              <w:rPr>
+                <w:rFonts w:ascii="Arial" w:hAnsi="Arial" w:eastAsia="Arial"/>
+                <w:sz w:val="18"/>
+              </w:rPr>
+            </w:r>
+            <w:r>
+              <w:rPr>
+                <w:rFonts w:ascii="Arial" w:hAnsi="Arial" w:eastAsia="Arial"/>
                 <w:sz w:val="18"/>
               </w:rPr>
               <w:t>B</w:t>
@@ -3189,11 +3667,15 @@
               <w:keepLines/>
               <w:spacing w:after="0"/>
             </w:pPr>
-            <w:r/>
-            <w:r>
-              <w:rPr>
-                <w:rFonts w:ascii="Arial" w:hAnsi="Arial" w:eastAsia="Arial"/>
-                <w:b w:val="0"/>
+            <w:r>
+              <w:rPr>
+                <w:rFonts w:ascii="Arial" w:hAnsi="Arial" w:eastAsia="Arial"/>
+                <w:sz w:val="18"/>
+              </w:rPr>
+            </w:r>
+            <w:r>
+              <w:rPr>
+                <w:rFonts w:ascii="Arial" w:hAnsi="Arial" w:eastAsia="Arial"/>
                 <w:sz w:val="18"/>
               </w:rPr>
               <w:t>document_cost_details</w:t>
@@ -3210,11 +3692,15 @@
               <w:keepLines/>
               <w:spacing w:after="0"/>
             </w:pPr>
-            <w:r/>
-            <w:r>
-              <w:rPr>
-                <w:rFonts w:ascii="Arial" w:hAnsi="Arial" w:eastAsia="Arial"/>
-                <w:b w:val="0"/>
+            <w:r>
+              <w:rPr>
+                <w:rFonts w:ascii="Arial" w:hAnsi="Arial" w:eastAsia="Arial"/>
+                <w:sz w:val="18"/>
+              </w:rPr>
+            </w:r>
+            <w:r>
+              <w:rPr>
+                <w:rFonts w:ascii="Arial" w:hAnsi="Arial" w:eastAsia="Arial"/>
                 <w:sz w:val="18"/>
               </w:rPr>
               <w:t>id</w:t>
@@ -3231,11 +3717,15 @@
               <w:keepLines/>
               <w:spacing w:after="0"/>
             </w:pPr>
-            <w:r/>
-            <w:r>
-              <w:rPr>
-                <w:rFonts w:ascii="Arial" w:hAnsi="Arial" w:eastAsia="Arial"/>
-                <w:b w:val="0"/>
+            <w:r>
+              <w:rPr>
+                <w:rFonts w:ascii="Arial" w:hAnsi="Arial" w:eastAsia="Arial"/>
+                <w:sz w:val="18"/>
+              </w:rPr>
+            </w:r>
+            <w:r>
+              <w:rPr>
+                <w:rFonts w:ascii="Arial" w:hAnsi="Arial" w:eastAsia="Arial"/>
                 <w:sz w:val="18"/>
               </w:rPr>
               <w:t>doc_no, new_store_code</w:t>
@@ -3252,11 +3742,15 @@
               <w:keepLines/>
               <w:spacing w:after="0"/>
             </w:pPr>
-            <w:r/>
-            <w:r>
-              <w:rPr>
-                <w:rFonts w:ascii="Arial" w:hAnsi="Arial" w:eastAsia="Arial"/>
-                <w:b w:val="0"/>
+            <w:r>
+              <w:rPr>
+                <w:rFonts w:ascii="Arial" w:hAnsi="Arial" w:eastAsia="Arial"/>
+                <w:sz w:val="18"/>
+              </w:rPr>
+            </w:r>
+            <w:r>
+              <w:rPr>
+                <w:rFonts w:ascii="Arial" w:hAnsi="Arial" w:eastAsia="Arial"/>
                 <w:sz w:val="18"/>
               </w:rPr>
               <w:t>monthly cost detail per new store (ImpactCostDetail)</w:t>
@@ -3278,11 +3772,15 @@
               <w:keepLines/>
               <w:spacing w:after="0"/>
             </w:pPr>
-            <w:r/>
-            <w:r>
-              <w:rPr>
-                <w:rFonts w:ascii="Arial" w:hAnsi="Arial" w:eastAsia="Arial"/>
-                <w:b w:val="0"/>
+            <w:r>
+              <w:rPr>
+                <w:rFonts w:ascii="Arial" w:hAnsi="Arial" w:eastAsia="Arial"/>
+                <w:sz w:val="18"/>
+              </w:rPr>
+            </w:r>
+            <w:r>
+              <w:rPr>
+                <w:rFonts w:ascii="Arial" w:hAnsi="Arial" w:eastAsia="Arial"/>
                 <w:sz w:val="18"/>
               </w:rPr>
               <w:t>B</w:t>
@@ -3299,11 +3797,15 @@
               <w:keepLines/>
               <w:spacing w:after="0"/>
             </w:pPr>
-            <w:r/>
-            <w:r>
-              <w:rPr>
-                <w:rFonts w:ascii="Arial" w:hAnsi="Arial" w:eastAsia="Arial"/>
-                <w:b w:val="0"/>
+            <w:r>
+              <w:rPr>
+                <w:rFonts w:ascii="Arial" w:hAnsi="Arial" w:eastAsia="Arial"/>
+                <w:sz w:val="18"/>
+              </w:rPr>
+            </w:r>
+            <w:r>
+              <w:rPr>
+                <w:rFonts w:ascii="Arial" w:hAnsi="Arial" w:eastAsia="Arial"/>
                 <w:sz w:val="18"/>
               </w:rPr>
               <w:t>document_running_numbers</w:t>
@@ -3320,11 +3822,15 @@
               <w:keepLines/>
               <w:spacing w:after="0"/>
             </w:pPr>
-            <w:r/>
-            <w:r>
-              <w:rPr>
-                <w:rFonts w:ascii="Arial" w:hAnsi="Arial" w:eastAsia="Arial"/>
-                <w:b w:val="0"/>
+            <w:r>
+              <w:rPr>
+                <w:rFonts w:ascii="Arial" w:hAnsi="Arial" w:eastAsia="Arial"/>
+                <w:sz w:val="18"/>
+              </w:rPr>
+            </w:r>
+            <w:r>
+              <w:rPr>
+                <w:rFonts w:ascii="Arial" w:hAnsi="Arial" w:eastAsia="Arial"/>
                 <w:sz w:val="18"/>
               </w:rPr>
               <w:t>year</w:t>
@@ -3341,11 +3847,15 @@
               <w:keepLines/>
               <w:spacing w:after="0"/>
             </w:pPr>
-            <w:r/>
-            <w:r>
-              <w:rPr>
-                <w:rFonts w:ascii="Arial" w:hAnsi="Arial" w:eastAsia="Arial"/>
-                <w:b w:val="0"/>
+            <w:r>
+              <w:rPr>
+                <w:rFonts w:ascii="Arial" w:hAnsi="Arial" w:eastAsia="Arial"/>
+                <w:sz w:val="18"/>
+              </w:rPr>
+            </w:r>
+            <w:r>
+              <w:rPr>
+                <w:rFonts w:ascii="Arial" w:hAnsi="Arial" w:eastAsia="Arial"/>
                 <w:sz w:val="18"/>
               </w:rPr>
               <w:t>-</w:t>
@@ -3362,11 +3872,15 @@
               <w:keepLines/>
               <w:spacing w:after="0"/>
             </w:pPr>
-            <w:r/>
-            <w:r>
-              <w:rPr>
-                <w:rFonts w:ascii="Arial" w:hAnsi="Arial" w:eastAsia="Arial"/>
-                <w:b w:val="0"/>
+            <w:r>
+              <w:rPr>
+                <w:rFonts w:ascii="Arial" w:hAnsi="Arial" w:eastAsia="Arial"/>
+                <w:sz w:val="18"/>
+              </w:rPr>
+            </w:r>
+            <w:r>
+              <w:rPr>
+                <w:rFonts w:ascii="Arial" w:hAnsi="Arial" w:eastAsia="Arial"/>
                 <w:sz w:val="18"/>
               </w:rPr>
               <w:t>atomic YYYY/xxxxx running number</w:t>
@@ -3388,11 +3902,15 @@
               <w:keepLines/>
               <w:spacing w:after="0"/>
             </w:pPr>
-            <w:r/>
-            <w:r>
-              <w:rPr>
-                <w:rFonts w:ascii="Arial" w:hAnsi="Arial" w:eastAsia="Arial"/>
-                <w:b w:val="0"/>
+            <w:r>
+              <w:rPr>
+                <w:rFonts w:ascii="Arial" w:hAnsi="Arial" w:eastAsia="Arial"/>
+                <w:sz w:val="18"/>
+              </w:rPr>
+            </w:r>
+            <w:r>
+              <w:rPr>
+                <w:rFonts w:ascii="Arial" w:hAnsi="Arial" w:eastAsia="Arial"/>
                 <w:sz w:val="18"/>
               </w:rPr>
               <w:t>C</w:t>
@@ -3409,11 +3927,15 @@
               <w:keepLines/>
               <w:spacing w:after="0"/>
             </w:pPr>
-            <w:r/>
-            <w:r>
-              <w:rPr>
-                <w:rFonts w:ascii="Arial" w:hAnsi="Arial" w:eastAsia="Arial"/>
-                <w:b w:val="0"/>
+            <w:r>
+              <w:rPr>
+                <w:rFonts w:ascii="Arial" w:hAnsi="Arial" w:eastAsia="Arial"/>
+                <w:sz w:val="18"/>
+              </w:rPr>
+            </w:r>
+            <w:r>
+              <w:rPr>
+                <w:rFonts w:ascii="Arial" w:hAnsi="Arial" w:eastAsia="Arial"/>
                 <w:sz w:val="18"/>
               </w:rPr>
               <w:t>impacted_stores</w:t>
@@ -3430,11 +3952,15 @@
               <w:keepLines/>
               <w:spacing w:after="0"/>
             </w:pPr>
-            <w:r/>
-            <w:r>
-              <w:rPr>
-                <w:rFonts w:ascii="Arial" w:hAnsi="Arial" w:eastAsia="Arial"/>
-                <w:b w:val="0"/>
+            <w:r>
+              <w:rPr>
+                <w:rFonts w:ascii="Arial" w:hAnsi="Arial" w:eastAsia="Arial"/>
+                <w:sz w:val="18"/>
+              </w:rPr>
+            </w:r>
+            <w:r>
+              <w:rPr>
+                <w:rFonts w:ascii="Arial" w:hAnsi="Arial" w:eastAsia="Arial"/>
                 <w:sz w:val="18"/>
               </w:rPr>
               <w:t>store_code</w:t>
@@ -3451,11 +3977,15 @@
               <w:keepLines/>
               <w:spacing w:after="0"/>
             </w:pPr>
-            <w:r/>
-            <w:r>
-              <w:rPr>
-                <w:rFonts w:ascii="Arial" w:hAnsi="Arial" w:eastAsia="Arial"/>
-                <w:b w:val="0"/>
+            <w:r>
+              <w:rPr>
+                <w:rFonts w:ascii="Arial" w:hAnsi="Arial" w:eastAsia="Arial"/>
+                <w:sz w:val="18"/>
+              </w:rPr>
+            </w:r>
+            <w:r>
+              <w:rPr>
+                <w:rFonts w:ascii="Arial" w:hAnsi="Arial" w:eastAsia="Arial"/>
                 <w:sz w:val="18"/>
               </w:rPr>
               <w:t>store.store_code (SBP)</w:t>
@@ -3472,11 +4002,15 @@
               <w:keepLines/>
               <w:spacing w:after="0"/>
             </w:pPr>
-            <w:r/>
-            <w:r>
-              <w:rPr>
-                <w:rFonts w:ascii="Arial" w:hAnsi="Arial" w:eastAsia="Arial"/>
-                <w:b w:val="0"/>
+            <w:r>
+              <w:rPr>
+                <w:rFonts w:ascii="Arial" w:hAnsi="Arial" w:eastAsia="Arial"/>
+                <w:sz w:val="18"/>
+              </w:rPr>
+            </w:r>
+            <w:r>
+              <w:rPr>
+                <w:rFonts w:ascii="Arial" w:hAnsi="Arial" w:eastAsia="Arial"/>
                 <w:sz w:val="18"/>
               </w:rPr>
               <w:t>SP impacted store subset</w:t>
@@ -3498,11 +4032,15 @@
               <w:keepLines/>
               <w:spacing w:after="0"/>
             </w:pPr>
-            <w:r/>
-            <w:r>
-              <w:rPr>
-                <w:rFonts w:ascii="Arial" w:hAnsi="Arial" w:eastAsia="Arial"/>
-                <w:b w:val="0"/>
+            <w:r>
+              <w:rPr>
+                <w:rFonts w:ascii="Arial" w:hAnsi="Arial" w:eastAsia="Arial"/>
+                <w:sz w:val="18"/>
+              </w:rPr>
+            </w:r>
+            <w:r>
+              <w:rPr>
+                <w:rFonts w:ascii="Arial" w:hAnsi="Arial" w:eastAsia="Arial"/>
                 <w:sz w:val="18"/>
               </w:rPr>
               <w:t>C</w:t>
@@ -3519,11 +4057,15 @@
               <w:keepLines/>
               <w:spacing w:after="0"/>
             </w:pPr>
-            <w:r/>
-            <w:r>
-              <w:rPr>
-                <w:rFonts w:ascii="Arial" w:hAnsi="Arial" w:eastAsia="Arial"/>
-                <w:b w:val="0"/>
+            <w:r>
+              <w:rPr>
+                <w:rFonts w:ascii="Arial" w:hAnsi="Arial" w:eastAsia="Arial"/>
+                <w:sz w:val="18"/>
+              </w:rPr>
+            </w:r>
+            <w:r>
+              <w:rPr>
+                <w:rFonts w:ascii="Arial" w:hAnsi="Arial" w:eastAsia="Arial"/>
                 <w:sz w:val="18"/>
               </w:rPr>
               <w:t>decisions</w:t>
@@ -3540,11 +4082,15 @@
               <w:keepLines/>
               <w:spacing w:after="0"/>
             </w:pPr>
-            <w:r/>
-            <w:r>
-              <w:rPr>
-                <w:rFonts w:ascii="Arial" w:hAnsi="Arial" w:eastAsia="Arial"/>
-                <w:b w:val="0"/>
+            <w:r>
+              <w:rPr>
+                <w:rFonts w:ascii="Arial" w:hAnsi="Arial" w:eastAsia="Arial"/>
+                <w:sz w:val="18"/>
+              </w:rPr>
+            </w:r>
+            <w:r>
+              <w:rPr>
+                <w:rFonts w:ascii="Arial" w:hAnsi="Arial" w:eastAsia="Arial"/>
                 <w:sz w:val="18"/>
               </w:rPr>
               <w:t>decision_code</w:t>
@@ -3561,11 +4107,15 @@
               <w:keepLines/>
               <w:spacing w:after="0"/>
             </w:pPr>
-            <w:r/>
-            <w:r>
-              <w:rPr>
-                <w:rFonts w:ascii="Arial" w:hAnsi="Arial" w:eastAsia="Arial"/>
-                <w:b w:val="0"/>
+            <w:r>
+              <w:rPr>
+                <w:rFonts w:ascii="Arial" w:hAnsi="Arial" w:eastAsia="Arial"/>
+                <w:sz w:val="18"/>
+              </w:rPr>
+            </w:r>
+            <w:r>
+              <w:rPr>
+                <w:rFonts w:ascii="Arial" w:hAnsi="Arial" w:eastAsia="Arial"/>
                 <w:sz w:val="18"/>
               </w:rPr>
               <w:t>-</w:t>
@@ -3582,11 +4132,15 @@
               <w:keepLines/>
               <w:spacing w:after="0"/>
             </w:pPr>
-            <w:r/>
-            <w:r>
-              <w:rPr>
-                <w:rFonts w:ascii="Arial" w:hAnsi="Arial" w:eastAsia="Arial"/>
-                <w:b w:val="0"/>
+            <w:r>
+              <w:rPr>
+                <w:rFonts w:ascii="Arial" w:hAnsi="Arial" w:eastAsia="Arial"/>
+                <w:sz w:val="18"/>
+              </w:rPr>
+            </w:r>
+            <w:r>
+              <w:rPr>
+                <w:rFonts w:ascii="Arial" w:hAnsi="Arial" w:eastAsia="Arial"/>
                 <w:sz w:val="18"/>
               </w:rPr>
               <w:t>decision master (button/flow/result names)</w:t>
@@ -3608,11 +4162,15 @@
               <w:keepLines/>
               <w:spacing w:after="0"/>
             </w:pPr>
-            <w:r/>
-            <w:r>
-              <w:rPr>
-                <w:rFonts w:ascii="Arial" w:hAnsi="Arial" w:eastAsia="Arial"/>
-                <w:b w:val="0"/>
+            <w:r>
+              <w:rPr>
+                <w:rFonts w:ascii="Arial" w:hAnsi="Arial" w:eastAsia="Arial"/>
+                <w:sz w:val="18"/>
+              </w:rPr>
+            </w:r>
+            <w:r>
+              <w:rPr>
+                <w:rFonts w:ascii="Arial" w:hAnsi="Arial" w:eastAsia="Arial"/>
                 <w:sz w:val="18"/>
               </w:rPr>
               <w:t>C</w:t>
@@ -3629,11 +4187,15 @@
               <w:keepLines/>
               <w:spacing w:after="0"/>
             </w:pPr>
-            <w:r/>
-            <w:r>
-              <w:rPr>
-                <w:rFonts w:ascii="Arial" w:hAnsi="Arial" w:eastAsia="Arial"/>
-                <w:b w:val="0"/>
+            <w:r>
+              <w:rPr>
+                <w:rFonts w:ascii="Arial" w:hAnsi="Arial" w:eastAsia="Arial"/>
+                <w:sz w:val="18"/>
+              </w:rPr>
+            </w:r>
+            <w:r>
+              <w:rPr>
+                <w:rFonts w:ascii="Arial" w:hAnsi="Arial" w:eastAsia="Arial"/>
                 <w:sz w:val="18"/>
               </w:rPr>
               <w:t>external_factors</w:t>
@@ -3650,11 +4212,15 @@
               <w:keepLines/>
               <w:spacing w:after="0"/>
             </w:pPr>
-            <w:r/>
-            <w:r>
-              <w:rPr>
-                <w:rFonts w:ascii="Arial" w:hAnsi="Arial" w:eastAsia="Arial"/>
-                <w:b w:val="0"/>
+            <w:r>
+              <w:rPr>
+                <w:rFonts w:ascii="Arial" w:hAnsi="Arial" w:eastAsia="Arial"/>
+                <w:sz w:val="18"/>
+              </w:rPr>
+            </w:r>
+            <w:r>
+              <w:rPr>
+                <w:rFonts w:ascii="Arial" w:hAnsi="Arial" w:eastAsia="Arial"/>
                 <w:sz w:val="18"/>
               </w:rPr>
               <w:t>factor_code</w:t>
@@ -3671,11 +4237,15 @@
               <w:keepLines/>
               <w:spacing w:after="0"/>
             </w:pPr>
-            <w:r/>
-            <w:r>
-              <w:rPr>
-                <w:rFonts w:ascii="Arial" w:hAnsi="Arial" w:eastAsia="Arial"/>
-                <w:b w:val="0"/>
+            <w:r>
+              <w:rPr>
+                <w:rFonts w:ascii="Arial" w:hAnsi="Arial" w:eastAsia="Arial"/>
+                <w:sz w:val="18"/>
+              </w:rPr>
+            </w:r>
+            <w:r>
+              <w:rPr>
+                <w:rFonts w:ascii="Arial" w:hAnsi="Arial" w:eastAsia="Arial"/>
                 <w:sz w:val="18"/>
               </w:rPr>
               <w:t>-</w:t>
@@ -3692,11 +4262,15 @@
               <w:keepLines/>
               <w:spacing w:after="0"/>
             </w:pPr>
-            <w:r/>
-            <w:r>
-              <w:rPr>
-                <w:rFonts w:ascii="Arial" w:hAnsi="Arial" w:eastAsia="Arial"/>
-                <w:b w:val="0"/>
+            <w:r>
+              <w:rPr>
+                <w:rFonts w:ascii="Arial" w:hAnsi="Arial" w:eastAsia="Arial"/>
+                <w:sz w:val="18"/>
+              </w:rPr>
+            </w:r>
+            <w:r>
+              <w:rPr>
+                <w:rFonts w:ascii="Arial" w:hAnsi="Arial" w:eastAsia="Arial"/>
                 <w:sz w:val="18"/>
               </w:rPr>
               <w:t>external factor master</w:t>
@@ -3718,11 +4292,15 @@
               <w:keepLines/>
               <w:spacing w:after="0"/>
             </w:pPr>
-            <w:r/>
-            <w:r>
-              <w:rPr>
-                <w:rFonts w:ascii="Arial" w:hAnsi="Arial" w:eastAsia="Arial"/>
-                <w:b w:val="0"/>
+            <w:r>
+              <w:rPr>
+                <w:rFonts w:ascii="Arial" w:hAnsi="Arial" w:eastAsia="Arial"/>
+                <w:sz w:val="18"/>
+              </w:rPr>
+            </w:r>
+            <w:r>
+              <w:rPr>
+                <w:rFonts w:ascii="Arial" w:hAnsi="Arial" w:eastAsia="Arial"/>
                 <w:sz w:val="18"/>
               </w:rPr>
               <w:t>C</w:t>
@@ -3739,11 +4317,15 @@
               <w:keepLines/>
               <w:spacing w:after="0"/>
             </w:pPr>
-            <w:r/>
-            <w:r>
-              <w:rPr>
-                <w:rFonts w:ascii="Arial" w:hAnsi="Arial" w:eastAsia="Arial"/>
-                <w:b w:val="0"/>
+            <w:r>
+              <w:rPr>
+                <w:rFonts w:ascii="Arial" w:hAnsi="Arial" w:eastAsia="Arial"/>
+                <w:sz w:val="18"/>
+              </w:rPr>
+            </w:r>
+            <w:r>
+              <w:rPr>
+                <w:rFonts w:ascii="Arial" w:hAnsi="Arial" w:eastAsia="Arial"/>
                 <w:sz w:val="18"/>
               </w:rPr>
               <w:t>competitors</w:t>
@@ -3760,11 +4342,15 @@
               <w:keepLines/>
               <w:spacing w:after="0"/>
             </w:pPr>
-            <w:r/>
-            <w:r>
-              <w:rPr>
-                <w:rFonts w:ascii="Arial" w:hAnsi="Arial" w:eastAsia="Arial"/>
-                <w:b w:val="0"/>
+            <w:r>
+              <w:rPr>
+                <w:rFonts w:ascii="Arial" w:hAnsi="Arial" w:eastAsia="Arial"/>
+                <w:sz w:val="18"/>
+              </w:rPr>
+            </w:r>
+            <w:r>
+              <w:rPr>
+                <w:rFonts w:ascii="Arial" w:hAnsi="Arial" w:eastAsia="Arial"/>
                 <w:sz w:val="18"/>
               </w:rPr>
               <w:t>competitor_code</w:t>
@@ -3781,11 +4367,15 @@
               <w:keepLines/>
               <w:spacing w:after="0"/>
             </w:pPr>
-            <w:r/>
-            <w:r>
-              <w:rPr>
-                <w:rFonts w:ascii="Arial" w:hAnsi="Arial" w:eastAsia="Arial"/>
-                <w:b w:val="0"/>
+            <w:r>
+              <w:rPr>
+                <w:rFonts w:ascii="Arial" w:hAnsi="Arial" w:eastAsia="Arial"/>
+                <w:sz w:val="18"/>
+              </w:rPr>
+            </w:r>
+            <w:r>
+              <w:rPr>
+                <w:rFonts w:ascii="Arial" w:hAnsi="Arial" w:eastAsia="Arial"/>
                 <w:sz w:val="18"/>
               </w:rPr>
               <w:t>-</w:t>
@@ -3802,11 +4392,15 @@
               <w:keepLines/>
               <w:spacing w:after="0"/>
             </w:pPr>
-            <w:r/>
-            <w:r>
-              <w:rPr>
-                <w:rFonts w:ascii="Arial" w:hAnsi="Arial" w:eastAsia="Arial"/>
-                <w:b w:val="0"/>
+            <w:r>
+              <w:rPr>
+                <w:rFonts w:ascii="Arial" w:hAnsi="Arial" w:eastAsia="Arial"/>
+                <w:sz w:val="18"/>
+              </w:rPr>
+            </w:r>
+            <w:r>
+              <w:rPr>
+                <w:rFonts w:ascii="Arial" w:hAnsi="Arial" w:eastAsia="Arial"/>
                 <w:sz w:val="18"/>
               </w:rPr>
               <w:t>competitor master</w:t>
@@ -3828,11 +4422,15 @@
               <w:keepLines/>
               <w:spacing w:after="0"/>
             </w:pPr>
-            <w:r/>
-            <w:r>
-              <w:rPr>
-                <w:rFonts w:ascii="Arial" w:hAnsi="Arial" w:eastAsia="Arial"/>
-                <w:b w:val="0"/>
+            <w:r>
+              <w:rPr>
+                <w:rFonts w:ascii="Arial" w:hAnsi="Arial" w:eastAsia="Arial"/>
+                <w:sz w:val="18"/>
+              </w:rPr>
+            </w:r>
+            <w:r>
+              <w:rPr>
+                <w:rFonts w:ascii="Arial" w:hAnsi="Arial" w:eastAsia="Arial"/>
                 <w:sz w:val="18"/>
               </w:rPr>
               <w:t>C</w:t>
@@ -3849,14 +4447,18 @@
               <w:keepLines/>
               <w:spacing w:after="0"/>
             </w:pPr>
-            <w:r/>
-            <w:r>
-              <w:rPr>
-                <w:rFonts w:ascii="Arial" w:hAnsi="Arial" w:eastAsia="Arial"/>
-                <w:b w:val="0"/>
-                <w:sz w:val="18"/>
-              </w:rPr>
-              <w:t>audit_logs</w:t>
+            <w:r>
+              <w:rPr>
+                <w:rFonts w:ascii="Arial" w:hAnsi="Arial" w:eastAsia="Arial"/>
+                <w:sz w:val="18"/>
+              </w:rPr>
+            </w:r>
+            <w:r>
+              <w:rPr>
+                <w:rFonts w:ascii="Arial" w:hAnsi="Arial" w:eastAsia="Arial"/>
+                <w:sz w:val="18"/>
+              </w:rPr>
+              <w:t>status_email_rules</w:t>
             </w:r>
           </w:p>
         </w:tc>
@@ -3870,14 +4472,18 @@
               <w:keepLines/>
               <w:spacing w:after="0"/>
             </w:pPr>
-            <w:r/>
-            <w:r>
-              <w:rPr>
-                <w:rFonts w:ascii="Arial" w:hAnsi="Arial" w:eastAsia="Arial"/>
-                <w:b w:val="0"/>
-                <w:sz w:val="18"/>
-              </w:rPr>
-              <w:t>id</w:t>
+            <w:r>
+              <w:rPr>
+                <w:rFonts w:ascii="Arial" w:hAnsi="Arial" w:eastAsia="Arial"/>
+                <w:sz w:val="18"/>
+              </w:rPr>
+            </w:r>
+            <w:r>
+              <w:rPr>
+                <w:rFonts w:ascii="Arial" w:hAnsi="Arial" w:eastAsia="Arial"/>
+                <w:sz w:val="18"/>
+              </w:rPr>
+              <w:t>status_code</w:t>
             </w:r>
           </w:p>
         </w:tc>
@@ -3891,14 +4497,18 @@
               <w:keepLines/>
               <w:spacing w:after="0"/>
             </w:pPr>
-            <w:r/>
-            <w:r>
-              <w:rPr>
-                <w:rFonts w:ascii="Arial" w:hAnsi="Arial" w:eastAsia="Arial"/>
-                <w:b w:val="0"/>
-                <w:sz w:val="18"/>
-              </w:rPr>
-              <w:t>table_name + ref_key</w:t>
+            <w:r>
+              <w:rPr>
+                <w:rFonts w:ascii="Arial" w:hAnsi="Arial" w:eastAsia="Arial"/>
+                <w:sz w:val="18"/>
+              </w:rPr>
+            </w:r>
+            <w:r>
+              <w:rPr>
+                <w:rFonts w:ascii="Arial" w:hAnsi="Arial" w:eastAsia="Arial"/>
+                <w:sz w:val="18"/>
+              </w:rPr>
+              <w:t>workflow state (SBP)</w:t>
             </w:r>
           </w:p>
         </w:tc>
@@ -3912,14 +4522,18 @@
               <w:keepLines/>
               <w:spacing w:after="0"/>
             </w:pPr>
-            <w:r/>
-            <w:r>
-              <w:rPr>
-                <w:rFonts w:ascii="Arial" w:hAnsi="Arial" w:eastAsia="Arial"/>
-                <w:b w:val="0"/>
-                <w:sz w:val="18"/>
-              </w:rPr>
-              <w:t>master/config/email audit</w:t>
+            <w:r>
+              <w:rPr>
+                <w:rFonts w:ascii="Arial" w:hAnsi="Arial" w:eastAsia="Arial"/>
+                <w:sz w:val="18"/>
+              </w:rPr>
+            </w:r>
+            <w:r>
+              <w:rPr>
+                <w:rFonts w:ascii="Arial" w:hAnsi="Arial" w:eastAsia="Arial"/>
+                <w:sz w:val="18"/>
+              </w:rPr>
+              <w:t>notification recipients</w:t>
             </w:r>
           </w:p>
         </w:tc>
@@ -3938,14 +4552,18 @@
               <w:keepLines/>
               <w:spacing w:after="0"/>
             </w:pPr>
-            <w:r/>
-            <w:r>
-              <w:rPr>
-                <w:rFonts w:ascii="Arial" w:hAnsi="Arial" w:eastAsia="Arial"/>
-                <w:b w:val="0"/>
-                <w:sz w:val="18"/>
-              </w:rPr>
-              <w:t>C</w:t>
+            <w:r>
+              <w:rPr>
+                <w:rFonts w:ascii="Arial" w:hAnsi="Arial" w:eastAsia="Arial"/>
+                <w:sz w:val="18"/>
+              </w:rPr>
+            </w:r>
+            <w:r>
+              <w:rPr>
+                <w:rFonts w:ascii="Arial" w:hAnsi="Arial" w:eastAsia="Arial"/>
+                <w:sz w:val="18"/>
+              </w:rPr>
+              <w:t>REF</w:t>
             </w:r>
           </w:p>
         </w:tc>
@@ -3959,14 +4577,18 @@
               <w:keepLines/>
               <w:spacing w:after="0"/>
             </w:pPr>
-            <w:r/>
-            <w:r>
-              <w:rPr>
-                <w:rFonts w:ascii="Arial" w:hAnsi="Arial" w:eastAsia="Arial"/>
-                <w:b w:val="0"/>
-                <w:sz w:val="18"/>
-              </w:rPr>
-              <w:t>status_email_rules</w:t>
+            <w:r>
+              <w:rPr>
+                <w:rFonts w:ascii="Arial" w:hAnsi="Arial" w:eastAsia="Arial"/>
+                <w:sz w:val="18"/>
+              </w:rPr>
+            </w:r>
+            <w:r>
+              <w:rPr>
+                <w:rFonts w:ascii="Arial" w:hAnsi="Arial" w:eastAsia="Arial"/>
+                <w:sz w:val="18"/>
+              </w:rPr>
+              <w:t>job_configs</w:t>
             </w:r>
           </w:p>
         </w:tc>
@@ -3980,14 +4602,18 @@
               <w:keepLines/>
               <w:spacing w:after="0"/>
             </w:pPr>
-            <w:r/>
-            <w:r>
-              <w:rPr>
-                <w:rFonts w:ascii="Arial" w:hAnsi="Arial" w:eastAsia="Arial"/>
-                <w:b w:val="0"/>
-                <w:sz w:val="18"/>
-              </w:rPr>
-              <w:t>status_code</w:t>
+            <w:r>
+              <w:rPr>
+                <w:rFonts w:ascii="Arial" w:hAnsi="Arial" w:eastAsia="Arial"/>
+                <w:sz w:val="18"/>
+              </w:rPr>
+            </w:r>
+            <w:r>
+              <w:rPr>
+                <w:rFonts w:ascii="Arial" w:hAnsi="Arial" w:eastAsia="Arial"/>
+                <w:sz w:val="18"/>
+              </w:rPr>
+              <w:t>job_no</w:t>
             </w:r>
           </w:p>
         </w:tc>
@@ -4001,14 +4627,18 @@
               <w:keepLines/>
               <w:spacing w:after="0"/>
             </w:pPr>
-            <w:r/>
-            <w:r>
-              <w:rPr>
-                <w:rFonts w:ascii="Arial" w:hAnsi="Arial" w:eastAsia="Arial"/>
-                <w:b w:val="0"/>
-                <w:sz w:val="18"/>
-              </w:rPr>
-              <w:t>workflow state (SBP)</w:t>
+            <w:r>
+              <w:rPr>
+                <w:rFonts w:ascii="Arial" w:hAnsi="Arial" w:eastAsia="Arial"/>
+                <w:sz w:val="18"/>
+              </w:rPr>
+            </w:r>
+            <w:r>
+              <w:rPr>
+                <w:rFonts w:ascii="Arial" w:hAnsi="Arial" w:eastAsia="Arial"/>
+                <w:sz w:val="18"/>
+              </w:rPr>
+              <w:t>-</w:t>
             </w:r>
           </w:p>
         </w:tc>
@@ -4022,14 +4652,18 @@
               <w:keepLines/>
               <w:spacing w:after="0"/>
             </w:pPr>
-            <w:r/>
-            <w:r>
-              <w:rPr>
-                <w:rFonts w:ascii="Arial" w:hAnsi="Arial" w:eastAsia="Arial"/>
-                <w:b w:val="0"/>
-                <w:sz w:val="18"/>
-              </w:rPr>
-              <w:t>notification recipients</w:t>
+            <w:r>
+              <w:rPr>
+                <w:rFonts w:ascii="Arial" w:hAnsi="Arial" w:eastAsia="Arial"/>
+                <w:sz w:val="18"/>
+              </w:rPr>
+            </w:r>
+            <w:r>
+              <w:rPr>
+                <w:rFonts w:ascii="Arial" w:hAnsi="Arial" w:eastAsia="Arial"/>
+                <w:sz w:val="18"/>
+              </w:rPr>
+              <w:t>schema reference สำหรับ batch schedule/config เท่านั้น — ไม่นับใน 21 ตาราง (ตัดพร้อม 2 tab ควบคุมของหน้า Batch Job 2026-08-06)</w:t>
             </w:r>
           </w:p>
         </w:tc>
@@ -4048,14 +4682,18 @@
               <w:keepLines/>
               <w:spacing w:after="0"/>
             </w:pPr>
-            <w:r/>
-            <w:r>
-              <w:rPr>
-                <w:rFonts w:ascii="Arial" w:hAnsi="Arial" w:eastAsia="Arial"/>
-                <w:b w:val="0"/>
-                <w:sz w:val="18"/>
-              </w:rPr>
-              <w:t>C</w:t>
+            <w:r>
+              <w:rPr>
+                <w:rFonts w:ascii="Arial" w:hAnsi="Arial" w:eastAsia="Arial"/>
+                <w:sz w:val="18"/>
+              </w:rPr>
+            </w:r>
+            <w:r>
+              <w:rPr>
+                <w:rFonts w:ascii="Arial" w:hAnsi="Arial" w:eastAsia="Arial"/>
+                <w:sz w:val="18"/>
+              </w:rPr>
+              <w:t>REF</w:t>
             </w:r>
           </w:p>
         </w:tc>
@@ -4069,14 +4707,18 @@
               <w:keepLines/>
               <w:spacing w:after="0"/>
             </w:pPr>
-            <w:r/>
-            <w:r>
-              <w:rPr>
-                <w:rFonts w:ascii="Arial" w:hAnsi="Arial" w:eastAsia="Arial"/>
-                <w:b w:val="0"/>
-                <w:sz w:val="18"/>
-              </w:rPr>
-              <w:t>job_configs</w:t>
+            <w:r>
+              <w:rPr>
+                <w:rFonts w:ascii="Arial" w:hAnsi="Arial" w:eastAsia="Arial"/>
+                <w:sz w:val="18"/>
+              </w:rPr>
+            </w:r>
+            <w:r>
+              <w:rPr>
+                <w:rFonts w:ascii="Arial" w:hAnsi="Arial" w:eastAsia="Arial"/>
+                <w:sz w:val="18"/>
+              </w:rPr>
+              <w:t>job_run_histories</w:t>
             </w:r>
           </w:p>
         </w:tc>
@@ -4090,14 +4732,18 @@
               <w:keepLines/>
               <w:spacing w:after="0"/>
             </w:pPr>
-            <w:r/>
-            <w:r>
-              <w:rPr>
-                <w:rFonts w:ascii="Arial" w:hAnsi="Arial" w:eastAsia="Arial"/>
-                <w:b w:val="0"/>
-                <w:sz w:val="18"/>
-              </w:rPr>
-              <w:t>job_no</w:t>
+            <w:r>
+              <w:rPr>
+                <w:rFonts w:ascii="Arial" w:hAnsi="Arial" w:eastAsia="Arial"/>
+                <w:sz w:val="18"/>
+              </w:rPr>
+            </w:r>
+            <w:r>
+              <w:rPr>
+                <w:rFonts w:ascii="Arial" w:hAnsi="Arial" w:eastAsia="Arial"/>
+                <w:sz w:val="18"/>
+              </w:rPr>
+              <w:t>run_id</w:t>
             </w:r>
           </w:p>
         </w:tc>
@@ -4111,14 +4757,18 @@
               <w:keepLines/>
               <w:spacing w:after="0"/>
             </w:pPr>
-            <w:r/>
-            <w:r>
-              <w:rPr>
-                <w:rFonts w:ascii="Arial" w:hAnsi="Arial" w:eastAsia="Arial"/>
-                <w:b w:val="0"/>
-                <w:sz w:val="18"/>
-              </w:rPr>
-              <w:t>-</w:t>
+            <w:r>
+              <w:rPr>
+                <w:rFonts w:ascii="Arial" w:hAnsi="Arial" w:eastAsia="Arial"/>
+                <w:sz w:val="18"/>
+              </w:rPr>
+            </w:r>
+            <w:r>
+              <w:rPr>
+                <w:rFonts w:ascii="Arial" w:hAnsi="Arial" w:eastAsia="Arial"/>
+                <w:sz w:val="18"/>
+              </w:rPr>
+              <w:t>job_no</w:t>
             </w:r>
           </w:p>
         </w:tc>
@@ -4132,14 +4782,18 @@
               <w:keepLines/>
               <w:spacing w:after="0"/>
             </w:pPr>
-            <w:r/>
-            <w:r>
-              <w:rPr>
-                <w:rFonts w:ascii="Arial" w:hAnsi="Arial" w:eastAsia="Arial"/>
-                <w:b w:val="0"/>
-                <w:sz w:val="18"/>
-              </w:rPr>
-              <w:t>schema reference for batch schedule/config; not FE Database tab scope</w:t>
+            <w:r>
+              <w:rPr>
+                <w:rFonts w:ascii="Arial" w:hAnsi="Arial" w:eastAsia="Arial"/>
+                <w:sz w:val="18"/>
+              </w:rPr>
+            </w:r>
+            <w:r>
+              <w:rPr>
+                <w:rFonts w:ascii="Arial" w:hAnsi="Arial" w:eastAsia="Arial"/>
+                <w:sz w:val="18"/>
+              </w:rPr>
+              <w:t>schema reference สำหรับประวัติการรัน — ไม่นับใน 21 ตาราง; ผลการรันจริงเขียน application log</w:t>
             </w:r>
           </w:p>
         </w:tc>
@@ -4158,14 +4812,18 @@
               <w:keepLines/>
               <w:spacing w:after="0"/>
             </w:pPr>
-            <w:r/>
-            <w:r>
-              <w:rPr>
-                <w:rFonts w:ascii="Arial" w:hAnsi="Arial" w:eastAsia="Arial"/>
-                <w:b w:val="0"/>
-                <w:sz w:val="18"/>
-              </w:rPr>
-              <w:t>C</w:t>
+            <w:r>
+              <w:rPr>
+                <w:rFonts w:ascii="Arial" w:hAnsi="Arial" w:eastAsia="Arial"/>
+                <w:sz w:val="18"/>
+              </w:rPr>
+            </w:r>
+            <w:r>
+              <w:rPr>
+                <w:rFonts w:ascii="Arial" w:hAnsi="Arial" w:eastAsia="Arial"/>
+                <w:sz w:val="18"/>
+              </w:rPr>
+              <w:t>-</w:t>
             </w:r>
           </w:p>
         </w:tc>
@@ -4179,14 +4837,18 @@
               <w:keepLines/>
               <w:spacing w:after="0"/>
             </w:pPr>
-            <w:r/>
-            <w:r>
-              <w:rPr>
-                <w:rFonts w:ascii="Arial" w:hAnsi="Arial" w:eastAsia="Arial"/>
-                <w:b w:val="0"/>
-                <w:sz w:val="18"/>
-              </w:rPr>
-              <w:t>job_run_histories</w:t>
+            <w:r>
+              <w:rPr>
+                <w:rFonts w:ascii="Arial" w:hAnsi="Arial" w:eastAsia="Arial"/>
+                <w:sz w:val="18"/>
+              </w:rPr>
+            </w:r>
+            <w:r>
+              <w:rPr>
+                <w:rFonts w:ascii="Arial" w:hAnsi="Arial" w:eastAsia="Arial"/>
+                <w:sz w:val="18"/>
+              </w:rPr>
+              <w:t>USE EXISTING SBP TABLES</w:t>
             </w:r>
           </w:p>
         </w:tc>
@@ -4200,14 +4862,18 @@
               <w:keepLines/>
               <w:spacing w:after="0"/>
             </w:pPr>
-            <w:r/>
-            <w:r>
-              <w:rPr>
-                <w:rFonts w:ascii="Arial" w:hAnsi="Arial" w:eastAsia="Arial"/>
-                <w:b w:val="0"/>
-                <w:sz w:val="18"/>
-              </w:rPr>
-              <w:t>run_id</w:t>
+            <w:r>
+              <w:rPr>
+                <w:rFonts w:ascii="Arial" w:hAnsi="Arial" w:eastAsia="Arial"/>
+                <w:sz w:val="18"/>
+              </w:rPr>
+            </w:r>
+            <w:r>
+              <w:rPr>
+                <w:rFonts w:ascii="Arial" w:hAnsi="Arial" w:eastAsia="Arial"/>
+                <w:sz w:val="18"/>
+              </w:rPr>
+              <w:t>-</w:t>
             </w:r>
           </w:p>
         </w:tc>
@@ -4221,14 +4887,18 @@
               <w:keepLines/>
               <w:spacing w:after="0"/>
             </w:pPr>
-            <w:r/>
-            <w:r>
-              <w:rPr>
-                <w:rFonts w:ascii="Arial" w:hAnsi="Arial" w:eastAsia="Arial"/>
-                <w:b w:val="0"/>
-                <w:sz w:val="18"/>
-              </w:rPr>
-              <w:t>job_no</w:t>
+            <w:r>
+              <w:rPr>
+                <w:rFonts w:ascii="Arial" w:hAnsi="Arial" w:eastAsia="Arial"/>
+                <w:sz w:val="18"/>
+              </w:rPr>
+            </w:r>
+            <w:r>
+              <w:rPr>
+                <w:rFonts w:ascii="Arial" w:hAnsi="Arial" w:eastAsia="Arial"/>
+                <w:sz w:val="18"/>
+              </w:rPr>
+              <w:t>-</w:t>
             </w:r>
           </w:p>
         </w:tc>
@@ -4242,124 +4912,18 @@
               <w:keepLines/>
               <w:spacing w:after="0"/>
             </w:pPr>
-            <w:r/>
-            <w:r>
-              <w:rPr>
-                <w:rFonts w:ascii="Arial" w:hAnsi="Arial" w:eastAsia="Arial"/>
-                <w:b w:val="0"/>
-                <w:sz w:val="18"/>
-              </w:rPr>
-              <w:t>job execution history</w:t>
-            </w:r>
-          </w:p>
-        </w:tc>
-      </w:tr>
-      <w:tr>
-        <w:trPr>
-          <w:cantSplit/>
-        </w:trPr>
-        <w:tc>
-          <w:tcPr>
-            <w:tcW w:type="dxa" w:w="2016"/>
-            <w:vAlign w:val="center"/>
-          </w:tcPr>
-          <w:p>
-            <w:pPr>
-              <w:keepLines/>
-              <w:spacing w:after="0"/>
-            </w:pPr>
-            <w:r/>
-            <w:r>
-              <w:rPr>
-                <w:rFonts w:ascii="Arial" w:hAnsi="Arial" w:eastAsia="Arial"/>
-                <w:b w:val="0"/>
-                <w:sz w:val="18"/>
-              </w:rPr>
-              <w:t>-</w:t>
-            </w:r>
-          </w:p>
-        </w:tc>
-        <w:tc>
-          <w:tcPr>
-            <w:tcW w:type="dxa" w:w="2016"/>
-            <w:vAlign w:val="center"/>
-          </w:tcPr>
-          <w:p>
-            <w:pPr>
-              <w:keepLines/>
-              <w:spacing w:after="0"/>
-            </w:pPr>
-            <w:r/>
-            <w:r>
-              <w:rPr>
-                <w:rFonts w:ascii="Arial" w:hAnsi="Arial" w:eastAsia="Arial"/>
-                <w:b w:val="0"/>
-                <w:sz w:val="18"/>
-              </w:rPr>
-              <w:t>USE EXISTING SBP TABLES</w:t>
-            </w:r>
-          </w:p>
-        </w:tc>
-        <w:tc>
-          <w:tcPr>
-            <w:tcW w:type="dxa" w:w="2016"/>
-            <w:vAlign w:val="center"/>
-          </w:tcPr>
-          <w:p>
-            <w:pPr>
-              <w:keepLines/>
-              <w:spacing w:after="0"/>
-            </w:pPr>
-            <w:r/>
-            <w:r>
-              <w:rPr>
-                <w:rFonts w:ascii="Arial" w:hAnsi="Arial" w:eastAsia="Arial"/>
-                <w:b w:val="0"/>
-                <w:sz w:val="18"/>
-              </w:rPr>
-              <w:t>-</w:t>
-            </w:r>
-          </w:p>
-        </w:tc>
-        <w:tc>
-          <w:tcPr>
-            <w:tcW w:type="dxa" w:w="2016"/>
-            <w:vAlign w:val="center"/>
-          </w:tcPr>
-          <w:p>
-            <w:pPr>
-              <w:keepLines/>
-              <w:spacing w:after="0"/>
-            </w:pPr>
-            <w:r/>
-            <w:r>
-              <w:rPr>
-                <w:rFonts w:ascii="Arial" w:hAnsi="Arial" w:eastAsia="Arial"/>
-                <w:b w:val="0"/>
-                <w:sz w:val="18"/>
-              </w:rPr>
-              <w:t>-</w:t>
-            </w:r>
-          </w:p>
-        </w:tc>
-        <w:tc>
-          <w:tcPr>
-            <w:tcW w:type="dxa" w:w="2016"/>
-            <w:vAlign w:val="center"/>
-          </w:tcPr>
-          <w:p>
-            <w:pPr>
-              <w:keepLines/>
-              <w:spacing w:after="0"/>
-            </w:pPr>
-            <w:r/>
-            <w:r>
-              <w:rPr>
-                <w:rFonts w:ascii="Arial" w:hAnsi="Arial" w:eastAsia="Arial"/>
-                <w:b w:val="0"/>
-                <w:sz w:val="18"/>
-              </w:rPr>
-              <w:t>workflow_transaction/approver/history/state/route/status (@srm/glb-workflow) · store/mas_store/sevenshop · mas_zone · common_code · business_user · email_template + email_sent · mas_param — decided 2026-08-05/2026-08-06: do NOT recreate these in SBPGI</w:t>
+            <w:r>
+              <w:rPr>
+                <w:rFonts w:ascii="Arial" w:hAnsi="Arial" w:eastAsia="Arial"/>
+                <w:sz w:val="18"/>
+              </w:rPr>
+            </w:r>
+            <w:r>
+              <w:rPr>
+                <w:rFonts w:ascii="Arial" w:hAnsi="Arial" w:eastAsia="Arial"/>
+                <w:sz w:val="18"/>
+              </w:rPr>
+              <w:t>workflow engine 13 ตาราง ใน schema sps_store (workflow · workflow_version · workflow_state · workflow_status · workflow_event · workflow_route · workflow_group · workflow_group_map · workflow_transaction · workflow_history · workflow_approver · workflow_part · workflow_part_display) · store/mas_store/sevenshop · mas_zone · common_code · business_user · email_template + email_sent · mas_param · fcs_qssi_score — decided 2026-08-05/2026-08-06: do NOT recreate these in SBPGI</w:t>
             </w:r>
           </w:p>
         </w:tc>
@@ -4474,14 +5038,18 @@
               <w:keepLines/>
               <w:spacing w:after="0"/>
             </w:pPr>
-            <w:r/>
-            <w:r>
-              <w:rPr>
-                <w:rFonts w:ascii="Arial" w:hAnsi="Arial" w:eastAsia="Arial"/>
-                <w:b w:val="0"/>
-                <w:sz w:val="18"/>
-              </w:rPr>
-              <w:t>menu_permissions</w:t>
+            <w:r>
+              <w:rPr>
+                <w:rFonts w:ascii="Arial" w:hAnsi="Arial" w:eastAsia="Arial"/>
+                <w:sz w:val="18"/>
+              </w:rPr>
+            </w:r>
+            <w:r>
+              <w:rPr>
+                <w:rFonts w:ascii="Arial" w:hAnsi="Arial" w:eastAsia="Arial"/>
+                <w:sz w:val="18"/>
+              </w:rPr>
+              <w:t>workflow_transaction (@srm/glb-workflow)</w:t>
             </w:r>
           </w:p>
         </w:tc>
@@ -4495,14 +5063,18 @@
               <w:keepLines/>
               <w:spacing w:after="0"/>
             </w:pPr>
-            <w:r/>
-            <w:r>
-              <w:rPr>
-                <w:rFonts w:ascii="Arial" w:hAnsi="Arial" w:eastAsia="Arial"/>
-                <w:b w:val="0"/>
-                <w:sz w:val="18"/>
-              </w:rPr>
-              <w:t>role_code, menu_code, can_access</w:t>
+            <w:r>
+              <w:rPr>
+                <w:rFonts w:ascii="Arial" w:hAnsi="Arial" w:eastAsia="Arial"/>
+                <w:sz w:val="18"/>
+              </w:rPr>
+            </w:r>
+            <w:r>
+              <w:rPr>
+                <w:rFonts w:ascii="Arial" w:hAnsi="Arial" w:eastAsia="Arial"/>
+                <w:sz w:val="18"/>
+              </w:rPr>
+              <w:t>transaction_id, version_id, reference_id, current_state_id, current_status_id, current_approver</w:t>
             </w:r>
           </w:p>
         </w:tc>
@@ -4516,14 +5088,18 @@
               <w:keepLines/>
               <w:spacing w:after="0"/>
             </w:pPr>
-            <w:r/>
-            <w:r>
-              <w:rPr>
-                <w:rFonts w:ascii="Arial" w:hAnsi="Arial" w:eastAsia="Arial"/>
-                <w:b w:val="0"/>
-                <w:sz w:val="18"/>
-              </w:rPr>
-              <w:t>can_view/can_create/can_update/can_delete</w:t>
+            <w:r>
+              <w:rPr>
+                <w:rFonts w:ascii="Arial" w:hAnsi="Arial" w:eastAsia="Arial"/>
+                <w:sz w:val="18"/>
+              </w:rPr>
+            </w:r>
+            <w:r>
+              <w:rPr>
+                <w:rFonts w:ascii="Arial" w:hAnsi="Arial" w:eastAsia="Arial"/>
+                <w:sz w:val="18"/>
+              </w:rPr>
+              <w:t>instance_id/doc_no/instance_status ของตาราง workflow_instances ที่ถูกตัดไปแล้ว</w:t>
             </w:r>
           </w:p>
         </w:tc>
@@ -4542,14 +5118,18 @@
               <w:keepLines/>
               <w:spacing w:after="0"/>
             </w:pPr>
-            <w:r/>
-            <w:r>
-              <w:rPr>
-                <w:rFonts w:ascii="Arial" w:hAnsi="Arial" w:eastAsia="Arial"/>
-                <w:b w:val="0"/>
-                <w:sz w:val="18"/>
-              </w:rPr>
-              <w:t>user_accounts</w:t>
+            <w:r>
+              <w:rPr>
+                <w:rFonts w:ascii="Arial" w:hAnsi="Arial" w:eastAsia="Arial"/>
+                <w:sz w:val="18"/>
+              </w:rPr>
+            </w:r>
+            <w:r>
+              <w:rPr>
+                <w:rFonts w:ascii="Arial" w:hAnsi="Arial" w:eastAsia="Arial"/>
+                <w:sz w:val="18"/>
+              </w:rPr>
+              <w:t>common_code (ระบบ SBP เดิม)</w:t>
             </w:r>
           </w:p>
         </w:tc>
@@ -4563,14 +5143,18 @@
               <w:keepLines/>
               <w:spacing w:after="0"/>
             </w:pPr>
-            <w:r/>
-            <w:r>
-              <w:rPr>
-                <w:rFonts w:ascii="Arial" w:hAnsi="Arial" w:eastAsia="Arial"/>
-                <w:b w:val="0"/>
-                <w:sz w:val="18"/>
-              </w:rPr>
-              <w:t>employee_id, role_code, section_code, username, is_active</w:t>
+            <w:r>
+              <w:rPr>
+                <w:rFonts w:ascii="Arial" w:hAnsi="Arial" w:eastAsia="Arial"/>
+                <w:sz w:val="18"/>
+              </w:rPr>
+            </w:r>
+            <w:r>
+              <w:rPr>
+                <w:rFonts w:ascii="Arial" w:hAnsi="Arial" w:eastAsia="Arial"/>
+                <w:sz w:val="18"/>
+              </w:rPr>
+              <w:t>code_type = SBPGI_APPROVE_LIMIT, code, code_value</w:t>
             </w:r>
           </w:p>
         </w:tc>
@@ -4584,14 +5168,18 @@
               <w:keepLines/>
               <w:spacing w:after="0"/>
             </w:pPr>
-            <w:r/>
-            <w:r>
-              <w:rPr>
-                <w:rFonts w:ascii="Arial" w:hAnsi="Arial" w:eastAsia="Arial"/>
-                <w:b w:val="0"/>
-                <w:sz w:val="18"/>
-              </w:rPr>
-              <w:t>password_hash/account_status</w:t>
+            <w:r>
+              <w:rPr>
+                <w:rFonts w:ascii="Arial" w:hAnsi="Arial" w:eastAsia="Arial"/>
+                <w:sz w:val="18"/>
+              </w:rPr>
+            </w:r>
+            <w:r>
+              <w:rPr>
+                <w:rFonts w:ascii="Arial" w:hAnsi="Arial" w:eastAsia="Arial"/>
+                <w:sz w:val="18"/>
+              </w:rPr>
+              <w:t>system_configs/approve_limit_amount ที่ถูกตัดไปแล้ว</w:t>
             </w:r>
           </w:p>
         </w:tc>
@@ -4610,14 +5198,18 @@
               <w:keepLines/>
               <w:spacing w:after="0"/>
             </w:pPr>
-            <w:r/>
-            <w:r>
-              <w:rPr>
-                <w:rFonts w:ascii="Arial" w:hAnsi="Arial" w:eastAsia="Arial"/>
-                <w:b w:val="0"/>
-                <w:sz w:val="18"/>
-              </w:rPr>
-              <w:t>workflow_instances</w:t>
+            <w:r>
+              <w:rPr>
+                <w:rFonts w:ascii="Arial" w:hAnsi="Arial" w:eastAsia="Arial"/>
+                <w:sz w:val="18"/>
+              </w:rPr>
+            </w:r>
+            <w:r>
+              <w:rPr>
+                <w:rFonts w:ascii="Arial" w:hAnsi="Arial" w:eastAsia="Arial"/>
+                <w:sz w:val="18"/>
+              </w:rPr>
+              <w:t>fcs_qssi_score (ระบบ SBP เดิม · เอกพจน์)</w:t>
             </w:r>
           </w:p>
         </w:tc>
@@ -4631,14 +5223,18 @@
               <w:keepLines/>
               <w:spacing w:after="0"/>
             </w:pPr>
-            <w:r/>
-            <w:r>
-              <w:rPr>
-                <w:rFonts w:ascii="Arial" w:hAnsi="Arial" w:eastAsia="Arial"/>
-                <w:b w:val="0"/>
-                <w:sz w:val="18"/>
-              </w:rPr>
-              <w:t>instance_id, doc_no, instance_status, started_at, started_by</w:t>
+            <w:r>
+              <w:rPr>
+                <w:rFonts w:ascii="Arial" w:hAnsi="Arial" w:eastAsia="Arial"/>
+                <w:sz w:val="18"/>
+              </w:rPr>
+            </w:r>
+            <w:r>
+              <w:rPr>
+                <w:rFonts w:ascii="Arial" w:hAnsi="Arial" w:eastAsia="Arial"/>
+                <w:sz w:val="18"/>
+              </w:rPr>
+              <w:t>store_id, category_code, period, score</w:t>
             </w:r>
           </w:p>
         </w:tc>
@@ -4652,14 +5248,18 @@
               <w:keepLines/>
               <w:spacing w:after="0"/>
             </w:pPr>
-            <w:r/>
-            <w:r>
-              <w:rPr>
-                <w:rFonts w:ascii="Arial" w:hAnsi="Arial" w:eastAsia="Arial"/>
-                <w:b w:val="0"/>
-                <w:sz w:val="18"/>
-              </w:rPr>
-              <w:t>status or auto-generated instance id</w:t>
+            <w:r>
+              <w:rPr>
+                <w:rFonts w:ascii="Arial" w:hAnsi="Arial" w:eastAsia="Arial"/>
+                <w:sz w:val="18"/>
+              </w:rPr>
+            </w:r>
+            <w:r>
+              <w:rPr>
+                <w:rFonts w:ascii="Arial" w:hAnsi="Arial" w:eastAsia="Arial"/>
+                <w:sz w:val="18"/>
+              </w:rPr>
+              <w:t>fcs_qssi_scores (พหูพจน์) — ห้ามใช้</w:t>
             </w:r>
           </w:p>
         </w:tc>
@@ -4678,14 +5278,18 @@
               <w:keepLines/>
               <w:spacing w:after="0"/>
             </w:pPr>
-            <w:r/>
-            <w:r>
-              <w:rPr>
-                <w:rFonts w:ascii="Arial" w:hAnsi="Arial" w:eastAsia="Arial"/>
-                <w:b w:val="0"/>
-                <w:sz w:val="18"/>
-              </w:rPr>
-              <w:t>system_configs</w:t>
+            <w:r>
+              <w:rPr>
+                <w:rFonts w:ascii="Arial" w:hAnsi="Arial" w:eastAsia="Arial"/>
+                <w:sz w:val="18"/>
+              </w:rPr>
+            </w:r>
+            <w:r>
+              <w:rPr>
+                <w:rFonts w:ascii="Arial" w:hAnsi="Arial" w:eastAsia="Arial"/>
+                <w:sz w:val="18"/>
+              </w:rPr>
+              <w:t>sales_transactions</w:t>
             </w:r>
           </w:p>
         </w:tc>
@@ -4699,14 +5303,18 @@
               <w:keepLines/>
               <w:spacing w:after="0"/>
             </w:pPr>
-            <w:r/>
-            <w:r>
-              <w:rPr>
-                <w:rFonts w:ascii="Arial" w:hAnsi="Arial" w:eastAsia="Arial"/>
-                <w:b w:val="0"/>
-                <w:sz w:val="18"/>
-              </w:rPr>
-              <w:t>config_key, category, config_value, value_type, unit, description, is_editable</w:t>
+            <w:r>
+              <w:rPr>
+                <w:rFonts w:ascii="Arial" w:hAnsi="Arial" w:eastAsia="Arial"/>
+                <w:sz w:val="18"/>
+              </w:rPr>
+            </w:r>
+            <w:r>
+              <w:rPr>
+                <w:rFonts w:ascii="Arial" w:hAnsi="Arial" w:eastAsia="Arial"/>
+                <w:sz w:val="18"/>
+              </w:rPr>
+              <w:t>txn_date, window_no, sales_amount, sales_diff, is_outlier</w:t>
             </w:r>
           </w:p>
         </w:tc>
@@ -4720,14 +5328,18 @@
               <w:keepLines/>
               <w:spacing w:after="0"/>
             </w:pPr>
-            <w:r/>
-            <w:r>
-              <w:rPr>
-                <w:rFonts w:ascii="Arial" w:hAnsi="Arial" w:eastAsia="Arial"/>
-                <w:b w:val="0"/>
-                <w:sz w:val="18"/>
-              </w:rPr>
-              <w:t>secret_flag or inline secrets</w:t>
+            <w:r>
+              <w:rPr>
+                <w:rFonts w:ascii="Arial" w:hAnsi="Arial" w:eastAsia="Arial"/>
+                <w:sz w:val="18"/>
+              </w:rPr>
+            </w:r>
+            <w:r>
+              <w:rPr>
+                <w:rFonts w:ascii="Arial" w:hAnsi="Arial" w:eastAsia="Arial"/>
+                <w:sz w:val="18"/>
+              </w:rPr>
+              <w:t>sale_date/window_code/net_sales</w:t>
             </w:r>
           </w:p>
         </w:tc>
@@ -4746,14 +5358,18 @@
               <w:keepLines/>
               <w:spacing w:after="0"/>
             </w:pPr>
-            <w:r/>
-            <w:r>
-              <w:rPr>
-                <w:rFonts w:ascii="Arial" w:hAnsi="Arial" w:eastAsia="Arial"/>
-                <w:b w:val="0"/>
-                <w:sz w:val="18"/>
-              </w:rPr>
-              <w:t>sales_transactions</w:t>
+            <w:r>
+              <w:rPr>
+                <w:rFonts w:ascii="Arial" w:hAnsi="Arial" w:eastAsia="Arial"/>
+                <w:sz w:val="18"/>
+              </w:rPr>
+            </w:r>
+            <w:r>
+              <w:rPr>
+                <w:rFonts w:ascii="Arial" w:hAnsi="Arial" w:eastAsia="Arial"/>
+                <w:sz w:val="18"/>
+              </w:rPr>
+              <w:t>consideration_logs</w:t>
             </w:r>
           </w:p>
         </w:tc>
@@ -4767,14 +5383,18 @@
               <w:keepLines/>
               <w:spacing w:after="0"/>
             </w:pPr>
-            <w:r/>
-            <w:r>
-              <w:rPr>
-                <w:rFonts w:ascii="Arial" w:hAnsi="Arial" w:eastAsia="Arial"/>
-                <w:b w:val="0"/>
-                <w:sz w:val="18"/>
-              </w:rPr>
-              <w:t>txn_date, window_no, sales_amount, sales_diff, is_outlier</w:t>
+            <w:r>
+              <w:rPr>
+                <w:rFonts w:ascii="Arial" w:hAnsi="Arial" w:eastAsia="Arial"/>
+                <w:sz w:val="18"/>
+              </w:rPr>
+            </w:r>
+            <w:r>
+              <w:rPr>
+                <w:rFonts w:ascii="Arial" w:hAnsi="Arial" w:eastAsia="Arial"/>
+                <w:sz w:val="18"/>
+              </w:rPr>
+              <w:t>result, result_category, detail, consider_by, action_datetime</w:t>
             </w:r>
           </w:p>
         </w:tc>
@@ -4788,14 +5408,18 @@
               <w:keepLines/>
               <w:spacing w:after="0"/>
             </w:pPr>
-            <w:r/>
-            <w:r>
-              <w:rPr>
-                <w:rFonts w:ascii="Arial" w:hAnsi="Arial" w:eastAsia="Arial"/>
-                <w:b w:val="0"/>
-                <w:sz w:val="18"/>
-              </w:rPr>
-              <w:t>sale_date/window_code/net_sales</w:t>
+            <w:r>
+              <w:rPr>
+                <w:rFonts w:ascii="Arial" w:hAnsi="Arial" w:eastAsia="Arial"/>
+                <w:sz w:val="18"/>
+              </w:rPr>
+            </w:r>
+            <w:r>
+              <w:rPr>
+                <w:rFonts w:ascii="Arial" w:hAnsi="Arial" w:eastAsia="Arial"/>
+                <w:sz w:val="18"/>
+              </w:rPr>
+              <w:t>result_code/comment/considered_by/considered_at</w:t>
             </w:r>
           </w:p>
         </w:tc>
@@ -4814,14 +5438,18 @@
               <w:keepLines/>
               <w:spacing w:after="0"/>
             </w:pPr>
-            <w:r/>
-            <w:r>
-              <w:rPr>
-                <w:rFonts w:ascii="Arial" w:hAnsi="Arial" w:eastAsia="Arial"/>
-                <w:b w:val="0"/>
-                <w:sz w:val="18"/>
-              </w:rPr>
-              <w:t>consideration_logs</w:t>
+            <w:r>
+              <w:rPr>
+                <w:rFonts w:ascii="Arial" w:hAnsi="Arial" w:eastAsia="Arial"/>
+                <w:sz w:val="18"/>
+              </w:rPr>
+            </w:r>
+            <w:r>
+              <w:rPr>
+                <w:rFonts w:ascii="Arial" w:hAnsi="Arial" w:eastAsia="Arial"/>
+                <w:sz w:val="18"/>
+              </w:rPr>
+              <w:t>interface_transactions</w:t>
             </w:r>
           </w:p>
         </w:tc>
@@ -4835,14 +5463,18 @@
               <w:keepLines/>
               <w:spacing w:after="0"/>
             </w:pPr>
-            <w:r/>
-            <w:r>
-              <w:rPr>
-                <w:rFonts w:ascii="Arial" w:hAnsi="Arial" w:eastAsia="Arial"/>
-                <w:b w:val="0"/>
-                <w:sz w:val="18"/>
-              </w:rPr>
-              <w:t>result, result_category, detail, consider_by, action_datetime</w:t>
+            <w:r>
+              <w:rPr>
+                <w:rFonts w:ascii="Arial" w:hAnsi="Arial" w:eastAsia="Arial"/>
+                <w:sz w:val="18"/>
+              </w:rPr>
+            </w:r>
+            <w:r>
+              <w:rPr>
+                <w:rFonts w:ascii="Arial" w:hAnsi="Arial" w:eastAsia="Arial"/>
+                <w:sz w:val="18"/>
+              </w:rPr>
+              <w:t>id, acked_at</w:t>
             </w:r>
           </w:p>
         </w:tc>
@@ -4856,14 +5488,18 @@
               <w:keepLines/>
               <w:spacing w:after="0"/>
             </w:pPr>
-            <w:r/>
-            <w:r>
-              <w:rPr>
-                <w:rFonts w:ascii="Arial" w:hAnsi="Arial" w:eastAsia="Arial"/>
-                <w:b w:val="0"/>
-                <w:sz w:val="18"/>
-              </w:rPr>
-              <w:t>result_code/comment/considered_by/considered_at</w:t>
+            <w:r>
+              <w:rPr>
+                <w:rFonts w:ascii="Arial" w:hAnsi="Arial" w:eastAsia="Arial"/>
+                <w:sz w:val="18"/>
+              </w:rPr>
+            </w:r>
+            <w:r>
+              <w:rPr>
+                <w:rFonts w:ascii="Arial" w:hAnsi="Arial" w:eastAsia="Arial"/>
+                <w:sz w:val="18"/>
+              </w:rPr>
+              <w:t>tracking_id/receive_date (API aliases only)</w:t>
             </w:r>
           </w:p>
         </w:tc>
@@ -4882,14 +5518,18 @@
               <w:keepLines/>
               <w:spacing w:after="0"/>
             </w:pPr>
-            <w:r/>
-            <w:r>
-              <w:rPr>
-                <w:rFonts w:ascii="Arial" w:hAnsi="Arial" w:eastAsia="Arial"/>
-                <w:b w:val="0"/>
-                <w:sz w:val="18"/>
-              </w:rPr>
-              <w:t>interface_transactions</w:t>
+            <w:r>
+              <w:rPr>
+                <w:rFonts w:ascii="Arial" w:hAnsi="Arial" w:eastAsia="Arial"/>
+                <w:sz w:val="18"/>
+              </w:rPr>
+            </w:r>
+            <w:r>
+              <w:rPr>
+                <w:rFonts w:ascii="Arial" w:hAnsi="Arial" w:eastAsia="Arial"/>
+                <w:sz w:val="18"/>
+              </w:rPr>
+              <w:t>fgi_impact_processes</w:t>
             </w:r>
           </w:p>
         </w:tc>
@@ -4903,14 +5543,18 @@
               <w:keepLines/>
               <w:spacing w:after="0"/>
             </w:pPr>
-            <w:r/>
-            <w:r>
-              <w:rPr>
-                <w:rFonts w:ascii="Arial" w:hAnsi="Arial" w:eastAsia="Arial"/>
-                <w:b w:val="0"/>
-                <w:sz w:val="18"/>
-              </w:rPr>
-              <w:t>id, acked_at</w:t>
+            <w:r>
+              <w:rPr>
+                <w:rFonts w:ascii="Arial" w:hAnsi="Arial" w:eastAsia="Arial"/>
+                <w:sz w:val="18"/>
+              </w:rPr>
+            </w:r>
+            <w:r>
+              <w:rPr>
+                <w:rFonts w:ascii="Arial" w:hAnsi="Arial" w:eastAsia="Arial"/>
+                <w:sz w:val="18"/>
+              </w:rPr>
+              <w:t>workflow_generation_status</w:t>
             </w:r>
           </w:p>
         </w:tc>
@@ -4924,79 +5568,15 @@
               <w:keepLines/>
               <w:spacing w:after="0"/>
             </w:pPr>
-            <w:r/>
-            <w:r>
-              <w:rPr>
-                <w:rFonts w:ascii="Arial" w:hAnsi="Arial" w:eastAsia="Arial"/>
-                <w:b w:val="0"/>
-                <w:sz w:val="18"/>
-              </w:rPr>
-              <w:t>tracking_id/receive_date (API aliases only)</w:t>
-            </w:r>
-          </w:p>
-        </w:tc>
-      </w:tr>
-      <w:tr>
-        <w:trPr>
-          <w:cantSplit/>
-        </w:trPr>
-        <w:tc>
-          <w:tcPr>
-            <w:tcW w:type="dxa" w:w="3360"/>
-            <w:vAlign w:val="center"/>
-          </w:tcPr>
-          <w:p>
-            <w:pPr>
-              <w:keepLines/>
-              <w:spacing w:after="0"/>
-            </w:pPr>
-            <w:r/>
-            <w:r>
-              <w:rPr>
-                <w:rFonts w:ascii="Arial" w:hAnsi="Arial" w:eastAsia="Arial"/>
-                <w:b w:val="0"/>
-                <w:sz w:val="18"/>
-              </w:rPr>
-              <w:t>fgi_impact_processes</w:t>
-            </w:r>
-          </w:p>
-        </w:tc>
-        <w:tc>
-          <w:tcPr>
-            <w:tcW w:type="dxa" w:w="3360"/>
-            <w:vAlign w:val="center"/>
-          </w:tcPr>
-          <w:p>
-            <w:pPr>
-              <w:keepLines/>
-              <w:spacing w:after="0"/>
-            </w:pPr>
-            <w:r/>
-            <w:r>
-              <w:rPr>
-                <w:rFonts w:ascii="Arial" w:hAnsi="Arial" w:eastAsia="Arial"/>
-                <w:b w:val="0"/>
-                <w:sz w:val="18"/>
-              </w:rPr>
-              <w:t>workflow_generation_status</w:t>
-            </w:r>
-          </w:p>
-        </w:tc>
-        <w:tc>
-          <w:tcPr>
-            <w:tcW w:type="dxa" w:w="3360"/>
-            <w:vAlign w:val="center"/>
-          </w:tcPr>
-          <w:p>
-            <w:pPr>
-              <w:keepLines/>
-              <w:spacing w:after="0"/>
-            </w:pPr>
-            <w:r/>
-            <w:r>
-              <w:rPr>
-                <w:rFonts w:ascii="Arial" w:hAnsi="Arial" w:eastAsia="Arial"/>
-                <w:b w:val="0"/>
+            <w:r>
+              <w:rPr>
+                <w:rFonts w:ascii="Arial" w:hAnsi="Arial" w:eastAsia="Arial"/>
+                <w:sz w:val="18"/>
+              </w:rPr>
+            </w:r>
+            <w:r>
+              <w:rPr>
+                <w:rFonts w:ascii="Arial" w:hAnsi="Arial" w:eastAsia="Arial"/>
                 <w:sz w:val="18"/>
               </w:rPr>
               <w:t>duplicate workflow flag on fgi_impact_stores</w:t>
@@ -5014,7 +5594,7 @@
         <w:pageBreakBefore w:val="0"/>
       </w:pPr>
       <w:r>
-        <w:t>5. Executable DDL — 34 Tables</w:t>
+        <w:t>5. Executable DDL — 21 Tables (+ schema reference)</w:t>
       </w:r>
     </w:p>
     <w:p>
@@ -5022,7 +5602,61 @@
         <w:keepNext w:val="0"/>
       </w:pPr>
       <w:r>
-        <w:t>ส่วนนี้เป็น PostgreSQL DDL ครบทุกตารางใน Data Dictionary เรียงตาม dependency พร้อม PK, typed FK, unique/check constraint และ index ที่จำเป็น สามารถใช้เป็น migration baseline ได้โดยไม่ต้องเดา column เพิ่มเติม</w:t>
+        <w:t xml:space="preserve">หัวข้อ 5.1-5.4 เป็น PostgreSQL DDL ของ </w:t>
+      </w:r>
+      <w:r>
+        <w:rPr>
+          <w:b/>
+        </w:rPr>
+        <w:t>21 ตารางในโครง SBPGI</w:t>
+      </w:r>
+      <w:r>
+        <w:t xml:space="preserve"> เรียงตาม dependency พร้อม PK, typed FK, unique/check constraint และ index ที่จำเป็น ใช้เป็น migration baseline ได้โดยไม่ต้องเดา column เพิ่มเติม · ในจำนวนนี้ </w:t>
+      </w:r>
+      <w:r>
+        <w:rPr>
+          <w:rFonts w:ascii="Courier New" w:hAnsi="Courier New"/>
+        </w:rPr>
+        <w:t>fcs_qssi_score</w:t>
+      </w:r>
+      <w:r>
+        <w:t xml:space="preserve"> </w:t>
+      </w:r>
+      <w:r>
+        <w:rPr>
+          <w:b/>
+        </w:rPr>
+        <w:t>ไม่มี CREATE TABLE เพราะ reuse ตารางเดิมของ `sps_store`</w:t>
+      </w:r>
+      <w:r>
+        <w:t xml:space="preserve"> (สร้างจริง 20 ตาราง) · หัวข้อ </w:t>
+      </w:r>
+      <w:r>
+        <w:rPr>
+          <w:b/>
+        </w:rPr>
+        <w:t>5.5 เป็น schema reference ที่ไม่นับใน 21 ตาราง</w:t>
+      </w:r>
+      <w:r>
+        <w:t xml:space="preserve"> (</w:t>
+      </w:r>
+      <w:r>
+        <w:rPr>
+          <w:rFonts w:ascii="Courier New" w:hAnsi="Courier New"/>
+        </w:rPr>
+        <w:t>job_configs</w:t>
+      </w:r>
+      <w:r>
+        <w:t xml:space="preserve"> / </w:t>
+      </w:r>
+      <w:r>
+        <w:rPr>
+          <w:rFonts w:ascii="Courier New" w:hAnsi="Courier New"/>
+        </w:rPr>
+        <w:t>job_run_histories</w:t>
+      </w:r>
+      <w:r>
+        <w:t xml:space="preserve"> ที่ถูกตัดออกเมื่อ 2026-08-06) ห้ามนำไป deploy</w:t>
       </w:r>
     </w:p>
     <w:p>
@@ -5088,6 +5722,31 @@
         <w:t>-- ❌ ไม่สร้างตาราง operator_assignments ใน SBPGI — ใช้ group + scope ของ auth-backend + prepared approvers ของ @srm/glb-workflow (ตัดสินใจ 2026-08-05)</w:t>
         <w:br/>
         <w:br/>
+        <w:t>CREATE TABLE decisions (</w:t>
+        <w:br/>
+        <w:t xml:space="preserve">    decision_code VARCHAR(30) PRIMARY KEY,</w:t>
+        <w:br/>
+        <w:t xml:space="preserve">    decision_name VARCHAR(200) NOT NULL,</w:t>
+        <w:br/>
+        <w:t xml:space="preserve">    flow_name VARCHAR(200), result_name VARCHAR(200),</w:t>
+        <w:br/>
+        <w:t xml:space="preserve">    section_code VARCHAR(2) NOT NULL,</w:t>
+        <w:br/>
+        <w:t xml:space="preserve">    result_category VARCHAR(20) NOT NULL CHECK (result_category IN ('APPROVE','REJECT','PENDING')),</w:t>
+        <w:br/>
+        <w:t xml:space="preserve">    engine_event VARCHAR(20) NOT NULL CHECK (engine_event IN ('save','submit','approve','reject','cancel','sendback')),</w:t>
+        <w:br/>
+        <w:t xml:space="preserve">    seq SMALLINT NOT NULL DEFAULT 1,</w:t>
+        <w:br/>
+        <w:t xml:space="preserve">    is_active BOOLEAN NOT NULL DEFAULT TRUE,</w:t>
+        <w:br/>
+        <w:t xml:space="preserve">    updated_at TIMESTAMP NOT NULL DEFAULT CURRENT_TIMESTAMP,</w:t>
+        <w:br/>
+        <w:t xml:space="preserve">    CONSTRAINT uq_decision_section_seq UNIQUE (section_code, seq)</w:t>
+        <w:br/>
+        <w:t>);</w:t>
+        <w:br/>
+        <w:br/>
         <w:t>CREATE TABLE external_factors (</w:t>
         <w:br/>
         <w:t xml:space="preserve">    factor_code VARCHAR(30) PRIMARY KEY,</w:t>
@@ -5135,61 +5794,6 @@
         <w:br/>
         <w:br/>
         <w:t>-- ❌ ไม่สร้างตาราง user_accounts ใน SBPGI — ใช้ AWS Cognito + auth-backend — SBPGI รับตัวตนจาก header ของ BFF (ตัดสินใจ 2026-08-05)</w:t>
-        <w:br/>
-        <w:br/>
-        <w:t>CREATE TABLE job_configs (</w:t>
-        <w:br/>
-        <w:t xml:space="preserve">    job_no VARCHAR(10) PRIMARY KEY,</w:t>
-        <w:br/>
-        <w:t xml:space="preserve">    job_name VARCHAR(200) NOT NULL,</w:t>
-        <w:br/>
-        <w:t xml:space="preserve">    cron_expression VARCHAR(100), enabled BOOLEAN NOT NULL DEFAULT TRUE,</w:t>
-        <w:br/>
-        <w:t xml:space="preserve">    params_json JSONB NOT NULL DEFAULT '{}'::jsonb,</w:t>
-        <w:br/>
-        <w:t xml:space="preserve">    secret_ref VARCHAR(255), version_no INTEGER NOT NULL DEFAULT 1,</w:t>
-        <w:br/>
-        <w:t xml:space="preserve">    updated_by VARCHAR(30), updated_at TIMESTAMP NOT NULL DEFAULT CURRENT_TIMESTAMP,</w:t>
-        <w:br/>
-        <w:t xml:space="preserve">    CONSTRAINT ck_job_config_no_inline_secret CHECK (params_json::text !~* '(password|private_key|client_secret)')</w:t>
-        <w:br/>
-        <w:t>);</w:t>
-        <w:br/>
-        <w:br/>
-        <w:t>CREATE TABLE job_run_histories (</w:t>
-        <w:br/>
-        <w:t xml:space="preserve">    run_id VARCHAR(50) PRIMARY KEY,</w:t>
-        <w:br/>
-        <w:t xml:space="preserve">    job_no VARCHAR(10) NOT NULL REFERENCES job_configs(job_no),</w:t>
-        <w:br/>
-        <w:t xml:space="preserve">    period_key VARCHAR(20), status VARCHAR(20) NOT NULL CHECK (status IN ('QUEUED','RUNNING','WAITING','SUCCESS','FAILED','CANCELLED')),</w:t>
-        <w:br/>
-        <w:t xml:space="preserve">    trigger_type VARCHAR(20) NOT NULL, triggered_by VARCHAR(30), params_snapshot JSONB NOT NULL DEFAULT '{}'::jsonb,</w:t>
-        <w:br/>
-        <w:t xml:space="preserve">    total_count INTEGER NOT NULL DEFAULT 0, success_count INTEGER NOT NULL DEFAULT 0,</w:t>
-        <w:br/>
-        <w:t xml:space="preserve">    reject_count INTEGER NOT NULL DEFAULT 0, skipped_count INTEGER NOT NULL DEFAULT 0,</w:t>
-        <w:br/>
-        <w:t xml:space="preserve">    error_code VARCHAR(80), error_message TEXT,</w:t>
-        <w:br/>
-        <w:t xml:space="preserve">    started_at TIMESTAMP NOT NULL DEFAULT CURRENT_TIMESTAMP, ended_at TIMESTAMP</w:t>
-        <w:br/>
-        <w:t>);</w:t>
-        <w:br/>
-        <w:br/>
-        <w:t>CREATE TABLE audit_logs (</w:t>
-        <w:br/>
-        <w:t xml:space="preserve">    id BIGSERIAL PRIMARY KEY,</w:t>
-        <w:br/>
-        <w:t xml:space="preserve">    table_name VARCHAR(100) NOT NULL, ref_key VARCHAR(200) NOT NULL,</w:t>
-        <w:br/>
-        <w:t xml:space="preserve">    action_type VARCHAR(80) NOT NULL, old_value JSONB, new_value JSONB,</w:t>
-        <w:br/>
-        <w:t xml:space="preserve">    reason VARCHAR(500), request_id VARCHAR(80), updated_by VARCHAR(30) NOT NULL,</w:t>
-        <w:br/>
-        <w:t xml:space="preserve">    updated_at TIMESTAMP NOT NULL DEFAULT CURRENT_TIMESTAMP</w:t>
-        <w:br/>
-        <w:t>);</w:t>
         <w:br/>
         <w:br/>
         <w:t>-- ❌ ไม่สร้างตาราง system_configs ใน SBPGI (ตัดสินใจ 2026-08-06) — ใช้ตาราง mas_param ของระบบ SBP เดิม (param_name · param_value · ref_name · description · is_config · active_flag)</w:t>
@@ -5319,21 +5923,27 @@
         <w:t>);</w:t>
         <w:br/>
         <w:br/>
-        <w:t>CREATE TABLE fcs_qssi_scores (</w:t>
+        <w:t>-- ⚠️ fcs_qssi_score — ห้าม CREATE TABLE ใหม่ (ตรวจฐานจริง 2026-08-07)</w:t>
         <w:br/>
-        <w:t xml:space="preserve">    id BIGSERIAL PRIMARY KEY,</w:t>
+        <w:t>--   ตารางนี้มีอยู่แล้วใน schema `sps_store` ชื่อ **เอกพจน์** `fcs_qssi_score`</w:t>
         <w:br/>
-        <w:t xml:space="preserve">    store_code VARCHAR(5) NOT NULL REFERENCES stores(store_code),</w:t>
+        <w:t>--   มีข้อมูลจริง 23,958,780 แถว และมี import pipeline ทำงานอยู่</w:t>
         <w:br/>
-        <w:t xml:space="preserve">    category_code VARCHAR(30) NOT NULL, score_period CHAR(7) NOT NULL,</w:t>
+        <w:t>--   (`POST /performance/import-qssi` · staging `fcs_tmp_qssi_score` · `performance.service.ts`)</w:t>
         <w:br/>
-        <w:t xml:space="preserve">    score_value NUMERIC(10,4) NOT NULL, source_file_name VARCHAR(255), source_checksum VARCHAR(64),</w:t>
+        <w:t>--   โครงคอลัมน์อ้างอิงด้านล่างเป็น target shape ที่ SBPGI ต้องการ — ต้องเทียบกับคอลัมน์จริงก่อน</w:t>
         <w:br/>
-        <w:t xml:space="preserve">    updated_at TIMESTAMP NOT NULL DEFAULT CURRENT_TIMESTAMP,</w:t>
+        <w:t>--   ⚠️ ยังไม่ตัดสินว่าจะแก้ตารางเดิมอย่างไร (DP-4 · ดู SBPGI vs existing system หัวข้อ 4)</w:t>
         <w:br/>
-        <w:t xml:space="preserve">    CONSTRAINT uq_qssi_score UNIQUE (store_code, category_code, score_period)</w:t>
+        <w:t>--   ห้ามใช้ชื่อพหูพจน์ `fcs_qssi_scores` ทุกกรณี</w:t>
         <w:br/>
-        <w:t>);</w:t>
+        <w:t>-- target shape (reference only — ห้ามรันเป็น DDL):</w:t>
+        <w:br/>
+        <w:t>--   id BIGSERIAL PK · store_code VARCHAR(5) · category_code VARCHAR(30) · score_period CHAR(7)</w:t>
+        <w:br/>
+        <w:t>--   · score_value NUMERIC(10,4) · source_file_name · source_checksum · updated_at</w:t>
+        <w:br/>
+        <w:t>--   · UNIQUE (store_code, category_code, score_period)</w:t>
         <w:br/>
         <w:br/>
         <w:t>CREATE TABLE interface_transactions (</w:t>
@@ -5548,6 +6158,42 @@
         <w:t>);</w:t>
         <w:br/>
         <w:br/>
+        <w:t>CREATE TABLE document_cost_details (</w:t>
+        <w:br/>
+        <w:t xml:space="preserve">    id BIGSERIAL PRIMARY KEY,</w:t>
+        <w:br/>
+        <w:t xml:space="preserve">    doc_no VARCHAR(10) NOT NULL REFERENCES compensation_documents(doc_no) ON DELETE CASCADE,</w:t>
+        <w:br/>
+        <w:t xml:space="preserve">    new_store_code VARCHAR(5) NOT NULL,</w:t>
+        <w:br/>
+        <w:t xml:space="preserve">    cost_year SMALLINT NOT NULL, cost_month SMALLINT NOT NULL CHECK (cost_month BETWEEN 1 AND 12),</w:t>
+        <w:br/>
+        <w:t xml:space="preserve">    cost_target_n NUMERIC(14,2), cost_amount_n NUMERIC(14,2),</w:t>
+        <w:br/>
+        <w:t xml:space="preserve">    cost_target_nc NUMERIC(14,2), cost_amount_nc NUMERIC(14,2),</w:t>
+        <w:br/>
+        <w:t xml:space="preserve">    created_at TIMESTAMP NOT NULL DEFAULT CURRENT_TIMESTAMP,</w:t>
+        <w:br/>
+        <w:t xml:space="preserve">    CONSTRAINT uq_document_cost_detail UNIQUE (doc_no, new_store_code, cost_year, cost_month)</w:t>
+        <w:br/>
+        <w:t>);</w:t>
+        <w:br/>
+        <w:br/>
+        <w:t>CREATE TABLE document_running_numbers (</w:t>
+        <w:br/>
+        <w:t xml:space="preserve">    year SMALLINT PRIMARY KEY,</w:t>
+        <w:br/>
+        <w:t xml:space="preserve">    last_running_no INTEGER NOT NULL DEFAULT 0 CHECK (last_running_no &gt;= 0),</w:t>
+        <w:br/>
+        <w:t xml:space="preserve">    updated_at TIMESTAMP NOT NULL DEFAULT CURRENT_TIMESTAMP</w:t>
+        <w:br/>
+        <w:t>);</w:t>
+        <w:br/>
+        <w:t>-- ออกเลขแบบ atomic: UPDATE document_running_numbers SET last_running_no = last_running_no + 1</w:t>
+        <w:br/>
+        <w:t>--                   WHERE year = :be_year RETURNING last_running_no;   (row lock กันเลขชน)</w:t>
+        <w:br/>
+        <w:br/>
         <w:t>-- ❌ ไม่สร้างตาราง workflow_instances ใน SBPGI (ตัดสินใจ 2026-08-06) — ใช้ workflow_transaction ของ @srm/glb-workflow</w:t>
         <w:br/>
         <w:br/>
@@ -5579,9 +6225,15 @@
         <w:br/>
         <w:t>CREATE INDEX idx_document_impact_process ON compensation_documents(impact_process_id);</w:t>
         <w:br/>
-        <w:t>CREATE INDEX idx_task_doc_status ON workflow_tasks(doc_no, task_status);</w:t>
+        <w:t>-- ❌ ไม่มี index ของ workflow_tasks/workflow_instances ใน SBPGI — ตารางทั้งสองถูกตัดไปแล้ว (2026-08-06)</w:t>
         <w:br/>
-        <w:t>CREATE UNIQUE INDEX uq_task_one_open_section ON workflow_tasks(instance_id, section_code) WHERE task_status = 'OPEN';</w:t>
+        <w:t>--    งานค้าง/ผู้อนุมัติปัจจุบันอ่านจาก workflow_transaction + workflow_approver ของ @srm/glb-workflow (schema sps_store)</w:t>
+        <w:br/>
+        <w:t>--    ⚠️ sps_store.workflow_transaction ไม่มี PK และไม่มี index เลย ทั้งที่มี 19,283 แถว (ตรวจ 2026-08-07)</w:t>
+        <w:br/>
+        <w:t>--       -&gt; ยังไม่ตัดสิน (DP-2) ว่าจะขอ sign-off ให้ทีมเจ้าของ library เพิ่ม PK/UNIQUE/index</w:t>
+        <w:br/>
+        <w:t>--          หรือจะกันซ้ำ + ทำ index ที่ฝั่ง SBPGI เอง · ดู SBPGI vs existing system หัวข้อ 4</w:t>
         <w:br/>
         <w:t>CREATE INDEX idx_consideration_timeline ON consideration_logs(doc_no, action_datetime DESC);</w:t>
         <w:br/>
@@ -5592,10 +6244,6 @@
         <w:t>CREATE INDEX idx_interface_sales_summary ON interface_transactions(sales_summary_id);</w:t>
         <w:br/>
         <w:t>CREATE INDEX idx_interface_doc ON interface_transactions(doc_no);</w:t>
-        <w:br/>
-        <w:t>CREATE UNIQUE INDEX uq_job_running ON job_run_histories(job_no, COALESCE(period_key, '')) WHERE status = 'RUNNING';</w:t>
-        <w:br/>
-        <w:t>CREATE INDEX idx_audit_ref ON audit_logs(table_name, ref_key, updated_at DESC);</w:t>
         <w:br/>
         <w:br/>
         <w:t>-- Retention worker: delete only terminal, expired, non-held rows in bounded batches.</w:t>
@@ -5627,6 +6275,79 @@
         <w:t>WHERE i.id = p.id</w:t>
         <w:br/>
         <w:t>RETURNING i.id, i.data_name, i.business_key;</w:t>
+      </w:r>
+    </w:p>
+    <w:p>
+      <w:pPr>
+        <w:pStyle w:val="Heading2"/>
+        <w:keepNext/>
+        <w:keepLines/>
+        <w:pageBreakBefore w:val="0"/>
+      </w:pPr>
+      <w:r>
+        <w:t>5.5 Schema Reference — ตารางที่ **ไม่นับใน 21 ตาราง**</w:t>
+      </w:r>
+    </w:p>
+    <w:p>
+      <w:pPr>
+        <w:keepLines w:val="0"/>
+        <w:ind w:left="288"/>
+      </w:pPr>
+      <w:r>
+        <w:rPr>
+          <w:rFonts w:ascii="Courier New" w:hAnsi="Courier New"/>
+          <w:sz w:val="16"/>
+        </w:rPr>
+        <w:t>-- ⚠️ ส่วนนี้ไม่ใช่ขอบเขต migration baseline ของ 21 ตาราง</w:t>
+        <w:br/>
+        <w:t>-- job_configs / job_run_histories ถูกตัดออกจาก target schema เมื่อ 2026-08-06 พร้อมกับ 2 แท็บควบคุมของหน้า Batch Job</w:t>
+        <w:br/>
+        <w:t>-- (cron/พารามิเตอร์อยู่ใน backend config · ผลการรันเขียน application log + interface_transactions)</w:t>
+        <w:br/>
+        <w:t>-- DDL ด้านล่างคงไว้เป็น **schema reference** สำหรับกรณีที่แท็บควบคุมกลับมาในเฟสถัดไป — ห้าม deploy ใน 01_schema.sql</w:t>
+        <w:br/>
+        <w:br/>
+        <w:t>CREATE TABLE job_configs (</w:t>
+        <w:br/>
+        <w:t xml:space="preserve">    job_no VARCHAR(10) PRIMARY KEY,</w:t>
+        <w:br/>
+        <w:t xml:space="preserve">    job_name VARCHAR(200) NOT NULL,</w:t>
+        <w:br/>
+        <w:t xml:space="preserve">    cron_expression VARCHAR(100), enabled BOOLEAN NOT NULL DEFAULT TRUE,</w:t>
+        <w:br/>
+        <w:t xml:space="preserve">    params_json JSONB NOT NULL DEFAULT '{}'::jsonb,</w:t>
+        <w:br/>
+        <w:t xml:space="preserve">    secret_ref VARCHAR(255), version_no INTEGER NOT NULL DEFAULT 1,</w:t>
+        <w:br/>
+        <w:t xml:space="preserve">    updated_by VARCHAR(30), updated_at TIMESTAMP NOT NULL DEFAULT CURRENT_TIMESTAMP,</w:t>
+        <w:br/>
+        <w:t xml:space="preserve">    CONSTRAINT ck_job_config_no_inline_secret CHECK (params_json::text !~* '(password|private_key|client_secret)')</w:t>
+        <w:br/>
+        <w:t>);</w:t>
+        <w:br/>
+        <w:br/>
+        <w:t>CREATE TABLE job_run_histories (</w:t>
+        <w:br/>
+        <w:t xml:space="preserve">    run_id VARCHAR(50) PRIMARY KEY,</w:t>
+        <w:br/>
+        <w:t xml:space="preserve">    job_no VARCHAR(10) NOT NULL REFERENCES job_configs(job_no),</w:t>
+        <w:br/>
+        <w:t xml:space="preserve">    period_key VARCHAR(20), status VARCHAR(20) NOT NULL CHECK (status IN ('QUEUED','RUNNING','WAITING','SUCCESS','FAILED','CANCELLED')),</w:t>
+        <w:br/>
+        <w:t xml:space="preserve">    trigger_type VARCHAR(20) NOT NULL, triggered_by VARCHAR(30), params_snapshot JSONB NOT NULL DEFAULT '{}'::jsonb,</w:t>
+        <w:br/>
+        <w:t xml:space="preserve">    total_count INTEGER NOT NULL DEFAULT 0, success_count INTEGER NOT NULL DEFAULT 0,</w:t>
+        <w:br/>
+        <w:t xml:space="preserve">    reject_count INTEGER NOT NULL DEFAULT 0, skipped_count INTEGER NOT NULL DEFAULT 0,</w:t>
+        <w:br/>
+        <w:t xml:space="preserve">    error_code VARCHAR(80), error_message TEXT,</w:t>
+        <w:br/>
+        <w:t xml:space="preserve">    started_at TIMESTAMP NOT NULL DEFAULT CURRENT_TIMESTAMP, ended_at TIMESTAMP</w:t>
+        <w:br/>
+        <w:t>);</w:t>
+        <w:br/>
+        <w:br/>
+        <w:t>CREATE UNIQUE INDEX uq_job_running ON job_run_histories(job_no, COALESCE(period_key, '')) WHERE status = 'RUNNING';</w:t>
       </w:r>
     </w:p>
     <w:p>
@@ -5737,11 +6458,15 @@
               <w:keepLines/>
               <w:spacing w:after="0"/>
             </w:pPr>
-            <w:r/>
-            <w:r>
-              <w:rPr>
-                <w:rFonts w:ascii="Arial" w:hAnsi="Arial" w:eastAsia="Arial"/>
-                <w:b w:val="0"/>
+            <w:r>
+              <w:rPr>
+                <w:rFonts w:ascii="Arial" w:hAnsi="Arial" w:eastAsia="Arial"/>
+                <w:sz w:val="18"/>
+              </w:rPr>
+            </w:r>
+            <w:r>
+              <w:rPr>
+                <w:rFonts w:ascii="Arial" w:hAnsi="Arial" w:eastAsia="Arial"/>
                 <w:sz w:val="18"/>
               </w:rPr>
               <w:t>compensation_documents</w:t>
@@ -5758,11 +6483,15 @@
               <w:keepLines/>
               <w:spacing w:after="0"/>
             </w:pPr>
-            <w:r/>
-            <w:r>
-              <w:rPr>
-                <w:rFonts w:ascii="Arial" w:hAnsi="Arial" w:eastAsia="Arial"/>
-                <w:b w:val="0"/>
+            <w:r>
+              <w:rPr>
+                <w:rFonts w:ascii="Arial" w:hAnsi="Arial" w:eastAsia="Arial"/>
+                <w:sz w:val="18"/>
+              </w:rPr>
+            </w:r>
+            <w:r>
+              <w:rPr>
+                <w:rFonts w:ascii="Arial" w:hAnsi="Arial" w:eastAsia="Arial"/>
                 <w:sz w:val="18"/>
               </w:rPr>
               <w:t>UNIQUE (year, running_no), UNIQUE(source, impacted_store_code, impact_month, new_store_code, round_no), INDEX(status_code,current_section_code), INDEX(impact_process_id)</w:t>
@@ -5779,11 +6508,15 @@
               <w:keepLines/>
               <w:spacing w:after="0"/>
             </w:pPr>
-            <w:r/>
-            <w:r>
-              <w:rPr>
-                <w:rFonts w:ascii="Arial" w:hAnsi="Arial" w:eastAsia="Arial"/>
-                <w:b w:val="0"/>
+            <w:r>
+              <w:rPr>
+                <w:rFonts w:ascii="Arial" w:hAnsi="Arial" w:eastAsia="Arial"/>
+                <w:sz w:val="18"/>
+              </w:rPr>
+            </w:r>
+            <w:r>
+              <w:rPr>
+                <w:rFonts w:ascii="Arial" w:hAnsi="Arial" w:eastAsia="Arial"/>
                 <w:sz w:val="18"/>
               </w:rPr>
               <w:t>docNo uniqueness, duplicate guard, list/inbox/report, pipeline trace</w:t>
@@ -5805,14 +6538,18 @@
               <w:keepLines/>
               <w:spacing w:after="0"/>
             </w:pPr>
-            <w:r/>
-            <w:r>
-              <w:rPr>
-                <w:rFonts w:ascii="Arial" w:hAnsi="Arial" w:eastAsia="Arial"/>
-                <w:b w:val="0"/>
-                <w:sz w:val="18"/>
-              </w:rPr>
-              <w:t>workflow_tasks</w:t>
+            <w:r>
+              <w:rPr>
+                <w:rFonts w:ascii="Arial" w:hAnsi="Arial" w:eastAsia="Arial"/>
+                <w:sz w:val="18"/>
+              </w:rPr>
+            </w:r>
+            <w:r>
+              <w:rPr>
+                <w:rFonts w:ascii="Arial" w:hAnsi="Arial" w:eastAsia="Arial"/>
+                <w:sz w:val="18"/>
+              </w:rPr>
+              <w:t>workflow_transaction (@srm/glb-workflow · sps_store)</w:t>
             </w:r>
           </w:p>
         </w:tc>
@@ -5826,14 +6563,33 @@
               <w:keepLines/>
               <w:spacing w:after="0"/>
             </w:pPr>
-            <w:r/>
-            <w:r>
-              <w:rPr>
-                <w:rFonts w:ascii="Arial" w:hAnsi="Arial" w:eastAsia="Arial"/>
-                <w:b w:val="0"/>
-                <w:sz w:val="18"/>
-              </w:rPr>
-              <w:t>INDEX(doc_no, task_status), INDEX(section_code, task_status), UNIQUE(instance_id, section_code, task_status) filtered OPEN</w:t>
+            <w:r>
+              <w:rPr>
+                <w:rFonts w:ascii="Arial" w:hAnsi="Arial" w:eastAsia="Arial"/>
+                <w:sz w:val="18"/>
+              </w:rPr>
+            </w:r>
+            <w:r>
+              <w:rPr>
+                <w:rFonts w:ascii="Arial" w:hAnsi="Arial" w:eastAsia="Arial"/>
+                <w:sz w:val="18"/>
+              </w:rPr>
+              <w:t xml:space="preserve">ปัจจุบัน </w:t>
+            </w:r>
+            <w:r>
+              <w:rPr>
+                <w:rFonts w:ascii="Arial" w:hAnsi="Arial" w:eastAsia="Arial"/>
+                <w:b/>
+                <w:sz w:val="18"/>
+              </w:rPr>
+              <w:t>ไม่มี PK และไม่มี index เลย</w:t>
+            </w:r>
+            <w:r>
+              <w:rPr>
+                <w:rFonts w:ascii="Arial" w:hAnsi="Arial" w:eastAsia="Arial"/>
+                <w:sz w:val="18"/>
+              </w:rPr>
+              <w:t xml:space="preserve"> ทั้งที่มี 19,283 แถว (ตรวจ 2026-08-07) — ที่ต้องการคือ PK(transaction_id) + UNIQUE(version_id, reference_id) + INDEX(current_approver)</w:t>
             </w:r>
           </w:p>
         </w:tc>
@@ -5847,14 +6603,18 @@
               <w:keepLines/>
               <w:spacing w:after="0"/>
             </w:pPr>
-            <w:r/>
-            <w:r>
-              <w:rPr>
-                <w:rFonts w:ascii="Arial" w:hAnsi="Arial" w:eastAsia="Arial"/>
-                <w:b w:val="0"/>
-                <w:sz w:val="18"/>
-              </w:rPr>
-              <w:t>current task guard and inbox</w:t>
+            <w:r>
+              <w:rPr>
+                <w:rFonts w:ascii="Arial" w:hAnsi="Arial" w:eastAsia="Arial"/>
+                <w:sz w:val="18"/>
+              </w:rPr>
+            </w:r>
+            <w:r>
+              <w:rPr>
+                <w:rFonts w:ascii="Arial" w:hAnsi="Arial" w:eastAsia="Arial"/>
+                <w:sz w:val="18"/>
+              </w:rPr>
+              <w:t>current approver guard และ inbox · เป็นตารางของ library ไม่ใช่ของ SBPGI จึงต้องขอ sign-off (DP-2 · ยังไม่ตัดสิน)</w:t>
             </w:r>
           </w:p>
         </w:tc>
@@ -5873,11 +6633,15 @@
               <w:keepLines/>
               <w:spacing w:after="0"/>
             </w:pPr>
-            <w:r/>
-            <w:r>
-              <w:rPr>
-                <w:rFonts w:ascii="Arial" w:hAnsi="Arial" w:eastAsia="Arial"/>
-                <w:b w:val="0"/>
+            <w:r>
+              <w:rPr>
+                <w:rFonts w:ascii="Arial" w:hAnsi="Arial" w:eastAsia="Arial"/>
+                <w:sz w:val="18"/>
+              </w:rPr>
+            </w:r>
+            <w:r>
+              <w:rPr>
+                <w:rFonts w:ascii="Arial" w:hAnsi="Arial" w:eastAsia="Arial"/>
                 <w:sz w:val="18"/>
               </w:rPr>
               <w:t>document_new_stores</w:t>
@@ -5894,11 +6658,15 @@
               <w:keepLines/>
               <w:spacing w:after="0"/>
             </w:pPr>
-            <w:r/>
-            <w:r>
-              <w:rPr>
-                <w:rFonts w:ascii="Arial" w:hAnsi="Arial" w:eastAsia="Arial"/>
-                <w:b w:val="0"/>
+            <w:r>
+              <w:rPr>
+                <w:rFonts w:ascii="Arial" w:hAnsi="Arial" w:eastAsia="Arial"/>
+                <w:sz w:val="18"/>
+              </w:rPr>
+            </w:r>
+            <w:r>
+              <w:rPr>
+                <w:rFonts w:ascii="Arial" w:hAnsi="Arial" w:eastAsia="Arial"/>
                 <w:sz w:val="18"/>
               </w:rPr>
               <w:t>INDEX(doc_no), CHECK compensate_percent between 0 and 100</w:t>
@@ -5915,11 +6683,15 @@
               <w:keepLines/>
               <w:spacing w:after="0"/>
             </w:pPr>
-            <w:r/>
-            <w:r>
-              <w:rPr>
-                <w:rFonts w:ascii="Arial" w:hAnsi="Arial" w:eastAsia="Arial"/>
-                <w:b w:val="0"/>
+            <w:r>
+              <w:rPr>
+                <w:rFonts w:ascii="Arial" w:hAnsi="Arial" w:eastAsia="Arial"/>
+                <w:sz w:val="18"/>
+              </w:rPr>
+            </w:r>
+            <w:r>
+              <w:rPr>
+                <w:rFonts w:ascii="Arial" w:hAnsi="Arial" w:eastAsia="Arial"/>
                 <w:sz w:val="18"/>
               </w:rPr>
               <w:t>detail load and allocation validation</w:t>
@@ -5941,11 +6713,15 @@
               <w:keepLines/>
               <w:spacing w:after="0"/>
             </w:pPr>
-            <w:r/>
-            <w:r>
-              <w:rPr>
-                <w:rFonts w:ascii="Arial" w:hAnsi="Arial" w:eastAsia="Arial"/>
-                <w:b w:val="0"/>
+            <w:r>
+              <w:rPr>
+                <w:rFonts w:ascii="Arial" w:hAnsi="Arial" w:eastAsia="Arial"/>
+                <w:sz w:val="18"/>
+              </w:rPr>
+            </w:r>
+            <w:r>
+              <w:rPr>
+                <w:rFonts w:ascii="Arial" w:hAnsi="Arial" w:eastAsia="Arial"/>
                 <w:sz w:val="18"/>
               </w:rPr>
               <w:t>consideration_logs</w:t>
@@ -5962,11 +6738,15 @@
               <w:keepLines/>
               <w:spacing w:after="0"/>
             </w:pPr>
-            <w:r/>
-            <w:r>
-              <w:rPr>
-                <w:rFonts w:ascii="Arial" w:hAnsi="Arial" w:eastAsia="Arial"/>
-                <w:b w:val="0"/>
+            <w:r>
+              <w:rPr>
+                <w:rFonts w:ascii="Arial" w:hAnsi="Arial" w:eastAsia="Arial"/>
+                <w:sz w:val="18"/>
+              </w:rPr>
+            </w:r>
+            <w:r>
+              <w:rPr>
+                <w:rFonts w:ascii="Arial" w:hAnsi="Arial" w:eastAsia="Arial"/>
                 <w:sz w:val="18"/>
               </w:rPr>
               <w:t>INDEX(doc_no, action_datetime DESC), INDEX(result_category)</w:t>
@@ -5983,11 +6763,15 @@
               <w:keepLines/>
               <w:spacing w:after="0"/>
             </w:pPr>
-            <w:r/>
-            <w:r>
-              <w:rPr>
-                <w:rFonts w:ascii="Arial" w:hAnsi="Arial" w:eastAsia="Arial"/>
-                <w:b w:val="0"/>
+            <w:r>
+              <w:rPr>
+                <w:rFonts w:ascii="Arial" w:hAnsi="Arial" w:eastAsia="Arial"/>
+                <w:sz w:val="18"/>
+              </w:rPr>
+            </w:r>
+            <w:r>
+              <w:rPr>
+                <w:rFonts w:ascii="Arial" w:hAnsi="Arial" w:eastAsia="Arial"/>
                 <w:sz w:val="18"/>
               </w:rPr>
               <w:t>timeline/report result filter</w:t>
@@ -6009,11 +6793,15 @@
               <w:keepLines/>
               <w:spacing w:after="0"/>
             </w:pPr>
-            <w:r/>
-            <w:r>
-              <w:rPr>
-                <w:rFonts w:ascii="Arial" w:hAnsi="Arial" w:eastAsia="Arial"/>
-                <w:b w:val="0"/>
+            <w:r>
+              <w:rPr>
+                <w:rFonts w:ascii="Arial" w:hAnsi="Arial" w:eastAsia="Arial"/>
+                <w:sz w:val="18"/>
+              </w:rPr>
+            </w:r>
+            <w:r>
+              <w:rPr>
+                <w:rFonts w:ascii="Arial" w:hAnsi="Arial" w:eastAsia="Arial"/>
                 <w:sz w:val="18"/>
               </w:rPr>
               <w:t>document_attachments</w:t>
@@ -6030,11 +6818,15 @@
               <w:keepLines/>
               <w:spacing w:after="0"/>
             </w:pPr>
-            <w:r/>
-            <w:r>
-              <w:rPr>
-                <w:rFonts w:ascii="Arial" w:hAnsi="Arial" w:eastAsia="Arial"/>
-                <w:b w:val="0"/>
+            <w:r>
+              <w:rPr>
+                <w:rFonts w:ascii="Arial" w:hAnsi="Arial" w:eastAsia="Arial"/>
+                <w:sz w:val="18"/>
+              </w:rPr>
+            </w:r>
+            <w:r>
+              <w:rPr>
+                <w:rFonts w:ascii="Arial" w:hAnsi="Arial" w:eastAsia="Arial"/>
                 <w:sz w:val="18"/>
               </w:rPr>
               <w:t>INDEX(doc_no), INDEX(scan_status), UNIQUE(sha256, doc_no, deleted_flag)</w:t>
@@ -6051,11 +6843,15 @@
               <w:keepLines/>
               <w:spacing w:after="0"/>
             </w:pPr>
-            <w:r/>
-            <w:r>
-              <w:rPr>
-                <w:rFonts w:ascii="Arial" w:hAnsi="Arial" w:eastAsia="Arial"/>
-                <w:b w:val="0"/>
+            <w:r>
+              <w:rPr>
+                <w:rFonts w:ascii="Arial" w:hAnsi="Arial" w:eastAsia="Arial"/>
+                <w:sz w:val="18"/>
+              </w:rPr>
+            </w:r>
+            <w:r>
+              <w:rPr>
+                <w:rFonts w:ascii="Arial" w:hAnsi="Arial" w:eastAsia="Arial"/>
                 <w:sz w:val="18"/>
               </w:rPr>
               <w:t>attachment list/download/security</w:t>
@@ -6077,11 +6873,15 @@
               <w:keepLines/>
               <w:spacing w:after="0"/>
             </w:pPr>
-            <w:r/>
-            <w:r>
-              <w:rPr>
-                <w:rFonts w:ascii="Arial" w:hAnsi="Arial" w:eastAsia="Arial"/>
-                <w:b w:val="0"/>
+            <w:r>
+              <w:rPr>
+                <w:rFonts w:ascii="Arial" w:hAnsi="Arial" w:eastAsia="Arial"/>
+                <w:sz w:val="18"/>
+              </w:rPr>
+            </w:r>
+            <w:r>
+              <w:rPr>
+                <w:rFonts w:ascii="Arial" w:hAnsi="Arial" w:eastAsia="Arial"/>
                 <w:sz w:val="18"/>
               </w:rPr>
               <w:t>job_run_histories</w:t>
@@ -6098,11 +6898,15 @@
               <w:keepLines/>
               <w:spacing w:after="0"/>
             </w:pPr>
-            <w:r/>
-            <w:r>
-              <w:rPr>
-                <w:rFonts w:ascii="Arial" w:hAnsi="Arial" w:eastAsia="Arial"/>
-                <w:b w:val="0"/>
+            <w:r>
+              <w:rPr>
+                <w:rFonts w:ascii="Arial" w:hAnsi="Arial" w:eastAsia="Arial"/>
+                <w:sz w:val="18"/>
+              </w:rPr>
+            </w:r>
+            <w:r>
+              <w:rPr>
+                <w:rFonts w:ascii="Arial" w:hAnsi="Arial" w:eastAsia="Arial"/>
                 <w:sz w:val="18"/>
               </w:rPr>
               <w:t>INDEX(job_no, period, status), UNIQUE(job_no, period) filtered RUNNING</w:t>
@@ -6119,11 +6923,15 @@
               <w:keepLines/>
               <w:spacing w:after="0"/>
             </w:pPr>
-            <w:r/>
-            <w:r>
-              <w:rPr>
-                <w:rFonts w:ascii="Arial" w:hAnsi="Arial" w:eastAsia="Arial"/>
-                <w:b w:val="0"/>
+            <w:r>
+              <w:rPr>
+                <w:rFonts w:ascii="Arial" w:hAnsi="Arial" w:eastAsia="Arial"/>
+                <w:sz w:val="18"/>
+              </w:rPr>
+            </w:r>
+            <w:r>
+              <w:rPr>
+                <w:rFonts w:ascii="Arial" w:hAnsi="Arial" w:eastAsia="Arial"/>
                 <w:sz w:val="18"/>
               </w:rPr>
               <w:t>manual run concurrency guard</w:t>
@@ -6145,14 +6953,18 @@
               <w:keepLines/>
               <w:spacing w:after="0"/>
             </w:pPr>
-            <w:r/>
-            <w:r>
-              <w:rPr>
-                <w:rFonts w:ascii="Arial" w:hAnsi="Arial" w:eastAsia="Arial"/>
-                <w:b w:val="0"/>
-                <w:sz w:val="18"/>
-              </w:rPr>
-              <w:t>audit_logs</w:t>
+            <w:r>
+              <w:rPr>
+                <w:rFonts w:ascii="Arial" w:hAnsi="Arial" w:eastAsia="Arial"/>
+                <w:sz w:val="18"/>
+              </w:rPr>
+            </w:r>
+            <w:r>
+              <w:rPr>
+                <w:rFonts w:ascii="Arial" w:hAnsi="Arial" w:eastAsia="Arial"/>
+                <w:sz w:val="18"/>
+              </w:rPr>
+              <w:t>interface_transactions</w:t>
             </w:r>
           </w:p>
         </w:tc>
@@ -6166,14 +6978,18 @@
               <w:keepLines/>
               <w:spacing w:after="0"/>
             </w:pPr>
-            <w:r/>
-            <w:r>
-              <w:rPr>
-                <w:rFonts w:ascii="Arial" w:hAnsi="Arial" w:eastAsia="Arial"/>
-                <w:b w:val="0"/>
-                <w:sz w:val="18"/>
-              </w:rPr>
-              <w:t>INDEX(table_name, ref_key), INDEX(updated_at DESC)</w:t>
+            <w:r>
+              <w:rPr>
+                <w:rFonts w:ascii="Arial" w:hAnsi="Arial" w:eastAsia="Arial"/>
+                <w:sz w:val="18"/>
+              </w:rPr>
+            </w:r>
+            <w:r>
+              <w:rPr>
+                <w:rFonts w:ascii="Arial" w:hAnsi="Arial" w:eastAsia="Arial"/>
+                <w:sz w:val="18"/>
+              </w:rPr>
+              <w:t>INDEX(data_name,status), INDEX(impact_process_id), INDEX(doc_no)</w:t>
             </w:r>
           </w:p>
         </w:tc>
@@ -6187,79 +7003,15 @@
               <w:keepLines/>
               <w:spacing w:after="0"/>
             </w:pPr>
-            <w:r/>
-            <w:r>
-              <w:rPr>
-                <w:rFonts w:ascii="Arial" w:hAnsi="Arial" w:eastAsia="Arial"/>
-                <w:b w:val="0"/>
-                <w:sz w:val="18"/>
-              </w:rPr>
-              <w:t>admin history search</w:t>
-            </w:r>
-          </w:p>
-        </w:tc>
-      </w:tr>
-      <w:tr>
-        <w:trPr>
-          <w:cantSplit/>
-        </w:trPr>
-        <w:tc>
-          <w:tcPr>
-            <w:tcW w:type="dxa" w:w="3360"/>
-            <w:vAlign w:val="center"/>
-          </w:tcPr>
-          <w:p>
-            <w:pPr>
-              <w:keepLines/>
-              <w:spacing w:after="0"/>
-            </w:pPr>
-            <w:r/>
-            <w:r>
-              <w:rPr>
-                <w:rFonts w:ascii="Arial" w:hAnsi="Arial" w:eastAsia="Arial"/>
-                <w:b w:val="0"/>
-                <w:sz w:val="18"/>
-              </w:rPr>
-              <w:t>interface_transactions</w:t>
-            </w:r>
-          </w:p>
-        </w:tc>
-        <w:tc>
-          <w:tcPr>
-            <w:tcW w:type="dxa" w:w="3360"/>
-            <w:vAlign w:val="center"/>
-          </w:tcPr>
-          <w:p>
-            <w:pPr>
-              <w:keepLines/>
-              <w:spacing w:after="0"/>
-            </w:pPr>
-            <w:r/>
-            <w:r>
-              <w:rPr>
-                <w:rFonts w:ascii="Arial" w:hAnsi="Arial" w:eastAsia="Arial"/>
-                <w:b w:val="0"/>
-                <w:sz w:val="18"/>
-              </w:rPr>
-              <w:t>INDEX(data_name,status), INDEX(impact_process_id), INDEX(doc_no)</w:t>
-            </w:r>
-          </w:p>
-        </w:tc>
-        <w:tc>
-          <w:tcPr>
-            <w:tcW w:type="dxa" w:w="3360"/>
-            <w:vAlign w:val="center"/>
-          </w:tcPr>
-          <w:p>
-            <w:pPr>
-              <w:keepLines/>
-              <w:spacing w:after="0"/>
-            </w:pPr>
-            <w:r/>
-            <w:r>
-              <w:rPr>
-                <w:rFonts w:ascii="Arial" w:hAnsi="Arial" w:eastAsia="Arial"/>
-                <w:b w:val="0"/>
+            <w:r>
+              <w:rPr>
+                <w:rFonts w:ascii="Arial" w:hAnsi="Arial" w:eastAsia="Arial"/>
+                <w:sz w:val="18"/>
+              </w:rPr>
+            </w:r>
+            <w:r>
+              <w:rPr>
+                <w:rFonts w:ascii="Arial" w:hAnsi="Arial" w:eastAsia="Arial"/>
                 <w:sz w:val="18"/>
               </w:rPr>
               <w:t>tracking and pending ACK</w:t>
@@ -6377,11 +7129,15 @@
               <w:keepLines/>
               <w:spacing w:after="0"/>
             </w:pPr>
-            <w:r/>
-            <w:r>
-              <w:rPr>
-                <w:rFonts w:ascii="Arial" w:hAnsi="Arial" w:eastAsia="Arial"/>
-                <w:b w:val="0"/>
+            <w:r>
+              <w:rPr>
+                <w:rFonts w:ascii="Arial" w:hAnsi="Arial" w:eastAsia="Arial"/>
+                <w:sz w:val="18"/>
+              </w:rPr>
+            </w:r>
+            <w:r>
+              <w:rPr>
+                <w:rFonts w:ascii="Arial" w:hAnsi="Arial" w:eastAsia="Arial"/>
                 <w:sz w:val="18"/>
               </w:rPr>
               <w:t>Create document</w:t>
@@ -6398,14 +7154,18 @@
               <w:keepLines/>
               <w:spacing w:after="0"/>
             </w:pPr>
-            <w:r/>
-            <w:r>
-              <w:rPr>
-                <w:rFonts w:ascii="Arial" w:hAnsi="Arial" w:eastAsia="Arial"/>
-                <w:b w:val="0"/>
-                <w:sz w:val="18"/>
-              </w:rPr>
-              <w:t>docNo sequence lock + compensation_documents + workflow instance/task + audit</w:t>
+            <w:r>
+              <w:rPr>
+                <w:rFonts w:ascii="Arial" w:hAnsi="Arial" w:eastAsia="Arial"/>
+                <w:sz w:val="18"/>
+              </w:rPr>
+            </w:r>
+            <w:r>
+              <w:rPr>
+                <w:rFonts w:ascii="Arial" w:hAnsi="Arial" w:eastAsia="Arial"/>
+                <w:sz w:val="18"/>
+              </w:rPr>
+              <w:t>docNo sequence lock (document_running_numbers) + compensation_documents + initializeWorkflow/addPreApprover ของ @srm/glb-workflow</w:t>
             </w:r>
           </w:p>
         </w:tc>
@@ -6419,14 +7179,18 @@
               <w:keepLines/>
               <w:spacing w:after="0"/>
             </w:pPr>
-            <w:r/>
-            <w:r>
-              <w:rPr>
-                <w:rFonts w:ascii="Arial" w:hAnsi="Arial" w:eastAsia="Arial"/>
-                <w:b w:val="0"/>
-                <w:sz w:val="18"/>
-              </w:rPr>
-              <w:t>any fail rollback all; no partial document</w:t>
+            <w:r>
+              <w:rPr>
+                <w:rFonts w:ascii="Arial" w:hAnsi="Arial" w:eastAsia="Arial"/>
+                <w:sz w:val="18"/>
+              </w:rPr>
+            </w:r>
+            <w:r>
+              <w:rPr>
+                <w:rFonts w:ascii="Arial" w:hAnsi="Arial" w:eastAsia="Arial"/>
+                <w:sz w:val="18"/>
+              </w:rPr>
+              <w:t>any fail rollback all; no partial document · engine อยู่คนละ DataSource จึงต้องมี compensating action เมื่อ commit ฝั่งใดฝั่งหนึ่งไม่ผ่าน</w:t>
             </w:r>
           </w:p>
         </w:tc>
@@ -6445,11 +7209,15 @@
               <w:keepLines/>
               <w:spacing w:after="0"/>
             </w:pPr>
-            <w:r/>
-            <w:r>
-              <w:rPr>
-                <w:rFonts w:ascii="Arial" w:hAnsi="Arial" w:eastAsia="Arial"/>
-                <w:b w:val="0"/>
+            <w:r>
+              <w:rPr>
+                <w:rFonts w:ascii="Arial" w:hAnsi="Arial" w:eastAsia="Arial"/>
+                <w:sz w:val="18"/>
+              </w:rPr>
+            </w:r>
+            <w:r>
+              <w:rPr>
+                <w:rFonts w:ascii="Arial" w:hAnsi="Arial" w:eastAsia="Arial"/>
                 <w:sz w:val="18"/>
               </w:rPr>
               <w:t>Submit action</w:t>
@@ -6466,14 +7234,18 @@
               <w:keepLines/>
               <w:spacing w:after="0"/>
             </w:pPr>
-            <w:r/>
-            <w:r>
-              <w:rPr>
-                <w:rFonts w:ascii="Arial" w:hAnsi="Arial" w:eastAsia="Arial"/>
-                <w:b w:val="0"/>
-                <w:sz w:val="18"/>
-              </w:rPr>
-              <w:t>lock current OPEN task + insert consideration_logs + close/open task + update document</w:t>
+            <w:r>
+              <w:rPr>
+                <w:rFonts w:ascii="Arial" w:hAnsi="Arial" w:eastAsia="Arial"/>
+                <w:sz w:val="18"/>
+              </w:rPr>
+            </w:r>
+            <w:r>
+              <w:rPr>
+                <w:rFonts w:ascii="Arial" w:hAnsi="Arial" w:eastAsia="Arial"/>
+                <w:sz w:val="18"/>
+              </w:rPr>
+              <w:t>ตรวจ current_approver จาก workflow_transaction + insert consideration_logs + eventWorkflow (เดิน state) + update compensation_documents</w:t>
             </w:r>
           </w:p>
         </w:tc>
@@ -6487,14 +7259,18 @@
               <w:keepLines/>
               <w:spacing w:after="0"/>
             </w:pPr>
-            <w:r/>
-            <w:r>
-              <w:rPr>
-                <w:rFonts w:ascii="Arial" w:hAnsi="Arial" w:eastAsia="Arial"/>
-                <w:b w:val="0"/>
-                <w:sz w:val="18"/>
-              </w:rPr>
-              <w:t>duplicate/current task conflict returns 409</w:t>
+            <w:r>
+              <w:rPr>
+                <w:rFonts w:ascii="Arial" w:hAnsi="Arial" w:eastAsia="Arial"/>
+                <w:sz w:val="18"/>
+              </w:rPr>
+            </w:r>
+            <w:r>
+              <w:rPr>
+                <w:rFonts w:ascii="Arial" w:hAnsi="Arial" w:eastAsia="Arial"/>
+                <w:sz w:val="18"/>
+              </w:rPr>
+              <w:t>duplicate/current approver conflict returns 409</w:t>
             </w:r>
           </w:p>
         </w:tc>
@@ -6513,11 +7289,15 @@
               <w:keepLines/>
               <w:spacing w:after="0"/>
             </w:pPr>
-            <w:r/>
-            <w:r>
-              <w:rPr>
-                <w:rFonts w:ascii="Arial" w:hAnsi="Arial" w:eastAsia="Arial"/>
-                <w:b w:val="0"/>
+            <w:r>
+              <w:rPr>
+                <w:rFonts w:ascii="Arial" w:hAnsi="Arial" w:eastAsia="Arial"/>
+                <w:sz w:val="18"/>
+              </w:rPr>
+            </w:r>
+            <w:r>
+              <w:rPr>
+                <w:rFonts w:ascii="Arial" w:hAnsi="Arial" w:eastAsia="Arial"/>
                 <w:sz w:val="18"/>
               </w:rPr>
               <w:t>Attachment upload</w:t>
@@ -6534,11 +7314,15 @@
               <w:keepLines/>
               <w:spacing w:after="0"/>
             </w:pPr>
-            <w:r/>
-            <w:r>
-              <w:rPr>
-                <w:rFonts w:ascii="Arial" w:hAnsi="Arial" w:eastAsia="Arial"/>
-                <w:b w:val="0"/>
+            <w:r>
+              <w:rPr>
+                <w:rFonts w:ascii="Arial" w:hAnsi="Arial" w:eastAsia="Arial"/>
+                <w:sz w:val="18"/>
+              </w:rPr>
+            </w:r>
+            <w:r>
+              <w:rPr>
+                <w:rFonts w:ascii="Arial" w:hAnsi="Arial" w:eastAsia="Arial"/>
                 <w:sz w:val="18"/>
               </w:rPr>
               <w:t>metadata insert only after storage write and AV clean; objectKey never exposed</w:t>
@@ -6555,11 +7339,15 @@
               <w:keepLines/>
               <w:spacing w:after="0"/>
             </w:pPr>
-            <w:r/>
-            <w:r>
-              <w:rPr>
-                <w:rFonts w:ascii="Arial" w:hAnsi="Arial" w:eastAsia="Arial"/>
-                <w:b w:val="0"/>
+            <w:r>
+              <w:rPr>
+                <w:rFonts w:ascii="Arial" w:hAnsi="Arial" w:eastAsia="Arial"/>
+                <w:sz w:val="18"/>
+              </w:rPr>
+            </w:r>
+            <w:r>
+              <w:rPr>
+                <w:rFonts w:ascii="Arial" w:hAnsi="Arial" w:eastAsia="Arial"/>
                 <w:sz w:val="18"/>
               </w:rPr>
               <w:t>storage/scan fail leaves no CLEAN metadata</w:t>
@@ -6581,11 +7369,15 @@
               <w:keepLines/>
               <w:spacing w:after="0"/>
             </w:pPr>
-            <w:r/>
-            <w:r>
-              <w:rPr>
-                <w:rFonts w:ascii="Arial" w:hAnsi="Arial" w:eastAsia="Arial"/>
-                <w:b w:val="0"/>
+            <w:r>
+              <w:rPr>
+                <w:rFonts w:ascii="Arial" w:hAnsi="Arial" w:eastAsia="Arial"/>
+                <w:sz w:val="18"/>
+              </w:rPr>
+            </w:r>
+            <w:r>
+              <w:rPr>
+                <w:rFonts w:ascii="Arial" w:hAnsi="Arial" w:eastAsia="Arial"/>
                 <w:sz w:val="18"/>
               </w:rPr>
               <w:t>Job 4 IAS request</w:t>
@@ -6602,11 +7394,15 @@
               <w:keepLines/>
               <w:spacing w:after="0"/>
             </w:pPr>
-            <w:r/>
-            <w:r>
-              <w:rPr>
-                <w:rFonts w:ascii="Arial" w:hAnsi="Arial" w:eastAsia="Arial"/>
-                <w:b w:val="0"/>
+            <w:r>
+              <w:rPr>
+                <w:rFonts w:ascii="Arial" w:hAnsi="Arial" w:eastAsia="Arial"/>
+                <w:sz w:val="18"/>
+              </w:rPr>
+            </w:r>
+            <w:r>
+              <w:rPr>
+                <w:rFonts w:ascii="Arial" w:hAnsi="Arial" w:eastAsia="Arial"/>
                 <w:sz w:val="18"/>
               </w:rPr>
               <w:t>durable file (fsync + atomic rename + checksum) ก่อน transaction W→P + outbox READY</w:t>
@@ -6623,11 +7419,15 @@
               <w:keepLines/>
               <w:spacing w:after="0"/>
             </w:pPr>
-            <w:r/>
-            <w:r>
-              <w:rPr>
-                <w:rFonts w:ascii="Arial" w:hAnsi="Arial" w:eastAsia="Arial"/>
-                <w:b w:val="0"/>
+            <w:r>
+              <w:rPr>
+                <w:rFonts w:ascii="Arial" w:hAnsi="Arial" w:eastAsia="Arial"/>
+                <w:sz w:val="18"/>
+              </w:rPr>
+            </w:r>
+            <w:r>
+              <w:rPr>
+                <w:rFonts w:ascii="Arial" w:hAnsi="Arial" w:eastAsia="Arial"/>
                 <w:sz w:val="18"/>
               </w:rPr>
               <w:t>file fail คง W; DB fail rollback W→P/outbox; SFTP fail retry transaction เดิม</w:t>
@@ -6649,11 +7449,15 @@
               <w:keepLines/>
               <w:spacing w:after="0"/>
             </w:pPr>
-            <w:r/>
-            <w:r>
-              <w:rPr>
-                <w:rFonts w:ascii="Arial" w:hAnsi="Arial" w:eastAsia="Arial"/>
-                <w:b w:val="0"/>
+            <w:r>
+              <w:rPr>
+                <w:rFonts w:ascii="Arial" w:hAnsi="Arial" w:eastAsia="Arial"/>
+                <w:sz w:val="18"/>
+              </w:rPr>
+            </w:r>
+            <w:r>
+              <w:rPr>
+                <w:rFonts w:ascii="Arial" w:hAnsi="Arial" w:eastAsia="Arial"/>
                 <w:sz w:val="18"/>
               </w:rPr>
               <w:t>Interface ACK/purge</w:t>
@@ -6670,11 +7474,15 @@
               <w:keepLines/>
               <w:spacing w:after="0"/>
             </w:pPr>
-            <w:r/>
-            <w:r>
-              <w:rPr>
-                <w:rFonts w:ascii="Arial" w:hAnsi="Arial" w:eastAsia="Arial"/>
-                <w:b w:val="0"/>
+            <w:r>
+              <w:rPr>
+                <w:rFonts w:ascii="Arial" w:hAnsi="Arial" w:eastAsia="Arial"/>
+                <w:sz w:val="18"/>
+              </w:rPr>
+            </w:r>
+            <w:r>
+              <w:rPr>
+                <w:rFonts w:ascii="Arial" w:hAnsi="Arial" w:eastAsia="Arial"/>
                 <w:sz w:val="18"/>
               </w:rPr>
               <w:t>ACK compare-and-set บน transaction เดิม; purge เฉพาะ terminal + purge_after + non-held</w:t>
@@ -6691,11 +7499,15 @@
               <w:keepLines/>
               <w:spacing w:after="0"/>
             </w:pPr>
-            <w:r/>
-            <w:r>
-              <w:rPr>
-                <w:rFonts w:ascii="Arial" w:hAnsi="Arial" w:eastAsia="Arial"/>
-                <w:b w:val="0"/>
+            <w:r>
+              <w:rPr>
+                <w:rFonts w:ascii="Arial" w:hAnsi="Arial" w:eastAsia="Arial"/>
+                <w:sz w:val="18"/>
+              </w:rPr>
+            </w:r>
+            <w:r>
+              <w:rPr>
+                <w:rFonts w:ascii="Arial" w:hAnsi="Arial" w:eastAsia="Arial"/>
                 <w:sz w:val="18"/>
               </w:rPr>
               <w:t>pending/failed/unacked/legal-hold ห้ามลบ</w:t>
@@ -6717,11 +7529,15 @@
               <w:keepLines/>
               <w:spacing w:after="0"/>
             </w:pPr>
-            <w:r/>
-            <w:r>
-              <w:rPr>
-                <w:rFonts w:ascii="Arial" w:hAnsi="Arial" w:eastAsia="Arial"/>
-                <w:b w:val="0"/>
+            <w:r>
+              <w:rPr>
+                <w:rFonts w:ascii="Arial" w:hAnsi="Arial" w:eastAsia="Arial"/>
+                <w:sz w:val="18"/>
+              </w:rPr>
+            </w:r>
+            <w:r>
+              <w:rPr>
+                <w:rFonts w:ascii="Arial" w:hAnsi="Arial" w:eastAsia="Arial"/>
                 <w:sz w:val="18"/>
               </w:rPr>
               <w:t>Job manual run</w:t>
@@ -6738,11 +7554,15 @@
               <w:keepLines/>
               <w:spacing w:after="0"/>
             </w:pPr>
-            <w:r/>
-            <w:r>
-              <w:rPr>
-                <w:rFonts w:ascii="Arial" w:hAnsi="Arial" w:eastAsia="Arial"/>
-                <w:b w:val="0"/>
+            <w:r>
+              <w:rPr>
+                <w:rFonts w:ascii="Arial" w:hAnsi="Arial" w:eastAsia="Arial"/>
+                <w:sz w:val="18"/>
+              </w:rPr>
+            </w:r>
+            <w:r>
+              <w:rPr>
+                <w:rFonts w:ascii="Arial" w:hAnsi="Arial" w:eastAsia="Arial"/>
                 <w:sz w:val="18"/>
               </w:rPr>
               <w:t>acquire run lock + job_run_histories RUNNING before processing</w:t>
@@ -6759,11 +7579,15 @@
               <w:keepLines/>
               <w:spacing w:after="0"/>
             </w:pPr>
-            <w:r/>
-            <w:r>
-              <w:rPr>
-                <w:rFonts w:ascii="Arial" w:hAnsi="Arial" w:eastAsia="Arial"/>
-                <w:b w:val="0"/>
+            <w:r>
+              <w:rPr>
+                <w:rFonts w:ascii="Arial" w:hAnsi="Arial" w:eastAsia="Arial"/>
+                <w:sz w:val="18"/>
+              </w:rPr>
+            </w:r>
+            <w:r>
+              <w:rPr>
+                <w:rFonts w:ascii="Arial" w:hAnsi="Arial" w:eastAsia="Arial"/>
                 <w:sz w:val="18"/>
               </w:rPr>
               <w:t>fatal fail marks run FAILED and keeps record-level rejects</w:t>
@@ -6785,14 +7609,18 @@
               <w:keepLines/>
               <w:spacing w:after="0"/>
             </w:pPr>
-            <w:r/>
-            <w:r>
-              <w:rPr>
-                <w:rFonts w:ascii="Arial" w:hAnsi="Arial" w:eastAsia="Arial"/>
-                <w:b w:val="0"/>
-                <w:sz w:val="18"/>
-              </w:rPr>
-              <w:t>Master/config/email mutation</w:t>
+            <w:r>
+              <w:rPr>
+                <w:rFonts w:ascii="Arial" w:hAnsi="Arial" w:eastAsia="Arial"/>
+                <w:sz w:val="18"/>
+              </w:rPr>
+            </w:r>
+            <w:r>
+              <w:rPr>
+                <w:rFonts w:ascii="Arial" w:hAnsi="Arial" w:eastAsia="Arial"/>
+                <w:sz w:val="18"/>
+              </w:rPr>
+              <w:t>Master mutation</w:t>
             </w:r>
           </w:p>
         </w:tc>
@@ -6806,14 +7634,18 @@
               <w:keepLines/>
               <w:spacing w:after="0"/>
             </w:pPr>
-            <w:r/>
-            <w:r>
-              <w:rPr>
-                <w:rFonts w:ascii="Arial" w:hAnsi="Arial" w:eastAsia="Arial"/>
-                <w:b w:val="0"/>
-                <w:sz w:val="18"/>
-              </w:rPr>
-              <w:t>validate reason + update entity + insert audit_logs</w:t>
+            <w:r>
+              <w:rPr>
+                <w:rFonts w:ascii="Arial" w:hAnsi="Arial" w:eastAsia="Arial"/>
+                <w:sz w:val="18"/>
+              </w:rPr>
+            </w:r>
+            <w:r>
+              <w:rPr>
+                <w:rFonts w:ascii="Arial" w:hAnsi="Arial" w:eastAsia="Arial"/>
+                <w:sz w:val="18"/>
+              </w:rPr>
+              <w:t>update entity ใน transaction เดียว</w:t>
             </w:r>
           </w:p>
         </w:tc>
@@ -6827,14 +7659,18 @@
               <w:keepLines/>
               <w:spacing w:after="0"/>
             </w:pPr>
-            <w:r/>
-            <w:r>
-              <w:rPr>
-                <w:rFonts w:ascii="Arial" w:hAnsi="Arial" w:eastAsia="Arial"/>
-                <w:b w:val="0"/>
-                <w:sz w:val="18"/>
-              </w:rPr>
-              <w:t>audit fail rollback mutation</w:t>
+            <w:r>
+              <w:rPr>
+                <w:rFonts w:ascii="Arial" w:hAnsi="Arial" w:eastAsia="Arial"/>
+                <w:sz w:val="18"/>
+              </w:rPr>
+            </w:r>
+            <w:r>
+              <w:rPr>
+                <w:rFonts w:ascii="Arial" w:hAnsi="Arial" w:eastAsia="Arial"/>
+                <w:sz w:val="18"/>
+              </w:rPr>
+              <w:t>mutation fail ต้อง rollback ครบ</w:t>
             </w:r>
           </w:p>
         </w:tc>
@@ -6926,14 +7762,18 @@
               <w:keepLines/>
               <w:spacing w:after="0"/>
             </w:pPr>
-            <w:r/>
-            <w:r>
-              <w:rPr>
-                <w:rFonts w:ascii="Arial" w:hAnsi="Arial" w:eastAsia="Arial"/>
-                <w:b w:val="0"/>
-                <w:sz w:val="18"/>
-              </w:rPr>
-              <w:t>workflow_sections</w:t>
+            <w:r>
+              <w:rPr>
+                <w:rFonts w:ascii="Arial" w:hAnsi="Arial" w:eastAsia="Arial"/>
+                <w:sz w:val="18"/>
+              </w:rPr>
+            </w:r>
+            <w:r>
+              <w:rPr>
+                <w:rFonts w:ascii="Arial" w:hAnsi="Arial" w:eastAsia="Arial"/>
+                <w:sz w:val="18"/>
+              </w:rPr>
+              <w:t>workflow_state / workflow_status (@srm/glb-workflow)</w:t>
             </w:r>
           </w:p>
         </w:tc>
@@ -6947,14 +7787,18 @@
               <w:keepLines/>
               <w:spacing w:after="0"/>
             </w:pPr>
-            <w:r/>
-            <w:r>
-              <w:rPr>
-                <w:rFonts w:ascii="Arial" w:hAnsi="Arial" w:eastAsia="Arial"/>
-                <w:b w:val="0"/>
-                <w:sz w:val="18"/>
-              </w:rPr>
-              <w:t>06, 08, 01, 02, 03 only</w:t>
+            <w:r>
+              <w:rPr>
+                <w:rFonts w:ascii="Arial" w:hAnsi="Arial" w:eastAsia="Arial"/>
+                <w:sz w:val="18"/>
+              </w:rPr>
+            </w:r>
+            <w:r>
+              <w:rPr>
+                <w:rFonts w:ascii="Arial" w:hAnsi="Arial" w:eastAsia="Arial"/>
+                <w:sz w:val="18"/>
+              </w:rPr>
+              <w:t>5 ขั้น 06, 08, 01, 02, 03 + state จบ flow · 6 สถานะเอกสาร (5 waiting + เสร็จสิ้น) — ลงทะเบียนที่ engine ไม่ใช่ตารางของ SBPGI</w:t>
             </w:r>
           </w:p>
         </w:tc>
@@ -6973,14 +7817,18 @@
               <w:keepLines/>
               <w:spacing w:after="0"/>
             </w:pPr>
-            <w:r/>
-            <w:r>
-              <w:rPr>
-                <w:rFonts w:ascii="Arial" w:hAnsi="Arial" w:eastAsia="Arial"/>
-                <w:b w:val="0"/>
-                <w:sz w:val="18"/>
-              </w:rPr>
-              <w:t>document_statuses</w:t>
+            <w:r>
+              <w:rPr>
+                <w:rFonts w:ascii="Arial" w:hAnsi="Arial" w:eastAsia="Arial"/>
+                <w:sz w:val="18"/>
+              </w:rPr>
+            </w:r>
+            <w:r>
+              <w:rPr>
+                <w:rFonts w:ascii="Arial" w:hAnsi="Arial" w:eastAsia="Arial"/>
+                <w:sz w:val="18"/>
+              </w:rPr>
+              <w:t>decisions</w:t>
             </w:r>
           </w:p>
         </w:tc>
@@ -6994,14 +7842,18 @@
               <w:keepLines/>
               <w:spacing w:after="0"/>
             </w:pPr>
-            <w:r/>
-            <w:r>
-              <w:rPr>
-                <w:rFonts w:ascii="Arial" w:hAnsi="Arial" w:eastAsia="Arial"/>
-                <w:b w:val="0"/>
-                <w:sz w:val="18"/>
-              </w:rPr>
-              <w:t>6 statuses: 5 waiting statuses + completed</w:t>
+            <w:r>
+              <w:rPr>
+                <w:rFonts w:ascii="Arial" w:hAnsi="Arial" w:eastAsia="Arial"/>
+                <w:sz w:val="18"/>
+              </w:rPr>
+            </w:r>
+            <w:r>
+              <w:rPr>
+                <w:rFonts w:ascii="Arial" w:hAnsi="Arial" w:eastAsia="Arial"/>
+                <w:sz w:val="18"/>
+              </w:rPr>
+              <w:t>ผลพิจารณาทุกปุ่ม (decision_name / flow_name / result_name)</w:t>
             </w:r>
           </w:p>
         </w:tc>
@@ -7020,14 +7872,18 @@
               <w:keepLines/>
               <w:spacing w:after="0"/>
             </w:pPr>
-            <w:r/>
-            <w:r>
-              <w:rPr>
-                <w:rFonts w:ascii="Arial" w:hAnsi="Arial" w:eastAsia="Arial"/>
-                <w:b w:val="0"/>
-                <w:sz w:val="18"/>
-              </w:rPr>
-              <w:t>roles</w:t>
+            <w:r>
+              <w:rPr>
+                <w:rFonts w:ascii="Arial" w:hAnsi="Arial" w:eastAsia="Arial"/>
+                <w:sz w:val="18"/>
+              </w:rPr>
+            </w:r>
+            <w:r>
+              <w:rPr>
+                <w:rFonts w:ascii="Arial" w:hAnsi="Arial" w:eastAsia="Arial"/>
+                <w:sz w:val="18"/>
+              </w:rPr>
+              <w:t>competitors</w:t>
             </w:r>
           </w:p>
         </w:tc>
@@ -7041,14 +7897,18 @@
               <w:keepLines/>
               <w:spacing w:after="0"/>
             </w:pPr>
-            <w:r/>
-            <w:r>
-              <w:rPr>
-                <w:rFonts w:ascii="Arial" w:hAnsi="Arial" w:eastAsia="Arial"/>
-                <w:b w:val="0"/>
-                <w:sz w:val="18"/>
-              </w:rPr>
-              <w:t>00, 01, 02, 03, 04, 05, 06, 10 per RBAC model</w:t>
+            <w:r>
+              <w:rPr>
+                <w:rFonts w:ascii="Arial" w:hAnsi="Arial" w:eastAsia="Arial"/>
+                <w:sz w:val="18"/>
+              </w:rPr>
+            </w:r>
+            <w:r>
+              <w:rPr>
+                <w:rFonts w:ascii="Arial" w:hAnsi="Arial" w:eastAsia="Arial"/>
+                <w:sz w:val="18"/>
+              </w:rPr>
+              <w:t>แบรนด์คู่แข่ง 11 รายการ รหัส 01-11 (ไทย + อังกฤษ)</w:t>
             </w:r>
           </w:p>
         </w:tc>
@@ -7067,14 +7927,18 @@
               <w:keepLines/>
               <w:spacing w:after="0"/>
             </w:pPr>
-            <w:r/>
-            <w:r>
-              <w:rPr>
-                <w:rFonts w:ascii="Arial" w:hAnsi="Arial" w:eastAsia="Arial"/>
-                <w:b w:val="0"/>
-                <w:sz w:val="18"/>
-              </w:rPr>
-              <w:t>email_templates</w:t>
+            <w:r>
+              <w:rPr>
+                <w:rFonts w:ascii="Arial" w:hAnsi="Arial" w:eastAsia="Arial"/>
+                <w:sz w:val="18"/>
+              </w:rPr>
+            </w:r>
+            <w:r>
+              <w:rPr>
+                <w:rFonts w:ascii="Arial" w:hAnsi="Arial" w:eastAsia="Arial"/>
+                <w:sz w:val="18"/>
+              </w:rPr>
+              <w:t>external_factors</w:t>
             </w:r>
           </w:p>
         </w:tc>
@@ -7088,14 +7952,18 @@
               <w:keepLines/>
               <w:spacing w:after="0"/>
             </w:pPr>
-            <w:r/>
-            <w:r>
-              <w:rPr>
-                <w:rFonts w:ascii="Arial" w:hAnsi="Arial" w:eastAsia="Arial"/>
-                <w:b w:val="0"/>
-                <w:sz w:val="18"/>
-              </w:rPr>
-              <w:t>EM-01..EM-08</w:t>
+            <w:r>
+              <w:rPr>
+                <w:rFonts w:ascii="Arial" w:hAnsi="Arial" w:eastAsia="Arial"/>
+                <w:sz w:val="18"/>
+              </w:rPr>
+            </w:r>
+            <w:r>
+              <w:rPr>
+                <w:rFonts w:ascii="Arial" w:hAnsi="Arial" w:eastAsia="Arial"/>
+                <w:sz w:val="18"/>
+              </w:rPr>
+              <w:t>ปัจจัยภายนอกที่ใช้อยู่</w:t>
             </w:r>
           </w:p>
         </w:tc>
@@ -7114,14 +7982,18 @@
               <w:keepLines/>
               <w:spacing w:after="0"/>
             </w:pPr>
-            <w:r/>
-            <w:r>
-              <w:rPr>
-                <w:rFonts w:ascii="Arial" w:hAnsi="Arial" w:eastAsia="Arial"/>
-                <w:b w:val="0"/>
-                <w:sz w:val="18"/>
-              </w:rPr>
-              <w:t>system_configs</w:t>
+            <w:r>
+              <w:rPr>
+                <w:rFonts w:ascii="Arial" w:hAnsi="Arial" w:eastAsia="Arial"/>
+                <w:sz w:val="18"/>
+              </w:rPr>
+            </w:r>
+            <w:r>
+              <w:rPr>
+                <w:rFonts w:ascii="Arial" w:hAnsi="Arial" w:eastAsia="Arial"/>
+                <w:sz w:val="18"/>
+              </w:rPr>
+              <w:t>status_email_rules</w:t>
             </w:r>
           </w:p>
         </w:tc>
@@ -7135,14 +8007,18 @@
               <w:keepLines/>
               <w:spacing w:after="0"/>
             </w:pPr>
-            <w:r/>
-            <w:r>
-              <w:rPr>
-                <w:rFonts w:ascii="Arial" w:hAnsi="Arial" w:eastAsia="Arial"/>
-                <w:b w:val="0"/>
-                <w:sz w:val="18"/>
-              </w:rPr>
-              <w:t>impact radius 1/2 km, workflow.avp_amount_threshold=100000, sales data threshold=60, growth rate threshold=-10</w:t>
+            <w:r>
+              <w:rPr>
+                <w:rFonts w:ascii="Arial" w:hAnsi="Arial" w:eastAsia="Arial"/>
+                <w:sz w:val="18"/>
+              </w:rPr>
+            </w:r>
+            <w:r>
+              <w:rPr>
+                <w:rFonts w:ascii="Arial" w:hAnsi="Arial" w:eastAsia="Arial"/>
+                <w:sz w:val="18"/>
+              </w:rPr>
+              <w:t>ผู้รับ TO/CC ต่อสถานะ</w:t>
             </w:r>
           </w:p>
         </w:tc>
@@ -7161,14 +8037,18 @@
               <w:keepLines/>
               <w:spacing w:after="0"/>
             </w:pPr>
-            <w:r/>
-            <w:r>
-              <w:rPr>
-                <w:rFonts w:ascii="Arial" w:hAnsi="Arial" w:eastAsia="Arial"/>
-                <w:b w:val="0"/>
-                <w:sz w:val="18"/>
-              </w:rPr>
-              <w:t>job_configs</w:t>
+            <w:r>
+              <w:rPr>
+                <w:rFonts w:ascii="Arial" w:hAnsi="Arial" w:eastAsia="Arial"/>
+                <w:sz w:val="18"/>
+              </w:rPr>
+            </w:r>
+            <w:r>
+              <w:rPr>
+                <w:rFonts w:ascii="Arial" w:hAnsi="Arial" w:eastAsia="Arial"/>
+                <w:sz w:val="18"/>
+              </w:rPr>
+              <w:t>email_template (ระบบ SBP เดิม)</w:t>
             </w:r>
           </w:p>
         </w:tc>
@@ -7182,14 +8062,73 @@
               <w:keepLines/>
               <w:spacing w:after="0"/>
             </w:pPr>
-            <w:r/>
-            <w:r>
-              <w:rPr>
-                <w:rFonts w:ascii="Arial" w:hAnsi="Arial" w:eastAsia="Arial"/>
-                <w:b w:val="0"/>
-                <w:sz w:val="18"/>
-              </w:rPr>
-              <w:t>Jobs 1-10 and 8b with enabled/schedule/default params as schema reference</w:t>
+            <w:r>
+              <w:rPr>
+                <w:rFonts w:ascii="Arial" w:hAnsi="Arial" w:eastAsia="Arial"/>
+                <w:sz w:val="18"/>
+              </w:rPr>
+            </w:r>
+            <w:r>
+              <w:rPr>
+                <w:rFonts w:ascii="Arial" w:hAnsi="Arial" w:eastAsia="Arial"/>
+                <w:sz w:val="18"/>
+              </w:rPr>
+              <w:t>EM-01..EM-08</w:t>
+            </w:r>
+          </w:p>
+        </w:tc>
+      </w:tr>
+      <w:tr>
+        <w:trPr>
+          <w:cantSplit/>
+        </w:trPr>
+        <w:tc>
+          <w:tcPr>
+            <w:tcW w:type="dxa" w:w="5040"/>
+            <w:vAlign w:val="center"/>
+          </w:tcPr>
+          <w:p>
+            <w:pPr>
+              <w:keepLines/>
+              <w:spacing w:after="0"/>
+            </w:pPr>
+            <w:r>
+              <w:rPr>
+                <w:rFonts w:ascii="Arial" w:hAnsi="Arial" w:eastAsia="Arial"/>
+                <w:sz w:val="18"/>
+              </w:rPr>
+            </w:r>
+            <w:r>
+              <w:rPr>
+                <w:rFonts w:ascii="Arial" w:hAnsi="Arial" w:eastAsia="Arial"/>
+                <w:sz w:val="18"/>
+              </w:rPr>
+              <w:t>common_code / mas_param (ระบบ SBP เดิม)</w:t>
+            </w:r>
+          </w:p>
+        </w:tc>
+        <w:tc>
+          <w:tcPr>
+            <w:tcW w:type="dxa" w:w="5040"/>
+            <w:vAlign w:val="center"/>
+          </w:tcPr>
+          <w:p>
+            <w:pPr>
+              <w:keepLines/>
+              <w:spacing w:after="0"/>
+            </w:pPr>
+            <w:r>
+              <w:rPr>
+                <w:rFonts w:ascii="Arial" w:hAnsi="Arial" w:eastAsia="Arial"/>
+                <w:sz w:val="18"/>
+              </w:rPr>
+            </w:r>
+            <w:r>
+              <w:rPr>
+                <w:rFonts w:ascii="Arial" w:hAnsi="Arial" w:eastAsia="Arial"/>
+                <w:sz w:val="18"/>
+              </w:rPr>
+              <w:t>SBPGI_APPROVE_LIMIT: GM=50000 / AVP=300000 (SDD GI), impact radius 1/2 km, sales data threshold=60, growth rate threshold=-10</w:t>
             </w:r>
           </w:p>
         </w:tc>
@@ -7281,11 +8220,15 @@
               <w:keepLines/>
               <w:spacing w:after="0"/>
             </w:pPr>
-            <w:r/>
-            <w:r>
-              <w:rPr>
-                <w:rFonts w:ascii="Arial" w:hAnsi="Arial" w:eastAsia="Arial"/>
-                <w:b w:val="0"/>
+            <w:r>
+              <w:rPr>
+                <w:rFonts w:ascii="Arial" w:hAnsi="Arial" w:eastAsia="Arial"/>
+                <w:sz w:val="18"/>
+              </w:rPr>
+            </w:r>
+            <w:r>
+              <w:rPr>
+                <w:rFonts w:ascii="Arial" w:hAnsi="Arial" w:eastAsia="Arial"/>
                 <w:sz w:val="18"/>
               </w:rPr>
               <w:t>Naming</w:t>
@@ -7302,11 +8245,15 @@
               <w:keepLines/>
               <w:spacing w:after="0"/>
             </w:pPr>
-            <w:r/>
-            <w:r>
-              <w:rPr>
-                <w:rFonts w:ascii="Arial" w:hAnsi="Arial" w:eastAsia="Arial"/>
-                <w:b w:val="0"/>
+            <w:r>
+              <w:rPr>
+                <w:rFonts w:ascii="Arial" w:hAnsi="Arial" w:eastAsia="Arial"/>
+                <w:sz w:val="18"/>
+              </w:rPr>
+            </w:r>
+            <w:r>
+              <w:rPr>
+                <w:rFonts w:ascii="Arial" w:hAnsi="Arial" w:eastAsia="Arial"/>
                 <w:sz w:val="18"/>
               </w:rPr>
               <w:t>all new tables/columns lower_snake_case</w:t>
@@ -7328,11 +8275,15 @@
               <w:keepLines/>
               <w:spacing w:after="0"/>
             </w:pPr>
-            <w:r/>
-            <w:r>
-              <w:rPr>
-                <w:rFonts w:ascii="Arial" w:hAnsi="Arial" w:eastAsia="Arial"/>
-                <w:b w:val="0"/>
+            <w:r>
+              <w:rPr>
+                <w:rFonts w:ascii="Arial" w:hAnsi="Arial" w:eastAsia="Arial"/>
+                <w:sz w:val="18"/>
+              </w:rPr>
+            </w:r>
+            <w:r>
+              <w:rPr>
+                <w:rFonts w:ascii="Arial" w:hAnsi="Arial" w:eastAsia="Arial"/>
                 <w:sz w:val="18"/>
               </w:rPr>
               <w:t>Leading zero</w:t>
@@ -7349,11 +8300,15 @@
               <w:keepLines/>
               <w:spacing w:after="0"/>
             </w:pPr>
-            <w:r/>
-            <w:r>
-              <w:rPr>
-                <w:rFonts w:ascii="Arial" w:hAnsi="Arial" w:eastAsia="Arial"/>
-                <w:b w:val="0"/>
+            <w:r>
+              <w:rPr>
+                <w:rFonts w:ascii="Arial" w:hAnsi="Arial" w:eastAsia="Arial"/>
+                <w:sz w:val="18"/>
+              </w:rPr>
+            </w:r>
+            <w:r>
+              <w:rPr>
+                <w:rFonts w:ascii="Arial" w:hAnsi="Arial" w:eastAsia="Arial"/>
                 <w:sz w:val="18"/>
               </w:rPr>
               <w:t>store_code/new_store_code stored as VARCHAR(5), never numeric</w:t>
@@ -7375,11 +8330,15 @@
               <w:keepLines/>
               <w:spacing w:after="0"/>
             </w:pPr>
-            <w:r/>
-            <w:r>
-              <w:rPr>
-                <w:rFonts w:ascii="Arial" w:hAnsi="Arial" w:eastAsia="Arial"/>
-                <w:b w:val="0"/>
+            <w:r>
+              <w:rPr>
+                <w:rFonts w:ascii="Arial" w:hAnsi="Arial" w:eastAsia="Arial"/>
+                <w:sz w:val="18"/>
+              </w:rPr>
+            </w:r>
+            <w:r>
+              <w:rPr>
+                <w:rFonts w:ascii="Arial" w:hAnsi="Arial" w:eastAsia="Arial"/>
                 <w:sz w:val="18"/>
               </w:rPr>
               <w:t>docNo</w:t>
@@ -7396,11 +8355,15 @@
               <w:keepLines/>
               <w:spacing w:after="0"/>
             </w:pPr>
-            <w:r/>
-            <w:r>
-              <w:rPr>
-                <w:rFonts w:ascii="Arial" w:hAnsi="Arial" w:eastAsia="Arial"/>
-                <w:b w:val="0"/>
+            <w:r>
+              <w:rPr>
+                <w:rFonts w:ascii="Arial" w:hAnsi="Arial" w:eastAsia="Arial"/>
+                <w:sz w:val="18"/>
+              </w:rPr>
+            </w:r>
+            <w:r>
+              <w:rPr>
+                <w:rFonts w:ascii="Arial" w:hAnsi="Arial" w:eastAsia="Arial"/>
                 <w:sz w:val="18"/>
               </w:rPr>
               <w:t>year/running_no/doc_no generated in DB transaction; concurrency test 20 parallel requests</w:t>
@@ -7422,11 +8385,15 @@
               <w:keepLines/>
               <w:spacing w:after="0"/>
             </w:pPr>
-            <w:r/>
-            <w:r>
-              <w:rPr>
-                <w:rFonts w:ascii="Arial" w:hAnsi="Arial" w:eastAsia="Arial"/>
-                <w:b w:val="0"/>
+            <w:r>
+              <w:rPr>
+                <w:rFonts w:ascii="Arial" w:hAnsi="Arial" w:eastAsia="Arial"/>
+                <w:sz w:val="18"/>
+              </w:rPr>
+            </w:r>
+            <w:r>
+              <w:rPr>
+                <w:rFonts w:ascii="Arial" w:hAnsi="Arial" w:eastAsia="Arial"/>
                 <w:sz w:val="18"/>
               </w:rPr>
               <w:t>Workflow</w:t>
@@ -7443,14 +8410,18 @@
               <w:keepLines/>
               <w:spacing w:after="0"/>
             </w:pPr>
-            <w:r/>
-            <w:r>
-              <w:rPr>
-                <w:rFonts w:ascii="Arial" w:hAnsi="Arial" w:eastAsia="Arial"/>
-                <w:b w:val="0"/>
-                <w:sz w:val="18"/>
-              </w:rPr>
-              <w:t>no active 04/05 accounting sections/statuses</w:t>
+            <w:r>
+              <w:rPr>
+                <w:rFonts w:ascii="Arial" w:hAnsi="Arial" w:eastAsia="Arial"/>
+                <w:sz w:val="18"/>
+              </w:rPr>
+            </w:r>
+            <w:r>
+              <w:rPr>
+                <w:rFonts w:ascii="Arial" w:hAnsi="Arial" w:eastAsia="Arial"/>
+                <w:sz w:val="18"/>
+              </w:rPr>
+              <w:t>no active 04/05 accounting sections/statuses; ไม่มีตาราง workflow ของ SBPGI — ตรวจว่า state/route ถูกลงทะเบียนที่ engine ครบ</w:t>
             </w:r>
           </w:p>
         </w:tc>
@@ -7469,11 +8440,15 @@
               <w:keepLines/>
               <w:spacing w:after="0"/>
             </w:pPr>
-            <w:r/>
-            <w:r>
-              <w:rPr>
-                <w:rFonts w:ascii="Arial" w:hAnsi="Arial" w:eastAsia="Arial"/>
-                <w:b w:val="0"/>
+            <w:r>
+              <w:rPr>
+                <w:rFonts w:ascii="Arial" w:hAnsi="Arial" w:eastAsia="Arial"/>
+                <w:sz w:val="18"/>
+              </w:rPr>
+            </w:r>
+            <w:r>
+              <w:rPr>
+                <w:rFonts w:ascii="Arial" w:hAnsi="Arial" w:eastAsia="Arial"/>
                 <w:sz w:val="18"/>
               </w:rPr>
               <w:t>Security</w:t>
@@ -7490,14 +8465,18 @@
               <w:keepLines/>
               <w:spacing w:after="0"/>
             </w:pPr>
-            <w:r/>
-            <w:r>
-              <w:rPr>
-                <w:rFonts w:ascii="Arial" w:hAnsi="Arial" w:eastAsia="Arial"/>
-                <w:b w:val="0"/>
-                <w:sz w:val="18"/>
-              </w:rPr>
-              <w:t>no secrets in system_configs/job_configs; storage objectKey not returned to FE</w:t>
+            <w:r>
+              <w:rPr>
+                <w:rFonts w:ascii="Arial" w:hAnsi="Arial" w:eastAsia="Arial"/>
+                <w:sz w:val="18"/>
+              </w:rPr>
+            </w:r>
+            <w:r>
+              <w:rPr>
+                <w:rFonts w:ascii="Arial" w:hAnsi="Arial" w:eastAsia="Arial"/>
+                <w:sz w:val="18"/>
+              </w:rPr>
+              <w:t>no secrets in mas_param/backend config; storage objectKey not returned to FE</w:t>
             </w:r>
           </w:p>
         </w:tc>
@@ -7516,11 +8495,15 @@
               <w:keepLines/>
               <w:spacing w:after="0"/>
             </w:pPr>
-            <w:r/>
-            <w:r>
-              <w:rPr>
-                <w:rFonts w:ascii="Arial" w:hAnsi="Arial" w:eastAsia="Arial"/>
-                <w:b w:val="0"/>
+            <w:r>
+              <w:rPr>
+                <w:rFonts w:ascii="Arial" w:hAnsi="Arial" w:eastAsia="Arial"/>
+                <w:sz w:val="18"/>
+              </w:rPr>
+            </w:r>
+            <w:r>
+              <w:rPr>
+                <w:rFonts w:ascii="Arial" w:hAnsi="Arial" w:eastAsia="Arial"/>
                 <w:sz w:val="18"/>
               </w:rPr>
               <w:t>External interface</w:t>
@@ -7537,11 +8520,15 @@
               <w:keepLines/>
               <w:spacing w:after="0"/>
             </w:pPr>
-            <w:r/>
-            <w:r>
-              <w:rPr>
-                <w:rFonts w:ascii="Arial" w:hAnsi="Arial" w:eastAsia="Arial"/>
-                <w:b w:val="0"/>
+            <w:r>
+              <w:rPr>
+                <w:rFonts w:ascii="Arial" w:hAnsi="Arial" w:eastAsia="Arial"/>
+                <w:sz w:val="18"/>
+              </w:rPr>
+            </w:r>
+            <w:r>
+              <w:rPr>
+                <w:rFonts w:ascii="Arial" w:hAnsi="Arial" w:eastAsia="Arial"/>
                 <w:sz w:val="18"/>
               </w:rPr>
               <w:t>credential/certificate/private key อยู่ Secret Manager ผ่าน secretRef; TLS verify-full หรือ SFTP strict known_hosts; ทดสอบ rotation และ invalid certificate/host key</w:t>
@@ -7563,11 +8550,15 @@
               <w:keepLines/>
               <w:spacing w:after="0"/>
             </w:pPr>
-            <w:r/>
-            <w:r>
-              <w:rPr>
-                <w:rFonts w:ascii="Arial" w:hAnsi="Arial" w:eastAsia="Arial"/>
-                <w:b w:val="0"/>
+            <w:r>
+              <w:rPr>
+                <w:rFonts w:ascii="Arial" w:hAnsi="Arial" w:eastAsia="Arial"/>
+                <w:sz w:val="18"/>
+              </w:rPr>
+            </w:r>
+            <w:r>
+              <w:rPr>
+                <w:rFonts w:ascii="Arial" w:hAnsi="Arial" w:eastAsia="Arial"/>
                 <w:sz w:val="18"/>
               </w:rPr>
               <w:t>Tracking retention</w:t>
@@ -7584,11 +8575,15 @@
               <w:keepLines/>
               <w:spacing w:after="0"/>
             </w:pPr>
-            <w:r/>
-            <w:r>
-              <w:rPr>
-                <w:rFonts w:ascii="Arial" w:hAnsi="Arial" w:eastAsia="Arial"/>
-                <w:b w:val="0"/>
+            <w:r>
+              <w:rPr>
+                <w:rFonts w:ascii="Arial" w:hAnsi="Arial" w:eastAsia="Arial"/>
+                <w:sz w:val="18"/>
+              </w:rPr>
+            </w:r>
+            <w:r>
+              <w:rPr>
+                <w:rFonts w:ascii="Arial" w:hAnsi="Arial" w:eastAsia="Arial"/>
                 <w:sz w:val="18"/>
               </w:rPr>
               <w:t>backfill typed FK/purge_after, validate FK, dry-run count แล้ว purge เฉพาะ ACKED/COMPLETED เป็น batch; reconcile count ก่อน/หลัง</w:t>
@@ -7610,11 +8605,15 @@
               <w:keepLines/>
               <w:spacing w:after="0"/>
             </w:pPr>
-            <w:r/>
-            <w:r>
-              <w:rPr>
-                <w:rFonts w:ascii="Arial" w:hAnsi="Arial" w:eastAsia="Arial"/>
-                <w:b w:val="0"/>
+            <w:r>
+              <w:rPr>
+                <w:rFonts w:ascii="Arial" w:hAnsi="Arial" w:eastAsia="Arial"/>
+                <w:sz w:val="18"/>
+              </w:rPr>
+            </w:r>
+            <w:r>
+              <w:rPr>
+                <w:rFonts w:ascii="Arial" w:hAnsi="Arial" w:eastAsia="Arial"/>
                 <w:sz w:val="18"/>
               </w:rPr>
               <w:t>Data integrity</w:t>
@@ -7631,11 +8630,15 @@
               <w:keepLines/>
               <w:spacing w:after="0"/>
             </w:pPr>
-            <w:r/>
-            <w:r>
-              <w:rPr>
-                <w:rFonts w:ascii="Arial" w:hAnsi="Arial" w:eastAsia="Arial"/>
-                <w:b w:val="0"/>
+            <w:r>
+              <w:rPr>
+                <w:rFonts w:ascii="Arial" w:hAnsi="Arial" w:eastAsia="Arial"/>
+                <w:sz w:val="18"/>
+              </w:rPr>
+            </w:r>
+            <w:r>
+              <w:rPr>
+                <w:rFonts w:ascii="Arial" w:hAnsi="Arial" w:eastAsia="Arial"/>
                 <w:sz w:val="18"/>
               </w:rPr>
               <w:t>FK/check constraints enabled before SIT; reject legacy invalid enum values</w:t>
@@ -7657,11 +8660,15 @@
               <w:keepLines/>
               <w:spacing w:after="0"/>
             </w:pPr>
-            <w:r/>
-            <w:r>
-              <w:rPr>
-                <w:rFonts w:ascii="Arial" w:hAnsi="Arial" w:eastAsia="Arial"/>
-                <w:b w:val="0"/>
+            <w:r>
+              <w:rPr>
+                <w:rFonts w:ascii="Arial" w:hAnsi="Arial" w:eastAsia="Arial"/>
+                <w:sz w:val="18"/>
+              </w:rPr>
+            </w:r>
+            <w:r>
+              <w:rPr>
+                <w:rFonts w:ascii="Arial" w:hAnsi="Arial" w:eastAsia="Arial"/>
                 <w:sz w:val="18"/>
               </w:rPr>
               <w:t>Performance</w:t>
@@ -7678,11 +8685,15 @@
               <w:keepLines/>
               <w:spacing w:after="0"/>
             </w:pPr>
-            <w:r/>
-            <w:r>
-              <w:rPr>
-                <w:rFonts w:ascii="Arial" w:hAnsi="Arial" w:eastAsia="Arial"/>
-                <w:b w:val="0"/>
+            <w:r>
+              <w:rPr>
+                <w:rFonts w:ascii="Arial" w:hAnsi="Arial" w:eastAsia="Arial"/>
+                <w:sz w:val="18"/>
+              </w:rPr>
+            </w:r>
+            <w:r>
+              <w:rPr>
+                <w:rFonts w:ascii="Arial" w:hAnsi="Arial" w:eastAsia="Arial"/>
                 <w:sz w:val="18"/>
               </w:rPr>
               <w:t>list/report/inbox queries explain plan uses indexes above</w:t>
@@ -7777,14 +8788,18 @@
               <w:keepLines/>
               <w:spacing w:after="0"/>
             </w:pPr>
-            <w:r/>
-            <w:r>
-              <w:rPr>
-                <w:rFonts w:ascii="Arial" w:hAnsi="Arial" w:eastAsia="Arial"/>
-                <w:b w:val="0"/>
-                <w:sz w:val="18"/>
-              </w:rPr>
-              <w:t>LLDD-BE-API-Dashboard-Summary.pdf</w:t>
+            <w:r>
+              <w:rPr>
+                <w:rFonts w:ascii="Arial" w:hAnsi="Arial" w:eastAsia="Arial"/>
+                <w:sz w:val="18"/>
+              </w:rPr>
+            </w:r>
+            <w:r>
+              <w:rPr>
+                <w:rFonts w:ascii="Arial" w:hAnsi="Arial" w:eastAsia="Arial"/>
+                <w:sz w:val="18"/>
+              </w:rPr>
+              <w:t>LLDD-BE-API-Document-List-Search.pdf</w:t>
             </w:r>
           </w:p>
         </w:tc>
@@ -7798,14 +8813,18 @@
               <w:keepLines/>
               <w:spacing w:after="0"/>
             </w:pPr>
-            <w:r/>
-            <w:r>
-              <w:rPr>
-                <w:rFonts w:ascii="Arial" w:hAnsi="Arial" w:eastAsia="Arial"/>
-                <w:b w:val="0"/>
-                <w:sz w:val="18"/>
-              </w:rPr>
-              <w:t>workflow_transaction / workflow_approver (@srm/glb-workflow)(R), compensation_documents(R), compensation_histories(R), fgi_impact_sales_summaries(R)</w:t>
+            <w:r>
+              <w:rPr>
+                <w:rFonts w:ascii="Arial" w:hAnsi="Arial" w:eastAsia="Arial"/>
+                <w:sz w:val="18"/>
+              </w:rPr>
+            </w:r>
+            <w:r>
+              <w:rPr>
+                <w:rFonts w:ascii="Arial" w:hAnsi="Arial" w:eastAsia="Arial"/>
+                <w:sz w:val="18"/>
+              </w:rPr>
+              <w:t>workflow_transaction / workflow_approver (@srm/glb-workflow)(R), compensation_documents(R), impacted_stores(R), fgi_impact_sales_summaries(R)</w:t>
             </w:r>
           </w:p>
         </w:tc>
@@ -7824,14 +8843,18 @@
               <w:keepLines/>
               <w:spacing w:after="0"/>
             </w:pPr>
-            <w:r/>
-            <w:r>
-              <w:rPr>
-                <w:rFonts w:ascii="Arial" w:hAnsi="Arial" w:eastAsia="Arial"/>
-                <w:b w:val="0"/>
-                <w:sz w:val="18"/>
-              </w:rPr>
-              <w:t>LLDD-BE-API-Document-List-Search.pdf</w:t>
+            <w:r>
+              <w:rPr>
+                <w:rFonts w:ascii="Arial" w:hAnsi="Arial" w:eastAsia="Arial"/>
+                <w:sz w:val="18"/>
+              </w:rPr>
+            </w:r>
+            <w:r>
+              <w:rPr>
+                <w:rFonts w:ascii="Arial" w:hAnsi="Arial" w:eastAsia="Arial"/>
+                <w:sz w:val="18"/>
+              </w:rPr>
+              <w:t>LLDD-BE-API-Document-Create-Update.pdf</w:t>
             </w:r>
           </w:p>
         </w:tc>
@@ -7845,14 +8868,18 @@
               <w:keepLines/>
               <w:spacing w:after="0"/>
             </w:pPr>
-            <w:r/>
-            <w:r>
-              <w:rPr>
-                <w:rFonts w:ascii="Arial" w:hAnsi="Arial" w:eastAsia="Arial"/>
-                <w:b w:val="0"/>
-                <w:sz w:val="18"/>
-              </w:rPr>
-              <w:t>workflow_transaction / workflow_approver (@srm/glb-workflow)(R), compensation_documents(R), impacted_stores(R), fgi_impact_sales_summaries(R)</w:t>
+            <w:r>
+              <w:rPr>
+                <w:rFonts w:ascii="Arial" w:hAnsi="Arial" w:eastAsia="Arial"/>
+                <w:sz w:val="18"/>
+              </w:rPr>
+            </w:r>
+            <w:r>
+              <w:rPr>
+                <w:rFonts w:ascii="Arial" w:hAnsi="Arial" w:eastAsia="Arial"/>
+                <w:sz w:val="18"/>
+              </w:rPr>
+              <w:t>compensation_documents(R/W), workflow_transaction / workflow_approver (@srm/glb-workflow)(W), document_new_stores(R/W), document_competitors(R/W)</w:t>
             </w:r>
           </w:p>
         </w:tc>
@@ -7871,14 +8898,18 @@
               <w:keepLines/>
               <w:spacing w:after="0"/>
             </w:pPr>
-            <w:r/>
-            <w:r>
-              <w:rPr>
-                <w:rFonts w:ascii="Arial" w:hAnsi="Arial" w:eastAsia="Arial"/>
-                <w:b w:val="0"/>
-                <w:sz w:val="18"/>
-              </w:rPr>
-              <w:t>LLDD-BE-API-Document-Create-Update.pdf</w:t>
+            <w:r>
+              <w:rPr>
+                <w:rFonts w:ascii="Arial" w:hAnsi="Arial" w:eastAsia="Arial"/>
+                <w:sz w:val="18"/>
+              </w:rPr>
+            </w:r>
+            <w:r>
+              <w:rPr>
+                <w:rFonts w:ascii="Arial" w:hAnsi="Arial" w:eastAsia="Arial"/>
+                <w:sz w:val="18"/>
+              </w:rPr>
+              <w:t>LLDD-BE-API-Document-Detail-Aggregate.pdf</w:t>
             </w:r>
           </w:p>
         </w:tc>
@@ -7892,14 +8923,18 @@
               <w:keepLines/>
               <w:spacing w:after="0"/>
             </w:pPr>
-            <w:r/>
-            <w:r>
-              <w:rPr>
-                <w:rFonts w:ascii="Arial" w:hAnsi="Arial" w:eastAsia="Arial"/>
-                <w:b w:val="0"/>
-                <w:sz w:val="18"/>
-              </w:rPr>
-              <w:t>compensation_documents(R/W), workflow_transaction / workflow_approver (@srm/glb-workflow)(W), document_new_stores(R/W), document_competitors(R/W)</w:t>
+            <w:r>
+              <w:rPr>
+                <w:rFonts w:ascii="Arial" w:hAnsi="Arial" w:eastAsia="Arial"/>
+                <w:sz w:val="18"/>
+              </w:rPr>
+            </w:r>
+            <w:r>
+              <w:rPr>
+                <w:rFonts w:ascii="Arial" w:hAnsi="Arial" w:eastAsia="Arial"/>
+                <w:sz w:val="18"/>
+              </w:rPr>
+              <w:t>compensation_documents(R), impacted_stores(R), document_new_stores(R), document_competitors(R)</w:t>
             </w:r>
           </w:p>
         </w:tc>
@@ -7918,14 +8953,18 @@
               <w:keepLines/>
               <w:spacing w:after="0"/>
             </w:pPr>
-            <w:r/>
-            <w:r>
-              <w:rPr>
-                <w:rFonts w:ascii="Arial" w:hAnsi="Arial" w:eastAsia="Arial"/>
-                <w:b w:val="0"/>
-                <w:sz w:val="18"/>
-              </w:rPr>
-              <w:t>LLDD-BE-API-Document-Detail-Aggregate.pdf</w:t>
+            <w:r>
+              <w:rPr>
+                <w:rFonts w:ascii="Arial" w:hAnsi="Arial" w:eastAsia="Arial"/>
+                <w:sz w:val="18"/>
+              </w:rPr>
+            </w:r>
+            <w:r>
+              <w:rPr>
+                <w:rFonts w:ascii="Arial" w:hAnsi="Arial" w:eastAsia="Arial"/>
+                <w:sz w:val="18"/>
+              </w:rPr>
+              <w:t>LLDD-BE-API-Document-Workflow-Actions.pdf</w:t>
             </w:r>
           </w:p>
         </w:tc>
@@ -7939,14 +8978,18 @@
               <w:keepLines/>
               <w:spacing w:after="0"/>
             </w:pPr>
-            <w:r/>
-            <w:r>
-              <w:rPr>
-                <w:rFonts w:ascii="Arial" w:hAnsi="Arial" w:eastAsia="Arial"/>
-                <w:b w:val="0"/>
-                <w:sz w:val="18"/>
-              </w:rPr>
-              <w:t>compensation_documents(R), impacted_stores(R), document_new_stores(R), document_competitors(R)</w:t>
+            <w:r>
+              <w:rPr>
+                <w:rFonts w:ascii="Arial" w:hAnsi="Arial" w:eastAsia="Arial"/>
+                <w:sz w:val="18"/>
+              </w:rPr>
+            </w:r>
+            <w:r>
+              <w:rPr>
+                <w:rFonts w:ascii="Arial" w:hAnsi="Arial" w:eastAsia="Arial"/>
+                <w:sz w:val="18"/>
+              </w:rPr>
+              <w:t>workflow_transaction / workflow_history / workflow_approver (@srm/glb-workflow)(R/W), compensation_documents(W), consideration_logs(W), status_email_rules(R)</w:t>
             </w:r>
           </w:p>
         </w:tc>
@@ -7965,14 +9008,18 @@
               <w:keepLines/>
               <w:spacing w:after="0"/>
             </w:pPr>
-            <w:r/>
-            <w:r>
-              <w:rPr>
-                <w:rFonts w:ascii="Arial" w:hAnsi="Arial" w:eastAsia="Arial"/>
-                <w:b w:val="0"/>
-                <w:sz w:val="18"/>
-              </w:rPr>
-              <w:t>LLDD-BE-API-Document-Workflow-Actions.pdf</w:t>
+            <w:r>
+              <w:rPr>
+                <w:rFonts w:ascii="Arial" w:hAnsi="Arial" w:eastAsia="Arial"/>
+                <w:sz w:val="18"/>
+              </w:rPr>
+            </w:r>
+            <w:r>
+              <w:rPr>
+                <w:rFonts w:ascii="Arial" w:hAnsi="Arial" w:eastAsia="Arial"/>
+                <w:sz w:val="18"/>
+              </w:rPr>
+              <w:t>LLDD-BE-API-Workflow-Instances.pdf</w:t>
             </w:r>
           </w:p>
         </w:tc>
@@ -7986,14 +9033,18 @@
               <w:keepLines/>
               <w:spacing w:after="0"/>
             </w:pPr>
-            <w:r/>
-            <w:r>
-              <w:rPr>
-                <w:rFonts w:ascii="Arial" w:hAnsi="Arial" w:eastAsia="Arial"/>
-                <w:b w:val="0"/>
-                <w:sz w:val="18"/>
-              </w:rPr>
-              <w:t>workflow_transaction / workflow_history / workflow_approver (@srm/glb-workflow)(R/W), compensation_documents(W), consideration_logs(W), status_email_rules(R)</w:t>
+            <w:r>
+              <w:rPr>
+                <w:rFonts w:ascii="Arial" w:hAnsi="Arial" w:eastAsia="Arial"/>
+                <w:sz w:val="18"/>
+              </w:rPr>
+            </w:r>
+            <w:r>
+              <w:rPr>
+                <w:rFonts w:ascii="Arial" w:hAnsi="Arial" w:eastAsia="Arial"/>
+                <w:sz w:val="18"/>
+              </w:rPr>
+              <w:t>fgi_impact_processes / fgi_impact_stores(R/W), compensation_documents(R/W), workflow_transaction (@srm/glb-workflow)(R/W), workflow_approver (@srm/glb-workflow)(W)</w:t>
             </w:r>
           </w:p>
         </w:tc>
@@ -8012,14 +9063,18 @@
               <w:keepLines/>
               <w:spacing w:after="0"/>
             </w:pPr>
-            <w:r/>
-            <w:r>
-              <w:rPr>
-                <w:rFonts w:ascii="Arial" w:hAnsi="Arial" w:eastAsia="Arial"/>
-                <w:b w:val="0"/>
-                <w:sz w:val="18"/>
-              </w:rPr>
-              <w:t>LLDD-BE-API-Workflow-Instances.pdf</w:t>
+            <w:r>
+              <w:rPr>
+                <w:rFonts w:ascii="Arial" w:hAnsi="Arial" w:eastAsia="Arial"/>
+                <w:sz w:val="18"/>
+              </w:rPr>
+            </w:r>
+            <w:r>
+              <w:rPr>
+                <w:rFonts w:ascii="Arial" w:hAnsi="Arial" w:eastAsia="Arial"/>
+                <w:sz w:val="18"/>
+              </w:rPr>
+              <w:t>LLDD-BE-API-Attachment-Sales-Timeline.pdf</w:t>
             </w:r>
           </w:p>
         </w:tc>
@@ -8033,14 +9088,18 @@
               <w:keepLines/>
               <w:spacing w:after="0"/>
             </w:pPr>
-            <w:r/>
-            <w:r>
-              <w:rPr>
-                <w:rFonts w:ascii="Arial" w:hAnsi="Arial" w:eastAsia="Arial"/>
-                <w:b w:val="0"/>
-                <w:sz w:val="18"/>
-              </w:rPr>
-              <w:t>fgi_impact_processes / fgi_impact_stores(R/W), compensation_documents(R/W), workflow_transaction (@srm/glb-workflow)(R/W), workflow_approver (@srm/glb-workflow)(W)</w:t>
+            <w:r>
+              <w:rPr>
+                <w:rFonts w:ascii="Arial" w:hAnsi="Arial" w:eastAsia="Arial"/>
+                <w:sz w:val="18"/>
+              </w:rPr>
+            </w:r>
+            <w:r>
+              <w:rPr>
+                <w:rFonts w:ascii="Arial" w:hAnsi="Arial" w:eastAsia="Arial"/>
+                <w:sz w:val="18"/>
+              </w:rPr>
+              <w:t>document_attachments(R/W), compensation_documents(R), fgi_impact_sales_summaries(R), sales_transactions(R)</w:t>
             </w:r>
           </w:p>
         </w:tc>
@@ -8059,14 +9118,18 @@
               <w:keepLines/>
               <w:spacing w:after="0"/>
             </w:pPr>
-            <w:r/>
-            <w:r>
-              <w:rPr>
-                <w:rFonts w:ascii="Arial" w:hAnsi="Arial" w:eastAsia="Arial"/>
-                <w:b w:val="0"/>
-                <w:sz w:val="18"/>
-              </w:rPr>
-              <w:t>LLDD-BE-API-Attachment-Sales-Timeline.pdf</w:t>
+            <w:r>
+              <w:rPr>
+                <w:rFonts w:ascii="Arial" w:hAnsi="Arial" w:eastAsia="Arial"/>
+                <w:sz w:val="18"/>
+              </w:rPr>
+            </w:r>
+            <w:r>
+              <w:rPr>
+                <w:rFonts w:ascii="Arial" w:hAnsi="Arial" w:eastAsia="Arial"/>
+                <w:sz w:val="18"/>
+              </w:rPr>
+              <w:t>LLDD-BE-API-Lookup.pdf</w:t>
             </w:r>
           </w:p>
         </w:tc>
@@ -8080,14 +9143,18 @@
               <w:keepLines/>
               <w:spacing w:after="0"/>
             </w:pPr>
-            <w:r/>
-            <w:r>
-              <w:rPr>
-                <w:rFonts w:ascii="Arial" w:hAnsi="Arial" w:eastAsia="Arial"/>
-                <w:b w:val="0"/>
-                <w:sz w:val="18"/>
-              </w:rPr>
-              <w:t>document_attachments(R/W), compensation_documents(R), fgi_impact_sales_summaries(R), sales_transactions(R)</w:t>
+            <w:r>
+              <w:rPr>
+                <w:rFonts w:ascii="Arial" w:hAnsi="Arial" w:eastAsia="Arial"/>
+                <w:sz w:val="18"/>
+              </w:rPr>
+            </w:r>
+            <w:r>
+              <w:rPr>
+                <w:rFonts w:ascii="Arial" w:hAnsi="Arial" w:eastAsia="Arial"/>
+                <w:sz w:val="18"/>
+              </w:rPr>
+              <w:t>stores / impacted_stores(R), document_statuses / workflow_sections(R), employees(R), roles / menus / menu_permissions(R/W)</w:t>
             </w:r>
           </w:p>
         </w:tc>
@@ -8106,14 +9173,18 @@
               <w:keepLines/>
               <w:spacing w:after="0"/>
             </w:pPr>
-            <w:r/>
-            <w:r>
-              <w:rPr>
-                <w:rFonts w:ascii="Arial" w:hAnsi="Arial" w:eastAsia="Arial"/>
-                <w:b w:val="0"/>
-                <w:sz w:val="18"/>
-              </w:rPr>
-              <w:t>LLDD-BE-API-Lookup-RBAC-Email.pdf</w:t>
+            <w:r>
+              <w:rPr>
+                <w:rFonts w:ascii="Arial" w:hAnsi="Arial" w:eastAsia="Arial"/>
+                <w:sz w:val="18"/>
+              </w:rPr>
+            </w:r>
+            <w:r>
+              <w:rPr>
+                <w:rFonts w:ascii="Arial" w:hAnsi="Arial" w:eastAsia="Arial"/>
+                <w:sz w:val="18"/>
+              </w:rPr>
+              <w:t>LLDD-BE-API-Report-and-Master-Data.pdf</w:t>
             </w:r>
           </w:p>
         </w:tc>
@@ -8127,14 +9198,18 @@
               <w:keepLines/>
               <w:spacing w:after="0"/>
             </w:pPr>
-            <w:r/>
-            <w:r>
-              <w:rPr>
-                <w:rFonts w:ascii="Arial" w:hAnsi="Arial" w:eastAsia="Arial"/>
-                <w:b w:val="0"/>
-                <w:sz w:val="18"/>
-              </w:rPr>
-              <w:t>stores / impacted_stores(R), document_statuses / workflow_sections(R), employees(R), roles / menus / menu_permissions(R/W)</w:t>
+            <w:r>
+              <w:rPr>
+                <w:rFonts w:ascii="Arial" w:hAnsi="Arial" w:eastAsia="Arial"/>
+                <w:sz w:val="18"/>
+              </w:rPr>
+            </w:r>
+            <w:r>
+              <w:rPr>
+                <w:rFonts w:ascii="Arial" w:hAnsi="Arial" w:eastAsia="Arial"/>
+                <w:sz w:val="18"/>
+              </w:rPr>
+              <w:t>compensation_documents(R), compensation_histories(R), consideration_logs(R), operator_assignments(R/W)</w:t>
             </w:r>
           </w:p>
         </w:tc>
@@ -8153,14 +9228,18 @@
               <w:keepLines/>
               <w:spacing w:after="0"/>
             </w:pPr>
-            <w:r/>
-            <w:r>
-              <w:rPr>
-                <w:rFonts w:ascii="Arial" w:hAnsi="Arial" w:eastAsia="Arial"/>
-                <w:b w:val="0"/>
-                <w:sz w:val="18"/>
-              </w:rPr>
-              <w:t>LLDD-BE-API-Report-Master-Config.pdf</w:t>
+            <w:r>
+              <w:rPr>
+                <w:rFonts w:ascii="Arial" w:hAnsi="Arial" w:eastAsia="Arial"/>
+                <w:sz w:val="18"/>
+              </w:rPr>
+            </w:r>
+            <w:r>
+              <w:rPr>
+                <w:rFonts w:ascii="Arial" w:hAnsi="Arial" w:eastAsia="Arial"/>
+                <w:sz w:val="18"/>
+              </w:rPr>
+              <w:t>LLDD-BE-Job-Batch-Email-SRM.pdf</w:t>
             </w:r>
           </w:p>
         </w:tc>
@@ -8174,14 +9253,18 @@
               <w:keepLines/>
               <w:spacing w:after="0"/>
             </w:pPr>
-            <w:r/>
-            <w:r>
-              <w:rPr>
-                <w:rFonts w:ascii="Arial" w:hAnsi="Arial" w:eastAsia="Arial"/>
-                <w:b w:val="0"/>
-                <w:sz w:val="18"/>
-              </w:rPr>
-              <w:t>compensation_documents(R), compensation_histories(R), consideration_logs(R), operator_assignments(R/W)</w:t>
+            <w:r>
+              <w:rPr>
+                <w:rFonts w:ascii="Arial" w:hAnsi="Arial" w:eastAsia="Arial"/>
+                <w:sz w:val="18"/>
+              </w:rPr>
+            </w:r>
+            <w:r>
+              <w:rPr>
+                <w:rFonts w:ascii="Arial" w:hAnsi="Arial" w:eastAsia="Arial"/>
+                <w:sz w:val="18"/>
+              </w:rPr>
+              <w:t>job_configs(R/W), job_run_histories(R/W), interface_transactions(R/W), email_template (SBP)(R/W)</w:t>
             </w:r>
           </w:p>
         </w:tc>
@@ -8200,14 +9283,18 @@
               <w:keepLines/>
               <w:spacing w:after="0"/>
             </w:pPr>
-            <w:r/>
-            <w:r>
-              <w:rPr>
-                <w:rFonts w:ascii="Arial" w:hAnsi="Arial" w:eastAsia="Arial"/>
-                <w:b w:val="0"/>
-                <w:sz w:val="18"/>
-              </w:rPr>
-              <w:t>LLDD-BE-Job-Batch-Email-SRM.pdf</w:t>
+            <w:r>
+              <w:rPr>
+                <w:rFonts w:ascii="Arial" w:hAnsi="Arial" w:eastAsia="Arial"/>
+                <w:sz w:val="18"/>
+              </w:rPr>
+            </w:r>
+            <w:r>
+              <w:rPr>
+                <w:rFonts w:ascii="Arial" w:hAnsi="Arial" w:eastAsia="Arial"/>
+                <w:sz w:val="18"/>
+              </w:rPr>
+              <w:t>LLDD-BE-Database-Structure.pdf</w:t>
             </w:r>
           </w:p>
         </w:tc>
@@ -8221,14 +9308,18 @@
               <w:keepLines/>
               <w:spacing w:after="0"/>
             </w:pPr>
-            <w:r/>
-            <w:r>
-              <w:rPr>
-                <w:rFonts w:ascii="Arial" w:hAnsi="Arial" w:eastAsia="Arial"/>
-                <w:b w:val="0"/>
-                <w:sz w:val="18"/>
-              </w:rPr>
-              <w:t>job_configs(R/W), job_run_histories(R/W), interface_transactions(R/W), email_template (SBP)(R/W)</w:t>
+            <w:r>
+              <w:rPr>
+                <w:rFonts w:ascii="Arial" w:hAnsi="Arial" w:eastAsia="Arial"/>
+                <w:sz w:val="18"/>
+              </w:rPr>
+            </w:r>
+            <w:r>
+              <w:rPr>
+                <w:rFonts w:ascii="Arial" w:hAnsi="Arial" w:eastAsia="Arial"/>
+                <w:sz w:val="18"/>
+              </w:rPr>
+              <w:t>21 target tables (โซน A/B/C)(W), workflow engine 13 ตาราง (sps_store)(R), fcs_qssi_score (sps_store)(R), mas_param / common_code / business_user / email_template (sps_store)(R)</w:t>
             </w:r>
           </w:p>
         </w:tc>
@@ -8247,14 +9338,18 @@
               <w:keepLines/>
               <w:spacing w:after="0"/>
             </w:pPr>
-            <w:r/>
-            <w:r>
-              <w:rPr>
-                <w:rFonts w:ascii="Arial" w:hAnsi="Arial" w:eastAsia="Arial"/>
-                <w:b w:val="0"/>
-                <w:sz w:val="18"/>
-              </w:rPr>
-              <w:t>LLDD-BE-Job-1-ImportQSSI.pdf</w:t>
+            <w:r>
+              <w:rPr>
+                <w:rFonts w:ascii="Arial" w:hAnsi="Arial" w:eastAsia="Arial"/>
+                <w:sz w:val="18"/>
+              </w:rPr>
+            </w:r>
+            <w:r>
+              <w:rPr>
+                <w:rFonts w:ascii="Arial" w:hAnsi="Arial" w:eastAsia="Arial"/>
+                <w:sz w:val="18"/>
+              </w:rPr>
+              <w:t>LLDD-BE-Data-Migration-Cutover.pdf</w:t>
             </w:r>
           </w:p>
         </w:tc>
@@ -8268,14 +9363,18 @@
               <w:keepLines/>
               <w:spacing w:after="0"/>
             </w:pPr>
-            <w:r/>
-            <w:r>
-              <w:rPr>
-                <w:rFonts w:ascii="Arial" w:hAnsi="Arial" w:eastAsia="Arial"/>
-                <w:b w:val="0"/>
-                <w:sz w:val="18"/>
-              </w:rPr>
-              <w:t>fcs_qssi_scores(W)</w:t>
+            <w:r>
+              <w:rPr>
+                <w:rFonts w:ascii="Arial" w:hAnsi="Arial" w:eastAsia="Arial"/>
+                <w:sz w:val="18"/>
+              </w:rPr>
+            </w:r>
+            <w:r>
+              <w:rPr>
+                <w:rFonts w:ascii="Arial" w:hAnsi="Arial" w:eastAsia="Arial"/>
+                <w:sz w:val="18"/>
+              </w:rPr>
+              <w:t>ORA FCS_FRN (FGI_IMPACT_* · FCS_QSSI_SCORE · FGI_CONFIRM_RECEIVE_DATA)(R), MSSQL CPA_FRN_FGI (CompensateFlow · CompensateHistory · ImpactProfile · ImpactCostDetail · RunningNumber)(R), 21 target tables (โซน A/B/C)(W), workflow_transaction / workflow_approver / workflow_history (sps_store)(W)</w:t>
             </w:r>
           </w:p>
         </w:tc>
@@ -8294,14 +9393,18 @@
               <w:keepLines/>
               <w:spacing w:after="0"/>
             </w:pPr>
-            <w:r/>
-            <w:r>
-              <w:rPr>
-                <w:rFonts w:ascii="Arial" w:hAnsi="Arial" w:eastAsia="Arial"/>
-                <w:b w:val="0"/>
-                <w:sz w:val="18"/>
-              </w:rPr>
-              <w:t>LLDD-BE-Job-2-ImportImpactStore.pdf</w:t>
+            <w:r>
+              <w:rPr>
+                <w:rFonts w:ascii="Arial" w:hAnsi="Arial" w:eastAsia="Arial"/>
+                <w:sz w:val="18"/>
+              </w:rPr>
+            </w:r>
+            <w:r>
+              <w:rPr>
+                <w:rFonts w:ascii="Arial" w:hAnsi="Arial" w:eastAsia="Arial"/>
+                <w:sz w:val="18"/>
+              </w:rPr>
+              <w:t>LLDD-BE-Integration-SBP-Platform.pdf</w:t>
             </w:r>
           </w:p>
         </w:tc>
@@ -8315,14 +9418,18 @@
               <w:keepLines/>
               <w:spacing w:after="0"/>
             </w:pPr>
-            <w:r/>
-            <w:r>
-              <w:rPr>
-                <w:rFonts w:ascii="Arial" w:hAnsi="Arial" w:eastAsia="Arial"/>
-                <w:b w:val="0"/>
-                <w:sz w:val="18"/>
-              </w:rPr>
-              <w:t>fgi_impact_stores(W)</w:t>
+            <w:r>
+              <w:rPr>
+                <w:rFonts w:ascii="Arial" w:hAnsi="Arial" w:eastAsia="Arial"/>
+                <w:sz w:val="18"/>
+              </w:rPr>
+            </w:r>
+            <w:r>
+              <w:rPr>
+                <w:rFonts w:ascii="Arial" w:hAnsi="Arial" w:eastAsia="Arial"/>
+                <w:sz w:val="18"/>
+              </w:rPr>
+              <w:t>mas_param (sps_store)(R), common_code / common_code_type (sps_store)(R), email_template / email_sent (sps_store)(R/W), business_user (sps_store)(R)</w:t>
             </w:r>
           </w:p>
         </w:tc>
@@ -8341,14 +9448,18 @@
               <w:keepLines/>
               <w:spacing w:after="0"/>
             </w:pPr>
-            <w:r/>
-            <w:r>
-              <w:rPr>
-                <w:rFonts w:ascii="Arial" w:hAnsi="Arial" w:eastAsia="Arial"/>
-                <w:b w:val="0"/>
-                <w:sz w:val="18"/>
-              </w:rPr>
-              <w:t>LLDD-BE-Job-3-ImportImpactCompetitor.pdf</w:t>
+            <w:r>
+              <w:rPr>
+                <w:rFonts w:ascii="Arial" w:hAnsi="Arial" w:eastAsia="Arial"/>
+                <w:sz w:val="18"/>
+              </w:rPr>
+            </w:r>
+            <w:r>
+              <w:rPr>
+                <w:rFonts w:ascii="Arial" w:hAnsi="Arial" w:eastAsia="Arial"/>
+                <w:sz w:val="18"/>
+              </w:rPr>
+              <w:t>LLDD-BE-Workflow-Engine-Definition.pdf</w:t>
             </w:r>
           </w:p>
         </w:tc>
@@ -8362,14 +9473,18 @@
               <w:keepLines/>
               <w:spacing w:after="0"/>
             </w:pPr>
-            <w:r/>
-            <w:r>
-              <w:rPr>
-                <w:rFonts w:ascii="Arial" w:hAnsi="Arial" w:eastAsia="Arial"/>
-                <w:b w:val="0"/>
-                <w:sz w:val="18"/>
-              </w:rPr>
-              <w:t>fgi_impact_competitors(W)</w:t>
+            <w:r>
+              <w:rPr>
+                <w:rFonts w:ascii="Arial" w:hAnsi="Arial" w:eastAsia="Arial"/>
+                <w:sz w:val="18"/>
+              </w:rPr>
+            </w:r>
+            <w:r>
+              <w:rPr>
+                <w:rFonts w:ascii="Arial" w:hAnsi="Arial" w:eastAsia="Arial"/>
+                <w:sz w:val="18"/>
+              </w:rPr>
+              <w:t>workflow / workflow_version / workflow_state / workflow_status / workflow_event / workflow_route (sps_store)(R/W), workflow_group / workflow_group_map (sps_store)(R/W), workflow_transaction / workflow_history / workflow_approver (sps_store)(R/W), workflow_part / workflow_part_display (sps_store)(R/W)</w:t>
             </w:r>
           </w:p>
         </w:tc>
@@ -8388,14 +9503,18 @@
               <w:keepLines/>
               <w:spacing w:after="0"/>
             </w:pPr>
-            <w:r/>
-            <w:r>
-              <w:rPr>
-                <w:rFonts w:ascii="Arial" w:hAnsi="Arial" w:eastAsia="Arial"/>
-                <w:b w:val="0"/>
-                <w:sz w:val="18"/>
-              </w:rPr>
-              <w:t>LLDD-BE-Job-4-PrepareImpactStoreToIAS.pdf</w:t>
+            <w:r>
+              <w:rPr>
+                <w:rFonts w:ascii="Arial" w:hAnsi="Arial" w:eastAsia="Arial"/>
+                <w:sz w:val="18"/>
+              </w:rPr>
+            </w:r>
+            <w:r>
+              <w:rPr>
+                <w:rFonts w:ascii="Arial" w:hAnsi="Arial" w:eastAsia="Arial"/>
+                <w:sz w:val="18"/>
+              </w:rPr>
+              <w:t>LLDD-BE-Job-1-ImportQSSI.pdf</w:t>
             </w:r>
           </w:p>
         </w:tc>
@@ -8409,14 +9528,18 @@
               <w:keepLines/>
               <w:spacing w:after="0"/>
             </w:pPr>
-            <w:r/>
-            <w:r>
-              <w:rPr>
-                <w:rFonts w:ascii="Arial" w:hAnsi="Arial" w:eastAsia="Arial"/>
-                <w:b w:val="0"/>
-                <w:sz w:val="18"/>
-              </w:rPr>
-              <w:t>fgi_impact_stores(R/W), fgi_impact_sales_summaries(R/W), interface_transactions(W), job_run_histories(W)</w:t>
+            <w:r>
+              <w:rPr>
+                <w:rFonts w:ascii="Arial" w:hAnsi="Arial" w:eastAsia="Arial"/>
+                <w:sz w:val="18"/>
+              </w:rPr>
+            </w:r>
+            <w:r>
+              <w:rPr>
+                <w:rFonts w:ascii="Arial" w:hAnsi="Arial" w:eastAsia="Arial"/>
+                <w:sz w:val="18"/>
+              </w:rPr>
+              <w:t>fcs_qssi_score(W)</w:t>
             </w:r>
           </w:p>
         </w:tc>
@@ -8435,14 +9558,18 @@
               <w:keepLines/>
               <w:spacing w:after="0"/>
             </w:pPr>
-            <w:r/>
-            <w:r>
-              <w:rPr>
-                <w:rFonts w:ascii="Arial" w:hAnsi="Arial" w:eastAsia="Arial"/>
-                <w:b w:val="0"/>
-                <w:sz w:val="18"/>
-              </w:rPr>
-              <w:t>LLDD-BE-Job-5-ImportImpactSaleFromIAS.pdf</w:t>
+            <w:r>
+              <w:rPr>
+                <w:rFonts w:ascii="Arial" w:hAnsi="Arial" w:eastAsia="Arial"/>
+                <w:sz w:val="18"/>
+              </w:rPr>
+            </w:r>
+            <w:r>
+              <w:rPr>
+                <w:rFonts w:ascii="Arial" w:hAnsi="Arial" w:eastAsia="Arial"/>
+                <w:sz w:val="18"/>
+              </w:rPr>
+              <w:t>LLDD-BE-Job-2-ImportImpactStore.pdf</w:t>
             </w:r>
           </w:p>
         </w:tc>
@@ -8456,14 +9583,18 @@
               <w:keepLines/>
               <w:spacing w:after="0"/>
             </w:pPr>
-            <w:r/>
-            <w:r>
-              <w:rPr>
-                <w:rFonts w:ascii="Arial" w:hAnsi="Arial" w:eastAsia="Arial"/>
-                <w:b w:val="0"/>
-                <w:sz w:val="18"/>
-              </w:rPr>
-              <w:t>sales_transactions(W), fgi_impact_sales_summaries(R/W), interface_transactions(W)</w:t>
+            <w:r>
+              <w:rPr>
+                <w:rFonts w:ascii="Arial" w:hAnsi="Arial" w:eastAsia="Arial"/>
+                <w:sz w:val="18"/>
+              </w:rPr>
+            </w:r>
+            <w:r>
+              <w:rPr>
+                <w:rFonts w:ascii="Arial" w:hAnsi="Arial" w:eastAsia="Arial"/>
+                <w:sz w:val="18"/>
+              </w:rPr>
+              <w:t>fgi_impact_stores(W)</w:t>
             </w:r>
           </w:p>
         </w:tc>
@@ -8482,14 +9613,18 @@
               <w:keepLines/>
               <w:spacing w:after="0"/>
             </w:pPr>
-            <w:r/>
-            <w:r>
-              <w:rPr>
-                <w:rFonts w:ascii="Arial" w:hAnsi="Arial" w:eastAsia="Arial"/>
-                <w:b w:val="0"/>
-                <w:sz w:val="18"/>
-              </w:rPr>
-              <w:t>LLDD-BE-Job-6-ExportImpactStoreToFS.pdf</w:t>
+            <w:r>
+              <w:rPr>
+                <w:rFonts w:ascii="Arial" w:hAnsi="Arial" w:eastAsia="Arial"/>
+                <w:sz w:val="18"/>
+              </w:rPr>
+            </w:r>
+            <w:r>
+              <w:rPr>
+                <w:rFonts w:ascii="Arial" w:hAnsi="Arial" w:eastAsia="Arial"/>
+                <w:sz w:val="18"/>
+              </w:rPr>
+              <w:t>LLDD-BE-Job-3-ImportImpactCompetitor.pdf</w:t>
             </w:r>
           </w:p>
         </w:tc>
@@ -8503,14 +9638,18 @@
               <w:keepLines/>
               <w:spacing w:after="0"/>
             </w:pPr>
-            <w:r/>
-            <w:r>
-              <w:rPr>
-                <w:rFonts w:ascii="Arial" w:hAnsi="Arial" w:eastAsia="Arial"/>
-                <w:b w:val="0"/>
-                <w:sz w:val="18"/>
-              </w:rPr>
-              <w:t>fgi_impact_processes(R/W), fgi_impact_stores(R/W), fcs_qssi_scores(R), interface_transactions(W)</w:t>
+            <w:r>
+              <w:rPr>
+                <w:rFonts w:ascii="Arial" w:hAnsi="Arial" w:eastAsia="Arial"/>
+                <w:sz w:val="18"/>
+              </w:rPr>
+            </w:r>
+            <w:r>
+              <w:rPr>
+                <w:rFonts w:ascii="Arial" w:hAnsi="Arial" w:eastAsia="Arial"/>
+                <w:sz w:val="18"/>
+              </w:rPr>
+              <w:t>fgi_impact_competitors(W)</w:t>
             </w:r>
           </w:p>
         </w:tc>
@@ -8529,14 +9668,18 @@
               <w:keepLines/>
               <w:spacing w:after="0"/>
             </w:pPr>
-            <w:r/>
-            <w:r>
-              <w:rPr>
-                <w:rFonts w:ascii="Arial" w:hAnsi="Arial" w:eastAsia="Arial"/>
-                <w:b w:val="0"/>
-                <w:sz w:val="18"/>
-              </w:rPr>
-              <w:t>LLDD-BE-Job-7-SyncCompetitorToDocument.pdf</w:t>
+            <w:r>
+              <w:rPr>
+                <w:rFonts w:ascii="Arial" w:hAnsi="Arial" w:eastAsia="Arial"/>
+                <w:sz w:val="18"/>
+              </w:rPr>
+            </w:r>
+            <w:r>
+              <w:rPr>
+                <w:rFonts w:ascii="Arial" w:hAnsi="Arial" w:eastAsia="Arial"/>
+                <w:sz w:val="18"/>
+              </w:rPr>
+              <w:t>LLDD-BE-Job-4-PrepareImpactStoreToIAS.pdf</w:t>
             </w:r>
           </w:p>
         </w:tc>
@@ -8550,14 +9693,18 @@
               <w:keepLines/>
               <w:spacing w:after="0"/>
             </w:pPr>
-            <w:r/>
-            <w:r>
-              <w:rPr>
-                <w:rFonts w:ascii="Arial" w:hAnsi="Arial" w:eastAsia="Arial"/>
-                <w:b w:val="0"/>
-                <w:sz w:val="18"/>
-              </w:rPr>
-              <w:t>fgi_impact_competitors(R), compensation_documents(R), document_competitors(W), interface_transactions(W)</w:t>
+            <w:r>
+              <w:rPr>
+                <w:rFonts w:ascii="Arial" w:hAnsi="Arial" w:eastAsia="Arial"/>
+                <w:sz w:val="18"/>
+              </w:rPr>
+            </w:r>
+            <w:r>
+              <w:rPr>
+                <w:rFonts w:ascii="Arial" w:hAnsi="Arial" w:eastAsia="Arial"/>
+                <w:sz w:val="18"/>
+              </w:rPr>
+              <w:t>fgi_impact_stores(R/W), fgi_impact_sales_summaries(R/W), interface_transactions(W), job_run_histories(W)</w:t>
             </w:r>
           </w:p>
         </w:tc>
@@ -8576,14 +9723,18 @@
               <w:keepLines/>
               <w:spacing w:after="0"/>
             </w:pPr>
-            <w:r/>
-            <w:r>
-              <w:rPr>
-                <w:rFonts w:ascii="Arial" w:hAnsi="Arial" w:eastAsia="Arial"/>
-                <w:b w:val="0"/>
-                <w:sz w:val="18"/>
-              </w:rPr>
-              <w:t>LLDD-BE-Job-8-CreateCompensationDocument.pdf</w:t>
+            <w:r>
+              <w:rPr>
+                <w:rFonts w:ascii="Arial" w:hAnsi="Arial" w:eastAsia="Arial"/>
+                <w:sz w:val="18"/>
+              </w:rPr>
+            </w:r>
+            <w:r>
+              <w:rPr>
+                <w:rFonts w:ascii="Arial" w:hAnsi="Arial" w:eastAsia="Arial"/>
+                <w:sz w:val="18"/>
+              </w:rPr>
+              <w:t>LLDD-BE-Job-5-ImportImpactSaleFromIAS.pdf</w:t>
             </w:r>
           </w:p>
         </w:tc>
@@ -8597,14 +9748,18 @@
               <w:keepLines/>
               <w:spacing w:after="0"/>
             </w:pPr>
-            <w:r/>
-            <w:r>
-              <w:rPr>
-                <w:rFonts w:ascii="Arial" w:hAnsi="Arial" w:eastAsia="Arial"/>
-                <w:b w:val="0"/>
-                <w:sz w:val="18"/>
-              </w:rPr>
-              <w:t>fgi_impact_stores(R/W), fgi_impact_processes(R), compensation_documents(W), interface_transactions(W)</w:t>
+            <w:r>
+              <w:rPr>
+                <w:rFonts w:ascii="Arial" w:hAnsi="Arial" w:eastAsia="Arial"/>
+                <w:sz w:val="18"/>
+              </w:rPr>
+            </w:r>
+            <w:r>
+              <w:rPr>
+                <w:rFonts w:ascii="Arial" w:hAnsi="Arial" w:eastAsia="Arial"/>
+                <w:sz w:val="18"/>
+              </w:rPr>
+              <w:t>sales_transactions(W), fgi_impact_sales_summaries(R/W), interface_transactions(W)</w:t>
             </w:r>
           </w:p>
         </w:tc>
@@ -8623,14 +9778,18 @@
               <w:keepLines/>
               <w:spacing w:after="0"/>
             </w:pPr>
-            <w:r/>
-            <w:r>
-              <w:rPr>
-                <w:rFonts w:ascii="Arial" w:hAnsi="Arial" w:eastAsia="Arial"/>
-                <w:b w:val="0"/>
-                <w:sz w:val="18"/>
-              </w:rPr>
-              <w:t>LLDD-BE-Job-8b-StartInternalWorkflow.pdf</w:t>
+            <w:r>
+              <w:rPr>
+                <w:rFonts w:ascii="Arial" w:hAnsi="Arial" w:eastAsia="Arial"/>
+                <w:sz w:val="18"/>
+              </w:rPr>
+            </w:r>
+            <w:r>
+              <w:rPr>
+                <w:rFonts w:ascii="Arial" w:hAnsi="Arial" w:eastAsia="Arial"/>
+                <w:sz w:val="18"/>
+              </w:rPr>
+              <w:t>LLDD-BE-Job-6-ExportImpactStoreToFS.pdf</w:t>
             </w:r>
           </w:p>
         </w:tc>
@@ -8644,14 +9803,18 @@
               <w:keepLines/>
               <w:spacing w:after="0"/>
             </w:pPr>
-            <w:r/>
-            <w:r>
-              <w:rPr>
-                <w:rFonts w:ascii="Arial" w:hAnsi="Arial" w:eastAsia="Arial"/>
-                <w:b w:val="0"/>
-                <w:sz w:val="18"/>
-              </w:rPr>
-              <w:t>fgi_impact_stores(R/W), compensation_documents(R/W), workflow_instances(W), workflow_tasks(W)</w:t>
+            <w:r>
+              <w:rPr>
+                <w:rFonts w:ascii="Arial" w:hAnsi="Arial" w:eastAsia="Arial"/>
+                <w:sz w:val="18"/>
+              </w:rPr>
+            </w:r>
+            <w:r>
+              <w:rPr>
+                <w:rFonts w:ascii="Arial" w:hAnsi="Arial" w:eastAsia="Arial"/>
+                <w:sz w:val="18"/>
+              </w:rPr>
+              <w:t>fgi_impact_processes(R/W), fgi_impact_stores(R/W), fcs_qssi_score(R), interface_transactions(W)</w:t>
             </w:r>
           </w:p>
         </w:tc>
@@ -8670,14 +9833,18 @@
               <w:keepLines/>
               <w:spacing w:after="0"/>
             </w:pPr>
-            <w:r/>
-            <w:r>
-              <w:rPr>
-                <w:rFonts w:ascii="Arial" w:hAnsi="Arial" w:eastAsia="Arial"/>
-                <w:b w:val="0"/>
-                <w:sz w:val="18"/>
-              </w:rPr>
-              <w:t>LLDD-BE-Job-9-SyncNewStoreToDocument.pdf</w:t>
+            <w:r>
+              <w:rPr>
+                <w:rFonts w:ascii="Arial" w:hAnsi="Arial" w:eastAsia="Arial"/>
+                <w:sz w:val="18"/>
+              </w:rPr>
+            </w:r>
+            <w:r>
+              <w:rPr>
+                <w:rFonts w:ascii="Arial" w:hAnsi="Arial" w:eastAsia="Arial"/>
+                <w:sz w:val="18"/>
+              </w:rPr>
+              <w:t>LLDD-BE-Job-7-SyncCompetitorToDocument.pdf</w:t>
             </w:r>
           </w:p>
         </w:tc>
@@ -8691,14 +9858,18 @@
               <w:keepLines/>
               <w:spacing w:after="0"/>
             </w:pPr>
-            <w:r/>
-            <w:r>
-              <w:rPr>
-                <w:rFonts w:ascii="Arial" w:hAnsi="Arial" w:eastAsia="Arial"/>
-                <w:b w:val="0"/>
-                <w:sz w:val="18"/>
-              </w:rPr>
-              <w:t>fgi_impact_stores(R), compensation_documents(R), document_new_stores(W), interface_transactions(W)</w:t>
+            <w:r>
+              <w:rPr>
+                <w:rFonts w:ascii="Arial" w:hAnsi="Arial" w:eastAsia="Arial"/>
+                <w:sz w:val="18"/>
+              </w:rPr>
+            </w:r>
+            <w:r>
+              <w:rPr>
+                <w:rFonts w:ascii="Arial" w:hAnsi="Arial" w:eastAsia="Arial"/>
+                <w:sz w:val="18"/>
+              </w:rPr>
+              <w:t>fgi_impact_competitors(R), compensation_documents(R), document_competitors(W), interface_transactions(W)</w:t>
             </w:r>
           </w:p>
         </w:tc>
@@ -8717,14 +9888,18 @@
               <w:keepLines/>
               <w:spacing w:after="0"/>
             </w:pPr>
-            <w:r/>
-            <w:r>
-              <w:rPr>
-                <w:rFonts w:ascii="Arial" w:hAnsi="Arial" w:eastAsia="Arial"/>
-                <w:b w:val="0"/>
-                <w:sz w:val="18"/>
-              </w:rPr>
-              <w:t>LLDD-BE-Job-10-NotifyNoReceiveData.pdf</w:t>
+            <w:r>
+              <w:rPr>
+                <w:rFonts w:ascii="Arial" w:hAnsi="Arial" w:eastAsia="Arial"/>
+                <w:sz w:val="18"/>
+              </w:rPr>
+            </w:r>
+            <w:r>
+              <w:rPr>
+                <w:rFonts w:ascii="Arial" w:hAnsi="Arial" w:eastAsia="Arial"/>
+                <w:sz w:val="18"/>
+              </w:rPr>
+              <w:t>LLDD-BE-Job-8-CreateCompensationDocument.pdf</w:t>
             </w:r>
           </w:p>
         </w:tc>
@@ -8738,11 +9913,180 @@
               <w:keepLines/>
               <w:spacing w:after="0"/>
             </w:pPr>
-            <w:r/>
-            <w:r>
-              <w:rPr>
-                <w:rFonts w:ascii="Arial" w:hAnsi="Arial" w:eastAsia="Arial"/>
-                <w:b w:val="0"/>
+            <w:r>
+              <w:rPr>
+                <w:rFonts w:ascii="Arial" w:hAnsi="Arial" w:eastAsia="Arial"/>
+                <w:sz w:val="18"/>
+              </w:rPr>
+            </w:r>
+            <w:r>
+              <w:rPr>
+                <w:rFonts w:ascii="Arial" w:hAnsi="Arial" w:eastAsia="Arial"/>
+                <w:sz w:val="18"/>
+              </w:rPr>
+              <w:t>fgi_impact_stores(R/W), fgi_impact_processes(R), compensation_documents(W), interface_transactions(W)</w:t>
+            </w:r>
+          </w:p>
+        </w:tc>
+      </w:tr>
+      <w:tr>
+        <w:trPr>
+          <w:cantSplit/>
+        </w:trPr>
+        <w:tc>
+          <w:tcPr>
+            <w:tcW w:type="dxa" w:w="5040"/>
+            <w:vAlign w:val="center"/>
+          </w:tcPr>
+          <w:p>
+            <w:pPr>
+              <w:keepLines/>
+              <w:spacing w:after="0"/>
+            </w:pPr>
+            <w:r>
+              <w:rPr>
+                <w:rFonts w:ascii="Arial" w:hAnsi="Arial" w:eastAsia="Arial"/>
+                <w:sz w:val="18"/>
+              </w:rPr>
+            </w:r>
+            <w:r>
+              <w:rPr>
+                <w:rFonts w:ascii="Arial" w:hAnsi="Arial" w:eastAsia="Arial"/>
+                <w:sz w:val="18"/>
+              </w:rPr>
+              <w:t>LLDD-BE-Job-8b-StartInternalWorkflow.pdf</w:t>
+            </w:r>
+          </w:p>
+        </w:tc>
+        <w:tc>
+          <w:tcPr>
+            <w:tcW w:type="dxa" w:w="5040"/>
+            <w:vAlign w:val="center"/>
+          </w:tcPr>
+          <w:p>
+            <w:pPr>
+              <w:keepLines/>
+              <w:spacing w:after="0"/>
+            </w:pPr>
+            <w:r>
+              <w:rPr>
+                <w:rFonts w:ascii="Arial" w:hAnsi="Arial" w:eastAsia="Arial"/>
+                <w:sz w:val="18"/>
+              </w:rPr>
+            </w:r>
+            <w:r>
+              <w:rPr>
+                <w:rFonts w:ascii="Arial" w:hAnsi="Arial" w:eastAsia="Arial"/>
+                <w:sz w:val="18"/>
+              </w:rPr>
+              <w:t>fgi_impact_stores(R/W), compensation_documents(R/W), workflow_instances(W), workflow_tasks(W)</w:t>
+            </w:r>
+          </w:p>
+        </w:tc>
+      </w:tr>
+      <w:tr>
+        <w:trPr>
+          <w:cantSplit/>
+        </w:trPr>
+        <w:tc>
+          <w:tcPr>
+            <w:tcW w:type="dxa" w:w="5040"/>
+            <w:vAlign w:val="center"/>
+          </w:tcPr>
+          <w:p>
+            <w:pPr>
+              <w:keepLines/>
+              <w:spacing w:after="0"/>
+            </w:pPr>
+            <w:r>
+              <w:rPr>
+                <w:rFonts w:ascii="Arial" w:hAnsi="Arial" w:eastAsia="Arial"/>
+                <w:sz w:val="18"/>
+              </w:rPr>
+            </w:r>
+            <w:r>
+              <w:rPr>
+                <w:rFonts w:ascii="Arial" w:hAnsi="Arial" w:eastAsia="Arial"/>
+                <w:sz w:val="18"/>
+              </w:rPr>
+              <w:t>LLDD-BE-Job-9-SyncNewStoreToDocument.pdf</w:t>
+            </w:r>
+          </w:p>
+        </w:tc>
+        <w:tc>
+          <w:tcPr>
+            <w:tcW w:type="dxa" w:w="5040"/>
+            <w:vAlign w:val="center"/>
+          </w:tcPr>
+          <w:p>
+            <w:pPr>
+              <w:keepLines/>
+              <w:spacing w:after="0"/>
+            </w:pPr>
+            <w:r>
+              <w:rPr>
+                <w:rFonts w:ascii="Arial" w:hAnsi="Arial" w:eastAsia="Arial"/>
+                <w:sz w:val="18"/>
+              </w:rPr>
+            </w:r>
+            <w:r>
+              <w:rPr>
+                <w:rFonts w:ascii="Arial" w:hAnsi="Arial" w:eastAsia="Arial"/>
+                <w:sz w:val="18"/>
+              </w:rPr>
+              <w:t>fgi_impact_stores(R), compensation_documents(R), document_new_stores(W), interface_transactions(W)</w:t>
+            </w:r>
+          </w:p>
+        </w:tc>
+      </w:tr>
+      <w:tr>
+        <w:trPr>
+          <w:cantSplit/>
+        </w:trPr>
+        <w:tc>
+          <w:tcPr>
+            <w:tcW w:type="dxa" w:w="5040"/>
+            <w:vAlign w:val="center"/>
+          </w:tcPr>
+          <w:p>
+            <w:pPr>
+              <w:keepLines/>
+              <w:spacing w:after="0"/>
+            </w:pPr>
+            <w:r>
+              <w:rPr>
+                <w:rFonts w:ascii="Arial" w:hAnsi="Arial" w:eastAsia="Arial"/>
+                <w:sz w:val="18"/>
+              </w:rPr>
+            </w:r>
+            <w:r>
+              <w:rPr>
+                <w:rFonts w:ascii="Arial" w:hAnsi="Arial" w:eastAsia="Arial"/>
+                <w:sz w:val="18"/>
+              </w:rPr>
+              <w:t>LLDD-BE-Job-10-NotifyNoReceiveData.pdf</w:t>
+            </w:r>
+          </w:p>
+        </w:tc>
+        <w:tc>
+          <w:tcPr>
+            <w:tcW w:type="dxa" w:w="5040"/>
+            <w:vAlign w:val="center"/>
+          </w:tcPr>
+          <w:p>
+            <w:pPr>
+              <w:keepLines/>
+              <w:spacing w:after="0"/>
+            </w:pPr>
+            <w:r>
+              <w:rPr>
+                <w:rFonts w:ascii="Arial" w:hAnsi="Arial" w:eastAsia="Arial"/>
+                <w:sz w:val="18"/>
+              </w:rPr>
+            </w:r>
+            <w:r>
+              <w:rPr>
+                <w:rFonts w:ascii="Arial" w:hAnsi="Arial" w:eastAsia="Arial"/>
                 <w:sz w:val="18"/>
               </w:rPr>
               <w:t>interface_transactions(R), email_templates(R), status_email_rules(R)</w:t>
@@ -9300,12 +10644,13 @@
       <w:outlineLvl w:val="3"/>
     </w:pPr>
     <w:rPr>
-      <w:rFonts w:asciiTheme="majorHAnsi" w:eastAsiaTheme="majorEastAsia" w:hAnsiTheme="majorHAnsi" w:cstheme="majorBidi"/>
+      <w:rFonts w:asciiTheme="majorHAnsi" w:eastAsiaTheme="majorEastAsia" w:hAnsiTheme="majorHAnsi" w:cstheme="majorBidi" w:ascii="Arial" w:hAnsi="Arial" w:eastAsia="Arial"/>
       <w:b/>
       <w:bCs/>
       <w:i/>
       <w:iCs/>
-      <w:color w:val="4F81BD" w:themeColor="accent1"/>
+      <w:color w:val="2E74B5"/>
+      <w:sz w:val="20"/>
     </w:rPr>
   </w:style>
   <w:style w:type="paragraph" w:styleId="Heading5">

--- a/LLDD/word/LLDD-Database.docx
+++ b/LLDD/word/LLDD-Database.docx
@@ -360,7 +360,7 @@
         <w:keepLines/>
       </w:pPr>
       <w:r>
-        <w:t>ตาราง job_configs และ job_run_histories เป็น schema reference สำหรับ BE/dev; ไม่ใช่ scope ให้ FE Batch Monitor ทำ tab Database ที่ใช้</w:t>
+        <w:t>ตาราง job_configs / job_run_histories ถูกตัดออกจาก target schema เมื่อ 2026-08-06 พร้อม 2 แท็บควบคุมของหน้า Batch Job — cron/พารามิเตอร์อยู่ใน backend config · ผลการรันเขียน application log + interface_transactions</w:t>
       </w:r>
     </w:p>
     <w:p>
@@ -978,7 +978,7 @@
                 <w:rFonts w:ascii="Arial" w:hAnsi="Arial" w:eastAsia="Arial"/>
                 <w:sz w:val="18"/>
               </w:rPr>
-              <w:t>Master ที่ SBPGI เป็นเจ้าของ (RBAC/config/master ร้าน ใช้ของระบบ SBP เดิม)</w:t>
+              <w:t>Master ที่ SBPGI เป็นเจ้าของ (RBAC/config/master ร้าน/ผลพิจารณา ใช้ของระบบ SBP เดิม)</w:t>
             </w:r>
           </w:p>
         </w:tc>
@@ -1003,7 +1003,7 @@
                 <w:rFonts w:ascii="Arial" w:hAnsi="Arial" w:eastAsia="Arial"/>
                 <w:sz w:val="18"/>
               </w:rPr>
-              <w:t>impacted_stores, decisions, external_factors, competitors, status_email_rules</w:t>
+              <w:t>impacted_stores, external_factors, competitors</w:t>
             </w:r>
           </w:p>
         </w:tc>
@@ -1321,7 +1321,7 @@
                 <w:rFonts w:ascii="Arial" w:hAnsi="Arial" w:eastAsia="Arial"/>
                 <w:sz w:val="18"/>
               </w:rPr>
-              <w:t>เอกสาร YYYY/xxxxx ปี พ.ศ.</w:t>
+              <w:t>เอกสาร YYYY/xxxxx ปี ค.ศ.</w:t>
             </w:r>
           </w:p>
         </w:tc>
@@ -4068,7 +4068,7 @@
                 <w:rFonts w:ascii="Arial" w:hAnsi="Arial" w:eastAsia="Arial"/>
                 <w:sz w:val="18"/>
               </w:rPr>
-              <w:t>decisions</w:t>
+              <w:t>external_factors</w:t>
             </w:r>
           </w:p>
         </w:tc>
@@ -4093,7 +4093,7 @@
                 <w:rFonts w:ascii="Arial" w:hAnsi="Arial" w:eastAsia="Arial"/>
                 <w:sz w:val="18"/>
               </w:rPr>
-              <w:t>decision_code</w:t>
+              <w:t>factor_code</w:t>
             </w:r>
           </w:p>
         </w:tc>
@@ -4143,7 +4143,7 @@
                 <w:rFonts w:ascii="Arial" w:hAnsi="Arial" w:eastAsia="Arial"/>
                 <w:sz w:val="18"/>
               </w:rPr>
-              <w:t>decision master (button/flow/result names)</w:t>
+              <w:t>external factor master</w:t>
             </w:r>
           </w:p>
         </w:tc>
@@ -4198,7 +4198,7 @@
                 <w:rFonts w:ascii="Arial" w:hAnsi="Arial" w:eastAsia="Arial"/>
                 <w:sz w:val="18"/>
               </w:rPr>
-              <w:t>external_factors</w:t>
+              <w:t>competitors</w:t>
             </w:r>
           </w:p>
         </w:tc>
@@ -4223,7 +4223,7 @@
                 <w:rFonts w:ascii="Arial" w:hAnsi="Arial" w:eastAsia="Arial"/>
                 <w:sz w:val="18"/>
               </w:rPr>
-              <w:t>factor_code</w:t>
+              <w:t>competitor_code</w:t>
             </w:r>
           </w:p>
         </w:tc>
@@ -4273,527 +4273,7 @@
                 <w:rFonts w:ascii="Arial" w:hAnsi="Arial" w:eastAsia="Arial"/>
                 <w:sz w:val="18"/>
               </w:rPr>
-              <w:t>external factor master</w:t>
-            </w:r>
-          </w:p>
-        </w:tc>
-      </w:tr>
-      <w:tr>
-        <w:trPr>
-          <w:cantSplit/>
-        </w:trPr>
-        <w:tc>
-          <w:tcPr>
-            <w:tcW w:type="dxa" w:w="2016"/>
-            <w:vAlign w:val="center"/>
-          </w:tcPr>
-          <w:p>
-            <w:pPr>
-              <w:keepLines/>
-              <w:spacing w:after="0"/>
-            </w:pPr>
-            <w:r>
-              <w:rPr>
-                <w:rFonts w:ascii="Arial" w:hAnsi="Arial" w:eastAsia="Arial"/>
-                <w:sz w:val="18"/>
-              </w:rPr>
-            </w:r>
-            <w:r>
-              <w:rPr>
-                <w:rFonts w:ascii="Arial" w:hAnsi="Arial" w:eastAsia="Arial"/>
-                <w:sz w:val="18"/>
-              </w:rPr>
-              <w:t>C</w:t>
-            </w:r>
-          </w:p>
-        </w:tc>
-        <w:tc>
-          <w:tcPr>
-            <w:tcW w:type="dxa" w:w="2016"/>
-            <w:vAlign w:val="center"/>
-          </w:tcPr>
-          <w:p>
-            <w:pPr>
-              <w:keepLines/>
-              <w:spacing w:after="0"/>
-            </w:pPr>
-            <w:r>
-              <w:rPr>
-                <w:rFonts w:ascii="Arial" w:hAnsi="Arial" w:eastAsia="Arial"/>
-                <w:sz w:val="18"/>
-              </w:rPr>
-            </w:r>
-            <w:r>
-              <w:rPr>
-                <w:rFonts w:ascii="Arial" w:hAnsi="Arial" w:eastAsia="Arial"/>
-                <w:sz w:val="18"/>
-              </w:rPr>
-              <w:t>competitors</w:t>
-            </w:r>
-          </w:p>
-        </w:tc>
-        <w:tc>
-          <w:tcPr>
-            <w:tcW w:type="dxa" w:w="2016"/>
-            <w:vAlign w:val="center"/>
-          </w:tcPr>
-          <w:p>
-            <w:pPr>
-              <w:keepLines/>
-              <w:spacing w:after="0"/>
-            </w:pPr>
-            <w:r>
-              <w:rPr>
-                <w:rFonts w:ascii="Arial" w:hAnsi="Arial" w:eastAsia="Arial"/>
-                <w:sz w:val="18"/>
-              </w:rPr>
-            </w:r>
-            <w:r>
-              <w:rPr>
-                <w:rFonts w:ascii="Arial" w:hAnsi="Arial" w:eastAsia="Arial"/>
-                <w:sz w:val="18"/>
-              </w:rPr>
-              <w:t>competitor_code</w:t>
-            </w:r>
-          </w:p>
-        </w:tc>
-        <w:tc>
-          <w:tcPr>
-            <w:tcW w:type="dxa" w:w="2016"/>
-            <w:vAlign w:val="center"/>
-          </w:tcPr>
-          <w:p>
-            <w:pPr>
-              <w:keepLines/>
-              <w:spacing w:after="0"/>
-            </w:pPr>
-            <w:r>
-              <w:rPr>
-                <w:rFonts w:ascii="Arial" w:hAnsi="Arial" w:eastAsia="Arial"/>
-                <w:sz w:val="18"/>
-              </w:rPr>
-            </w:r>
-            <w:r>
-              <w:rPr>
-                <w:rFonts w:ascii="Arial" w:hAnsi="Arial" w:eastAsia="Arial"/>
-                <w:sz w:val="18"/>
-              </w:rPr>
-              <w:t>-</w:t>
-            </w:r>
-          </w:p>
-        </w:tc>
-        <w:tc>
-          <w:tcPr>
-            <w:tcW w:type="dxa" w:w="2016"/>
-            <w:vAlign w:val="center"/>
-          </w:tcPr>
-          <w:p>
-            <w:pPr>
-              <w:keepLines/>
-              <w:spacing w:after="0"/>
-            </w:pPr>
-            <w:r>
-              <w:rPr>
-                <w:rFonts w:ascii="Arial" w:hAnsi="Arial" w:eastAsia="Arial"/>
-                <w:sz w:val="18"/>
-              </w:rPr>
-            </w:r>
-            <w:r>
-              <w:rPr>
-                <w:rFonts w:ascii="Arial" w:hAnsi="Arial" w:eastAsia="Arial"/>
-                <w:sz w:val="18"/>
-              </w:rPr>
               <w:t>competitor master</w:t>
-            </w:r>
-          </w:p>
-        </w:tc>
-      </w:tr>
-      <w:tr>
-        <w:trPr>
-          <w:cantSplit/>
-        </w:trPr>
-        <w:tc>
-          <w:tcPr>
-            <w:tcW w:type="dxa" w:w="2016"/>
-            <w:vAlign w:val="center"/>
-          </w:tcPr>
-          <w:p>
-            <w:pPr>
-              <w:keepLines/>
-              <w:spacing w:after="0"/>
-            </w:pPr>
-            <w:r>
-              <w:rPr>
-                <w:rFonts w:ascii="Arial" w:hAnsi="Arial" w:eastAsia="Arial"/>
-                <w:sz w:val="18"/>
-              </w:rPr>
-            </w:r>
-            <w:r>
-              <w:rPr>
-                <w:rFonts w:ascii="Arial" w:hAnsi="Arial" w:eastAsia="Arial"/>
-                <w:sz w:val="18"/>
-              </w:rPr>
-              <w:t>C</w:t>
-            </w:r>
-          </w:p>
-        </w:tc>
-        <w:tc>
-          <w:tcPr>
-            <w:tcW w:type="dxa" w:w="2016"/>
-            <w:vAlign w:val="center"/>
-          </w:tcPr>
-          <w:p>
-            <w:pPr>
-              <w:keepLines/>
-              <w:spacing w:after="0"/>
-            </w:pPr>
-            <w:r>
-              <w:rPr>
-                <w:rFonts w:ascii="Arial" w:hAnsi="Arial" w:eastAsia="Arial"/>
-                <w:sz w:val="18"/>
-              </w:rPr>
-            </w:r>
-            <w:r>
-              <w:rPr>
-                <w:rFonts w:ascii="Arial" w:hAnsi="Arial" w:eastAsia="Arial"/>
-                <w:sz w:val="18"/>
-              </w:rPr>
-              <w:t>status_email_rules</w:t>
-            </w:r>
-          </w:p>
-        </w:tc>
-        <w:tc>
-          <w:tcPr>
-            <w:tcW w:type="dxa" w:w="2016"/>
-            <w:vAlign w:val="center"/>
-          </w:tcPr>
-          <w:p>
-            <w:pPr>
-              <w:keepLines/>
-              <w:spacing w:after="0"/>
-            </w:pPr>
-            <w:r>
-              <w:rPr>
-                <w:rFonts w:ascii="Arial" w:hAnsi="Arial" w:eastAsia="Arial"/>
-                <w:sz w:val="18"/>
-              </w:rPr>
-            </w:r>
-            <w:r>
-              <w:rPr>
-                <w:rFonts w:ascii="Arial" w:hAnsi="Arial" w:eastAsia="Arial"/>
-                <w:sz w:val="18"/>
-              </w:rPr>
-              <w:t>status_code</w:t>
-            </w:r>
-          </w:p>
-        </w:tc>
-        <w:tc>
-          <w:tcPr>
-            <w:tcW w:type="dxa" w:w="2016"/>
-            <w:vAlign w:val="center"/>
-          </w:tcPr>
-          <w:p>
-            <w:pPr>
-              <w:keepLines/>
-              <w:spacing w:after="0"/>
-            </w:pPr>
-            <w:r>
-              <w:rPr>
-                <w:rFonts w:ascii="Arial" w:hAnsi="Arial" w:eastAsia="Arial"/>
-                <w:sz w:val="18"/>
-              </w:rPr>
-            </w:r>
-            <w:r>
-              <w:rPr>
-                <w:rFonts w:ascii="Arial" w:hAnsi="Arial" w:eastAsia="Arial"/>
-                <w:sz w:val="18"/>
-              </w:rPr>
-              <w:t>workflow state (SBP)</w:t>
-            </w:r>
-          </w:p>
-        </w:tc>
-        <w:tc>
-          <w:tcPr>
-            <w:tcW w:type="dxa" w:w="2016"/>
-            <w:vAlign w:val="center"/>
-          </w:tcPr>
-          <w:p>
-            <w:pPr>
-              <w:keepLines/>
-              <w:spacing w:after="0"/>
-            </w:pPr>
-            <w:r>
-              <w:rPr>
-                <w:rFonts w:ascii="Arial" w:hAnsi="Arial" w:eastAsia="Arial"/>
-                <w:sz w:val="18"/>
-              </w:rPr>
-            </w:r>
-            <w:r>
-              <w:rPr>
-                <w:rFonts w:ascii="Arial" w:hAnsi="Arial" w:eastAsia="Arial"/>
-                <w:sz w:val="18"/>
-              </w:rPr>
-              <w:t>notification recipients</w:t>
-            </w:r>
-          </w:p>
-        </w:tc>
-      </w:tr>
-      <w:tr>
-        <w:trPr>
-          <w:cantSplit/>
-        </w:trPr>
-        <w:tc>
-          <w:tcPr>
-            <w:tcW w:type="dxa" w:w="2016"/>
-            <w:vAlign w:val="center"/>
-          </w:tcPr>
-          <w:p>
-            <w:pPr>
-              <w:keepLines/>
-              <w:spacing w:after="0"/>
-            </w:pPr>
-            <w:r>
-              <w:rPr>
-                <w:rFonts w:ascii="Arial" w:hAnsi="Arial" w:eastAsia="Arial"/>
-                <w:sz w:val="18"/>
-              </w:rPr>
-            </w:r>
-            <w:r>
-              <w:rPr>
-                <w:rFonts w:ascii="Arial" w:hAnsi="Arial" w:eastAsia="Arial"/>
-                <w:sz w:val="18"/>
-              </w:rPr>
-              <w:t>REF</w:t>
-            </w:r>
-          </w:p>
-        </w:tc>
-        <w:tc>
-          <w:tcPr>
-            <w:tcW w:type="dxa" w:w="2016"/>
-            <w:vAlign w:val="center"/>
-          </w:tcPr>
-          <w:p>
-            <w:pPr>
-              <w:keepLines/>
-              <w:spacing w:after="0"/>
-            </w:pPr>
-            <w:r>
-              <w:rPr>
-                <w:rFonts w:ascii="Arial" w:hAnsi="Arial" w:eastAsia="Arial"/>
-                <w:sz w:val="18"/>
-              </w:rPr>
-            </w:r>
-            <w:r>
-              <w:rPr>
-                <w:rFonts w:ascii="Arial" w:hAnsi="Arial" w:eastAsia="Arial"/>
-                <w:sz w:val="18"/>
-              </w:rPr>
-              <w:t>job_configs</w:t>
-            </w:r>
-          </w:p>
-        </w:tc>
-        <w:tc>
-          <w:tcPr>
-            <w:tcW w:type="dxa" w:w="2016"/>
-            <w:vAlign w:val="center"/>
-          </w:tcPr>
-          <w:p>
-            <w:pPr>
-              <w:keepLines/>
-              <w:spacing w:after="0"/>
-            </w:pPr>
-            <w:r>
-              <w:rPr>
-                <w:rFonts w:ascii="Arial" w:hAnsi="Arial" w:eastAsia="Arial"/>
-                <w:sz w:val="18"/>
-              </w:rPr>
-            </w:r>
-            <w:r>
-              <w:rPr>
-                <w:rFonts w:ascii="Arial" w:hAnsi="Arial" w:eastAsia="Arial"/>
-                <w:sz w:val="18"/>
-              </w:rPr>
-              <w:t>job_no</w:t>
-            </w:r>
-          </w:p>
-        </w:tc>
-        <w:tc>
-          <w:tcPr>
-            <w:tcW w:type="dxa" w:w="2016"/>
-            <w:vAlign w:val="center"/>
-          </w:tcPr>
-          <w:p>
-            <w:pPr>
-              <w:keepLines/>
-              <w:spacing w:after="0"/>
-            </w:pPr>
-            <w:r>
-              <w:rPr>
-                <w:rFonts w:ascii="Arial" w:hAnsi="Arial" w:eastAsia="Arial"/>
-                <w:sz w:val="18"/>
-              </w:rPr>
-            </w:r>
-            <w:r>
-              <w:rPr>
-                <w:rFonts w:ascii="Arial" w:hAnsi="Arial" w:eastAsia="Arial"/>
-                <w:sz w:val="18"/>
-              </w:rPr>
-              <w:t>-</w:t>
-            </w:r>
-          </w:p>
-        </w:tc>
-        <w:tc>
-          <w:tcPr>
-            <w:tcW w:type="dxa" w:w="2016"/>
-            <w:vAlign w:val="center"/>
-          </w:tcPr>
-          <w:p>
-            <w:pPr>
-              <w:keepLines/>
-              <w:spacing w:after="0"/>
-            </w:pPr>
-            <w:r>
-              <w:rPr>
-                <w:rFonts w:ascii="Arial" w:hAnsi="Arial" w:eastAsia="Arial"/>
-                <w:sz w:val="18"/>
-              </w:rPr>
-            </w:r>
-            <w:r>
-              <w:rPr>
-                <w:rFonts w:ascii="Arial" w:hAnsi="Arial" w:eastAsia="Arial"/>
-                <w:sz w:val="18"/>
-              </w:rPr>
-              <w:t>schema reference สำหรับ batch schedule/config เท่านั้น — ไม่นับใน 21 ตาราง (ตัดพร้อม 2 tab ควบคุมของหน้า Batch Job 2026-08-06)</w:t>
-            </w:r>
-          </w:p>
-        </w:tc>
-      </w:tr>
-      <w:tr>
-        <w:trPr>
-          <w:cantSplit/>
-        </w:trPr>
-        <w:tc>
-          <w:tcPr>
-            <w:tcW w:type="dxa" w:w="2016"/>
-            <w:vAlign w:val="center"/>
-          </w:tcPr>
-          <w:p>
-            <w:pPr>
-              <w:keepLines/>
-              <w:spacing w:after="0"/>
-            </w:pPr>
-            <w:r>
-              <w:rPr>
-                <w:rFonts w:ascii="Arial" w:hAnsi="Arial" w:eastAsia="Arial"/>
-                <w:sz w:val="18"/>
-              </w:rPr>
-            </w:r>
-            <w:r>
-              <w:rPr>
-                <w:rFonts w:ascii="Arial" w:hAnsi="Arial" w:eastAsia="Arial"/>
-                <w:sz w:val="18"/>
-              </w:rPr>
-              <w:t>REF</w:t>
-            </w:r>
-          </w:p>
-        </w:tc>
-        <w:tc>
-          <w:tcPr>
-            <w:tcW w:type="dxa" w:w="2016"/>
-            <w:vAlign w:val="center"/>
-          </w:tcPr>
-          <w:p>
-            <w:pPr>
-              <w:keepLines/>
-              <w:spacing w:after="0"/>
-            </w:pPr>
-            <w:r>
-              <w:rPr>
-                <w:rFonts w:ascii="Arial" w:hAnsi="Arial" w:eastAsia="Arial"/>
-                <w:sz w:val="18"/>
-              </w:rPr>
-            </w:r>
-            <w:r>
-              <w:rPr>
-                <w:rFonts w:ascii="Arial" w:hAnsi="Arial" w:eastAsia="Arial"/>
-                <w:sz w:val="18"/>
-              </w:rPr>
-              <w:t>job_run_histories</w:t>
-            </w:r>
-          </w:p>
-        </w:tc>
-        <w:tc>
-          <w:tcPr>
-            <w:tcW w:type="dxa" w:w="2016"/>
-            <w:vAlign w:val="center"/>
-          </w:tcPr>
-          <w:p>
-            <w:pPr>
-              <w:keepLines/>
-              <w:spacing w:after="0"/>
-            </w:pPr>
-            <w:r>
-              <w:rPr>
-                <w:rFonts w:ascii="Arial" w:hAnsi="Arial" w:eastAsia="Arial"/>
-                <w:sz w:val="18"/>
-              </w:rPr>
-            </w:r>
-            <w:r>
-              <w:rPr>
-                <w:rFonts w:ascii="Arial" w:hAnsi="Arial" w:eastAsia="Arial"/>
-                <w:sz w:val="18"/>
-              </w:rPr>
-              <w:t>run_id</w:t>
-            </w:r>
-          </w:p>
-        </w:tc>
-        <w:tc>
-          <w:tcPr>
-            <w:tcW w:type="dxa" w:w="2016"/>
-            <w:vAlign w:val="center"/>
-          </w:tcPr>
-          <w:p>
-            <w:pPr>
-              <w:keepLines/>
-              <w:spacing w:after="0"/>
-            </w:pPr>
-            <w:r>
-              <w:rPr>
-                <w:rFonts w:ascii="Arial" w:hAnsi="Arial" w:eastAsia="Arial"/>
-                <w:sz w:val="18"/>
-              </w:rPr>
-            </w:r>
-            <w:r>
-              <w:rPr>
-                <w:rFonts w:ascii="Arial" w:hAnsi="Arial" w:eastAsia="Arial"/>
-                <w:sz w:val="18"/>
-              </w:rPr>
-              <w:t>job_no</w:t>
-            </w:r>
-          </w:p>
-        </w:tc>
-        <w:tc>
-          <w:tcPr>
-            <w:tcW w:type="dxa" w:w="2016"/>
-            <w:vAlign w:val="center"/>
-          </w:tcPr>
-          <w:p>
-            <w:pPr>
-              <w:keepLines/>
-              <w:spacing w:after="0"/>
-            </w:pPr>
-            <w:r>
-              <w:rPr>
-                <w:rFonts w:ascii="Arial" w:hAnsi="Arial" w:eastAsia="Arial"/>
-                <w:sz w:val="18"/>
-              </w:rPr>
-            </w:r>
-            <w:r>
-              <w:rPr>
-                <w:rFonts w:ascii="Arial" w:hAnsi="Arial" w:eastAsia="Arial"/>
-                <w:sz w:val="18"/>
-              </w:rPr>
-              <w:t>schema reference สำหรับประวัติการรัน — ไม่นับใน 21 ตาราง; ผลการรันจริงเขียน application log</w:t>
             </w:r>
           </w:p>
         </w:tc>
@@ -5608,55 +5088,10 @@
         <w:rPr>
           <w:b/>
         </w:rPr>
-        <w:t>21 ตารางในโครง SBPGI</w:t>
+        <w:t>19 ตารางในโครง SBPGI</w:t>
       </w:r>
       <w:r>
-        <w:t xml:space="preserve"> เรียงตาม dependency พร้อม PK, typed FK, unique/check constraint และ index ที่จำเป็น ใช้เป็น migration baseline ได้โดยไม่ต้องเดา column เพิ่มเติม · ในจำนวนนี้ </w:t>
-      </w:r>
-      <w:r>
-        <w:rPr>
-          <w:rFonts w:ascii="Courier New" w:hAnsi="Courier New"/>
-        </w:rPr>
-        <w:t>fcs_qssi_score</w:t>
-      </w:r>
-      <w:r>
-        <w:t xml:space="preserve"> </w:t>
-      </w:r>
-      <w:r>
-        <w:rPr>
-          <w:b/>
-        </w:rPr>
-        <w:t>ไม่มี CREATE TABLE เพราะ reuse ตารางเดิมของ `sps_store`</w:t>
-      </w:r>
-      <w:r>
-        <w:t xml:space="preserve"> (สร้างจริง 20 ตาราง) · หัวข้อ </w:t>
-      </w:r>
-      <w:r>
-        <w:rPr>
-          <w:b/>
-        </w:rPr>
-        <w:t>5.5 เป็น schema reference ที่ไม่นับใน 21 ตาราง</w:t>
-      </w:r>
-      <w:r>
-        <w:t xml:space="preserve"> (</w:t>
-      </w:r>
-      <w:r>
-        <w:rPr>
-          <w:rFonts w:ascii="Courier New" w:hAnsi="Courier New"/>
-        </w:rPr>
-        <w:t>job_configs</w:t>
-      </w:r>
-      <w:r>
-        <w:t xml:space="preserve"> / </w:t>
-      </w:r>
-      <w:r>
-        <w:rPr>
-          <w:rFonts w:ascii="Courier New" w:hAnsi="Courier New"/>
-        </w:rPr>
-        <w:t>job_run_histories</w:t>
-      </w:r>
-      <w:r>
-        <w:t xml:space="preserve"> ที่ถูกตัดออกเมื่อ 2026-08-06) ห้ามนำไป deploy</w:t>
+        <w:t xml:space="preserve"> เรียงตาม dependency พร้อม PK, typed FK, unique/check constraint และ index ที่จำเป็น ใช้เป็น migration baseline ได้โดยไม่ต้องเดา column เพิ่มเติม</w:t>
       </w:r>
     </w:p>
     <w:p>
@@ -5685,7 +5120,7 @@
         <w:br/>
         <w:t>CREATE TABLE impacted_stores (</w:t>
         <w:br/>
-        <w:t xml:space="preserve">    store_code VARCHAR(5) PRIMARY KEY REFERENCES stores(store_code),</w:t>
+        <w:t xml:space="preserve">    store_code VARCHAR(5) PRIMARY KEY,   -- ร้าน SP · master อยู่ที่ store/mas_store/sevenshop ของระบบเดิม</w:t>
         <w:br/>
         <w:t xml:space="preserve">    dv_code VARCHAR(20), opt_dv_user_id VARCHAR(30), latitude NUMERIC(10,7), longitude NUMERIC(10,7),</w:t>
         <w:br/>
@@ -5716,35 +5151,23 @@
         <w:br/>
         <w:t>ALTER TABLE impacted_stores</w:t>
         <w:br/>
-        <w:t xml:space="preserve">    ADD CONSTRAINT fk_impacted_store_opt_dv FOREIGN KEY (opt_dv_user_id) REFERENCES employees(employee_id);</w:t>
+        <w:t xml:space="preserve">    -- opt_dv_user_id ไม่มี FK — ผู้ใช้อยู่ที่ business_user ของระบบ SBP เดิม (ตัด employees 2026-08-05)</w:t>
         <w:br/>
         <w:br/>
         <w:t>-- ❌ ไม่สร้างตาราง operator_assignments ใน SBPGI — ใช้ group + scope ของ auth-backend + prepared approvers ของ @srm/glb-workflow (ตัดสินใจ 2026-08-05)</w:t>
         <w:br/>
         <w:br/>
-        <w:t>CREATE TABLE decisions (</w:t>
+        <w:t>-- ❌ ไม่สร้างตาราง decisions ใน SBPGI — มติ DP-9 (2026-08-10) ย้ายไป common_code ของระบบ SBP เดิม</w:t>
         <w:br/>
-        <w:t xml:space="preserve">    decision_code VARCHAR(30) PRIMARY KEY,</w:t>
+        <w:t>--    code_type='SBPGI_DECISION' · code_value=decision_code · code_name=decision_name</w:t>
         <w:br/>
-        <w:t xml:space="preserve">    decision_name VARCHAR(200) NOT NULL,</w:t>
+        <w:t>--    code_mapping=flow_name · other_value=result_name · remark=result_category+engine_event (จำกัด 50 ตัวอักษร)</w:t>
         <w:br/>
-        <w:t xml:space="preserve">    flow_name VARCHAR(200), result_name VARCHAR(200),</w:t>
+        <w:t>--    FE อ่านผ่าน GET /common/common-code?codeType=SBPGI_DECISION (ตัดเส้น GET /decisions ออกแล้ว)</w:t>
         <w:br/>
-        <w:t xml:space="preserve">    section_code VARCHAR(2) NOT NULL,</w:t>
+        <w:t>-- ⚠️ common_code ไม่มี PK และไม่มี unique constraint → กันรหัสซ้ำที่ระดับแอป</w:t>
         <w:br/>
-        <w:t xml:space="preserve">    result_category VARCHAR(20) NOT NULL CHECK (result_category IN ('APPROVE','REJECT','PENDING')),</w:t>
-        <w:br/>
-        <w:t xml:space="preserve">    engine_event VARCHAR(20) NOT NULL CHECK (engine_event IN ('save','submit','approve','reject','cancel','sendback')),</w:t>
-        <w:br/>
-        <w:t xml:space="preserve">    seq SMALLINT NOT NULL DEFAULT 1,</w:t>
-        <w:br/>
-        <w:t xml:space="preserve">    is_active BOOLEAN NOT NULL DEFAULT TRUE,</w:t>
-        <w:br/>
-        <w:t xml:space="preserve">    updated_at TIMESTAMP NOT NULL DEFAULT CURRENT_TIMESTAMP,</w:t>
-        <w:br/>
-        <w:t xml:space="preserve">    CONSTRAINT uq_decision_section_seq UNIQUE (section_code, seq)</w:t>
-        <w:br/>
-        <w:t>);</w:t>
+        <w:t>--    และต้องลงทะเบียน code_type ที่ common_code_type ก่อนใช้งาน</w:t>
         <w:br/>
         <w:br/>
         <w:t>CREATE TABLE external_factors (</w:t>
@@ -5760,11 +5183,19 @@
         <w:t>);</w:t>
         <w:br/>
         <w:br/>
+        <w:t>-- master แบรนด์คู่แข่ง 11 รายการ (รหัส 01-11) — ระบบเดิมเก็บชื่อทั้งไทยและอังกฤษ</w:t>
+        <w:br/>
+        <w:t>-- คนละระดับกับ document_competitors ที่เก็บ "รายสาขา" พร้อมรหัสจาก ALLMAP (เช่น 4832, TD58_08)</w:t>
+        <w:br/>
         <w:t>CREATE TABLE competitors (</w:t>
         <w:br/>
         <w:t xml:space="preserve">    competitor_code VARCHAR(30) PRIMARY KEY,</w:t>
         <w:br/>
-        <w:t xml:space="preserve">    competitor_name VARCHAR(200) NOT NULL,</w:t>
+        <w:t xml:space="preserve">    name_th VARCHAR(200) NOT NULL,</w:t>
+        <w:br/>
+        <w:t xml:space="preserve">    name_en VARCHAR(200) NOT NULL,</w:t>
+        <w:br/>
+        <w:t xml:space="preserve">    remark VARCHAR(500),                 -- คอลัมน์ "รายละเอียดเพิ่มเติม" ของหน้า k2 competitors screen</w:t>
         <w:br/>
         <w:t xml:space="preserve">    is_active BOOLEAN NOT NULL DEFAULT TRUE,</w:t>
         <w:br/>
@@ -5776,21 +5207,12 @@
         <w:t>-- ❌ ไม่สร้างตาราง email_templates ใน SBPGI (ตัดสินใจ 2026-08-06) — ใช้ตาราง email_template ของระบบ SBP เดิม (email_template_id · subject_format · body_format) + email_sent</w:t>
         <w:br/>
         <w:br/>
-        <w:t>CREATE TABLE status_email_rules (</w:t>
+        <w:t>-- ❌ ไม่สร้างตาราง status_email_rules (ปิด DP-5 · 2026-08-11) — engine ส่งอีเมล workflow เองผ่าน workflow_route.email_id</w:t>
         <w:br/>
-        <w:t xml:space="preserve">    status_code VARCHAR(2) NOT NULL REFERENCES document_statuses(status_code),</w:t>
+        <w:t>--    อีเมลของ batch job (EM-07 error · EM-08 watchdog) ไม่ใช่ workflow event → ส่งผ่าน @gosoft-sbp/email-lib ของระบบเดิม</w:t>
         <w:br/>
-        <w:t xml:space="preserve">    template_code VARCHAR(30) NOT NULL REFERENCES email_templates(template_code),</w:t>
+        <w:t>--    ผู้รับของ batch job อยู่ใน backend config (config file/env) ไม่ใช่ตารางของ SBPGI</w:t>
         <w:br/>
-        <w:t xml:space="preserve">    to_section_code VARCHAR(2) REFERENCES workflow_sections(section_code),</w:t>
-        <w:br/>
-        <w:t xml:space="preserve">    cc_section_code VARCHAR(2) REFERENCES workflow_sections(section_code),</w:t>
-        <w:br/>
-        <w:t xml:space="preserve">    is_active BOOLEAN NOT NULL DEFAULT TRUE,</w:t>
-        <w:br/>
-        <w:t xml:space="preserve">    PRIMARY KEY (status_code, template_code)</w:t>
-        <w:br/>
-        <w:t>);</w:t>
         <w:br/>
         <w:br/>
         <w:t>-- ❌ ไม่สร้างตาราง user_accounts ใน SBPGI — ใช้ AWS Cognito + auth-backend — SBPGI รับตัวตนจาก header ของ BFF (ตัดสินใจ 2026-08-05)</w:t>
@@ -5826,7 +5248,9 @@
         <w:br/>
         <w:t xml:space="preserve">    impacted_store_code VARCHAR(5) NOT NULL REFERENCES impacted_stores(store_code),</w:t>
         <w:br/>
-        <w:t xml:space="preserve">    impact_month CHAR(7) NOT NULL,</w:t>
+        <w:t xml:space="preserve">    impact_month CHAR(7) NOT NULL,   -- 'YYYY-MM' (ค.ศ.)</w:t>
+        <w:br/>
+        <w:t xml:space="preserve">    impact_year INTEGER NOT NULL,    -- แตกจาก impact_month เพื่อ filter รายปีโดยไม่ต้อง substring</w:t>
         <w:br/>
         <w:t xml:space="preserve">    process_status VARCHAR(30) NOT NULL, action_status VARCHAR(30),</w:t>
         <w:br/>
@@ -5851,7 +5275,7 @@
         <w:br/>
         <w:t xml:space="preserve">    impacted_store_code VARCHAR(5) NOT NULL REFERENCES impacted_stores(store_code),</w:t>
         <w:br/>
-        <w:t xml:space="preserve">    new_store_code VARCHAR(5) NOT NULL REFERENCES stores(store_code),</w:t>
+        <w:t xml:space="preserve">    new_store_code VARCHAR(5) NOT NULL,   -- ร้านเปิดใหม่ · master ของระบบเดิม</w:t>
         <w:br/>
         <w:t xml:space="preserve">    impact_month CHAR(7) NOT NULL, distance_km NUMERIC(8,3),</w:t>
         <w:br/>
@@ -5950,7 +5374,9 @@
         <w:br/>
         <w:t xml:space="preserve">    id BIGSERIAL PRIMARY KEY,</w:t>
         <w:br/>
-        <w:t xml:space="preserve">    run_id VARCHAR(50) REFERENCES job_run_histories(run_id),</w:t>
+        <w:t xml:space="preserve">    -- run_id เป็น correlation id ของรอบรัน (มาจาก application log) — ไม่มี FK เพราะ job_run_histories ถูกตัด 2026-08-06</w:t>
+        <w:br/>
+        <w:t xml:space="preserve">    run_id VARCHAR(50),</w:t>
         <w:br/>
         <w:t xml:space="preserve">    data_name VARCHAR(80) NOT NULL, direction VARCHAR(10) NOT NULL CHECK (direction IN ('IN','OUT','INTERNAL')),</w:t>
         <w:br/>
@@ -5967,6 +5393,10 @@
         <w:t xml:space="preserve">    outbox_status VARCHAR(20), return_code VARCHAR(50), return_message VARCHAR(500),</w:t>
         <w:br/>
         <w:t xml:space="preserve">    retry_count INTEGER NOT NULL DEFAULT 0, sent_at TIMESTAMP, acked_at TIMESTAMP,</w:t>
+        <w:br/>
+        <w:t xml:space="preserve">    -- marker กัน watchdog (Job 10) ส่งอีเมลเตือนซ้ำในวันเดียวกัน — ย้ายมาจาก audit_logs ที่ยกเลิก 2026-08-07</w:t>
+        <w:br/>
+        <w:t xml:space="preserve">    last_ack_notified_on DATE,</w:t>
         <w:br/>
         <w:t xml:space="preserve">    purge_after TIMESTAMP, legal_hold BOOLEAN NOT NULL DEFAULT FALSE,</w:t>
         <w:br/>
@@ -6000,25 +5430,55 @@
           <w:rFonts w:ascii="Courier New" w:hAnsi="Courier New"/>
           <w:sz w:val="16"/>
         </w:rPr>
+        <w:t>-- ✅ มติ DP-1 (2026-08-10 · ทางเลือก B): PK เป็น surrogate `id` · `doc_no` เป็น UNIQUE ไม่ใช่ PK</w:t>
+        <w:br/>
+        <w:t>-- ⚠️ ผลที่ตามมาซึ่งยังต้องตัดสิน: ตารางลูก 8 ตัว (document_new_stores · document_competitors ·</w:t>
+        <w:br/>
+        <w:t>--    document_external_factors · consideration_logs · document_attachments · document_cost_details ·</w:t>
+        <w:br/>
+        <w:t>--    compensation_histories · interface_transactions) ยัง FK ด้วย doc_no แบบ NOT NULL</w:t>
+        <w:br/>
+        <w:t>--    → แปลว่า "ต้องออก doc_no ให้เสร็จก่อนจึงบันทึกส่วนย่อยได้"</w:t>
+        <w:br/>
+        <w:t>--    ถ้าธุรกิจต้องการสร้างเอกสารก่อนออกเลข ต้องเปลี่ยนตารางลูกไป FK ที่ id แทน (ยังไม่ตัดสิน)</w:t>
+        <w:br/>
+        <w:t>--    referenceId ที่ส่งให้ @srm/glb-workflow = id (ตรงกับที่ระบบเดิมทำจริงใน cooperation-request/inform-evaluate)</w:t>
+        <w:br/>
+        <w:t>--    doc_no อาจยังว่างตอนสร้างแถว แล้วออกเลขทีหลัง จึงเป็น NULL ได้</w:t>
+        <w:br/>
         <w:t>CREATE TABLE compensation_documents (</w:t>
         <w:br/>
-        <w:t xml:space="preserve">    doc_no VARCHAR(10) PRIMARY KEY,</w:t>
+        <w:t xml:space="preserve">    id BIGSERIAL PRIMARY KEY,</w:t>
         <w:br/>
-        <w:t xml:space="preserve">    year INTEGER NOT NULL, running_no INTEGER NOT NULL,</w:t>
+        <w:t xml:space="preserve">    doc_no VARCHAR(10) UNIQUE,          -- YYYY/xxxxx (ปี ค.ศ.) · ออกจาก document_running_numbers</w:t>
+        <w:br/>
+        <w:t xml:space="preserve">    year INTEGER, running_no INTEGER,   -- แตกจาก doc_no เพื่อ index/ค้นหา (NULL จนกว่าจะออกเลข)</w:t>
         <w:br/>
         <w:t xml:space="preserve">    impact_process_id BIGINT NOT NULL UNIQUE REFERENCES fgi_impact_processes(id),</w:t>
         <w:br/>
         <w:t xml:space="preserve">    impacted_store_code VARCHAR(5) NOT NULL REFERENCES impacted_stores(store_code),</w:t>
         <w:br/>
-        <w:t xml:space="preserve">    impact_month CHAR(7), new_store_code VARCHAR(5) REFERENCES stores(store_code), round_no INTEGER,</w:t>
+        <w:t xml:space="preserve">    impact_month CHAR(7), new_store_code VARCHAR(5),   -- master ของระบบเดิม</w:t>
+        <w:br/>
+        <w:t xml:space="preserve">    round_no INTEGER, loop_no INTEGER,  -- CompMainLoopNo / CompLoopNo — หน้าจอแสดง "รอบ 1 · ครั้งที่ 3"</w:t>
         <w:br/>
         <w:t xml:space="preserve">    source VARCHAR(20) NOT NULL DEFAULT 'FS' CHECK (source IN ('FS','MANUAL')),</w:t>
         <w:br/>
-        <w:t xml:space="preserve">    status_code VARCHAR(2) NOT NULL REFERENCES document_statuses(status_code),</w:t>
+        <w:t xml:space="preserve">    status_code VARCHAR(2) NOT NULL,   -- ค่าจาก sps_store.workflow_status ของ engine</w:t>
         <w:br/>
-        <w:t xml:space="preserve">    current_section_code VARCHAR(2) REFERENCES workflow_sections(section_code),</w:t>
+        <w:t xml:space="preserve">    current_section_code VARCHAR(2),   -- ค่าจาก sps_store.workflow_state ของ engine</w:t>
         <w:br/>
         <w:t xml:space="preserve">    total_compensation_amount NUMERIC(14,2) NOT NULL DEFAULT 0,</w:t>
+        <w:br/>
+        <w:t xml:space="preserve">    allmap_url VARCHAR(500),                   -- CompUrlMap — ปุ่ม Link To ALLMAP</w:t>
+        <w:br/>
+        <w:t xml:space="preserve">    statement_id VARCHAR(50),                  -- CompStatementID — โยงกลับ SBP Statement ต้นทาง</w:t>
+        <w:br/>
+        <w:t xml:space="preserve">    statement_date DATE,                       -- Period Statement (ค.ศ.) — ตัวกรอง/คอลัมน์ของรายงาน SDD สไลด์ 60</w:t>
+        <w:br/>
+        <w:t xml:space="preserve">    account_year INTEGER, account_month INTEGER,   -- งวดบัญชี</w:t>
+        <w:br/>
+        <w:t xml:space="preserve">    approver_snapshot JSONB,                   -- FC/Section/Manager/GM/AVP + ชื่อ/อีเมล ณ เวลาเปิดเอกสาร</w:t>
         <w:br/>
         <w:t xml:space="preserve">    version_no INTEGER NOT NULL DEFAULT 1,</w:t>
         <w:br/>
@@ -6044,7 +5504,7 @@
         <w:br/>
         <w:t xml:space="preserve">    doc_no VARCHAR(10) NOT NULL REFERENCES compensation_documents(doc_no) ON DELETE CASCADE,</w:t>
         <w:br/>
-        <w:t xml:space="preserve">    new_store_code VARCHAR(5) NOT NULL REFERENCES stores(store_code),</w:t>
+        <w:t xml:space="preserve">    new_store_code VARCHAR(5) NOT NULL,   -- ร้านเปิดใหม่ · master ของระบบเดิม</w:t>
         <w:br/>
         <w:t xml:space="preserve">    distance_km NUMERIC(8,3), compensate_percent NUMERIC(7,4) NOT NULL CHECK (compensate_percent BETWEEN 0 AND 100),</w:t>
         <w:br/>
@@ -6101,11 +5561,17 @@
         <w:br/>
         <w:t xml:space="preserve">    doc_no VARCHAR(10) NOT NULL REFERENCES compensation_documents(doc_no),</w:t>
         <w:br/>
-        <w:t xml:space="preserve">    section_code VARCHAR(2) NOT NULL REFERENCES workflow_sections(section_code),</w:t>
+        <w:t xml:space="preserve">    section_code VARCHAR(2) NOT NULL,   -- ค่าจาก sps_store.workflow_state ของ engine</w:t>
         <w:br/>
-        <w:t xml:space="preserve">    result VARCHAR(100) NOT NULL, result_category VARCHAR(50), detail TEXT,</w:t>
+        <w:t xml:space="preserve">    result VARCHAR(100) NOT NULL,</w:t>
         <w:br/>
-        <w:t xml:space="preserve">    consider_by VARCHAR(30) NOT NULL REFERENCES employees(employee_id),</w:t>
+        <w:t xml:space="preserve">    -- APPROVE=ประกันรายได้ · REJECT=ไม่ประกันรายได้ · CANCELLED=ยกเลิกโดยระบบ (decision 14 CancelBySystem) · PENDING=ยังไม่มีผล</w:t>
+        <w:br/>
+        <w:t xml:space="preserve">    result_category VARCHAR(50) CHECK (result_category IN ('APPROVE','REJECT','CANCELLED','PENDING')),</w:t>
+        <w:br/>
+        <w:t xml:space="preserve">    detail TEXT,</w:t>
+        <w:br/>
+        <w:t xml:space="preserve">    consider_by VARCHAR(30) NOT NULL,   -- ผู้ใช้จาก business_user ของระบบเดิม</w:t>
         <w:br/>
         <w:t xml:space="preserve">    action_datetime TIMESTAMP NOT NULL DEFAULT CURRENT_TIMESTAMP, request_id VARCHAR(80)</w:t>
         <w:br/>
@@ -6118,7 +5584,7 @@
         <w:br/>
         <w:t xml:space="preserve">    doc_no VARCHAR(10) NOT NULL REFERENCES compensation_documents(doc_no),</w:t>
         <w:br/>
-        <w:t xml:space="preserve">    section_code VARCHAR(2) NOT NULL REFERENCES workflow_sections(section_code),</w:t>
+        <w:t xml:space="preserve">    section_code VARCHAR(2) NOT NULL,   -- ค่าจาก sps_store.workflow_state ของ engine</w:t>
         <w:br/>
         <w:t xml:space="preserve">    file_name VARCHAR(255) NOT NULL, mime_type VARCHAR(100) NOT NULL,</w:t>
         <w:br/>
@@ -6143,7 +5609,7 @@
         <w:br/>
         <w:t xml:space="preserve">    id BIGSERIAL PRIMARY KEY,</w:t>
         <w:br/>
-        <w:t xml:space="preserve">    store_code VARCHAR(5) NOT NULL REFERENCES stores(store_code),</w:t>
+        <w:t xml:space="preserve">    store_code VARCHAR(5) NOT NULL,   -- master ของระบบเดิม</w:t>
         <w:br/>
         <w:t xml:space="preserve">    ref_doc_no VARCHAR(10) REFERENCES compensation_documents(doc_no),</w:t>
         <w:br/>
@@ -6181,7 +5647,7 @@
         <w:br/>
         <w:t>CREATE TABLE document_running_numbers (</w:t>
         <w:br/>
-        <w:t xml:space="preserve">    year SMALLINT PRIMARY KEY,</w:t>
+        <w:t xml:space="preserve">    year SMALLINT PRIMARY KEY,   -- ปี ค.ศ. เท่านั้น (เช่น 2026) ห้ามเก็บ พ.ศ.</w:t>
         <w:br/>
         <w:t xml:space="preserve">    last_running_no INTEGER NOT NULL DEFAULT 0 CHECK (last_running_no &gt;= 0),</w:t>
         <w:br/>
@@ -6189,9 +5655,21 @@
         <w:br/>
         <w:t>);</w:t>
         <w:br/>
-        <w:t>-- ออกเลขแบบ atomic: UPDATE document_running_numbers SET last_running_no = last_running_no + 1</w:t>
+        <w:t>-- ⚠️ year เป็น "ค.ศ." (มติ 2026-08-06 · ทั้งระบบเป็น ค.ศ. — หน้าจอ K2 จริงก็ ค.ศ. เช่น 2026/01870)</w:t>
         <w:br/>
-        <w:t>--                   WHERE year = :be_year RETURNING last_running_no;   (row lock กันเลขชน)</w:t>
+        <w:t>--    ห้ามใช้ พ.ศ. · ถ้า client ส่ง พ.ศ. มา ให้ BE แปลงด้วย toAD(y) = y &gt;= 2500 ? y - 543 : y ก่อนเสมอ</w:t>
+        <w:br/>
+        <w:t>-- ออกเลขแบบ atomic (upsert กันกรณีปีใหม่ยังไม่มีแถว):</w:t>
+        <w:br/>
+        <w:t>--   INSERT INTO document_running_numbers (year, last_running_no) VALUES (:ad_year, 1)</w:t>
+        <w:br/>
+        <w:t>--   ON CONFLICT (year) DO UPDATE SET last_running_no = document_running_numbers.last_running_no + 1,</w:t>
+        <w:br/>
+        <w:t>--                                    updated_at = CURRENT_TIMESTAMP</w:t>
+        <w:br/>
+        <w:t>--   RETURNING last_running_no;   (row lock กันเลขชนเมื่อ batch และผู้ใช้สร้างพร้อมกัน)</w:t>
+        <w:br/>
+        <w:t>--   doc_no = :ad_year || '/' || LPAD(last_running_no::text, 5, '0')</w:t>
         <w:br/>
         <w:br/>
         <w:t>-- ❌ ไม่สร้างตาราง workflow_instances ใน SBPGI (ตัดสินใจ 2026-08-06) — ใช้ workflow_transaction ของ @srm/glb-workflow</w:t>
@@ -6279,79 +5757,6 @@
     </w:p>
     <w:p>
       <w:pPr>
-        <w:pStyle w:val="Heading2"/>
-        <w:keepNext/>
-        <w:keepLines/>
-        <w:pageBreakBefore w:val="0"/>
-      </w:pPr>
-      <w:r>
-        <w:t>5.5 Schema Reference — ตารางที่ **ไม่นับใน 21 ตาราง**</w:t>
-      </w:r>
-    </w:p>
-    <w:p>
-      <w:pPr>
-        <w:keepLines w:val="0"/>
-        <w:ind w:left="288"/>
-      </w:pPr>
-      <w:r>
-        <w:rPr>
-          <w:rFonts w:ascii="Courier New" w:hAnsi="Courier New"/>
-          <w:sz w:val="16"/>
-        </w:rPr>
-        <w:t>-- ⚠️ ส่วนนี้ไม่ใช่ขอบเขต migration baseline ของ 21 ตาราง</w:t>
-        <w:br/>
-        <w:t>-- job_configs / job_run_histories ถูกตัดออกจาก target schema เมื่อ 2026-08-06 พร้อมกับ 2 แท็บควบคุมของหน้า Batch Job</w:t>
-        <w:br/>
-        <w:t>-- (cron/พารามิเตอร์อยู่ใน backend config · ผลการรันเขียน application log + interface_transactions)</w:t>
-        <w:br/>
-        <w:t>-- DDL ด้านล่างคงไว้เป็น **schema reference** สำหรับกรณีที่แท็บควบคุมกลับมาในเฟสถัดไป — ห้าม deploy ใน 01_schema.sql</w:t>
-        <w:br/>
-        <w:br/>
-        <w:t>CREATE TABLE job_configs (</w:t>
-        <w:br/>
-        <w:t xml:space="preserve">    job_no VARCHAR(10) PRIMARY KEY,</w:t>
-        <w:br/>
-        <w:t xml:space="preserve">    job_name VARCHAR(200) NOT NULL,</w:t>
-        <w:br/>
-        <w:t xml:space="preserve">    cron_expression VARCHAR(100), enabled BOOLEAN NOT NULL DEFAULT TRUE,</w:t>
-        <w:br/>
-        <w:t xml:space="preserve">    params_json JSONB NOT NULL DEFAULT '{}'::jsonb,</w:t>
-        <w:br/>
-        <w:t xml:space="preserve">    secret_ref VARCHAR(255), version_no INTEGER NOT NULL DEFAULT 1,</w:t>
-        <w:br/>
-        <w:t xml:space="preserve">    updated_by VARCHAR(30), updated_at TIMESTAMP NOT NULL DEFAULT CURRENT_TIMESTAMP,</w:t>
-        <w:br/>
-        <w:t xml:space="preserve">    CONSTRAINT ck_job_config_no_inline_secret CHECK (params_json::text !~* '(password|private_key|client_secret)')</w:t>
-        <w:br/>
-        <w:t>);</w:t>
-        <w:br/>
-        <w:br/>
-        <w:t>CREATE TABLE job_run_histories (</w:t>
-        <w:br/>
-        <w:t xml:space="preserve">    run_id VARCHAR(50) PRIMARY KEY,</w:t>
-        <w:br/>
-        <w:t xml:space="preserve">    job_no VARCHAR(10) NOT NULL REFERENCES job_configs(job_no),</w:t>
-        <w:br/>
-        <w:t xml:space="preserve">    period_key VARCHAR(20), status VARCHAR(20) NOT NULL CHECK (status IN ('QUEUED','RUNNING','WAITING','SUCCESS','FAILED','CANCELLED')),</w:t>
-        <w:br/>
-        <w:t xml:space="preserve">    trigger_type VARCHAR(20) NOT NULL, triggered_by VARCHAR(30), params_snapshot JSONB NOT NULL DEFAULT '{}'::jsonb,</w:t>
-        <w:br/>
-        <w:t xml:space="preserve">    total_count INTEGER NOT NULL DEFAULT 0, success_count INTEGER NOT NULL DEFAULT 0,</w:t>
-        <w:br/>
-        <w:t xml:space="preserve">    reject_count INTEGER NOT NULL DEFAULT 0, skipped_count INTEGER NOT NULL DEFAULT 0,</w:t>
-        <w:br/>
-        <w:t xml:space="preserve">    error_code VARCHAR(80), error_message TEXT,</w:t>
-        <w:br/>
-        <w:t xml:space="preserve">    started_at TIMESTAMP NOT NULL DEFAULT CURRENT_TIMESTAMP, ended_at TIMESTAMP</w:t>
-        <w:br/>
-        <w:t>);</w:t>
-        <w:br/>
-        <w:br/>
-        <w:t>CREATE UNIQUE INDEX uq_job_running ON job_run_histories(job_no, COALESCE(period_key, '')) WHERE status = 'RUNNING';</w:t>
-      </w:r>
-    </w:p>
-    <w:p>
-      <w:pPr>
         <w:pStyle w:val="Heading1"/>
         <w:keepNext/>
         <w:keepLines/>
@@ -6855,86 +6260,6 @@
                 <w:sz w:val="18"/>
               </w:rPr>
               <w:t>attachment list/download/security</w:t>
-            </w:r>
-          </w:p>
-        </w:tc>
-      </w:tr>
-      <w:tr>
-        <w:trPr>
-          <w:cantSplit/>
-        </w:trPr>
-        <w:tc>
-          <w:tcPr>
-            <w:tcW w:type="dxa" w:w="3360"/>
-            <w:vAlign w:val="center"/>
-          </w:tcPr>
-          <w:p>
-            <w:pPr>
-              <w:keepLines/>
-              <w:spacing w:after="0"/>
-            </w:pPr>
-            <w:r>
-              <w:rPr>
-                <w:rFonts w:ascii="Arial" w:hAnsi="Arial" w:eastAsia="Arial"/>
-                <w:sz w:val="18"/>
-              </w:rPr>
-            </w:r>
-            <w:r>
-              <w:rPr>
-                <w:rFonts w:ascii="Arial" w:hAnsi="Arial" w:eastAsia="Arial"/>
-                <w:sz w:val="18"/>
-              </w:rPr>
-              <w:t>job_run_histories</w:t>
-            </w:r>
-          </w:p>
-        </w:tc>
-        <w:tc>
-          <w:tcPr>
-            <w:tcW w:type="dxa" w:w="3360"/>
-            <w:vAlign w:val="center"/>
-          </w:tcPr>
-          <w:p>
-            <w:pPr>
-              <w:keepLines/>
-              <w:spacing w:after="0"/>
-            </w:pPr>
-            <w:r>
-              <w:rPr>
-                <w:rFonts w:ascii="Arial" w:hAnsi="Arial" w:eastAsia="Arial"/>
-                <w:sz w:val="18"/>
-              </w:rPr>
-            </w:r>
-            <w:r>
-              <w:rPr>
-                <w:rFonts w:ascii="Arial" w:hAnsi="Arial" w:eastAsia="Arial"/>
-                <w:sz w:val="18"/>
-              </w:rPr>
-              <w:t>INDEX(job_no, period, status), UNIQUE(job_no, period) filtered RUNNING</w:t>
-            </w:r>
-          </w:p>
-        </w:tc>
-        <w:tc>
-          <w:tcPr>
-            <w:tcW w:type="dxa" w:w="3360"/>
-            <w:vAlign w:val="center"/>
-          </w:tcPr>
-          <w:p>
-            <w:pPr>
-              <w:keepLines/>
-              <w:spacing w:after="0"/>
-            </w:pPr>
-            <w:r>
-              <w:rPr>
-                <w:rFonts w:ascii="Arial" w:hAnsi="Arial" w:eastAsia="Arial"/>
-                <w:sz w:val="18"/>
-              </w:rPr>
-            </w:r>
-            <w:r>
-              <w:rPr>
-                <w:rFonts w:ascii="Arial" w:hAnsi="Arial" w:eastAsia="Arial"/>
-                <w:sz w:val="18"/>
-              </w:rPr>
-              <w:t>manual run concurrency guard</w:t>
             </w:r>
           </w:p>
         </w:tc>
@@ -7540,86 +6865,6 @@
                 <w:rFonts w:ascii="Arial" w:hAnsi="Arial" w:eastAsia="Arial"/>
                 <w:sz w:val="18"/>
               </w:rPr>
-              <w:t>Job manual run</w:t>
-            </w:r>
-          </w:p>
-        </w:tc>
-        <w:tc>
-          <w:tcPr>
-            <w:tcW w:type="dxa" w:w="3360"/>
-            <w:vAlign w:val="center"/>
-          </w:tcPr>
-          <w:p>
-            <w:pPr>
-              <w:keepLines/>
-              <w:spacing w:after="0"/>
-            </w:pPr>
-            <w:r>
-              <w:rPr>
-                <w:rFonts w:ascii="Arial" w:hAnsi="Arial" w:eastAsia="Arial"/>
-                <w:sz w:val="18"/>
-              </w:rPr>
-            </w:r>
-            <w:r>
-              <w:rPr>
-                <w:rFonts w:ascii="Arial" w:hAnsi="Arial" w:eastAsia="Arial"/>
-                <w:sz w:val="18"/>
-              </w:rPr>
-              <w:t>acquire run lock + job_run_histories RUNNING before processing</w:t>
-            </w:r>
-          </w:p>
-        </w:tc>
-        <w:tc>
-          <w:tcPr>
-            <w:tcW w:type="dxa" w:w="3360"/>
-            <w:vAlign w:val="center"/>
-          </w:tcPr>
-          <w:p>
-            <w:pPr>
-              <w:keepLines/>
-              <w:spacing w:after="0"/>
-            </w:pPr>
-            <w:r>
-              <w:rPr>
-                <w:rFonts w:ascii="Arial" w:hAnsi="Arial" w:eastAsia="Arial"/>
-                <w:sz w:val="18"/>
-              </w:rPr>
-            </w:r>
-            <w:r>
-              <w:rPr>
-                <w:rFonts w:ascii="Arial" w:hAnsi="Arial" w:eastAsia="Arial"/>
-                <w:sz w:val="18"/>
-              </w:rPr>
-              <w:t>fatal fail marks run FAILED and keeps record-level rejects</w:t>
-            </w:r>
-          </w:p>
-        </w:tc>
-      </w:tr>
-      <w:tr>
-        <w:trPr>
-          <w:cantSplit/>
-        </w:trPr>
-        <w:tc>
-          <w:tcPr>
-            <w:tcW w:type="dxa" w:w="3360"/>
-            <w:vAlign w:val="center"/>
-          </w:tcPr>
-          <w:p>
-            <w:pPr>
-              <w:keepLines/>
-              <w:spacing w:after="0"/>
-            </w:pPr>
-            <w:r>
-              <w:rPr>
-                <w:rFonts w:ascii="Arial" w:hAnsi="Arial" w:eastAsia="Arial"/>
-                <w:sz w:val="18"/>
-              </w:rPr>
-            </w:r>
-            <w:r>
-              <w:rPr>
-                <w:rFonts w:ascii="Arial" w:hAnsi="Arial" w:eastAsia="Arial"/>
-                <w:sz w:val="18"/>
-              </w:rPr>
               <w:t>Master mutation</w:t>
             </w:r>
           </w:p>
@@ -7828,7 +7073,7 @@
                 <w:rFonts w:ascii="Arial" w:hAnsi="Arial" w:eastAsia="Arial"/>
                 <w:sz w:val="18"/>
               </w:rPr>
-              <w:t>decisions</w:t>
+              <w:t>(ไม่สร้าง) decisions</w:t>
             </w:r>
           </w:p>
         </w:tc>
@@ -7853,7 +7098,7 @@
                 <w:rFonts w:ascii="Arial" w:hAnsi="Arial" w:eastAsia="Arial"/>
                 <w:sz w:val="18"/>
               </w:rPr>
-              <w:t>ผลพิจารณาทุกปุ่ม (decision_name / flow_name / result_name)</w:t>
+              <w:t>ย้ายไป common_code ของระบบเดิม — มติ DP-9 2026-08-10</w:t>
             </w:r>
           </w:p>
         </w:tc>
@@ -7964,61 +7209,6 @@
                 <w:sz w:val="18"/>
               </w:rPr>
               <w:t>ปัจจัยภายนอกที่ใช้อยู่</w:t>
-            </w:r>
-          </w:p>
-        </w:tc>
-      </w:tr>
-      <w:tr>
-        <w:trPr>
-          <w:cantSplit/>
-        </w:trPr>
-        <w:tc>
-          <w:tcPr>
-            <w:tcW w:type="dxa" w:w="5040"/>
-            <w:vAlign w:val="center"/>
-          </w:tcPr>
-          <w:p>
-            <w:pPr>
-              <w:keepLines/>
-              <w:spacing w:after="0"/>
-            </w:pPr>
-            <w:r>
-              <w:rPr>
-                <w:rFonts w:ascii="Arial" w:hAnsi="Arial" w:eastAsia="Arial"/>
-                <w:sz w:val="18"/>
-              </w:rPr>
-            </w:r>
-            <w:r>
-              <w:rPr>
-                <w:rFonts w:ascii="Arial" w:hAnsi="Arial" w:eastAsia="Arial"/>
-                <w:sz w:val="18"/>
-              </w:rPr>
-              <w:t>status_email_rules</w:t>
-            </w:r>
-          </w:p>
-        </w:tc>
-        <w:tc>
-          <w:tcPr>
-            <w:tcW w:type="dxa" w:w="5040"/>
-            <w:vAlign w:val="center"/>
-          </w:tcPr>
-          <w:p>
-            <w:pPr>
-              <w:keepLines/>
-              <w:spacing w:after="0"/>
-            </w:pPr>
-            <w:r>
-              <w:rPr>
-                <w:rFonts w:ascii="Arial" w:hAnsi="Arial" w:eastAsia="Arial"/>
-                <w:sz w:val="18"/>
-              </w:rPr>
-            </w:r>
-            <w:r>
-              <w:rPr>
-                <w:rFonts w:ascii="Arial" w:hAnsi="Arial" w:eastAsia="Arial"/>
-                <w:sz w:val="18"/>
-              </w:rPr>
-              <w:t>ผู้รับ TO/CC ต่อสถานะ</w:t>
             </w:r>
           </w:p>
         </w:tc>
@@ -8989,7 +8179,7 @@
                 <w:rFonts w:ascii="Arial" w:hAnsi="Arial" w:eastAsia="Arial"/>
                 <w:sz w:val="18"/>
               </w:rPr>
-              <w:t>workflow_transaction / workflow_history / workflow_approver (@srm/glb-workflow)(R/W), compensation_documents(W), consideration_logs(W), status_email_rules(R)</w:t>
+              <w:t>workflow_transaction / workflow_history / workflow_approver (@srm/glb-workflow)(R/W), compensation_documents(W), consideration_logs(W), workflow_transaction (@srm/glb-workflow)(R/W)</w:t>
             </w:r>
           </w:p>
         </w:tc>
@@ -9154,7 +8344,7 @@
                 <w:rFonts w:ascii="Arial" w:hAnsi="Arial" w:eastAsia="Arial"/>
                 <w:sz w:val="18"/>
               </w:rPr>
-              <w:t>stores / impacted_stores(R), document_statuses / workflow_sections(R), employees(R), roles / menus / menu_permissions(R/W)</w:t>
+              <w:t>impacted_stores (SBPGI) / store · mas_store · sevenshop (SBP เดิม)(R), workflow_status / workflow_state (@srm/glb-workflow · sps_store)(R), business_user (SBP เดิม)(R), auth-backend groups / menus / permissions (ระบบเดิม)(R)</w:t>
             </w:r>
           </w:p>
         </w:tc>
@@ -9209,7 +8399,7 @@
                 <w:rFonts w:ascii="Arial" w:hAnsi="Arial" w:eastAsia="Arial"/>
                 <w:sz w:val="18"/>
               </w:rPr>
-              <w:t>compensation_documents(R), compensation_histories(R), consideration_logs(R), operator_assignments(R/W)</w:t>
+              <w:t>compensation_documents(R), compensation_histories(R), consideration_logs(R), auth-backend group + scope (business_user_group) / prepared approver ของ @srm/glb-workflow(R)</w:t>
             </w:r>
           </w:p>
         </w:tc>
@@ -9264,7 +8454,7 @@
                 <w:rFonts w:ascii="Arial" w:hAnsi="Arial" w:eastAsia="Arial"/>
                 <w:sz w:val="18"/>
               </w:rPr>
-              <w:t>job_configs(R/W), job_run_histories(R/W), interface_transactions(R/W), email_template (SBP)(R/W)</w:t>
+              <w:t>(backend config: config file/env)(R), (application log แบบ structured)(W), interface_transactions(R/W), email_template (SBP)(R/W)</w:t>
             </w:r>
           </w:p>
         </w:tc>
@@ -9319,7 +8509,7 @@
                 <w:rFonts w:ascii="Arial" w:hAnsi="Arial" w:eastAsia="Arial"/>
                 <w:sz w:val="18"/>
               </w:rPr>
-              <w:t>21 target tables (โซน A/B/C)(W), workflow engine 13 ตาราง (sps_store)(R), fcs_qssi_score (sps_store)(R), mas_param / common_code / business_user / email_template (sps_store)(R)</w:t>
+              <w:t>19 target tables (โซน A/B/C)(W), workflow engine 13 ตาราง (sps_store)(R), fcs_qssi_score (sps_store)(R), mas_param / common_code / business_user / email_template (sps_store)(R)</w:t>
             </w:r>
           </w:p>
         </w:tc>
@@ -9374,7 +8564,7 @@
                 <w:rFonts w:ascii="Arial" w:hAnsi="Arial" w:eastAsia="Arial"/>
                 <w:sz w:val="18"/>
               </w:rPr>
-              <w:t>ORA FCS_FRN (FGI_IMPACT_* · FCS_QSSI_SCORE · FGI_CONFIRM_RECEIVE_DATA)(R), MSSQL CPA_FRN_FGI (CompensateFlow · CompensateHistory · ImpactProfile · ImpactCostDetail · RunningNumber)(R), 21 target tables (โซน A/B/C)(W), workflow_transaction / workflow_approver / workflow_history (sps_store)(W)</w:t>
+              <w:t>ORA FCS_FRN (FGI_IMPACT_* · FCS_QSSI_SCORE · FGI_CONFIRM_RECEIVE_DATA)(R), MSSQL CPA_FRN_FGI (CompensateFlow · CompensateHistory · ImpactProfile · ImpactCostDetail · RunningNumber)(R), 19 target tables (โซน A/B/C)(W), workflow_transaction / workflow_approver / workflow_history (sps_store)(W)</w:t>
             </w:r>
           </w:p>
         </w:tc>
@@ -9704,7 +8894,7 @@
                 <w:rFonts w:ascii="Arial" w:hAnsi="Arial" w:eastAsia="Arial"/>
                 <w:sz w:val="18"/>
               </w:rPr>
-              <w:t>fgi_impact_stores(R/W), fgi_impact_sales_summaries(R/W), interface_transactions(W), job_run_histories(W)</w:t>
+              <w:t>fgi_impact_stores(R/W), fgi_impact_sales_summaries(R/W), interface_transactions(W), (application log แบบ structured)(W)</w:t>
             </w:r>
           </w:p>
         </w:tc>
@@ -9979,7 +9169,7 @@
                 <w:rFonts w:ascii="Arial" w:hAnsi="Arial" w:eastAsia="Arial"/>
                 <w:sz w:val="18"/>
               </w:rPr>
-              <w:t>fgi_impact_stores(R/W), compensation_documents(R/W), workflow_instances(W), workflow_tasks(W)</w:t>
+              <w:t>fgi_impact_stores(R/W), compensation_documents(R/W), workflow_transaction (@srm/glb-workflow · sps_store)(W), workflow_approver (@srm/glb-workflow · sps_store)(W)</w:t>
             </w:r>
           </w:p>
         </w:tc>
@@ -10089,7 +9279,7 @@
                 <w:rFonts w:ascii="Arial" w:hAnsi="Arial" w:eastAsia="Arial"/>
                 <w:sz w:val="18"/>
               </w:rPr>
-              <w:t>interface_transactions(R), email_templates(R), status_email_rules(R)</w:t>
+              <w:t>interface_transactions(R), email_template + email_sent (ระบบ SBP เดิม · @gosoft-sbp/email-lib)(R/W), (backend config)(R)</w:t>
             </w:r>
           </w:p>
         </w:tc>

--- a/LLDD/word/LLDD-Database.docx
+++ b/LLDD/word/LLDD-Database.docx
@@ -5,7 +5,7 @@
     <w:p>
       <w:r>
         <w:rPr>
-          <w:rFonts w:ascii="Arial" w:hAnsi="Arial" w:eastAsia="Arial"/>
+          <w:rFonts w:ascii="Arial" w:hAnsi="Arial" w:eastAsia="Arial" w:cs="Tahoma"/>
           <w:b/>
           <w:color w:val="0B2545"/>
           <w:sz w:val="40"/>
@@ -58,7 +58,7 @@
             <w:r/>
             <w:r>
               <w:rPr>
-                <w:rFonts w:ascii="Arial" w:hAnsi="Arial" w:eastAsia="Arial"/>
+                <w:rFonts w:ascii="Arial" w:hAnsi="Arial" w:eastAsia="Arial" w:cs="Tahoma"/>
                 <w:b/>
                 <w:sz w:val="18"/>
               </w:rPr>
@@ -80,7 +80,7 @@
             <w:r/>
             <w:r>
               <w:rPr>
-                <w:rFonts w:ascii="Arial" w:hAnsi="Arial" w:eastAsia="Arial"/>
+                <w:rFonts w:ascii="Arial" w:hAnsi="Arial" w:eastAsia="Arial" w:cs="Tahoma"/>
                 <w:b/>
                 <w:sz w:val="18"/>
               </w:rPr>
@@ -105,13 +105,13 @@
             </w:pPr>
             <w:r>
               <w:rPr>
-                <w:rFonts w:ascii="Arial" w:hAnsi="Arial" w:eastAsia="Arial"/>
-                <w:sz w:val="18"/>
-              </w:rPr>
-            </w:r>
-            <w:r>
-              <w:rPr>
-                <w:rFonts w:ascii="Arial" w:hAnsi="Arial" w:eastAsia="Arial"/>
+                <w:rFonts w:ascii="Arial" w:hAnsi="Arial" w:eastAsia="Arial" w:cs="Tahoma"/>
+                <w:sz w:val="18"/>
+              </w:rPr>
+            </w:r>
+            <w:r>
+              <w:rPr>
+                <w:rFonts w:ascii="Arial" w:hAnsi="Arial" w:eastAsia="Arial" w:cs="Tahoma"/>
                 <w:sz w:val="18"/>
               </w:rPr>
               <w:t>วัตถุประสงค์</w:t>
@@ -130,13 +130,13 @@
             </w:pPr>
             <w:r>
               <w:rPr>
-                <w:rFonts w:ascii="Arial" w:hAnsi="Arial" w:eastAsia="Arial"/>
-                <w:sz w:val="18"/>
-              </w:rPr>
-            </w:r>
-            <w:r>
-              <w:rPr>
-                <w:rFonts w:ascii="Arial" w:hAnsi="Arial" w:eastAsia="Arial"/>
+                <w:rFonts w:ascii="Arial" w:hAnsi="Arial" w:eastAsia="Arial" w:cs="Tahoma"/>
+                <w:sz w:val="18"/>
+              </w:rPr>
+            </w:r>
+            <w:r>
+              <w:rPr>
+                <w:rFonts w:ascii="Arial" w:hAnsi="Arial" w:eastAsia="Arial" w:cs="Tahoma"/>
                 <w:sz w:val="18"/>
               </w:rPr>
               <w:t>ใช้เป็นรายละเอียดระดับพัฒนาสำหรับออกแบบ ลงมือพัฒนา ตรวจทาน และทดสอบขอบเขตที่ระบุในฉบับนี้</w:t>
@@ -160,13 +160,13 @@
             </w:pPr>
             <w:r>
               <w:rPr>
-                <w:rFonts w:ascii="Arial" w:hAnsi="Arial" w:eastAsia="Arial"/>
-                <w:sz w:val="18"/>
-              </w:rPr>
-            </w:r>
-            <w:r>
-              <w:rPr>
-                <w:rFonts w:ascii="Arial" w:hAnsi="Arial" w:eastAsia="Arial"/>
+                <w:rFonts w:ascii="Arial" w:hAnsi="Arial" w:eastAsia="Arial" w:cs="Tahoma"/>
+                <w:sz w:val="18"/>
+              </w:rPr>
+            </w:r>
+            <w:r>
+              <w:rPr>
+                <w:rFonts w:ascii="Arial" w:hAnsi="Arial" w:eastAsia="Arial" w:cs="Tahoma"/>
                 <w:sz w:val="18"/>
               </w:rPr>
               <w:t>ลำดับการอ่าน</w:t>
@@ -185,13 +185,13 @@
             </w:pPr>
             <w:r>
               <w:rPr>
-                <w:rFonts w:ascii="Arial" w:hAnsi="Arial" w:eastAsia="Arial"/>
-                <w:sz w:val="18"/>
-              </w:rPr>
-            </w:r>
-            <w:r>
-              <w:rPr>
-                <w:rFonts w:ascii="Arial" w:hAnsi="Arial" w:eastAsia="Arial"/>
+                <w:rFonts w:ascii="Arial" w:hAnsi="Arial" w:eastAsia="Arial" w:cs="Tahoma"/>
+                <w:sz w:val="18"/>
+              </w:rPr>
+            </w:r>
+            <w:r>
+              <w:rPr>
+                <w:rFonts w:ascii="Arial" w:hAnsi="Arial" w:eastAsia="Arial" w:cs="Tahoma"/>
                 <w:sz w:val="18"/>
               </w:rPr>
               <w:t>เริ่มจาก Overview และ Scope จากนั้นตรวจ Field/Validation, Implementation, Contract, Processing Flow, Acceptance Criteria และ Test Checklist ตามลำดับ</w:t>
@@ -215,13 +215,13 @@
             </w:pPr>
             <w:r>
               <w:rPr>
-                <w:rFonts w:ascii="Arial" w:hAnsi="Arial" w:eastAsia="Arial"/>
-                <w:sz w:val="18"/>
-              </w:rPr>
-            </w:r>
-            <w:r>
-              <w:rPr>
-                <w:rFonts w:ascii="Arial" w:hAnsi="Arial" w:eastAsia="Arial"/>
+                <w:rFonts w:ascii="Arial" w:hAnsi="Arial" w:eastAsia="Arial" w:cs="Tahoma"/>
+                <w:sz w:val="18"/>
+              </w:rPr>
+            </w:r>
+            <w:r>
+              <w:rPr>
+                <w:rFonts w:ascii="Arial" w:hAnsi="Arial" w:eastAsia="Arial" w:cs="Tahoma"/>
                 <w:sz w:val="18"/>
               </w:rPr>
               <w:t>ผลลัพธ์ที่คาดหวัง</w:t>
@@ -240,13 +240,13 @@
             </w:pPr>
             <w:r>
               <w:rPr>
-                <w:rFonts w:ascii="Arial" w:hAnsi="Arial" w:eastAsia="Arial"/>
-                <w:sz w:val="18"/>
-              </w:rPr>
-            </w:r>
-            <w:r>
-              <w:rPr>
-                <w:rFonts w:ascii="Arial" w:hAnsi="Arial" w:eastAsia="Arial"/>
+                <w:rFonts w:ascii="Arial" w:hAnsi="Arial" w:eastAsia="Arial" w:cs="Tahoma"/>
+                <w:sz w:val="18"/>
+              </w:rPr>
+            </w:r>
+            <w:r>
+              <w:rPr>
+                <w:rFonts w:ascii="Arial" w:hAnsi="Arial" w:eastAsia="Arial" w:cs="Tahoma"/>
                 <w:sz w:val="18"/>
               </w:rPr>
               <w:t>ผู้อ่านสามารถระบุ input, ขั้นตอนประมวลผล, output, เงื่อนไขผิดพลาด และหลักฐานการทดสอบได้จากเนื้อหาในฉบับเดียว</w:t>
@@ -319,7 +319,7 @@
       </w:r>
       <w:r>
         <w:rPr>
-          <w:rFonts w:ascii="Courier New" w:hAnsi="Courier New"/>
+          <w:rFonts w:ascii="Courier New" w:hAnsi="Courier New" w:eastAsia="Courier New" w:cs="Tahoma"/>
         </w:rPr>
         <w:t>@srm/glb-workflow</w:t>
       </w:r>
@@ -365,7 +365,7 @@
     </w:p>
     <w:p>
       <w:pPr>
-        <w:pStyle w:val="Heading1"/>
+        <w:pStyle w:val="Heading2"/>
         <w:keepNext/>
         <w:keepLines/>
         <w:pageBreakBefore w:val="0"/>
@@ -403,7 +403,7 @@
             <w:r/>
             <w:r>
               <w:rPr>
-                <w:rFonts w:ascii="Arial" w:hAnsi="Arial" w:eastAsia="Arial"/>
+                <w:rFonts w:ascii="Arial" w:hAnsi="Arial" w:eastAsia="Arial" w:cs="Tahoma"/>
                 <w:b/>
                 <w:sz w:val="18"/>
               </w:rPr>
@@ -425,7 +425,7 @@
             <w:r/>
             <w:r>
               <w:rPr>
-                <w:rFonts w:ascii="Arial" w:hAnsi="Arial" w:eastAsia="Arial"/>
+                <w:rFonts w:ascii="Arial" w:hAnsi="Arial" w:eastAsia="Arial" w:cs="Tahoma"/>
                 <w:b/>
                 <w:sz w:val="18"/>
               </w:rPr>
@@ -450,13 +450,13 @@
             </w:pPr>
             <w:r>
               <w:rPr>
-                <w:rFonts w:ascii="Arial" w:hAnsi="Arial" w:eastAsia="Arial"/>
-                <w:sz w:val="18"/>
-              </w:rPr>
-            </w:r>
-            <w:r>
-              <w:rPr>
-                <w:rFonts w:ascii="Arial" w:hAnsi="Arial" w:eastAsia="Arial"/>
+                <w:rFonts w:ascii="Arial" w:hAnsi="Arial" w:eastAsia="Arial" w:cs="Tahoma"/>
+                <w:sz w:val="18"/>
+              </w:rPr>
+            </w:r>
+            <w:r>
+              <w:rPr>
+                <w:rFonts w:ascii="Arial" w:hAnsi="Arial" w:eastAsia="Arial" w:cs="Tahoma"/>
                 <w:sz w:val="18"/>
               </w:rPr>
               <w:t>Input</w:t>
@@ -475,13 +475,13 @@
             </w:pPr>
             <w:r>
               <w:rPr>
-                <w:rFonts w:ascii="Arial" w:hAnsi="Arial" w:eastAsia="Arial"/>
-                <w:sz w:val="18"/>
-              </w:rPr>
-            </w:r>
-            <w:r>
-              <w:rPr>
-                <w:rFonts w:ascii="Arial" w:hAnsi="Arial" w:eastAsia="Arial"/>
+                <w:rFonts w:ascii="Arial" w:hAnsi="Arial" w:eastAsia="Arial" w:cs="Tahoma"/>
+                <w:sz w:val="18"/>
+              </w:rPr>
+            </w:r>
+            <w:r>
+              <w:rPr>
+                <w:rFonts w:ascii="Arial" w:hAnsi="Arial" w:eastAsia="Arial" w:cs="Tahoma"/>
                 <w:sz w:val="18"/>
               </w:rPr>
               <w:t>Target table catalog, data zones, primary keys, foreign-key relationships, migration assumptions, index needs, and transaction boundaries.</w:t>
@@ -505,13 +505,13 @@
             </w:pPr>
             <w:r>
               <w:rPr>
-                <w:rFonts w:ascii="Arial" w:hAnsi="Arial" w:eastAsia="Arial"/>
-                <w:sz w:val="18"/>
-              </w:rPr>
-            </w:r>
-            <w:r>
-              <w:rPr>
-                <w:rFonts w:ascii="Arial" w:hAnsi="Arial" w:eastAsia="Arial"/>
+                <w:rFonts w:ascii="Arial" w:hAnsi="Arial" w:eastAsia="Arial" w:cs="Tahoma"/>
+                <w:sz w:val="18"/>
+              </w:rPr>
+            </w:r>
+            <w:r>
+              <w:rPr>
+                <w:rFonts w:ascii="Arial" w:hAnsi="Arial" w:eastAsia="Arial" w:cs="Tahoma"/>
                 <w:sz w:val="18"/>
               </w:rPr>
               <w:t>Progress</w:t>
@@ -530,13 +530,13 @@
             </w:pPr>
             <w:r>
               <w:rPr>
-                <w:rFonts w:ascii="Arial" w:hAnsi="Arial" w:eastAsia="Arial"/>
-                <w:sz w:val="18"/>
-              </w:rPr>
-            </w:r>
-            <w:r>
-              <w:rPr>
-                <w:rFonts w:ascii="Arial" w:hAnsi="Arial" w:eastAsia="Arial"/>
+                <w:rFonts w:ascii="Arial" w:hAnsi="Arial" w:eastAsia="Arial" w:cs="Tahoma"/>
+                <w:sz w:val="18"/>
+              </w:rPr>
+            </w:r>
+            <w:r>
+              <w:rPr>
+                <w:rFonts w:ascii="Arial" w:hAnsi="Arial" w:eastAsia="Arial" w:cs="Tahoma"/>
                 <w:sz w:val="18"/>
               </w:rPr>
               <w:t>Use the data spine impact_process_id -&gt; doc_no -&gt; transaction_id -&gt; approver_id (the last two live in sps_store.workflow_transaction / workflow_approver of @srm/glb-workflow, not in SBPGI tables) to implement APIs/jobs, then validate referential integrity and idempotency keys.</w:t>
@@ -560,13 +560,13 @@
             </w:pPr>
             <w:r>
               <w:rPr>
-                <w:rFonts w:ascii="Arial" w:hAnsi="Arial" w:eastAsia="Arial"/>
-                <w:sz w:val="18"/>
-              </w:rPr>
-            </w:r>
-            <w:r>
-              <w:rPr>
-                <w:rFonts w:ascii="Arial" w:hAnsi="Arial" w:eastAsia="Arial"/>
+                <w:rFonts w:ascii="Arial" w:hAnsi="Arial" w:eastAsia="Arial" w:cs="Tahoma"/>
+                <w:sz w:val="18"/>
+              </w:rPr>
+            </w:r>
+            <w:r>
+              <w:rPr>
+                <w:rFonts w:ascii="Arial" w:hAnsi="Arial" w:eastAsia="Arial" w:cs="Tahoma"/>
                 <w:sz w:val="18"/>
               </w:rPr>
               <w:t>Output</w:t>
@@ -585,13 +585,13 @@
             </w:pPr>
             <w:r>
               <w:rPr>
-                <w:rFonts w:ascii="Arial" w:hAnsi="Arial" w:eastAsia="Arial"/>
-                <w:sz w:val="18"/>
-              </w:rPr>
-            </w:r>
-            <w:r>
-              <w:rPr>
-                <w:rFonts w:ascii="Arial" w:hAnsi="Arial" w:eastAsia="Arial"/>
+                <w:rFonts w:ascii="Arial" w:hAnsi="Arial" w:eastAsia="Arial" w:cs="Tahoma"/>
+                <w:sz w:val="18"/>
+              </w:rPr>
+            </w:r>
+            <w:r>
+              <w:rPr>
+                <w:rFonts w:ascii="Arial" w:hAnsi="Arial" w:eastAsia="Arial" w:cs="Tahoma"/>
                 <w:sz w:val="18"/>
               </w:rPr>
               <w:t>Data dictionary and implementation reference for schema creation, migration, indexing, transaction handling, and test data preparation.</w:t>
@@ -643,7 +643,7 @@
             <w:r/>
             <w:r>
               <w:rPr>
-                <w:rFonts w:ascii="Arial" w:hAnsi="Arial" w:eastAsia="Arial"/>
+                <w:rFonts w:ascii="Arial" w:hAnsi="Arial" w:eastAsia="Arial" w:cs="Tahoma"/>
                 <w:b/>
                 <w:sz w:val="18"/>
               </w:rPr>
@@ -665,7 +665,7 @@
             <w:r/>
             <w:r>
               <w:rPr>
-                <w:rFonts w:ascii="Arial" w:hAnsi="Arial" w:eastAsia="Arial"/>
+                <w:rFonts w:ascii="Arial" w:hAnsi="Arial" w:eastAsia="Arial" w:cs="Tahoma"/>
                 <w:b/>
                 <w:sz w:val="18"/>
               </w:rPr>
@@ -687,7 +687,7 @@
             <w:r/>
             <w:r>
               <w:rPr>
-                <w:rFonts w:ascii="Arial" w:hAnsi="Arial" w:eastAsia="Arial"/>
+                <w:rFonts w:ascii="Arial" w:hAnsi="Arial" w:eastAsia="Arial" w:cs="Tahoma"/>
                 <w:b/>
                 <w:sz w:val="18"/>
               </w:rPr>
@@ -709,7 +709,7 @@
             <w:r/>
             <w:r>
               <w:rPr>
-                <w:rFonts w:ascii="Arial" w:hAnsi="Arial" w:eastAsia="Arial"/>
+                <w:rFonts w:ascii="Arial" w:hAnsi="Arial" w:eastAsia="Arial" w:cs="Tahoma"/>
                 <w:b/>
                 <w:sz w:val="18"/>
               </w:rPr>
@@ -734,13 +734,13 @@
             </w:pPr>
             <w:r>
               <w:rPr>
-                <w:rFonts w:ascii="Arial" w:hAnsi="Arial" w:eastAsia="Arial"/>
-                <w:sz w:val="18"/>
-              </w:rPr>
-            </w:r>
-            <w:r>
-              <w:rPr>
-                <w:rFonts w:ascii="Arial" w:hAnsi="Arial" w:eastAsia="Arial"/>
+                <w:rFonts w:ascii="Arial" w:hAnsi="Arial" w:eastAsia="Arial" w:cs="Tahoma"/>
+                <w:sz w:val="18"/>
+              </w:rPr>
+            </w:r>
+            <w:r>
+              <w:rPr>
+                <w:rFonts w:ascii="Arial" w:hAnsi="Arial" w:eastAsia="Arial" w:cs="Tahoma"/>
                 <w:sz w:val="18"/>
               </w:rPr>
               <w:t>A</w:t>
@@ -759,13 +759,13 @@
             </w:pPr>
             <w:r>
               <w:rPr>
-                <w:rFonts w:ascii="Arial" w:hAnsi="Arial" w:eastAsia="Arial"/>
-                <w:sz w:val="18"/>
-              </w:rPr>
-            </w:r>
-            <w:r>
-              <w:rPr>
-                <w:rFonts w:ascii="Arial" w:hAnsi="Arial" w:eastAsia="Arial"/>
+                <w:rFonts w:ascii="Arial" w:hAnsi="Arial" w:eastAsia="Arial" w:cs="Tahoma"/>
+                <w:sz w:val="18"/>
+              </w:rPr>
+            </w:r>
+            <w:r>
+              <w:rPr>
+                <w:rFonts w:ascii="Arial" w:hAnsi="Arial" w:eastAsia="Arial" w:cs="Tahoma"/>
                 <w:sz w:val="18"/>
               </w:rPr>
               <w:t>FGI/FCS Impact Pipeline and external interfaces</w:t>
@@ -784,13 +784,13 @@
             </w:pPr>
             <w:r>
               <w:rPr>
-                <w:rFonts w:ascii="Arial" w:hAnsi="Arial" w:eastAsia="Arial"/>
-                <w:sz w:val="18"/>
-              </w:rPr>
-            </w:r>
-            <w:r>
-              <w:rPr>
-                <w:rFonts w:ascii="Arial" w:hAnsi="Arial" w:eastAsia="Arial"/>
+                <w:rFonts w:ascii="Arial" w:hAnsi="Arial" w:eastAsia="Arial" w:cs="Tahoma"/>
+                <w:sz w:val="18"/>
+              </w:rPr>
+            </w:r>
+            <w:r>
+              <w:rPr>
+                <w:rFonts w:ascii="Arial" w:hAnsi="Arial" w:eastAsia="Arial" w:cs="Tahoma"/>
                 <w:sz w:val="18"/>
               </w:rPr>
               <w:t>fgi_impact_processes, fgi_impact_stores, sales, interface_transactions</w:t>
@@ -809,13 +809,13 @@
             </w:pPr>
             <w:r>
               <w:rPr>
-                <w:rFonts w:ascii="Arial" w:hAnsi="Arial" w:eastAsia="Arial"/>
-                <w:sz w:val="18"/>
-              </w:rPr>
-            </w:r>
-            <w:r>
-              <w:rPr>
-                <w:rFonts w:ascii="Arial" w:hAnsi="Arial" w:eastAsia="Arial"/>
+                <w:rFonts w:ascii="Arial" w:hAnsi="Arial" w:eastAsia="Arial" w:cs="Tahoma"/>
+                <w:sz w:val="18"/>
+              </w:rPr>
+            </w:r>
+            <w:r>
+              <w:rPr>
+                <w:rFonts w:ascii="Arial" w:hAnsi="Arial" w:eastAsia="Arial" w:cs="Tahoma"/>
                 <w:sz w:val="18"/>
               </w:rPr>
               <w:t>Batch Jobs 1-7, IAS/ALLMAP/QSSI/STA tracking</w:t>
@@ -839,13 +839,13 @@
             </w:pPr>
             <w:r>
               <w:rPr>
-                <w:rFonts w:ascii="Arial" w:hAnsi="Arial" w:eastAsia="Arial"/>
-                <w:sz w:val="18"/>
-              </w:rPr>
-            </w:r>
-            <w:r>
-              <w:rPr>
-                <w:rFonts w:ascii="Arial" w:hAnsi="Arial" w:eastAsia="Arial"/>
+                <w:rFonts w:ascii="Arial" w:hAnsi="Arial" w:eastAsia="Arial" w:cs="Tahoma"/>
+                <w:sz w:val="18"/>
+              </w:rPr>
+            </w:r>
+            <w:r>
+              <w:rPr>
+                <w:rFonts w:ascii="Arial" w:hAnsi="Arial" w:eastAsia="Arial" w:cs="Tahoma"/>
                 <w:sz w:val="18"/>
               </w:rPr>
               <w:t>B</w:t>
@@ -864,13 +864,13 @@
             </w:pPr>
             <w:r>
               <w:rPr>
-                <w:rFonts w:ascii="Arial" w:hAnsi="Arial" w:eastAsia="Arial"/>
-                <w:sz w:val="18"/>
-              </w:rPr>
-            </w:r>
-            <w:r>
-              <w:rPr>
-                <w:rFonts w:ascii="Arial" w:hAnsi="Arial" w:eastAsia="Arial"/>
+                <w:rFonts w:ascii="Arial" w:hAnsi="Arial" w:eastAsia="Arial" w:cs="Tahoma"/>
+                <w:sz w:val="18"/>
+              </w:rPr>
+            </w:r>
+            <w:r>
+              <w:rPr>
+                <w:rFonts w:ascii="Arial" w:hAnsi="Arial" w:eastAsia="Arial" w:cs="Tahoma"/>
                 <w:sz w:val="18"/>
               </w:rPr>
               <w:t>K2 Document (workflow อยู่ที่ engine กลาง)</w:t>
@@ -889,13 +889,13 @@
             </w:pPr>
             <w:r>
               <w:rPr>
-                <w:rFonts w:ascii="Arial" w:hAnsi="Arial" w:eastAsia="Arial"/>
-                <w:sz w:val="18"/>
-              </w:rPr>
-            </w:r>
-            <w:r>
-              <w:rPr>
-                <w:rFonts w:ascii="Arial" w:hAnsi="Arial" w:eastAsia="Arial"/>
+                <w:rFonts w:ascii="Arial" w:hAnsi="Arial" w:eastAsia="Arial" w:cs="Tahoma"/>
+                <w:sz w:val="18"/>
+              </w:rPr>
+            </w:r>
+            <w:r>
+              <w:rPr>
+                <w:rFonts w:ascii="Arial" w:hAnsi="Arial" w:eastAsia="Arial" w:cs="Tahoma"/>
                 <w:sz w:val="18"/>
               </w:rPr>
               <w:t>compensation_documents, document_* tables, consideration_logs, compensation_histories</w:t>
@@ -914,13 +914,13 @@
             </w:pPr>
             <w:r>
               <w:rPr>
-                <w:rFonts w:ascii="Arial" w:hAnsi="Arial" w:eastAsia="Arial"/>
-                <w:sz w:val="18"/>
-              </w:rPr>
-            </w:r>
-            <w:r>
-              <w:rPr>
-                <w:rFonts w:ascii="Arial" w:hAnsi="Arial" w:eastAsia="Arial"/>
+                <w:rFonts w:ascii="Arial" w:hAnsi="Arial" w:eastAsia="Arial" w:cs="Tahoma"/>
+                <w:sz w:val="18"/>
+              </w:rPr>
+            </w:r>
+            <w:r>
+              <w:rPr>
+                <w:rFonts w:ascii="Arial" w:hAnsi="Arial" w:eastAsia="Arial" w:cs="Tahoma"/>
                 <w:sz w:val="18"/>
               </w:rPr>
               <w:t>Document APIs, workflow actions, FE detail/list/report</w:t>
@@ -944,13 +944,13 @@
             </w:pPr>
             <w:r>
               <w:rPr>
-                <w:rFonts w:ascii="Arial" w:hAnsi="Arial" w:eastAsia="Arial"/>
-                <w:sz w:val="18"/>
-              </w:rPr>
-            </w:r>
-            <w:r>
-              <w:rPr>
-                <w:rFonts w:ascii="Arial" w:hAnsi="Arial" w:eastAsia="Arial"/>
+                <w:rFonts w:ascii="Arial" w:hAnsi="Arial" w:eastAsia="Arial" w:cs="Tahoma"/>
+                <w:sz w:val="18"/>
+              </w:rPr>
+            </w:r>
+            <w:r>
+              <w:rPr>
+                <w:rFonts w:ascii="Arial" w:hAnsi="Arial" w:eastAsia="Arial" w:cs="Tahoma"/>
                 <w:sz w:val="18"/>
               </w:rPr>
               <w:t>C</w:t>
@@ -969,13 +969,13 @@
             </w:pPr>
             <w:r>
               <w:rPr>
-                <w:rFonts w:ascii="Arial" w:hAnsi="Arial" w:eastAsia="Arial"/>
-                <w:sz w:val="18"/>
-              </w:rPr>
-            </w:r>
-            <w:r>
-              <w:rPr>
-                <w:rFonts w:ascii="Arial" w:hAnsi="Arial" w:eastAsia="Arial"/>
+                <w:rFonts w:ascii="Arial" w:hAnsi="Arial" w:eastAsia="Arial" w:cs="Tahoma"/>
+                <w:sz w:val="18"/>
+              </w:rPr>
+            </w:r>
+            <w:r>
+              <w:rPr>
+                <w:rFonts w:ascii="Arial" w:hAnsi="Arial" w:eastAsia="Arial" w:cs="Tahoma"/>
                 <w:sz w:val="18"/>
               </w:rPr>
               <w:t>Master ที่ SBPGI เป็นเจ้าของ (RBAC/config/master ร้าน/ผลพิจารณา ใช้ของระบบ SBP เดิม)</w:t>
@@ -994,13 +994,13 @@
             </w:pPr>
             <w:r>
               <w:rPr>
-                <w:rFonts w:ascii="Arial" w:hAnsi="Arial" w:eastAsia="Arial"/>
-                <w:sz w:val="18"/>
-              </w:rPr>
-            </w:r>
-            <w:r>
-              <w:rPr>
-                <w:rFonts w:ascii="Arial" w:hAnsi="Arial" w:eastAsia="Arial"/>
+                <w:rFonts w:ascii="Arial" w:hAnsi="Arial" w:eastAsia="Arial" w:cs="Tahoma"/>
+                <w:sz w:val="18"/>
+              </w:rPr>
+            </w:r>
+            <w:r>
+              <w:rPr>
+                <w:rFonts w:ascii="Arial" w:hAnsi="Arial" w:eastAsia="Arial" w:cs="Tahoma"/>
                 <w:sz w:val="18"/>
               </w:rPr>
               <w:t>impacted_stores, external_factors, competitors</w:t>
@@ -1019,13 +1019,13 @@
             </w:pPr>
             <w:r>
               <w:rPr>
-                <w:rFonts w:ascii="Arial" w:hAnsi="Arial" w:eastAsia="Arial"/>
-                <w:sz w:val="18"/>
-              </w:rPr>
-            </w:r>
-            <w:r>
-              <w:rPr>
-                <w:rFonts w:ascii="Arial" w:hAnsi="Arial" w:eastAsia="Arial"/>
+                <w:rFonts w:ascii="Arial" w:hAnsi="Arial" w:eastAsia="Arial" w:cs="Tahoma"/>
+                <w:sz w:val="18"/>
+              </w:rPr>
+            </w:r>
+            <w:r>
+              <w:rPr>
+                <w:rFonts w:ascii="Arial" w:hAnsi="Arial" w:eastAsia="Arial" w:cs="Tahoma"/>
                 <w:sz w:val="18"/>
               </w:rPr>
               <w:t>Lookup, master maintenance, notification</w:t>
@@ -1066,7 +1066,7 @@
             <w:r/>
             <w:r>
               <w:rPr>
-                <w:rFonts w:ascii="Arial" w:hAnsi="Arial" w:eastAsia="Arial"/>
+                <w:rFonts w:ascii="Arial" w:hAnsi="Arial" w:eastAsia="Arial" w:cs="Tahoma"/>
                 <w:b/>
                 <w:sz w:val="18"/>
               </w:rPr>
@@ -1088,7 +1088,7 @@
             <w:r/>
             <w:r>
               <w:rPr>
-                <w:rFonts w:ascii="Arial" w:hAnsi="Arial" w:eastAsia="Arial"/>
+                <w:rFonts w:ascii="Arial" w:hAnsi="Arial" w:eastAsia="Arial" w:cs="Tahoma"/>
                 <w:b/>
                 <w:sz w:val="18"/>
               </w:rPr>
@@ -1110,7 +1110,7 @@
             <w:r/>
             <w:r>
               <w:rPr>
-                <w:rFonts w:ascii="Arial" w:hAnsi="Arial" w:eastAsia="Arial"/>
+                <w:rFonts w:ascii="Arial" w:hAnsi="Arial" w:eastAsia="Arial" w:cs="Tahoma"/>
                 <w:b/>
                 <w:sz w:val="18"/>
               </w:rPr>
@@ -1132,7 +1132,7 @@
             <w:r/>
             <w:r>
               <w:rPr>
-                <w:rFonts w:ascii="Arial" w:hAnsi="Arial" w:eastAsia="Arial"/>
+                <w:rFonts w:ascii="Arial" w:hAnsi="Arial" w:eastAsia="Arial" w:cs="Tahoma"/>
                 <w:b/>
                 <w:sz w:val="18"/>
               </w:rPr>
@@ -1157,13 +1157,13 @@
             </w:pPr>
             <w:r>
               <w:rPr>
-                <w:rFonts w:ascii="Arial" w:hAnsi="Arial" w:eastAsia="Arial"/>
-                <w:sz w:val="18"/>
-              </w:rPr>
-            </w:r>
-            <w:r>
-              <w:rPr>
-                <w:rFonts w:ascii="Arial" w:hAnsi="Arial" w:eastAsia="Arial"/>
+                <w:rFonts w:ascii="Arial" w:hAnsi="Arial" w:eastAsia="Arial" w:cs="Tahoma"/>
+                <w:sz w:val="18"/>
+              </w:rPr>
+            </w:r>
+            <w:r>
+              <w:rPr>
+                <w:rFonts w:ascii="Arial" w:hAnsi="Arial" w:eastAsia="Arial" w:cs="Tahoma"/>
                 <w:sz w:val="18"/>
               </w:rPr>
               <w:t>1</w:t>
@@ -1182,13 +1182,13 @@
             </w:pPr>
             <w:r>
               <w:rPr>
-                <w:rFonts w:ascii="Arial" w:hAnsi="Arial" w:eastAsia="Arial"/>
-                <w:sz w:val="18"/>
-              </w:rPr>
-            </w:r>
-            <w:r>
-              <w:rPr>
-                <w:rFonts w:ascii="Arial" w:hAnsi="Arial" w:eastAsia="Arial"/>
+                <w:rFonts w:ascii="Arial" w:hAnsi="Arial" w:eastAsia="Arial" w:cs="Tahoma"/>
+                <w:sz w:val="18"/>
+              </w:rPr>
+            </w:r>
+            <w:r>
+              <w:rPr>
+                <w:rFonts w:ascii="Arial" w:hAnsi="Arial" w:eastAsia="Arial" w:cs="Tahoma"/>
                 <w:sz w:val="18"/>
               </w:rPr>
               <w:t>impact_process_id</w:t>
@@ -1207,13 +1207,13 @@
             </w:pPr>
             <w:r>
               <w:rPr>
-                <w:rFonts w:ascii="Arial" w:hAnsi="Arial" w:eastAsia="Arial"/>
-                <w:sz w:val="18"/>
-              </w:rPr>
-            </w:r>
-            <w:r>
-              <w:rPr>
-                <w:rFonts w:ascii="Arial" w:hAnsi="Arial" w:eastAsia="Arial"/>
+                <w:rFonts w:ascii="Arial" w:hAnsi="Arial" w:eastAsia="Arial" w:cs="Tahoma"/>
+                <w:sz w:val="18"/>
+              </w:rPr>
+            </w:r>
+            <w:r>
+              <w:rPr>
+                <w:rFonts w:ascii="Arial" w:hAnsi="Arial" w:eastAsia="Arial" w:cs="Tahoma"/>
                 <w:sz w:val="18"/>
               </w:rPr>
               <w:t>หนึ่งร้านถูกกระทบ + หนึ่งงวด</w:t>
@@ -1232,13 +1232,13 @@
             </w:pPr>
             <w:r>
               <w:rPr>
-                <w:rFonts w:ascii="Arial" w:hAnsi="Arial" w:eastAsia="Arial"/>
-                <w:sz w:val="18"/>
-              </w:rPr>
-            </w:r>
-            <w:r>
-              <w:rPr>
-                <w:rFonts w:ascii="Arial" w:hAnsi="Arial" w:eastAsia="Arial"/>
+                <w:rFonts w:ascii="Arial" w:hAnsi="Arial" w:eastAsia="Arial" w:cs="Tahoma"/>
+                <w:sz w:val="18"/>
+              </w:rPr>
+            </w:r>
+            <w:r>
+              <w:rPr>
+                <w:rFonts w:ascii="Arial" w:hAnsi="Arial" w:eastAsia="Arial" w:cs="Tahoma"/>
                 <w:sz w:val="18"/>
               </w:rPr>
               <w:t>FGI/FCS pipeline, Job 8/8b</w:t>
@@ -1262,13 +1262,13 @@
             </w:pPr>
             <w:r>
               <w:rPr>
-                <w:rFonts w:ascii="Arial" w:hAnsi="Arial" w:eastAsia="Arial"/>
-                <w:sz w:val="18"/>
-              </w:rPr>
-            </w:r>
-            <w:r>
-              <w:rPr>
-                <w:rFonts w:ascii="Arial" w:hAnsi="Arial" w:eastAsia="Arial"/>
+                <w:rFonts w:ascii="Arial" w:hAnsi="Arial" w:eastAsia="Arial" w:cs="Tahoma"/>
+                <w:sz w:val="18"/>
+              </w:rPr>
+            </w:r>
+            <w:r>
+              <w:rPr>
+                <w:rFonts w:ascii="Arial" w:hAnsi="Arial" w:eastAsia="Arial" w:cs="Tahoma"/>
                 <w:sz w:val="18"/>
               </w:rPr>
               <w:t>2</w:t>
@@ -1287,13 +1287,13 @@
             </w:pPr>
             <w:r>
               <w:rPr>
-                <w:rFonts w:ascii="Arial" w:hAnsi="Arial" w:eastAsia="Arial"/>
-                <w:sz w:val="18"/>
-              </w:rPr>
-            </w:r>
-            <w:r>
-              <w:rPr>
-                <w:rFonts w:ascii="Arial" w:hAnsi="Arial" w:eastAsia="Arial"/>
+                <w:rFonts w:ascii="Arial" w:hAnsi="Arial" w:eastAsia="Arial" w:cs="Tahoma"/>
+                <w:sz w:val="18"/>
+              </w:rPr>
+            </w:r>
+            <w:r>
+              <w:rPr>
+                <w:rFonts w:ascii="Arial" w:hAnsi="Arial" w:eastAsia="Arial" w:cs="Tahoma"/>
                 <w:sz w:val="18"/>
               </w:rPr>
               <w:t>doc_no</w:t>
@@ -1312,13 +1312,13 @@
             </w:pPr>
             <w:r>
               <w:rPr>
-                <w:rFonts w:ascii="Arial" w:hAnsi="Arial" w:eastAsia="Arial"/>
-                <w:sz w:val="18"/>
-              </w:rPr>
-            </w:r>
-            <w:r>
-              <w:rPr>
-                <w:rFonts w:ascii="Arial" w:hAnsi="Arial" w:eastAsia="Arial"/>
+                <w:rFonts w:ascii="Arial" w:hAnsi="Arial" w:eastAsia="Arial" w:cs="Tahoma"/>
+                <w:sz w:val="18"/>
+              </w:rPr>
+            </w:r>
+            <w:r>
+              <w:rPr>
+                <w:rFonts w:ascii="Arial" w:hAnsi="Arial" w:eastAsia="Arial" w:cs="Tahoma"/>
                 <w:sz w:val="18"/>
               </w:rPr>
               <w:t>เอกสาร YYYY/xxxxx ปี ค.ศ.</w:t>
@@ -1337,13 +1337,13 @@
             </w:pPr>
             <w:r>
               <w:rPr>
-                <w:rFonts w:ascii="Arial" w:hAnsi="Arial" w:eastAsia="Arial"/>
-                <w:sz w:val="18"/>
-              </w:rPr>
-            </w:r>
-            <w:r>
-              <w:rPr>
-                <w:rFonts w:ascii="Arial" w:hAnsi="Arial" w:eastAsia="Arial"/>
+                <w:rFonts w:ascii="Arial" w:hAnsi="Arial" w:eastAsia="Arial" w:cs="Tahoma"/>
+                <w:sz w:val="18"/>
+              </w:rPr>
+            </w:r>
+            <w:r>
+              <w:rPr>
+                <w:rFonts w:ascii="Arial" w:hAnsi="Arial" w:eastAsia="Arial" w:cs="Tahoma"/>
                 <w:sz w:val="18"/>
               </w:rPr>
               <w:t>Document APIs, reports, attachments</w:t>
@@ -1367,13 +1367,13 @@
             </w:pPr>
             <w:r>
               <w:rPr>
-                <w:rFonts w:ascii="Arial" w:hAnsi="Arial" w:eastAsia="Arial"/>
-                <w:sz w:val="18"/>
-              </w:rPr>
-            </w:r>
-            <w:r>
-              <w:rPr>
-                <w:rFonts w:ascii="Arial" w:hAnsi="Arial" w:eastAsia="Arial"/>
+                <w:rFonts w:ascii="Arial" w:hAnsi="Arial" w:eastAsia="Arial" w:cs="Tahoma"/>
+                <w:sz w:val="18"/>
+              </w:rPr>
+            </w:r>
+            <w:r>
+              <w:rPr>
+                <w:rFonts w:ascii="Arial" w:hAnsi="Arial" w:eastAsia="Arial" w:cs="Tahoma"/>
                 <w:sz w:val="18"/>
               </w:rPr>
               <w:t>3</w:t>
@@ -1392,13 +1392,13 @@
             </w:pPr>
             <w:r>
               <w:rPr>
-                <w:rFonts w:ascii="Arial" w:hAnsi="Arial" w:eastAsia="Arial"/>
-                <w:sz w:val="18"/>
-              </w:rPr>
-            </w:r>
-            <w:r>
-              <w:rPr>
-                <w:rFonts w:ascii="Arial" w:hAnsi="Arial" w:eastAsia="Arial"/>
+                <w:rFonts w:ascii="Arial" w:hAnsi="Arial" w:eastAsia="Arial" w:cs="Tahoma"/>
+                <w:sz w:val="18"/>
+              </w:rPr>
+            </w:r>
+            <w:r>
+              <w:rPr>
+                <w:rFonts w:ascii="Arial" w:hAnsi="Arial" w:eastAsia="Arial" w:cs="Tahoma"/>
                 <w:sz w:val="18"/>
               </w:rPr>
               <w:t>transaction_id (@srm/glb-workflow)</w:t>
@@ -1417,16 +1417,44 @@
             </w:pPr>
             <w:r>
               <w:rPr>
-                <w:rFonts w:ascii="Arial" w:hAnsi="Arial" w:eastAsia="Arial"/>
-                <w:sz w:val="18"/>
-              </w:rPr>
-            </w:r>
-            <w:r>
-              <w:rPr>
-                <w:rFonts w:ascii="Arial" w:hAnsi="Arial" w:eastAsia="Arial"/>
-                <w:sz w:val="18"/>
-              </w:rPr>
-              <w:t>workflow transaction ต่อเอกสาร — reference_id ยังไม่ตัดสินว่าเป็น doc_no หรือ surrogate id (DP-1)</w:t>
+                <w:rFonts w:ascii="Arial" w:hAnsi="Arial" w:eastAsia="Arial" w:cs="Tahoma"/>
+                <w:sz w:val="18"/>
+              </w:rPr>
+            </w:r>
+            <w:r>
+              <w:rPr>
+                <w:rFonts w:ascii="Arial" w:hAnsi="Arial" w:eastAsia="Arial" w:cs="Tahoma"/>
+                <w:sz w:val="18"/>
+              </w:rPr>
+              <w:t xml:space="preserve">workflow transaction ต่อเอกสาร — </w:t>
+            </w:r>
+            <w:r>
+              <w:rPr>
+                <w:rFonts w:ascii="Courier New" w:hAnsi="Courier New" w:eastAsia="Courier New" w:cs="Tahoma"/>
+                <w:sz w:val="18"/>
+              </w:rPr>
+              <w:t>reference_id</w:t>
+            </w:r>
+            <w:r>
+              <w:rPr>
+                <w:rFonts w:ascii="Arial" w:hAnsi="Arial" w:eastAsia="Arial" w:cs="Tahoma"/>
+                <w:sz w:val="18"/>
+              </w:rPr>
+              <w:t xml:space="preserve"> = </w:t>
+            </w:r>
+            <w:r>
+              <w:rPr>
+                <w:rFonts w:ascii="Courier New" w:hAnsi="Courier New" w:eastAsia="Courier New" w:cs="Tahoma"/>
+                <w:sz w:val="18"/>
+              </w:rPr>
+              <w:t>compensation_documents.id</w:t>
+            </w:r>
+            <w:r>
+              <w:rPr>
+                <w:rFonts w:ascii="Arial" w:hAnsi="Arial" w:eastAsia="Arial" w:cs="Tahoma"/>
+                <w:sz w:val="18"/>
+              </w:rPr>
+              <w:t xml:space="preserve"> (surrogate · DP-1 ปิดแล้ว 2026-08-17)</w:t>
             </w:r>
           </w:p>
         </w:tc>
@@ -1442,13 +1470,13 @@
             </w:pPr>
             <w:r>
               <w:rPr>
-                <w:rFonts w:ascii="Arial" w:hAnsi="Arial" w:eastAsia="Arial"/>
-                <w:sz w:val="18"/>
-              </w:rPr>
-            </w:r>
-            <w:r>
-              <w:rPr>
-                <w:rFonts w:ascii="Arial" w:hAnsi="Arial" w:eastAsia="Arial"/>
+                <w:rFonts w:ascii="Arial" w:hAnsi="Arial" w:eastAsia="Arial" w:cs="Tahoma"/>
+                <w:sz w:val="18"/>
+              </w:rPr>
+            </w:r>
+            <w:r>
+              <w:rPr>
+                <w:rFonts w:ascii="Arial" w:hAnsi="Arial" w:eastAsia="Arial" w:cs="Tahoma"/>
                 <w:sz w:val="18"/>
               </w:rPr>
               <w:t>Workflow engine ใน schema sps_store</w:t>
@@ -1472,13 +1500,13 @@
             </w:pPr>
             <w:r>
               <w:rPr>
-                <w:rFonts w:ascii="Arial" w:hAnsi="Arial" w:eastAsia="Arial"/>
-                <w:sz w:val="18"/>
-              </w:rPr>
-            </w:r>
-            <w:r>
-              <w:rPr>
-                <w:rFonts w:ascii="Arial" w:hAnsi="Arial" w:eastAsia="Arial"/>
+                <w:rFonts w:ascii="Arial" w:hAnsi="Arial" w:eastAsia="Arial" w:cs="Tahoma"/>
+                <w:sz w:val="18"/>
+              </w:rPr>
+            </w:r>
+            <w:r>
+              <w:rPr>
+                <w:rFonts w:ascii="Arial" w:hAnsi="Arial" w:eastAsia="Arial" w:cs="Tahoma"/>
                 <w:sz w:val="18"/>
               </w:rPr>
               <w:t>4</w:t>
@@ -1497,13 +1525,13 @@
             </w:pPr>
             <w:r>
               <w:rPr>
-                <w:rFonts w:ascii="Arial" w:hAnsi="Arial" w:eastAsia="Arial"/>
-                <w:sz w:val="18"/>
-              </w:rPr>
-            </w:r>
-            <w:r>
-              <w:rPr>
-                <w:rFonts w:ascii="Arial" w:hAnsi="Arial" w:eastAsia="Arial"/>
+                <w:rFonts w:ascii="Arial" w:hAnsi="Arial" w:eastAsia="Arial" w:cs="Tahoma"/>
+                <w:sz w:val="18"/>
+              </w:rPr>
+            </w:r>
+            <w:r>
+              <w:rPr>
+                <w:rFonts w:ascii="Arial" w:hAnsi="Arial" w:eastAsia="Arial" w:cs="Tahoma"/>
                 <w:sz w:val="18"/>
               </w:rPr>
               <w:t>approver_id (@srm/glb-workflow)</w:t>
@@ -1522,13 +1550,13 @@
             </w:pPr>
             <w:r>
               <w:rPr>
-                <w:rFonts w:ascii="Arial" w:hAnsi="Arial" w:eastAsia="Arial"/>
-                <w:sz w:val="18"/>
-              </w:rPr>
-            </w:r>
-            <w:r>
-              <w:rPr>
-                <w:rFonts w:ascii="Arial" w:hAnsi="Arial" w:eastAsia="Arial"/>
+                <w:rFonts w:ascii="Arial" w:hAnsi="Arial" w:eastAsia="Arial" w:cs="Tahoma"/>
+                <w:sz w:val="18"/>
+              </w:rPr>
+            </w:r>
+            <w:r>
+              <w:rPr>
+                <w:rFonts w:ascii="Arial" w:hAnsi="Arial" w:eastAsia="Arial" w:cs="Tahoma"/>
                 <w:sz w:val="18"/>
               </w:rPr>
               <w:t>ผู้อนุมัติต่อ state — แทน task_id เดิม</w:t>
@@ -1547,13 +1575,13 @@
             </w:pPr>
             <w:r>
               <w:rPr>
-                <w:rFonts w:ascii="Arial" w:hAnsi="Arial" w:eastAsia="Arial"/>
-                <w:sz w:val="18"/>
-              </w:rPr>
-            </w:r>
-            <w:r>
-              <w:rPr>
-                <w:rFonts w:ascii="Arial" w:hAnsi="Arial" w:eastAsia="Arial"/>
+                <w:rFonts w:ascii="Arial" w:hAnsi="Arial" w:eastAsia="Arial" w:cs="Tahoma"/>
+                <w:sz w:val="18"/>
+              </w:rPr>
+            </w:r>
+            <w:r>
+              <w:rPr>
+                <w:rFonts w:ascii="Arial" w:hAnsi="Arial" w:eastAsia="Arial" w:cs="Tahoma"/>
                 <w:sz w:val="18"/>
               </w:rPr>
               <w:t>Inbox/current approver guard</w:t>
@@ -1577,13 +1605,13 @@
             </w:pPr>
             <w:r>
               <w:rPr>
-                <w:rFonts w:ascii="Arial" w:hAnsi="Arial" w:eastAsia="Arial"/>
-                <w:sz w:val="18"/>
-              </w:rPr>
-            </w:r>
-            <w:r>
-              <w:rPr>
-                <w:rFonts w:ascii="Arial" w:hAnsi="Arial" w:eastAsia="Arial"/>
+                <w:rFonts w:ascii="Arial" w:hAnsi="Arial" w:eastAsia="Arial" w:cs="Tahoma"/>
+                <w:sz w:val="18"/>
+              </w:rPr>
+            </w:r>
+            <w:r>
+              <w:rPr>
+                <w:rFonts w:ascii="Arial" w:hAnsi="Arial" w:eastAsia="Arial" w:cs="Tahoma"/>
                 <w:sz w:val="18"/>
               </w:rPr>
               <w:t>5</w:t>
@@ -1602,13 +1630,13 @@
             </w:pPr>
             <w:r>
               <w:rPr>
-                <w:rFonts w:ascii="Arial" w:hAnsi="Arial" w:eastAsia="Arial"/>
-                <w:sz w:val="18"/>
-              </w:rPr>
-            </w:r>
-            <w:r>
-              <w:rPr>
-                <w:rFonts w:ascii="Arial" w:hAnsi="Arial" w:eastAsia="Arial"/>
+                <w:rFonts w:ascii="Arial" w:hAnsi="Arial" w:eastAsia="Arial" w:cs="Tahoma"/>
+                <w:sz w:val="18"/>
+              </w:rPr>
+            </w:r>
+            <w:r>
+              <w:rPr>
+                <w:rFonts w:ascii="Arial" w:hAnsi="Arial" w:eastAsia="Arial" w:cs="Tahoma"/>
                 <w:sz w:val="18"/>
               </w:rPr>
               <w:t>employee_id / user_id</w:t>
@@ -1627,13 +1655,13 @@
             </w:pPr>
             <w:r>
               <w:rPr>
-                <w:rFonts w:ascii="Arial" w:hAnsi="Arial" w:eastAsia="Arial"/>
-                <w:sz w:val="18"/>
-              </w:rPr>
-            </w:r>
-            <w:r>
-              <w:rPr>
-                <w:rFonts w:ascii="Arial" w:hAnsi="Arial" w:eastAsia="Arial"/>
+                <w:rFonts w:ascii="Arial" w:hAnsi="Arial" w:eastAsia="Arial" w:cs="Tahoma"/>
+                <w:sz w:val="18"/>
+              </w:rPr>
+            </w:r>
+            <w:r>
+              <w:rPr>
+                <w:rFonts w:ascii="Arial" w:hAnsi="Arial" w:eastAsia="Arial" w:cs="Tahoma"/>
                 <w:sz w:val="18"/>
               </w:rPr>
               <w:t>identity — มาจาก BFF header ไม่ใช่ตารางของ SBPGI</w:t>
@@ -1652,13 +1680,13 @@
             </w:pPr>
             <w:r>
               <w:rPr>
-                <w:rFonts w:ascii="Arial" w:hAnsi="Arial" w:eastAsia="Arial"/>
-                <w:sz w:val="18"/>
-              </w:rPr>
-            </w:r>
-            <w:r>
-              <w:rPr>
-                <w:rFonts w:ascii="Arial" w:hAnsi="Arial" w:eastAsia="Arial"/>
+                <w:rFonts w:ascii="Arial" w:hAnsi="Arial" w:eastAsia="Arial" w:cs="Tahoma"/>
+                <w:sz w:val="18"/>
+              </w:rPr>
+            </w:r>
+            <w:r>
+              <w:rPr>
+                <w:rFonts w:ascii="Arial" w:hAnsi="Arial" w:eastAsia="Arial" w:cs="Tahoma"/>
                 <w:sz w:val="18"/>
               </w:rPr>
               <w:t>lookup, assignment</w:t>
@@ -1711,7 +1739,7 @@
             <w:r/>
             <w:r>
               <w:rPr>
-                <w:rFonts w:ascii="Arial" w:hAnsi="Arial" w:eastAsia="Arial"/>
+                <w:rFonts w:ascii="Arial" w:hAnsi="Arial" w:eastAsia="Arial" w:cs="Tahoma"/>
                 <w:b/>
                 <w:sz w:val="18"/>
               </w:rPr>
@@ -1733,7 +1761,7 @@
             <w:r/>
             <w:r>
               <w:rPr>
-                <w:rFonts w:ascii="Arial" w:hAnsi="Arial" w:eastAsia="Arial"/>
+                <w:rFonts w:ascii="Arial" w:hAnsi="Arial" w:eastAsia="Arial" w:cs="Tahoma"/>
                 <w:b/>
                 <w:sz w:val="18"/>
               </w:rPr>
@@ -1755,7 +1783,7 @@
             <w:r/>
             <w:r>
               <w:rPr>
-                <w:rFonts w:ascii="Arial" w:hAnsi="Arial" w:eastAsia="Arial"/>
+                <w:rFonts w:ascii="Arial" w:hAnsi="Arial" w:eastAsia="Arial" w:cs="Tahoma"/>
                 <w:b/>
                 <w:sz w:val="18"/>
               </w:rPr>
@@ -1777,7 +1805,7 @@
             <w:r/>
             <w:r>
               <w:rPr>
-                <w:rFonts w:ascii="Arial" w:hAnsi="Arial" w:eastAsia="Arial"/>
+                <w:rFonts w:ascii="Arial" w:hAnsi="Arial" w:eastAsia="Arial" w:cs="Tahoma"/>
                 <w:b/>
                 <w:sz w:val="18"/>
               </w:rPr>
@@ -1799,7 +1827,7 @@
             <w:r/>
             <w:r>
               <w:rPr>
-                <w:rFonts w:ascii="Arial" w:hAnsi="Arial" w:eastAsia="Arial"/>
+                <w:rFonts w:ascii="Arial" w:hAnsi="Arial" w:eastAsia="Arial" w:cs="Tahoma"/>
                 <w:b/>
                 <w:sz w:val="18"/>
               </w:rPr>
@@ -1824,13 +1852,13 @@
             </w:pPr>
             <w:r>
               <w:rPr>
-                <w:rFonts w:ascii="Arial" w:hAnsi="Arial" w:eastAsia="Arial"/>
-                <w:sz w:val="18"/>
-              </w:rPr>
-            </w:r>
-            <w:r>
-              <w:rPr>
-                <w:rFonts w:ascii="Arial" w:hAnsi="Arial" w:eastAsia="Arial"/>
+                <w:rFonts w:ascii="Arial" w:hAnsi="Arial" w:eastAsia="Arial" w:cs="Tahoma"/>
+                <w:sz w:val="18"/>
+              </w:rPr>
+            </w:r>
+            <w:r>
+              <w:rPr>
+                <w:rFonts w:ascii="Arial" w:hAnsi="Arial" w:eastAsia="Arial" w:cs="Tahoma"/>
                 <w:sz w:val="18"/>
               </w:rPr>
               <w:t>A</w:t>
@@ -1849,13 +1877,13 @@
             </w:pPr>
             <w:r>
               <w:rPr>
-                <w:rFonts w:ascii="Arial" w:hAnsi="Arial" w:eastAsia="Arial"/>
-                <w:sz w:val="18"/>
-              </w:rPr>
-            </w:r>
-            <w:r>
-              <w:rPr>
-                <w:rFonts w:ascii="Arial" w:hAnsi="Arial" w:eastAsia="Arial"/>
+                <w:rFonts w:ascii="Arial" w:hAnsi="Arial" w:eastAsia="Arial" w:cs="Tahoma"/>
+                <w:sz w:val="18"/>
+              </w:rPr>
+            </w:r>
+            <w:r>
+              <w:rPr>
+                <w:rFonts w:ascii="Arial" w:hAnsi="Arial" w:eastAsia="Arial" w:cs="Tahoma"/>
                 <w:sz w:val="18"/>
               </w:rPr>
               <w:t>fgi_impact_stores</w:t>
@@ -1874,13 +1902,13 @@
             </w:pPr>
             <w:r>
               <w:rPr>
-                <w:rFonts w:ascii="Arial" w:hAnsi="Arial" w:eastAsia="Arial"/>
-                <w:sz w:val="18"/>
-              </w:rPr>
-            </w:r>
-            <w:r>
-              <w:rPr>
-                <w:rFonts w:ascii="Arial" w:hAnsi="Arial" w:eastAsia="Arial"/>
+                <w:rFonts w:ascii="Arial" w:hAnsi="Arial" w:eastAsia="Arial" w:cs="Tahoma"/>
+                <w:sz w:val="18"/>
+              </w:rPr>
+            </w:r>
+            <w:r>
+              <w:rPr>
+                <w:rFonts w:ascii="Arial" w:hAnsi="Arial" w:eastAsia="Arial" w:cs="Tahoma"/>
                 <w:sz w:val="18"/>
               </w:rPr>
               <w:t>id</w:t>
@@ -1899,13 +1927,13 @@
             </w:pPr>
             <w:r>
               <w:rPr>
-                <w:rFonts w:ascii="Arial" w:hAnsi="Arial" w:eastAsia="Arial"/>
-                <w:sz w:val="18"/>
-              </w:rPr>
-            </w:r>
-            <w:r>
-              <w:rPr>
-                <w:rFonts w:ascii="Arial" w:hAnsi="Arial" w:eastAsia="Arial"/>
+                <w:rFonts w:ascii="Arial" w:hAnsi="Arial" w:eastAsia="Arial" w:cs="Tahoma"/>
+                <w:sz w:val="18"/>
+              </w:rPr>
+            </w:r>
+            <w:r>
+              <w:rPr>
+                <w:rFonts w:ascii="Arial" w:hAnsi="Arial" w:eastAsia="Arial" w:cs="Tahoma"/>
                 <w:sz w:val="18"/>
               </w:rPr>
               <w:t>impact_process_id, impacted_store_code</w:t>
@@ -1924,13 +1952,13 @@
             </w:pPr>
             <w:r>
               <w:rPr>
-                <w:rFonts w:ascii="Arial" w:hAnsi="Arial" w:eastAsia="Arial"/>
-                <w:sz w:val="18"/>
-              </w:rPr>
-            </w:r>
-            <w:r>
-              <w:rPr>
-                <w:rFonts w:ascii="Arial" w:hAnsi="Arial" w:eastAsia="Arial"/>
+                <w:rFonts w:ascii="Arial" w:hAnsi="Arial" w:eastAsia="Arial" w:cs="Tahoma"/>
+                <w:sz w:val="18"/>
+              </w:rPr>
+            </w:r>
+            <w:r>
+              <w:rPr>
+                <w:rFonts w:ascii="Arial" w:hAnsi="Arial" w:eastAsia="Arial" w:cs="Tahoma"/>
                 <w:sz w:val="18"/>
               </w:rPr>
               <w:t>impact pair; sales request and allocation data</w:t>
@@ -1954,13 +1982,13 @@
             </w:pPr>
             <w:r>
               <w:rPr>
-                <w:rFonts w:ascii="Arial" w:hAnsi="Arial" w:eastAsia="Arial"/>
-                <w:sz w:val="18"/>
-              </w:rPr>
-            </w:r>
-            <w:r>
-              <w:rPr>
-                <w:rFonts w:ascii="Arial" w:hAnsi="Arial" w:eastAsia="Arial"/>
+                <w:rFonts w:ascii="Arial" w:hAnsi="Arial" w:eastAsia="Arial" w:cs="Tahoma"/>
+                <w:sz w:val="18"/>
+              </w:rPr>
+            </w:r>
+            <w:r>
+              <w:rPr>
+                <w:rFonts w:ascii="Arial" w:hAnsi="Arial" w:eastAsia="Arial" w:cs="Tahoma"/>
                 <w:sz w:val="18"/>
               </w:rPr>
               <w:t>A</w:t>
@@ -1979,13 +2007,13 @@
             </w:pPr>
             <w:r>
               <w:rPr>
-                <w:rFonts w:ascii="Arial" w:hAnsi="Arial" w:eastAsia="Arial"/>
-                <w:sz w:val="18"/>
-              </w:rPr>
-            </w:r>
-            <w:r>
-              <w:rPr>
-                <w:rFonts w:ascii="Arial" w:hAnsi="Arial" w:eastAsia="Arial"/>
+                <w:rFonts w:ascii="Arial" w:hAnsi="Arial" w:eastAsia="Arial" w:cs="Tahoma"/>
+                <w:sz w:val="18"/>
+              </w:rPr>
+            </w:r>
+            <w:r>
+              <w:rPr>
+                <w:rFonts w:ascii="Arial" w:hAnsi="Arial" w:eastAsia="Arial" w:cs="Tahoma"/>
                 <w:sz w:val="18"/>
               </w:rPr>
               <w:t>fgi_impact_processes</w:t>
@@ -2004,13 +2032,13 @@
             </w:pPr>
             <w:r>
               <w:rPr>
-                <w:rFonts w:ascii="Arial" w:hAnsi="Arial" w:eastAsia="Arial"/>
-                <w:sz w:val="18"/>
-              </w:rPr>
-            </w:r>
-            <w:r>
-              <w:rPr>
-                <w:rFonts w:ascii="Arial" w:hAnsi="Arial" w:eastAsia="Arial"/>
+                <w:rFonts w:ascii="Arial" w:hAnsi="Arial" w:eastAsia="Arial" w:cs="Tahoma"/>
+                <w:sz w:val="18"/>
+              </w:rPr>
+            </w:r>
+            <w:r>
+              <w:rPr>
+                <w:rFonts w:ascii="Arial" w:hAnsi="Arial" w:eastAsia="Arial" w:cs="Tahoma"/>
                 <w:sz w:val="18"/>
               </w:rPr>
               <w:t>id</w:t>
@@ -2029,13 +2057,13 @@
             </w:pPr>
             <w:r>
               <w:rPr>
-                <w:rFonts w:ascii="Arial" w:hAnsi="Arial" w:eastAsia="Arial"/>
-                <w:sz w:val="18"/>
-              </w:rPr>
-            </w:r>
-            <w:r>
-              <w:rPr>
-                <w:rFonts w:ascii="Arial" w:hAnsi="Arial" w:eastAsia="Arial"/>
+                <w:rFonts w:ascii="Arial" w:hAnsi="Arial" w:eastAsia="Arial" w:cs="Tahoma"/>
+                <w:sz w:val="18"/>
+              </w:rPr>
+            </w:r>
+            <w:r>
+              <w:rPr>
+                <w:rFonts w:ascii="Arial" w:hAnsi="Arial" w:eastAsia="Arial" w:cs="Tahoma"/>
                 <w:sz w:val="18"/>
               </w:rPr>
               <w:t>impacted_store_code</w:t>
@@ -2054,13 +2082,13 @@
             </w:pPr>
             <w:r>
               <w:rPr>
-                <w:rFonts w:ascii="Arial" w:hAnsi="Arial" w:eastAsia="Arial"/>
-                <w:sz w:val="18"/>
-              </w:rPr>
-            </w:r>
-            <w:r>
-              <w:rPr>
-                <w:rFonts w:ascii="Arial" w:hAnsi="Arial" w:eastAsia="Arial"/>
+                <w:rFonts w:ascii="Arial" w:hAnsi="Arial" w:eastAsia="Arial" w:cs="Tahoma"/>
+                <w:sz w:val="18"/>
+              </w:rPr>
+            </w:r>
+            <w:r>
+              <w:rPr>
+                <w:rFonts w:ascii="Arial" w:hAnsi="Arial" w:eastAsia="Arial" w:cs="Tahoma"/>
                 <w:sz w:val="18"/>
               </w:rPr>
               <w:t>impact process hub and canonical workflow_generation_status</w:t>
@@ -2084,13 +2112,13 @@
             </w:pPr>
             <w:r>
               <w:rPr>
-                <w:rFonts w:ascii="Arial" w:hAnsi="Arial" w:eastAsia="Arial"/>
-                <w:sz w:val="18"/>
-              </w:rPr>
-            </w:r>
-            <w:r>
-              <w:rPr>
-                <w:rFonts w:ascii="Arial" w:hAnsi="Arial" w:eastAsia="Arial"/>
+                <w:rFonts w:ascii="Arial" w:hAnsi="Arial" w:eastAsia="Arial" w:cs="Tahoma"/>
+                <w:sz w:val="18"/>
+              </w:rPr>
+            </w:r>
+            <w:r>
+              <w:rPr>
+                <w:rFonts w:ascii="Arial" w:hAnsi="Arial" w:eastAsia="Arial" w:cs="Tahoma"/>
                 <w:sz w:val="18"/>
               </w:rPr>
               <w:t>A</w:t>
@@ -2109,13 +2137,13 @@
             </w:pPr>
             <w:r>
               <w:rPr>
-                <w:rFonts w:ascii="Arial" w:hAnsi="Arial" w:eastAsia="Arial"/>
-                <w:sz w:val="18"/>
-              </w:rPr>
-            </w:r>
-            <w:r>
-              <w:rPr>
-                <w:rFonts w:ascii="Arial" w:hAnsi="Arial" w:eastAsia="Arial"/>
+                <w:rFonts w:ascii="Arial" w:hAnsi="Arial" w:eastAsia="Arial" w:cs="Tahoma"/>
+                <w:sz w:val="18"/>
+              </w:rPr>
+            </w:r>
+            <w:r>
+              <w:rPr>
+                <w:rFonts w:ascii="Arial" w:hAnsi="Arial" w:eastAsia="Arial" w:cs="Tahoma"/>
                 <w:sz w:val="18"/>
               </w:rPr>
               <w:t>fgi_impact_sales_summaries</w:t>
@@ -2134,13 +2162,13 @@
             </w:pPr>
             <w:r>
               <w:rPr>
-                <w:rFonts w:ascii="Arial" w:hAnsi="Arial" w:eastAsia="Arial"/>
-                <w:sz w:val="18"/>
-              </w:rPr>
-            </w:r>
-            <w:r>
-              <w:rPr>
-                <w:rFonts w:ascii="Arial" w:hAnsi="Arial" w:eastAsia="Arial"/>
+                <w:rFonts w:ascii="Arial" w:hAnsi="Arial" w:eastAsia="Arial" w:cs="Tahoma"/>
+                <w:sz w:val="18"/>
+              </w:rPr>
+            </w:r>
+            <w:r>
+              <w:rPr>
+                <w:rFonts w:ascii="Arial" w:hAnsi="Arial" w:eastAsia="Arial" w:cs="Tahoma"/>
                 <w:sz w:val="18"/>
               </w:rPr>
               <w:t>id</w:t>
@@ -2159,13 +2187,13 @@
             </w:pPr>
             <w:r>
               <w:rPr>
-                <w:rFonts w:ascii="Arial" w:hAnsi="Arial" w:eastAsia="Arial"/>
-                <w:sz w:val="18"/>
-              </w:rPr>
-            </w:r>
-            <w:r>
-              <w:rPr>
-                <w:rFonts w:ascii="Arial" w:hAnsi="Arial" w:eastAsia="Arial"/>
+                <w:rFonts w:ascii="Arial" w:hAnsi="Arial" w:eastAsia="Arial" w:cs="Tahoma"/>
+                <w:sz w:val="18"/>
+              </w:rPr>
+            </w:r>
+            <w:r>
+              <w:rPr>
+                <w:rFonts w:ascii="Arial" w:hAnsi="Arial" w:eastAsia="Arial" w:cs="Tahoma"/>
                 <w:sz w:val="18"/>
               </w:rPr>
               <w:t>impact_process_id</w:t>
@@ -2184,13 +2212,13 @@
             </w:pPr>
             <w:r>
               <w:rPr>
-                <w:rFonts w:ascii="Arial" w:hAnsi="Arial" w:eastAsia="Arial"/>
-                <w:sz w:val="18"/>
-              </w:rPr>
-            </w:r>
-            <w:r>
-              <w:rPr>
-                <w:rFonts w:ascii="Arial" w:hAnsi="Arial" w:eastAsia="Arial"/>
+                <w:rFonts w:ascii="Arial" w:hAnsi="Arial" w:eastAsia="Arial" w:cs="Tahoma"/>
+                <w:sz w:val="18"/>
+              </w:rPr>
+            </w:r>
+            <w:r>
+              <w:rPr>
+                <w:rFonts w:ascii="Arial" w:hAnsi="Arial" w:eastAsia="Arial" w:cs="Tahoma"/>
                 <w:sz w:val="18"/>
               </w:rPr>
               <w:t>sales summary/growth rate</w:t>
@@ -2214,13 +2242,13 @@
             </w:pPr>
             <w:r>
               <w:rPr>
-                <w:rFonts w:ascii="Arial" w:hAnsi="Arial" w:eastAsia="Arial"/>
-                <w:sz w:val="18"/>
-              </w:rPr>
-            </w:r>
-            <w:r>
-              <w:rPr>
-                <w:rFonts w:ascii="Arial" w:hAnsi="Arial" w:eastAsia="Arial"/>
+                <w:rFonts w:ascii="Arial" w:hAnsi="Arial" w:eastAsia="Arial" w:cs="Tahoma"/>
+                <w:sz w:val="18"/>
+              </w:rPr>
+            </w:r>
+            <w:r>
+              <w:rPr>
+                <w:rFonts w:ascii="Arial" w:hAnsi="Arial" w:eastAsia="Arial" w:cs="Tahoma"/>
                 <w:sz w:val="18"/>
               </w:rPr>
               <w:t>A</w:t>
@@ -2239,13 +2267,13 @@
             </w:pPr>
             <w:r>
               <w:rPr>
-                <w:rFonts w:ascii="Arial" w:hAnsi="Arial" w:eastAsia="Arial"/>
-                <w:sz w:val="18"/>
-              </w:rPr>
-            </w:r>
-            <w:r>
-              <w:rPr>
-                <w:rFonts w:ascii="Arial" w:hAnsi="Arial" w:eastAsia="Arial"/>
+                <w:rFonts w:ascii="Arial" w:hAnsi="Arial" w:eastAsia="Arial" w:cs="Tahoma"/>
+                <w:sz w:val="18"/>
+              </w:rPr>
+            </w:r>
+            <w:r>
+              <w:rPr>
+                <w:rFonts w:ascii="Arial" w:hAnsi="Arial" w:eastAsia="Arial" w:cs="Tahoma"/>
                 <w:sz w:val="18"/>
               </w:rPr>
               <w:t>sales_transactions</w:t>
@@ -2264,13 +2292,13 @@
             </w:pPr>
             <w:r>
               <w:rPr>
-                <w:rFonts w:ascii="Arial" w:hAnsi="Arial" w:eastAsia="Arial"/>
-                <w:sz w:val="18"/>
-              </w:rPr>
-            </w:r>
-            <w:r>
-              <w:rPr>
-                <w:rFonts w:ascii="Arial" w:hAnsi="Arial" w:eastAsia="Arial"/>
+                <w:rFonts w:ascii="Arial" w:hAnsi="Arial" w:eastAsia="Arial" w:cs="Tahoma"/>
+                <w:sz w:val="18"/>
+              </w:rPr>
+            </w:r>
+            <w:r>
+              <w:rPr>
+                <w:rFonts w:ascii="Arial" w:hAnsi="Arial" w:eastAsia="Arial" w:cs="Tahoma"/>
                 <w:sz w:val="18"/>
               </w:rPr>
               <w:t>id</w:t>
@@ -2289,13 +2317,13 @@
             </w:pPr>
             <w:r>
               <w:rPr>
-                <w:rFonts w:ascii="Arial" w:hAnsi="Arial" w:eastAsia="Arial"/>
-                <w:sz w:val="18"/>
-              </w:rPr>
-            </w:r>
-            <w:r>
-              <w:rPr>
-                <w:rFonts w:ascii="Arial" w:hAnsi="Arial" w:eastAsia="Arial"/>
+                <w:rFonts w:ascii="Arial" w:hAnsi="Arial" w:eastAsia="Arial" w:cs="Tahoma"/>
+                <w:sz w:val="18"/>
+              </w:rPr>
+            </w:r>
+            <w:r>
+              <w:rPr>
+                <w:rFonts w:ascii="Arial" w:hAnsi="Arial" w:eastAsia="Arial" w:cs="Tahoma"/>
                 <w:sz w:val="18"/>
               </w:rPr>
               <w:t>sales_summary_id</w:t>
@@ -2314,13 +2342,13 @@
             </w:pPr>
             <w:r>
               <w:rPr>
-                <w:rFonts w:ascii="Arial" w:hAnsi="Arial" w:eastAsia="Arial"/>
-                <w:sz w:val="18"/>
-              </w:rPr>
-            </w:r>
-            <w:r>
-              <w:rPr>
-                <w:rFonts w:ascii="Arial" w:hAnsi="Arial" w:eastAsia="Arial"/>
+                <w:rFonts w:ascii="Arial" w:hAnsi="Arial" w:eastAsia="Arial" w:cs="Tahoma"/>
+                <w:sz w:val="18"/>
+              </w:rPr>
+            </w:r>
+            <w:r>
+              <w:rPr>
+                <w:rFonts w:ascii="Arial" w:hAnsi="Arial" w:eastAsia="Arial" w:cs="Tahoma"/>
                 <w:sz w:val="18"/>
               </w:rPr>
               <w:t>daily sales 4 windows x 15 days</w:t>
@@ -2344,13 +2372,13 @@
             </w:pPr>
             <w:r>
               <w:rPr>
-                <w:rFonts w:ascii="Arial" w:hAnsi="Arial" w:eastAsia="Arial"/>
-                <w:sz w:val="18"/>
-              </w:rPr>
-            </w:r>
-            <w:r>
-              <w:rPr>
-                <w:rFonts w:ascii="Arial" w:hAnsi="Arial" w:eastAsia="Arial"/>
+                <w:rFonts w:ascii="Arial" w:hAnsi="Arial" w:eastAsia="Arial" w:cs="Tahoma"/>
+                <w:sz w:val="18"/>
+              </w:rPr>
+            </w:r>
+            <w:r>
+              <w:rPr>
+                <w:rFonts w:ascii="Arial" w:hAnsi="Arial" w:eastAsia="Arial" w:cs="Tahoma"/>
                 <w:sz w:val="18"/>
               </w:rPr>
               <w:t>A</w:t>
@@ -2369,13 +2397,13 @@
             </w:pPr>
             <w:r>
               <w:rPr>
-                <w:rFonts w:ascii="Arial" w:hAnsi="Arial" w:eastAsia="Arial"/>
-                <w:sz w:val="18"/>
-              </w:rPr>
-            </w:r>
-            <w:r>
-              <w:rPr>
-                <w:rFonts w:ascii="Arial" w:hAnsi="Arial" w:eastAsia="Arial"/>
+                <w:rFonts w:ascii="Arial" w:hAnsi="Arial" w:eastAsia="Arial" w:cs="Tahoma"/>
+                <w:sz w:val="18"/>
+              </w:rPr>
+            </w:r>
+            <w:r>
+              <w:rPr>
+                <w:rFonts w:ascii="Arial" w:hAnsi="Arial" w:eastAsia="Arial" w:cs="Tahoma"/>
                 <w:sz w:val="18"/>
               </w:rPr>
               <w:t>fgi_impact_competitors</w:t>
@@ -2394,13 +2422,13 @@
             </w:pPr>
             <w:r>
               <w:rPr>
-                <w:rFonts w:ascii="Arial" w:hAnsi="Arial" w:eastAsia="Arial"/>
-                <w:sz w:val="18"/>
-              </w:rPr>
-            </w:r>
-            <w:r>
-              <w:rPr>
-                <w:rFonts w:ascii="Arial" w:hAnsi="Arial" w:eastAsia="Arial"/>
+                <w:rFonts w:ascii="Arial" w:hAnsi="Arial" w:eastAsia="Arial" w:cs="Tahoma"/>
+                <w:sz w:val="18"/>
+              </w:rPr>
+            </w:r>
+            <w:r>
+              <w:rPr>
+                <w:rFonts w:ascii="Arial" w:hAnsi="Arial" w:eastAsia="Arial" w:cs="Tahoma"/>
                 <w:sz w:val="18"/>
               </w:rPr>
               <w:t>id</w:t>
@@ -2419,13 +2447,13 @@
             </w:pPr>
             <w:r>
               <w:rPr>
-                <w:rFonts w:ascii="Arial" w:hAnsi="Arial" w:eastAsia="Arial"/>
-                <w:sz w:val="18"/>
-              </w:rPr>
-            </w:r>
-            <w:r>
-              <w:rPr>
-                <w:rFonts w:ascii="Arial" w:hAnsi="Arial" w:eastAsia="Arial"/>
+                <w:rFonts w:ascii="Arial" w:hAnsi="Arial" w:eastAsia="Arial" w:cs="Tahoma"/>
+                <w:sz w:val="18"/>
+              </w:rPr>
+            </w:r>
+            <w:r>
+              <w:rPr>
+                <w:rFonts w:ascii="Arial" w:hAnsi="Arial" w:eastAsia="Arial" w:cs="Tahoma"/>
                 <w:sz w:val="18"/>
               </w:rPr>
               <w:t>impact_process_id</w:t>
@@ -2444,13 +2472,13 @@
             </w:pPr>
             <w:r>
               <w:rPr>
-                <w:rFonts w:ascii="Arial" w:hAnsi="Arial" w:eastAsia="Arial"/>
-                <w:sz w:val="18"/>
-              </w:rPr>
-            </w:r>
-            <w:r>
-              <w:rPr>
-                <w:rFonts w:ascii="Arial" w:hAnsi="Arial" w:eastAsia="Arial"/>
+                <w:rFonts w:ascii="Arial" w:hAnsi="Arial" w:eastAsia="Arial" w:cs="Tahoma"/>
+                <w:sz w:val="18"/>
+              </w:rPr>
+            </w:r>
+            <w:r>
+              <w:rPr>
+                <w:rFonts w:ascii="Arial" w:hAnsi="Arial" w:eastAsia="Arial" w:cs="Tahoma"/>
                 <w:sz w:val="18"/>
               </w:rPr>
               <w:t>ALLMAP competitors</w:t>
@@ -2474,13 +2502,13 @@
             </w:pPr>
             <w:r>
               <w:rPr>
-                <w:rFonts w:ascii="Arial" w:hAnsi="Arial" w:eastAsia="Arial"/>
-                <w:sz w:val="18"/>
-              </w:rPr>
-            </w:r>
-            <w:r>
-              <w:rPr>
-                <w:rFonts w:ascii="Arial" w:hAnsi="Arial" w:eastAsia="Arial"/>
+                <w:rFonts w:ascii="Arial" w:hAnsi="Arial" w:eastAsia="Arial" w:cs="Tahoma"/>
+                <w:sz w:val="18"/>
+              </w:rPr>
+            </w:r>
+            <w:r>
+              <w:rPr>
+                <w:rFonts w:ascii="Arial" w:hAnsi="Arial" w:eastAsia="Arial" w:cs="Tahoma"/>
                 <w:sz w:val="18"/>
               </w:rPr>
               <w:t>A</w:t>
@@ -2499,13 +2527,13 @@
             </w:pPr>
             <w:r>
               <w:rPr>
-                <w:rFonts w:ascii="Arial" w:hAnsi="Arial" w:eastAsia="Arial"/>
-                <w:sz w:val="18"/>
-              </w:rPr>
-            </w:r>
-            <w:r>
-              <w:rPr>
-                <w:rFonts w:ascii="Arial" w:hAnsi="Arial" w:eastAsia="Arial"/>
+                <w:rFonts w:ascii="Arial" w:hAnsi="Arial" w:eastAsia="Arial" w:cs="Tahoma"/>
+                <w:sz w:val="18"/>
+              </w:rPr>
+            </w:r>
+            <w:r>
+              <w:rPr>
+                <w:rFonts w:ascii="Arial" w:hAnsi="Arial" w:eastAsia="Arial" w:cs="Tahoma"/>
                 <w:sz w:val="18"/>
               </w:rPr>
               <w:t>fcs_qssi_score</w:t>
@@ -2524,13 +2552,13 @@
             </w:pPr>
             <w:r>
               <w:rPr>
-                <w:rFonts w:ascii="Arial" w:hAnsi="Arial" w:eastAsia="Arial"/>
-                <w:sz w:val="18"/>
-              </w:rPr>
-            </w:r>
-            <w:r>
-              <w:rPr>
-                <w:rFonts w:ascii="Arial" w:hAnsi="Arial" w:eastAsia="Arial"/>
+                <w:rFonts w:ascii="Arial" w:hAnsi="Arial" w:eastAsia="Arial" w:cs="Tahoma"/>
+                <w:sz w:val="18"/>
+              </w:rPr>
+            </w:r>
+            <w:r>
+              <w:rPr>
+                <w:rFonts w:ascii="Arial" w:hAnsi="Arial" w:eastAsia="Arial" w:cs="Tahoma"/>
                 <w:sz w:val="18"/>
               </w:rPr>
               <w:t>id</w:t>
@@ -2549,13 +2577,13 @@
             </w:pPr>
             <w:r>
               <w:rPr>
-                <w:rFonts w:ascii="Arial" w:hAnsi="Arial" w:eastAsia="Arial"/>
-                <w:sz w:val="18"/>
-              </w:rPr>
-            </w:r>
-            <w:r>
-              <w:rPr>
-                <w:rFonts w:ascii="Arial" w:hAnsi="Arial" w:eastAsia="Arial"/>
+                <w:rFonts w:ascii="Arial" w:hAnsi="Arial" w:eastAsia="Arial" w:cs="Tahoma"/>
+                <w:sz w:val="18"/>
+              </w:rPr>
+            </w:r>
+            <w:r>
+              <w:rPr>
+                <w:rFonts w:ascii="Arial" w:hAnsi="Arial" w:eastAsia="Arial" w:cs="Tahoma"/>
                 <w:sz w:val="18"/>
               </w:rPr>
               <w:t>store_id + category_code + period</w:t>
@@ -2574,13 +2602,13 @@
             </w:pPr>
             <w:r>
               <w:rPr>
-                <w:rFonts w:ascii="Arial" w:hAnsi="Arial" w:eastAsia="Arial"/>
-                <w:sz w:val="18"/>
-              </w:rPr>
-            </w:r>
-            <w:r>
-              <w:rPr>
-                <w:rFonts w:ascii="Arial" w:hAnsi="Arial" w:eastAsia="Arial"/>
+                <w:rFonts w:ascii="Arial" w:hAnsi="Arial" w:eastAsia="Arial" w:cs="Tahoma"/>
+                <w:sz w:val="18"/>
+              </w:rPr>
+            </w:r>
+            <w:r>
+              <w:rPr>
+                <w:rFonts w:ascii="Arial" w:hAnsi="Arial" w:eastAsia="Arial" w:cs="Tahoma"/>
                 <w:sz w:val="18"/>
               </w:rPr>
               <w:t>QSSI scores — ⚠️ REUSE ตารางเดิมของ sps_store (เอกพจน์ · 23,958,780 แถว · มี import pipeline POST /performance/import-qssi ใช้งานอยู่) ห้ามสร้างใหม่ และห้ามใช้ชื่อพหูพจน์ fcs_qssi_scores</w:t>
@@ -2604,13 +2632,13 @@
             </w:pPr>
             <w:r>
               <w:rPr>
-                <w:rFonts w:ascii="Arial" w:hAnsi="Arial" w:eastAsia="Arial"/>
-                <w:sz w:val="18"/>
-              </w:rPr>
-            </w:r>
-            <w:r>
-              <w:rPr>
-                <w:rFonts w:ascii="Arial" w:hAnsi="Arial" w:eastAsia="Arial"/>
+                <w:rFonts w:ascii="Arial" w:hAnsi="Arial" w:eastAsia="Arial" w:cs="Tahoma"/>
+                <w:sz w:val="18"/>
+              </w:rPr>
+            </w:r>
+            <w:r>
+              <w:rPr>
+                <w:rFonts w:ascii="Arial" w:hAnsi="Arial" w:eastAsia="Arial" w:cs="Tahoma"/>
                 <w:sz w:val="18"/>
               </w:rPr>
               <w:t>A</w:t>
@@ -2629,13 +2657,13 @@
             </w:pPr>
             <w:r>
               <w:rPr>
-                <w:rFonts w:ascii="Arial" w:hAnsi="Arial" w:eastAsia="Arial"/>
-                <w:sz w:val="18"/>
-              </w:rPr>
-            </w:r>
-            <w:r>
-              <w:rPr>
-                <w:rFonts w:ascii="Arial" w:hAnsi="Arial" w:eastAsia="Arial"/>
+                <w:rFonts w:ascii="Arial" w:hAnsi="Arial" w:eastAsia="Arial" w:cs="Tahoma"/>
+                <w:sz w:val="18"/>
+              </w:rPr>
+            </w:r>
+            <w:r>
+              <w:rPr>
+                <w:rFonts w:ascii="Arial" w:hAnsi="Arial" w:eastAsia="Arial" w:cs="Tahoma"/>
                 <w:sz w:val="18"/>
               </w:rPr>
               <w:t>interface_transactions</w:t>
@@ -2654,13 +2682,13 @@
             </w:pPr>
             <w:r>
               <w:rPr>
-                <w:rFonts w:ascii="Arial" w:hAnsi="Arial" w:eastAsia="Arial"/>
-                <w:sz w:val="18"/>
-              </w:rPr>
-            </w:r>
-            <w:r>
-              <w:rPr>
-                <w:rFonts w:ascii="Arial" w:hAnsi="Arial" w:eastAsia="Arial"/>
+                <w:rFonts w:ascii="Arial" w:hAnsi="Arial" w:eastAsia="Arial" w:cs="Tahoma"/>
+                <w:sz w:val="18"/>
+              </w:rPr>
+            </w:r>
+            <w:r>
+              <w:rPr>
+                <w:rFonts w:ascii="Arial" w:hAnsi="Arial" w:eastAsia="Arial" w:cs="Tahoma"/>
                 <w:sz w:val="18"/>
               </w:rPr>
               <w:t>id</w:t>
@@ -2679,13 +2707,13 @@
             </w:pPr>
             <w:r>
               <w:rPr>
-                <w:rFonts w:ascii="Arial" w:hAnsi="Arial" w:eastAsia="Arial"/>
-                <w:sz w:val="18"/>
-              </w:rPr>
-            </w:r>
-            <w:r>
-              <w:rPr>
-                <w:rFonts w:ascii="Arial" w:hAnsi="Arial" w:eastAsia="Arial"/>
+                <w:rFonts w:ascii="Arial" w:hAnsi="Arial" w:eastAsia="Arial" w:cs="Tahoma"/>
+                <w:sz w:val="18"/>
+              </w:rPr>
+            </w:r>
+            <w:r>
+              <w:rPr>
+                <w:rFonts w:ascii="Arial" w:hAnsi="Arial" w:eastAsia="Arial" w:cs="Tahoma"/>
                 <w:sz w:val="18"/>
               </w:rPr>
               <w:t>impact_process_id/sales_summary_id/doc_no</w:t>
@@ -2704,13 +2732,13 @@
             </w:pPr>
             <w:r>
               <w:rPr>
-                <w:rFonts w:ascii="Arial" w:hAnsi="Arial" w:eastAsia="Arial"/>
-                <w:sz w:val="18"/>
-              </w:rPr>
-            </w:r>
-            <w:r>
-              <w:rPr>
-                <w:rFonts w:ascii="Arial" w:hAnsi="Arial" w:eastAsia="Arial"/>
+                <w:rFonts w:ascii="Arial" w:hAnsi="Arial" w:eastAsia="Arial" w:cs="Tahoma"/>
+                <w:sz w:val="18"/>
+              </w:rPr>
+            </w:r>
+            <w:r>
+              <w:rPr>
+                <w:rFonts w:ascii="Arial" w:hAnsi="Arial" w:eastAsia="Arial" w:cs="Tahoma"/>
                 <w:sz w:val="18"/>
               </w:rPr>
               <w:t>interface tracking replacement</w:t>
@@ -2734,13 +2762,13 @@
             </w:pPr>
             <w:r>
               <w:rPr>
-                <w:rFonts w:ascii="Arial" w:hAnsi="Arial" w:eastAsia="Arial"/>
-                <w:sz w:val="18"/>
-              </w:rPr>
-            </w:r>
-            <w:r>
-              <w:rPr>
-                <w:rFonts w:ascii="Arial" w:hAnsi="Arial" w:eastAsia="Arial"/>
+                <w:rFonts w:ascii="Arial" w:hAnsi="Arial" w:eastAsia="Arial" w:cs="Tahoma"/>
+                <w:sz w:val="18"/>
+              </w:rPr>
+            </w:r>
+            <w:r>
+              <w:rPr>
+                <w:rFonts w:ascii="Arial" w:hAnsi="Arial" w:eastAsia="Arial" w:cs="Tahoma"/>
                 <w:sz w:val="18"/>
               </w:rPr>
               <w:t>B</w:t>
@@ -2759,13 +2787,13 @@
             </w:pPr>
             <w:r>
               <w:rPr>
-                <w:rFonts w:ascii="Arial" w:hAnsi="Arial" w:eastAsia="Arial"/>
-                <w:sz w:val="18"/>
-              </w:rPr>
-            </w:r>
-            <w:r>
-              <w:rPr>
-                <w:rFonts w:ascii="Arial" w:hAnsi="Arial" w:eastAsia="Arial"/>
+                <w:rFonts w:ascii="Arial" w:hAnsi="Arial" w:eastAsia="Arial" w:cs="Tahoma"/>
+                <w:sz w:val="18"/>
+              </w:rPr>
+            </w:r>
+            <w:r>
+              <w:rPr>
+                <w:rFonts w:ascii="Arial" w:hAnsi="Arial" w:eastAsia="Arial" w:cs="Tahoma"/>
                 <w:sz w:val="18"/>
               </w:rPr>
               <w:t>compensation_documents</w:t>
@@ -2784,13 +2812,13 @@
             </w:pPr>
             <w:r>
               <w:rPr>
-                <w:rFonts w:ascii="Arial" w:hAnsi="Arial" w:eastAsia="Arial"/>
-                <w:sz w:val="18"/>
-              </w:rPr>
-            </w:r>
-            <w:r>
-              <w:rPr>
-                <w:rFonts w:ascii="Arial" w:hAnsi="Arial" w:eastAsia="Arial"/>
+                <w:rFonts w:ascii="Arial" w:hAnsi="Arial" w:eastAsia="Arial" w:cs="Tahoma"/>
+                <w:sz w:val="18"/>
+              </w:rPr>
+            </w:r>
+            <w:r>
+              <w:rPr>
+                <w:rFonts w:ascii="Arial" w:hAnsi="Arial" w:eastAsia="Arial" w:cs="Tahoma"/>
                 <w:sz w:val="18"/>
               </w:rPr>
               <w:t>doc_no</w:t>
@@ -2809,13 +2837,13 @@
             </w:pPr>
             <w:r>
               <w:rPr>
-                <w:rFonts w:ascii="Arial" w:hAnsi="Arial" w:eastAsia="Arial"/>
-                <w:sz w:val="18"/>
-              </w:rPr>
-            </w:r>
-            <w:r>
-              <w:rPr>
-                <w:rFonts w:ascii="Arial" w:hAnsi="Arial" w:eastAsia="Arial"/>
+                <w:rFonts w:ascii="Arial" w:hAnsi="Arial" w:eastAsia="Arial" w:cs="Tahoma"/>
+                <w:sz w:val="18"/>
+              </w:rPr>
+            </w:r>
+            <w:r>
+              <w:rPr>
+                <w:rFonts w:ascii="Arial" w:hAnsi="Arial" w:eastAsia="Arial" w:cs="Tahoma"/>
                 <w:sz w:val="18"/>
               </w:rPr>
               <w:t>impact_process_id, status_code, current_section_code</w:t>
@@ -2834,13 +2862,13 @@
             </w:pPr>
             <w:r>
               <w:rPr>
-                <w:rFonts w:ascii="Arial" w:hAnsi="Arial" w:eastAsia="Arial"/>
-                <w:sz w:val="18"/>
-              </w:rPr>
-            </w:r>
-            <w:r>
-              <w:rPr>
-                <w:rFonts w:ascii="Arial" w:hAnsi="Arial" w:eastAsia="Arial"/>
+                <w:rFonts w:ascii="Arial" w:hAnsi="Arial" w:eastAsia="Arial" w:cs="Tahoma"/>
+                <w:sz w:val="18"/>
+              </w:rPr>
+            </w:r>
+            <w:r>
+              <w:rPr>
+                <w:rFonts w:ascii="Arial" w:hAnsi="Arial" w:eastAsia="Arial" w:cs="Tahoma"/>
                 <w:sz w:val="18"/>
               </w:rPr>
               <w:t>document header/core</w:t>
@@ -2864,13 +2892,13 @@
             </w:pPr>
             <w:r>
               <w:rPr>
-                <w:rFonts w:ascii="Arial" w:hAnsi="Arial" w:eastAsia="Arial"/>
-                <w:sz w:val="18"/>
-              </w:rPr>
-            </w:r>
-            <w:r>
-              <w:rPr>
-                <w:rFonts w:ascii="Arial" w:hAnsi="Arial" w:eastAsia="Arial"/>
+                <w:rFonts w:ascii="Arial" w:hAnsi="Arial" w:eastAsia="Arial" w:cs="Tahoma"/>
+                <w:sz w:val="18"/>
+              </w:rPr>
+            </w:r>
+            <w:r>
+              <w:rPr>
+                <w:rFonts w:ascii="Arial" w:hAnsi="Arial" w:eastAsia="Arial" w:cs="Tahoma"/>
                 <w:sz w:val="18"/>
               </w:rPr>
               <w:t>B</w:t>
@@ -2889,13 +2917,13 @@
             </w:pPr>
             <w:r>
               <w:rPr>
-                <w:rFonts w:ascii="Arial" w:hAnsi="Arial" w:eastAsia="Arial"/>
-                <w:sz w:val="18"/>
-              </w:rPr>
-            </w:r>
-            <w:r>
-              <w:rPr>
-                <w:rFonts w:ascii="Arial" w:hAnsi="Arial" w:eastAsia="Arial"/>
+                <w:rFonts w:ascii="Arial" w:hAnsi="Arial" w:eastAsia="Arial" w:cs="Tahoma"/>
+                <w:sz w:val="18"/>
+              </w:rPr>
+            </w:r>
+            <w:r>
+              <w:rPr>
+                <w:rFonts w:ascii="Arial" w:hAnsi="Arial" w:eastAsia="Arial" w:cs="Tahoma"/>
                 <w:sz w:val="18"/>
               </w:rPr>
               <w:t>document_new_stores</w:t>
@@ -2914,13 +2942,13 @@
             </w:pPr>
             <w:r>
               <w:rPr>
-                <w:rFonts w:ascii="Arial" w:hAnsi="Arial" w:eastAsia="Arial"/>
-                <w:sz w:val="18"/>
-              </w:rPr>
-            </w:r>
-            <w:r>
-              <w:rPr>
-                <w:rFonts w:ascii="Arial" w:hAnsi="Arial" w:eastAsia="Arial"/>
+                <w:rFonts w:ascii="Arial" w:hAnsi="Arial" w:eastAsia="Arial" w:cs="Tahoma"/>
+                <w:sz w:val="18"/>
+              </w:rPr>
+            </w:r>
+            <w:r>
+              <w:rPr>
+                <w:rFonts w:ascii="Arial" w:hAnsi="Arial" w:eastAsia="Arial" w:cs="Tahoma"/>
                 <w:sz w:val="18"/>
               </w:rPr>
               <w:t>id</w:t>
@@ -2939,13 +2967,13 @@
             </w:pPr>
             <w:r>
               <w:rPr>
-                <w:rFonts w:ascii="Arial" w:hAnsi="Arial" w:eastAsia="Arial"/>
-                <w:sz w:val="18"/>
-              </w:rPr>
-            </w:r>
-            <w:r>
-              <w:rPr>
-                <w:rFonts w:ascii="Arial" w:hAnsi="Arial" w:eastAsia="Arial"/>
+                <w:rFonts w:ascii="Arial" w:hAnsi="Arial" w:eastAsia="Arial" w:cs="Tahoma"/>
+                <w:sz w:val="18"/>
+              </w:rPr>
+            </w:r>
+            <w:r>
+              <w:rPr>
+                <w:rFonts w:ascii="Arial" w:hAnsi="Arial" w:eastAsia="Arial" w:cs="Tahoma"/>
                 <w:sz w:val="18"/>
               </w:rPr>
               <w:t>doc_no, new_store_code</w:t>
@@ -2964,13 +2992,13 @@
             </w:pPr>
             <w:r>
               <w:rPr>
-                <w:rFonts w:ascii="Arial" w:hAnsi="Arial" w:eastAsia="Arial"/>
-                <w:sz w:val="18"/>
-              </w:rPr>
-            </w:r>
-            <w:r>
-              <w:rPr>
-                <w:rFonts w:ascii="Arial" w:hAnsi="Arial" w:eastAsia="Arial"/>
+                <w:rFonts w:ascii="Arial" w:hAnsi="Arial" w:eastAsia="Arial" w:cs="Tahoma"/>
+                <w:sz w:val="18"/>
+              </w:rPr>
+            </w:r>
+            <w:r>
+              <w:rPr>
+                <w:rFonts w:ascii="Arial" w:hAnsi="Arial" w:eastAsia="Arial" w:cs="Tahoma"/>
                 <w:sz w:val="18"/>
               </w:rPr>
               <w:t>new stores, compensate percent and amount</w:t>
@@ -2994,13 +3022,13 @@
             </w:pPr>
             <w:r>
               <w:rPr>
-                <w:rFonts w:ascii="Arial" w:hAnsi="Arial" w:eastAsia="Arial"/>
-                <w:sz w:val="18"/>
-              </w:rPr>
-            </w:r>
-            <w:r>
-              <w:rPr>
-                <w:rFonts w:ascii="Arial" w:hAnsi="Arial" w:eastAsia="Arial"/>
+                <w:rFonts w:ascii="Arial" w:hAnsi="Arial" w:eastAsia="Arial" w:cs="Tahoma"/>
+                <w:sz w:val="18"/>
+              </w:rPr>
+            </w:r>
+            <w:r>
+              <w:rPr>
+                <w:rFonts w:ascii="Arial" w:hAnsi="Arial" w:eastAsia="Arial" w:cs="Tahoma"/>
                 <w:sz w:val="18"/>
               </w:rPr>
               <w:t>B</w:t>
@@ -3019,13 +3047,13 @@
             </w:pPr>
             <w:r>
               <w:rPr>
-                <w:rFonts w:ascii="Arial" w:hAnsi="Arial" w:eastAsia="Arial"/>
-                <w:sz w:val="18"/>
-              </w:rPr>
-            </w:r>
-            <w:r>
-              <w:rPr>
-                <w:rFonts w:ascii="Arial" w:hAnsi="Arial" w:eastAsia="Arial"/>
+                <w:rFonts w:ascii="Arial" w:hAnsi="Arial" w:eastAsia="Arial" w:cs="Tahoma"/>
+                <w:sz w:val="18"/>
+              </w:rPr>
+            </w:r>
+            <w:r>
+              <w:rPr>
+                <w:rFonts w:ascii="Arial" w:hAnsi="Arial" w:eastAsia="Arial" w:cs="Tahoma"/>
                 <w:sz w:val="18"/>
               </w:rPr>
               <w:t>document_competitors</w:t>
@@ -3044,13 +3072,13 @@
             </w:pPr>
             <w:r>
               <w:rPr>
-                <w:rFonts w:ascii="Arial" w:hAnsi="Arial" w:eastAsia="Arial"/>
-                <w:sz w:val="18"/>
-              </w:rPr>
-            </w:r>
-            <w:r>
-              <w:rPr>
-                <w:rFonts w:ascii="Arial" w:hAnsi="Arial" w:eastAsia="Arial"/>
+                <w:rFonts w:ascii="Arial" w:hAnsi="Arial" w:eastAsia="Arial" w:cs="Tahoma"/>
+                <w:sz w:val="18"/>
+              </w:rPr>
+            </w:r>
+            <w:r>
+              <w:rPr>
+                <w:rFonts w:ascii="Arial" w:hAnsi="Arial" w:eastAsia="Arial" w:cs="Tahoma"/>
                 <w:sz w:val="18"/>
               </w:rPr>
               <w:t>id</w:t>
@@ -3069,13 +3097,13 @@
             </w:pPr>
             <w:r>
               <w:rPr>
-                <w:rFonts w:ascii="Arial" w:hAnsi="Arial" w:eastAsia="Arial"/>
-                <w:sz w:val="18"/>
-              </w:rPr>
-            </w:r>
-            <w:r>
-              <w:rPr>
-                <w:rFonts w:ascii="Arial" w:hAnsi="Arial" w:eastAsia="Arial"/>
+                <w:rFonts w:ascii="Arial" w:hAnsi="Arial" w:eastAsia="Arial" w:cs="Tahoma"/>
+                <w:sz w:val="18"/>
+              </w:rPr>
+            </w:r>
+            <w:r>
+              <w:rPr>
+                <w:rFonts w:ascii="Arial" w:hAnsi="Arial" w:eastAsia="Arial" w:cs="Tahoma"/>
                 <w:sz w:val="18"/>
               </w:rPr>
               <w:t>doc_no, competitor_code</w:t>
@@ -3094,13 +3122,13 @@
             </w:pPr>
             <w:r>
               <w:rPr>
-                <w:rFonts w:ascii="Arial" w:hAnsi="Arial" w:eastAsia="Arial"/>
-                <w:sz w:val="18"/>
-              </w:rPr>
-            </w:r>
-            <w:r>
-              <w:rPr>
-                <w:rFonts w:ascii="Arial" w:hAnsi="Arial" w:eastAsia="Arial"/>
+                <w:rFonts w:ascii="Arial" w:hAnsi="Arial" w:eastAsia="Arial" w:cs="Tahoma"/>
+                <w:sz w:val="18"/>
+              </w:rPr>
+            </w:r>
+            <w:r>
+              <w:rPr>
+                <w:rFonts w:ascii="Arial" w:hAnsi="Arial" w:eastAsia="Arial" w:cs="Tahoma"/>
                 <w:sz w:val="18"/>
               </w:rPr>
               <w:t>document competitors</w:t>
@@ -3124,13 +3152,13 @@
             </w:pPr>
             <w:r>
               <w:rPr>
-                <w:rFonts w:ascii="Arial" w:hAnsi="Arial" w:eastAsia="Arial"/>
-                <w:sz w:val="18"/>
-              </w:rPr>
-            </w:r>
-            <w:r>
-              <w:rPr>
-                <w:rFonts w:ascii="Arial" w:hAnsi="Arial" w:eastAsia="Arial"/>
+                <w:rFonts w:ascii="Arial" w:hAnsi="Arial" w:eastAsia="Arial" w:cs="Tahoma"/>
+                <w:sz w:val="18"/>
+              </w:rPr>
+            </w:r>
+            <w:r>
+              <w:rPr>
+                <w:rFonts w:ascii="Arial" w:hAnsi="Arial" w:eastAsia="Arial" w:cs="Tahoma"/>
                 <w:sz w:val="18"/>
               </w:rPr>
               <w:t>B</w:t>
@@ -3149,13 +3177,13 @@
             </w:pPr>
             <w:r>
               <w:rPr>
-                <w:rFonts w:ascii="Arial" w:hAnsi="Arial" w:eastAsia="Arial"/>
-                <w:sz w:val="18"/>
-              </w:rPr>
-            </w:r>
-            <w:r>
-              <w:rPr>
-                <w:rFonts w:ascii="Arial" w:hAnsi="Arial" w:eastAsia="Arial"/>
+                <w:rFonts w:ascii="Arial" w:hAnsi="Arial" w:eastAsia="Arial" w:cs="Tahoma"/>
+                <w:sz w:val="18"/>
+              </w:rPr>
+            </w:r>
+            <w:r>
+              <w:rPr>
+                <w:rFonts w:ascii="Arial" w:hAnsi="Arial" w:eastAsia="Arial" w:cs="Tahoma"/>
                 <w:sz w:val="18"/>
               </w:rPr>
               <w:t>document_external_factors</w:t>
@@ -3174,13 +3202,13 @@
             </w:pPr>
             <w:r>
               <w:rPr>
-                <w:rFonts w:ascii="Arial" w:hAnsi="Arial" w:eastAsia="Arial"/>
-                <w:sz w:val="18"/>
-              </w:rPr>
-            </w:r>
-            <w:r>
-              <w:rPr>
-                <w:rFonts w:ascii="Arial" w:hAnsi="Arial" w:eastAsia="Arial"/>
+                <w:rFonts w:ascii="Arial" w:hAnsi="Arial" w:eastAsia="Arial" w:cs="Tahoma"/>
+                <w:sz w:val="18"/>
+              </w:rPr>
+            </w:r>
+            <w:r>
+              <w:rPr>
+                <w:rFonts w:ascii="Arial" w:hAnsi="Arial" w:eastAsia="Arial" w:cs="Tahoma"/>
                 <w:sz w:val="18"/>
               </w:rPr>
               <w:t>id</w:t>
@@ -3199,13 +3227,13 @@
             </w:pPr>
             <w:r>
               <w:rPr>
-                <w:rFonts w:ascii="Arial" w:hAnsi="Arial" w:eastAsia="Arial"/>
-                <w:sz w:val="18"/>
-              </w:rPr>
-            </w:r>
-            <w:r>
-              <w:rPr>
-                <w:rFonts w:ascii="Arial" w:hAnsi="Arial" w:eastAsia="Arial"/>
+                <w:rFonts w:ascii="Arial" w:hAnsi="Arial" w:eastAsia="Arial" w:cs="Tahoma"/>
+                <w:sz w:val="18"/>
+              </w:rPr>
+            </w:r>
+            <w:r>
+              <w:rPr>
+                <w:rFonts w:ascii="Arial" w:hAnsi="Arial" w:eastAsia="Arial" w:cs="Tahoma"/>
                 <w:sz w:val="18"/>
               </w:rPr>
               <w:t>doc_no, factor_code</w:t>
@@ -3224,13 +3252,13 @@
             </w:pPr>
             <w:r>
               <w:rPr>
-                <w:rFonts w:ascii="Arial" w:hAnsi="Arial" w:eastAsia="Arial"/>
-                <w:sz w:val="18"/>
-              </w:rPr>
-            </w:r>
-            <w:r>
-              <w:rPr>
-                <w:rFonts w:ascii="Arial" w:hAnsi="Arial" w:eastAsia="Arial"/>
+                <w:rFonts w:ascii="Arial" w:hAnsi="Arial" w:eastAsia="Arial" w:cs="Tahoma"/>
+                <w:sz w:val="18"/>
+              </w:rPr>
+            </w:r>
+            <w:r>
+              <w:rPr>
+                <w:rFonts w:ascii="Arial" w:hAnsi="Arial" w:eastAsia="Arial" w:cs="Tahoma"/>
                 <w:sz w:val="18"/>
               </w:rPr>
               <w:t>document external factors</w:t>
@@ -3254,13 +3282,13 @@
             </w:pPr>
             <w:r>
               <w:rPr>
-                <w:rFonts w:ascii="Arial" w:hAnsi="Arial" w:eastAsia="Arial"/>
-                <w:sz w:val="18"/>
-              </w:rPr>
-            </w:r>
-            <w:r>
-              <w:rPr>
-                <w:rFonts w:ascii="Arial" w:hAnsi="Arial" w:eastAsia="Arial"/>
+                <w:rFonts w:ascii="Arial" w:hAnsi="Arial" w:eastAsia="Arial" w:cs="Tahoma"/>
+                <w:sz w:val="18"/>
+              </w:rPr>
+            </w:r>
+            <w:r>
+              <w:rPr>
+                <w:rFonts w:ascii="Arial" w:hAnsi="Arial" w:eastAsia="Arial" w:cs="Tahoma"/>
                 <w:sz w:val="18"/>
               </w:rPr>
               <w:t>B</w:t>
@@ -3279,13 +3307,13 @@
             </w:pPr>
             <w:r>
               <w:rPr>
-                <w:rFonts w:ascii="Arial" w:hAnsi="Arial" w:eastAsia="Arial"/>
-                <w:sz w:val="18"/>
-              </w:rPr>
-            </w:r>
-            <w:r>
-              <w:rPr>
-                <w:rFonts w:ascii="Arial" w:hAnsi="Arial" w:eastAsia="Arial"/>
+                <w:rFonts w:ascii="Arial" w:hAnsi="Arial" w:eastAsia="Arial" w:cs="Tahoma"/>
+                <w:sz w:val="18"/>
+              </w:rPr>
+            </w:r>
+            <w:r>
+              <w:rPr>
+                <w:rFonts w:ascii="Arial" w:hAnsi="Arial" w:eastAsia="Arial" w:cs="Tahoma"/>
                 <w:sz w:val="18"/>
               </w:rPr>
               <w:t>consideration_logs</w:t>
@@ -3304,13 +3332,13 @@
             </w:pPr>
             <w:r>
               <w:rPr>
-                <w:rFonts w:ascii="Arial" w:hAnsi="Arial" w:eastAsia="Arial"/>
-                <w:sz w:val="18"/>
-              </w:rPr>
-            </w:r>
-            <w:r>
-              <w:rPr>
-                <w:rFonts w:ascii="Arial" w:hAnsi="Arial" w:eastAsia="Arial"/>
+                <w:rFonts w:ascii="Arial" w:hAnsi="Arial" w:eastAsia="Arial" w:cs="Tahoma"/>
+                <w:sz w:val="18"/>
+              </w:rPr>
+            </w:r>
+            <w:r>
+              <w:rPr>
+                <w:rFonts w:ascii="Arial" w:hAnsi="Arial" w:eastAsia="Arial" w:cs="Tahoma"/>
                 <w:sz w:val="18"/>
               </w:rPr>
               <w:t>id</w:t>
@@ -3329,13 +3357,13 @@
             </w:pPr>
             <w:r>
               <w:rPr>
-                <w:rFonts w:ascii="Arial" w:hAnsi="Arial" w:eastAsia="Arial"/>
-                <w:sz w:val="18"/>
-              </w:rPr>
-            </w:r>
-            <w:r>
-              <w:rPr>
-                <w:rFonts w:ascii="Arial" w:hAnsi="Arial" w:eastAsia="Arial"/>
+                <w:rFonts w:ascii="Arial" w:hAnsi="Arial" w:eastAsia="Arial" w:cs="Tahoma"/>
+                <w:sz w:val="18"/>
+              </w:rPr>
+            </w:r>
+            <w:r>
+              <w:rPr>
+                <w:rFonts w:ascii="Arial" w:hAnsi="Arial" w:eastAsia="Arial" w:cs="Tahoma"/>
                 <w:sz w:val="18"/>
               </w:rPr>
               <w:t>doc_no</w:t>
@@ -3354,13 +3382,13 @@
             </w:pPr>
             <w:r>
               <w:rPr>
-                <w:rFonts w:ascii="Arial" w:hAnsi="Arial" w:eastAsia="Arial"/>
-                <w:sz w:val="18"/>
-              </w:rPr>
-            </w:r>
-            <w:r>
-              <w:rPr>
-                <w:rFonts w:ascii="Arial" w:hAnsi="Arial" w:eastAsia="Arial"/>
+                <w:rFonts w:ascii="Arial" w:hAnsi="Arial" w:eastAsia="Arial" w:cs="Tahoma"/>
+                <w:sz w:val="18"/>
+              </w:rPr>
+            </w:r>
+            <w:r>
+              <w:rPr>
+                <w:rFonts w:ascii="Arial" w:hAnsi="Arial" w:eastAsia="Arial" w:cs="Tahoma"/>
                 <w:sz w:val="18"/>
               </w:rPr>
               <w:t>approval/action history (decision code, result category, attachments)</w:t>
@@ -3384,13 +3412,13 @@
             </w:pPr>
             <w:r>
               <w:rPr>
-                <w:rFonts w:ascii="Arial" w:hAnsi="Arial" w:eastAsia="Arial"/>
-                <w:sz w:val="18"/>
-              </w:rPr>
-            </w:r>
-            <w:r>
-              <w:rPr>
-                <w:rFonts w:ascii="Arial" w:hAnsi="Arial" w:eastAsia="Arial"/>
+                <w:rFonts w:ascii="Arial" w:hAnsi="Arial" w:eastAsia="Arial" w:cs="Tahoma"/>
+                <w:sz w:val="18"/>
+              </w:rPr>
+            </w:r>
+            <w:r>
+              <w:rPr>
+                <w:rFonts w:ascii="Arial" w:hAnsi="Arial" w:eastAsia="Arial" w:cs="Tahoma"/>
                 <w:sz w:val="18"/>
               </w:rPr>
               <w:t>B</w:t>
@@ -3409,13 +3437,13 @@
             </w:pPr>
             <w:r>
               <w:rPr>
-                <w:rFonts w:ascii="Arial" w:hAnsi="Arial" w:eastAsia="Arial"/>
-                <w:sz w:val="18"/>
-              </w:rPr>
-            </w:r>
-            <w:r>
-              <w:rPr>
-                <w:rFonts w:ascii="Arial" w:hAnsi="Arial" w:eastAsia="Arial"/>
+                <w:rFonts w:ascii="Arial" w:hAnsi="Arial" w:eastAsia="Arial" w:cs="Tahoma"/>
+                <w:sz w:val="18"/>
+              </w:rPr>
+            </w:r>
+            <w:r>
+              <w:rPr>
+                <w:rFonts w:ascii="Arial" w:hAnsi="Arial" w:eastAsia="Arial" w:cs="Tahoma"/>
                 <w:sz w:val="18"/>
               </w:rPr>
               <w:t>document_attachments</w:t>
@@ -3434,13 +3462,13 @@
             </w:pPr>
             <w:r>
               <w:rPr>
-                <w:rFonts w:ascii="Arial" w:hAnsi="Arial" w:eastAsia="Arial"/>
-                <w:sz w:val="18"/>
-              </w:rPr>
-            </w:r>
-            <w:r>
-              <w:rPr>
-                <w:rFonts w:ascii="Arial" w:hAnsi="Arial" w:eastAsia="Arial"/>
+                <w:rFonts w:ascii="Arial" w:hAnsi="Arial" w:eastAsia="Arial" w:cs="Tahoma"/>
+                <w:sz w:val="18"/>
+              </w:rPr>
+            </w:r>
+            <w:r>
+              <w:rPr>
+                <w:rFonts w:ascii="Arial" w:hAnsi="Arial" w:eastAsia="Arial" w:cs="Tahoma"/>
                 <w:sz w:val="18"/>
               </w:rPr>
               <w:t>attach_id</w:t>
@@ -3459,13 +3487,13 @@
             </w:pPr>
             <w:r>
               <w:rPr>
-                <w:rFonts w:ascii="Arial" w:hAnsi="Arial" w:eastAsia="Arial"/>
-                <w:sz w:val="18"/>
-              </w:rPr>
-            </w:r>
-            <w:r>
-              <w:rPr>
-                <w:rFonts w:ascii="Arial" w:hAnsi="Arial" w:eastAsia="Arial"/>
+                <w:rFonts w:ascii="Arial" w:hAnsi="Arial" w:eastAsia="Arial" w:cs="Tahoma"/>
+                <w:sz w:val="18"/>
+              </w:rPr>
+            </w:r>
+            <w:r>
+              <w:rPr>
+                <w:rFonts w:ascii="Arial" w:hAnsi="Arial" w:eastAsia="Arial" w:cs="Tahoma"/>
                 <w:sz w:val="18"/>
               </w:rPr>
               <w:t>doc_no</w:t>
@@ -3484,13 +3512,13 @@
             </w:pPr>
             <w:r>
               <w:rPr>
-                <w:rFonts w:ascii="Arial" w:hAnsi="Arial" w:eastAsia="Arial"/>
-                <w:sz w:val="18"/>
-              </w:rPr>
-            </w:r>
-            <w:r>
-              <w:rPr>
-                <w:rFonts w:ascii="Arial" w:hAnsi="Arial" w:eastAsia="Arial"/>
+                <w:rFonts w:ascii="Arial" w:hAnsi="Arial" w:eastAsia="Arial" w:cs="Tahoma"/>
+                <w:sz w:val="18"/>
+              </w:rPr>
+            </w:r>
+            <w:r>
+              <w:rPr>
+                <w:rFonts w:ascii="Arial" w:hAnsi="Arial" w:eastAsia="Arial" w:cs="Tahoma"/>
                 <w:sz w:val="18"/>
               </w:rPr>
               <w:t>attachment metadata; file storage uses existing SBP S3 service</w:t>
@@ -3514,13 +3542,13 @@
             </w:pPr>
             <w:r>
               <w:rPr>
-                <w:rFonts w:ascii="Arial" w:hAnsi="Arial" w:eastAsia="Arial"/>
-                <w:sz w:val="18"/>
-              </w:rPr>
-            </w:r>
-            <w:r>
-              <w:rPr>
-                <w:rFonts w:ascii="Arial" w:hAnsi="Arial" w:eastAsia="Arial"/>
+                <w:rFonts w:ascii="Arial" w:hAnsi="Arial" w:eastAsia="Arial" w:cs="Tahoma"/>
+                <w:sz w:val="18"/>
+              </w:rPr>
+            </w:r>
+            <w:r>
+              <w:rPr>
+                <w:rFonts w:ascii="Arial" w:hAnsi="Arial" w:eastAsia="Arial" w:cs="Tahoma"/>
                 <w:sz w:val="18"/>
               </w:rPr>
               <w:t>B</w:t>
@@ -3539,13 +3567,13 @@
             </w:pPr>
             <w:r>
               <w:rPr>
-                <w:rFonts w:ascii="Arial" w:hAnsi="Arial" w:eastAsia="Arial"/>
-                <w:sz w:val="18"/>
-              </w:rPr>
-            </w:r>
-            <w:r>
-              <w:rPr>
-                <w:rFonts w:ascii="Arial" w:hAnsi="Arial" w:eastAsia="Arial"/>
+                <w:rFonts w:ascii="Arial" w:hAnsi="Arial" w:eastAsia="Arial" w:cs="Tahoma"/>
+                <w:sz w:val="18"/>
+              </w:rPr>
+            </w:r>
+            <w:r>
+              <w:rPr>
+                <w:rFonts w:ascii="Arial" w:hAnsi="Arial" w:eastAsia="Arial" w:cs="Tahoma"/>
                 <w:sz w:val="18"/>
               </w:rPr>
               <w:t>compensation_histories</w:t>
@@ -3564,13 +3592,13 @@
             </w:pPr>
             <w:r>
               <w:rPr>
-                <w:rFonts w:ascii="Arial" w:hAnsi="Arial" w:eastAsia="Arial"/>
-                <w:sz w:val="18"/>
-              </w:rPr>
-            </w:r>
-            <w:r>
-              <w:rPr>
-                <w:rFonts w:ascii="Arial" w:hAnsi="Arial" w:eastAsia="Arial"/>
+                <w:rFonts w:ascii="Arial" w:hAnsi="Arial" w:eastAsia="Arial" w:cs="Tahoma"/>
+                <w:sz w:val="18"/>
+              </w:rPr>
+            </w:r>
+            <w:r>
+              <w:rPr>
+                <w:rFonts w:ascii="Arial" w:hAnsi="Arial" w:eastAsia="Arial" w:cs="Tahoma"/>
                 <w:sz w:val="18"/>
               </w:rPr>
               <w:t>id</w:t>
@@ -3589,13 +3617,13 @@
             </w:pPr>
             <w:r>
               <w:rPr>
-                <w:rFonts w:ascii="Arial" w:hAnsi="Arial" w:eastAsia="Arial"/>
-                <w:sz w:val="18"/>
-              </w:rPr>
-            </w:r>
-            <w:r>
-              <w:rPr>
-                <w:rFonts w:ascii="Arial" w:hAnsi="Arial" w:eastAsia="Arial"/>
+                <w:rFonts w:ascii="Arial" w:hAnsi="Arial" w:eastAsia="Arial" w:cs="Tahoma"/>
+                <w:sz w:val="18"/>
+              </w:rPr>
+            </w:r>
+            <w:r>
+              <w:rPr>
+                <w:rFonts w:ascii="Arial" w:hAnsi="Arial" w:eastAsia="Arial" w:cs="Tahoma"/>
                 <w:sz w:val="18"/>
               </w:rPr>
               <w:t>store_code, ref_doc_no</w:t>
@@ -3614,13 +3642,13 @@
             </w:pPr>
             <w:r>
               <w:rPr>
-                <w:rFonts w:ascii="Arial" w:hAnsi="Arial" w:eastAsia="Arial"/>
-                <w:sz w:val="18"/>
-              </w:rPr>
-            </w:r>
-            <w:r>
-              <w:rPr>
-                <w:rFonts w:ascii="Arial" w:hAnsi="Arial" w:eastAsia="Arial"/>
+                <w:rFonts w:ascii="Arial" w:hAnsi="Arial" w:eastAsia="Arial" w:cs="Tahoma"/>
+                <w:sz w:val="18"/>
+              </w:rPr>
+            </w:r>
+            <w:r>
+              <w:rPr>
+                <w:rFonts w:ascii="Arial" w:hAnsi="Arial" w:eastAsia="Arial" w:cs="Tahoma"/>
                 <w:sz w:val="18"/>
               </w:rPr>
               <w:t>compensation history/accounting export</w:t>
@@ -3644,13 +3672,13 @@
             </w:pPr>
             <w:r>
               <w:rPr>
-                <w:rFonts w:ascii="Arial" w:hAnsi="Arial" w:eastAsia="Arial"/>
-                <w:sz w:val="18"/>
-              </w:rPr>
-            </w:r>
-            <w:r>
-              <w:rPr>
-                <w:rFonts w:ascii="Arial" w:hAnsi="Arial" w:eastAsia="Arial"/>
+                <w:rFonts w:ascii="Arial" w:hAnsi="Arial" w:eastAsia="Arial" w:cs="Tahoma"/>
+                <w:sz w:val="18"/>
+              </w:rPr>
+            </w:r>
+            <w:r>
+              <w:rPr>
+                <w:rFonts w:ascii="Arial" w:hAnsi="Arial" w:eastAsia="Arial" w:cs="Tahoma"/>
                 <w:sz w:val="18"/>
               </w:rPr>
               <w:t>B</w:t>
@@ -3669,13 +3697,13 @@
             </w:pPr>
             <w:r>
               <w:rPr>
-                <w:rFonts w:ascii="Arial" w:hAnsi="Arial" w:eastAsia="Arial"/>
-                <w:sz w:val="18"/>
-              </w:rPr>
-            </w:r>
-            <w:r>
-              <w:rPr>
-                <w:rFonts w:ascii="Arial" w:hAnsi="Arial" w:eastAsia="Arial"/>
+                <w:rFonts w:ascii="Arial" w:hAnsi="Arial" w:eastAsia="Arial" w:cs="Tahoma"/>
+                <w:sz w:val="18"/>
+              </w:rPr>
+            </w:r>
+            <w:r>
+              <w:rPr>
+                <w:rFonts w:ascii="Arial" w:hAnsi="Arial" w:eastAsia="Arial" w:cs="Tahoma"/>
                 <w:sz w:val="18"/>
               </w:rPr>
               <w:t>document_cost_details</w:t>
@@ -3694,13 +3722,13 @@
             </w:pPr>
             <w:r>
               <w:rPr>
-                <w:rFonts w:ascii="Arial" w:hAnsi="Arial" w:eastAsia="Arial"/>
-                <w:sz w:val="18"/>
-              </w:rPr>
-            </w:r>
-            <w:r>
-              <w:rPr>
-                <w:rFonts w:ascii="Arial" w:hAnsi="Arial" w:eastAsia="Arial"/>
+                <w:rFonts w:ascii="Arial" w:hAnsi="Arial" w:eastAsia="Arial" w:cs="Tahoma"/>
+                <w:sz w:val="18"/>
+              </w:rPr>
+            </w:r>
+            <w:r>
+              <w:rPr>
+                <w:rFonts w:ascii="Arial" w:hAnsi="Arial" w:eastAsia="Arial" w:cs="Tahoma"/>
                 <w:sz w:val="18"/>
               </w:rPr>
               <w:t>id</w:t>
@@ -3719,13 +3747,13 @@
             </w:pPr>
             <w:r>
               <w:rPr>
-                <w:rFonts w:ascii="Arial" w:hAnsi="Arial" w:eastAsia="Arial"/>
-                <w:sz w:val="18"/>
-              </w:rPr>
-            </w:r>
-            <w:r>
-              <w:rPr>
-                <w:rFonts w:ascii="Arial" w:hAnsi="Arial" w:eastAsia="Arial"/>
+                <w:rFonts w:ascii="Arial" w:hAnsi="Arial" w:eastAsia="Arial" w:cs="Tahoma"/>
+                <w:sz w:val="18"/>
+              </w:rPr>
+            </w:r>
+            <w:r>
+              <w:rPr>
+                <w:rFonts w:ascii="Arial" w:hAnsi="Arial" w:eastAsia="Arial" w:cs="Tahoma"/>
                 <w:sz w:val="18"/>
               </w:rPr>
               <w:t>doc_no, new_store_code</w:t>
@@ -3744,13 +3772,13 @@
             </w:pPr>
             <w:r>
               <w:rPr>
-                <w:rFonts w:ascii="Arial" w:hAnsi="Arial" w:eastAsia="Arial"/>
-                <w:sz w:val="18"/>
-              </w:rPr>
-            </w:r>
-            <w:r>
-              <w:rPr>
-                <w:rFonts w:ascii="Arial" w:hAnsi="Arial" w:eastAsia="Arial"/>
+                <w:rFonts w:ascii="Arial" w:hAnsi="Arial" w:eastAsia="Arial" w:cs="Tahoma"/>
+                <w:sz w:val="18"/>
+              </w:rPr>
+            </w:r>
+            <w:r>
+              <w:rPr>
+                <w:rFonts w:ascii="Arial" w:hAnsi="Arial" w:eastAsia="Arial" w:cs="Tahoma"/>
                 <w:sz w:val="18"/>
               </w:rPr>
               <w:t>monthly cost detail per new store (ImpactCostDetail)</w:t>
@@ -3774,13 +3802,13 @@
             </w:pPr>
             <w:r>
               <w:rPr>
-                <w:rFonts w:ascii="Arial" w:hAnsi="Arial" w:eastAsia="Arial"/>
-                <w:sz w:val="18"/>
-              </w:rPr>
-            </w:r>
-            <w:r>
-              <w:rPr>
-                <w:rFonts w:ascii="Arial" w:hAnsi="Arial" w:eastAsia="Arial"/>
+                <w:rFonts w:ascii="Arial" w:hAnsi="Arial" w:eastAsia="Arial" w:cs="Tahoma"/>
+                <w:sz w:val="18"/>
+              </w:rPr>
+            </w:r>
+            <w:r>
+              <w:rPr>
+                <w:rFonts w:ascii="Arial" w:hAnsi="Arial" w:eastAsia="Arial" w:cs="Tahoma"/>
                 <w:sz w:val="18"/>
               </w:rPr>
               <w:t>B</w:t>
@@ -3799,13 +3827,13 @@
             </w:pPr>
             <w:r>
               <w:rPr>
-                <w:rFonts w:ascii="Arial" w:hAnsi="Arial" w:eastAsia="Arial"/>
-                <w:sz w:val="18"/>
-              </w:rPr>
-            </w:r>
-            <w:r>
-              <w:rPr>
-                <w:rFonts w:ascii="Arial" w:hAnsi="Arial" w:eastAsia="Arial"/>
+                <w:rFonts w:ascii="Arial" w:hAnsi="Arial" w:eastAsia="Arial" w:cs="Tahoma"/>
+                <w:sz w:val="18"/>
+              </w:rPr>
+            </w:r>
+            <w:r>
+              <w:rPr>
+                <w:rFonts w:ascii="Arial" w:hAnsi="Arial" w:eastAsia="Arial" w:cs="Tahoma"/>
                 <w:sz w:val="18"/>
               </w:rPr>
               <w:t>document_running_numbers</w:t>
@@ -3824,13 +3852,13 @@
             </w:pPr>
             <w:r>
               <w:rPr>
-                <w:rFonts w:ascii="Arial" w:hAnsi="Arial" w:eastAsia="Arial"/>
-                <w:sz w:val="18"/>
-              </w:rPr>
-            </w:r>
-            <w:r>
-              <w:rPr>
-                <w:rFonts w:ascii="Arial" w:hAnsi="Arial" w:eastAsia="Arial"/>
+                <w:rFonts w:ascii="Arial" w:hAnsi="Arial" w:eastAsia="Arial" w:cs="Tahoma"/>
+                <w:sz w:val="18"/>
+              </w:rPr>
+            </w:r>
+            <w:r>
+              <w:rPr>
+                <w:rFonts w:ascii="Arial" w:hAnsi="Arial" w:eastAsia="Arial" w:cs="Tahoma"/>
                 <w:sz w:val="18"/>
               </w:rPr>
               <w:t>year</w:t>
@@ -3849,13 +3877,13 @@
             </w:pPr>
             <w:r>
               <w:rPr>
-                <w:rFonts w:ascii="Arial" w:hAnsi="Arial" w:eastAsia="Arial"/>
-                <w:sz w:val="18"/>
-              </w:rPr>
-            </w:r>
-            <w:r>
-              <w:rPr>
-                <w:rFonts w:ascii="Arial" w:hAnsi="Arial" w:eastAsia="Arial"/>
+                <w:rFonts w:ascii="Arial" w:hAnsi="Arial" w:eastAsia="Arial" w:cs="Tahoma"/>
+                <w:sz w:val="18"/>
+              </w:rPr>
+            </w:r>
+            <w:r>
+              <w:rPr>
+                <w:rFonts w:ascii="Arial" w:hAnsi="Arial" w:eastAsia="Arial" w:cs="Tahoma"/>
                 <w:sz w:val="18"/>
               </w:rPr>
               <w:t>-</w:t>
@@ -3874,13 +3902,13 @@
             </w:pPr>
             <w:r>
               <w:rPr>
-                <w:rFonts w:ascii="Arial" w:hAnsi="Arial" w:eastAsia="Arial"/>
-                <w:sz w:val="18"/>
-              </w:rPr>
-            </w:r>
-            <w:r>
-              <w:rPr>
-                <w:rFonts w:ascii="Arial" w:hAnsi="Arial" w:eastAsia="Arial"/>
+                <w:rFonts w:ascii="Arial" w:hAnsi="Arial" w:eastAsia="Arial" w:cs="Tahoma"/>
+                <w:sz w:val="18"/>
+              </w:rPr>
+            </w:r>
+            <w:r>
+              <w:rPr>
+                <w:rFonts w:ascii="Arial" w:hAnsi="Arial" w:eastAsia="Arial" w:cs="Tahoma"/>
                 <w:sz w:val="18"/>
               </w:rPr>
               <w:t>atomic YYYY/xxxxx running number</w:t>
@@ -3904,13 +3932,13 @@
             </w:pPr>
             <w:r>
               <w:rPr>
-                <w:rFonts w:ascii="Arial" w:hAnsi="Arial" w:eastAsia="Arial"/>
-                <w:sz w:val="18"/>
-              </w:rPr>
-            </w:r>
-            <w:r>
-              <w:rPr>
-                <w:rFonts w:ascii="Arial" w:hAnsi="Arial" w:eastAsia="Arial"/>
+                <w:rFonts w:ascii="Arial" w:hAnsi="Arial" w:eastAsia="Arial" w:cs="Tahoma"/>
+                <w:sz w:val="18"/>
+              </w:rPr>
+            </w:r>
+            <w:r>
+              <w:rPr>
+                <w:rFonts w:ascii="Arial" w:hAnsi="Arial" w:eastAsia="Arial" w:cs="Tahoma"/>
                 <w:sz w:val="18"/>
               </w:rPr>
               <w:t>C</w:t>
@@ -3929,13 +3957,13 @@
             </w:pPr>
             <w:r>
               <w:rPr>
-                <w:rFonts w:ascii="Arial" w:hAnsi="Arial" w:eastAsia="Arial"/>
-                <w:sz w:val="18"/>
-              </w:rPr>
-            </w:r>
-            <w:r>
-              <w:rPr>
-                <w:rFonts w:ascii="Arial" w:hAnsi="Arial" w:eastAsia="Arial"/>
+                <w:rFonts w:ascii="Arial" w:hAnsi="Arial" w:eastAsia="Arial" w:cs="Tahoma"/>
+                <w:sz w:val="18"/>
+              </w:rPr>
+            </w:r>
+            <w:r>
+              <w:rPr>
+                <w:rFonts w:ascii="Arial" w:hAnsi="Arial" w:eastAsia="Arial" w:cs="Tahoma"/>
                 <w:sz w:val="18"/>
               </w:rPr>
               <w:t>impacted_stores</w:t>
@@ -3954,13 +3982,13 @@
             </w:pPr>
             <w:r>
               <w:rPr>
-                <w:rFonts w:ascii="Arial" w:hAnsi="Arial" w:eastAsia="Arial"/>
-                <w:sz w:val="18"/>
-              </w:rPr>
-            </w:r>
-            <w:r>
-              <w:rPr>
-                <w:rFonts w:ascii="Arial" w:hAnsi="Arial" w:eastAsia="Arial"/>
+                <w:rFonts w:ascii="Arial" w:hAnsi="Arial" w:eastAsia="Arial" w:cs="Tahoma"/>
+                <w:sz w:val="18"/>
+              </w:rPr>
+            </w:r>
+            <w:r>
+              <w:rPr>
+                <w:rFonts w:ascii="Arial" w:hAnsi="Arial" w:eastAsia="Arial" w:cs="Tahoma"/>
                 <w:sz w:val="18"/>
               </w:rPr>
               <w:t>store_code</w:t>
@@ -3979,16 +4007,16 @@
             </w:pPr>
             <w:r>
               <w:rPr>
-                <w:rFonts w:ascii="Arial" w:hAnsi="Arial" w:eastAsia="Arial"/>
-                <w:sz w:val="18"/>
-              </w:rPr>
-            </w:r>
-            <w:r>
-              <w:rPr>
-                <w:rFonts w:ascii="Arial" w:hAnsi="Arial" w:eastAsia="Arial"/>
-                <w:sz w:val="18"/>
-              </w:rPr>
-              <w:t>store.store_code (SBP)</w:t>
+                <w:rFonts w:ascii="Arial" w:hAnsi="Arial" w:eastAsia="Arial" w:cs="Tahoma"/>
+                <w:sz w:val="18"/>
+              </w:rPr>
+            </w:r>
+            <w:r>
+              <w:rPr>
+                <w:rFonts w:ascii="Arial" w:hAnsi="Arial" w:eastAsia="Arial" w:cs="Tahoma"/>
+                <w:sz w:val="18"/>
+              </w:rPr>
+              <w:t>store.store_id (SBP · varchar(10))</w:t>
             </w:r>
           </w:p>
         </w:tc>
@@ -4004,13 +4032,13 @@
             </w:pPr>
             <w:r>
               <w:rPr>
-                <w:rFonts w:ascii="Arial" w:hAnsi="Arial" w:eastAsia="Arial"/>
-                <w:sz w:val="18"/>
-              </w:rPr>
-            </w:r>
-            <w:r>
-              <w:rPr>
-                <w:rFonts w:ascii="Arial" w:hAnsi="Arial" w:eastAsia="Arial"/>
+                <w:rFonts w:ascii="Arial" w:hAnsi="Arial" w:eastAsia="Arial" w:cs="Tahoma"/>
+                <w:sz w:val="18"/>
+              </w:rPr>
+            </w:r>
+            <w:r>
+              <w:rPr>
+                <w:rFonts w:ascii="Arial" w:hAnsi="Arial" w:eastAsia="Arial" w:cs="Tahoma"/>
                 <w:sz w:val="18"/>
               </w:rPr>
               <w:t>SP impacted store subset</w:t>
@@ -4034,13 +4062,13 @@
             </w:pPr>
             <w:r>
               <w:rPr>
-                <w:rFonts w:ascii="Arial" w:hAnsi="Arial" w:eastAsia="Arial"/>
-                <w:sz w:val="18"/>
-              </w:rPr>
-            </w:r>
-            <w:r>
-              <w:rPr>
-                <w:rFonts w:ascii="Arial" w:hAnsi="Arial" w:eastAsia="Arial"/>
+                <w:rFonts w:ascii="Arial" w:hAnsi="Arial" w:eastAsia="Arial" w:cs="Tahoma"/>
+                <w:sz w:val="18"/>
+              </w:rPr>
+            </w:r>
+            <w:r>
+              <w:rPr>
+                <w:rFonts w:ascii="Arial" w:hAnsi="Arial" w:eastAsia="Arial" w:cs="Tahoma"/>
                 <w:sz w:val="18"/>
               </w:rPr>
               <w:t>C</w:t>
@@ -4059,13 +4087,13 @@
             </w:pPr>
             <w:r>
               <w:rPr>
-                <w:rFonts w:ascii="Arial" w:hAnsi="Arial" w:eastAsia="Arial"/>
-                <w:sz w:val="18"/>
-              </w:rPr>
-            </w:r>
-            <w:r>
-              <w:rPr>
-                <w:rFonts w:ascii="Arial" w:hAnsi="Arial" w:eastAsia="Arial"/>
+                <w:rFonts w:ascii="Arial" w:hAnsi="Arial" w:eastAsia="Arial" w:cs="Tahoma"/>
+                <w:sz w:val="18"/>
+              </w:rPr>
+            </w:r>
+            <w:r>
+              <w:rPr>
+                <w:rFonts w:ascii="Arial" w:hAnsi="Arial" w:eastAsia="Arial" w:cs="Tahoma"/>
                 <w:sz w:val="18"/>
               </w:rPr>
               <w:t>external_factors</w:t>
@@ -4084,13 +4112,13 @@
             </w:pPr>
             <w:r>
               <w:rPr>
-                <w:rFonts w:ascii="Arial" w:hAnsi="Arial" w:eastAsia="Arial"/>
-                <w:sz w:val="18"/>
-              </w:rPr>
-            </w:r>
-            <w:r>
-              <w:rPr>
-                <w:rFonts w:ascii="Arial" w:hAnsi="Arial" w:eastAsia="Arial"/>
+                <w:rFonts w:ascii="Arial" w:hAnsi="Arial" w:eastAsia="Arial" w:cs="Tahoma"/>
+                <w:sz w:val="18"/>
+              </w:rPr>
+            </w:r>
+            <w:r>
+              <w:rPr>
+                <w:rFonts w:ascii="Arial" w:hAnsi="Arial" w:eastAsia="Arial" w:cs="Tahoma"/>
                 <w:sz w:val="18"/>
               </w:rPr>
               <w:t>factor_code</w:t>
@@ -4109,13 +4137,13 @@
             </w:pPr>
             <w:r>
               <w:rPr>
-                <w:rFonts w:ascii="Arial" w:hAnsi="Arial" w:eastAsia="Arial"/>
-                <w:sz w:val="18"/>
-              </w:rPr>
-            </w:r>
-            <w:r>
-              <w:rPr>
-                <w:rFonts w:ascii="Arial" w:hAnsi="Arial" w:eastAsia="Arial"/>
+                <w:rFonts w:ascii="Arial" w:hAnsi="Arial" w:eastAsia="Arial" w:cs="Tahoma"/>
+                <w:sz w:val="18"/>
+              </w:rPr>
+            </w:r>
+            <w:r>
+              <w:rPr>
+                <w:rFonts w:ascii="Arial" w:hAnsi="Arial" w:eastAsia="Arial" w:cs="Tahoma"/>
                 <w:sz w:val="18"/>
               </w:rPr>
               <w:t>-</w:t>
@@ -4134,13 +4162,13 @@
             </w:pPr>
             <w:r>
               <w:rPr>
-                <w:rFonts w:ascii="Arial" w:hAnsi="Arial" w:eastAsia="Arial"/>
-                <w:sz w:val="18"/>
-              </w:rPr>
-            </w:r>
-            <w:r>
-              <w:rPr>
-                <w:rFonts w:ascii="Arial" w:hAnsi="Arial" w:eastAsia="Arial"/>
+                <w:rFonts w:ascii="Arial" w:hAnsi="Arial" w:eastAsia="Arial" w:cs="Tahoma"/>
+                <w:sz w:val="18"/>
+              </w:rPr>
+            </w:r>
+            <w:r>
+              <w:rPr>
+                <w:rFonts w:ascii="Arial" w:hAnsi="Arial" w:eastAsia="Arial" w:cs="Tahoma"/>
                 <w:sz w:val="18"/>
               </w:rPr>
               <w:t>external factor master</w:t>
@@ -4164,13 +4192,13 @@
             </w:pPr>
             <w:r>
               <w:rPr>
-                <w:rFonts w:ascii="Arial" w:hAnsi="Arial" w:eastAsia="Arial"/>
-                <w:sz w:val="18"/>
-              </w:rPr>
-            </w:r>
-            <w:r>
-              <w:rPr>
-                <w:rFonts w:ascii="Arial" w:hAnsi="Arial" w:eastAsia="Arial"/>
+                <w:rFonts w:ascii="Arial" w:hAnsi="Arial" w:eastAsia="Arial" w:cs="Tahoma"/>
+                <w:sz w:val="18"/>
+              </w:rPr>
+            </w:r>
+            <w:r>
+              <w:rPr>
+                <w:rFonts w:ascii="Arial" w:hAnsi="Arial" w:eastAsia="Arial" w:cs="Tahoma"/>
                 <w:sz w:val="18"/>
               </w:rPr>
               <w:t>C</w:t>
@@ -4189,13 +4217,13 @@
             </w:pPr>
             <w:r>
               <w:rPr>
-                <w:rFonts w:ascii="Arial" w:hAnsi="Arial" w:eastAsia="Arial"/>
-                <w:sz w:val="18"/>
-              </w:rPr>
-            </w:r>
-            <w:r>
-              <w:rPr>
-                <w:rFonts w:ascii="Arial" w:hAnsi="Arial" w:eastAsia="Arial"/>
+                <w:rFonts w:ascii="Arial" w:hAnsi="Arial" w:eastAsia="Arial" w:cs="Tahoma"/>
+                <w:sz w:val="18"/>
+              </w:rPr>
+            </w:r>
+            <w:r>
+              <w:rPr>
+                <w:rFonts w:ascii="Arial" w:hAnsi="Arial" w:eastAsia="Arial" w:cs="Tahoma"/>
                 <w:sz w:val="18"/>
               </w:rPr>
               <w:t>competitors</w:t>
@@ -4214,13 +4242,13 @@
             </w:pPr>
             <w:r>
               <w:rPr>
-                <w:rFonts w:ascii="Arial" w:hAnsi="Arial" w:eastAsia="Arial"/>
-                <w:sz w:val="18"/>
-              </w:rPr>
-            </w:r>
-            <w:r>
-              <w:rPr>
-                <w:rFonts w:ascii="Arial" w:hAnsi="Arial" w:eastAsia="Arial"/>
+                <w:rFonts w:ascii="Arial" w:hAnsi="Arial" w:eastAsia="Arial" w:cs="Tahoma"/>
+                <w:sz w:val="18"/>
+              </w:rPr>
+            </w:r>
+            <w:r>
+              <w:rPr>
+                <w:rFonts w:ascii="Arial" w:hAnsi="Arial" w:eastAsia="Arial" w:cs="Tahoma"/>
                 <w:sz w:val="18"/>
               </w:rPr>
               <w:t>competitor_code</w:t>
@@ -4239,13 +4267,13 @@
             </w:pPr>
             <w:r>
               <w:rPr>
-                <w:rFonts w:ascii="Arial" w:hAnsi="Arial" w:eastAsia="Arial"/>
-                <w:sz w:val="18"/>
-              </w:rPr>
-            </w:r>
-            <w:r>
-              <w:rPr>
-                <w:rFonts w:ascii="Arial" w:hAnsi="Arial" w:eastAsia="Arial"/>
+                <w:rFonts w:ascii="Arial" w:hAnsi="Arial" w:eastAsia="Arial" w:cs="Tahoma"/>
+                <w:sz w:val="18"/>
+              </w:rPr>
+            </w:r>
+            <w:r>
+              <w:rPr>
+                <w:rFonts w:ascii="Arial" w:hAnsi="Arial" w:eastAsia="Arial" w:cs="Tahoma"/>
                 <w:sz w:val="18"/>
               </w:rPr>
               <w:t>-</w:t>
@@ -4264,13 +4292,13 @@
             </w:pPr>
             <w:r>
               <w:rPr>
-                <w:rFonts w:ascii="Arial" w:hAnsi="Arial" w:eastAsia="Arial"/>
-                <w:sz w:val="18"/>
-              </w:rPr>
-            </w:r>
-            <w:r>
-              <w:rPr>
-                <w:rFonts w:ascii="Arial" w:hAnsi="Arial" w:eastAsia="Arial"/>
+                <w:rFonts w:ascii="Arial" w:hAnsi="Arial" w:eastAsia="Arial" w:cs="Tahoma"/>
+                <w:sz w:val="18"/>
+              </w:rPr>
+            </w:r>
+            <w:r>
+              <w:rPr>
+                <w:rFonts w:ascii="Arial" w:hAnsi="Arial" w:eastAsia="Arial" w:cs="Tahoma"/>
                 <w:sz w:val="18"/>
               </w:rPr>
               <w:t>competitor master</w:t>
@@ -4294,13 +4322,13 @@
             </w:pPr>
             <w:r>
               <w:rPr>
-                <w:rFonts w:ascii="Arial" w:hAnsi="Arial" w:eastAsia="Arial"/>
-                <w:sz w:val="18"/>
-              </w:rPr>
-            </w:r>
-            <w:r>
-              <w:rPr>
-                <w:rFonts w:ascii="Arial" w:hAnsi="Arial" w:eastAsia="Arial"/>
+                <w:rFonts w:ascii="Arial" w:hAnsi="Arial" w:eastAsia="Arial" w:cs="Tahoma"/>
+                <w:sz w:val="18"/>
+              </w:rPr>
+            </w:r>
+            <w:r>
+              <w:rPr>
+                <w:rFonts w:ascii="Arial" w:hAnsi="Arial" w:eastAsia="Arial" w:cs="Tahoma"/>
                 <w:sz w:val="18"/>
               </w:rPr>
               <w:t>-</w:t>
@@ -4319,13 +4347,13 @@
             </w:pPr>
             <w:r>
               <w:rPr>
-                <w:rFonts w:ascii="Arial" w:hAnsi="Arial" w:eastAsia="Arial"/>
-                <w:sz w:val="18"/>
-              </w:rPr>
-            </w:r>
-            <w:r>
-              <w:rPr>
-                <w:rFonts w:ascii="Arial" w:hAnsi="Arial" w:eastAsia="Arial"/>
+                <w:rFonts w:ascii="Arial" w:hAnsi="Arial" w:eastAsia="Arial" w:cs="Tahoma"/>
+                <w:sz w:val="18"/>
+              </w:rPr>
+            </w:r>
+            <w:r>
+              <w:rPr>
+                <w:rFonts w:ascii="Arial" w:hAnsi="Arial" w:eastAsia="Arial" w:cs="Tahoma"/>
                 <w:sz w:val="18"/>
               </w:rPr>
               <w:t>USE EXISTING SBP TABLES</w:t>
@@ -4344,13 +4372,13 @@
             </w:pPr>
             <w:r>
               <w:rPr>
-                <w:rFonts w:ascii="Arial" w:hAnsi="Arial" w:eastAsia="Arial"/>
-                <w:sz w:val="18"/>
-              </w:rPr>
-            </w:r>
-            <w:r>
-              <w:rPr>
-                <w:rFonts w:ascii="Arial" w:hAnsi="Arial" w:eastAsia="Arial"/>
+                <w:rFonts w:ascii="Arial" w:hAnsi="Arial" w:eastAsia="Arial" w:cs="Tahoma"/>
+                <w:sz w:val="18"/>
+              </w:rPr>
+            </w:r>
+            <w:r>
+              <w:rPr>
+                <w:rFonts w:ascii="Arial" w:hAnsi="Arial" w:eastAsia="Arial" w:cs="Tahoma"/>
                 <w:sz w:val="18"/>
               </w:rPr>
               <w:t>-</w:t>
@@ -4369,13 +4397,13 @@
             </w:pPr>
             <w:r>
               <w:rPr>
-                <w:rFonts w:ascii="Arial" w:hAnsi="Arial" w:eastAsia="Arial"/>
-                <w:sz w:val="18"/>
-              </w:rPr>
-            </w:r>
-            <w:r>
-              <w:rPr>
-                <w:rFonts w:ascii="Arial" w:hAnsi="Arial" w:eastAsia="Arial"/>
+                <w:rFonts w:ascii="Arial" w:hAnsi="Arial" w:eastAsia="Arial" w:cs="Tahoma"/>
+                <w:sz w:val="18"/>
+              </w:rPr>
+            </w:r>
+            <w:r>
+              <w:rPr>
+                <w:rFonts w:ascii="Arial" w:hAnsi="Arial" w:eastAsia="Arial" w:cs="Tahoma"/>
                 <w:sz w:val="18"/>
               </w:rPr>
               <w:t>-</w:t>
@@ -4394,13 +4422,13 @@
             </w:pPr>
             <w:r>
               <w:rPr>
-                <w:rFonts w:ascii="Arial" w:hAnsi="Arial" w:eastAsia="Arial"/>
-                <w:sz w:val="18"/>
-              </w:rPr>
-            </w:r>
-            <w:r>
-              <w:rPr>
-                <w:rFonts w:ascii="Arial" w:hAnsi="Arial" w:eastAsia="Arial"/>
+                <w:rFonts w:ascii="Arial" w:hAnsi="Arial" w:eastAsia="Arial" w:cs="Tahoma"/>
+                <w:sz w:val="18"/>
+              </w:rPr>
+            </w:r>
+            <w:r>
+              <w:rPr>
+                <w:rFonts w:ascii="Arial" w:hAnsi="Arial" w:eastAsia="Arial" w:cs="Tahoma"/>
                 <w:sz w:val="18"/>
               </w:rPr>
               <w:t>workflow engine 13 ตาราง ใน schema sps_store (workflow · workflow_version · workflow_state · workflow_status · workflow_event · workflow_route · workflow_group · workflow_group_map · workflow_transaction · workflow_history · workflow_approver · workflow_part · workflow_part_display) · store/mas_store/sevenshop · mas_zone · common_code · business_user · email_template + email_sent · mas_param · fcs_qssi_score — decided 2026-08-05/2026-08-06: do NOT recreate these in SBPGI</w:t>
@@ -4451,7 +4479,7 @@
             <w:r/>
             <w:r>
               <w:rPr>
-                <w:rFonts w:ascii="Arial" w:hAnsi="Arial" w:eastAsia="Arial"/>
+                <w:rFonts w:ascii="Arial" w:hAnsi="Arial" w:eastAsia="Arial" w:cs="Tahoma"/>
                 <w:b/>
                 <w:sz w:val="18"/>
               </w:rPr>
@@ -4473,7 +4501,7 @@
             <w:r/>
             <w:r>
               <w:rPr>
-                <w:rFonts w:ascii="Arial" w:hAnsi="Arial" w:eastAsia="Arial"/>
+                <w:rFonts w:ascii="Arial" w:hAnsi="Arial" w:eastAsia="Arial" w:cs="Tahoma"/>
                 <w:b/>
                 <w:sz w:val="18"/>
               </w:rPr>
@@ -4495,7 +4523,7 @@
             <w:r/>
             <w:r>
               <w:rPr>
-                <w:rFonts w:ascii="Arial" w:hAnsi="Arial" w:eastAsia="Arial"/>
+                <w:rFonts w:ascii="Arial" w:hAnsi="Arial" w:eastAsia="Arial" w:cs="Tahoma"/>
                 <w:b/>
                 <w:sz w:val="18"/>
               </w:rPr>
@@ -4520,13 +4548,13 @@
             </w:pPr>
             <w:r>
               <w:rPr>
-                <w:rFonts w:ascii="Arial" w:hAnsi="Arial" w:eastAsia="Arial"/>
-                <w:sz w:val="18"/>
-              </w:rPr>
-            </w:r>
-            <w:r>
-              <w:rPr>
-                <w:rFonts w:ascii="Arial" w:hAnsi="Arial" w:eastAsia="Arial"/>
+                <w:rFonts w:ascii="Arial" w:hAnsi="Arial" w:eastAsia="Arial" w:cs="Tahoma"/>
+                <w:sz w:val="18"/>
+              </w:rPr>
+            </w:r>
+            <w:r>
+              <w:rPr>
+                <w:rFonts w:ascii="Arial" w:hAnsi="Arial" w:eastAsia="Arial" w:cs="Tahoma"/>
                 <w:sz w:val="18"/>
               </w:rPr>
               <w:t>workflow_transaction (@srm/glb-workflow)</w:t>
@@ -4545,13 +4573,13 @@
             </w:pPr>
             <w:r>
               <w:rPr>
-                <w:rFonts w:ascii="Arial" w:hAnsi="Arial" w:eastAsia="Arial"/>
-                <w:sz w:val="18"/>
-              </w:rPr>
-            </w:r>
-            <w:r>
-              <w:rPr>
-                <w:rFonts w:ascii="Arial" w:hAnsi="Arial" w:eastAsia="Arial"/>
+                <w:rFonts w:ascii="Arial" w:hAnsi="Arial" w:eastAsia="Arial" w:cs="Tahoma"/>
+                <w:sz w:val="18"/>
+              </w:rPr>
+            </w:r>
+            <w:r>
+              <w:rPr>
+                <w:rFonts w:ascii="Arial" w:hAnsi="Arial" w:eastAsia="Arial" w:cs="Tahoma"/>
                 <w:sz w:val="18"/>
               </w:rPr>
               <w:t>transaction_id, version_id, reference_id, current_state_id, current_status_id, current_approver</w:t>
@@ -4570,13 +4598,13 @@
             </w:pPr>
             <w:r>
               <w:rPr>
-                <w:rFonts w:ascii="Arial" w:hAnsi="Arial" w:eastAsia="Arial"/>
-                <w:sz w:val="18"/>
-              </w:rPr>
-            </w:r>
-            <w:r>
-              <w:rPr>
-                <w:rFonts w:ascii="Arial" w:hAnsi="Arial" w:eastAsia="Arial"/>
+                <w:rFonts w:ascii="Arial" w:hAnsi="Arial" w:eastAsia="Arial" w:cs="Tahoma"/>
+                <w:sz w:val="18"/>
+              </w:rPr>
+            </w:r>
+            <w:r>
+              <w:rPr>
+                <w:rFonts w:ascii="Arial" w:hAnsi="Arial" w:eastAsia="Arial" w:cs="Tahoma"/>
                 <w:sz w:val="18"/>
               </w:rPr>
               <w:t>instance_id/doc_no/instance_status ของตาราง workflow_instances ที่ถูกตัดไปแล้ว</w:t>
@@ -4600,13 +4628,13 @@
             </w:pPr>
             <w:r>
               <w:rPr>
-                <w:rFonts w:ascii="Arial" w:hAnsi="Arial" w:eastAsia="Arial"/>
-                <w:sz w:val="18"/>
-              </w:rPr>
-            </w:r>
-            <w:r>
-              <w:rPr>
-                <w:rFonts w:ascii="Arial" w:hAnsi="Arial" w:eastAsia="Arial"/>
+                <w:rFonts w:ascii="Arial" w:hAnsi="Arial" w:eastAsia="Arial" w:cs="Tahoma"/>
+                <w:sz w:val="18"/>
+              </w:rPr>
+            </w:r>
+            <w:r>
+              <w:rPr>
+                <w:rFonts w:ascii="Arial" w:hAnsi="Arial" w:eastAsia="Arial" w:cs="Tahoma"/>
                 <w:sz w:val="18"/>
               </w:rPr>
               <w:t>common_code (ระบบ SBP เดิม)</w:t>
@@ -4625,13 +4653,13 @@
             </w:pPr>
             <w:r>
               <w:rPr>
-                <w:rFonts w:ascii="Arial" w:hAnsi="Arial" w:eastAsia="Arial"/>
-                <w:sz w:val="18"/>
-              </w:rPr>
-            </w:r>
-            <w:r>
-              <w:rPr>
-                <w:rFonts w:ascii="Arial" w:hAnsi="Arial" w:eastAsia="Arial"/>
+                <w:rFonts w:ascii="Arial" w:hAnsi="Arial" w:eastAsia="Arial" w:cs="Tahoma"/>
+                <w:sz w:val="18"/>
+              </w:rPr>
+            </w:r>
+            <w:r>
+              <w:rPr>
+                <w:rFonts w:ascii="Arial" w:hAnsi="Arial" w:eastAsia="Arial" w:cs="Tahoma"/>
                 <w:sz w:val="18"/>
               </w:rPr>
               <w:t>code_type = SBPGI_APPROVE_LIMIT, code, code_value</w:t>
@@ -4650,13 +4678,13 @@
             </w:pPr>
             <w:r>
               <w:rPr>
-                <w:rFonts w:ascii="Arial" w:hAnsi="Arial" w:eastAsia="Arial"/>
-                <w:sz w:val="18"/>
-              </w:rPr>
-            </w:r>
-            <w:r>
-              <w:rPr>
-                <w:rFonts w:ascii="Arial" w:hAnsi="Arial" w:eastAsia="Arial"/>
+                <w:rFonts w:ascii="Arial" w:hAnsi="Arial" w:eastAsia="Arial" w:cs="Tahoma"/>
+                <w:sz w:val="18"/>
+              </w:rPr>
+            </w:r>
+            <w:r>
+              <w:rPr>
+                <w:rFonts w:ascii="Arial" w:hAnsi="Arial" w:eastAsia="Arial" w:cs="Tahoma"/>
                 <w:sz w:val="18"/>
               </w:rPr>
               <w:t>system_configs/approve_limit_amount ที่ถูกตัดไปแล้ว</w:t>
@@ -4680,13 +4708,13 @@
             </w:pPr>
             <w:r>
               <w:rPr>
-                <w:rFonts w:ascii="Arial" w:hAnsi="Arial" w:eastAsia="Arial"/>
-                <w:sz w:val="18"/>
-              </w:rPr>
-            </w:r>
-            <w:r>
-              <w:rPr>
-                <w:rFonts w:ascii="Arial" w:hAnsi="Arial" w:eastAsia="Arial"/>
+                <w:rFonts w:ascii="Arial" w:hAnsi="Arial" w:eastAsia="Arial" w:cs="Tahoma"/>
+                <w:sz w:val="18"/>
+              </w:rPr>
+            </w:r>
+            <w:r>
+              <w:rPr>
+                <w:rFonts w:ascii="Arial" w:hAnsi="Arial" w:eastAsia="Arial" w:cs="Tahoma"/>
                 <w:sz w:val="18"/>
               </w:rPr>
               <w:t>fcs_qssi_score (ระบบ SBP เดิม · เอกพจน์)</w:t>
@@ -4705,13 +4733,13 @@
             </w:pPr>
             <w:r>
               <w:rPr>
-                <w:rFonts w:ascii="Arial" w:hAnsi="Arial" w:eastAsia="Arial"/>
-                <w:sz w:val="18"/>
-              </w:rPr>
-            </w:r>
-            <w:r>
-              <w:rPr>
-                <w:rFonts w:ascii="Arial" w:hAnsi="Arial" w:eastAsia="Arial"/>
+                <w:rFonts w:ascii="Arial" w:hAnsi="Arial" w:eastAsia="Arial" w:cs="Tahoma"/>
+                <w:sz w:val="18"/>
+              </w:rPr>
+            </w:r>
+            <w:r>
+              <w:rPr>
+                <w:rFonts w:ascii="Arial" w:hAnsi="Arial" w:eastAsia="Arial" w:cs="Tahoma"/>
                 <w:sz w:val="18"/>
               </w:rPr>
               <w:t>store_id, category_code, period, score</w:t>
@@ -4730,13 +4758,13 @@
             </w:pPr>
             <w:r>
               <w:rPr>
-                <w:rFonts w:ascii="Arial" w:hAnsi="Arial" w:eastAsia="Arial"/>
-                <w:sz w:val="18"/>
-              </w:rPr>
-            </w:r>
-            <w:r>
-              <w:rPr>
-                <w:rFonts w:ascii="Arial" w:hAnsi="Arial" w:eastAsia="Arial"/>
+                <w:rFonts w:ascii="Arial" w:hAnsi="Arial" w:eastAsia="Arial" w:cs="Tahoma"/>
+                <w:sz w:val="18"/>
+              </w:rPr>
+            </w:r>
+            <w:r>
+              <w:rPr>
+                <w:rFonts w:ascii="Arial" w:hAnsi="Arial" w:eastAsia="Arial" w:cs="Tahoma"/>
                 <w:sz w:val="18"/>
               </w:rPr>
               <w:t>fcs_qssi_scores (พหูพจน์) — ห้ามใช้</w:t>
@@ -4760,13 +4788,13 @@
             </w:pPr>
             <w:r>
               <w:rPr>
-                <w:rFonts w:ascii="Arial" w:hAnsi="Arial" w:eastAsia="Arial"/>
-                <w:sz w:val="18"/>
-              </w:rPr>
-            </w:r>
-            <w:r>
-              <w:rPr>
-                <w:rFonts w:ascii="Arial" w:hAnsi="Arial" w:eastAsia="Arial"/>
+                <w:rFonts w:ascii="Arial" w:hAnsi="Arial" w:eastAsia="Arial" w:cs="Tahoma"/>
+                <w:sz w:val="18"/>
+              </w:rPr>
+            </w:r>
+            <w:r>
+              <w:rPr>
+                <w:rFonts w:ascii="Arial" w:hAnsi="Arial" w:eastAsia="Arial" w:cs="Tahoma"/>
                 <w:sz w:val="18"/>
               </w:rPr>
               <w:t>sales_transactions</w:t>
@@ -4785,13 +4813,13 @@
             </w:pPr>
             <w:r>
               <w:rPr>
-                <w:rFonts w:ascii="Arial" w:hAnsi="Arial" w:eastAsia="Arial"/>
-                <w:sz w:val="18"/>
-              </w:rPr>
-            </w:r>
-            <w:r>
-              <w:rPr>
-                <w:rFonts w:ascii="Arial" w:hAnsi="Arial" w:eastAsia="Arial"/>
+                <w:rFonts w:ascii="Arial" w:hAnsi="Arial" w:eastAsia="Arial" w:cs="Tahoma"/>
+                <w:sz w:val="18"/>
+              </w:rPr>
+            </w:r>
+            <w:r>
+              <w:rPr>
+                <w:rFonts w:ascii="Arial" w:hAnsi="Arial" w:eastAsia="Arial" w:cs="Tahoma"/>
                 <w:sz w:val="18"/>
               </w:rPr>
               <w:t>txn_date, window_no, sales_amount, sales_diff, is_outlier</w:t>
@@ -4810,13 +4838,13 @@
             </w:pPr>
             <w:r>
               <w:rPr>
-                <w:rFonts w:ascii="Arial" w:hAnsi="Arial" w:eastAsia="Arial"/>
-                <w:sz w:val="18"/>
-              </w:rPr>
-            </w:r>
-            <w:r>
-              <w:rPr>
-                <w:rFonts w:ascii="Arial" w:hAnsi="Arial" w:eastAsia="Arial"/>
+                <w:rFonts w:ascii="Arial" w:hAnsi="Arial" w:eastAsia="Arial" w:cs="Tahoma"/>
+                <w:sz w:val="18"/>
+              </w:rPr>
+            </w:r>
+            <w:r>
+              <w:rPr>
+                <w:rFonts w:ascii="Arial" w:hAnsi="Arial" w:eastAsia="Arial" w:cs="Tahoma"/>
                 <w:sz w:val="18"/>
               </w:rPr>
               <w:t>sale_date/window_code/net_sales</w:t>
@@ -4840,13 +4868,13 @@
             </w:pPr>
             <w:r>
               <w:rPr>
-                <w:rFonts w:ascii="Arial" w:hAnsi="Arial" w:eastAsia="Arial"/>
-                <w:sz w:val="18"/>
-              </w:rPr>
-            </w:r>
-            <w:r>
-              <w:rPr>
-                <w:rFonts w:ascii="Arial" w:hAnsi="Arial" w:eastAsia="Arial"/>
+                <w:rFonts w:ascii="Arial" w:hAnsi="Arial" w:eastAsia="Arial" w:cs="Tahoma"/>
+                <w:sz w:val="18"/>
+              </w:rPr>
+            </w:r>
+            <w:r>
+              <w:rPr>
+                <w:rFonts w:ascii="Arial" w:hAnsi="Arial" w:eastAsia="Arial" w:cs="Tahoma"/>
                 <w:sz w:val="18"/>
               </w:rPr>
               <w:t>consideration_logs</w:t>
@@ -4865,13 +4893,13 @@
             </w:pPr>
             <w:r>
               <w:rPr>
-                <w:rFonts w:ascii="Arial" w:hAnsi="Arial" w:eastAsia="Arial"/>
-                <w:sz w:val="18"/>
-              </w:rPr>
-            </w:r>
-            <w:r>
-              <w:rPr>
-                <w:rFonts w:ascii="Arial" w:hAnsi="Arial" w:eastAsia="Arial"/>
+                <w:rFonts w:ascii="Arial" w:hAnsi="Arial" w:eastAsia="Arial" w:cs="Tahoma"/>
+                <w:sz w:val="18"/>
+              </w:rPr>
+            </w:r>
+            <w:r>
+              <w:rPr>
+                <w:rFonts w:ascii="Arial" w:hAnsi="Arial" w:eastAsia="Arial" w:cs="Tahoma"/>
                 <w:sz w:val="18"/>
               </w:rPr>
               <w:t>result, result_category, detail, consider_by, action_datetime</w:t>
@@ -4890,13 +4918,13 @@
             </w:pPr>
             <w:r>
               <w:rPr>
-                <w:rFonts w:ascii="Arial" w:hAnsi="Arial" w:eastAsia="Arial"/>
-                <w:sz w:val="18"/>
-              </w:rPr>
-            </w:r>
-            <w:r>
-              <w:rPr>
-                <w:rFonts w:ascii="Arial" w:hAnsi="Arial" w:eastAsia="Arial"/>
+                <w:rFonts w:ascii="Arial" w:hAnsi="Arial" w:eastAsia="Arial" w:cs="Tahoma"/>
+                <w:sz w:val="18"/>
+              </w:rPr>
+            </w:r>
+            <w:r>
+              <w:rPr>
+                <w:rFonts w:ascii="Arial" w:hAnsi="Arial" w:eastAsia="Arial" w:cs="Tahoma"/>
                 <w:sz w:val="18"/>
               </w:rPr>
               <w:t>result_code/comment/considered_by/considered_at</w:t>
@@ -4920,13 +4948,13 @@
             </w:pPr>
             <w:r>
               <w:rPr>
-                <w:rFonts w:ascii="Arial" w:hAnsi="Arial" w:eastAsia="Arial"/>
-                <w:sz w:val="18"/>
-              </w:rPr>
-            </w:r>
-            <w:r>
-              <w:rPr>
-                <w:rFonts w:ascii="Arial" w:hAnsi="Arial" w:eastAsia="Arial"/>
+                <w:rFonts w:ascii="Arial" w:hAnsi="Arial" w:eastAsia="Arial" w:cs="Tahoma"/>
+                <w:sz w:val="18"/>
+              </w:rPr>
+            </w:r>
+            <w:r>
+              <w:rPr>
+                <w:rFonts w:ascii="Arial" w:hAnsi="Arial" w:eastAsia="Arial" w:cs="Tahoma"/>
                 <w:sz w:val="18"/>
               </w:rPr>
               <w:t>interface_transactions</w:t>
@@ -4945,13 +4973,13 @@
             </w:pPr>
             <w:r>
               <w:rPr>
-                <w:rFonts w:ascii="Arial" w:hAnsi="Arial" w:eastAsia="Arial"/>
-                <w:sz w:val="18"/>
-              </w:rPr>
-            </w:r>
-            <w:r>
-              <w:rPr>
-                <w:rFonts w:ascii="Arial" w:hAnsi="Arial" w:eastAsia="Arial"/>
+                <w:rFonts w:ascii="Arial" w:hAnsi="Arial" w:eastAsia="Arial" w:cs="Tahoma"/>
+                <w:sz w:val="18"/>
+              </w:rPr>
+            </w:r>
+            <w:r>
+              <w:rPr>
+                <w:rFonts w:ascii="Arial" w:hAnsi="Arial" w:eastAsia="Arial" w:cs="Tahoma"/>
                 <w:sz w:val="18"/>
               </w:rPr>
               <w:t>id, acked_at</w:t>
@@ -4970,13 +4998,13 @@
             </w:pPr>
             <w:r>
               <w:rPr>
-                <w:rFonts w:ascii="Arial" w:hAnsi="Arial" w:eastAsia="Arial"/>
-                <w:sz w:val="18"/>
-              </w:rPr>
-            </w:r>
-            <w:r>
-              <w:rPr>
-                <w:rFonts w:ascii="Arial" w:hAnsi="Arial" w:eastAsia="Arial"/>
+                <w:rFonts w:ascii="Arial" w:hAnsi="Arial" w:eastAsia="Arial" w:cs="Tahoma"/>
+                <w:sz w:val="18"/>
+              </w:rPr>
+            </w:r>
+            <w:r>
+              <w:rPr>
+                <w:rFonts w:ascii="Arial" w:hAnsi="Arial" w:eastAsia="Arial" w:cs="Tahoma"/>
                 <w:sz w:val="18"/>
               </w:rPr>
               <w:t>tracking_id/receive_date (API aliases only)</w:t>
@@ -5000,13 +5028,13 @@
             </w:pPr>
             <w:r>
               <w:rPr>
-                <w:rFonts w:ascii="Arial" w:hAnsi="Arial" w:eastAsia="Arial"/>
-                <w:sz w:val="18"/>
-              </w:rPr>
-            </w:r>
-            <w:r>
-              <w:rPr>
-                <w:rFonts w:ascii="Arial" w:hAnsi="Arial" w:eastAsia="Arial"/>
+                <w:rFonts w:ascii="Arial" w:hAnsi="Arial" w:eastAsia="Arial" w:cs="Tahoma"/>
+                <w:sz w:val="18"/>
+              </w:rPr>
+            </w:r>
+            <w:r>
+              <w:rPr>
+                <w:rFonts w:ascii="Arial" w:hAnsi="Arial" w:eastAsia="Arial" w:cs="Tahoma"/>
                 <w:sz w:val="18"/>
               </w:rPr>
               <w:t>fgi_impact_processes</w:t>
@@ -5025,13 +5053,13 @@
             </w:pPr>
             <w:r>
               <w:rPr>
-                <w:rFonts w:ascii="Arial" w:hAnsi="Arial" w:eastAsia="Arial"/>
-                <w:sz w:val="18"/>
-              </w:rPr>
-            </w:r>
-            <w:r>
-              <w:rPr>
-                <w:rFonts w:ascii="Arial" w:hAnsi="Arial" w:eastAsia="Arial"/>
+                <w:rFonts w:ascii="Arial" w:hAnsi="Arial" w:eastAsia="Arial" w:cs="Tahoma"/>
+                <w:sz w:val="18"/>
+              </w:rPr>
+            </w:r>
+            <w:r>
+              <w:rPr>
+                <w:rFonts w:ascii="Arial" w:hAnsi="Arial" w:eastAsia="Arial" w:cs="Tahoma"/>
                 <w:sz w:val="18"/>
               </w:rPr>
               <w:t>workflow_generation_status</w:t>
@@ -5050,13 +5078,13 @@
             </w:pPr>
             <w:r>
               <w:rPr>
-                <w:rFonts w:ascii="Arial" w:hAnsi="Arial" w:eastAsia="Arial"/>
-                <w:sz w:val="18"/>
-              </w:rPr>
-            </w:r>
-            <w:r>
-              <w:rPr>
-                <w:rFonts w:ascii="Arial" w:hAnsi="Arial" w:eastAsia="Arial"/>
+                <w:rFonts w:ascii="Arial" w:hAnsi="Arial" w:eastAsia="Arial" w:cs="Tahoma"/>
+                <w:sz w:val="18"/>
+              </w:rPr>
+            </w:r>
+            <w:r>
+              <w:rPr>
+                <w:rFonts w:ascii="Arial" w:hAnsi="Arial" w:eastAsia="Arial" w:cs="Tahoma"/>
                 <w:sz w:val="18"/>
               </w:rPr>
               <w:t>duplicate workflow flag on fgi_impact_stores</w:t>
@@ -5074,7 +5102,7 @@
         <w:pageBreakBefore w:val="0"/>
       </w:pPr>
       <w:r>
-        <w:t>5. Executable DDL — 21 Tables (+ schema reference)</w:t>
+        <w:t>5. Executable DDL — 18 Tables (+ fcs_qssi_score ที่ reuse = 19 ในโครง · + schema reference)</w:t>
       </w:r>
     </w:p>
     <w:p>
@@ -5112,7 +5140,7 @@
       </w:pPr>
       <w:r>
         <w:rPr>
-          <w:rFonts w:ascii="Courier New" w:hAnsi="Courier New"/>
+          <w:rFonts w:ascii="Courier New" w:hAnsi="Courier New" w:eastAsia="Courier New" w:cs="Tahoma"/>
           <w:sz w:val="16"/>
         </w:rPr>
         <w:t>-- ❌ ไม่สร้างตาราง stores ใน SBPGI — ใช้ store / mas_store / sevenshop ของระบบ SBP เดิม (API: GET /store/search · /store/list · /store/detail)</w:t>
@@ -5207,7 +5235,7 @@
         <w:t>-- ❌ ไม่สร้างตาราง email_templates ใน SBPGI (ตัดสินใจ 2026-08-06) — ใช้ตาราง email_template ของระบบ SBP เดิม (email_template_id · subject_format · body_format) + email_sent</w:t>
         <w:br/>
         <w:br/>
-        <w:t>-- ❌ ไม่สร้างตาราง status_email_rules (ปิด DP-5 · 2026-08-11) — engine ส่งอีเมล workflow เองผ่าน workflow_route.email_id</w:t>
+        <w:t>-- ❌ ไม่สร้างตาราง status_email_rules (ปิด DP-5 · แก้มติ 2026-08-14) — workflow ให้เลข template ผ่าน workflow_route.email_id แล้ว SBPGI เรียก email-lib ส่งเอง</w:t>
         <w:br/>
         <w:t>--    อีเมลของ batch job (EM-07 error · EM-08 watchdog) ไม่ใช่ workflow event → ส่งผ่าน @gosoft-sbp/email-lib ของระบบเดิม</w:t>
         <w:br/>
@@ -5239,7 +5267,7 @@
       </w:pPr>
       <w:r>
         <w:rPr>
-          <w:rFonts w:ascii="Courier New" w:hAnsi="Courier New"/>
+          <w:rFonts w:ascii="Courier New" w:hAnsi="Courier New" w:eastAsia="Courier New" w:cs="Tahoma"/>
           <w:sz w:val="16"/>
         </w:rPr>
         <w:t>CREATE TABLE fgi_impact_processes (</w:t>
@@ -5427,7 +5455,7 @@
       </w:pPr>
       <w:r>
         <w:rPr>
-          <w:rFonts w:ascii="Courier New" w:hAnsi="Courier New"/>
+          <w:rFonts w:ascii="Courier New" w:hAnsi="Courier New" w:eastAsia="Courier New" w:cs="Tahoma"/>
           <w:sz w:val="16"/>
         </w:rPr>
         <w:t>-- ✅ มติ DP-1 (2026-08-10 · ทางเลือก B): PK เป็น surrogate `id` · `doc_no` เป็น UNIQUE ไม่ใช่ PK</w:t>
@@ -5696,7 +5724,7 @@
       </w:pPr>
       <w:r>
         <w:rPr>
-          <w:rFonts w:ascii="Courier New" w:hAnsi="Courier New"/>
+          <w:rFonts w:ascii="Courier New" w:hAnsi="Courier New" w:eastAsia="Courier New" w:cs="Tahoma"/>
           <w:sz w:val="16"/>
         </w:rPr>
         <w:t>CREATE INDEX idx_document_status_section ON compensation_documents(status_code, current_section_code);</w:t>
@@ -5796,7 +5824,7 @@
             <w:r/>
             <w:r>
               <w:rPr>
-                <w:rFonts w:ascii="Arial" w:hAnsi="Arial" w:eastAsia="Arial"/>
+                <w:rFonts w:ascii="Arial" w:hAnsi="Arial" w:eastAsia="Arial" w:cs="Tahoma"/>
                 <w:b/>
                 <w:sz w:val="18"/>
               </w:rPr>
@@ -5818,7 +5846,7 @@
             <w:r/>
             <w:r>
               <w:rPr>
-                <w:rFonts w:ascii="Arial" w:hAnsi="Arial" w:eastAsia="Arial"/>
+                <w:rFonts w:ascii="Arial" w:hAnsi="Arial" w:eastAsia="Arial" w:cs="Tahoma"/>
                 <w:b/>
                 <w:sz w:val="18"/>
               </w:rPr>
@@ -5840,7 +5868,7 @@
             <w:r/>
             <w:r>
               <w:rPr>
-                <w:rFonts w:ascii="Arial" w:hAnsi="Arial" w:eastAsia="Arial"/>
+                <w:rFonts w:ascii="Arial" w:hAnsi="Arial" w:eastAsia="Arial" w:cs="Tahoma"/>
                 <w:b/>
                 <w:sz w:val="18"/>
               </w:rPr>
@@ -5865,13 +5893,13 @@
             </w:pPr>
             <w:r>
               <w:rPr>
-                <w:rFonts w:ascii="Arial" w:hAnsi="Arial" w:eastAsia="Arial"/>
-                <w:sz w:val="18"/>
-              </w:rPr>
-            </w:r>
-            <w:r>
-              <w:rPr>
-                <w:rFonts w:ascii="Arial" w:hAnsi="Arial" w:eastAsia="Arial"/>
+                <w:rFonts w:ascii="Arial" w:hAnsi="Arial" w:eastAsia="Arial" w:cs="Tahoma"/>
+                <w:sz w:val="18"/>
+              </w:rPr>
+            </w:r>
+            <w:r>
+              <w:rPr>
+                <w:rFonts w:ascii="Arial" w:hAnsi="Arial" w:eastAsia="Arial" w:cs="Tahoma"/>
                 <w:sz w:val="18"/>
               </w:rPr>
               <w:t>compensation_documents</w:t>
@@ -5890,13 +5918,13 @@
             </w:pPr>
             <w:r>
               <w:rPr>
-                <w:rFonts w:ascii="Arial" w:hAnsi="Arial" w:eastAsia="Arial"/>
-                <w:sz w:val="18"/>
-              </w:rPr>
-            </w:r>
-            <w:r>
-              <w:rPr>
-                <w:rFonts w:ascii="Arial" w:hAnsi="Arial" w:eastAsia="Arial"/>
+                <w:rFonts w:ascii="Arial" w:hAnsi="Arial" w:eastAsia="Arial" w:cs="Tahoma"/>
+                <w:sz w:val="18"/>
+              </w:rPr>
+            </w:r>
+            <w:r>
+              <w:rPr>
+                <w:rFonts w:ascii="Arial" w:hAnsi="Arial" w:eastAsia="Arial" w:cs="Tahoma"/>
                 <w:sz w:val="18"/>
               </w:rPr>
               <w:t>UNIQUE (year, running_no), UNIQUE(source, impacted_store_code, impact_month, new_store_code, round_no), INDEX(status_code,current_section_code), INDEX(impact_process_id)</w:t>
@@ -5915,13 +5943,13 @@
             </w:pPr>
             <w:r>
               <w:rPr>
-                <w:rFonts w:ascii="Arial" w:hAnsi="Arial" w:eastAsia="Arial"/>
-                <w:sz w:val="18"/>
-              </w:rPr>
-            </w:r>
-            <w:r>
-              <w:rPr>
-                <w:rFonts w:ascii="Arial" w:hAnsi="Arial" w:eastAsia="Arial"/>
+                <w:rFonts w:ascii="Arial" w:hAnsi="Arial" w:eastAsia="Arial" w:cs="Tahoma"/>
+                <w:sz w:val="18"/>
+              </w:rPr>
+            </w:r>
+            <w:r>
+              <w:rPr>
+                <w:rFonts w:ascii="Arial" w:hAnsi="Arial" w:eastAsia="Arial" w:cs="Tahoma"/>
                 <w:sz w:val="18"/>
               </w:rPr>
               <w:t>docNo uniqueness, duplicate guard, list/inbox/report, pipeline trace</w:t>
@@ -5945,13 +5973,13 @@
             </w:pPr>
             <w:r>
               <w:rPr>
-                <w:rFonts w:ascii="Arial" w:hAnsi="Arial" w:eastAsia="Arial"/>
-                <w:sz w:val="18"/>
-              </w:rPr>
-            </w:r>
-            <w:r>
-              <w:rPr>
-                <w:rFonts w:ascii="Arial" w:hAnsi="Arial" w:eastAsia="Arial"/>
+                <w:rFonts w:ascii="Arial" w:hAnsi="Arial" w:eastAsia="Arial" w:cs="Tahoma"/>
+                <w:sz w:val="18"/>
+              </w:rPr>
+            </w:r>
+            <w:r>
+              <w:rPr>
+                <w:rFonts w:ascii="Arial" w:hAnsi="Arial" w:eastAsia="Arial" w:cs="Tahoma"/>
                 <w:sz w:val="18"/>
               </w:rPr>
               <w:t>workflow_transaction (@srm/glb-workflow · sps_store)</w:t>
@@ -5970,20 +5998,20 @@
             </w:pPr>
             <w:r>
               <w:rPr>
-                <w:rFonts w:ascii="Arial" w:hAnsi="Arial" w:eastAsia="Arial"/>
-                <w:sz w:val="18"/>
-              </w:rPr>
-            </w:r>
-            <w:r>
-              <w:rPr>
-                <w:rFonts w:ascii="Arial" w:hAnsi="Arial" w:eastAsia="Arial"/>
+                <w:rFonts w:ascii="Arial" w:hAnsi="Arial" w:eastAsia="Arial" w:cs="Tahoma"/>
+                <w:sz w:val="18"/>
+              </w:rPr>
+            </w:r>
+            <w:r>
+              <w:rPr>
+                <w:rFonts w:ascii="Arial" w:hAnsi="Arial" w:eastAsia="Arial" w:cs="Tahoma"/>
                 <w:sz w:val="18"/>
               </w:rPr>
               <w:t xml:space="preserve">ปัจจุบัน </w:t>
             </w:r>
             <w:r>
               <w:rPr>
-                <w:rFonts w:ascii="Arial" w:hAnsi="Arial" w:eastAsia="Arial"/>
+                <w:rFonts w:ascii="Arial" w:hAnsi="Arial" w:eastAsia="Arial" w:cs="Tahoma"/>
                 <w:b/>
                 <w:sz w:val="18"/>
               </w:rPr>
@@ -5991,7 +6019,7 @@
             </w:r>
             <w:r>
               <w:rPr>
-                <w:rFonts w:ascii="Arial" w:hAnsi="Arial" w:eastAsia="Arial"/>
+                <w:rFonts w:ascii="Arial" w:hAnsi="Arial" w:eastAsia="Arial" w:cs="Tahoma"/>
                 <w:sz w:val="18"/>
               </w:rPr>
               <w:t xml:space="preserve"> ทั้งที่มี 19,283 แถว (ตรวจ 2026-08-07) — ที่ต้องการคือ PK(transaction_id) + UNIQUE(version_id, reference_id) + INDEX(current_approver)</w:t>
@@ -6010,13 +6038,13 @@
             </w:pPr>
             <w:r>
               <w:rPr>
-                <w:rFonts w:ascii="Arial" w:hAnsi="Arial" w:eastAsia="Arial"/>
-                <w:sz w:val="18"/>
-              </w:rPr>
-            </w:r>
-            <w:r>
-              <w:rPr>
-                <w:rFonts w:ascii="Arial" w:hAnsi="Arial" w:eastAsia="Arial"/>
+                <w:rFonts w:ascii="Arial" w:hAnsi="Arial" w:eastAsia="Arial" w:cs="Tahoma"/>
+                <w:sz w:val="18"/>
+              </w:rPr>
+            </w:r>
+            <w:r>
+              <w:rPr>
+                <w:rFonts w:ascii="Arial" w:hAnsi="Arial" w:eastAsia="Arial" w:cs="Tahoma"/>
                 <w:sz w:val="18"/>
               </w:rPr>
               <w:t>current approver guard และ inbox · เป็นตารางของ library ไม่ใช่ของ SBPGI จึงต้องขอ sign-off (DP-2 · ยังไม่ตัดสิน)</w:t>
@@ -6040,13 +6068,13 @@
             </w:pPr>
             <w:r>
               <w:rPr>
-                <w:rFonts w:ascii="Arial" w:hAnsi="Arial" w:eastAsia="Arial"/>
-                <w:sz w:val="18"/>
-              </w:rPr>
-            </w:r>
-            <w:r>
-              <w:rPr>
-                <w:rFonts w:ascii="Arial" w:hAnsi="Arial" w:eastAsia="Arial"/>
+                <w:rFonts w:ascii="Arial" w:hAnsi="Arial" w:eastAsia="Arial" w:cs="Tahoma"/>
+                <w:sz w:val="18"/>
+              </w:rPr>
+            </w:r>
+            <w:r>
+              <w:rPr>
+                <w:rFonts w:ascii="Arial" w:hAnsi="Arial" w:eastAsia="Arial" w:cs="Tahoma"/>
                 <w:sz w:val="18"/>
               </w:rPr>
               <w:t>document_new_stores</w:t>
@@ -6065,13 +6093,13 @@
             </w:pPr>
             <w:r>
               <w:rPr>
-                <w:rFonts w:ascii="Arial" w:hAnsi="Arial" w:eastAsia="Arial"/>
-                <w:sz w:val="18"/>
-              </w:rPr>
-            </w:r>
-            <w:r>
-              <w:rPr>
-                <w:rFonts w:ascii="Arial" w:hAnsi="Arial" w:eastAsia="Arial"/>
+                <w:rFonts w:ascii="Arial" w:hAnsi="Arial" w:eastAsia="Arial" w:cs="Tahoma"/>
+                <w:sz w:val="18"/>
+              </w:rPr>
+            </w:r>
+            <w:r>
+              <w:rPr>
+                <w:rFonts w:ascii="Arial" w:hAnsi="Arial" w:eastAsia="Arial" w:cs="Tahoma"/>
                 <w:sz w:val="18"/>
               </w:rPr>
               <w:t>INDEX(doc_no), CHECK compensate_percent between 0 and 100</w:t>
@@ -6090,13 +6118,13 @@
             </w:pPr>
             <w:r>
               <w:rPr>
-                <w:rFonts w:ascii="Arial" w:hAnsi="Arial" w:eastAsia="Arial"/>
-                <w:sz w:val="18"/>
-              </w:rPr>
-            </w:r>
-            <w:r>
-              <w:rPr>
-                <w:rFonts w:ascii="Arial" w:hAnsi="Arial" w:eastAsia="Arial"/>
+                <w:rFonts w:ascii="Arial" w:hAnsi="Arial" w:eastAsia="Arial" w:cs="Tahoma"/>
+                <w:sz w:val="18"/>
+              </w:rPr>
+            </w:r>
+            <w:r>
+              <w:rPr>
+                <w:rFonts w:ascii="Arial" w:hAnsi="Arial" w:eastAsia="Arial" w:cs="Tahoma"/>
                 <w:sz w:val="18"/>
               </w:rPr>
               <w:t>detail load and allocation validation</w:t>
@@ -6120,13 +6148,13 @@
             </w:pPr>
             <w:r>
               <w:rPr>
-                <w:rFonts w:ascii="Arial" w:hAnsi="Arial" w:eastAsia="Arial"/>
-                <w:sz w:val="18"/>
-              </w:rPr>
-            </w:r>
-            <w:r>
-              <w:rPr>
-                <w:rFonts w:ascii="Arial" w:hAnsi="Arial" w:eastAsia="Arial"/>
+                <w:rFonts w:ascii="Arial" w:hAnsi="Arial" w:eastAsia="Arial" w:cs="Tahoma"/>
+                <w:sz w:val="18"/>
+              </w:rPr>
+            </w:r>
+            <w:r>
+              <w:rPr>
+                <w:rFonts w:ascii="Arial" w:hAnsi="Arial" w:eastAsia="Arial" w:cs="Tahoma"/>
                 <w:sz w:val="18"/>
               </w:rPr>
               <w:t>consideration_logs</w:t>
@@ -6145,13 +6173,13 @@
             </w:pPr>
             <w:r>
               <w:rPr>
-                <w:rFonts w:ascii="Arial" w:hAnsi="Arial" w:eastAsia="Arial"/>
-                <w:sz w:val="18"/>
-              </w:rPr>
-            </w:r>
-            <w:r>
-              <w:rPr>
-                <w:rFonts w:ascii="Arial" w:hAnsi="Arial" w:eastAsia="Arial"/>
+                <w:rFonts w:ascii="Arial" w:hAnsi="Arial" w:eastAsia="Arial" w:cs="Tahoma"/>
+                <w:sz w:val="18"/>
+              </w:rPr>
+            </w:r>
+            <w:r>
+              <w:rPr>
+                <w:rFonts w:ascii="Arial" w:hAnsi="Arial" w:eastAsia="Arial" w:cs="Tahoma"/>
                 <w:sz w:val="18"/>
               </w:rPr>
               <w:t>INDEX(doc_no, action_datetime DESC), INDEX(result_category)</w:t>
@@ -6170,13 +6198,13 @@
             </w:pPr>
             <w:r>
               <w:rPr>
-                <w:rFonts w:ascii="Arial" w:hAnsi="Arial" w:eastAsia="Arial"/>
-                <w:sz w:val="18"/>
-              </w:rPr>
-            </w:r>
-            <w:r>
-              <w:rPr>
-                <w:rFonts w:ascii="Arial" w:hAnsi="Arial" w:eastAsia="Arial"/>
+                <w:rFonts w:ascii="Arial" w:hAnsi="Arial" w:eastAsia="Arial" w:cs="Tahoma"/>
+                <w:sz w:val="18"/>
+              </w:rPr>
+            </w:r>
+            <w:r>
+              <w:rPr>
+                <w:rFonts w:ascii="Arial" w:hAnsi="Arial" w:eastAsia="Arial" w:cs="Tahoma"/>
                 <w:sz w:val="18"/>
               </w:rPr>
               <w:t>timeline/report result filter</w:t>
@@ -6200,13 +6228,13 @@
             </w:pPr>
             <w:r>
               <w:rPr>
-                <w:rFonts w:ascii="Arial" w:hAnsi="Arial" w:eastAsia="Arial"/>
-                <w:sz w:val="18"/>
-              </w:rPr>
-            </w:r>
-            <w:r>
-              <w:rPr>
-                <w:rFonts w:ascii="Arial" w:hAnsi="Arial" w:eastAsia="Arial"/>
+                <w:rFonts w:ascii="Arial" w:hAnsi="Arial" w:eastAsia="Arial" w:cs="Tahoma"/>
+                <w:sz w:val="18"/>
+              </w:rPr>
+            </w:r>
+            <w:r>
+              <w:rPr>
+                <w:rFonts w:ascii="Arial" w:hAnsi="Arial" w:eastAsia="Arial" w:cs="Tahoma"/>
                 <w:sz w:val="18"/>
               </w:rPr>
               <w:t>document_attachments</w:t>
@@ -6225,13 +6253,13 @@
             </w:pPr>
             <w:r>
               <w:rPr>
-                <w:rFonts w:ascii="Arial" w:hAnsi="Arial" w:eastAsia="Arial"/>
-                <w:sz w:val="18"/>
-              </w:rPr>
-            </w:r>
-            <w:r>
-              <w:rPr>
-                <w:rFonts w:ascii="Arial" w:hAnsi="Arial" w:eastAsia="Arial"/>
+                <w:rFonts w:ascii="Arial" w:hAnsi="Arial" w:eastAsia="Arial" w:cs="Tahoma"/>
+                <w:sz w:val="18"/>
+              </w:rPr>
+            </w:r>
+            <w:r>
+              <w:rPr>
+                <w:rFonts w:ascii="Arial" w:hAnsi="Arial" w:eastAsia="Arial" w:cs="Tahoma"/>
                 <w:sz w:val="18"/>
               </w:rPr>
               <w:t>INDEX(doc_no), INDEX(scan_status), UNIQUE(sha256, doc_no, deleted_flag)</w:t>
@@ -6250,13 +6278,13 @@
             </w:pPr>
             <w:r>
               <w:rPr>
-                <w:rFonts w:ascii="Arial" w:hAnsi="Arial" w:eastAsia="Arial"/>
-                <w:sz w:val="18"/>
-              </w:rPr>
-            </w:r>
-            <w:r>
-              <w:rPr>
-                <w:rFonts w:ascii="Arial" w:hAnsi="Arial" w:eastAsia="Arial"/>
+                <w:rFonts w:ascii="Arial" w:hAnsi="Arial" w:eastAsia="Arial" w:cs="Tahoma"/>
+                <w:sz w:val="18"/>
+              </w:rPr>
+            </w:r>
+            <w:r>
+              <w:rPr>
+                <w:rFonts w:ascii="Arial" w:hAnsi="Arial" w:eastAsia="Arial" w:cs="Tahoma"/>
                 <w:sz w:val="18"/>
               </w:rPr>
               <w:t>attachment list/download/security</w:t>
@@ -6280,13 +6308,13 @@
             </w:pPr>
             <w:r>
               <w:rPr>
-                <w:rFonts w:ascii="Arial" w:hAnsi="Arial" w:eastAsia="Arial"/>
-                <w:sz w:val="18"/>
-              </w:rPr>
-            </w:r>
-            <w:r>
-              <w:rPr>
-                <w:rFonts w:ascii="Arial" w:hAnsi="Arial" w:eastAsia="Arial"/>
+                <w:rFonts w:ascii="Arial" w:hAnsi="Arial" w:eastAsia="Arial" w:cs="Tahoma"/>
+                <w:sz w:val="18"/>
+              </w:rPr>
+            </w:r>
+            <w:r>
+              <w:rPr>
+                <w:rFonts w:ascii="Arial" w:hAnsi="Arial" w:eastAsia="Arial" w:cs="Tahoma"/>
                 <w:sz w:val="18"/>
               </w:rPr>
               <w:t>interface_transactions</w:t>
@@ -6305,13 +6333,13 @@
             </w:pPr>
             <w:r>
               <w:rPr>
-                <w:rFonts w:ascii="Arial" w:hAnsi="Arial" w:eastAsia="Arial"/>
-                <w:sz w:val="18"/>
-              </w:rPr>
-            </w:r>
-            <w:r>
-              <w:rPr>
-                <w:rFonts w:ascii="Arial" w:hAnsi="Arial" w:eastAsia="Arial"/>
+                <w:rFonts w:ascii="Arial" w:hAnsi="Arial" w:eastAsia="Arial" w:cs="Tahoma"/>
+                <w:sz w:val="18"/>
+              </w:rPr>
+            </w:r>
+            <w:r>
+              <w:rPr>
+                <w:rFonts w:ascii="Arial" w:hAnsi="Arial" w:eastAsia="Arial" w:cs="Tahoma"/>
                 <w:sz w:val="18"/>
               </w:rPr>
               <w:t>INDEX(data_name,status), INDEX(impact_process_id), INDEX(doc_no)</w:t>
@@ -6330,13 +6358,13 @@
             </w:pPr>
             <w:r>
               <w:rPr>
-                <w:rFonts w:ascii="Arial" w:hAnsi="Arial" w:eastAsia="Arial"/>
-                <w:sz w:val="18"/>
-              </w:rPr>
-            </w:r>
-            <w:r>
-              <w:rPr>
-                <w:rFonts w:ascii="Arial" w:hAnsi="Arial" w:eastAsia="Arial"/>
+                <w:rFonts w:ascii="Arial" w:hAnsi="Arial" w:eastAsia="Arial" w:cs="Tahoma"/>
+                <w:sz w:val="18"/>
+              </w:rPr>
+            </w:r>
+            <w:r>
+              <w:rPr>
+                <w:rFonts w:ascii="Arial" w:hAnsi="Arial" w:eastAsia="Arial" w:cs="Tahoma"/>
                 <w:sz w:val="18"/>
               </w:rPr>
               <w:t>tracking and pending ACK</w:t>
@@ -6387,7 +6415,7 @@
             <w:r/>
             <w:r>
               <w:rPr>
-                <w:rFonts w:ascii="Arial" w:hAnsi="Arial" w:eastAsia="Arial"/>
+                <w:rFonts w:ascii="Arial" w:hAnsi="Arial" w:eastAsia="Arial" w:cs="Tahoma"/>
                 <w:b/>
                 <w:sz w:val="18"/>
               </w:rPr>
@@ -6409,7 +6437,7 @@
             <w:r/>
             <w:r>
               <w:rPr>
-                <w:rFonts w:ascii="Arial" w:hAnsi="Arial" w:eastAsia="Arial"/>
+                <w:rFonts w:ascii="Arial" w:hAnsi="Arial" w:eastAsia="Arial" w:cs="Tahoma"/>
                 <w:b/>
                 <w:sz w:val="18"/>
               </w:rPr>
@@ -6431,7 +6459,7 @@
             <w:r/>
             <w:r>
               <w:rPr>
-                <w:rFonts w:ascii="Arial" w:hAnsi="Arial" w:eastAsia="Arial"/>
+                <w:rFonts w:ascii="Arial" w:hAnsi="Arial" w:eastAsia="Arial" w:cs="Tahoma"/>
                 <w:b/>
                 <w:sz w:val="18"/>
               </w:rPr>
@@ -6456,13 +6484,13 @@
             </w:pPr>
             <w:r>
               <w:rPr>
-                <w:rFonts w:ascii="Arial" w:hAnsi="Arial" w:eastAsia="Arial"/>
-                <w:sz w:val="18"/>
-              </w:rPr>
-            </w:r>
-            <w:r>
-              <w:rPr>
-                <w:rFonts w:ascii="Arial" w:hAnsi="Arial" w:eastAsia="Arial"/>
+                <w:rFonts w:ascii="Arial" w:hAnsi="Arial" w:eastAsia="Arial" w:cs="Tahoma"/>
+                <w:sz w:val="18"/>
+              </w:rPr>
+            </w:r>
+            <w:r>
+              <w:rPr>
+                <w:rFonts w:ascii="Arial" w:hAnsi="Arial" w:eastAsia="Arial" w:cs="Tahoma"/>
                 <w:sz w:val="18"/>
               </w:rPr>
               <w:t>Create document</w:t>
@@ -6481,13 +6509,13 @@
             </w:pPr>
             <w:r>
               <w:rPr>
-                <w:rFonts w:ascii="Arial" w:hAnsi="Arial" w:eastAsia="Arial"/>
-                <w:sz w:val="18"/>
-              </w:rPr>
-            </w:r>
-            <w:r>
-              <w:rPr>
-                <w:rFonts w:ascii="Arial" w:hAnsi="Arial" w:eastAsia="Arial"/>
+                <w:rFonts w:ascii="Arial" w:hAnsi="Arial" w:eastAsia="Arial" w:cs="Tahoma"/>
+                <w:sz w:val="18"/>
+              </w:rPr>
+            </w:r>
+            <w:r>
+              <w:rPr>
+                <w:rFonts w:ascii="Arial" w:hAnsi="Arial" w:eastAsia="Arial" w:cs="Tahoma"/>
                 <w:sz w:val="18"/>
               </w:rPr>
               <w:t>docNo sequence lock (document_running_numbers) + compensation_documents + initializeWorkflow/addPreApprover ของ @srm/glb-workflow</w:t>
@@ -6506,13 +6534,13 @@
             </w:pPr>
             <w:r>
               <w:rPr>
-                <w:rFonts w:ascii="Arial" w:hAnsi="Arial" w:eastAsia="Arial"/>
-                <w:sz w:val="18"/>
-              </w:rPr>
-            </w:r>
-            <w:r>
-              <w:rPr>
-                <w:rFonts w:ascii="Arial" w:hAnsi="Arial" w:eastAsia="Arial"/>
+                <w:rFonts w:ascii="Arial" w:hAnsi="Arial" w:eastAsia="Arial" w:cs="Tahoma"/>
+                <w:sz w:val="18"/>
+              </w:rPr>
+            </w:r>
+            <w:r>
+              <w:rPr>
+                <w:rFonts w:ascii="Arial" w:hAnsi="Arial" w:eastAsia="Arial" w:cs="Tahoma"/>
                 <w:sz w:val="18"/>
               </w:rPr>
               <w:t>any fail rollback all; no partial document · engine อยู่คนละ DataSource จึงต้องมี compensating action เมื่อ commit ฝั่งใดฝั่งหนึ่งไม่ผ่าน</w:t>
@@ -6536,13 +6564,13 @@
             </w:pPr>
             <w:r>
               <w:rPr>
-                <w:rFonts w:ascii="Arial" w:hAnsi="Arial" w:eastAsia="Arial"/>
-                <w:sz w:val="18"/>
-              </w:rPr>
-            </w:r>
-            <w:r>
-              <w:rPr>
-                <w:rFonts w:ascii="Arial" w:hAnsi="Arial" w:eastAsia="Arial"/>
+                <w:rFonts w:ascii="Arial" w:hAnsi="Arial" w:eastAsia="Arial" w:cs="Tahoma"/>
+                <w:sz w:val="18"/>
+              </w:rPr>
+            </w:r>
+            <w:r>
+              <w:rPr>
+                <w:rFonts w:ascii="Arial" w:hAnsi="Arial" w:eastAsia="Arial" w:cs="Tahoma"/>
                 <w:sz w:val="18"/>
               </w:rPr>
               <w:t>Submit action</w:t>
@@ -6561,13 +6589,13 @@
             </w:pPr>
             <w:r>
               <w:rPr>
-                <w:rFonts w:ascii="Arial" w:hAnsi="Arial" w:eastAsia="Arial"/>
-                <w:sz w:val="18"/>
-              </w:rPr>
-            </w:r>
-            <w:r>
-              <w:rPr>
-                <w:rFonts w:ascii="Arial" w:hAnsi="Arial" w:eastAsia="Arial"/>
+                <w:rFonts w:ascii="Arial" w:hAnsi="Arial" w:eastAsia="Arial" w:cs="Tahoma"/>
+                <w:sz w:val="18"/>
+              </w:rPr>
+            </w:r>
+            <w:r>
+              <w:rPr>
+                <w:rFonts w:ascii="Arial" w:hAnsi="Arial" w:eastAsia="Arial" w:cs="Tahoma"/>
                 <w:sz w:val="18"/>
               </w:rPr>
               <w:t>ตรวจ current_approver จาก workflow_transaction + insert consideration_logs + eventWorkflow (เดิน state) + update compensation_documents</w:t>
@@ -6586,13 +6614,13 @@
             </w:pPr>
             <w:r>
               <w:rPr>
-                <w:rFonts w:ascii="Arial" w:hAnsi="Arial" w:eastAsia="Arial"/>
-                <w:sz w:val="18"/>
-              </w:rPr>
-            </w:r>
-            <w:r>
-              <w:rPr>
-                <w:rFonts w:ascii="Arial" w:hAnsi="Arial" w:eastAsia="Arial"/>
+                <w:rFonts w:ascii="Arial" w:hAnsi="Arial" w:eastAsia="Arial" w:cs="Tahoma"/>
+                <w:sz w:val="18"/>
+              </w:rPr>
+            </w:r>
+            <w:r>
+              <w:rPr>
+                <w:rFonts w:ascii="Arial" w:hAnsi="Arial" w:eastAsia="Arial" w:cs="Tahoma"/>
                 <w:sz w:val="18"/>
               </w:rPr>
               <w:t>duplicate/current approver conflict returns 409</w:t>
@@ -6616,13 +6644,13 @@
             </w:pPr>
             <w:r>
               <w:rPr>
-                <w:rFonts w:ascii="Arial" w:hAnsi="Arial" w:eastAsia="Arial"/>
-                <w:sz w:val="18"/>
-              </w:rPr>
-            </w:r>
-            <w:r>
-              <w:rPr>
-                <w:rFonts w:ascii="Arial" w:hAnsi="Arial" w:eastAsia="Arial"/>
+                <w:rFonts w:ascii="Arial" w:hAnsi="Arial" w:eastAsia="Arial" w:cs="Tahoma"/>
+                <w:sz w:val="18"/>
+              </w:rPr>
+            </w:r>
+            <w:r>
+              <w:rPr>
+                <w:rFonts w:ascii="Arial" w:hAnsi="Arial" w:eastAsia="Arial" w:cs="Tahoma"/>
                 <w:sz w:val="18"/>
               </w:rPr>
               <w:t>Attachment upload</w:t>
@@ -6641,13 +6669,13 @@
             </w:pPr>
             <w:r>
               <w:rPr>
-                <w:rFonts w:ascii="Arial" w:hAnsi="Arial" w:eastAsia="Arial"/>
-                <w:sz w:val="18"/>
-              </w:rPr>
-            </w:r>
-            <w:r>
-              <w:rPr>
-                <w:rFonts w:ascii="Arial" w:hAnsi="Arial" w:eastAsia="Arial"/>
+                <w:rFonts w:ascii="Arial" w:hAnsi="Arial" w:eastAsia="Arial" w:cs="Tahoma"/>
+                <w:sz w:val="18"/>
+              </w:rPr>
+            </w:r>
+            <w:r>
+              <w:rPr>
+                <w:rFonts w:ascii="Arial" w:hAnsi="Arial" w:eastAsia="Arial" w:cs="Tahoma"/>
                 <w:sz w:val="18"/>
               </w:rPr>
               <w:t>metadata insert only after storage write and AV clean; objectKey never exposed</w:t>
@@ -6666,13 +6694,13 @@
             </w:pPr>
             <w:r>
               <w:rPr>
-                <w:rFonts w:ascii="Arial" w:hAnsi="Arial" w:eastAsia="Arial"/>
-                <w:sz w:val="18"/>
-              </w:rPr>
-            </w:r>
-            <w:r>
-              <w:rPr>
-                <w:rFonts w:ascii="Arial" w:hAnsi="Arial" w:eastAsia="Arial"/>
+                <w:rFonts w:ascii="Arial" w:hAnsi="Arial" w:eastAsia="Arial" w:cs="Tahoma"/>
+                <w:sz w:val="18"/>
+              </w:rPr>
+            </w:r>
+            <w:r>
+              <w:rPr>
+                <w:rFonts w:ascii="Arial" w:hAnsi="Arial" w:eastAsia="Arial" w:cs="Tahoma"/>
                 <w:sz w:val="18"/>
               </w:rPr>
               <w:t>storage/scan fail leaves no CLEAN metadata</w:t>
@@ -6696,13 +6724,13 @@
             </w:pPr>
             <w:r>
               <w:rPr>
-                <w:rFonts w:ascii="Arial" w:hAnsi="Arial" w:eastAsia="Arial"/>
-                <w:sz w:val="18"/>
-              </w:rPr>
-            </w:r>
-            <w:r>
-              <w:rPr>
-                <w:rFonts w:ascii="Arial" w:hAnsi="Arial" w:eastAsia="Arial"/>
+                <w:rFonts w:ascii="Arial" w:hAnsi="Arial" w:eastAsia="Arial" w:cs="Tahoma"/>
+                <w:sz w:val="18"/>
+              </w:rPr>
+            </w:r>
+            <w:r>
+              <w:rPr>
+                <w:rFonts w:ascii="Arial" w:hAnsi="Arial" w:eastAsia="Arial" w:cs="Tahoma"/>
                 <w:sz w:val="18"/>
               </w:rPr>
               <w:t>Job 4 IAS request</w:t>
@@ -6721,13 +6749,13 @@
             </w:pPr>
             <w:r>
               <w:rPr>
-                <w:rFonts w:ascii="Arial" w:hAnsi="Arial" w:eastAsia="Arial"/>
-                <w:sz w:val="18"/>
-              </w:rPr>
-            </w:r>
-            <w:r>
-              <w:rPr>
-                <w:rFonts w:ascii="Arial" w:hAnsi="Arial" w:eastAsia="Arial"/>
+                <w:rFonts w:ascii="Arial" w:hAnsi="Arial" w:eastAsia="Arial" w:cs="Tahoma"/>
+                <w:sz w:val="18"/>
+              </w:rPr>
+            </w:r>
+            <w:r>
+              <w:rPr>
+                <w:rFonts w:ascii="Arial" w:hAnsi="Arial" w:eastAsia="Arial" w:cs="Tahoma"/>
                 <w:sz w:val="18"/>
               </w:rPr>
               <w:t>durable file (fsync + atomic rename + checksum) ก่อน transaction W→P + outbox READY</w:t>
@@ -6746,13 +6774,13 @@
             </w:pPr>
             <w:r>
               <w:rPr>
-                <w:rFonts w:ascii="Arial" w:hAnsi="Arial" w:eastAsia="Arial"/>
-                <w:sz w:val="18"/>
-              </w:rPr>
-            </w:r>
-            <w:r>
-              <w:rPr>
-                <w:rFonts w:ascii="Arial" w:hAnsi="Arial" w:eastAsia="Arial"/>
+                <w:rFonts w:ascii="Arial" w:hAnsi="Arial" w:eastAsia="Arial" w:cs="Tahoma"/>
+                <w:sz w:val="18"/>
+              </w:rPr>
+            </w:r>
+            <w:r>
+              <w:rPr>
+                <w:rFonts w:ascii="Arial" w:hAnsi="Arial" w:eastAsia="Arial" w:cs="Tahoma"/>
                 <w:sz w:val="18"/>
               </w:rPr>
               <w:t>file fail คง W; DB fail rollback W→P/outbox; SFTP fail retry transaction เดิม</w:t>
@@ -6776,13 +6804,13 @@
             </w:pPr>
             <w:r>
               <w:rPr>
-                <w:rFonts w:ascii="Arial" w:hAnsi="Arial" w:eastAsia="Arial"/>
-                <w:sz w:val="18"/>
-              </w:rPr>
-            </w:r>
-            <w:r>
-              <w:rPr>
-                <w:rFonts w:ascii="Arial" w:hAnsi="Arial" w:eastAsia="Arial"/>
+                <w:rFonts w:ascii="Arial" w:hAnsi="Arial" w:eastAsia="Arial" w:cs="Tahoma"/>
+                <w:sz w:val="18"/>
+              </w:rPr>
+            </w:r>
+            <w:r>
+              <w:rPr>
+                <w:rFonts w:ascii="Arial" w:hAnsi="Arial" w:eastAsia="Arial" w:cs="Tahoma"/>
                 <w:sz w:val="18"/>
               </w:rPr>
               <w:t>Interface ACK/purge</w:t>
@@ -6801,13 +6829,13 @@
             </w:pPr>
             <w:r>
               <w:rPr>
-                <w:rFonts w:ascii="Arial" w:hAnsi="Arial" w:eastAsia="Arial"/>
-                <w:sz w:val="18"/>
-              </w:rPr>
-            </w:r>
-            <w:r>
-              <w:rPr>
-                <w:rFonts w:ascii="Arial" w:hAnsi="Arial" w:eastAsia="Arial"/>
+                <w:rFonts w:ascii="Arial" w:hAnsi="Arial" w:eastAsia="Arial" w:cs="Tahoma"/>
+                <w:sz w:val="18"/>
+              </w:rPr>
+            </w:r>
+            <w:r>
+              <w:rPr>
+                <w:rFonts w:ascii="Arial" w:hAnsi="Arial" w:eastAsia="Arial" w:cs="Tahoma"/>
                 <w:sz w:val="18"/>
               </w:rPr>
               <w:t>ACK compare-and-set บน transaction เดิม; purge เฉพาะ terminal + purge_after + non-held</w:t>
@@ -6826,13 +6854,13 @@
             </w:pPr>
             <w:r>
               <w:rPr>
-                <w:rFonts w:ascii="Arial" w:hAnsi="Arial" w:eastAsia="Arial"/>
-                <w:sz w:val="18"/>
-              </w:rPr>
-            </w:r>
-            <w:r>
-              <w:rPr>
-                <w:rFonts w:ascii="Arial" w:hAnsi="Arial" w:eastAsia="Arial"/>
+                <w:rFonts w:ascii="Arial" w:hAnsi="Arial" w:eastAsia="Arial" w:cs="Tahoma"/>
+                <w:sz w:val="18"/>
+              </w:rPr>
+            </w:r>
+            <w:r>
+              <w:rPr>
+                <w:rFonts w:ascii="Arial" w:hAnsi="Arial" w:eastAsia="Arial" w:cs="Tahoma"/>
                 <w:sz w:val="18"/>
               </w:rPr>
               <w:t>pending/failed/unacked/legal-hold ห้ามลบ</w:t>
@@ -6856,13 +6884,13 @@
             </w:pPr>
             <w:r>
               <w:rPr>
-                <w:rFonts w:ascii="Arial" w:hAnsi="Arial" w:eastAsia="Arial"/>
-                <w:sz w:val="18"/>
-              </w:rPr>
-            </w:r>
-            <w:r>
-              <w:rPr>
-                <w:rFonts w:ascii="Arial" w:hAnsi="Arial" w:eastAsia="Arial"/>
+                <w:rFonts w:ascii="Arial" w:hAnsi="Arial" w:eastAsia="Arial" w:cs="Tahoma"/>
+                <w:sz w:val="18"/>
+              </w:rPr>
+            </w:r>
+            <w:r>
+              <w:rPr>
+                <w:rFonts w:ascii="Arial" w:hAnsi="Arial" w:eastAsia="Arial" w:cs="Tahoma"/>
                 <w:sz w:val="18"/>
               </w:rPr>
               <w:t>Master mutation</w:t>
@@ -6881,13 +6909,13 @@
             </w:pPr>
             <w:r>
               <w:rPr>
-                <w:rFonts w:ascii="Arial" w:hAnsi="Arial" w:eastAsia="Arial"/>
-                <w:sz w:val="18"/>
-              </w:rPr>
-            </w:r>
-            <w:r>
-              <w:rPr>
-                <w:rFonts w:ascii="Arial" w:hAnsi="Arial" w:eastAsia="Arial"/>
+                <w:rFonts w:ascii="Arial" w:hAnsi="Arial" w:eastAsia="Arial" w:cs="Tahoma"/>
+                <w:sz w:val="18"/>
+              </w:rPr>
+            </w:r>
+            <w:r>
+              <w:rPr>
+                <w:rFonts w:ascii="Arial" w:hAnsi="Arial" w:eastAsia="Arial" w:cs="Tahoma"/>
                 <w:sz w:val="18"/>
               </w:rPr>
               <w:t>update entity ใน transaction เดียว</w:t>
@@ -6906,13 +6934,13 @@
             </w:pPr>
             <w:r>
               <w:rPr>
-                <w:rFonts w:ascii="Arial" w:hAnsi="Arial" w:eastAsia="Arial"/>
-                <w:sz w:val="18"/>
-              </w:rPr>
-            </w:r>
-            <w:r>
-              <w:rPr>
-                <w:rFonts w:ascii="Arial" w:hAnsi="Arial" w:eastAsia="Arial"/>
+                <w:rFonts w:ascii="Arial" w:hAnsi="Arial" w:eastAsia="Arial" w:cs="Tahoma"/>
+                <w:sz w:val="18"/>
+              </w:rPr>
+            </w:r>
+            <w:r>
+              <w:rPr>
+                <w:rFonts w:ascii="Arial" w:hAnsi="Arial" w:eastAsia="Arial" w:cs="Tahoma"/>
                 <w:sz w:val="18"/>
               </w:rPr>
               <w:t>mutation fail ต้อง rollback ครบ</w:t>
@@ -6962,7 +6990,7 @@
             <w:r/>
             <w:r>
               <w:rPr>
-                <w:rFonts w:ascii="Arial" w:hAnsi="Arial" w:eastAsia="Arial"/>
+                <w:rFonts w:ascii="Arial" w:hAnsi="Arial" w:eastAsia="Arial" w:cs="Tahoma"/>
                 <w:b/>
                 <w:sz w:val="18"/>
               </w:rPr>
@@ -6984,7 +7012,7 @@
             <w:r/>
             <w:r>
               <w:rPr>
-                <w:rFonts w:ascii="Arial" w:hAnsi="Arial" w:eastAsia="Arial"/>
+                <w:rFonts w:ascii="Arial" w:hAnsi="Arial" w:eastAsia="Arial" w:cs="Tahoma"/>
                 <w:b/>
                 <w:sz w:val="18"/>
               </w:rPr>
@@ -7009,13 +7037,13 @@
             </w:pPr>
             <w:r>
               <w:rPr>
-                <w:rFonts w:ascii="Arial" w:hAnsi="Arial" w:eastAsia="Arial"/>
-                <w:sz w:val="18"/>
-              </w:rPr>
-            </w:r>
-            <w:r>
-              <w:rPr>
-                <w:rFonts w:ascii="Arial" w:hAnsi="Arial" w:eastAsia="Arial"/>
+                <w:rFonts w:ascii="Arial" w:hAnsi="Arial" w:eastAsia="Arial" w:cs="Tahoma"/>
+                <w:sz w:val="18"/>
+              </w:rPr>
+            </w:r>
+            <w:r>
+              <w:rPr>
+                <w:rFonts w:ascii="Arial" w:hAnsi="Arial" w:eastAsia="Arial" w:cs="Tahoma"/>
                 <w:sz w:val="18"/>
               </w:rPr>
               <w:t>workflow_state / workflow_status (@srm/glb-workflow)</w:t>
@@ -7034,13 +7062,13 @@
             </w:pPr>
             <w:r>
               <w:rPr>
-                <w:rFonts w:ascii="Arial" w:hAnsi="Arial" w:eastAsia="Arial"/>
-                <w:sz w:val="18"/>
-              </w:rPr>
-            </w:r>
-            <w:r>
-              <w:rPr>
-                <w:rFonts w:ascii="Arial" w:hAnsi="Arial" w:eastAsia="Arial"/>
+                <w:rFonts w:ascii="Arial" w:hAnsi="Arial" w:eastAsia="Arial" w:cs="Tahoma"/>
+                <w:sz w:val="18"/>
+              </w:rPr>
+            </w:r>
+            <w:r>
+              <w:rPr>
+                <w:rFonts w:ascii="Arial" w:hAnsi="Arial" w:eastAsia="Arial" w:cs="Tahoma"/>
                 <w:sz w:val="18"/>
               </w:rPr>
               <w:t>5 ขั้น 06, 08, 01, 02, 03 + state จบ flow · 6 สถานะเอกสาร (5 waiting + เสร็จสิ้น) — ลงทะเบียนที่ engine ไม่ใช่ตารางของ SBPGI</w:t>
@@ -7064,13 +7092,13 @@
             </w:pPr>
             <w:r>
               <w:rPr>
-                <w:rFonts w:ascii="Arial" w:hAnsi="Arial" w:eastAsia="Arial"/>
-                <w:sz w:val="18"/>
-              </w:rPr>
-            </w:r>
-            <w:r>
-              <w:rPr>
-                <w:rFonts w:ascii="Arial" w:hAnsi="Arial" w:eastAsia="Arial"/>
+                <w:rFonts w:ascii="Arial" w:hAnsi="Arial" w:eastAsia="Arial" w:cs="Tahoma"/>
+                <w:sz w:val="18"/>
+              </w:rPr>
+            </w:r>
+            <w:r>
+              <w:rPr>
+                <w:rFonts w:ascii="Arial" w:hAnsi="Arial" w:eastAsia="Arial" w:cs="Tahoma"/>
                 <w:sz w:val="18"/>
               </w:rPr>
               <w:t>(ไม่สร้าง) decisions</w:t>
@@ -7089,13 +7117,13 @@
             </w:pPr>
             <w:r>
               <w:rPr>
-                <w:rFonts w:ascii="Arial" w:hAnsi="Arial" w:eastAsia="Arial"/>
-                <w:sz w:val="18"/>
-              </w:rPr>
-            </w:r>
-            <w:r>
-              <w:rPr>
-                <w:rFonts w:ascii="Arial" w:hAnsi="Arial" w:eastAsia="Arial"/>
+                <w:rFonts w:ascii="Arial" w:hAnsi="Arial" w:eastAsia="Arial" w:cs="Tahoma"/>
+                <w:sz w:val="18"/>
+              </w:rPr>
+            </w:r>
+            <w:r>
+              <w:rPr>
+                <w:rFonts w:ascii="Arial" w:hAnsi="Arial" w:eastAsia="Arial" w:cs="Tahoma"/>
                 <w:sz w:val="18"/>
               </w:rPr>
               <w:t>ย้ายไป common_code ของระบบเดิม — มติ DP-9 2026-08-10</w:t>
@@ -7119,13 +7147,13 @@
             </w:pPr>
             <w:r>
               <w:rPr>
-                <w:rFonts w:ascii="Arial" w:hAnsi="Arial" w:eastAsia="Arial"/>
-                <w:sz w:val="18"/>
-              </w:rPr>
-            </w:r>
-            <w:r>
-              <w:rPr>
-                <w:rFonts w:ascii="Arial" w:hAnsi="Arial" w:eastAsia="Arial"/>
+                <w:rFonts w:ascii="Arial" w:hAnsi="Arial" w:eastAsia="Arial" w:cs="Tahoma"/>
+                <w:sz w:val="18"/>
+              </w:rPr>
+            </w:r>
+            <w:r>
+              <w:rPr>
+                <w:rFonts w:ascii="Arial" w:hAnsi="Arial" w:eastAsia="Arial" w:cs="Tahoma"/>
                 <w:sz w:val="18"/>
               </w:rPr>
               <w:t>competitors</w:t>
@@ -7144,13 +7172,13 @@
             </w:pPr>
             <w:r>
               <w:rPr>
-                <w:rFonts w:ascii="Arial" w:hAnsi="Arial" w:eastAsia="Arial"/>
-                <w:sz w:val="18"/>
-              </w:rPr>
-            </w:r>
-            <w:r>
-              <w:rPr>
-                <w:rFonts w:ascii="Arial" w:hAnsi="Arial" w:eastAsia="Arial"/>
+                <w:rFonts w:ascii="Arial" w:hAnsi="Arial" w:eastAsia="Arial" w:cs="Tahoma"/>
+                <w:sz w:val="18"/>
+              </w:rPr>
+            </w:r>
+            <w:r>
+              <w:rPr>
+                <w:rFonts w:ascii="Arial" w:hAnsi="Arial" w:eastAsia="Arial" w:cs="Tahoma"/>
                 <w:sz w:val="18"/>
               </w:rPr>
               <w:t>แบรนด์คู่แข่ง 11 รายการ รหัส 01-11 (ไทย + อังกฤษ)</w:t>
@@ -7174,13 +7202,13 @@
             </w:pPr>
             <w:r>
               <w:rPr>
-                <w:rFonts w:ascii="Arial" w:hAnsi="Arial" w:eastAsia="Arial"/>
-                <w:sz w:val="18"/>
-              </w:rPr>
-            </w:r>
-            <w:r>
-              <w:rPr>
-                <w:rFonts w:ascii="Arial" w:hAnsi="Arial" w:eastAsia="Arial"/>
+                <w:rFonts w:ascii="Arial" w:hAnsi="Arial" w:eastAsia="Arial" w:cs="Tahoma"/>
+                <w:sz w:val="18"/>
+              </w:rPr>
+            </w:r>
+            <w:r>
+              <w:rPr>
+                <w:rFonts w:ascii="Arial" w:hAnsi="Arial" w:eastAsia="Arial" w:cs="Tahoma"/>
                 <w:sz w:val="18"/>
               </w:rPr>
               <w:t>external_factors</w:t>
@@ -7199,13 +7227,13 @@
             </w:pPr>
             <w:r>
               <w:rPr>
-                <w:rFonts w:ascii="Arial" w:hAnsi="Arial" w:eastAsia="Arial"/>
-                <w:sz w:val="18"/>
-              </w:rPr>
-            </w:r>
-            <w:r>
-              <w:rPr>
-                <w:rFonts w:ascii="Arial" w:hAnsi="Arial" w:eastAsia="Arial"/>
+                <w:rFonts w:ascii="Arial" w:hAnsi="Arial" w:eastAsia="Arial" w:cs="Tahoma"/>
+                <w:sz w:val="18"/>
+              </w:rPr>
+            </w:r>
+            <w:r>
+              <w:rPr>
+                <w:rFonts w:ascii="Arial" w:hAnsi="Arial" w:eastAsia="Arial" w:cs="Tahoma"/>
                 <w:sz w:val="18"/>
               </w:rPr>
               <w:t>ปัจจัยภายนอกที่ใช้อยู่</w:t>
@@ -7229,13 +7257,13 @@
             </w:pPr>
             <w:r>
               <w:rPr>
-                <w:rFonts w:ascii="Arial" w:hAnsi="Arial" w:eastAsia="Arial"/>
-                <w:sz w:val="18"/>
-              </w:rPr>
-            </w:r>
-            <w:r>
-              <w:rPr>
-                <w:rFonts w:ascii="Arial" w:hAnsi="Arial" w:eastAsia="Arial"/>
+                <w:rFonts w:ascii="Arial" w:hAnsi="Arial" w:eastAsia="Arial" w:cs="Tahoma"/>
+                <w:sz w:val="18"/>
+              </w:rPr>
+            </w:r>
+            <w:r>
+              <w:rPr>
+                <w:rFonts w:ascii="Arial" w:hAnsi="Arial" w:eastAsia="Arial" w:cs="Tahoma"/>
                 <w:sz w:val="18"/>
               </w:rPr>
               <w:t>email_template (ระบบ SBP เดิม)</w:t>
@@ -7254,13 +7282,13 @@
             </w:pPr>
             <w:r>
               <w:rPr>
-                <w:rFonts w:ascii="Arial" w:hAnsi="Arial" w:eastAsia="Arial"/>
-                <w:sz w:val="18"/>
-              </w:rPr>
-            </w:r>
-            <w:r>
-              <w:rPr>
-                <w:rFonts w:ascii="Arial" w:hAnsi="Arial" w:eastAsia="Arial"/>
+                <w:rFonts w:ascii="Arial" w:hAnsi="Arial" w:eastAsia="Arial" w:cs="Tahoma"/>
+                <w:sz w:val="18"/>
+              </w:rPr>
+            </w:r>
+            <w:r>
+              <w:rPr>
+                <w:rFonts w:ascii="Arial" w:hAnsi="Arial" w:eastAsia="Arial" w:cs="Tahoma"/>
                 <w:sz w:val="18"/>
               </w:rPr>
               <w:t>EM-01..EM-08</w:t>
@@ -7284,13 +7312,13 @@
             </w:pPr>
             <w:r>
               <w:rPr>
-                <w:rFonts w:ascii="Arial" w:hAnsi="Arial" w:eastAsia="Arial"/>
-                <w:sz w:val="18"/>
-              </w:rPr>
-            </w:r>
-            <w:r>
-              <w:rPr>
-                <w:rFonts w:ascii="Arial" w:hAnsi="Arial" w:eastAsia="Arial"/>
+                <w:rFonts w:ascii="Arial" w:hAnsi="Arial" w:eastAsia="Arial" w:cs="Tahoma"/>
+                <w:sz w:val="18"/>
+              </w:rPr>
+            </w:r>
+            <w:r>
+              <w:rPr>
+                <w:rFonts w:ascii="Arial" w:hAnsi="Arial" w:eastAsia="Arial" w:cs="Tahoma"/>
                 <w:sz w:val="18"/>
               </w:rPr>
               <w:t>common_code / mas_param (ระบบ SBP เดิม)</w:t>
@@ -7309,16 +7337,16 @@
             </w:pPr>
             <w:r>
               <w:rPr>
-                <w:rFonts w:ascii="Arial" w:hAnsi="Arial" w:eastAsia="Arial"/>
-                <w:sz w:val="18"/>
-              </w:rPr>
-            </w:r>
-            <w:r>
-              <w:rPr>
-                <w:rFonts w:ascii="Arial" w:hAnsi="Arial" w:eastAsia="Arial"/>
-                <w:sz w:val="18"/>
-              </w:rPr>
-              <w:t>SBPGI_APPROVE_LIMIT: GM=50000 / AVP=300000 (SDD GI), impact radius 1/2 km, sales data threshold=60, growth rate threshold=-10</w:t>
+                <w:rFonts w:ascii="Arial" w:hAnsi="Arial" w:eastAsia="Arial" w:cs="Tahoma"/>
+                <w:sz w:val="18"/>
+              </w:rPr>
+            </w:r>
+            <w:r>
+              <w:rPr>
+                <w:rFonts w:ascii="Arial" w:hAnsi="Arial" w:eastAsia="Arial" w:cs="Tahoma"/>
+                <w:sz w:val="18"/>
+              </w:rPr>
+              <w:t>SBPGI_APPROVE_LIMIT: THRESHOLD=100000 (เกณฑ์เดียว · มติ 2026-08-18), impact radius 1/2 km, sales data threshold=60, growth rate threshold=-10</w:t>
             </w:r>
           </w:p>
         </w:tc>
@@ -7365,7 +7393,7 @@
             <w:r/>
             <w:r>
               <w:rPr>
-                <w:rFonts w:ascii="Arial" w:hAnsi="Arial" w:eastAsia="Arial"/>
+                <w:rFonts w:ascii="Arial" w:hAnsi="Arial" w:eastAsia="Arial" w:cs="Tahoma"/>
                 <w:b/>
                 <w:sz w:val="18"/>
               </w:rPr>
@@ -7387,7 +7415,7 @@
             <w:r/>
             <w:r>
               <w:rPr>
-                <w:rFonts w:ascii="Arial" w:hAnsi="Arial" w:eastAsia="Arial"/>
+                <w:rFonts w:ascii="Arial" w:hAnsi="Arial" w:eastAsia="Arial" w:cs="Tahoma"/>
                 <w:b/>
                 <w:sz w:val="18"/>
               </w:rPr>
@@ -7412,13 +7440,13 @@
             </w:pPr>
             <w:r>
               <w:rPr>
-                <w:rFonts w:ascii="Arial" w:hAnsi="Arial" w:eastAsia="Arial"/>
-                <w:sz w:val="18"/>
-              </w:rPr>
-            </w:r>
-            <w:r>
-              <w:rPr>
-                <w:rFonts w:ascii="Arial" w:hAnsi="Arial" w:eastAsia="Arial"/>
+                <w:rFonts w:ascii="Arial" w:hAnsi="Arial" w:eastAsia="Arial" w:cs="Tahoma"/>
+                <w:sz w:val="18"/>
+              </w:rPr>
+            </w:r>
+            <w:r>
+              <w:rPr>
+                <w:rFonts w:ascii="Arial" w:hAnsi="Arial" w:eastAsia="Arial" w:cs="Tahoma"/>
                 <w:sz w:val="18"/>
               </w:rPr>
               <w:t>Naming</w:t>
@@ -7437,13 +7465,13 @@
             </w:pPr>
             <w:r>
               <w:rPr>
-                <w:rFonts w:ascii="Arial" w:hAnsi="Arial" w:eastAsia="Arial"/>
-                <w:sz w:val="18"/>
-              </w:rPr>
-            </w:r>
-            <w:r>
-              <w:rPr>
-                <w:rFonts w:ascii="Arial" w:hAnsi="Arial" w:eastAsia="Arial"/>
+                <w:rFonts w:ascii="Arial" w:hAnsi="Arial" w:eastAsia="Arial" w:cs="Tahoma"/>
+                <w:sz w:val="18"/>
+              </w:rPr>
+            </w:r>
+            <w:r>
+              <w:rPr>
+                <w:rFonts w:ascii="Arial" w:hAnsi="Arial" w:eastAsia="Arial" w:cs="Tahoma"/>
                 <w:sz w:val="18"/>
               </w:rPr>
               <w:t>all new tables/columns lower_snake_case</w:t>
@@ -7467,13 +7495,13 @@
             </w:pPr>
             <w:r>
               <w:rPr>
-                <w:rFonts w:ascii="Arial" w:hAnsi="Arial" w:eastAsia="Arial"/>
-                <w:sz w:val="18"/>
-              </w:rPr>
-            </w:r>
-            <w:r>
-              <w:rPr>
-                <w:rFonts w:ascii="Arial" w:hAnsi="Arial" w:eastAsia="Arial"/>
+                <w:rFonts w:ascii="Arial" w:hAnsi="Arial" w:eastAsia="Arial" w:cs="Tahoma"/>
+                <w:sz w:val="18"/>
+              </w:rPr>
+            </w:r>
+            <w:r>
+              <w:rPr>
+                <w:rFonts w:ascii="Arial" w:hAnsi="Arial" w:eastAsia="Arial" w:cs="Tahoma"/>
                 <w:sz w:val="18"/>
               </w:rPr>
               <w:t>Leading zero</w:t>
@@ -7492,13 +7520,13 @@
             </w:pPr>
             <w:r>
               <w:rPr>
-                <w:rFonts w:ascii="Arial" w:hAnsi="Arial" w:eastAsia="Arial"/>
-                <w:sz w:val="18"/>
-              </w:rPr>
-            </w:r>
-            <w:r>
-              <w:rPr>
-                <w:rFonts w:ascii="Arial" w:hAnsi="Arial" w:eastAsia="Arial"/>
+                <w:rFonts w:ascii="Arial" w:hAnsi="Arial" w:eastAsia="Arial" w:cs="Tahoma"/>
+                <w:sz w:val="18"/>
+              </w:rPr>
+            </w:r>
+            <w:r>
+              <w:rPr>
+                <w:rFonts w:ascii="Arial" w:hAnsi="Arial" w:eastAsia="Arial" w:cs="Tahoma"/>
                 <w:sz w:val="18"/>
               </w:rPr>
               <w:t>store_code/new_store_code stored as VARCHAR(5), never numeric</w:t>
@@ -7522,13 +7550,13 @@
             </w:pPr>
             <w:r>
               <w:rPr>
-                <w:rFonts w:ascii="Arial" w:hAnsi="Arial" w:eastAsia="Arial"/>
-                <w:sz w:val="18"/>
-              </w:rPr>
-            </w:r>
-            <w:r>
-              <w:rPr>
-                <w:rFonts w:ascii="Arial" w:hAnsi="Arial" w:eastAsia="Arial"/>
+                <w:rFonts w:ascii="Arial" w:hAnsi="Arial" w:eastAsia="Arial" w:cs="Tahoma"/>
+                <w:sz w:val="18"/>
+              </w:rPr>
+            </w:r>
+            <w:r>
+              <w:rPr>
+                <w:rFonts w:ascii="Arial" w:hAnsi="Arial" w:eastAsia="Arial" w:cs="Tahoma"/>
                 <w:sz w:val="18"/>
               </w:rPr>
               <w:t>docNo</w:t>
@@ -7547,13 +7575,13 @@
             </w:pPr>
             <w:r>
               <w:rPr>
-                <w:rFonts w:ascii="Arial" w:hAnsi="Arial" w:eastAsia="Arial"/>
-                <w:sz w:val="18"/>
-              </w:rPr>
-            </w:r>
-            <w:r>
-              <w:rPr>
-                <w:rFonts w:ascii="Arial" w:hAnsi="Arial" w:eastAsia="Arial"/>
+                <w:rFonts w:ascii="Arial" w:hAnsi="Arial" w:eastAsia="Arial" w:cs="Tahoma"/>
+                <w:sz w:val="18"/>
+              </w:rPr>
+            </w:r>
+            <w:r>
+              <w:rPr>
+                <w:rFonts w:ascii="Arial" w:hAnsi="Arial" w:eastAsia="Arial" w:cs="Tahoma"/>
                 <w:sz w:val="18"/>
               </w:rPr>
               <w:t>year/running_no/doc_no generated in DB transaction; concurrency test 20 parallel requests</w:t>
@@ -7577,13 +7605,13 @@
             </w:pPr>
             <w:r>
               <w:rPr>
-                <w:rFonts w:ascii="Arial" w:hAnsi="Arial" w:eastAsia="Arial"/>
-                <w:sz w:val="18"/>
-              </w:rPr>
-            </w:r>
-            <w:r>
-              <w:rPr>
-                <w:rFonts w:ascii="Arial" w:hAnsi="Arial" w:eastAsia="Arial"/>
+                <w:rFonts w:ascii="Arial" w:hAnsi="Arial" w:eastAsia="Arial" w:cs="Tahoma"/>
+                <w:sz w:val="18"/>
+              </w:rPr>
+            </w:r>
+            <w:r>
+              <w:rPr>
+                <w:rFonts w:ascii="Arial" w:hAnsi="Arial" w:eastAsia="Arial" w:cs="Tahoma"/>
                 <w:sz w:val="18"/>
               </w:rPr>
               <w:t>Workflow</w:t>
@@ -7602,13 +7630,13 @@
             </w:pPr>
             <w:r>
               <w:rPr>
-                <w:rFonts w:ascii="Arial" w:hAnsi="Arial" w:eastAsia="Arial"/>
-                <w:sz w:val="18"/>
-              </w:rPr>
-            </w:r>
-            <w:r>
-              <w:rPr>
-                <w:rFonts w:ascii="Arial" w:hAnsi="Arial" w:eastAsia="Arial"/>
+                <w:rFonts w:ascii="Arial" w:hAnsi="Arial" w:eastAsia="Arial" w:cs="Tahoma"/>
+                <w:sz w:val="18"/>
+              </w:rPr>
+            </w:r>
+            <w:r>
+              <w:rPr>
+                <w:rFonts w:ascii="Arial" w:hAnsi="Arial" w:eastAsia="Arial" w:cs="Tahoma"/>
                 <w:sz w:val="18"/>
               </w:rPr>
               <w:t>no active 04/05 accounting sections/statuses; ไม่มีตาราง workflow ของ SBPGI — ตรวจว่า state/route ถูกลงทะเบียนที่ engine ครบ</w:t>
@@ -7632,13 +7660,13 @@
             </w:pPr>
             <w:r>
               <w:rPr>
-                <w:rFonts w:ascii="Arial" w:hAnsi="Arial" w:eastAsia="Arial"/>
-                <w:sz w:val="18"/>
-              </w:rPr>
-            </w:r>
-            <w:r>
-              <w:rPr>
-                <w:rFonts w:ascii="Arial" w:hAnsi="Arial" w:eastAsia="Arial"/>
+                <w:rFonts w:ascii="Arial" w:hAnsi="Arial" w:eastAsia="Arial" w:cs="Tahoma"/>
+                <w:sz w:val="18"/>
+              </w:rPr>
+            </w:r>
+            <w:r>
+              <w:rPr>
+                <w:rFonts w:ascii="Arial" w:hAnsi="Arial" w:eastAsia="Arial" w:cs="Tahoma"/>
                 <w:sz w:val="18"/>
               </w:rPr>
               <w:t>Security</w:t>
@@ -7657,13 +7685,13 @@
             </w:pPr>
             <w:r>
               <w:rPr>
-                <w:rFonts w:ascii="Arial" w:hAnsi="Arial" w:eastAsia="Arial"/>
-                <w:sz w:val="18"/>
-              </w:rPr>
-            </w:r>
-            <w:r>
-              <w:rPr>
-                <w:rFonts w:ascii="Arial" w:hAnsi="Arial" w:eastAsia="Arial"/>
+                <w:rFonts w:ascii="Arial" w:hAnsi="Arial" w:eastAsia="Arial" w:cs="Tahoma"/>
+                <w:sz w:val="18"/>
+              </w:rPr>
+            </w:r>
+            <w:r>
+              <w:rPr>
+                <w:rFonts w:ascii="Arial" w:hAnsi="Arial" w:eastAsia="Arial" w:cs="Tahoma"/>
                 <w:sz w:val="18"/>
               </w:rPr>
               <w:t>no secrets in mas_param/backend config; storage objectKey not returned to FE</w:t>
@@ -7687,13 +7715,13 @@
             </w:pPr>
             <w:r>
               <w:rPr>
-                <w:rFonts w:ascii="Arial" w:hAnsi="Arial" w:eastAsia="Arial"/>
-                <w:sz w:val="18"/>
-              </w:rPr>
-            </w:r>
-            <w:r>
-              <w:rPr>
-                <w:rFonts w:ascii="Arial" w:hAnsi="Arial" w:eastAsia="Arial"/>
+                <w:rFonts w:ascii="Arial" w:hAnsi="Arial" w:eastAsia="Arial" w:cs="Tahoma"/>
+                <w:sz w:val="18"/>
+              </w:rPr>
+            </w:r>
+            <w:r>
+              <w:rPr>
+                <w:rFonts w:ascii="Arial" w:hAnsi="Arial" w:eastAsia="Arial" w:cs="Tahoma"/>
                 <w:sz w:val="18"/>
               </w:rPr>
               <w:t>External interface</w:t>
@@ -7712,13 +7740,13 @@
             </w:pPr>
             <w:r>
               <w:rPr>
-                <w:rFonts w:ascii="Arial" w:hAnsi="Arial" w:eastAsia="Arial"/>
-                <w:sz w:val="18"/>
-              </w:rPr>
-            </w:r>
-            <w:r>
-              <w:rPr>
-                <w:rFonts w:ascii="Arial" w:hAnsi="Arial" w:eastAsia="Arial"/>
+                <w:rFonts w:ascii="Arial" w:hAnsi="Arial" w:eastAsia="Arial" w:cs="Tahoma"/>
+                <w:sz w:val="18"/>
+              </w:rPr>
+            </w:r>
+            <w:r>
+              <w:rPr>
+                <w:rFonts w:ascii="Arial" w:hAnsi="Arial" w:eastAsia="Arial" w:cs="Tahoma"/>
                 <w:sz w:val="18"/>
               </w:rPr>
               <w:t>credential/certificate/private key อยู่ Secret Manager ผ่าน secretRef; TLS verify-full หรือ SFTP strict known_hosts; ทดสอบ rotation และ invalid certificate/host key</w:t>
@@ -7742,13 +7770,13 @@
             </w:pPr>
             <w:r>
               <w:rPr>
-                <w:rFonts w:ascii="Arial" w:hAnsi="Arial" w:eastAsia="Arial"/>
-                <w:sz w:val="18"/>
-              </w:rPr>
-            </w:r>
-            <w:r>
-              <w:rPr>
-                <w:rFonts w:ascii="Arial" w:hAnsi="Arial" w:eastAsia="Arial"/>
+                <w:rFonts w:ascii="Arial" w:hAnsi="Arial" w:eastAsia="Arial" w:cs="Tahoma"/>
+                <w:sz w:val="18"/>
+              </w:rPr>
+            </w:r>
+            <w:r>
+              <w:rPr>
+                <w:rFonts w:ascii="Arial" w:hAnsi="Arial" w:eastAsia="Arial" w:cs="Tahoma"/>
                 <w:sz w:val="18"/>
               </w:rPr>
               <w:t>Tracking retention</w:t>
@@ -7767,13 +7795,13 @@
             </w:pPr>
             <w:r>
               <w:rPr>
-                <w:rFonts w:ascii="Arial" w:hAnsi="Arial" w:eastAsia="Arial"/>
-                <w:sz w:val="18"/>
-              </w:rPr>
-            </w:r>
-            <w:r>
-              <w:rPr>
-                <w:rFonts w:ascii="Arial" w:hAnsi="Arial" w:eastAsia="Arial"/>
+                <w:rFonts w:ascii="Arial" w:hAnsi="Arial" w:eastAsia="Arial" w:cs="Tahoma"/>
+                <w:sz w:val="18"/>
+              </w:rPr>
+            </w:r>
+            <w:r>
+              <w:rPr>
+                <w:rFonts w:ascii="Arial" w:hAnsi="Arial" w:eastAsia="Arial" w:cs="Tahoma"/>
                 <w:sz w:val="18"/>
               </w:rPr>
               <w:t>backfill typed FK/purge_after, validate FK, dry-run count แล้ว purge เฉพาะ ACKED/COMPLETED เป็น batch; reconcile count ก่อน/หลัง</w:t>
@@ -7797,13 +7825,13 @@
             </w:pPr>
             <w:r>
               <w:rPr>
-                <w:rFonts w:ascii="Arial" w:hAnsi="Arial" w:eastAsia="Arial"/>
-                <w:sz w:val="18"/>
-              </w:rPr>
-            </w:r>
-            <w:r>
-              <w:rPr>
-                <w:rFonts w:ascii="Arial" w:hAnsi="Arial" w:eastAsia="Arial"/>
+                <w:rFonts w:ascii="Arial" w:hAnsi="Arial" w:eastAsia="Arial" w:cs="Tahoma"/>
+                <w:sz w:val="18"/>
+              </w:rPr>
+            </w:r>
+            <w:r>
+              <w:rPr>
+                <w:rFonts w:ascii="Arial" w:hAnsi="Arial" w:eastAsia="Arial" w:cs="Tahoma"/>
                 <w:sz w:val="18"/>
               </w:rPr>
               <w:t>Data integrity</w:t>
@@ -7822,13 +7850,13 @@
             </w:pPr>
             <w:r>
               <w:rPr>
-                <w:rFonts w:ascii="Arial" w:hAnsi="Arial" w:eastAsia="Arial"/>
-                <w:sz w:val="18"/>
-              </w:rPr>
-            </w:r>
-            <w:r>
-              <w:rPr>
-                <w:rFonts w:ascii="Arial" w:hAnsi="Arial" w:eastAsia="Arial"/>
+                <w:rFonts w:ascii="Arial" w:hAnsi="Arial" w:eastAsia="Arial" w:cs="Tahoma"/>
+                <w:sz w:val="18"/>
+              </w:rPr>
+            </w:r>
+            <w:r>
+              <w:rPr>
+                <w:rFonts w:ascii="Arial" w:hAnsi="Arial" w:eastAsia="Arial" w:cs="Tahoma"/>
                 <w:sz w:val="18"/>
               </w:rPr>
               <w:t>FK/check constraints enabled before SIT; reject legacy invalid enum values</w:t>
@@ -7852,13 +7880,13 @@
             </w:pPr>
             <w:r>
               <w:rPr>
-                <w:rFonts w:ascii="Arial" w:hAnsi="Arial" w:eastAsia="Arial"/>
-                <w:sz w:val="18"/>
-              </w:rPr>
-            </w:r>
-            <w:r>
-              <w:rPr>
-                <w:rFonts w:ascii="Arial" w:hAnsi="Arial" w:eastAsia="Arial"/>
+                <w:rFonts w:ascii="Arial" w:hAnsi="Arial" w:eastAsia="Arial" w:cs="Tahoma"/>
+                <w:sz w:val="18"/>
+              </w:rPr>
+            </w:r>
+            <w:r>
+              <w:rPr>
+                <w:rFonts w:ascii="Arial" w:hAnsi="Arial" w:eastAsia="Arial" w:cs="Tahoma"/>
                 <w:sz w:val="18"/>
               </w:rPr>
               <w:t>Performance</w:t>
@@ -7877,13 +7905,13 @@
             </w:pPr>
             <w:r>
               <w:rPr>
-                <w:rFonts w:ascii="Arial" w:hAnsi="Arial" w:eastAsia="Arial"/>
-                <w:sz w:val="18"/>
-              </w:rPr>
-            </w:r>
-            <w:r>
-              <w:rPr>
-                <w:rFonts w:ascii="Arial" w:hAnsi="Arial" w:eastAsia="Arial"/>
+                <w:rFonts w:ascii="Arial" w:hAnsi="Arial" w:eastAsia="Arial" w:cs="Tahoma"/>
+                <w:sz w:val="18"/>
+              </w:rPr>
+            </w:r>
+            <w:r>
+              <w:rPr>
+                <w:rFonts w:ascii="Arial" w:hAnsi="Arial" w:eastAsia="Arial" w:cs="Tahoma"/>
                 <w:sz w:val="18"/>
               </w:rPr>
               <w:t>list/report/inbox queries explain plan uses indexes above</w:t>
@@ -7933,7 +7961,7 @@
             <w:r/>
             <w:r>
               <w:rPr>
-                <w:rFonts w:ascii="Arial" w:hAnsi="Arial" w:eastAsia="Arial"/>
+                <w:rFonts w:ascii="Arial" w:hAnsi="Arial" w:eastAsia="Arial" w:cs="Tahoma"/>
                 <w:b/>
                 <w:sz w:val="18"/>
               </w:rPr>
@@ -7955,7 +7983,7 @@
             <w:r/>
             <w:r>
               <w:rPr>
-                <w:rFonts w:ascii="Arial" w:hAnsi="Arial" w:eastAsia="Arial"/>
+                <w:rFonts w:ascii="Arial" w:hAnsi="Arial" w:eastAsia="Arial" w:cs="Tahoma"/>
                 <w:b/>
                 <w:sz w:val="18"/>
               </w:rPr>
@@ -7980,13 +8008,13 @@
             </w:pPr>
             <w:r>
               <w:rPr>
-                <w:rFonts w:ascii="Arial" w:hAnsi="Arial" w:eastAsia="Arial"/>
-                <w:sz w:val="18"/>
-              </w:rPr>
-            </w:r>
-            <w:r>
-              <w:rPr>
-                <w:rFonts w:ascii="Arial" w:hAnsi="Arial" w:eastAsia="Arial"/>
+                <w:rFonts w:ascii="Arial" w:hAnsi="Arial" w:eastAsia="Arial" w:cs="Tahoma"/>
+                <w:sz w:val="18"/>
+              </w:rPr>
+            </w:r>
+            <w:r>
+              <w:rPr>
+                <w:rFonts w:ascii="Arial" w:hAnsi="Arial" w:eastAsia="Arial" w:cs="Tahoma"/>
                 <w:sz w:val="18"/>
               </w:rPr>
               <w:t>LLDD-BE-API-Document-List-Search.pdf</w:t>
@@ -8005,13 +8033,13 @@
             </w:pPr>
             <w:r>
               <w:rPr>
-                <w:rFonts w:ascii="Arial" w:hAnsi="Arial" w:eastAsia="Arial"/>
-                <w:sz w:val="18"/>
-              </w:rPr>
-            </w:r>
-            <w:r>
-              <w:rPr>
-                <w:rFonts w:ascii="Arial" w:hAnsi="Arial" w:eastAsia="Arial"/>
+                <w:rFonts w:ascii="Arial" w:hAnsi="Arial" w:eastAsia="Arial" w:cs="Tahoma"/>
+                <w:sz w:val="18"/>
+              </w:rPr>
+            </w:r>
+            <w:r>
+              <w:rPr>
+                <w:rFonts w:ascii="Arial" w:hAnsi="Arial" w:eastAsia="Arial" w:cs="Tahoma"/>
                 <w:sz w:val="18"/>
               </w:rPr>
               <w:t>workflow_transaction / workflow_approver (@srm/glb-workflow)(R), compensation_documents(R), impacted_stores(R), fgi_impact_sales_summaries(R)</w:t>
@@ -8035,13 +8063,13 @@
             </w:pPr>
             <w:r>
               <w:rPr>
-                <w:rFonts w:ascii="Arial" w:hAnsi="Arial" w:eastAsia="Arial"/>
-                <w:sz w:val="18"/>
-              </w:rPr>
-            </w:r>
-            <w:r>
-              <w:rPr>
-                <w:rFonts w:ascii="Arial" w:hAnsi="Arial" w:eastAsia="Arial"/>
+                <w:rFonts w:ascii="Arial" w:hAnsi="Arial" w:eastAsia="Arial" w:cs="Tahoma"/>
+                <w:sz w:val="18"/>
+              </w:rPr>
+            </w:r>
+            <w:r>
+              <w:rPr>
+                <w:rFonts w:ascii="Arial" w:hAnsi="Arial" w:eastAsia="Arial" w:cs="Tahoma"/>
                 <w:sz w:val="18"/>
               </w:rPr>
               <w:t>LLDD-BE-API-Document-Create-Update.pdf</w:t>
@@ -8060,13 +8088,13 @@
             </w:pPr>
             <w:r>
               <w:rPr>
-                <w:rFonts w:ascii="Arial" w:hAnsi="Arial" w:eastAsia="Arial"/>
-                <w:sz w:val="18"/>
-              </w:rPr>
-            </w:r>
-            <w:r>
-              <w:rPr>
-                <w:rFonts w:ascii="Arial" w:hAnsi="Arial" w:eastAsia="Arial"/>
+                <w:rFonts w:ascii="Arial" w:hAnsi="Arial" w:eastAsia="Arial" w:cs="Tahoma"/>
+                <w:sz w:val="18"/>
+              </w:rPr>
+            </w:r>
+            <w:r>
+              <w:rPr>
+                <w:rFonts w:ascii="Arial" w:hAnsi="Arial" w:eastAsia="Arial" w:cs="Tahoma"/>
                 <w:sz w:val="18"/>
               </w:rPr>
               <w:t>compensation_documents(R/W), workflow_transaction / workflow_approver (@srm/glb-workflow)(W), document_new_stores(R/W), document_competitors(R/W)</w:t>
@@ -8090,13 +8118,13 @@
             </w:pPr>
             <w:r>
               <w:rPr>
-                <w:rFonts w:ascii="Arial" w:hAnsi="Arial" w:eastAsia="Arial"/>
-                <w:sz w:val="18"/>
-              </w:rPr>
-            </w:r>
-            <w:r>
-              <w:rPr>
-                <w:rFonts w:ascii="Arial" w:hAnsi="Arial" w:eastAsia="Arial"/>
+                <w:rFonts w:ascii="Arial" w:hAnsi="Arial" w:eastAsia="Arial" w:cs="Tahoma"/>
+                <w:sz w:val="18"/>
+              </w:rPr>
+            </w:r>
+            <w:r>
+              <w:rPr>
+                <w:rFonts w:ascii="Arial" w:hAnsi="Arial" w:eastAsia="Arial" w:cs="Tahoma"/>
                 <w:sz w:val="18"/>
               </w:rPr>
               <w:t>LLDD-BE-API-Document-Detail-Aggregate.pdf</w:t>
@@ -8115,13 +8143,13 @@
             </w:pPr>
             <w:r>
               <w:rPr>
-                <w:rFonts w:ascii="Arial" w:hAnsi="Arial" w:eastAsia="Arial"/>
-                <w:sz w:val="18"/>
-              </w:rPr>
-            </w:r>
-            <w:r>
-              <w:rPr>
-                <w:rFonts w:ascii="Arial" w:hAnsi="Arial" w:eastAsia="Arial"/>
+                <w:rFonts w:ascii="Arial" w:hAnsi="Arial" w:eastAsia="Arial" w:cs="Tahoma"/>
+                <w:sz w:val="18"/>
+              </w:rPr>
+            </w:r>
+            <w:r>
+              <w:rPr>
+                <w:rFonts w:ascii="Arial" w:hAnsi="Arial" w:eastAsia="Arial" w:cs="Tahoma"/>
                 <w:sz w:val="18"/>
               </w:rPr>
               <w:t>compensation_documents(R), impacted_stores(R), document_new_stores(R), document_competitors(R)</w:t>
@@ -8145,13 +8173,13 @@
             </w:pPr>
             <w:r>
               <w:rPr>
-                <w:rFonts w:ascii="Arial" w:hAnsi="Arial" w:eastAsia="Arial"/>
-                <w:sz w:val="18"/>
-              </w:rPr>
-            </w:r>
-            <w:r>
-              <w:rPr>
-                <w:rFonts w:ascii="Arial" w:hAnsi="Arial" w:eastAsia="Arial"/>
+                <w:rFonts w:ascii="Arial" w:hAnsi="Arial" w:eastAsia="Arial" w:cs="Tahoma"/>
+                <w:sz w:val="18"/>
+              </w:rPr>
+            </w:r>
+            <w:r>
+              <w:rPr>
+                <w:rFonts w:ascii="Arial" w:hAnsi="Arial" w:eastAsia="Arial" w:cs="Tahoma"/>
                 <w:sz w:val="18"/>
               </w:rPr>
               <w:t>LLDD-BE-API-Document-Workflow-Actions.pdf</w:t>
@@ -8170,16 +8198,16 @@
             </w:pPr>
             <w:r>
               <w:rPr>
-                <w:rFonts w:ascii="Arial" w:hAnsi="Arial" w:eastAsia="Arial"/>
-                <w:sz w:val="18"/>
-              </w:rPr>
-            </w:r>
-            <w:r>
-              <w:rPr>
-                <w:rFonts w:ascii="Arial" w:hAnsi="Arial" w:eastAsia="Arial"/>
-                <w:sz w:val="18"/>
-              </w:rPr>
-              <w:t>workflow_transaction / workflow_history / workflow_approver (@srm/glb-workflow)(R/W), compensation_documents(W), consideration_logs(W), workflow_transaction (@srm/glb-workflow)(R/W)</w:t>
+                <w:rFonts w:ascii="Arial" w:hAnsi="Arial" w:eastAsia="Arial" w:cs="Tahoma"/>
+                <w:sz w:val="18"/>
+              </w:rPr>
+            </w:r>
+            <w:r>
+              <w:rPr>
+                <w:rFonts w:ascii="Arial" w:hAnsi="Arial" w:eastAsia="Arial" w:cs="Tahoma"/>
+                <w:sz w:val="18"/>
+              </w:rPr>
+              <w:t>workflow_transaction / workflow_history / workflow_approver (@srm/glb-workflow)(R (เขียนผ่าน lib)), compensation_documents(W), consideration_logs(W), workflow_transaction (@srm/glb-workflow)(R (เขียนผ่าน lib))</w:t>
             </w:r>
           </w:p>
         </w:tc>
@@ -8200,13 +8228,13 @@
             </w:pPr>
             <w:r>
               <w:rPr>
-                <w:rFonts w:ascii="Arial" w:hAnsi="Arial" w:eastAsia="Arial"/>
-                <w:sz w:val="18"/>
-              </w:rPr>
-            </w:r>
-            <w:r>
-              <w:rPr>
-                <w:rFonts w:ascii="Arial" w:hAnsi="Arial" w:eastAsia="Arial"/>
+                <w:rFonts w:ascii="Arial" w:hAnsi="Arial" w:eastAsia="Arial" w:cs="Tahoma"/>
+                <w:sz w:val="18"/>
+              </w:rPr>
+            </w:r>
+            <w:r>
+              <w:rPr>
+                <w:rFonts w:ascii="Arial" w:hAnsi="Arial" w:eastAsia="Arial" w:cs="Tahoma"/>
                 <w:sz w:val="18"/>
               </w:rPr>
               <w:t>LLDD-BE-API-Workflow-Instances.pdf</w:t>
@@ -8225,16 +8253,16 @@
             </w:pPr>
             <w:r>
               <w:rPr>
-                <w:rFonts w:ascii="Arial" w:hAnsi="Arial" w:eastAsia="Arial"/>
-                <w:sz w:val="18"/>
-              </w:rPr>
-            </w:r>
-            <w:r>
-              <w:rPr>
-                <w:rFonts w:ascii="Arial" w:hAnsi="Arial" w:eastAsia="Arial"/>
-                <w:sz w:val="18"/>
-              </w:rPr>
-              <w:t>fgi_impact_processes / fgi_impact_stores(R/W), compensation_documents(R/W), workflow_transaction (@srm/glb-workflow)(R/W), workflow_approver (@srm/glb-workflow)(W)</w:t>
+                <w:rFonts w:ascii="Arial" w:hAnsi="Arial" w:eastAsia="Arial" w:cs="Tahoma"/>
+                <w:sz w:val="18"/>
+              </w:rPr>
+            </w:r>
+            <w:r>
+              <w:rPr>
+                <w:rFonts w:ascii="Arial" w:hAnsi="Arial" w:eastAsia="Arial" w:cs="Tahoma"/>
+                <w:sz w:val="18"/>
+              </w:rPr>
+              <w:t>fgi_impact_processes / fgi_impact_stores(R/W), compensation_documents(R/W), workflow_transaction (@srm/glb-workflow)(W (โดย lib)), workflow_approver (@srm/glb-workflow)(W)</w:t>
             </w:r>
           </w:p>
         </w:tc>
@@ -8255,13 +8283,13 @@
             </w:pPr>
             <w:r>
               <w:rPr>
-                <w:rFonts w:ascii="Arial" w:hAnsi="Arial" w:eastAsia="Arial"/>
-                <w:sz w:val="18"/>
-              </w:rPr>
-            </w:r>
-            <w:r>
-              <w:rPr>
-                <w:rFonts w:ascii="Arial" w:hAnsi="Arial" w:eastAsia="Arial"/>
+                <w:rFonts w:ascii="Arial" w:hAnsi="Arial" w:eastAsia="Arial" w:cs="Tahoma"/>
+                <w:sz w:val="18"/>
+              </w:rPr>
+            </w:r>
+            <w:r>
+              <w:rPr>
+                <w:rFonts w:ascii="Arial" w:hAnsi="Arial" w:eastAsia="Arial" w:cs="Tahoma"/>
                 <w:sz w:val="18"/>
               </w:rPr>
               <w:t>LLDD-BE-API-Attachment-Sales-Timeline.pdf</w:t>
@@ -8280,13 +8308,13 @@
             </w:pPr>
             <w:r>
               <w:rPr>
-                <w:rFonts w:ascii="Arial" w:hAnsi="Arial" w:eastAsia="Arial"/>
-                <w:sz w:val="18"/>
-              </w:rPr>
-            </w:r>
-            <w:r>
-              <w:rPr>
-                <w:rFonts w:ascii="Arial" w:hAnsi="Arial" w:eastAsia="Arial"/>
+                <w:rFonts w:ascii="Arial" w:hAnsi="Arial" w:eastAsia="Arial" w:cs="Tahoma"/>
+                <w:sz w:val="18"/>
+              </w:rPr>
+            </w:r>
+            <w:r>
+              <w:rPr>
+                <w:rFonts w:ascii="Arial" w:hAnsi="Arial" w:eastAsia="Arial" w:cs="Tahoma"/>
                 <w:sz w:val="18"/>
               </w:rPr>
               <w:t>document_attachments(R/W), compensation_documents(R), fgi_impact_sales_summaries(R), sales_transactions(R)</w:t>
@@ -8310,13 +8338,13 @@
             </w:pPr>
             <w:r>
               <w:rPr>
-                <w:rFonts w:ascii="Arial" w:hAnsi="Arial" w:eastAsia="Arial"/>
-                <w:sz w:val="18"/>
-              </w:rPr>
-            </w:r>
-            <w:r>
-              <w:rPr>
-                <w:rFonts w:ascii="Arial" w:hAnsi="Arial" w:eastAsia="Arial"/>
+                <w:rFonts w:ascii="Arial" w:hAnsi="Arial" w:eastAsia="Arial" w:cs="Tahoma"/>
+                <w:sz w:val="18"/>
+              </w:rPr>
+            </w:r>
+            <w:r>
+              <w:rPr>
+                <w:rFonts w:ascii="Arial" w:hAnsi="Arial" w:eastAsia="Arial" w:cs="Tahoma"/>
                 <w:sz w:val="18"/>
               </w:rPr>
               <w:t>LLDD-BE-API-Lookup.pdf</w:t>
@@ -8335,13 +8363,13 @@
             </w:pPr>
             <w:r>
               <w:rPr>
-                <w:rFonts w:ascii="Arial" w:hAnsi="Arial" w:eastAsia="Arial"/>
-                <w:sz w:val="18"/>
-              </w:rPr>
-            </w:r>
-            <w:r>
-              <w:rPr>
-                <w:rFonts w:ascii="Arial" w:hAnsi="Arial" w:eastAsia="Arial"/>
+                <w:rFonts w:ascii="Arial" w:hAnsi="Arial" w:eastAsia="Arial" w:cs="Tahoma"/>
+                <w:sz w:val="18"/>
+              </w:rPr>
+            </w:r>
+            <w:r>
+              <w:rPr>
+                <w:rFonts w:ascii="Arial" w:hAnsi="Arial" w:eastAsia="Arial" w:cs="Tahoma"/>
                 <w:sz w:val="18"/>
               </w:rPr>
               <w:t>impacted_stores (SBPGI) / store · mas_store · sevenshop (SBP เดิม)(R), workflow_status / workflow_state (@srm/glb-workflow · sps_store)(R), business_user (SBP เดิม)(R), auth-backend groups / menus / permissions (ระบบเดิม)(R)</w:t>
@@ -8365,13 +8393,13 @@
             </w:pPr>
             <w:r>
               <w:rPr>
-                <w:rFonts w:ascii="Arial" w:hAnsi="Arial" w:eastAsia="Arial"/>
-                <w:sz w:val="18"/>
-              </w:rPr>
-            </w:r>
-            <w:r>
-              <w:rPr>
-                <w:rFonts w:ascii="Arial" w:hAnsi="Arial" w:eastAsia="Arial"/>
+                <w:rFonts w:ascii="Arial" w:hAnsi="Arial" w:eastAsia="Arial" w:cs="Tahoma"/>
+                <w:sz w:val="18"/>
+              </w:rPr>
+            </w:r>
+            <w:r>
+              <w:rPr>
+                <w:rFonts w:ascii="Arial" w:hAnsi="Arial" w:eastAsia="Arial" w:cs="Tahoma"/>
                 <w:sz w:val="18"/>
               </w:rPr>
               <w:t>LLDD-BE-API-Report-and-Master-Data.pdf</w:t>
@@ -8390,13 +8418,13 @@
             </w:pPr>
             <w:r>
               <w:rPr>
-                <w:rFonts w:ascii="Arial" w:hAnsi="Arial" w:eastAsia="Arial"/>
-                <w:sz w:val="18"/>
-              </w:rPr>
-            </w:r>
-            <w:r>
-              <w:rPr>
-                <w:rFonts w:ascii="Arial" w:hAnsi="Arial" w:eastAsia="Arial"/>
+                <w:rFonts w:ascii="Arial" w:hAnsi="Arial" w:eastAsia="Arial" w:cs="Tahoma"/>
+                <w:sz w:val="18"/>
+              </w:rPr>
+            </w:r>
+            <w:r>
+              <w:rPr>
+                <w:rFonts w:ascii="Arial" w:hAnsi="Arial" w:eastAsia="Arial" w:cs="Tahoma"/>
                 <w:sz w:val="18"/>
               </w:rPr>
               <w:t>compensation_documents(R), compensation_histories(R), consideration_logs(R), auth-backend group + scope (business_user_group) / prepared approver ของ @srm/glb-workflow(R)</w:t>
@@ -8420,13 +8448,13 @@
             </w:pPr>
             <w:r>
               <w:rPr>
-                <w:rFonts w:ascii="Arial" w:hAnsi="Arial" w:eastAsia="Arial"/>
-                <w:sz w:val="18"/>
-              </w:rPr>
-            </w:r>
-            <w:r>
-              <w:rPr>
-                <w:rFonts w:ascii="Arial" w:hAnsi="Arial" w:eastAsia="Arial"/>
+                <w:rFonts w:ascii="Arial" w:hAnsi="Arial" w:eastAsia="Arial" w:cs="Tahoma"/>
+                <w:sz w:val="18"/>
+              </w:rPr>
+            </w:r>
+            <w:r>
+              <w:rPr>
+                <w:rFonts w:ascii="Arial" w:hAnsi="Arial" w:eastAsia="Arial" w:cs="Tahoma"/>
                 <w:sz w:val="18"/>
               </w:rPr>
               <w:t>LLDD-BE-Job-Batch-Email-SRM.pdf</w:t>
@@ -8445,16 +8473,16 @@
             </w:pPr>
             <w:r>
               <w:rPr>
-                <w:rFonts w:ascii="Arial" w:hAnsi="Arial" w:eastAsia="Arial"/>
-                <w:sz w:val="18"/>
-              </w:rPr>
-            </w:r>
-            <w:r>
-              <w:rPr>
-                <w:rFonts w:ascii="Arial" w:hAnsi="Arial" w:eastAsia="Arial"/>
-                <w:sz w:val="18"/>
-              </w:rPr>
-              <w:t>(backend config: config file/env)(R), (application log แบบ structured)(W), interface_transactions(R/W), email_template (SBP)(R/W)</w:t>
+                <w:rFonts w:ascii="Arial" w:hAnsi="Arial" w:eastAsia="Arial" w:cs="Tahoma"/>
+                <w:sz w:val="18"/>
+              </w:rPr>
+            </w:r>
+            <w:r>
+              <w:rPr>
+                <w:rFonts w:ascii="Arial" w:hAnsi="Arial" w:eastAsia="Arial" w:cs="Tahoma"/>
+                <w:sz w:val="18"/>
+              </w:rPr>
+              <w:t>(backend config: config file/env)(R), (application log แบบ structured)(W), interface_transactions(R/W), email_template (SBP)(R)</w:t>
             </w:r>
           </w:p>
         </w:tc>
@@ -8475,13 +8503,13 @@
             </w:pPr>
             <w:r>
               <w:rPr>
-                <w:rFonts w:ascii="Arial" w:hAnsi="Arial" w:eastAsia="Arial"/>
-                <w:sz w:val="18"/>
-              </w:rPr>
-            </w:r>
-            <w:r>
-              <w:rPr>
-                <w:rFonts w:ascii="Arial" w:hAnsi="Arial" w:eastAsia="Arial"/>
+                <w:rFonts w:ascii="Arial" w:hAnsi="Arial" w:eastAsia="Arial" w:cs="Tahoma"/>
+                <w:sz w:val="18"/>
+              </w:rPr>
+            </w:r>
+            <w:r>
+              <w:rPr>
+                <w:rFonts w:ascii="Arial" w:hAnsi="Arial" w:eastAsia="Arial" w:cs="Tahoma"/>
                 <w:sz w:val="18"/>
               </w:rPr>
               <w:t>LLDD-BE-Database-Structure.pdf</w:t>
@@ -8500,13 +8528,13 @@
             </w:pPr>
             <w:r>
               <w:rPr>
-                <w:rFonts w:ascii="Arial" w:hAnsi="Arial" w:eastAsia="Arial"/>
-                <w:sz w:val="18"/>
-              </w:rPr>
-            </w:r>
-            <w:r>
-              <w:rPr>
-                <w:rFonts w:ascii="Arial" w:hAnsi="Arial" w:eastAsia="Arial"/>
+                <w:rFonts w:ascii="Arial" w:hAnsi="Arial" w:eastAsia="Arial" w:cs="Tahoma"/>
+                <w:sz w:val="18"/>
+              </w:rPr>
+            </w:r>
+            <w:r>
+              <w:rPr>
+                <w:rFonts w:ascii="Arial" w:hAnsi="Arial" w:eastAsia="Arial" w:cs="Tahoma"/>
                 <w:sz w:val="18"/>
               </w:rPr>
               <w:t>19 target tables (โซน A/B/C)(W), workflow engine 13 ตาราง (sps_store)(R), fcs_qssi_score (sps_store)(R), mas_param / common_code / business_user / email_template (sps_store)(R)</w:t>
@@ -8530,13 +8558,13 @@
             </w:pPr>
             <w:r>
               <w:rPr>
-                <w:rFonts w:ascii="Arial" w:hAnsi="Arial" w:eastAsia="Arial"/>
-                <w:sz w:val="18"/>
-              </w:rPr>
-            </w:r>
-            <w:r>
-              <w:rPr>
-                <w:rFonts w:ascii="Arial" w:hAnsi="Arial" w:eastAsia="Arial"/>
+                <w:rFonts w:ascii="Arial" w:hAnsi="Arial" w:eastAsia="Arial" w:cs="Tahoma"/>
+                <w:sz w:val="18"/>
+              </w:rPr>
+            </w:r>
+            <w:r>
+              <w:rPr>
+                <w:rFonts w:ascii="Arial" w:hAnsi="Arial" w:eastAsia="Arial" w:cs="Tahoma"/>
                 <w:sz w:val="18"/>
               </w:rPr>
               <w:t>LLDD-BE-Data-Migration-Cutover.pdf</w:t>
@@ -8555,13 +8583,13 @@
             </w:pPr>
             <w:r>
               <w:rPr>
-                <w:rFonts w:ascii="Arial" w:hAnsi="Arial" w:eastAsia="Arial"/>
-                <w:sz w:val="18"/>
-              </w:rPr>
-            </w:r>
-            <w:r>
-              <w:rPr>
-                <w:rFonts w:ascii="Arial" w:hAnsi="Arial" w:eastAsia="Arial"/>
+                <w:rFonts w:ascii="Arial" w:hAnsi="Arial" w:eastAsia="Arial" w:cs="Tahoma"/>
+                <w:sz w:val="18"/>
+              </w:rPr>
+            </w:r>
+            <w:r>
+              <w:rPr>
+                <w:rFonts w:ascii="Arial" w:hAnsi="Arial" w:eastAsia="Arial" w:cs="Tahoma"/>
                 <w:sz w:val="18"/>
               </w:rPr>
               <w:t>ORA FCS_FRN (FGI_IMPACT_* · FCS_QSSI_SCORE · FGI_CONFIRM_RECEIVE_DATA)(R), MSSQL CPA_FRN_FGI (CompensateFlow · CompensateHistory · ImpactProfile · ImpactCostDetail · RunningNumber)(R), 19 target tables (โซน A/B/C)(W), workflow_transaction / workflow_approver / workflow_history (sps_store)(W)</w:t>
@@ -8585,13 +8613,13 @@
             </w:pPr>
             <w:r>
               <w:rPr>
-                <w:rFonts w:ascii="Arial" w:hAnsi="Arial" w:eastAsia="Arial"/>
-                <w:sz w:val="18"/>
-              </w:rPr>
-            </w:r>
-            <w:r>
-              <w:rPr>
-                <w:rFonts w:ascii="Arial" w:hAnsi="Arial" w:eastAsia="Arial"/>
+                <w:rFonts w:ascii="Arial" w:hAnsi="Arial" w:eastAsia="Arial" w:cs="Tahoma"/>
+                <w:sz w:val="18"/>
+              </w:rPr>
+            </w:r>
+            <w:r>
+              <w:rPr>
+                <w:rFonts w:ascii="Arial" w:hAnsi="Arial" w:eastAsia="Arial" w:cs="Tahoma"/>
                 <w:sz w:val="18"/>
               </w:rPr>
               <w:t>LLDD-BE-Integration-SBP-Platform.pdf</w:t>
@@ -8610,16 +8638,16 @@
             </w:pPr>
             <w:r>
               <w:rPr>
-                <w:rFonts w:ascii="Arial" w:hAnsi="Arial" w:eastAsia="Arial"/>
-                <w:sz w:val="18"/>
-              </w:rPr>
-            </w:r>
-            <w:r>
-              <w:rPr>
-                <w:rFonts w:ascii="Arial" w:hAnsi="Arial" w:eastAsia="Arial"/>
-                <w:sz w:val="18"/>
-              </w:rPr>
-              <w:t>mas_param (sps_store)(R), common_code / common_code_type (sps_store)(R), email_template / email_sent (sps_store)(R/W), business_user (sps_store)(R)</w:t>
+                <w:rFonts w:ascii="Arial" w:hAnsi="Arial" w:eastAsia="Arial" w:cs="Tahoma"/>
+                <w:sz w:val="18"/>
+              </w:rPr>
+            </w:r>
+            <w:r>
+              <w:rPr>
+                <w:rFonts w:ascii="Arial" w:hAnsi="Arial" w:eastAsia="Arial" w:cs="Tahoma"/>
+                <w:sz w:val="18"/>
+              </w:rPr>
+              <w:t>mas_param (sps_store)(R), common_code / common_code_type (sps_store)(R), email_template (sps_store)(R), email_sent (sps_store)(W (โดย email-lib))</w:t>
             </w:r>
           </w:p>
         </w:tc>
@@ -8640,13 +8668,13 @@
             </w:pPr>
             <w:r>
               <w:rPr>
-                <w:rFonts w:ascii="Arial" w:hAnsi="Arial" w:eastAsia="Arial"/>
-                <w:sz w:val="18"/>
-              </w:rPr>
-            </w:r>
-            <w:r>
-              <w:rPr>
-                <w:rFonts w:ascii="Arial" w:hAnsi="Arial" w:eastAsia="Arial"/>
+                <w:rFonts w:ascii="Arial" w:hAnsi="Arial" w:eastAsia="Arial" w:cs="Tahoma"/>
+                <w:sz w:val="18"/>
+              </w:rPr>
+            </w:r>
+            <w:r>
+              <w:rPr>
+                <w:rFonts w:ascii="Arial" w:hAnsi="Arial" w:eastAsia="Arial" w:cs="Tahoma"/>
                 <w:sz w:val="18"/>
               </w:rPr>
               <w:t>LLDD-BE-Workflow-Engine-Definition.pdf</w:t>
@@ -8665,16 +8693,16 @@
             </w:pPr>
             <w:r>
               <w:rPr>
-                <w:rFonts w:ascii="Arial" w:hAnsi="Arial" w:eastAsia="Arial"/>
-                <w:sz w:val="18"/>
-              </w:rPr>
-            </w:r>
-            <w:r>
-              <w:rPr>
-                <w:rFonts w:ascii="Arial" w:hAnsi="Arial" w:eastAsia="Arial"/>
-                <w:sz w:val="18"/>
-              </w:rPr>
-              <w:t>workflow / workflow_version / workflow_state / workflow_status / workflow_event / workflow_route (sps_store)(R/W), workflow_group / workflow_group_map (sps_store)(R/W), workflow_transaction / workflow_history / workflow_approver (sps_store)(R/W), workflow_part / workflow_part_display (sps_store)(R/W)</w:t>
+                <w:rFonts w:ascii="Arial" w:hAnsi="Arial" w:eastAsia="Arial" w:cs="Tahoma"/>
+                <w:sz w:val="18"/>
+              </w:rPr>
+            </w:r>
+            <w:r>
+              <w:rPr>
+                <w:rFonts w:ascii="Arial" w:hAnsi="Arial" w:eastAsia="Arial" w:cs="Tahoma"/>
+                <w:sz w:val="18"/>
+              </w:rPr>
+              <w:t>workflow / workflow_version / workflow_state / workflow_status / workflow_event / workflow_route (sps_store)(R + W ครั้งเดียวตอน setup), workflow_group / workflow_group_map (sps_store)(R + W ครั้งเดียวตอน setup), workflow_transaction / workflow_history / workflow_approver (sps_store)(R (เขียนผ่าน lib เท่านั้น)), workflow_part / workflow_part_display (sps_store)(R + W ครั้งเดียวตอน setup)</w:t>
             </w:r>
           </w:p>
         </w:tc>
@@ -8695,13 +8723,13 @@
             </w:pPr>
             <w:r>
               <w:rPr>
-                <w:rFonts w:ascii="Arial" w:hAnsi="Arial" w:eastAsia="Arial"/>
-                <w:sz w:val="18"/>
-              </w:rPr>
-            </w:r>
-            <w:r>
-              <w:rPr>
-                <w:rFonts w:ascii="Arial" w:hAnsi="Arial" w:eastAsia="Arial"/>
+                <w:rFonts w:ascii="Arial" w:hAnsi="Arial" w:eastAsia="Arial" w:cs="Tahoma"/>
+                <w:sz w:val="18"/>
+              </w:rPr>
+            </w:r>
+            <w:r>
+              <w:rPr>
+                <w:rFonts w:ascii="Arial" w:hAnsi="Arial" w:eastAsia="Arial" w:cs="Tahoma"/>
                 <w:sz w:val="18"/>
               </w:rPr>
               <w:t>LLDD-BE-Job-1-ImportQSSI.pdf</w:t>
@@ -8720,13 +8748,13 @@
             </w:pPr>
             <w:r>
               <w:rPr>
-                <w:rFonts w:ascii="Arial" w:hAnsi="Arial" w:eastAsia="Arial"/>
-                <w:sz w:val="18"/>
-              </w:rPr>
-            </w:r>
-            <w:r>
-              <w:rPr>
-                <w:rFonts w:ascii="Arial" w:hAnsi="Arial" w:eastAsia="Arial"/>
+                <w:rFonts w:ascii="Arial" w:hAnsi="Arial" w:eastAsia="Arial" w:cs="Tahoma"/>
+                <w:sz w:val="18"/>
+              </w:rPr>
+            </w:r>
+            <w:r>
+              <w:rPr>
+                <w:rFonts w:ascii="Arial" w:hAnsi="Arial" w:eastAsia="Arial" w:cs="Tahoma"/>
                 <w:sz w:val="18"/>
               </w:rPr>
               <w:t>fcs_qssi_score(W)</w:t>
@@ -8750,13 +8778,13 @@
             </w:pPr>
             <w:r>
               <w:rPr>
-                <w:rFonts w:ascii="Arial" w:hAnsi="Arial" w:eastAsia="Arial"/>
-                <w:sz w:val="18"/>
-              </w:rPr>
-            </w:r>
-            <w:r>
-              <w:rPr>
-                <w:rFonts w:ascii="Arial" w:hAnsi="Arial" w:eastAsia="Arial"/>
+                <w:rFonts w:ascii="Arial" w:hAnsi="Arial" w:eastAsia="Arial" w:cs="Tahoma"/>
+                <w:sz w:val="18"/>
+              </w:rPr>
+            </w:r>
+            <w:r>
+              <w:rPr>
+                <w:rFonts w:ascii="Arial" w:hAnsi="Arial" w:eastAsia="Arial" w:cs="Tahoma"/>
                 <w:sz w:val="18"/>
               </w:rPr>
               <w:t>LLDD-BE-Job-2-ImportImpactStore.pdf</w:t>
@@ -8775,13 +8803,13 @@
             </w:pPr>
             <w:r>
               <w:rPr>
-                <w:rFonts w:ascii="Arial" w:hAnsi="Arial" w:eastAsia="Arial"/>
-                <w:sz w:val="18"/>
-              </w:rPr>
-            </w:r>
-            <w:r>
-              <w:rPr>
-                <w:rFonts w:ascii="Arial" w:hAnsi="Arial" w:eastAsia="Arial"/>
+                <w:rFonts w:ascii="Arial" w:hAnsi="Arial" w:eastAsia="Arial" w:cs="Tahoma"/>
+                <w:sz w:val="18"/>
+              </w:rPr>
+            </w:r>
+            <w:r>
+              <w:rPr>
+                <w:rFonts w:ascii="Arial" w:hAnsi="Arial" w:eastAsia="Arial" w:cs="Tahoma"/>
                 <w:sz w:val="18"/>
               </w:rPr>
               <w:t>fgi_impact_stores(W)</w:t>
@@ -8805,13 +8833,13 @@
             </w:pPr>
             <w:r>
               <w:rPr>
-                <w:rFonts w:ascii="Arial" w:hAnsi="Arial" w:eastAsia="Arial"/>
-                <w:sz w:val="18"/>
-              </w:rPr>
-            </w:r>
-            <w:r>
-              <w:rPr>
-                <w:rFonts w:ascii="Arial" w:hAnsi="Arial" w:eastAsia="Arial"/>
+                <w:rFonts w:ascii="Arial" w:hAnsi="Arial" w:eastAsia="Arial" w:cs="Tahoma"/>
+                <w:sz w:val="18"/>
+              </w:rPr>
+            </w:r>
+            <w:r>
+              <w:rPr>
+                <w:rFonts w:ascii="Arial" w:hAnsi="Arial" w:eastAsia="Arial" w:cs="Tahoma"/>
                 <w:sz w:val="18"/>
               </w:rPr>
               <w:t>LLDD-BE-Job-3-ImportImpactCompetitor.pdf</w:t>
@@ -8830,13 +8858,13 @@
             </w:pPr>
             <w:r>
               <w:rPr>
-                <w:rFonts w:ascii="Arial" w:hAnsi="Arial" w:eastAsia="Arial"/>
-                <w:sz w:val="18"/>
-              </w:rPr>
-            </w:r>
-            <w:r>
-              <w:rPr>
-                <w:rFonts w:ascii="Arial" w:hAnsi="Arial" w:eastAsia="Arial"/>
+                <w:rFonts w:ascii="Arial" w:hAnsi="Arial" w:eastAsia="Arial" w:cs="Tahoma"/>
+                <w:sz w:val="18"/>
+              </w:rPr>
+            </w:r>
+            <w:r>
+              <w:rPr>
+                <w:rFonts w:ascii="Arial" w:hAnsi="Arial" w:eastAsia="Arial" w:cs="Tahoma"/>
                 <w:sz w:val="18"/>
               </w:rPr>
               <w:t>fgi_impact_competitors(W)</w:t>
@@ -8860,13 +8888,13 @@
             </w:pPr>
             <w:r>
               <w:rPr>
-                <w:rFonts w:ascii="Arial" w:hAnsi="Arial" w:eastAsia="Arial"/>
-                <w:sz w:val="18"/>
-              </w:rPr>
-            </w:r>
-            <w:r>
-              <w:rPr>
-                <w:rFonts w:ascii="Arial" w:hAnsi="Arial" w:eastAsia="Arial"/>
+                <w:rFonts w:ascii="Arial" w:hAnsi="Arial" w:eastAsia="Arial" w:cs="Tahoma"/>
+                <w:sz w:val="18"/>
+              </w:rPr>
+            </w:r>
+            <w:r>
+              <w:rPr>
+                <w:rFonts w:ascii="Arial" w:hAnsi="Arial" w:eastAsia="Arial" w:cs="Tahoma"/>
                 <w:sz w:val="18"/>
               </w:rPr>
               <w:t>LLDD-BE-Job-4-PrepareImpactStoreToIAS.pdf</w:t>
@@ -8885,13 +8913,13 @@
             </w:pPr>
             <w:r>
               <w:rPr>
-                <w:rFonts w:ascii="Arial" w:hAnsi="Arial" w:eastAsia="Arial"/>
-                <w:sz w:val="18"/>
-              </w:rPr>
-            </w:r>
-            <w:r>
-              <w:rPr>
-                <w:rFonts w:ascii="Arial" w:hAnsi="Arial" w:eastAsia="Arial"/>
+                <w:rFonts w:ascii="Arial" w:hAnsi="Arial" w:eastAsia="Arial" w:cs="Tahoma"/>
+                <w:sz w:val="18"/>
+              </w:rPr>
+            </w:r>
+            <w:r>
+              <w:rPr>
+                <w:rFonts w:ascii="Arial" w:hAnsi="Arial" w:eastAsia="Arial" w:cs="Tahoma"/>
                 <w:sz w:val="18"/>
               </w:rPr>
               <w:t>fgi_impact_stores(R/W), fgi_impact_sales_summaries(R/W), interface_transactions(W), (application log แบบ structured)(W)</w:t>
@@ -8915,13 +8943,13 @@
             </w:pPr>
             <w:r>
               <w:rPr>
-                <w:rFonts w:ascii="Arial" w:hAnsi="Arial" w:eastAsia="Arial"/>
-                <w:sz w:val="18"/>
-              </w:rPr>
-            </w:r>
-            <w:r>
-              <w:rPr>
-                <w:rFonts w:ascii="Arial" w:hAnsi="Arial" w:eastAsia="Arial"/>
+                <w:rFonts w:ascii="Arial" w:hAnsi="Arial" w:eastAsia="Arial" w:cs="Tahoma"/>
+                <w:sz w:val="18"/>
+              </w:rPr>
+            </w:r>
+            <w:r>
+              <w:rPr>
+                <w:rFonts w:ascii="Arial" w:hAnsi="Arial" w:eastAsia="Arial" w:cs="Tahoma"/>
                 <w:sz w:val="18"/>
               </w:rPr>
               <w:t>LLDD-BE-Job-5-ImportImpactSaleFromIAS.pdf</w:t>
@@ -8940,13 +8968,13 @@
             </w:pPr>
             <w:r>
               <w:rPr>
-                <w:rFonts w:ascii="Arial" w:hAnsi="Arial" w:eastAsia="Arial"/>
-                <w:sz w:val="18"/>
-              </w:rPr>
-            </w:r>
-            <w:r>
-              <w:rPr>
-                <w:rFonts w:ascii="Arial" w:hAnsi="Arial" w:eastAsia="Arial"/>
+                <w:rFonts w:ascii="Arial" w:hAnsi="Arial" w:eastAsia="Arial" w:cs="Tahoma"/>
+                <w:sz w:val="18"/>
+              </w:rPr>
+            </w:r>
+            <w:r>
+              <w:rPr>
+                <w:rFonts w:ascii="Arial" w:hAnsi="Arial" w:eastAsia="Arial" w:cs="Tahoma"/>
                 <w:sz w:val="18"/>
               </w:rPr>
               <w:t>sales_transactions(W), fgi_impact_sales_summaries(R/W), interface_transactions(W)</w:t>
@@ -8970,13 +8998,13 @@
             </w:pPr>
             <w:r>
               <w:rPr>
-                <w:rFonts w:ascii="Arial" w:hAnsi="Arial" w:eastAsia="Arial"/>
-                <w:sz w:val="18"/>
-              </w:rPr>
-            </w:r>
-            <w:r>
-              <w:rPr>
-                <w:rFonts w:ascii="Arial" w:hAnsi="Arial" w:eastAsia="Arial"/>
+                <w:rFonts w:ascii="Arial" w:hAnsi="Arial" w:eastAsia="Arial" w:cs="Tahoma"/>
+                <w:sz w:val="18"/>
+              </w:rPr>
+            </w:r>
+            <w:r>
+              <w:rPr>
+                <w:rFonts w:ascii="Arial" w:hAnsi="Arial" w:eastAsia="Arial" w:cs="Tahoma"/>
                 <w:sz w:val="18"/>
               </w:rPr>
               <w:t>LLDD-BE-Job-6-ExportImpactStoreToFS.pdf</w:t>
@@ -8995,13 +9023,13 @@
             </w:pPr>
             <w:r>
               <w:rPr>
-                <w:rFonts w:ascii="Arial" w:hAnsi="Arial" w:eastAsia="Arial"/>
-                <w:sz w:val="18"/>
-              </w:rPr>
-            </w:r>
-            <w:r>
-              <w:rPr>
-                <w:rFonts w:ascii="Arial" w:hAnsi="Arial" w:eastAsia="Arial"/>
+                <w:rFonts w:ascii="Arial" w:hAnsi="Arial" w:eastAsia="Arial" w:cs="Tahoma"/>
+                <w:sz w:val="18"/>
+              </w:rPr>
+            </w:r>
+            <w:r>
+              <w:rPr>
+                <w:rFonts w:ascii="Arial" w:hAnsi="Arial" w:eastAsia="Arial" w:cs="Tahoma"/>
                 <w:sz w:val="18"/>
               </w:rPr>
               <w:t>fgi_impact_processes(R/W), fgi_impact_stores(R/W), fcs_qssi_score(R), interface_transactions(W)</w:t>
@@ -9025,13 +9053,13 @@
             </w:pPr>
             <w:r>
               <w:rPr>
-                <w:rFonts w:ascii="Arial" w:hAnsi="Arial" w:eastAsia="Arial"/>
-                <w:sz w:val="18"/>
-              </w:rPr>
-            </w:r>
-            <w:r>
-              <w:rPr>
-                <w:rFonts w:ascii="Arial" w:hAnsi="Arial" w:eastAsia="Arial"/>
+                <w:rFonts w:ascii="Arial" w:hAnsi="Arial" w:eastAsia="Arial" w:cs="Tahoma"/>
+                <w:sz w:val="18"/>
+              </w:rPr>
+            </w:r>
+            <w:r>
+              <w:rPr>
+                <w:rFonts w:ascii="Arial" w:hAnsi="Arial" w:eastAsia="Arial" w:cs="Tahoma"/>
                 <w:sz w:val="18"/>
               </w:rPr>
               <w:t>LLDD-BE-Job-7-SyncCompetitorToDocument.pdf</w:t>
@@ -9050,13 +9078,13 @@
             </w:pPr>
             <w:r>
               <w:rPr>
-                <w:rFonts w:ascii="Arial" w:hAnsi="Arial" w:eastAsia="Arial"/>
-                <w:sz w:val="18"/>
-              </w:rPr>
-            </w:r>
-            <w:r>
-              <w:rPr>
-                <w:rFonts w:ascii="Arial" w:hAnsi="Arial" w:eastAsia="Arial"/>
+                <w:rFonts w:ascii="Arial" w:hAnsi="Arial" w:eastAsia="Arial" w:cs="Tahoma"/>
+                <w:sz w:val="18"/>
+              </w:rPr>
+            </w:r>
+            <w:r>
+              <w:rPr>
+                <w:rFonts w:ascii="Arial" w:hAnsi="Arial" w:eastAsia="Arial" w:cs="Tahoma"/>
                 <w:sz w:val="18"/>
               </w:rPr>
               <w:t>fgi_impact_competitors(R), compensation_documents(R), document_competitors(W), interface_transactions(W)</w:t>
@@ -9080,13 +9108,13 @@
             </w:pPr>
             <w:r>
               <w:rPr>
-                <w:rFonts w:ascii="Arial" w:hAnsi="Arial" w:eastAsia="Arial"/>
-                <w:sz w:val="18"/>
-              </w:rPr>
-            </w:r>
-            <w:r>
-              <w:rPr>
-                <w:rFonts w:ascii="Arial" w:hAnsi="Arial" w:eastAsia="Arial"/>
+                <w:rFonts w:ascii="Arial" w:hAnsi="Arial" w:eastAsia="Arial" w:cs="Tahoma"/>
+                <w:sz w:val="18"/>
+              </w:rPr>
+            </w:r>
+            <w:r>
+              <w:rPr>
+                <w:rFonts w:ascii="Arial" w:hAnsi="Arial" w:eastAsia="Arial" w:cs="Tahoma"/>
                 <w:sz w:val="18"/>
               </w:rPr>
               <w:t>LLDD-BE-Job-8-CreateCompensationDocument.pdf</w:t>
@@ -9105,13 +9133,13 @@
             </w:pPr>
             <w:r>
               <w:rPr>
-                <w:rFonts w:ascii="Arial" w:hAnsi="Arial" w:eastAsia="Arial"/>
-                <w:sz w:val="18"/>
-              </w:rPr>
-            </w:r>
-            <w:r>
-              <w:rPr>
-                <w:rFonts w:ascii="Arial" w:hAnsi="Arial" w:eastAsia="Arial"/>
+                <w:rFonts w:ascii="Arial" w:hAnsi="Arial" w:eastAsia="Arial" w:cs="Tahoma"/>
+                <w:sz w:val="18"/>
+              </w:rPr>
+            </w:r>
+            <w:r>
+              <w:rPr>
+                <w:rFonts w:ascii="Arial" w:hAnsi="Arial" w:eastAsia="Arial" w:cs="Tahoma"/>
                 <w:sz w:val="18"/>
               </w:rPr>
               <w:t>fgi_impact_stores(R/W), fgi_impact_processes(R), compensation_documents(W), interface_transactions(W)</w:t>
@@ -9135,13 +9163,13 @@
             </w:pPr>
             <w:r>
               <w:rPr>
-                <w:rFonts w:ascii="Arial" w:hAnsi="Arial" w:eastAsia="Arial"/>
-                <w:sz w:val="18"/>
-              </w:rPr>
-            </w:r>
-            <w:r>
-              <w:rPr>
-                <w:rFonts w:ascii="Arial" w:hAnsi="Arial" w:eastAsia="Arial"/>
+                <w:rFonts w:ascii="Arial" w:hAnsi="Arial" w:eastAsia="Arial" w:cs="Tahoma"/>
+                <w:sz w:val="18"/>
+              </w:rPr>
+            </w:r>
+            <w:r>
+              <w:rPr>
+                <w:rFonts w:ascii="Arial" w:hAnsi="Arial" w:eastAsia="Arial" w:cs="Tahoma"/>
                 <w:sz w:val="18"/>
               </w:rPr>
               <w:t>LLDD-BE-Job-8b-StartInternalWorkflow.pdf</w:t>
@@ -9160,13 +9188,13 @@
             </w:pPr>
             <w:r>
               <w:rPr>
-                <w:rFonts w:ascii="Arial" w:hAnsi="Arial" w:eastAsia="Arial"/>
-                <w:sz w:val="18"/>
-              </w:rPr>
-            </w:r>
-            <w:r>
-              <w:rPr>
-                <w:rFonts w:ascii="Arial" w:hAnsi="Arial" w:eastAsia="Arial"/>
+                <w:rFonts w:ascii="Arial" w:hAnsi="Arial" w:eastAsia="Arial" w:cs="Tahoma"/>
+                <w:sz w:val="18"/>
+              </w:rPr>
+            </w:r>
+            <w:r>
+              <w:rPr>
+                <w:rFonts w:ascii="Arial" w:hAnsi="Arial" w:eastAsia="Arial" w:cs="Tahoma"/>
                 <w:sz w:val="18"/>
               </w:rPr>
               <w:t>fgi_impact_stores(R/W), compensation_documents(R/W), workflow_transaction (@srm/glb-workflow · sps_store)(W), workflow_approver (@srm/glb-workflow · sps_store)(W)</w:t>
@@ -9190,13 +9218,13 @@
             </w:pPr>
             <w:r>
               <w:rPr>
-                <w:rFonts w:ascii="Arial" w:hAnsi="Arial" w:eastAsia="Arial"/>
-                <w:sz w:val="18"/>
-              </w:rPr>
-            </w:r>
-            <w:r>
-              <w:rPr>
-                <w:rFonts w:ascii="Arial" w:hAnsi="Arial" w:eastAsia="Arial"/>
+                <w:rFonts w:ascii="Arial" w:hAnsi="Arial" w:eastAsia="Arial" w:cs="Tahoma"/>
+                <w:sz w:val="18"/>
+              </w:rPr>
+            </w:r>
+            <w:r>
+              <w:rPr>
+                <w:rFonts w:ascii="Arial" w:hAnsi="Arial" w:eastAsia="Arial" w:cs="Tahoma"/>
                 <w:sz w:val="18"/>
               </w:rPr>
               <w:t>LLDD-BE-Job-9-SyncNewStoreToDocument.pdf</w:t>
@@ -9215,13 +9243,13 @@
             </w:pPr>
             <w:r>
               <w:rPr>
-                <w:rFonts w:ascii="Arial" w:hAnsi="Arial" w:eastAsia="Arial"/>
-                <w:sz w:val="18"/>
-              </w:rPr>
-            </w:r>
-            <w:r>
-              <w:rPr>
-                <w:rFonts w:ascii="Arial" w:hAnsi="Arial" w:eastAsia="Arial"/>
+                <w:rFonts w:ascii="Arial" w:hAnsi="Arial" w:eastAsia="Arial" w:cs="Tahoma"/>
+                <w:sz w:val="18"/>
+              </w:rPr>
+            </w:r>
+            <w:r>
+              <w:rPr>
+                <w:rFonts w:ascii="Arial" w:hAnsi="Arial" w:eastAsia="Arial" w:cs="Tahoma"/>
                 <w:sz w:val="18"/>
               </w:rPr>
               <w:t>fgi_impact_stores(R), compensation_documents(R), document_new_stores(W), interface_transactions(W)</w:t>
@@ -9245,13 +9273,13 @@
             </w:pPr>
             <w:r>
               <w:rPr>
-                <w:rFonts w:ascii="Arial" w:hAnsi="Arial" w:eastAsia="Arial"/>
-                <w:sz w:val="18"/>
-              </w:rPr>
-            </w:r>
-            <w:r>
-              <w:rPr>
-                <w:rFonts w:ascii="Arial" w:hAnsi="Arial" w:eastAsia="Arial"/>
+                <w:rFonts w:ascii="Arial" w:hAnsi="Arial" w:eastAsia="Arial" w:cs="Tahoma"/>
+                <w:sz w:val="18"/>
+              </w:rPr>
+            </w:r>
+            <w:r>
+              <w:rPr>
+                <w:rFonts w:ascii="Arial" w:hAnsi="Arial" w:eastAsia="Arial" w:cs="Tahoma"/>
                 <w:sz w:val="18"/>
               </w:rPr>
               <w:t>LLDD-BE-Job-10-NotifyNoReceiveData.pdf</w:t>
@@ -9270,16 +9298,16 @@
             </w:pPr>
             <w:r>
               <w:rPr>
-                <w:rFonts w:ascii="Arial" w:hAnsi="Arial" w:eastAsia="Arial"/>
-                <w:sz w:val="18"/>
-              </w:rPr>
-            </w:r>
-            <w:r>
-              <w:rPr>
-                <w:rFonts w:ascii="Arial" w:hAnsi="Arial" w:eastAsia="Arial"/>
-                <w:sz w:val="18"/>
-              </w:rPr>
-              <w:t>interface_transactions(R), email_template + email_sent (ระบบ SBP เดิม · @gosoft-sbp/email-lib)(R/W), (backend config)(R)</w:t>
+                <w:rFonts w:ascii="Arial" w:hAnsi="Arial" w:eastAsia="Arial" w:cs="Tahoma"/>
+                <w:sz w:val="18"/>
+              </w:rPr>
+            </w:r>
+            <w:r>
+              <w:rPr>
+                <w:rFonts w:ascii="Arial" w:hAnsi="Arial" w:eastAsia="Arial" w:cs="Tahoma"/>
+                <w:sz w:val="18"/>
+              </w:rPr>
+              <w:t>interface_transactions(R), email_template (ระบบ SBP เดิม)(R), email_sent (ระบบ SBP เดิม)(W (โดย @gosoft-sbp/email-lib)), (backend config)(R)</w:t>
             </w:r>
           </w:p>
         </w:tc>
@@ -9306,7 +9334,7 @@
     </w:pPr>
     <w:r>
       <w:rPr>
-        <w:rFonts w:ascii="Arial" w:hAnsi="Arial"/>
+        <w:rFonts w:ascii="Arial" w:hAnsi="Arial" w:eastAsia="Arial" w:cs="Tahoma"/>
         <w:sz w:val="16"/>
       </w:rPr>
       <w:t xml:space="preserve">หน้า </w:t>
@@ -9325,7 +9353,7 @@
     </w:pPr>
     <w:r>
       <w:rPr>
-        <w:rFonts w:ascii="Arial" w:hAnsi="Arial" w:eastAsia="Arial"/>
+        <w:rFonts w:ascii="Arial" w:hAnsi="Arial" w:eastAsia="Arial" w:cs="Tahoma"/>
         <w:color w:val="66717F"/>
         <w:sz w:val="16"/>
       </w:rPr>
@@ -9699,7 +9727,7 @@
     <w:qFormat/>
     <w:rsid w:val="00FC693F"/>
     <w:rPr>
-      <w:rFonts w:ascii="Arial" w:hAnsi="Arial" w:eastAsia="Arial"/>
+      <w:rFonts w:ascii="Arial" w:hAnsi="Arial" w:eastAsia="Arial" w:cs="Tahoma"/>
       <w:sz w:val="20"/>
     </w:rPr>
   </w:style>
@@ -9762,7 +9790,7 @@
       <w:outlineLvl w:val="0"/>
     </w:pPr>
     <w:rPr>
-      <w:rFonts w:asciiTheme="majorHAnsi" w:eastAsiaTheme="majorEastAsia" w:hAnsiTheme="majorHAnsi" w:cstheme="majorBidi" w:ascii="Arial" w:hAnsi="Arial" w:eastAsia="Arial"/>
+      <w:rFonts w:asciiTheme="majorHAnsi" w:eastAsiaTheme="majorEastAsia" w:hAnsiTheme="majorHAnsi" w:cstheme="majorBidi" w:ascii="Arial" w:hAnsi="Arial" w:eastAsia="Arial" w:cs="Tahoma"/>
       <w:b/>
       <w:bCs/>
       <w:color w:val="1F4D78"/>
@@ -9786,7 +9814,7 @@
       <w:outlineLvl w:val="1"/>
     </w:pPr>
     <w:rPr>
-      <w:rFonts w:asciiTheme="majorHAnsi" w:eastAsiaTheme="majorEastAsia" w:hAnsiTheme="majorHAnsi" w:cstheme="majorBidi" w:ascii="Arial" w:hAnsi="Arial" w:eastAsia="Arial"/>
+      <w:rFonts w:asciiTheme="majorHAnsi" w:eastAsiaTheme="majorEastAsia" w:hAnsiTheme="majorHAnsi" w:cstheme="majorBidi" w:ascii="Arial" w:hAnsi="Arial" w:eastAsia="Arial" w:cs="Tahoma"/>
       <w:b/>
       <w:bCs/>
       <w:color w:val="2E74B5"/>
@@ -9810,7 +9838,7 @@
       <w:outlineLvl w:val="2"/>
     </w:pPr>
     <w:rPr>
-      <w:rFonts w:asciiTheme="majorHAnsi" w:eastAsiaTheme="majorEastAsia" w:hAnsiTheme="majorHAnsi" w:cstheme="majorBidi" w:ascii="Arial" w:hAnsi="Arial" w:eastAsia="Arial"/>
+      <w:rFonts w:asciiTheme="majorHAnsi" w:eastAsiaTheme="majorEastAsia" w:hAnsiTheme="majorHAnsi" w:cstheme="majorBidi" w:ascii="Arial" w:hAnsi="Arial" w:eastAsia="Arial" w:cs="Tahoma"/>
       <w:b/>
       <w:bCs/>
       <w:color w:val="1F4D78"/>
@@ -9834,7 +9862,7 @@
       <w:outlineLvl w:val="3"/>
     </w:pPr>
     <w:rPr>
-      <w:rFonts w:asciiTheme="majorHAnsi" w:eastAsiaTheme="majorEastAsia" w:hAnsiTheme="majorHAnsi" w:cstheme="majorBidi" w:ascii="Arial" w:hAnsi="Arial" w:eastAsia="Arial"/>
+      <w:rFonts w:asciiTheme="majorHAnsi" w:eastAsiaTheme="majorEastAsia" w:hAnsiTheme="majorHAnsi" w:cstheme="majorBidi" w:ascii="Arial" w:hAnsi="Arial" w:eastAsia="Arial" w:cs="Tahoma"/>
       <w:b/>
       <w:bCs/>
       <w:i/>

--- a/LLDD/word/LLDD-Database.docx
+++ b/LLDD/word/LLDD-Database.docx
@@ -2586,7 +2586,7 @@
                 <w:rFonts w:ascii="Arial" w:hAnsi="Arial" w:eastAsia="Arial" w:cs="Tahoma"/>
                 <w:sz w:val="18"/>
               </w:rPr>
-              <w:t>store_id + category_code + period</w:t>
+              <w:t>store_id + category + month + year</w:t>
             </w:r>
           </w:p>
         </w:tc>
@@ -5102,7 +5102,7 @@
         <w:pageBreakBefore w:val="0"/>
       </w:pPr>
       <w:r>
-        <w:t>5. Executable DDL — 18 Tables (+ fcs_qssi_score ที่ reuse = 19 ในโครง · + schema reference)</w:t>
+        <w:t>5. Executable DDL — 19 ตาราง (+ fcs_qssi_score ที่ reuse ของระบบ SBP เดิม = 20 ในโครง · + schema reference)</w:t>
       </w:r>
     </w:p>
     <w:p>
@@ -5116,7 +5116,7 @@
         <w:rPr>
           <w:b/>
         </w:rPr>
-        <w:t>19 ตารางในโครง SBPGI</w:t>
+        <w:t>20 ตารางในโครง SBPGI</w:t>
       </w:r>
       <w:r>
         <w:t xml:space="preserve"> เรียงตาม dependency พร้อม PK, typed FK, unique/check constraint และ index ที่จำเป็น ใช้เป็น migration baseline ได้โดยไม่ต้องเดา column เพิ่มเติม</w:t>
@@ -5286,6 +5286,38 @@
         <w:br/>
         <w:t xml:space="preserve">    workflow_generation_status CHAR(1) NOT NULL DEFAULT 'W' CHECK (workflow_generation_status IN ('W','Y','N')),</w:t>
         <w:br/>
+        <w:t xml:space="preserve">    -- ⬇ รับเข้าโครงตามมติ 2026-08-21 (gap F8) — ขนจาก ORA FGI_IMPACT_STORE_ON_PROCESS</w:t>
+        <w:br/>
+        <w:t xml:space="preserve">    --   ใช้ตัดสิน "ประเภทเคส" ที่จุดเข้า flow และ auto-assign เจ้าของงานคนเดิม</w:t>
+        <w:br/>
+        <w:t xml:space="preserve">    last_compensate_seq INTEGER NOT NULL DEFAULT 1,        -- รอบชดเชย (ขึ้นใหม่เมื่อเปิดเรื่องใหม่)</w:t>
+        <w:br/>
+        <w:t xml:space="preserve">    last_compensate_seq_no INTEGER NOT NULL DEFAULT 1,     -- ครั้งที่ในรอบ · &gt; 1 = เคสต่อเนื่อง</w:t>
+        <w:br/>
+        <w:t xml:space="preserve">    start_compensate_month CHAR(7), start_compensate_year INTEGER,   -- กรอบงวดที่ชดเชยได้ (เริ่ม)</w:t>
+        <w:br/>
+        <w:t xml:space="preserve">    end_compensate_month CHAR(7),   end_compensate_year INTEGER,     -- กรอบงวดที่ชดเชยได้ (จบ)</w:t>
+        <w:br/>
+        <w:t xml:space="preserve">    -- ORA FGI_IMPACT_STORE_ON_PROCESS.FLAG_ACTION — โดเมนจริง Y/W/N (active = IN ('Y','W'))</w:t>
+        <w:br/>
+        <w:t xml:space="preserve">    -- Job 6 ปิดรอบด้วย Y-&gt;N และพัก/รอจ่ายด้วย Y-&gt;W · CHECK เดิมที่รับแค่ ('Y','N') จะทำ migration ล้มทันทีที่เจอแถว 'W'</w:t>
+        <w:br/>
+        <w:t xml:space="preserve">    flag_action CHAR(1) NOT NULL DEFAULT 'Y' CHECK (flag_action IN ('Y','W','N')),</w:t>
+        <w:br/>
+        <w:t xml:space="preserve">    -- ช่องทางต้นทางของเคส (SDD GI สไลด์ 17 · 3 แหล่ง) — ORA FGI_IMPACT_STORE_ON_PROCESS.DATASOURCE</w:t>
+        <w:br/>
+        <w:t xml:space="preserve">    --   ALM = ระบบดึงจาก ALLMAP (Job 2/3)   · STA = ระบบดึงจาก Franchise Statement (Job 5)   [ทั้งคู่มีในระบบเดิม]</w:t>
+        <w:br/>
+        <w:t xml:space="preserve">    --   PRO = เชิงรุก  — OPT ประชุมพิจารณาแล้วเปิดเรื่อง (ต้นทางเอกสารอยู่ที่ All Memo)      [ใหม่ 2026-08-24]</w:t>
+        <w:br/>
+        <w:t xml:space="preserve">    --   REA = เชิงรับ  — หน่วยงานอื่นแจ้งเข้ามาว่าร้านถูกกระทบ                                [ใหม่ 2026-08-24]</w:t>
+        <w:br/>
+        <w:t xml:space="preserve">    -- ผลต่อ flow (SDD สไลด์ 47 · 49): ALM/STA = งานเข้ามาให้ จนท. SBP DSA เลือก · PRO/REA = เจ้าของงานต้องคีย์เอง</w:t>
+        <w:br/>
+        <w:t xml:space="preserve">    -- ไม่ใส่ CHECK constraint — ระบบเดิมยังมีค่า HRS (HR feed) ปนอยู่ ถ้าบังคับโดเมนแคบจะ migrate ไม่ผ่าน</w:t>
+        <w:br/>
+        <w:t xml:space="preserve">    datasource VARCHAR(5),</w:t>
+        <w:br/>
         <w:t xml:space="preserve">    created_at TIMESTAMP NOT NULL DEFAULT CURRENT_TIMESTAMP,</w:t>
         <w:br/>
         <w:t xml:space="preserve">    updated_at TIMESTAMP NOT NULL DEFAULT CURRENT_TIMESTAMP,</w:t>
@@ -5295,6 +5327,47 @@
         <w:t>);</w:t>
         <w:br/>
         <w:br/>
+        <w:t>-- รับเข้าโครงตามมติ 2026-08-21 (gap F1) — ขนจาก ORA FGI_IMPACT_STORE_COMPENSATE</w:t>
+        <w:br/>
+        <w:t>-- ยอดชดเชย "รายงวด" ที่เกิดก่อนมีเอกสาร · จำเป็นเพื่อนับ "ยอด 0 ติดกันกี่เดือน" (กติกาเดือน 1-3 / เดือนที่ 4)</w:t>
+        <w:br/>
+        <w:t>CREATE TABLE fgi_impact_compensations (</w:t>
+        <w:br/>
+        <w:t xml:space="preserve">    id BIGSERIAL PRIMARY KEY,</w:t>
+        <w:br/>
+        <w:t xml:space="preserve">    impact_process_id BIGINT NOT NULL REFERENCES fgi_impact_processes(id),</w:t>
+        <w:br/>
+        <w:t xml:space="preserve">    impacted_store_code VARCHAR(5) NOT NULL REFERENCES impacted_stores(store_code),</w:t>
+        <w:br/>
+        <w:t xml:space="preserve">    compensate_seq INTEGER NOT NULL,        -- รอบ (คู่กับ fgi_impact_processes.last_compensate_seq)</w:t>
+        <w:br/>
+        <w:t xml:space="preserve">    compensate_seq_no INTEGER NOT NULL,     -- ครั้งที่ในรอบ</w:t>
+        <w:br/>
+        <w:t xml:space="preserve">    compensate_month CHAR(7) NOT NULL,      -- งวดที่ชดเชย 'YYYY-MM' (ค.ศ.)</w:t>
+        <w:br/>
+        <w:t xml:space="preserve">    compensate_year INTEGER NOT NULL,</w:t>
+        <w:br/>
+        <w:t xml:space="preserve">    forecast_amount NUMERIC(14,2),          -- ระบบคำนวณ</w:t>
+        <w:br/>
+        <w:t xml:space="preserve">    adjust_amount NUMERIC(14,2),            -- คนปรับ · ยอดที่ใช้จริง = COALESCE(adjust_amount, forecast_amount)</w:t>
+        <w:br/>
+        <w:t xml:space="preserve">    compensate_status VARCHAR(5),</w:t>
+        <w:br/>
+        <w:t xml:space="preserve">    compensate_comment VARCHAR(4000),</w:t>
+        <w:br/>
+        <w:t xml:space="preserve">    stmt_month INTEGER, stmt_year INTEGER,  -- งวด statement</w:t>
+        <w:br/>
+        <w:t xml:space="preserve">    approve_date DATE,</w:t>
+        <w:br/>
+        <w:t xml:space="preserve">    created_by VARCHAR(100), created_at TIMESTAMP NOT NULL DEFAULT CURRENT_TIMESTAMP,</w:t>
+        <w:br/>
+        <w:t xml:space="preserve">    updated_by VARCHAR(100), updated_at TIMESTAMP NOT NULL DEFAULT CURRENT_TIMESTAMP,</w:t>
+        <w:br/>
+        <w:t xml:space="preserve">    CONSTRAINT uq_impact_compensation UNIQUE (impact_process_id, compensate_month)</w:t>
+        <w:br/>
+        <w:t>);</w:t>
+        <w:br/>
+        <w:br/>
         <w:t>CREATE TABLE fgi_impact_stores (</w:t>
         <w:br/>
         <w:t xml:space="preserve">    id BIGSERIAL PRIMARY KEY,</w:t>
@@ -5405,6 +5478,10 @@
         <w:t xml:space="preserve">    -- run_id เป็น correlation id ของรอบรัน (มาจาก application log) — ไม่มี FK เพราะ job_run_histories ถูกตัด 2026-08-06</w:t>
         <w:br/>
         <w:t xml:space="preserve">    run_id VARCHAR(50),</w:t>
+        <w:br/>
+        <w:t xml:space="preserve">    -- direction: OUT = ส่งไฟล์ออกไประบบภายนอก (Job 4 → IAS · Job 6 → STA) · IN = รับไฟล์/ACK กลับ (Job 5 · callback ของ STA)</w:t>
+        <w:br/>
+        <w:t xml:space="preserve">    --            INTERNAL = การส่งต่อ*ภายในระบบเดียวกัน* ที่มาแทนไฟล์ EAI เดิม (Jobs 7/8/9 เขียน DB ตรง — ไม่มี ACK ให้รอ จึงจบที่ status = COMPLETED)</w:t>
         <w:br/>
         <w:t xml:space="preserve">    data_name VARCHAR(80) NOT NULL, direction VARCHAR(10) NOT NULL CHECK (direction IN ('IN','OUT','INTERNAL')),</w:t>
         <w:br/>
@@ -5750,6 +5827,17 @@
         <w:t>CREATE INDEX idx_interface_sales_summary ON interface_transactions(sales_summary_id);</w:t>
         <w:br/>
         <w:t>CREATE INDEX idx_interface_doc ON interface_transactions(doc_no);</w:t>
+        <w:br/>
+        <w:br/>
+        <w:t>-- index รองรับ FK ที่ PostgreSQL ไม่สร้างให้เอง (เพิ่ม 2026-08-24 หลังตรวจ FK coverage)</w:t>
+        <w:br/>
+        <w:t>CREATE INDEX idx_impact_store_process ON fgi_impact_stores(impact_process_id);</w:t>
+        <w:br/>
+        <w:t>CREATE INDEX idx_document_impacted_store ON compensation_documents(impacted_store_code);</w:t>
+        <w:br/>
+        <w:t>CREATE INDEX idx_compensation_history_doc ON compensation_histories(ref_doc_no);</w:t>
+        <w:br/>
+        <w:t>CREATE INDEX idx_impact_compensation_store ON fgi_impact_compensations(impacted_store_code);</w:t>
         <w:br/>
         <w:br/>
         <w:t>-- Retention worker: delete only terminal, expired, non-held rows in bounded batches.</w:t>
@@ -6653,7 +6741,7 @@
                 <w:rFonts w:ascii="Arial" w:hAnsi="Arial" w:eastAsia="Arial" w:cs="Tahoma"/>
                 <w:sz w:val="18"/>
               </w:rPr>
-              <w:t>Attachment upload</w:t>
+              <w:t>Auto-assign (SDD 46/48)</w:t>
             </w:r>
           </w:p>
         </w:tc>
@@ -6678,7 +6766,7 @@
                 <w:rFonts w:ascii="Arial" w:hAnsi="Arial" w:eastAsia="Arial" w:cs="Tahoma"/>
                 <w:sz w:val="18"/>
               </w:rPr>
-              <w:t>metadata insert only after storage write and AV clean; objectKey never exposed</w:t>
+              <w:t>06 เห็นควรไม่ชดเชย -&gt; ปิดเอกสารและตั้งงานเดือนถัดไปให้เจ้าของงานคนเดิม ผ่าน addPreApprover · 06 หยุดชดเชยฯ -&gt; เอกสารกลับเข้า GET /tasks ของ 06 ทันที (stoppedReopenable)</w:t>
             </w:r>
           </w:p>
         </w:tc>
@@ -6703,7 +6791,7 @@
                 <w:rFonts w:ascii="Arial" w:hAnsi="Arial" w:eastAsia="Arial" w:cs="Tahoma"/>
                 <w:sz w:val="18"/>
               </w:rPr>
-              <w:t>storage/scan fail leaves no CLEAN metadata</w:t>
+              <w:t>เดือนที่กดเห็นควรไม่ชดเชย ต้องไม่พบเอกสารใน GET /tasks ของ 06 · เดือนถัดไปต้องพบพร้อม assignee คนเดิม</w:t>
             </w:r>
           </w:p>
         </w:tc>
@@ -6733,7 +6821,7 @@
                 <w:rFonts w:ascii="Arial" w:hAnsi="Arial" w:eastAsia="Arial" w:cs="Tahoma"/>
                 <w:sz w:val="18"/>
               </w:rPr>
-              <w:t>Job 4 IAS request</w:t>
+              <w:t>Attachment upload</w:t>
             </w:r>
           </w:p>
         </w:tc>
@@ -6758,7 +6846,7 @@
                 <w:rFonts w:ascii="Arial" w:hAnsi="Arial" w:eastAsia="Arial" w:cs="Tahoma"/>
                 <w:sz w:val="18"/>
               </w:rPr>
-              <w:t>durable file (fsync + atomic rename + checksum) ก่อน transaction W→P + outbox READY</w:t>
+              <w:t>metadata insert only after storage write and AV clean; objectKey never exposed</w:t>
             </w:r>
           </w:p>
         </w:tc>
@@ -6783,7 +6871,87 @@
                 <w:rFonts w:ascii="Arial" w:hAnsi="Arial" w:eastAsia="Arial" w:cs="Tahoma"/>
                 <w:sz w:val="18"/>
               </w:rPr>
-              <w:t>file fail คง W; DB fail rollback W→P/outbox; SFTP fail retry transaction เดิม</w:t>
+              <w:t>storage/scan fail leaves no CLEAN metadata</w:t>
+            </w:r>
+          </w:p>
+        </w:tc>
+      </w:tr>
+      <w:tr>
+        <w:trPr>
+          <w:cantSplit/>
+        </w:trPr>
+        <w:tc>
+          <w:tcPr>
+            <w:tcW w:type="dxa" w:w="3360"/>
+            <w:vAlign w:val="center"/>
+          </w:tcPr>
+          <w:p>
+            <w:pPr>
+              <w:keepLines/>
+              <w:spacing w:after="0"/>
+            </w:pPr>
+            <w:r>
+              <w:rPr>
+                <w:rFonts w:ascii="Arial" w:hAnsi="Arial" w:eastAsia="Arial" w:cs="Tahoma"/>
+                <w:sz w:val="18"/>
+              </w:rPr>
+            </w:r>
+            <w:r>
+              <w:rPr>
+                <w:rFonts w:ascii="Arial" w:hAnsi="Arial" w:eastAsia="Arial" w:cs="Tahoma"/>
+                <w:sz w:val="18"/>
+              </w:rPr>
+              <w:t>Job 4 IAS request</w:t>
+            </w:r>
+          </w:p>
+        </w:tc>
+        <w:tc>
+          <w:tcPr>
+            <w:tcW w:type="dxa" w:w="3360"/>
+            <w:vAlign w:val="center"/>
+          </w:tcPr>
+          <w:p>
+            <w:pPr>
+              <w:keepLines/>
+              <w:spacing w:after="0"/>
+            </w:pPr>
+            <w:r>
+              <w:rPr>
+                <w:rFonts w:ascii="Arial" w:hAnsi="Arial" w:eastAsia="Arial" w:cs="Tahoma"/>
+                <w:sz w:val="18"/>
+              </w:rPr>
+            </w:r>
+            <w:r>
+              <w:rPr>
+                <w:rFonts w:ascii="Arial" w:hAnsi="Arial" w:eastAsia="Arial" w:cs="Tahoma"/>
+                <w:sz w:val="18"/>
+              </w:rPr>
+              <w:t>durable file (fsync + atomic rename + checksum) ก่อน transaction W→P + outbox READY</w:t>
+            </w:r>
+          </w:p>
+        </w:tc>
+        <w:tc>
+          <w:tcPr>
+            <w:tcW w:type="dxa" w:w="3360"/>
+            <w:vAlign w:val="center"/>
+          </w:tcPr>
+          <w:p>
+            <w:pPr>
+              <w:keepLines/>
+              <w:spacing w:after="0"/>
+            </w:pPr>
+            <w:r>
+              <w:rPr>
+                <w:rFonts w:ascii="Arial" w:hAnsi="Arial" w:eastAsia="Arial" w:cs="Tahoma"/>
+                <w:sz w:val="18"/>
+              </w:rPr>
+            </w:r>
+            <w:r>
+              <w:rPr>
+                <w:rFonts w:ascii="Arial" w:hAnsi="Arial" w:eastAsia="Arial" w:cs="Tahoma"/>
+                <w:sz w:val="18"/>
+              </w:rPr>
+              <w:t>file fail คง W; DB fail rollback W→P/outbox; S3 upload fail retry transaction เดิม</w:t>
             </w:r>
           </w:p>
         </w:tc>
@@ -7749,7 +7917,7 @@
                 <w:rFonts w:ascii="Arial" w:hAnsi="Arial" w:eastAsia="Arial" w:cs="Tahoma"/>
                 <w:sz w:val="18"/>
               </w:rPr>
-              <w:t>credential/certificate/private key อยู่ Secret Manager ผ่าน secretRef; TLS verify-full หรือ SFTP strict known_hosts; ทดสอบ rotation และ invalid certificate/host key</w:t>
+              <w:t>credential/certificate/private key อยู่ Secret Manager ผ่าน secretRef; TLS verify-full (HTTPS สำหรับ EAI S3 · AMQPS สำหรับ RabbitMQ ของ STA); ทดสอบ rotation และ invalid certificate/host key</w:t>
             </w:r>
           </w:p>
         </w:tc>
@@ -8537,7 +8705,7 @@
                 <w:rFonts w:ascii="Arial" w:hAnsi="Arial" w:eastAsia="Arial" w:cs="Tahoma"/>
                 <w:sz w:val="18"/>
               </w:rPr>
-              <w:t>19 target tables (โซน A/B/C)(W), workflow engine 13 ตาราง (sps_store)(R), fcs_qssi_score (sps_store)(R), mas_param / common_code / business_user / email_template (sps_store)(R)</w:t>
+              <w:t>20 target tables (โซน A/B/C)(W), workflow engine 13 ตาราง (sps_store)(R), fcs_qssi_score (sps_store)(R), mas_param / common_code / business_user / email_template (sps_store)(R)</w:t>
             </w:r>
           </w:p>
         </w:tc>
@@ -8592,7 +8760,7 @@
                 <w:rFonts w:ascii="Arial" w:hAnsi="Arial" w:eastAsia="Arial" w:cs="Tahoma"/>
                 <w:sz w:val="18"/>
               </w:rPr>
-              <w:t>ORA FCS_FRN (FGI_IMPACT_* · FCS_QSSI_SCORE · FGI_CONFIRM_RECEIVE_DATA)(R), MSSQL CPA_FRN_FGI (CompensateFlow · CompensateHistory · ImpactProfile · ImpactCostDetail · RunningNumber)(R), 19 target tables (โซน A/B/C)(W), workflow_transaction / workflow_approver / workflow_history (sps_store)(W)</w:t>
+              <w:t>ORA FCS_FRN (FGI_IMPACT_* · FCS_QSSI_SCORE · FGI_CONFIRM_RECEIVE_DATA)(R), MSSQL CPA_FRN_FGI (CompensateFlow · CompensateHistory · ImpactProfile · ImpactCostDetail · RunningNumber)(R), 20 target tables (โซน A/B/C)(W), workflow_transaction / workflow_approver / workflow_history (sps_store)(W)</w:t>
             </w:r>
           </w:p>
         </w:tc>
@@ -8732,7 +8900,7 @@
                 <w:rFonts w:ascii="Arial" w:hAnsi="Arial" w:eastAsia="Arial" w:cs="Tahoma"/>
                 <w:sz w:val="18"/>
               </w:rPr>
-              <w:t>LLDD-BE-Job-1-ImportQSSI.pdf</w:t>
+              <w:t>LLDD-BE-Job-2-ImportImpactStore.pdf</w:t>
             </w:r>
           </w:p>
         </w:tc>
@@ -8757,7 +8925,7 @@
                 <w:rFonts w:ascii="Arial" w:hAnsi="Arial" w:eastAsia="Arial" w:cs="Tahoma"/>
                 <w:sz w:val="18"/>
               </w:rPr>
-              <w:t>fcs_qssi_score(W)</w:t>
+              <w:t>fgi_impact_stores(W)</w:t>
             </w:r>
           </w:p>
         </w:tc>
@@ -8787,7 +8955,7 @@
                 <w:rFonts w:ascii="Arial" w:hAnsi="Arial" w:eastAsia="Arial" w:cs="Tahoma"/>
                 <w:sz w:val="18"/>
               </w:rPr>
-              <w:t>LLDD-BE-Job-2-ImportImpactStore.pdf</w:t>
+              <w:t>LLDD-BE-Job-3-ImportImpactCompetitor.pdf</w:t>
             </w:r>
           </w:p>
         </w:tc>
@@ -8812,7 +8980,7 @@
                 <w:rFonts w:ascii="Arial" w:hAnsi="Arial" w:eastAsia="Arial" w:cs="Tahoma"/>
                 <w:sz w:val="18"/>
               </w:rPr>
-              <w:t>fgi_impact_stores(W)</w:t>
+              <w:t>fgi_impact_competitors(W)</w:t>
             </w:r>
           </w:p>
         </w:tc>
@@ -8842,7 +9010,7 @@
                 <w:rFonts w:ascii="Arial" w:hAnsi="Arial" w:eastAsia="Arial" w:cs="Tahoma"/>
                 <w:sz w:val="18"/>
               </w:rPr>
-              <w:t>LLDD-BE-Job-3-ImportImpactCompetitor.pdf</w:t>
+              <w:t>LLDD-BE-Job-4-PrepareImpactStoreToIAS.pdf</w:t>
             </w:r>
           </w:p>
         </w:tc>
@@ -8867,7 +9035,7 @@
                 <w:rFonts w:ascii="Arial" w:hAnsi="Arial" w:eastAsia="Arial" w:cs="Tahoma"/>
                 <w:sz w:val="18"/>
               </w:rPr>
-              <w:t>fgi_impact_competitors(W)</w:t>
+              <w:t>fgi_impact_stores(R/W), fgi_impact_sales_summaries(R/W), interface_transactions(W), (application log แบบ structured)(W)</w:t>
             </w:r>
           </w:p>
         </w:tc>
@@ -8897,7 +9065,7 @@
                 <w:rFonts w:ascii="Arial" w:hAnsi="Arial" w:eastAsia="Arial" w:cs="Tahoma"/>
                 <w:sz w:val="18"/>
               </w:rPr>
-              <w:t>LLDD-BE-Job-4-PrepareImpactStoreToIAS.pdf</w:t>
+              <w:t>LLDD-BE-Job-5-ImportImpactSaleFromIAS.pdf</w:t>
             </w:r>
           </w:p>
         </w:tc>
@@ -8922,7 +9090,7 @@
                 <w:rFonts w:ascii="Arial" w:hAnsi="Arial" w:eastAsia="Arial" w:cs="Tahoma"/>
                 <w:sz w:val="18"/>
               </w:rPr>
-              <w:t>fgi_impact_stores(R/W), fgi_impact_sales_summaries(R/W), interface_transactions(W), (application log แบบ structured)(W)</w:t>
+              <w:t>sales_transactions(W), fgi_impact_sales_summaries(R/W), interface_transactions(W)</w:t>
             </w:r>
           </w:p>
         </w:tc>
@@ -8952,7 +9120,7 @@
                 <w:rFonts w:ascii="Arial" w:hAnsi="Arial" w:eastAsia="Arial" w:cs="Tahoma"/>
                 <w:sz w:val="18"/>
               </w:rPr>
-              <w:t>LLDD-BE-Job-5-ImportImpactSaleFromIAS.pdf</w:t>
+              <w:t>LLDD-BE-Job-6-ExportImpactStoreToFS.pdf</w:t>
             </w:r>
           </w:p>
         </w:tc>
@@ -8977,7 +9145,7 @@
                 <w:rFonts w:ascii="Arial" w:hAnsi="Arial" w:eastAsia="Arial" w:cs="Tahoma"/>
                 <w:sz w:val="18"/>
               </w:rPr>
-              <w:t>sales_transactions(W), fgi_impact_sales_summaries(R/W), interface_transactions(W)</w:t>
+              <w:t>fgi_impact_processes(R/W), fgi_impact_stores(R/W), fcs_qssi_score(R), interface_transactions(W)</w:t>
             </w:r>
           </w:p>
         </w:tc>
@@ -9007,7 +9175,7 @@
                 <w:rFonts w:ascii="Arial" w:hAnsi="Arial" w:eastAsia="Arial" w:cs="Tahoma"/>
                 <w:sz w:val="18"/>
               </w:rPr>
-              <w:t>LLDD-BE-Job-6-ExportImpactStoreToFS.pdf</w:t>
+              <w:t>LLDD-BE-Job-7-SyncCompetitorToDocument.pdf</w:t>
             </w:r>
           </w:p>
         </w:tc>
@@ -9032,7 +9200,7 @@
                 <w:rFonts w:ascii="Arial" w:hAnsi="Arial" w:eastAsia="Arial" w:cs="Tahoma"/>
                 <w:sz w:val="18"/>
               </w:rPr>
-              <w:t>fgi_impact_processes(R/W), fgi_impact_stores(R/W), fcs_qssi_score(R), interface_transactions(W)</w:t>
+              <w:t>fgi_impact_competitors(R), compensation_documents(R), document_competitors(W), interface_transactions(W)</w:t>
             </w:r>
           </w:p>
         </w:tc>
@@ -9062,7 +9230,7 @@
                 <w:rFonts w:ascii="Arial" w:hAnsi="Arial" w:eastAsia="Arial" w:cs="Tahoma"/>
                 <w:sz w:val="18"/>
               </w:rPr>
-              <w:t>LLDD-BE-Job-7-SyncCompetitorToDocument.pdf</w:t>
+              <w:t>LLDD-BE-Job-8-CreateCompensationDocument.pdf</w:t>
             </w:r>
           </w:p>
         </w:tc>
@@ -9087,7 +9255,7 @@
                 <w:rFonts w:ascii="Arial" w:hAnsi="Arial" w:eastAsia="Arial" w:cs="Tahoma"/>
                 <w:sz w:val="18"/>
               </w:rPr>
-              <w:t>fgi_impact_competitors(R), compensation_documents(R), document_competitors(W), interface_transactions(W)</w:t>
+              <w:t>document_running_numbers(R/W), fgi_impact_stores(R/W), fgi_impact_processes(R), compensation_documents(W)</w:t>
             </w:r>
           </w:p>
         </w:tc>
@@ -9117,7 +9285,7 @@
                 <w:rFonts w:ascii="Arial" w:hAnsi="Arial" w:eastAsia="Arial" w:cs="Tahoma"/>
                 <w:sz w:val="18"/>
               </w:rPr>
-              <w:t>LLDD-BE-Job-8-CreateCompensationDocument.pdf</w:t>
+              <w:t>LLDD-BE-Job-8b-StartInternalWorkflow.pdf</w:t>
             </w:r>
           </w:p>
         </w:tc>
@@ -9142,7 +9310,7 @@
                 <w:rFonts w:ascii="Arial" w:hAnsi="Arial" w:eastAsia="Arial" w:cs="Tahoma"/>
                 <w:sz w:val="18"/>
               </w:rPr>
-              <w:t>fgi_impact_stores(R/W), fgi_impact_processes(R), compensation_documents(W), interface_transactions(W)</w:t>
+              <w:t>fgi_impact_processes(R), fgi_impact_compensations(R), impacted_stores(R), fgi_impact_stores(R/W)</w:t>
             </w:r>
           </w:p>
         </w:tc>
@@ -9172,7 +9340,7 @@
                 <w:rFonts w:ascii="Arial" w:hAnsi="Arial" w:eastAsia="Arial" w:cs="Tahoma"/>
                 <w:sz w:val="18"/>
               </w:rPr>
-              <w:t>LLDD-BE-Job-8b-StartInternalWorkflow.pdf</w:t>
+              <w:t>LLDD-BE-Job-9-SyncNewStoreToDocument.pdf</w:t>
             </w:r>
           </w:p>
         </w:tc>
@@ -9197,62 +9365,7 @@
                 <w:rFonts w:ascii="Arial" w:hAnsi="Arial" w:eastAsia="Arial" w:cs="Tahoma"/>
                 <w:sz w:val="18"/>
               </w:rPr>
-              <w:t>fgi_impact_stores(R/W), compensation_documents(R/W), workflow_transaction (@srm/glb-workflow · sps_store)(W), workflow_approver (@srm/glb-workflow · sps_store)(W)</w:t>
-            </w:r>
-          </w:p>
-        </w:tc>
-      </w:tr>
-      <w:tr>
-        <w:trPr>
-          <w:cantSplit/>
-        </w:trPr>
-        <w:tc>
-          <w:tcPr>
-            <w:tcW w:type="dxa" w:w="5040"/>
-            <w:vAlign w:val="center"/>
-          </w:tcPr>
-          <w:p>
-            <w:pPr>
-              <w:keepLines/>
-              <w:spacing w:after="0"/>
-            </w:pPr>
-            <w:r>
-              <w:rPr>
-                <w:rFonts w:ascii="Arial" w:hAnsi="Arial" w:eastAsia="Arial" w:cs="Tahoma"/>
-                <w:sz w:val="18"/>
-              </w:rPr>
-            </w:r>
-            <w:r>
-              <w:rPr>
-                <w:rFonts w:ascii="Arial" w:hAnsi="Arial" w:eastAsia="Arial" w:cs="Tahoma"/>
-                <w:sz w:val="18"/>
-              </w:rPr>
-              <w:t>LLDD-BE-Job-9-SyncNewStoreToDocument.pdf</w:t>
-            </w:r>
-          </w:p>
-        </w:tc>
-        <w:tc>
-          <w:tcPr>
-            <w:tcW w:type="dxa" w:w="5040"/>
-            <w:vAlign w:val="center"/>
-          </w:tcPr>
-          <w:p>
-            <w:pPr>
-              <w:keepLines/>
-              <w:spacing w:after="0"/>
-            </w:pPr>
-            <w:r>
-              <w:rPr>
-                <w:rFonts w:ascii="Arial" w:hAnsi="Arial" w:eastAsia="Arial" w:cs="Tahoma"/>
-                <w:sz w:val="18"/>
-              </w:rPr>
-            </w:r>
-            <w:r>
-              <w:rPr>
-                <w:rFonts w:ascii="Arial" w:hAnsi="Arial" w:eastAsia="Arial" w:cs="Tahoma"/>
-                <w:sz w:val="18"/>
-              </w:rPr>
-              <w:t>fgi_impact_stores(R), compensation_documents(R), document_new_stores(W), interface_transactions(W)</w:t>
+              <w:t>fgi_impact_compensations(R), fgi_impact_stores(R), compensation_documents(R), document_new_stores(W)</w:t>
             </w:r>
           </w:p>
         </w:tc>

--- a/LLDD/word/LLDD-Database.docx
+++ b/LLDD/word/LLDD-Database.docx
@@ -5483,7 +5483,27 @@
         <w:br/>
         <w:t xml:space="preserve">    --            INTERNAL = การส่งต่อ*ภายในระบบเดียวกัน* ที่มาแทนไฟล์ EAI เดิม (Jobs 7/8/9 เขียน DB ตรง — ไม่มี ACK ให้รอ จึงจบที่ status = COMPLETED)</w:t>
         <w:br/>
-        <w:t xml:space="preserve">    data_name VARCHAR(80) NOT NULL, direction VARCHAR(10) NOT NULL CHECK (direction IN ('IN','OUT','INTERNAL')),</w:t>
+        <w:t xml:space="preserve">    -- ชุดค่าปิด 9 ค่า เขียนโดย batch เท่านั้น (ไม่ใช่ input ของผู้ใช้) — ต้องล็อกเพราะ data_name เป็นส่วนหนึ่งของ</w:t>
+        <w:br/>
+        <w:t xml:space="preserve">    -- UNIQUE ที่กันส่งซ้ำ และเป็นตัวกรองของ watchdog Job 10 · พิมพ์ผิดหนึ่งตัว = กันซ้ำไม่ทำงาน + watchdog เงียบ</w:t>
+        <w:br/>
+        <w:t xml:space="preserve">    -- เพิ่ม interface ใหม่ = ALTER CONSTRAINT + อัปเดตตารางใน Database design พร้อมกัน</w:t>
+        <w:br/>
+        <w:t xml:space="preserve">    data_name VARCHAR(80) NOT NULL CHECK (data_name IN (</w:t>
+        <w:br/>
+        <w:t xml:space="preserve">        'IAS_SALES_REQUEST',                                    -- Job 4 -&gt; IAS/MIS (OUT)</w:t>
+        <w:br/>
+        <w:t xml:space="preserve">        'IMPACT_STORE_SALES',                                   -- Job 5 &lt;- IAS/MIS (IN)</w:t>
+        <w:br/>
+        <w:t xml:space="preserve">        'COMPENSATE_INIT_I','COMPENSATE_INIT_N',                -- Job 6 -&gt; STA (OUT)</w:t>
+        <w:br/>
+        <w:t xml:space="preserve">        'COMPENSATE_APPROVE_I','COMPENSATE_APPROVE_N',          -- Job 6 -&gt; STA (OUT)</w:t>
+        <w:br/>
+        <w:t xml:space="preserve">        'IMPACT_COMPETITOR','IMPACT_STORE','NEW_STORE'          -- Jobs 7/8/9 เขียน DB ตรง (INTERNAL)</w:t>
+        <w:br/>
+        <w:t xml:space="preserve">    )),</w:t>
+        <w:br/>
+        <w:t xml:space="preserve">    direction VARCHAR(10) NOT NULL CHECK (direction IN ('IN','OUT','INTERNAL')),</w:t>
         <w:br/>
         <w:t xml:space="preserve">    status VARCHAR(20) NOT NULL CHECK (status IN ('READY','SENT','ACKED','COMPLETED','FAILED','FAILED_RETRY')),</w:t>
         <w:br/>
@@ -5838,6 +5858,19 @@
         <w:t>CREATE INDEX idx_compensation_history_doc ON compensation_histories(ref_doc_no);</w:t>
         <w:br/>
         <w:t>CREATE INDEX idx_impact_compensation_store ON fgi_impact_compensations(impacted_store_code);</w:t>
+        <w:br/>
+        <w:t>CREATE INDEX idx_impact_competitor_code ON fgi_impact_competitors(competitor_code);</w:t>
+        <w:br/>
+        <w:t>CREATE INDEX idx_document_competitor_code ON document_competitors(competitor_code);</w:t>
+        <w:br/>
+        <w:t>CREATE INDEX idx_document_factor_code ON document_external_factors(factor_code);</w:t>
+        <w:br/>
+        <w:br/>
+        <w:t>-- index ที่หัวข้อ 6 (Index &amp; Constraint) ระบุไว้ — เดิมมีแต่ในตารางสรุป ยังไม่ถูกสร้างจริง (เพิ่ม 2026-08-25)</w:t>
+        <w:br/>
+        <w:t>CREATE INDEX idx_attachment_scan_status ON document_attachments(scan_status);</w:t>
+        <w:br/>
+        <w:t>CREATE INDEX idx_consideration_result ON consideration_logs(result_category);</w:t>
         <w:br/>
         <w:br/>
         <w:t>-- Retention worker: delete only terminal, expired, non-held rows in bounded batches.</w:t>
@@ -6190,7 +6223,7 @@
                 <w:rFonts w:ascii="Arial" w:hAnsi="Arial" w:eastAsia="Arial" w:cs="Tahoma"/>
                 <w:sz w:val="18"/>
               </w:rPr>
-              <w:t>INDEX(doc_no), CHECK compensate_percent between 0 and 100</w:t>
+              <w:t>INDEX(doc_no) *(ได้จาก UNIQUE (doc_no, new_store_code))*, CHECK compensate_percent between 0 and 100</w:t>
             </w:r>
           </w:p>
         </w:tc>
@@ -6350,7 +6383,7 @@
                 <w:rFonts w:ascii="Arial" w:hAnsi="Arial" w:eastAsia="Arial" w:cs="Tahoma"/>
                 <w:sz w:val="18"/>
               </w:rPr>
-              <w:t>INDEX(doc_no), INDEX(scan_status), UNIQUE(sha256, doc_no, deleted_flag)</w:t>
+              <w:t>INDEX(doc_no) *(ได้จาก UNIQUE ที่ขึ้นต้นด้วย doc_no)*, INDEX(scan_status), UNIQUE(doc_no, sha256, deleted_flag)</w:t>
             </w:r>
           </w:p>
         </w:tc>

--- a/LLDD/word/LLDD-Database.docx
+++ b/LLDD/word/LLDD-Database.docx
@@ -5458,7 +5458,7 @@
         <w:br/>
         <w:t>--   โครงคอลัมน์อ้างอิงด้านล่างเป็น target shape ที่ SBPGI ต้องการ — ต้องเทียบกับคอลัมน์จริงก่อน</w:t>
         <w:br/>
-        <w:t>--   ⚠️ ยังไม่ตัดสินว่าจะแก้ตารางเดิมอย่างไร (DP-4 · ดู SBPGI vs existing system หัวข้อ 4)</w:t>
+        <w:t>--   ✅ DP-4 ปิดแล้ว 2026-08-24: อ่านอย่างเดียว ไม่แก้ constraint/index ของตารางเดิม</w:t>
         <w:br/>
         <w:t>--   ห้ามใช้ชื่อพหูพจน์ `fcs_qssi_scores` ทุกกรณี</w:t>
         <w:br/>
@@ -6799,7 +6799,7 @@
                 <w:rFonts w:ascii="Arial" w:hAnsi="Arial" w:eastAsia="Arial" w:cs="Tahoma"/>
                 <w:sz w:val="18"/>
               </w:rPr>
-              <w:t>06 เห็นควรไม่ชดเชย -&gt; ปิดเอกสารและตั้งงานเดือนถัดไปให้เจ้าของงานคนเดิม ผ่าน addPreApprover · 06 หยุดชดเชยฯ -&gt; เอกสารกลับเข้า GET /tasks ของ 06 ทันที (stoppedReopenable)</w:t>
+              <w:t>06 เห็นควรไม่ชดเชย -&gt; ปิดเอกสารและตั้งงานเดือนถัดไปให้เจ้าของงานคนเดิม ผ่าน addPreApprover · 06 หยุดชดเชยฯ -&gt; เอกสารกลับเข้า GET /sbpgi/document/tasks ของ 06 ทันที (stoppedReopenable)</w:t>
             </w:r>
           </w:p>
         </w:tc>
@@ -6824,7 +6824,7 @@
                 <w:rFonts w:ascii="Arial" w:hAnsi="Arial" w:eastAsia="Arial" w:cs="Tahoma"/>
                 <w:sz w:val="18"/>
               </w:rPr>
-              <w:t>เดือนที่กดเห็นควรไม่ชดเชย ต้องไม่พบเอกสารใน GET /tasks ของ 06 · เดือนถัดไปต้องพบพร้อม assignee คนเดิม</w:t>
+              <w:t>เดือนที่กดเห็นควรไม่ชดเชย ต้องไม่พบเอกสารใน GET /sbpgi/document/tasks ของ 06 · เดือนถัดไปต้องพบพร้อม assignee คนเดิม</w:t>
             </w:r>
           </w:p>
         </w:tc>
@@ -8848,7 +8848,7 @@
                 <w:rFonts w:ascii="Arial" w:hAnsi="Arial" w:eastAsia="Arial" w:cs="Tahoma"/>
                 <w:sz w:val="18"/>
               </w:rPr>
-              <w:t>mas_param (sps_store)(R), common_code / common_code_type (sps_store)(R), email_template (sps_store)(R), email_sent (sps_store)(W (โดย email-lib))</w:t>
+              <w:t>mas_param (sps_store)(R (+ W ครั้งเดียวตอน seed)), common_code / common_code_type (sps_store)(R (+ W ครั้งเดียวตอน seed)), email_template (sps_store)(R), email_sent (sps_store)(W (โดย email-lib))</w:t>
             </w:r>
           </w:p>
         </w:tc>
@@ -8903,7 +8903,7 @@
                 <w:rFonts w:ascii="Arial" w:hAnsi="Arial" w:eastAsia="Arial" w:cs="Tahoma"/>
                 <w:sz w:val="18"/>
               </w:rPr>
-              <w:t>workflow / workflow_version / workflow_state / workflow_status / workflow_event / workflow_route (sps_store)(R + W ครั้งเดียวตอน setup), workflow_group / workflow_group_map (sps_store)(R + W ครั้งเดียวตอน setup), workflow_transaction / workflow_history / workflow_approver (sps_store)(R (เขียนผ่าน lib เท่านั้น)), workflow_part / workflow_part_display (sps_store)(R + W ครั้งเดียวตอน setup)</w:t>
+              <w:t>workflow (sps_store)(W ครั้งเดียวตอน setup), workflow_version (sps_store)(W ครั้งเดียวตอน setup), workflow_state (sps_store)(W ครั้งเดียวตอน setup), workflow_status (sps_store)(W ครั้งเดียวตอน setup)</w:t>
             </w:r>
           </w:p>
         </w:tc>

--- a/LLDD/word/LLDD-Database.docx
+++ b/LLDD/word/LLDD-Database.docx
@@ -277,7 +277,7 @@
         <w:keepNext w:val="0"/>
       </w:pPr>
       <w:r>
-        <w:t>เอกสารนี้เป็น LLDD Database ระดับรวมของ target schema ระบบ SBPGI/SBP Mall ใช้เป็น reference สำหรับ BE API, Batch Job, migration, indexing, transaction และ data dictionary</w:t>
+        <w:t>เอกสารนี้เป็น LLDD Database ระดับรวมของ target schema ระบบ SGI/SBP Mall ใช้เป็น reference สำหรับ BE API, Batch Job, migration, indexing, transaction และ data dictionary</w:t>
       </w:r>
     </w:p>
     <w:p>
@@ -297,7 +297,7 @@
         <w:keepLines/>
       </w:pPr>
       <w:r>
-        <w:t>ระบบใหม่รวม EAI และ K2 เข้าเป็น SBPGI ใช้ฐานข้อมูลเดียวกัน</w:t>
+        <w:t>ระบบใหม่รวม EAI และ K2 เข้าเป็น SGI ใช้ฐานข้อมูลเดียวกัน</w:t>
       </w:r>
     </w:p>
     <w:p>
@@ -306,7 +306,7 @@
         <w:keepLines/>
       </w:pPr>
       <w:r>
-        <w:t>ไม่มีไฟล์ BPM06001O/BPM06002O/BPM06003O ภายในเพื่อส่งเข้า K2; ใช้ FK จาก compensation_documents ไป impact_process แทน</w:t>
+        <w:t>ไม่มีไฟล์ BPM06001O/BPM06002O/BPM06003O ภายในเพื่อส่งเข้า K2; ใช้ FK จาก sgi_compensation_documents ไป impact_process แทน</w:t>
       </w:r>
     </w:p>
     <w:p>
@@ -333,7 +333,7 @@
         <w:t>13 ตาราง ใน schema `sps_store`</w:t>
       </w:r>
       <w:r>
-        <w:t xml:space="preserve"> (workflow · workflow_version · workflow_state · workflow_status · workflow_event · workflow_route · workflow_group · workflow_group_map · workflow_transaction · workflow_history · workflow_approver · workflow_part · workflow_part_display) แทน K2 engine ภายนอก — SBPGI ไม่สร้างตาราง workflow ของตัวเอง (ตัดสินใจ 2026-08-06 · แก้จำนวนตารางจาก 10 เป็น 13 และแก้ schema จาก sps_auth เป็น sps_store เมื่อ 2026-08-07)</w:t>
+        <w:t xml:space="preserve"> (workflow · workflow_version · workflow_state · workflow_status · workflow_event · workflow_route · workflow_group · workflow_group_map · workflow_transaction · workflow_history · workflow_approver · workflow_part · workflow_part_display) แทน K2 engine ภายนอก — SGI ไม่สร้างตาราง workflow ของตัวเอง (ตัดสินใจ 2026-08-06 · แก้จำนวนตารางจาก 10 เป็น 13 และแก้ schema จาก sps_auth เป็น sps_store เมื่อ 2026-08-07)</w:t>
       </w:r>
     </w:p>
     <w:p>
@@ -360,7 +360,7 @@
         <w:keepLines/>
       </w:pPr>
       <w:r>
-        <w:t>ตาราง job_configs / job_run_histories ถูกตัดออกจาก target schema เมื่อ 2026-08-06 พร้อม 2 แท็บควบคุมของหน้า Batch Job — cron/พารามิเตอร์อยู่ใน backend config · ผลการรันเขียน application log + interface_transactions</w:t>
+        <w:t>ตาราง job_configs / job_run_histories ถูกตัดออกจาก target schema เมื่อ 2026-08-06 พร้อม 2 แท็บควบคุมของหน้า Batch Job — cron/พารามิเตอร์อยู่ใน backend config · ผลการรันเขียน application log + sgi_interface_transactions</w:t>
       </w:r>
     </w:p>
     <w:p>
@@ -539,7 +539,7 @@
                 <w:rFonts w:ascii="Arial" w:hAnsi="Arial" w:eastAsia="Arial" w:cs="Tahoma"/>
                 <w:sz w:val="18"/>
               </w:rPr>
-              <w:t>Use the data spine impact_process_id -&gt; doc_no -&gt; transaction_id -&gt; approver_id (the last two live in sps_store.workflow_transaction / workflow_approver of @srm/glb-workflow, not in SBPGI tables) to implement APIs/jobs, then validate referential integrity and idempotency keys.</w:t>
+              <w:t>Use the data spine impact_process_id -&gt; doc_no -&gt; transaction_id -&gt; approver_id (the last two live in sps_store.workflow_transaction / workflow_approver of @srm/glb-workflow, not in SGI tables) to implement APIs/jobs, then validate referential integrity and idempotency keys.</w:t>
             </w:r>
           </w:p>
         </w:tc>
@@ -793,7 +793,7 @@
                 <w:rFonts w:ascii="Arial" w:hAnsi="Arial" w:eastAsia="Arial" w:cs="Tahoma"/>
                 <w:sz w:val="18"/>
               </w:rPr>
-              <w:t>fgi_impact_processes, fgi_impact_stores, sales, interface_transactions</w:t>
+              <w:t>sgi_fgi_impact_processes, sgi_fgi_impact_stores, sales, sgi_interface_transactions</w:t>
             </w:r>
           </w:p>
         </w:tc>
@@ -898,7 +898,7 @@
                 <w:rFonts w:ascii="Arial" w:hAnsi="Arial" w:eastAsia="Arial" w:cs="Tahoma"/>
                 <w:sz w:val="18"/>
               </w:rPr>
-              <w:t>compensation_documents, document_* tables, consideration_logs, compensation_histories</w:t>
+              <w:t>sgi_compensation_documents, document_* tables, sgi_consideration_logs, sgi_compensation_histories</w:t>
             </w:r>
           </w:p>
         </w:tc>
@@ -978,7 +978,7 @@
                 <w:rFonts w:ascii="Arial" w:hAnsi="Arial" w:eastAsia="Arial" w:cs="Tahoma"/>
                 <w:sz w:val="18"/>
               </w:rPr>
-              <w:t>Master ที่ SBPGI เป็นเจ้าของ (RBAC/config/master ร้าน/ผลพิจารณา ใช้ของระบบ SBP เดิม)</w:t>
+              <w:t>Master ที่ SGI เป็นเจ้าของ (RBAC/config/master ร้าน/ผลพิจารณา ใช้ของระบบ SBP เดิม)</w:t>
             </w:r>
           </w:p>
         </w:tc>
@@ -1003,7 +1003,7 @@
                 <w:rFonts w:ascii="Arial" w:hAnsi="Arial" w:eastAsia="Arial" w:cs="Tahoma"/>
                 <w:sz w:val="18"/>
               </w:rPr>
-              <w:t>impacted_stores, external_factors, competitors</w:t>
+              <w:t>sgi_impacted_stores, sgi_external_factors, sgi_competitors</w:t>
             </w:r>
           </w:p>
         </w:tc>
@@ -1447,7 +1447,7 @@
                 <w:rFonts w:ascii="Courier New" w:hAnsi="Courier New" w:eastAsia="Courier New" w:cs="Tahoma"/>
                 <w:sz w:val="18"/>
               </w:rPr>
-              <w:t>compensation_documents.id</w:t>
+              <w:t>sgi_compensation_documents.id</w:t>
             </w:r>
             <w:r>
               <w:rPr>
@@ -1664,7 +1664,7 @@
                 <w:rFonts w:ascii="Arial" w:hAnsi="Arial" w:eastAsia="Arial" w:cs="Tahoma"/>
                 <w:sz w:val="18"/>
               </w:rPr>
-              <w:t>identity — มาจาก BFF header ไม่ใช่ตารางของ SBPGI</w:t>
+              <w:t>identity — มาจาก BFF header ไม่ใช่ตารางของ SGI</w:t>
             </w:r>
           </w:p>
         </w:tc>
@@ -1886,7 +1886,7 @@
                 <w:rFonts w:ascii="Arial" w:hAnsi="Arial" w:eastAsia="Arial" w:cs="Tahoma"/>
                 <w:sz w:val="18"/>
               </w:rPr>
-              <w:t>fgi_impact_stores</w:t>
+              <w:t>sgi_fgi_impact_stores</w:t>
             </w:r>
           </w:p>
         </w:tc>
@@ -2016,7 +2016,7 @@
                 <w:rFonts w:ascii="Arial" w:hAnsi="Arial" w:eastAsia="Arial" w:cs="Tahoma"/>
                 <w:sz w:val="18"/>
               </w:rPr>
-              <w:t>fgi_impact_processes</w:t>
+              <w:t>sgi_fgi_impact_processes</w:t>
             </w:r>
           </w:p>
         </w:tc>
@@ -2146,7 +2146,7 @@
                 <w:rFonts w:ascii="Arial" w:hAnsi="Arial" w:eastAsia="Arial" w:cs="Tahoma"/>
                 <w:sz w:val="18"/>
               </w:rPr>
-              <w:t>fgi_impact_sales_summaries</w:t>
+              <w:t>sgi_fgi_impact_sales_summaries</w:t>
             </w:r>
           </w:p>
         </w:tc>
@@ -2276,7 +2276,7 @@
                 <w:rFonts w:ascii="Arial" w:hAnsi="Arial" w:eastAsia="Arial" w:cs="Tahoma"/>
                 <w:sz w:val="18"/>
               </w:rPr>
-              <w:t>sales_transactions</w:t>
+              <w:t>sgi_sales_transactions</w:t>
             </w:r>
           </w:p>
         </w:tc>
@@ -2406,7 +2406,7 @@
                 <w:rFonts w:ascii="Arial" w:hAnsi="Arial" w:eastAsia="Arial" w:cs="Tahoma"/>
                 <w:sz w:val="18"/>
               </w:rPr>
-              <w:t>fgi_impact_competitors</w:t>
+              <w:t>sgi_fgi_impact_competitors</w:t>
             </w:r>
           </w:p>
         </w:tc>
@@ -2666,7 +2666,7 @@
                 <w:rFonts w:ascii="Arial" w:hAnsi="Arial" w:eastAsia="Arial" w:cs="Tahoma"/>
                 <w:sz w:val="18"/>
               </w:rPr>
-              <w:t>interface_transactions</w:t>
+              <w:t>sgi_interface_transactions</w:t>
             </w:r>
           </w:p>
         </w:tc>
@@ -2796,7 +2796,7 @@
                 <w:rFonts w:ascii="Arial" w:hAnsi="Arial" w:eastAsia="Arial" w:cs="Tahoma"/>
                 <w:sz w:val="18"/>
               </w:rPr>
-              <w:t>compensation_documents</w:t>
+              <w:t>sgi_compensation_documents</w:t>
             </w:r>
           </w:p>
         </w:tc>
@@ -2926,7 +2926,7 @@
                 <w:rFonts w:ascii="Arial" w:hAnsi="Arial" w:eastAsia="Arial" w:cs="Tahoma"/>
                 <w:sz w:val="18"/>
               </w:rPr>
-              <w:t>document_new_stores</w:t>
+              <w:t>sgi_document_new_stores</w:t>
             </w:r>
           </w:p>
         </w:tc>
@@ -3056,7 +3056,7 @@
                 <w:rFonts w:ascii="Arial" w:hAnsi="Arial" w:eastAsia="Arial" w:cs="Tahoma"/>
                 <w:sz w:val="18"/>
               </w:rPr>
-              <w:t>document_competitors</w:t>
+              <w:t>sgi_document_competitors</w:t>
             </w:r>
           </w:p>
         </w:tc>
@@ -3186,7 +3186,7 @@
                 <w:rFonts w:ascii="Arial" w:hAnsi="Arial" w:eastAsia="Arial" w:cs="Tahoma"/>
                 <w:sz w:val="18"/>
               </w:rPr>
-              <w:t>document_external_factors</w:t>
+              <w:t>sgi_document_external_factors</w:t>
             </w:r>
           </w:p>
         </w:tc>
@@ -3316,7 +3316,7 @@
                 <w:rFonts w:ascii="Arial" w:hAnsi="Arial" w:eastAsia="Arial" w:cs="Tahoma"/>
                 <w:sz w:val="18"/>
               </w:rPr>
-              <w:t>consideration_logs</w:t>
+              <w:t>sgi_consideration_logs</w:t>
             </w:r>
           </w:p>
         </w:tc>
@@ -3446,7 +3446,7 @@
                 <w:rFonts w:ascii="Arial" w:hAnsi="Arial" w:eastAsia="Arial" w:cs="Tahoma"/>
                 <w:sz w:val="18"/>
               </w:rPr>
-              <w:t>document_attachments</w:t>
+              <w:t>sgi_document_attachments</w:t>
             </w:r>
           </w:p>
         </w:tc>
@@ -3576,7 +3576,7 @@
                 <w:rFonts w:ascii="Arial" w:hAnsi="Arial" w:eastAsia="Arial" w:cs="Tahoma"/>
                 <w:sz w:val="18"/>
               </w:rPr>
-              <w:t>compensation_histories</w:t>
+              <w:t>sgi_compensation_histories</w:t>
             </w:r>
           </w:p>
         </w:tc>
@@ -3706,7 +3706,7 @@
                 <w:rFonts w:ascii="Arial" w:hAnsi="Arial" w:eastAsia="Arial" w:cs="Tahoma"/>
                 <w:sz w:val="18"/>
               </w:rPr>
-              <w:t>document_cost_details</w:t>
+              <w:t>sgi_document_cost_details</w:t>
             </w:r>
           </w:p>
         </w:tc>
@@ -3836,7 +3836,7 @@
                 <w:rFonts w:ascii="Arial" w:hAnsi="Arial" w:eastAsia="Arial" w:cs="Tahoma"/>
                 <w:sz w:val="18"/>
               </w:rPr>
-              <w:t>document_running_numbers</w:t>
+              <w:t>sgi_document_running_numbers</w:t>
             </w:r>
           </w:p>
         </w:tc>
@@ -3966,7 +3966,7 @@
                 <w:rFonts w:ascii="Arial" w:hAnsi="Arial" w:eastAsia="Arial" w:cs="Tahoma"/>
                 <w:sz w:val="18"/>
               </w:rPr>
-              <w:t>impacted_stores</w:t>
+              <w:t>sgi_impacted_stores</w:t>
             </w:r>
           </w:p>
         </w:tc>
@@ -4096,7 +4096,7 @@
                 <w:rFonts w:ascii="Arial" w:hAnsi="Arial" w:eastAsia="Arial" w:cs="Tahoma"/>
                 <w:sz w:val="18"/>
               </w:rPr>
-              <w:t>external_factors</w:t>
+              <w:t>sgi_external_factors</w:t>
             </w:r>
           </w:p>
         </w:tc>
@@ -4226,7 +4226,7 @@
                 <w:rFonts w:ascii="Arial" w:hAnsi="Arial" w:eastAsia="Arial" w:cs="Tahoma"/>
                 <w:sz w:val="18"/>
               </w:rPr>
-              <w:t>competitors</w:t>
+              <w:t>sgi_competitors</w:t>
             </w:r>
           </w:p>
         </w:tc>
@@ -4431,7 +4431,7 @@
                 <w:rFonts w:ascii="Arial" w:hAnsi="Arial" w:eastAsia="Arial" w:cs="Tahoma"/>
                 <w:sz w:val="18"/>
               </w:rPr>
-              <w:t>workflow engine 13 ตาราง ใน schema sps_store (workflow · workflow_version · workflow_state · workflow_status · workflow_event · workflow_route · workflow_group · workflow_group_map · workflow_transaction · workflow_history · workflow_approver · workflow_part · workflow_part_display) · store/mas_store/sevenshop · mas_zone · common_code · business_user · email_template + email_sent · mas_param · fcs_qssi_score — decided 2026-08-05/2026-08-06: do NOT recreate these in SBPGI</w:t>
+              <w:t>workflow engine 13 ตาราง ใน schema sps_store (workflow · workflow_version · workflow_state · workflow_status · workflow_event · workflow_route · workflow_group · workflow_group_map · workflow_transaction · workflow_history · workflow_approver · workflow_part · workflow_part_display) · store/mas_store/sevenshop · mas_zone · common_code · business_user · email_template + email_sent · mas_param · fcs_qssi_score — decided 2026-08-05/2026-08-06: do NOT recreate these in SGI</w:t>
             </w:r>
           </w:p>
         </w:tc>
@@ -4662,7 +4662,7 @@
                 <w:rFonts w:ascii="Arial" w:hAnsi="Arial" w:eastAsia="Arial" w:cs="Tahoma"/>
                 <w:sz w:val="18"/>
               </w:rPr>
-              <w:t>code_type = SBPGI_APPROVE_LIMIT, code, code_value</w:t>
+              <w:t>code_type = SGI_APPROVE_LIMIT, code, code_value</w:t>
             </w:r>
           </w:p>
         </w:tc>
@@ -4797,7 +4797,7 @@
                 <w:rFonts w:ascii="Arial" w:hAnsi="Arial" w:eastAsia="Arial" w:cs="Tahoma"/>
                 <w:sz w:val="18"/>
               </w:rPr>
-              <w:t>sales_transactions</w:t>
+              <w:t>sgi_sales_transactions</w:t>
             </w:r>
           </w:p>
         </w:tc>
@@ -4877,7 +4877,7 @@
                 <w:rFonts w:ascii="Arial" w:hAnsi="Arial" w:eastAsia="Arial" w:cs="Tahoma"/>
                 <w:sz w:val="18"/>
               </w:rPr>
-              <w:t>consideration_logs</w:t>
+              <w:t>sgi_consideration_logs</w:t>
             </w:r>
           </w:p>
         </w:tc>
@@ -4957,7 +4957,7 @@
                 <w:rFonts w:ascii="Arial" w:hAnsi="Arial" w:eastAsia="Arial" w:cs="Tahoma"/>
                 <w:sz w:val="18"/>
               </w:rPr>
-              <w:t>interface_transactions</w:t>
+              <w:t>sgi_interface_transactions</w:t>
             </w:r>
           </w:p>
         </w:tc>
@@ -5037,7 +5037,7 @@
                 <w:rFonts w:ascii="Arial" w:hAnsi="Arial" w:eastAsia="Arial" w:cs="Tahoma"/>
                 <w:sz w:val="18"/>
               </w:rPr>
-              <w:t>fgi_impact_processes</w:t>
+              <w:t>sgi_fgi_impact_processes</w:t>
             </w:r>
           </w:p>
         </w:tc>
@@ -5087,7 +5087,7 @@
                 <w:rFonts w:ascii="Arial" w:hAnsi="Arial" w:eastAsia="Arial" w:cs="Tahoma"/>
                 <w:sz w:val="18"/>
               </w:rPr>
-              <w:t>duplicate workflow flag on fgi_impact_stores</w:t>
+              <w:t>duplicate workflow flag on sgi_fgi_impact_stores</w:t>
             </w:r>
           </w:p>
         </w:tc>
@@ -5116,7 +5116,7 @@
         <w:rPr>
           <w:b/>
         </w:rPr>
-        <w:t>20 ตารางในโครง SBPGI</w:t>
+        <w:t>20 ตารางในโครง SGI</w:t>
       </w:r>
       <w:r>
         <w:t xml:space="preserve"> เรียงตาม dependency พร้อม PK, typed FK, unique/check constraint และ index ที่จำเป็น ใช้เป็น migration baseline ได้โดยไม่ต้องเดา column เพิ่มเติม</w:t>
@@ -5143,10 +5143,10 @@
           <w:rFonts w:ascii="Courier New" w:hAnsi="Courier New" w:eastAsia="Courier New" w:cs="Tahoma"/>
           <w:sz w:val="16"/>
         </w:rPr>
-        <w:t>-- ❌ ไม่สร้างตาราง stores ใน SBPGI — ใช้ store / mas_store / sevenshop ของระบบ SBP เดิม (API: GET /store/search · /store/list · /store/detail)</w:t>
-        <w:br/>
-        <w:br/>
-        <w:t>CREATE TABLE impacted_stores (</w:t>
+        <w:t>-- ❌ ไม่สร้างตาราง stores ใน SGI — ใช้ store / mas_store / sevenshop ของระบบ SBP เดิม (API: GET /store/search · /store/list · /store/detail)</w:t>
+        <w:br/>
+        <w:br/>
+        <w:t>CREATE TABLE sgi_impacted_stores (</w:t>
         <w:br/>
         <w:t xml:space="preserve">    store_code VARCHAR(5) PRIMARY KEY,   -- ร้าน SP · master อยู่ที่ store/mas_store/sevenshop ของระบบเดิม</w:t>
         <w:br/>
@@ -5159,46 +5159,46 @@
         <w:t>);</w:t>
         <w:br/>
         <w:br/>
-        <w:t>-- ❌ ไม่สร้างตาราง workflow_sections ใน SBPGI — ใช้ workflow_state / workflow_route ของ @srm/glb-workflow · วงเงินอนุมัติเก็บใน common_code (SBPGI_APPROVE_LIMIT)</w:t>
-        <w:br/>
-        <w:br/>
-        <w:t>-- ❌ ไม่สร้างตาราง document_statuses ใน SBPGI — ใช้ workflow_status ของ @srm/glb-workflow</w:t>
-        <w:br/>
-        <w:br/>
-        <w:t>-- ❌ ไม่สร้างตาราง roles ใน SBPGI — ใช้ auth-backend/ABS groups ของระบบ SBP เดิม (ตัดสินใจ 2026-08-05)</w:t>
-        <w:br/>
-        <w:br/>
-        <w:t>-- ❌ ไม่สร้างตาราง menus ใน SBPGI — ใช้ menus/permissions ของ auth-backend (ตัดสินใจ 2026-08-05)</w:t>
-        <w:br/>
-        <w:br/>
-        <w:t>-- ❌ ไม่สร้างตาราง menu_permissions ใน SBPGI — ใช้ permissions ต่อ URL ของ auth-backend (ตัดสินใจ 2026-08-05)</w:t>
-        <w:br/>
-        <w:br/>
-        <w:t>-- ❌ ไม่สร้างตาราง employees ใน SBPGI — ใช้ business_user / business_user_group ของระบบ SBP เดิม</w:t>
-        <w:br/>
-        <w:br/>
-        <w:t>ALTER TABLE impacted_stores</w:t>
+        <w:t>-- ❌ ไม่สร้างตาราง workflow_sections ใน SGI — ใช้ workflow_state / workflow_route ของ @srm/glb-workflow · วงเงินอนุมัติเก็บใน common_code (SGI_APPROVE_LIMIT)</w:t>
+        <w:br/>
+        <w:br/>
+        <w:t>-- ❌ ไม่สร้างตาราง document_statuses ใน SGI — ใช้ workflow_status ของ @srm/glb-workflow</w:t>
+        <w:br/>
+        <w:br/>
+        <w:t>-- ❌ ไม่สร้างตาราง roles ใน SGI — ใช้ auth-backend/ABS groups ของระบบ SBP เดิม (ตัดสินใจ 2026-08-05)</w:t>
+        <w:br/>
+        <w:br/>
+        <w:t>-- ❌ ไม่สร้างตาราง menus ใน SGI — ใช้ menus/permissions ของ auth-backend (ตัดสินใจ 2026-08-05)</w:t>
+        <w:br/>
+        <w:br/>
+        <w:t>-- ❌ ไม่สร้างตาราง menu_permissions ใน SGI — ใช้ permissions ต่อ URL ของ auth-backend (ตัดสินใจ 2026-08-05)</w:t>
+        <w:br/>
+        <w:br/>
+        <w:t>-- ❌ ไม่สร้างตาราง employees ใน SGI — ใช้ business_user / business_user_group ของระบบ SBP เดิม</w:t>
+        <w:br/>
+        <w:br/>
+        <w:t>ALTER TABLE sgi_impacted_stores</w:t>
         <w:br/>
         <w:t xml:space="preserve">    -- opt_dv_user_id ไม่มี FK — ผู้ใช้อยู่ที่ business_user ของระบบ SBP เดิม (ตัด employees 2026-08-05)</w:t>
         <w:br/>
         <w:br/>
-        <w:t>-- ❌ ไม่สร้างตาราง operator_assignments ใน SBPGI — ใช้ group + scope ของ auth-backend + prepared approvers ของ @srm/glb-workflow (ตัดสินใจ 2026-08-05)</w:t>
-        <w:br/>
-        <w:br/>
-        <w:t>-- ❌ ไม่สร้างตาราง decisions ใน SBPGI — มติ DP-9 (2026-08-10) ย้ายไป common_code ของระบบ SBP เดิม</w:t>
-        <w:br/>
-        <w:t>--    code_type='SBPGI_DECISION' · code_value=decision_code · code_name=decision_name</w:t>
+        <w:t>-- ❌ ไม่สร้างตาราง operator_assignments ใน SGI — ใช้ group + scope ของ auth-backend + prepared approvers ของ @srm/glb-workflow (ตัดสินใจ 2026-08-05)</w:t>
+        <w:br/>
+        <w:br/>
+        <w:t>-- ❌ ไม่สร้างตาราง decisions ใน SGI — มติ DP-9 (2026-08-10) ย้ายไป common_code ของระบบ SBP เดิม</w:t>
+        <w:br/>
+        <w:t>--    code_type='SGI_DECISION' · code_value=decision_code · code_name=decision_name</w:t>
         <w:br/>
         <w:t>--    code_mapping=flow_name · other_value=result_name · remark=result_category+engine_event (จำกัด 50 ตัวอักษร)</w:t>
         <w:br/>
-        <w:t>--    FE อ่านผ่าน GET /common/common-code?codeType=SBPGI_DECISION (ตัดเส้น GET /decisions ออกแล้ว)</w:t>
+        <w:t>--    FE อ่านผ่าน GET /common/common-code?codeType=SGI_DECISION (ตัดเส้น GET /decisions ออกแล้ว)</w:t>
         <w:br/>
         <w:t>-- ⚠️ common_code ไม่มี PK และไม่มี unique constraint → กันรหัสซ้ำที่ระดับแอป</w:t>
         <w:br/>
         <w:t>--    และต้องลงทะเบียน code_type ที่ common_code_type ก่อนใช้งาน</w:t>
         <w:br/>
         <w:br/>
-        <w:t>CREATE TABLE external_factors (</w:t>
+        <w:t>CREATE TABLE sgi_external_factors (</w:t>
         <w:br/>
         <w:t xml:space="preserve">    factor_code VARCHAR(30) PRIMARY KEY,</w:t>
         <w:br/>
@@ -5213,9 +5213,9 @@
         <w:br/>
         <w:t>-- master แบรนด์คู่แข่ง 11 รายการ (รหัส 01-11) — ระบบเดิมเก็บชื่อทั้งไทยและอังกฤษ</w:t>
         <w:br/>
-        <w:t>-- คนละระดับกับ document_competitors ที่เก็บ "รายสาขา" พร้อมรหัสจาก ALLMAP (เช่น 4832, TD58_08)</w:t>
-        <w:br/>
-        <w:t>CREATE TABLE competitors (</w:t>
+        <w:t>-- คนละระดับกับ sgi_document_competitors ที่เก็บ "รายสาขา" พร้อมรหัสจาก ALLMAP (เช่น 4832, TD58_08)</w:t>
+        <w:br/>
+        <w:t>CREATE TABLE sgi_competitors (</w:t>
         <w:br/>
         <w:t xml:space="preserve">    competitor_code VARCHAR(30) PRIMARY KEY,</w:t>
         <w:br/>
@@ -5232,21 +5232,21 @@
         <w:t>);</w:t>
         <w:br/>
         <w:br/>
-        <w:t>-- ❌ ไม่สร้างตาราง email_templates ใน SBPGI (ตัดสินใจ 2026-08-06) — ใช้ตาราง email_template ของระบบ SBP เดิม (email_template_id · subject_format · body_format) + email_sent</w:t>
-        <w:br/>
-        <w:br/>
-        <w:t>-- ❌ ไม่สร้างตาราง status_email_rules (ปิด DP-5 · แก้มติ 2026-08-14) — workflow ให้เลข template ผ่าน workflow_route.email_id แล้ว SBPGI เรียก email-lib ส่งเอง</w:t>
+        <w:t>-- ❌ ไม่สร้างตาราง email_templates ใน SGI (ตัดสินใจ 2026-08-06) — ใช้ตาราง email_template ของระบบ SBP เดิม (email_template_id · subject_format · body_format) + email_sent</w:t>
+        <w:br/>
+        <w:br/>
+        <w:t>-- ❌ ไม่สร้างตาราง status_email_rules (ปิด DP-5 · แก้มติ 2026-08-14) — workflow ให้เลข template ผ่าน workflow_route.email_id แล้ว SGI เรียก email-lib ส่งเอง</w:t>
         <w:br/>
         <w:t>--    อีเมลของ batch job (EM-07 error · EM-08 watchdog) ไม่ใช่ workflow event → ส่งผ่าน @gosoft-sbp/email-lib ของระบบเดิม</w:t>
         <w:br/>
-        <w:t>--    ผู้รับของ batch job อยู่ใน backend config (config file/env) ไม่ใช่ตารางของ SBPGI</w:t>
-        <w:br/>
-        <w:br/>
-        <w:br/>
-        <w:t>-- ❌ ไม่สร้างตาราง user_accounts ใน SBPGI — ใช้ AWS Cognito + auth-backend — SBPGI รับตัวตนจาก header ของ BFF (ตัดสินใจ 2026-08-05)</w:t>
-        <w:br/>
-        <w:br/>
-        <w:t>-- ❌ ไม่สร้างตาราง system_configs ใน SBPGI (ตัดสินใจ 2026-08-06) — ใช้ตาราง mas_param ของระบบ SBP เดิม (param_name · param_value · ref_name · description · is_config · active_flag)</w:t>
+        <w:t>--    ผู้รับของ batch job อยู่ใน backend config (config file/env) ไม่ใช่ตารางของ SGI</w:t>
+        <w:br/>
+        <w:br/>
+        <w:br/>
+        <w:t>-- ❌ ไม่สร้างตาราง user_accounts ใน SGI — ใช้ AWS Cognito + auth-backend — SGI รับตัวตนจาก header ของ BFF (ตัดสินใจ 2026-08-05)</w:t>
+        <w:br/>
+        <w:br/>
+        <w:t>-- ❌ ไม่สร้างตาราง system_configs ใน SGI (ตัดสินใจ 2026-08-06) — ใช้ตาราง mas_param ของระบบ SBP เดิม (param_name · param_value · ref_name · description · is_config · active_flag)</w:t>
       </w:r>
     </w:p>
     <w:p>
@@ -5270,11 +5270,11 @@
           <w:rFonts w:ascii="Courier New" w:hAnsi="Courier New" w:eastAsia="Courier New" w:cs="Tahoma"/>
           <w:sz w:val="16"/>
         </w:rPr>
-        <w:t>CREATE TABLE fgi_impact_processes (</w:t>
+        <w:t>CREATE TABLE sgi_fgi_impact_processes (</w:t>
         <w:br/>
         <w:t xml:space="preserve">    id BIGSERIAL PRIMARY KEY,</w:t>
         <w:br/>
-        <w:t xml:space="preserve">    impacted_store_code VARCHAR(5) NOT NULL REFERENCES impacted_stores(store_code),</w:t>
+        <w:t xml:space="preserve">    impacted_store_code VARCHAR(5) NOT NULL REFERENCES sgi_impacted_stores(store_code),</w:t>
         <w:br/>
         <w:t xml:space="preserve">    impact_month CHAR(7) NOT NULL,   -- 'YYYY-MM' (ค.ศ.)</w:t>
         <w:br/>
@@ -5331,15 +5331,15 @@
         <w:br/>
         <w:t>-- ยอดชดเชย "รายงวด" ที่เกิดก่อนมีเอกสาร · จำเป็นเพื่อนับ "ยอด 0 ติดกันกี่เดือน" (กติกาเดือน 1-3 / เดือนที่ 4)</w:t>
         <w:br/>
-        <w:t>CREATE TABLE fgi_impact_compensations (</w:t>
+        <w:t>CREATE TABLE sgi_fgi_impact_compensations (</w:t>
         <w:br/>
         <w:t xml:space="preserve">    id BIGSERIAL PRIMARY KEY,</w:t>
         <w:br/>
-        <w:t xml:space="preserve">    impact_process_id BIGINT NOT NULL REFERENCES fgi_impact_processes(id),</w:t>
-        <w:br/>
-        <w:t xml:space="preserve">    impacted_store_code VARCHAR(5) NOT NULL REFERENCES impacted_stores(store_code),</w:t>
-        <w:br/>
-        <w:t xml:space="preserve">    compensate_seq INTEGER NOT NULL,        -- รอบ (คู่กับ fgi_impact_processes.last_compensate_seq)</w:t>
+        <w:t xml:space="preserve">    impact_process_id BIGINT NOT NULL REFERENCES sgi_fgi_impact_processes(id),</w:t>
+        <w:br/>
+        <w:t xml:space="preserve">    impacted_store_code VARCHAR(5) NOT NULL REFERENCES sgi_impacted_stores(store_code),</w:t>
+        <w:br/>
+        <w:t xml:space="preserve">    compensate_seq INTEGER NOT NULL,        -- รอบ (คู่กับ sgi_fgi_impact_processes.last_compensate_seq)</w:t>
         <w:br/>
         <w:t xml:space="preserve">    compensate_seq_no INTEGER NOT NULL,     -- ครั้งที่ในรอบ</w:t>
         <w:br/>
@@ -5368,13 +5368,13 @@
         <w:t>);</w:t>
         <w:br/>
         <w:br/>
-        <w:t>CREATE TABLE fgi_impact_stores (</w:t>
+        <w:t>CREATE TABLE sgi_fgi_impact_stores (</w:t>
         <w:br/>
         <w:t xml:space="preserve">    id BIGSERIAL PRIMARY KEY,</w:t>
         <w:br/>
-        <w:t xml:space="preserve">    impact_process_id BIGINT NOT NULL REFERENCES fgi_impact_processes(id),</w:t>
-        <w:br/>
-        <w:t xml:space="preserve">    impacted_store_code VARCHAR(5) NOT NULL REFERENCES impacted_stores(store_code),</w:t>
+        <w:t xml:space="preserve">    impact_process_id BIGINT NOT NULL REFERENCES sgi_fgi_impact_processes(id),</w:t>
+        <w:br/>
+        <w:t xml:space="preserve">    impacted_store_code VARCHAR(5) NOT NULL REFERENCES sgi_impacted_stores(store_code),</w:t>
         <w:br/>
         <w:t xml:space="preserve">    new_store_code VARCHAR(5) NOT NULL,   -- ร้านเปิดใหม่ · master ของระบบเดิม</w:t>
         <w:br/>
@@ -5393,11 +5393,11 @@
         <w:t>);</w:t>
         <w:br/>
         <w:br/>
-        <w:t>CREATE TABLE fgi_impact_sales_summaries (</w:t>
+        <w:t>CREATE TABLE sgi_fgi_impact_sales_summaries (</w:t>
         <w:br/>
         <w:t xml:space="preserve">    id BIGSERIAL PRIMARY KEY,</w:t>
         <w:br/>
-        <w:t xml:space="preserve">    impact_process_id BIGINT NOT NULL REFERENCES fgi_impact_processes(id),</w:t>
+        <w:t xml:space="preserve">    impact_process_id BIGINT NOT NULL REFERENCES sgi_fgi_impact_processes(id),</w:t>
         <w:br/>
         <w:t xml:space="preserve">    total_working_days INTEGER NOT NULL DEFAULT 0 CHECK (total_working_days &gt;= 0),</w:t>
         <w:br/>
@@ -5412,11 +5412,11 @@
         <w:t>);</w:t>
         <w:br/>
         <w:br/>
-        <w:t>CREATE TABLE sales_transactions (</w:t>
+        <w:t>CREATE TABLE sgi_sales_transactions (</w:t>
         <w:br/>
         <w:t xml:space="preserve">    id BIGSERIAL PRIMARY KEY,</w:t>
         <w:br/>
-        <w:t xml:space="preserve">    sales_summary_id BIGINT NOT NULL REFERENCES fgi_impact_sales_summaries(id) ON DELETE CASCADE,</w:t>
+        <w:t xml:space="preserve">    sales_summary_id BIGINT NOT NULL REFERENCES sgi_fgi_impact_sales_summaries(id) ON DELETE CASCADE,</w:t>
         <w:br/>
         <w:t xml:space="preserve">    txn_date DATE NOT NULL, window_no SMALLINT NOT NULL CHECK (window_no BETWEEN 1 AND 4),</w:t>
         <w:br/>
@@ -5431,13 +5431,13 @@
         <w:t>);</w:t>
         <w:br/>
         <w:br/>
-        <w:t>CREATE TABLE fgi_impact_competitors (</w:t>
+        <w:t>CREATE TABLE sgi_fgi_impact_competitors (</w:t>
         <w:br/>
         <w:t xml:space="preserve">    id BIGSERIAL PRIMARY KEY,</w:t>
         <w:br/>
-        <w:t xml:space="preserve">    impact_process_id BIGINT NOT NULL REFERENCES fgi_impact_processes(id),</w:t>
-        <w:br/>
-        <w:t xml:space="preserve">    competitor_code VARCHAR(30) NOT NULL REFERENCES competitors(competitor_code),</w:t>
+        <w:t xml:space="preserve">    impact_process_id BIGINT NOT NULL REFERENCES sgi_fgi_impact_processes(id),</w:t>
+        <w:br/>
+        <w:t xml:space="preserve">    competitor_code VARCHAR(30) NOT NULL REFERENCES sgi_competitors(competitor_code),</w:t>
         <w:br/>
         <w:t xml:space="preserve">    name_th VARCHAR(200), branch_th VARCHAR(200), opened_date DATE, closed_date DATE,</w:t>
         <w:br/>
@@ -5456,7 +5456,7 @@
         <w:br/>
         <w:t>--   (`POST /performance/import-qssi` · staging `fcs_tmp_qssi_score` · `performance.service.ts`)</w:t>
         <w:br/>
-        <w:t>--   โครงคอลัมน์อ้างอิงด้านล่างเป็น target shape ที่ SBPGI ต้องการ — ต้องเทียบกับคอลัมน์จริงก่อน</w:t>
+        <w:t>--   โครงคอลัมน์อ้างอิงด้านล่างเป็น target shape ที่ SGI ต้องการ — ต้องเทียบกับคอลัมน์จริงก่อน</w:t>
         <w:br/>
         <w:t>--   ✅ DP-4 ปิดแล้ว 2026-08-24: อ่านอย่างเดียว ไม่แก้ constraint/index ของตารางเดิม</w:t>
         <w:br/>
@@ -5471,7 +5471,7 @@
         <w:t>--   · UNIQUE (store_code, category_code, score_period)</w:t>
         <w:br/>
         <w:br/>
-        <w:t>CREATE TABLE interface_transactions (</w:t>
+        <w:t>CREATE TABLE sgi_interface_transactions (</w:t>
         <w:br/>
         <w:t xml:space="preserve">    id BIGSERIAL PRIMARY KEY,</w:t>
         <w:br/>
@@ -5507,9 +5507,9 @@
         <w:br/>
         <w:t xml:space="preserve">    status VARCHAR(20) NOT NULL CHECK (status IN ('READY','SENT','ACKED','COMPLETED','FAILED','FAILED_RETRY')),</w:t>
         <w:br/>
-        <w:t xml:space="preserve">    impact_process_id BIGINT REFERENCES fgi_impact_processes(id),</w:t>
-        <w:br/>
-        <w:t xml:space="preserve">    sales_summary_id BIGINT REFERENCES fgi_impact_sales_summaries(id),</w:t>
+        <w:t xml:space="preserve">    impact_process_id BIGINT REFERENCES sgi_fgi_impact_processes(id),</w:t>
+        <w:br/>
+        <w:t xml:space="preserve">    sales_summary_id BIGINT REFERENCES sgi_fgi_impact_sales_summaries(id),</w:t>
         <w:br/>
         <w:t xml:space="preserve">    doc_no VARCHAR(10), business_key VARCHAR(200) NOT NULL, period_key VARCHAR(20) NOT NULL,</w:t>
         <w:br/>
@@ -5555,33 +5555,33 @@
           <w:rFonts w:ascii="Courier New" w:hAnsi="Courier New" w:eastAsia="Courier New" w:cs="Tahoma"/>
           <w:sz w:val="16"/>
         </w:rPr>
-        <w:t>-- ✅ มติ DP-1 (2026-08-10 · ทางเลือก B): PK เป็น surrogate `id` · `doc_no` เป็น UNIQUE ไม่ใช่ PK</w:t>
-        <w:br/>
-        <w:t>-- ⚠️ ผลที่ตามมาซึ่งยังต้องตัดสิน: ตารางลูก 8 ตัว (document_new_stores · document_competitors ·</w:t>
-        <w:br/>
-        <w:t>--    document_external_factors · consideration_logs · document_attachments · document_cost_details ·</w:t>
-        <w:br/>
-        <w:t>--    compensation_histories · interface_transactions) ยัง FK ด้วย doc_no แบบ NOT NULL</w:t>
+        <w:t>-- ✅ มติ DP-1 (2026-08-10): PK เป็น surrogate `id` · `doc_no` เป็น UNIQUE ไม่ใช่ PK</w:t>
+        <w:br/>
+        <w:t>-- ⚠️ ผลที่ตามมา: ตารางลูก 8 ตัว (sgi_document_new_stores · sgi_document_competitors ·</w:t>
+        <w:br/>
+        <w:t>--    sgi_document_external_factors · sgi_consideration_logs · sgi_document_attachments · sgi_document_cost_details ·</w:t>
+        <w:br/>
+        <w:t>--    sgi_compensation_histories · sgi_interface_transactions) ยัง FK ด้วย doc_no แบบ NOT NULL</w:t>
         <w:br/>
         <w:t>--    → แปลว่า "ต้องออก doc_no ให้เสร็จก่อนจึงบันทึกส่วนย่อยได้"</w:t>
         <w:br/>
-        <w:t>--    ถ้าธุรกิจต้องการสร้างเอกสารก่อนออกเลข ต้องเปลี่ยนตารางลูกไป FK ที่ id แทน (ยังไม่ตัดสิน)</w:t>
+        <w:t>--    จึงต้องออกเลขเอกสารใน INSERT เดียวกับที่สร้างแถวเสมอ (Job 8 ทำแบบนี้อยู่แล้ว)</w:t>
         <w:br/>
         <w:t>--    referenceId ที่ส่งให้ @srm/glb-workflow = id (ตรงกับที่ระบบเดิมทำจริงใน cooperation-request/inform-evaluate)</w:t>
         <w:br/>
         <w:t>--    doc_no อาจยังว่างตอนสร้างแถว แล้วออกเลขทีหลัง จึงเป็น NULL ได้</w:t>
         <w:br/>
-        <w:t>CREATE TABLE compensation_documents (</w:t>
+        <w:t>CREATE TABLE sgi_compensation_documents (</w:t>
         <w:br/>
         <w:t xml:space="preserve">    id BIGSERIAL PRIMARY KEY,</w:t>
         <w:br/>
-        <w:t xml:space="preserve">    doc_no VARCHAR(10) UNIQUE,          -- YYYY/xxxxx (ปี ค.ศ.) · ออกจาก document_running_numbers</w:t>
+        <w:t xml:space="preserve">    doc_no VARCHAR(10) UNIQUE,          -- YYYY/xxxxx (ปี ค.ศ.) · ออกจาก sgi_document_running_numbers</w:t>
         <w:br/>
         <w:t xml:space="preserve">    year INTEGER, running_no INTEGER,   -- แตกจาก doc_no เพื่อ index/ค้นหา (NULL จนกว่าจะออกเลข)</w:t>
         <w:br/>
-        <w:t xml:space="preserve">    impact_process_id BIGINT NOT NULL UNIQUE REFERENCES fgi_impact_processes(id),</w:t>
-        <w:br/>
-        <w:t xml:space="preserve">    impacted_store_code VARCHAR(5) NOT NULL REFERENCES impacted_stores(store_code),</w:t>
+        <w:t xml:space="preserve">    impact_process_id BIGINT NOT NULL UNIQUE REFERENCES sgi_fgi_impact_processes(id),</w:t>
+        <w:br/>
+        <w:t xml:space="preserve">    impacted_store_code VARCHAR(5) NOT NULL REFERENCES sgi_impacted_stores(store_code),</w:t>
         <w:br/>
         <w:t xml:space="preserve">    impact_month CHAR(7), new_store_code VARCHAR(5),   -- master ของระบบเดิม</w:t>
         <w:br/>
@@ -5618,16 +5618,16 @@
         <w:t>);</w:t>
         <w:br/>
         <w:br/>
-        <w:t>ALTER TABLE interface_transactions</w:t>
-        <w:br/>
-        <w:t xml:space="preserve">    ADD CONSTRAINT fk_interface_doc_no FOREIGN KEY (doc_no) REFERENCES compensation_documents(doc_no);</w:t>
-        <w:br/>
-        <w:br/>
-        <w:t>CREATE TABLE document_new_stores (</w:t>
+        <w:t>ALTER TABLE sgi_interface_transactions</w:t>
+        <w:br/>
+        <w:t xml:space="preserve">    ADD CONSTRAINT fk_interface_doc_no FOREIGN KEY (doc_no) REFERENCES sgi_compensation_documents(doc_no);</w:t>
+        <w:br/>
+        <w:br/>
+        <w:t>CREATE TABLE sgi_document_new_stores (</w:t>
         <w:br/>
         <w:t xml:space="preserve">    id BIGSERIAL PRIMARY KEY,</w:t>
         <w:br/>
-        <w:t xml:space="preserve">    doc_no VARCHAR(10) NOT NULL REFERENCES compensation_documents(doc_no) ON DELETE CASCADE,</w:t>
+        <w:t xml:space="preserve">    doc_no VARCHAR(10) NOT NULL REFERENCES sgi_compensation_documents(doc_no) ON DELETE CASCADE,</w:t>
         <w:br/>
         <w:t xml:space="preserve">    new_store_code VARCHAR(5) NOT NULL,   -- ร้านเปิดใหม่ · master ของระบบเดิม</w:t>
         <w:br/>
@@ -5642,13 +5642,13 @@
         <w:t>);</w:t>
         <w:br/>
         <w:br/>
-        <w:t>CREATE TABLE document_competitors (</w:t>
+        <w:t>CREATE TABLE sgi_document_competitors (</w:t>
         <w:br/>
         <w:t xml:space="preserve">    id BIGSERIAL PRIMARY KEY,</w:t>
         <w:br/>
-        <w:t xml:space="preserve">    doc_no VARCHAR(10) NOT NULL REFERENCES compensation_documents(doc_no) ON DELETE CASCADE,</w:t>
-        <w:br/>
-        <w:t xml:space="preserve">    competitor_code VARCHAR(30) NOT NULL REFERENCES competitors(competitor_code),</w:t>
+        <w:t xml:space="preserve">    doc_no VARCHAR(10) NOT NULL REFERENCES sgi_compensation_documents(doc_no) ON DELETE CASCADE,</w:t>
+        <w:br/>
+        <w:t xml:space="preserve">    competitor_code VARCHAR(30) NOT NULL REFERENCES sgi_competitors(competitor_code),</w:t>
         <w:br/>
         <w:t xml:space="preserve">    name_th VARCHAR(200), branch_th VARCHAR(200), opened_date DATE, closed_date DATE, impact_date DATE,</w:t>
         <w:br/>
@@ -5661,13 +5661,13 @@
         <w:t>);</w:t>
         <w:br/>
         <w:br/>
-        <w:t>CREATE TABLE document_external_factors (</w:t>
+        <w:t>CREATE TABLE sgi_document_external_factors (</w:t>
         <w:br/>
         <w:t xml:space="preserve">    id BIGSERIAL PRIMARY KEY,</w:t>
         <w:br/>
-        <w:t xml:space="preserve">    doc_no VARCHAR(10) NOT NULL REFERENCES compensation_documents(doc_no) ON DELETE CASCADE,</w:t>
-        <w:br/>
-        <w:t xml:space="preserve">    factor_code VARCHAR(30) NOT NULL REFERENCES external_factors(factor_code),</w:t>
+        <w:t xml:space="preserve">    doc_no VARCHAR(10) NOT NULL REFERENCES sgi_compensation_documents(doc_no) ON DELETE CASCADE,</w:t>
+        <w:br/>
+        <w:t xml:space="preserve">    factor_code VARCHAR(30) NOT NULL REFERENCES sgi_external_factors(factor_code),</w:t>
         <w:br/>
         <w:t xml:space="preserve">    date_from DATE, date_to DATE, detail TEXT, remark TEXT,</w:t>
         <w:br/>
@@ -5680,11 +5680,11 @@
         <w:t>);</w:t>
         <w:br/>
         <w:br/>
-        <w:t>CREATE TABLE consideration_logs (</w:t>
+        <w:t>CREATE TABLE sgi_consideration_logs (</w:t>
         <w:br/>
         <w:t xml:space="preserve">    id BIGSERIAL PRIMARY KEY,</w:t>
         <w:br/>
-        <w:t xml:space="preserve">    doc_no VARCHAR(10) NOT NULL REFERENCES compensation_documents(doc_no),</w:t>
+        <w:t xml:space="preserve">    doc_no VARCHAR(10) NOT NULL REFERENCES sgi_compensation_documents(doc_no),</w:t>
         <w:br/>
         <w:t xml:space="preserve">    section_code VARCHAR(2) NOT NULL,   -- ค่าจาก sps_store.workflow_state ของ engine</w:t>
         <w:br/>
@@ -5703,11 +5703,11 @@
         <w:t>);</w:t>
         <w:br/>
         <w:br/>
-        <w:t>CREATE TABLE document_attachments (</w:t>
+        <w:t>CREATE TABLE sgi_document_attachments (</w:t>
         <w:br/>
         <w:t xml:space="preserve">    attach_id BIGSERIAL PRIMARY KEY,</w:t>
         <w:br/>
-        <w:t xml:space="preserve">    doc_no VARCHAR(10) NOT NULL REFERENCES compensation_documents(doc_no),</w:t>
+        <w:t xml:space="preserve">    doc_no VARCHAR(10) NOT NULL REFERENCES sgi_compensation_documents(doc_no),</w:t>
         <w:br/>
         <w:t xml:space="preserve">    section_code VARCHAR(2) NOT NULL,   -- ค่าจาก sps_store.workflow_state ของ engine</w:t>
         <w:br/>
@@ -5730,13 +5730,13 @@
         <w:t>);</w:t>
         <w:br/>
         <w:br/>
-        <w:t>CREATE TABLE compensation_histories (</w:t>
+        <w:t>CREATE TABLE sgi_compensation_histories (</w:t>
         <w:br/>
         <w:t xml:space="preserve">    id BIGSERIAL PRIMARY KEY,</w:t>
         <w:br/>
         <w:t xml:space="preserve">    store_code VARCHAR(5) NOT NULL,   -- master ของระบบเดิม</w:t>
         <w:br/>
-        <w:t xml:space="preserve">    ref_doc_no VARCHAR(10) REFERENCES compensation_documents(doc_no),</w:t>
+        <w:t xml:space="preserve">    ref_doc_no VARCHAR(10) REFERENCES sgi_compensation_documents(doc_no),</w:t>
         <w:br/>
         <w:t xml:space="preserve">    submit_account_month CHAR(7) NOT NULL, compensate_amount NUMERIC(14,2) NOT NULL,</w:t>
         <w:br/>
@@ -5749,11 +5749,11 @@
         <w:t>);</w:t>
         <w:br/>
         <w:br/>
-        <w:t>CREATE TABLE document_cost_details (</w:t>
+        <w:t>CREATE TABLE sgi_document_cost_details (</w:t>
         <w:br/>
         <w:t xml:space="preserve">    id BIGSERIAL PRIMARY KEY,</w:t>
         <w:br/>
-        <w:t xml:space="preserve">    doc_no VARCHAR(10) NOT NULL REFERENCES compensation_documents(doc_no) ON DELETE CASCADE,</w:t>
+        <w:t xml:space="preserve">    doc_no VARCHAR(10) NOT NULL REFERENCES sgi_compensation_documents(doc_no) ON DELETE CASCADE,</w:t>
         <w:br/>
         <w:t xml:space="preserve">    new_store_code VARCHAR(5) NOT NULL,</w:t>
         <w:br/>
@@ -5770,7 +5770,7 @@
         <w:t>);</w:t>
         <w:br/>
         <w:br/>
-        <w:t>CREATE TABLE document_running_numbers (</w:t>
+        <w:t>CREATE TABLE sgi_document_running_numbers (</w:t>
         <w:br/>
         <w:t xml:space="preserve">    year SMALLINT PRIMARY KEY,   -- ปี ค.ศ. เท่านั้น (เช่น 2026) ห้ามเก็บ พ.ศ.</w:t>
         <w:br/>
@@ -5786,9 +5786,9 @@
         <w:br/>
         <w:t>-- ออกเลขแบบ atomic (upsert กันกรณีปีใหม่ยังไม่มีแถว):</w:t>
         <w:br/>
-        <w:t>--   INSERT INTO document_running_numbers (year, last_running_no) VALUES (:ad_year, 1)</w:t>
-        <w:br/>
-        <w:t>--   ON CONFLICT (year) DO UPDATE SET last_running_no = document_running_numbers.last_running_no + 1,</w:t>
+        <w:t>--   INSERT INTO sgi_document_running_numbers (year, last_running_no) VALUES (:ad_year, 1)</w:t>
+        <w:br/>
+        <w:t>--   ON CONFLICT (year) DO UPDATE SET last_running_no = sgi_document_running_numbers.last_running_no + 1,</w:t>
         <w:br/>
         <w:t>--                                    updated_at = CURRENT_TIMESTAMP</w:t>
         <w:br/>
@@ -5797,10 +5797,10 @@
         <w:t>--   doc_no = :ad_year || '/' || LPAD(last_running_no::text, 5, '0')</w:t>
         <w:br/>
         <w:br/>
-        <w:t>-- ❌ ไม่สร้างตาราง workflow_instances ใน SBPGI (ตัดสินใจ 2026-08-06) — ใช้ workflow_transaction ของ @srm/glb-workflow</w:t>
-        <w:br/>
-        <w:br/>
-        <w:t>-- ❌ ไม่สร้างตาราง workflow_tasks ใน SBPGI (ตัดสินใจ 2026-08-06) — ใช้ workflow_approver/workflow_transaction ของ @srm/glb-workflow</w:t>
+        <w:t>-- ❌ ไม่สร้างตาราง workflow_instances ใน SGI (ตัดสินใจ 2026-08-06) — ใช้ workflow_transaction ของ @srm/glb-workflow</w:t>
+        <w:br/>
+        <w:br/>
+        <w:t>-- ❌ ไม่สร้างตาราง workflow_tasks ใน SGI (ตัดสินใจ 2026-08-06) — ใช้ workflow_approver/workflow_transaction ของ @srm/glb-workflow</w:t>
       </w:r>
     </w:p>
     <w:p>
@@ -5824,60 +5824,60 @@
           <w:rFonts w:ascii="Courier New" w:hAnsi="Courier New" w:eastAsia="Courier New" w:cs="Tahoma"/>
           <w:sz w:val="16"/>
         </w:rPr>
-        <w:t>CREATE INDEX idx_document_status_section ON compensation_documents(status_code, current_section_code);</w:t>
-        <w:br/>
-        <w:t>CREATE INDEX idx_document_impact_process ON compensation_documents(impact_process_id);</w:t>
-        <w:br/>
-        <w:t>-- ❌ ไม่มี index ของ workflow_tasks/workflow_instances ใน SBPGI — ตารางทั้งสองถูกตัดไปแล้ว (2026-08-06)</w:t>
+        <w:t>CREATE INDEX idx_document_status_section ON sgi_compensation_documents(status_code, current_section_code);</w:t>
+        <w:br/>
+        <w:t>CREATE INDEX idx_document_impact_process ON sgi_compensation_documents(impact_process_id);</w:t>
+        <w:br/>
+        <w:t>-- ❌ ไม่มี index ของ workflow_tasks/workflow_instances ใน SGI — ตารางทั้งสองถูกตัดไปแล้ว (2026-08-06)</w:t>
         <w:br/>
         <w:t>--    งานค้าง/ผู้อนุมัติปัจจุบันอ่านจาก workflow_transaction + workflow_approver ของ @srm/glb-workflow (schema sps_store)</w:t>
         <w:br/>
         <w:t>--    ⚠️ sps_store.workflow_transaction ไม่มี PK และไม่มี index เลย ทั้งที่มี 19,283 แถว (ตรวจ 2026-08-07)</w:t>
         <w:br/>
-        <w:t>--       -&gt; ยังไม่ตัดสิน (DP-2) ว่าจะขอ sign-off ให้ทีมเจ้าของ library เพิ่ม PK/UNIQUE/index</w:t>
-        <w:br/>
-        <w:t>--          หรือจะกันซ้ำ + ทำ index ที่ฝั่ง SBPGI เอง · ดู SBPGI vs existing system หัวข้อ 4</w:t>
-        <w:br/>
-        <w:t>CREATE INDEX idx_consideration_timeline ON consideration_logs(doc_no, action_datetime DESC);</w:t>
-        <w:br/>
-        <w:t>CREATE INDEX idx_interface_pending ON interface_transactions(data_name, status, sent_at);</w:t>
-        <w:br/>
-        <w:t>CREATE INDEX idx_interface_impact_process ON interface_transactions(impact_process_id);</w:t>
-        <w:br/>
-        <w:t>CREATE INDEX idx_interface_sales_summary ON interface_transactions(sales_summary_id);</w:t>
-        <w:br/>
-        <w:t>CREATE INDEX idx_interface_doc ON interface_transactions(doc_no);</w:t>
+        <w:t>--       -&gt; ห้ามแก้ schema ของ library · กันซ้ำที่ระดับ application ของ SGI แทน</w:t>
+        <w:br/>
+        <w:t>--          หรือจะกันซ้ำ + ทำ index ที่ฝั่ง SGI เอง · ดู SBPGI vs existing system หัวข้อ 4</w:t>
+        <w:br/>
+        <w:t>CREATE INDEX idx_consideration_timeline ON sgi_consideration_logs(doc_no, action_datetime DESC);</w:t>
+        <w:br/>
+        <w:t>CREATE INDEX idx_interface_pending ON sgi_interface_transactions(data_name, status, sent_at);</w:t>
+        <w:br/>
+        <w:t>CREATE INDEX idx_interface_impact_process ON sgi_interface_transactions(impact_process_id);</w:t>
+        <w:br/>
+        <w:t>CREATE INDEX idx_interface_sales_summary ON sgi_interface_transactions(sales_summary_id);</w:t>
+        <w:br/>
+        <w:t>CREATE INDEX idx_interface_doc ON sgi_interface_transactions(doc_no);</w:t>
         <w:br/>
         <w:br/>
         <w:t>-- index รองรับ FK ที่ PostgreSQL ไม่สร้างให้เอง (เพิ่ม 2026-08-24 หลังตรวจ FK coverage)</w:t>
         <w:br/>
-        <w:t>CREATE INDEX idx_impact_store_process ON fgi_impact_stores(impact_process_id);</w:t>
-        <w:br/>
-        <w:t>CREATE INDEX idx_document_impacted_store ON compensation_documents(impacted_store_code);</w:t>
-        <w:br/>
-        <w:t>CREATE INDEX idx_compensation_history_doc ON compensation_histories(ref_doc_no);</w:t>
-        <w:br/>
-        <w:t>CREATE INDEX idx_impact_compensation_store ON fgi_impact_compensations(impacted_store_code);</w:t>
-        <w:br/>
-        <w:t>CREATE INDEX idx_impact_competitor_code ON fgi_impact_competitors(competitor_code);</w:t>
-        <w:br/>
-        <w:t>CREATE INDEX idx_document_competitor_code ON document_competitors(competitor_code);</w:t>
-        <w:br/>
-        <w:t>CREATE INDEX idx_document_factor_code ON document_external_factors(factor_code);</w:t>
+        <w:t>CREATE INDEX idx_impact_store_process ON sgi_fgi_impact_stores(impact_process_id);</w:t>
+        <w:br/>
+        <w:t>CREATE INDEX idx_document_impacted_store ON sgi_compensation_documents(impacted_store_code);</w:t>
+        <w:br/>
+        <w:t>CREATE INDEX idx_compensation_history_doc ON sgi_compensation_histories(ref_doc_no);</w:t>
+        <w:br/>
+        <w:t>CREATE INDEX idx_impact_compensation_store ON sgi_fgi_impact_compensations(impacted_store_code);</w:t>
+        <w:br/>
+        <w:t>CREATE INDEX idx_impact_competitor_code ON sgi_fgi_impact_competitors(competitor_code);</w:t>
+        <w:br/>
+        <w:t>CREATE INDEX idx_document_competitor_code ON sgi_document_competitors(competitor_code);</w:t>
+        <w:br/>
+        <w:t>CREATE INDEX idx_document_factor_code ON sgi_document_external_factors(factor_code);</w:t>
         <w:br/>
         <w:br/>
         <w:t>-- index ที่หัวข้อ 6 (Index &amp; Constraint) ระบุไว้ — เดิมมีแต่ในตารางสรุป ยังไม่ถูกสร้างจริง (เพิ่ม 2026-08-25)</w:t>
         <w:br/>
-        <w:t>CREATE INDEX idx_attachment_scan_status ON document_attachments(scan_status);</w:t>
-        <w:br/>
-        <w:t>CREATE INDEX idx_consideration_result ON consideration_logs(result_category);</w:t>
+        <w:t>CREATE INDEX idx_attachment_scan_status ON sgi_document_attachments(scan_status);</w:t>
+        <w:br/>
+        <w:t>CREATE INDEX idx_consideration_result ON sgi_consideration_logs(result_category);</w:t>
         <w:br/>
         <w:br/>
         <w:t>-- Retention worker: delete only terminal, expired, non-held rows in bounded batches.</w:t>
         <w:br/>
         <w:t>WITH purge_candidates AS (</w:t>
         <w:br/>
-        <w:t xml:space="preserve">    SELECT id FROM interface_transactions</w:t>
+        <w:t xml:space="preserve">    SELECT id FROM sgi_interface_transactions</w:t>
         <w:br/>
         <w:t xml:space="preserve">    WHERE status IN ('ACKED', 'COMPLETED')</w:t>
         <w:br/>
@@ -5895,7 +5895,7 @@
         <w:br/>
         <w:t>)</w:t>
         <w:br/>
-        <w:t>DELETE FROM interface_transactions i</w:t>
+        <w:t>DELETE FROM sgi_interface_transactions i</w:t>
         <w:br/>
         <w:t>USING purge_candidates p</w:t>
         <w:br/>
@@ -6023,7 +6023,7 @@
                 <w:rFonts w:ascii="Arial" w:hAnsi="Arial" w:eastAsia="Arial" w:cs="Tahoma"/>
                 <w:sz w:val="18"/>
               </w:rPr>
-              <w:t>compensation_documents</w:t>
+              <w:t>sgi_compensation_documents</w:t>
             </w:r>
           </w:p>
         </w:tc>
@@ -6143,7 +6143,7 @@
                 <w:rFonts w:ascii="Arial" w:hAnsi="Arial" w:eastAsia="Arial" w:cs="Tahoma"/>
                 <w:sz w:val="18"/>
               </w:rPr>
-              <w:t xml:space="preserve"> ทั้งที่มี 19,283 แถว (ตรวจ 2026-08-07) — ที่ต้องการคือ PK(transaction_id) + UNIQUE(version_id, reference_id) + INDEX(current_approver)</w:t>
+              <w:t xml:space="preserve"> ทั้งที่มี 19,283 แถว (ตรวจ 2026-08-07) — query ทุกเส้นที่อ้างตารางนี้จึงเป็น seq-scan ต้องจำกัดเงื่อนไขด้วย version_id + reference_id เสมอ</w:t>
             </w:r>
           </w:p>
         </w:tc>
@@ -6168,7 +6168,22 @@
                 <w:rFonts w:ascii="Arial" w:hAnsi="Arial" w:eastAsia="Arial" w:cs="Tahoma"/>
                 <w:sz w:val="18"/>
               </w:rPr>
-              <w:t>current approver guard และ inbox · เป็นตารางของ library ไม่ใช่ของ SBPGI จึงต้องขอ sign-off (DP-2 · ยังไม่ตัดสิน)</w:t>
+              <w:t xml:space="preserve">current approver guard และ inbox · เป็นตารางของ library ไม่ใช่ของ SGI — </w:t>
+            </w:r>
+            <w:r>
+              <w:rPr>
+                <w:rFonts w:ascii="Arial" w:hAnsi="Arial" w:eastAsia="Arial" w:cs="Tahoma"/>
+                <w:b/>
+                <w:sz w:val="18"/>
+              </w:rPr>
+              <w:t>ห้ามแก้ schema</w:t>
+            </w:r>
+            <w:r>
+              <w:rPr>
+                <w:rFonts w:ascii="Arial" w:hAnsi="Arial" w:eastAsia="Arial" w:cs="Tahoma"/>
+                <w:sz w:val="18"/>
+              </w:rPr>
+              <w:t xml:space="preserve"> จึงต้องกันซ้ำและประเมินต้นทุน query ที่ฝั่ง SGI</w:t>
             </w:r>
           </w:p>
         </w:tc>
@@ -6198,7 +6213,7 @@
                 <w:rFonts w:ascii="Arial" w:hAnsi="Arial" w:eastAsia="Arial" w:cs="Tahoma"/>
                 <w:sz w:val="18"/>
               </w:rPr>
-              <w:t>document_new_stores</w:t>
+              <w:t>sgi_document_new_stores</w:t>
             </w:r>
           </w:p>
         </w:tc>
@@ -6278,7 +6293,7 @@
                 <w:rFonts w:ascii="Arial" w:hAnsi="Arial" w:eastAsia="Arial" w:cs="Tahoma"/>
                 <w:sz w:val="18"/>
               </w:rPr>
-              <w:t>consideration_logs</w:t>
+              <w:t>sgi_consideration_logs</w:t>
             </w:r>
           </w:p>
         </w:tc>
@@ -6358,7 +6373,7 @@
                 <w:rFonts w:ascii="Arial" w:hAnsi="Arial" w:eastAsia="Arial" w:cs="Tahoma"/>
                 <w:sz w:val="18"/>
               </w:rPr>
-              <w:t>document_attachments</w:t>
+              <w:t>sgi_document_attachments</w:t>
             </w:r>
           </w:p>
         </w:tc>
@@ -6438,7 +6453,7 @@
                 <w:rFonts w:ascii="Arial" w:hAnsi="Arial" w:eastAsia="Arial" w:cs="Tahoma"/>
                 <w:sz w:val="18"/>
               </w:rPr>
-              <w:t>interface_transactions</w:t>
+              <w:t>sgi_interface_transactions</w:t>
             </w:r>
           </w:p>
         </w:tc>
@@ -6639,7 +6654,7 @@
                 <w:rFonts w:ascii="Arial" w:hAnsi="Arial" w:eastAsia="Arial" w:cs="Tahoma"/>
                 <w:sz w:val="18"/>
               </w:rPr>
-              <w:t>docNo sequence lock (document_running_numbers) + compensation_documents + initializeWorkflow/addPreApprover ของ @srm/glb-workflow</w:t>
+              <w:t>docNo sequence lock (sgi_document_running_numbers) + sgi_compensation_documents + initializeWorkflow/addPreApprover ของ @srm/glb-workflow</w:t>
             </w:r>
           </w:p>
         </w:tc>
@@ -6719,7 +6734,7 @@
                 <w:rFonts w:ascii="Arial" w:hAnsi="Arial" w:eastAsia="Arial" w:cs="Tahoma"/>
                 <w:sz w:val="18"/>
               </w:rPr>
-              <w:t>ตรวจ current_approver จาก workflow_transaction + insert consideration_logs + eventWorkflow (เดิน state) + update compensation_documents</w:t>
+              <w:t>ตรวจ current_approver จาก workflow_transaction + insert sgi_consideration_logs + eventWorkflow (เดิน state) + update sgi_compensation_documents</w:t>
             </w:r>
           </w:p>
         </w:tc>
@@ -6799,7 +6814,7 @@
                 <w:rFonts w:ascii="Arial" w:hAnsi="Arial" w:eastAsia="Arial" w:cs="Tahoma"/>
                 <w:sz w:val="18"/>
               </w:rPr>
-              <w:t>06 เห็นควรไม่ชดเชย -&gt; ปิดเอกสารและตั้งงานเดือนถัดไปให้เจ้าของงานคนเดิม ผ่าน addPreApprover · 06 หยุดชดเชยฯ -&gt; เอกสารกลับเข้า GET /sbpgi/document/tasks ของ 06 ทันที (stoppedReopenable)</w:t>
+              <w:t>06 เห็นควรไม่ชดเชย -&gt; ปิดเอกสารและตั้งงานเดือนถัดไปให้เจ้าของงานคนเดิม ผ่าน addPreApprover · 06 หยุดชดเชยฯ -&gt; เอกสารกลับเข้า GET /sgi/document/tasks ของ 06 ทันที (stoppedReopenable)</w:t>
             </w:r>
           </w:p>
         </w:tc>
@@ -6824,7 +6839,7 @@
                 <w:rFonts w:ascii="Arial" w:hAnsi="Arial" w:eastAsia="Arial" w:cs="Tahoma"/>
                 <w:sz w:val="18"/>
               </w:rPr>
-              <w:t>เดือนที่กดเห็นควรไม่ชดเชย ต้องไม่พบเอกสารใน GET /sbpgi/document/tasks ของ 06 · เดือนถัดไปต้องพบพร้อม assignee คนเดิม</w:t>
+              <w:t>เดือนที่กดเห็นควรไม่ชดเชย ต้องไม่พบเอกสารใน GET /sgi/document/tasks ของ 06 · เดือนถัดไปต้องพบพร้อม assignee คนเดิม</w:t>
             </w:r>
           </w:p>
         </w:tc>
@@ -7272,7 +7287,7 @@
                 <w:rFonts w:ascii="Arial" w:hAnsi="Arial" w:eastAsia="Arial" w:cs="Tahoma"/>
                 <w:sz w:val="18"/>
               </w:rPr>
-              <w:t>5 ขั้น 06, 08, 01, 02, 03 + state จบ flow · 6 สถานะเอกสาร (5 waiting + เสร็จสิ้น) — ลงทะเบียนที่ engine ไม่ใช่ตารางของ SBPGI</w:t>
+              <w:t>5 ขั้น 06, 08, 01, 02, 03 + state จบ flow · 6 สถานะเอกสาร (5 waiting + เสร็จสิ้น) — ลงทะเบียนที่ engine ไม่ใช่ตารางของ SGI</w:t>
             </w:r>
           </w:p>
         </w:tc>
@@ -7357,7 +7372,7 @@
                 <w:rFonts w:ascii="Arial" w:hAnsi="Arial" w:eastAsia="Arial" w:cs="Tahoma"/>
                 <w:sz w:val="18"/>
               </w:rPr>
-              <w:t>competitors</w:t>
+              <w:t>sgi_competitors</w:t>
             </w:r>
           </w:p>
         </w:tc>
@@ -7412,7 +7427,7 @@
                 <w:rFonts w:ascii="Arial" w:hAnsi="Arial" w:eastAsia="Arial" w:cs="Tahoma"/>
                 <w:sz w:val="18"/>
               </w:rPr>
-              <w:t>external_factors</w:t>
+              <w:t>sgi_external_factors</w:t>
             </w:r>
           </w:p>
         </w:tc>
@@ -7547,7 +7562,7 @@
                 <w:rFonts w:ascii="Arial" w:hAnsi="Arial" w:eastAsia="Arial" w:cs="Tahoma"/>
                 <w:sz w:val="18"/>
               </w:rPr>
-              <w:t>SBPGI_APPROVE_LIMIT: THRESHOLD=100000 (เกณฑ์เดียว · มติ 2026-08-18), impact radius 1/2 km, sales data threshold=60, growth rate threshold=-10</w:t>
+              <w:t>SGI_APPROVE_LIMIT: THRESHOLD=100000 (เกณฑ์เดียว · มติ 2026-08-18), impact radius 1/2 km, sales data threshold=60, growth rate threshold=-10</w:t>
             </w:r>
           </w:p>
         </w:tc>
@@ -7840,7 +7855,7 @@
                 <w:rFonts w:ascii="Arial" w:hAnsi="Arial" w:eastAsia="Arial" w:cs="Tahoma"/>
                 <w:sz w:val="18"/>
               </w:rPr>
-              <w:t>no active 04/05 accounting sections/statuses; ไม่มีตาราง workflow ของ SBPGI — ตรวจว่า state/route ถูกลงทะเบียนที่ engine ครบ</w:t>
+              <w:t>no active 04/05 accounting sections/statuses; ไม่มีตาราง workflow ของ SGI — ตรวจว่า state/route ถูกลงทะเบียนที่ engine ครบ</w:t>
             </w:r>
           </w:p>
         </w:tc>
@@ -8243,7 +8258,7 @@
                 <w:rFonts w:ascii="Arial" w:hAnsi="Arial" w:eastAsia="Arial" w:cs="Tahoma"/>
                 <w:sz w:val="18"/>
               </w:rPr>
-              <w:t>workflow_transaction / workflow_approver (@srm/glb-workflow)(R), compensation_documents(R), impacted_stores(R), fgi_impact_sales_summaries(R)</w:t>
+              <w:t>workflow_transaction / workflow_approver (@srm/glb-workflow)(R), sgi_compensation_documents(R), sgi_impacted_stores(R), sgi_fgi_impact_sales_summaries(R)</w:t>
             </w:r>
           </w:p>
         </w:tc>
@@ -8298,7 +8313,7 @@
                 <w:rFonts w:ascii="Arial" w:hAnsi="Arial" w:eastAsia="Arial" w:cs="Tahoma"/>
                 <w:sz w:val="18"/>
               </w:rPr>
-              <w:t>compensation_documents(R/W), workflow_transaction / workflow_approver (@srm/glb-workflow)(W), document_new_stores(R/W), document_competitors(R/W)</w:t>
+              <w:t>sgi_compensation_documents(R/W), workflow_transaction / workflow_approver (@srm/glb-workflow)(W (ผ่าน lib)), sgi_document_new_stores(R/W), sgi_document_competitors(R/W)</w:t>
             </w:r>
           </w:p>
         </w:tc>
@@ -8353,7 +8368,7 @@
                 <w:rFonts w:ascii="Arial" w:hAnsi="Arial" w:eastAsia="Arial" w:cs="Tahoma"/>
                 <w:sz w:val="18"/>
               </w:rPr>
-              <w:t>compensation_documents(R), impacted_stores(R), document_new_stores(R), document_competitors(R)</w:t>
+              <w:t>sgi_compensation_documents(R), sgi_impacted_stores(R), sgi_document_new_stores(R), sgi_document_competitors(R)</w:t>
             </w:r>
           </w:p>
         </w:tc>
@@ -8408,7 +8423,7 @@
                 <w:rFonts w:ascii="Arial" w:hAnsi="Arial" w:eastAsia="Arial" w:cs="Tahoma"/>
                 <w:sz w:val="18"/>
               </w:rPr>
-              <w:t>workflow_transaction / workflow_history / workflow_approver (@srm/glb-workflow)(R (เขียนผ่าน lib)), compensation_documents(W), consideration_logs(W), workflow_transaction (@srm/glb-workflow)(R (เขียนผ่าน lib))</w:t>
+              <w:t>workflow_transaction / workflow_history / workflow_approver (@srm/glb-workflow)(R (เขียนผ่าน lib)), sgi_compensation_documents(W), sgi_consideration_logs(W), workflow_transaction (@srm/glb-workflow)(R (เขียนผ่าน lib))</w:t>
             </w:r>
           </w:p>
         </w:tc>
@@ -8463,7 +8478,7 @@
                 <w:rFonts w:ascii="Arial" w:hAnsi="Arial" w:eastAsia="Arial" w:cs="Tahoma"/>
                 <w:sz w:val="18"/>
               </w:rPr>
-              <w:t>fgi_impact_processes / fgi_impact_stores(R/W), compensation_documents(R/W), workflow_transaction (@srm/glb-workflow)(W (โดย lib)), workflow_approver (@srm/glb-workflow)(W)</w:t>
+              <w:t>sgi_fgi_impact_processes / sgi_fgi_impact_stores(R/W), sgi_compensation_documents(R/W), workflow_transaction (@srm/glb-workflow)(W (โดย lib)), workflow_approver (@srm/glb-workflow)(W (ผ่าน lib))</w:t>
             </w:r>
           </w:p>
         </w:tc>
@@ -8518,7 +8533,7 @@
                 <w:rFonts w:ascii="Arial" w:hAnsi="Arial" w:eastAsia="Arial" w:cs="Tahoma"/>
                 <w:sz w:val="18"/>
               </w:rPr>
-              <w:t>document_attachments(R/W), compensation_documents(R), fgi_impact_sales_summaries(R), sales_transactions(R)</w:t>
+              <w:t>sgi_document_attachments(R/W), sgi_compensation_documents(R), sgi_fgi_impact_sales_summaries(R), sgi_sales_transactions(R)</w:t>
             </w:r>
           </w:p>
         </w:tc>
@@ -8573,7 +8588,7 @@
                 <w:rFonts w:ascii="Arial" w:hAnsi="Arial" w:eastAsia="Arial" w:cs="Tahoma"/>
                 <w:sz w:val="18"/>
               </w:rPr>
-              <w:t>impacted_stores (SBPGI) / store · mas_store · sevenshop (SBP เดิม)(R), workflow_status / workflow_state (@srm/glb-workflow · sps_store)(R), business_user (SBP เดิม)(R), auth-backend groups / menus / permissions (ระบบเดิม)(R)</w:t>
+              <w:t>sgi_impacted_stores (SGI) / store · mas_store · sevenshop (SBP เดิม)(R), workflow_status / workflow_state (@srm/glb-workflow · sps_store)(R), business_user (SBP เดิม)(R), auth-backend groups / menus / permissions (ระบบเดิม)(R)</w:t>
             </w:r>
           </w:p>
         </w:tc>
@@ -8628,7 +8643,7 @@
                 <w:rFonts w:ascii="Arial" w:hAnsi="Arial" w:eastAsia="Arial" w:cs="Tahoma"/>
                 <w:sz w:val="18"/>
               </w:rPr>
-              <w:t>compensation_documents(R), compensation_histories(R), consideration_logs(R), auth-backend group + scope (business_user_group) / prepared approver ของ @srm/glb-workflow(R)</w:t>
+              <w:t>sgi_compensation_documents(R), sgi_compensation_histories(R), sgi_consideration_logs(R), auth-backend group + scope (business_user_group) / prepared approver ของ @srm/glb-workflow(R)</w:t>
             </w:r>
           </w:p>
         </w:tc>
@@ -8683,7 +8698,7 @@
                 <w:rFonts w:ascii="Arial" w:hAnsi="Arial" w:eastAsia="Arial" w:cs="Tahoma"/>
                 <w:sz w:val="18"/>
               </w:rPr>
-              <w:t>(backend config: config file/env)(R), (application log แบบ structured)(W), interface_transactions(R/W), email_template (SBP)(R)</w:t>
+              <w:t>(backend config: config file/env)(R), (application log แบบ structured)(W), sgi_interface_transactions(R/W), email_template (SBP)(R)</w:t>
             </w:r>
           </w:p>
         </w:tc>
@@ -8793,7 +8808,7 @@
                 <w:rFonts w:ascii="Arial" w:hAnsi="Arial" w:eastAsia="Arial" w:cs="Tahoma"/>
                 <w:sz w:val="18"/>
               </w:rPr>
-              <w:t>ORA FCS_FRN (FGI_IMPACT_* · FCS_QSSI_SCORE · FGI_CONFIRM_RECEIVE_DATA)(R), MSSQL CPA_FRN_FGI (CompensateFlow · CompensateHistory · ImpactProfile · ImpactCostDetail · RunningNumber)(R), 20 target tables (โซน A/B/C)(W), workflow_transaction / workflow_approver / workflow_history (sps_store)(W)</w:t>
+              <w:t>ORA FCS_FRN (FGI_IMPACT_* · FCS_QSSI_SCORE · FGI_CONFIRM_RECEIVE_DATA)(R), MSSQL CPA_FRN_FGI (CompensateFlow · CompensateHistory · ImpactProfile · ImpactCostDetail · RunningNumber)(R), 20 target tables (โซน A/B/C)(W), workflow_transaction / workflow_approver / workflow_history (sps_store)(W (ผ่าน lib))</w:t>
             </w:r>
           </w:p>
         </w:tc>
@@ -8958,7 +8973,7 @@
                 <w:rFonts w:ascii="Arial" w:hAnsi="Arial" w:eastAsia="Arial" w:cs="Tahoma"/>
                 <w:sz w:val="18"/>
               </w:rPr>
-              <w:t>fgi_impact_stores(W)</w:t>
+              <w:t>sgi_fgi_impact_stores(W)</w:t>
             </w:r>
           </w:p>
         </w:tc>
@@ -9013,7 +9028,7 @@
                 <w:rFonts w:ascii="Arial" w:hAnsi="Arial" w:eastAsia="Arial" w:cs="Tahoma"/>
                 <w:sz w:val="18"/>
               </w:rPr>
-              <w:t>fgi_impact_competitors(W)</w:t>
+              <w:t>sgi_fgi_impact_competitors(W)</w:t>
             </w:r>
           </w:p>
         </w:tc>
@@ -9068,7 +9083,7 @@
                 <w:rFonts w:ascii="Arial" w:hAnsi="Arial" w:eastAsia="Arial" w:cs="Tahoma"/>
                 <w:sz w:val="18"/>
               </w:rPr>
-              <w:t>fgi_impact_stores(R/W), fgi_impact_sales_summaries(R/W), interface_transactions(W), (application log แบบ structured)(W)</w:t>
+              <w:t>sgi_fgi_impact_stores(R/W), sgi_fgi_impact_sales_summaries(R/W), sgi_interface_transactions(W), (application log แบบ structured)(W)</w:t>
             </w:r>
           </w:p>
         </w:tc>
@@ -9123,7 +9138,7 @@
                 <w:rFonts w:ascii="Arial" w:hAnsi="Arial" w:eastAsia="Arial" w:cs="Tahoma"/>
                 <w:sz w:val="18"/>
               </w:rPr>
-              <w:t>sales_transactions(W), fgi_impact_sales_summaries(R/W), interface_transactions(W)</w:t>
+              <w:t>sgi_sales_transactions(W), sgi_fgi_impact_sales_summaries(R/W), sgi_interface_transactions(W)</w:t>
             </w:r>
           </w:p>
         </w:tc>
@@ -9178,7 +9193,7 @@
                 <w:rFonts w:ascii="Arial" w:hAnsi="Arial" w:eastAsia="Arial" w:cs="Tahoma"/>
                 <w:sz w:val="18"/>
               </w:rPr>
-              <w:t>fgi_impact_processes(R/W), fgi_impact_stores(R/W), fcs_qssi_score(R), interface_transactions(W)</w:t>
+              <w:t>sgi_fgi_impact_processes(R/W), sgi_fgi_impact_stores(R/W), fcs_qssi_score(R), sgi_interface_transactions(W)</w:t>
             </w:r>
           </w:p>
         </w:tc>
@@ -9233,7 +9248,7 @@
                 <w:rFonts w:ascii="Arial" w:hAnsi="Arial" w:eastAsia="Arial" w:cs="Tahoma"/>
                 <w:sz w:val="18"/>
               </w:rPr>
-              <w:t>fgi_impact_competitors(R), compensation_documents(R), document_competitors(W), interface_transactions(W)</w:t>
+              <w:t>sgi_fgi_impact_competitors(R), sgi_compensation_documents(R), sgi_document_competitors(W), sgi_interface_transactions(W)</w:t>
             </w:r>
           </w:p>
         </w:tc>
@@ -9288,7 +9303,7 @@
                 <w:rFonts w:ascii="Arial" w:hAnsi="Arial" w:eastAsia="Arial" w:cs="Tahoma"/>
                 <w:sz w:val="18"/>
               </w:rPr>
-              <w:t>document_running_numbers(R/W), fgi_impact_stores(R/W), fgi_impact_processes(R), compensation_documents(W)</w:t>
+              <w:t>sgi_document_running_numbers(R/W), sgi_fgi_impact_stores(R/W), sgi_fgi_impact_processes(R), sgi_compensation_documents(W)</w:t>
             </w:r>
           </w:p>
         </w:tc>
@@ -9343,7 +9358,7 @@
                 <w:rFonts w:ascii="Arial" w:hAnsi="Arial" w:eastAsia="Arial" w:cs="Tahoma"/>
                 <w:sz w:val="18"/>
               </w:rPr>
-              <w:t>fgi_impact_processes(R), fgi_impact_compensations(R), impacted_stores(R), fgi_impact_stores(R/W)</w:t>
+              <w:t>sgi_fgi_impact_processes(R), sgi_fgi_impact_compensations(R), sgi_impacted_stores(R), sgi_fgi_impact_stores(R/W)</w:t>
             </w:r>
           </w:p>
         </w:tc>
@@ -9398,7 +9413,7 @@
                 <w:rFonts w:ascii="Arial" w:hAnsi="Arial" w:eastAsia="Arial" w:cs="Tahoma"/>
                 <w:sz w:val="18"/>
               </w:rPr>
-              <w:t>fgi_impact_compensations(R), fgi_impact_stores(R), compensation_documents(R), document_new_stores(W)</w:t>
+              <w:t>sgi_fgi_impact_compensations(R), sgi_fgi_impact_stores(R), sgi_compensation_documents(R), sgi_document_new_stores(W)</w:t>
             </w:r>
           </w:p>
         </w:tc>
@@ -9453,7 +9468,7 @@
                 <w:rFonts w:ascii="Arial" w:hAnsi="Arial" w:eastAsia="Arial" w:cs="Tahoma"/>
                 <w:sz w:val="18"/>
               </w:rPr>
-              <w:t>interface_transactions(R), email_template (ระบบ SBP เดิม)(R), email_sent (ระบบ SBP เดิม)(W (โดย @gosoft-sbp/email-lib)), (backend config)(R)</w:t>
+              <w:t>sgi_interface_transactions(R), email_template (ระบบ SBP เดิม)(R), email_sent (ระบบ SBP เดิม)(W (โดย @gosoft-sbp/email-lib)), (backend config)(R)</w:t>
             </w:r>
           </w:p>
         </w:tc>
